--- a/documents/Assignment 2.docx
+++ b/documents/Assignment 2.docx
@@ -284,29 +284,7 @@
               <w:sz w:val="28"/>
               <w:szCs w:val="28"/>
             </w:rPr>
-            <w:t xml:space="preserve">Lecturer: Dr </w:t>
-          </w:r>
-          <w:proofErr w:type="spellStart"/>
-          <w:r>
-            <w:rPr>
-              <w:rFonts w:ascii="Times New Roman" w:hAnsi="Times New Roman"/>
-              <w:b/>
-              <w:bCs/>
-              <w:sz w:val="28"/>
-              <w:szCs w:val="28"/>
-            </w:rPr>
-            <w:t>Thuseethan</w:t>
-          </w:r>
-          <w:proofErr w:type="spellEnd"/>
-          <w:r>
-            <w:rPr>
-              <w:rFonts w:ascii="Times New Roman" w:hAnsi="Times New Roman"/>
-              <w:b/>
-              <w:bCs/>
-              <w:sz w:val="28"/>
-              <w:szCs w:val="28"/>
-            </w:rPr>
-            <w:t xml:space="preserve"> Selvarajah</w:t>
+            <w:t>Lecturer: Dr Thuseethan Selvarajah</w:t>
           </w:r>
         </w:p>
         <w:p>
@@ -10541,29 +10519,7 @@
                 <w:szCs w:val="24"/>
                 <w:lang w:val="en-AU"/>
               </w:rPr>
-              <w:t xml:space="preserve">Cleans, merges and </w:t>
-            </w:r>
-            <w:proofErr w:type="gramStart"/>
-            <w:r>
-              <w:rPr>
-                <w:rFonts w:ascii="Times New Roman" w:eastAsia="Times New Roman" w:hAnsi="Times New Roman"/>
-                <w:color w:val="000000" w:themeColor="text1"/>
-                <w:sz w:val="24"/>
-                <w:szCs w:val="24"/>
-                <w:lang w:val="en-AU"/>
-              </w:rPr>
-              <w:t>engineers</w:t>
-            </w:r>
-            <w:proofErr w:type="gramEnd"/>
-            <w:r>
-              <w:rPr>
-                <w:rFonts w:ascii="Times New Roman" w:eastAsia="Times New Roman" w:hAnsi="Times New Roman"/>
-                <w:color w:val="000000" w:themeColor="text1"/>
-                <w:sz w:val="24"/>
-                <w:szCs w:val="24"/>
-                <w:lang w:val="en-AU"/>
-              </w:rPr>
-              <w:t xml:space="preserve"> features (lagged indicators, cyclical month encoding, per-capita normalisation) across the three sources.</w:t>
+              <w:t>Cleans, merges and engineers features (lagged indicators, cyclical month encoding, per-capita normalisation) across the three sources.</w:t>
             </w:r>
           </w:p>
         </w:tc>
@@ -10797,29 +10753,7 @@
                 <w:szCs w:val="24"/>
                 <w:lang w:val="en-AU"/>
               </w:rPr>
-              <w:t>Python (</w:t>
-            </w:r>
-            <w:proofErr w:type="spellStart"/>
-            <w:r>
-              <w:rPr>
-                <w:rFonts w:ascii="Times New Roman" w:eastAsia="Times New Roman" w:hAnsi="Times New Roman" w:cs="Times New Roman"/>
-                <w:color w:val="000000" w:themeColor="text1"/>
-                <w:sz w:val="24"/>
-                <w:szCs w:val="24"/>
-                <w:lang w:val="en-AU"/>
-              </w:rPr>
-              <w:t>Streamlit</w:t>
-            </w:r>
-            <w:proofErr w:type="spellEnd"/>
-            <w:r>
-              <w:rPr>
-                <w:rFonts w:ascii="Times New Roman" w:eastAsia="Times New Roman" w:hAnsi="Times New Roman" w:cs="Times New Roman"/>
-                <w:color w:val="000000" w:themeColor="text1"/>
-                <w:sz w:val="24"/>
-                <w:szCs w:val="24"/>
-                <w:lang w:val="en-AU"/>
-              </w:rPr>
-              <w:t>)</w:t>
+              <w:t>Python (Streamlit)</w:t>
             </w:r>
           </w:p>
         </w:tc>
@@ -10949,7 +10883,6 @@
                 <w:lang w:val="en-AU"/>
               </w:rPr>
             </w:pPr>
-            <w:proofErr w:type="spellStart"/>
             <w:r>
               <w:rPr>
                 <w:rFonts w:ascii="Times New Roman" w:eastAsia="Times New Roman" w:hAnsi="Times New Roman" w:cs="Times New Roman"/>
@@ -10958,18 +10891,7 @@
                 <w:szCs w:val="24"/>
                 <w:lang w:val="en-AU"/>
               </w:rPr>
-              <w:t>Streamlit</w:t>
-            </w:r>
-            <w:proofErr w:type="spellEnd"/>
-            <w:r>
-              <w:rPr>
-                <w:rFonts w:ascii="Times New Roman" w:eastAsia="Times New Roman" w:hAnsi="Times New Roman" w:cs="Times New Roman"/>
-                <w:color w:val="000000" w:themeColor="text1"/>
-                <w:sz w:val="24"/>
-                <w:szCs w:val="24"/>
-                <w:lang w:val="en-AU"/>
-              </w:rPr>
-              <w:t xml:space="preserve"> Community Cloud (via GitHub)</w:t>
+              <w:t>Streamlit Community Cloud (via GitHub)</w:t>
             </w:r>
           </w:p>
         </w:tc>
@@ -11323,7 +11245,6 @@
         </w:rPr>
         <w:t xml:space="preserve">Although the architecture conceptually mirrors AWS's managed data pipeline pattern (S3 </w:t>
       </w:r>
-      <w:proofErr w:type="gramStart"/>
       <w:r>
         <w:rPr>
           <w:rFonts w:ascii="Wingdings" w:eastAsia="Wingdings" w:hAnsi="Wingdings" w:cs="Wingdings"/>
@@ -11338,34 +11259,7 @@
           <w:sz w:val="24"/>
           <w:szCs w:val="24"/>
         </w:rPr>
-        <w:t xml:space="preserve">  Glue</w:t>
-      </w:r>
-      <w:proofErr w:type="gramEnd"/>
-      <w:r>
-        <w:rPr>
-          <w:rFonts w:ascii="Times New Roman" w:eastAsia="Times New Roman" w:hAnsi="Times New Roman"/>
-          <w:sz w:val="24"/>
-          <w:szCs w:val="24"/>
-        </w:rPr>
-        <w:t xml:space="preserve"> Data </w:t>
-      </w:r>
-      <w:proofErr w:type="spellStart"/>
-      <w:r>
-        <w:rPr>
-          <w:rFonts w:ascii="Times New Roman" w:eastAsia="Times New Roman" w:hAnsi="Times New Roman"/>
-          <w:sz w:val="24"/>
-          <w:szCs w:val="24"/>
-        </w:rPr>
-        <w:t>Catalog</w:t>
-      </w:r>
-      <w:proofErr w:type="spellEnd"/>
-      <w:r>
-        <w:rPr>
-          <w:rFonts w:ascii="Times New Roman" w:eastAsia="Times New Roman" w:hAnsi="Times New Roman"/>
-          <w:sz w:val="24"/>
-          <w:szCs w:val="24"/>
-        </w:rPr>
-        <w:t xml:space="preserve"> </w:t>
+        <w:t xml:space="preserve">  Glue Data Catalog </w:t>
       </w:r>
       <w:r>
         <w:rPr>
@@ -11413,43 +11307,7 @@
           <w:sz w:val="24"/>
           <w:szCs w:val="24"/>
         </w:rPr>
-        <w:t xml:space="preserve"> </w:t>
-      </w:r>
-      <w:proofErr w:type="spellStart"/>
-      <w:r>
-        <w:rPr>
-          <w:rFonts w:ascii="Times New Roman" w:eastAsia="Times New Roman" w:hAnsi="Times New Roman"/>
-          <w:sz w:val="24"/>
-          <w:szCs w:val="24"/>
-        </w:rPr>
-        <w:t>QuickSight</w:t>
-      </w:r>
-      <w:proofErr w:type="spellEnd"/>
-      <w:r>
-        <w:rPr>
-          <w:rFonts w:ascii="Times New Roman" w:eastAsia="Times New Roman" w:hAnsi="Times New Roman"/>
-          <w:sz w:val="24"/>
-          <w:szCs w:val="24"/>
-        </w:rPr>
-        <w:t>, with SageMaker Model Monitor for post-deployment monitoring and SageMaker’s built-in incremental training capability for scheduled retraining), the group project implements each stage using open-source, non-AWS tools, consistent with the module's guidance to rely on open-</w:t>
-      </w:r>
-      <w:proofErr w:type="gramStart"/>
-      <w:r>
-        <w:rPr>
-          <w:rFonts w:ascii="Times New Roman" w:eastAsia="Times New Roman" w:hAnsi="Times New Roman"/>
-          <w:sz w:val="24"/>
-          <w:szCs w:val="24"/>
-        </w:rPr>
-        <w:t>source  tools</w:t>
-      </w:r>
-      <w:proofErr w:type="gramEnd"/>
-      <w:r>
-        <w:rPr>
-          <w:rFonts w:ascii="Times New Roman" w:eastAsia="Times New Roman" w:hAnsi="Times New Roman"/>
-          <w:sz w:val="24"/>
-          <w:szCs w:val="24"/>
-        </w:rPr>
-        <w:t xml:space="preserve"> for the group deliverable.</w:t>
+        <w:t xml:space="preserve"> QuickSight, with SageMaker Model Monitor for post-deployment monitoring and SageMaker’s built-in incremental training capability for scheduled retraining), the group project implements each stage using open-source, non-AWS tools, consistent with the module's guidance to rely on open-source  tools for the group deliverable.</w:t>
       </w:r>
     </w:p>
     <w:p>
@@ -11478,25 +11336,7 @@
           <w:sz w:val="24"/>
           <w:szCs w:val="24"/>
         </w:rPr>
-        <w:t xml:space="preserve"> The current implementation uses open-source tools (pandas, scikit-learn, and </w:t>
-      </w:r>
-      <w:proofErr w:type="spellStart"/>
-      <w:r>
-        <w:rPr>
-          <w:rFonts w:ascii="Times New Roman" w:eastAsia="Times New Roman" w:hAnsi="Times New Roman"/>
-          <w:sz w:val="24"/>
-          <w:szCs w:val="24"/>
-        </w:rPr>
-        <w:t>Streamlit</w:t>
-      </w:r>
-      <w:proofErr w:type="spellEnd"/>
-      <w:r>
-        <w:rPr>
-          <w:rFonts w:ascii="Times New Roman" w:eastAsia="Times New Roman" w:hAnsi="Times New Roman"/>
-          <w:sz w:val="24"/>
-          <w:szCs w:val="24"/>
-        </w:rPr>
-        <w:t xml:space="preserve"> with GitHub providing version-controlled storage) to deliver a working proof of concept within the semester timeframe. Should PFES adopt the system operationally, the architecture is designed to migrate directly onto AWS-equivalent managed services with minimal redesign:</w:t>
+        <w:t xml:space="preserve"> The current implementation uses open-source tools (pandas, scikit-learn, and Streamlit with GitHub providing version-controlled storage) to deliver a working proof of concept within the semester timeframe. Should PFES adopt the system operationally, the architecture is designed to migrate directly onto AWS-equivalent managed services with minimal redesign:</w:t>
       </w:r>
       <w:r>
         <w:rPr>
@@ -11514,43 +11354,7 @@
           <w:sz w:val="24"/>
           <w:szCs w:val="24"/>
         </w:rPr>
-        <w:t xml:space="preserve">the GitHub-based data store to Amazon S3, pandas-based data processing to AWS Glue ETL, the Analytics/ML stage to Amazon SageMaker for managed training and scheduled deployment, the </w:t>
-      </w:r>
-      <w:proofErr w:type="spellStart"/>
-      <w:r>
-        <w:rPr>
-          <w:rFonts w:ascii="Times New Roman" w:eastAsia="Times New Roman" w:hAnsi="Times New Roman"/>
-          <w:sz w:val="24"/>
-          <w:szCs w:val="24"/>
-        </w:rPr>
-        <w:t>Streamlit</w:t>
-      </w:r>
-      <w:proofErr w:type="spellEnd"/>
-      <w:r>
-        <w:rPr>
-          <w:rFonts w:ascii="Times New Roman" w:eastAsia="Times New Roman" w:hAnsi="Times New Roman"/>
-          <w:sz w:val="24"/>
-          <w:szCs w:val="24"/>
-        </w:rPr>
-        <w:t xml:space="preserve"> dashboard to Amazon </w:t>
-      </w:r>
-      <w:proofErr w:type="spellStart"/>
-      <w:r>
-        <w:rPr>
-          <w:rFonts w:ascii="Times New Roman" w:eastAsia="Times New Roman" w:hAnsi="Times New Roman"/>
-          <w:sz w:val="24"/>
-          <w:szCs w:val="24"/>
-        </w:rPr>
-        <w:t>QuickSight</w:t>
-      </w:r>
-      <w:proofErr w:type="spellEnd"/>
-      <w:r>
-        <w:rPr>
-          <w:rFonts w:ascii="Times New Roman" w:eastAsia="Times New Roman" w:hAnsi="Times New Roman"/>
-          <w:sz w:val="24"/>
-          <w:szCs w:val="24"/>
-        </w:rPr>
-        <w:t>, the Monitor stage to Amazon SageMaker Model Monitor, and the Incremental learning stage to SageMaker's built-in incremental (continuous) training capability. Future enhancements under consideration include real-time or near-real-time data ingestion (replacing manual/batch downloads) and integration with additional predictors such as weather or event-calendar data to improve forecast accuracy.</w:t>
+        <w:t>the GitHub-based data store to Amazon S3, pandas-based data processing to AWS Glue ETL, the Analytics/ML stage to Amazon SageMaker for managed training and scheduled deployment, the Streamlit dashboard to Amazon QuickSight, the Monitor stage to Amazon SageMaker Model Monitor, and the Incremental learning stage to SageMaker's built-in incremental (continuous) training capability. Future enhancements under consideration include real-time or near-real-time data ingestion (replacing manual/batch downloads) and integration with additional predictors such as weather or event-calendar data to improve forecast accuracy.</w:t>
       </w:r>
     </w:p>
     <w:p>
@@ -11939,27 +11743,7 @@
                 <w:szCs w:val="24"/>
                 <w:lang w:val="en-AU"/>
               </w:rPr>
-              <w:t xml:space="preserve">GitHub repository with README; </w:t>
-            </w:r>
-            <w:proofErr w:type="spellStart"/>
-            <w:r>
-              <w:rPr>
-                <w:rFonts w:ascii="Times New Roman" w:eastAsia="Times New Roman" w:hAnsi="Times New Roman" w:cs="Times New Roman"/>
-                <w:sz w:val="24"/>
-                <w:szCs w:val="24"/>
-                <w:lang w:val="en-AU"/>
-              </w:rPr>
-              <w:t>Streamlit</w:t>
-            </w:r>
-            <w:proofErr w:type="spellEnd"/>
-            <w:r>
-              <w:rPr>
-                <w:rFonts w:ascii="Times New Roman" w:eastAsia="Times New Roman" w:hAnsi="Times New Roman" w:cs="Times New Roman"/>
-                <w:sz w:val="24"/>
-                <w:szCs w:val="24"/>
-                <w:lang w:val="en-AU"/>
-              </w:rPr>
-              <w:t xml:space="preserve"> account set up; draft problem statement</w:t>
+              <w:t>GitHub repository with README; Streamlit account set up; draft problem statement</w:t>
             </w:r>
           </w:p>
         </w:tc>
@@ -13137,47 +12921,7 @@
                 <w:szCs w:val="24"/>
                 <w:lang w:val="en-AU"/>
               </w:rPr>
-              <w:t xml:space="preserve">Incorporate feedback; finalise </w:t>
-            </w:r>
-            <w:proofErr w:type="gramStart"/>
-            <w:r>
-              <w:rPr>
-                <w:rFonts w:ascii="Times New Roman" w:eastAsia="Times New Roman" w:hAnsi="Times New Roman" w:cs="Times New Roman"/>
-                <w:sz w:val="24"/>
-                <w:szCs w:val="24"/>
-                <w:lang w:val="en-AU"/>
-              </w:rPr>
-              <w:t>dashboard;  deploy</w:t>
-            </w:r>
-            <w:proofErr w:type="gramEnd"/>
-            <w:r>
-              <w:rPr>
-                <w:rFonts w:ascii="Times New Roman" w:eastAsia="Times New Roman" w:hAnsi="Times New Roman" w:cs="Times New Roman"/>
-                <w:sz w:val="24"/>
-                <w:szCs w:val="24"/>
-                <w:lang w:val="en-AU"/>
-              </w:rPr>
-              <w:t xml:space="preserve"> to </w:t>
-            </w:r>
-            <w:proofErr w:type="spellStart"/>
-            <w:r>
-              <w:rPr>
-                <w:rFonts w:ascii="Times New Roman" w:eastAsia="Times New Roman" w:hAnsi="Times New Roman" w:cs="Times New Roman"/>
-                <w:sz w:val="24"/>
-                <w:szCs w:val="24"/>
-                <w:lang w:val="en-AU"/>
-              </w:rPr>
-              <w:t>Streamlit</w:t>
-            </w:r>
-            <w:proofErr w:type="spellEnd"/>
-            <w:r>
-              <w:rPr>
-                <w:rFonts w:ascii="Times New Roman" w:eastAsia="Times New Roman" w:hAnsi="Times New Roman" w:cs="Times New Roman"/>
-                <w:sz w:val="24"/>
-                <w:szCs w:val="24"/>
-                <w:lang w:val="en-AU"/>
-              </w:rPr>
-              <w:t xml:space="preserve"> Community Cloud; implement monitoring and retraining logic</w:t>
+              <w:t>Incorporate feedback; finalise dashboard;  deploy to Streamlit Community Cloud; implement monitoring and retraining logic</w:t>
             </w:r>
           </w:p>
         </w:tc>
@@ -13960,27 +13704,7 @@
                 <w:szCs w:val="24"/>
                 <w:lang w:val="en-AU"/>
               </w:rPr>
-              <w:t xml:space="preserve">Cleans, merges and </w:t>
-            </w:r>
-            <w:proofErr w:type="gramStart"/>
-            <w:r>
-              <w:rPr>
-                <w:rFonts w:ascii="Times New Roman" w:eastAsia="Times New Roman" w:hAnsi="Times New Roman" w:cs="Times New Roman"/>
-                <w:sz w:val="24"/>
-                <w:szCs w:val="24"/>
-                <w:lang w:val="en-AU"/>
-              </w:rPr>
-              <w:t>engineers</w:t>
-            </w:r>
-            <w:proofErr w:type="gramEnd"/>
-            <w:r>
-              <w:rPr>
-                <w:rFonts w:ascii="Times New Roman" w:eastAsia="Times New Roman" w:hAnsi="Times New Roman" w:cs="Times New Roman"/>
-                <w:sz w:val="24"/>
-                <w:szCs w:val="24"/>
-                <w:lang w:val="en-AU"/>
-              </w:rPr>
-              <w:t xml:space="preserve"> features across the three data sources; implements post-deployment drift-checking scripts</w:t>
+              <w:t>Cleans, merges and engineers features across the three data sources; implements post-deployment drift-checking scripts</w:t>
             </w:r>
           </w:p>
         </w:tc>
@@ -14129,19 +13853,8 @@
                 <w:szCs w:val="24"/>
                 <w:lang w:val="en-AU"/>
               </w:rPr>
-              <w:t xml:space="preserve">Dashboard &amp; </w:t>
-            </w:r>
-            <w:proofErr w:type="gramStart"/>
-            <w:r>
-              <w:rPr>
-                <w:rFonts w:ascii="Times New Roman" w:eastAsia="Times New Roman" w:hAnsi="Times New Roman" w:cs="Times New Roman"/>
-                <w:sz w:val="24"/>
-                <w:szCs w:val="24"/>
-                <w:lang w:val="en-AU"/>
-              </w:rPr>
-              <w:t>Deploy</w:t>
-            </w:r>
-            <w:proofErr w:type="gramEnd"/>
+              <w:t>Dashboard &amp; Deploy</w:t>
+            </w:r>
           </w:p>
         </w:tc>
         <w:tc>
@@ -14169,47 +13882,7 @@
                 <w:szCs w:val="24"/>
                 <w:lang w:val="en-AU"/>
               </w:rPr>
-              <w:t xml:space="preserve">Builds the </w:t>
-            </w:r>
-            <w:proofErr w:type="spellStart"/>
-            <w:r>
-              <w:rPr>
-                <w:rFonts w:ascii="Times New Roman" w:eastAsia="Times New Roman" w:hAnsi="Times New Roman" w:cs="Times New Roman"/>
-                <w:sz w:val="24"/>
-                <w:szCs w:val="24"/>
-                <w:lang w:val="en-AU"/>
-              </w:rPr>
-              <w:t>Streamlit</w:t>
-            </w:r>
-            <w:proofErr w:type="spellEnd"/>
-            <w:r>
-              <w:rPr>
-                <w:rFonts w:ascii="Times New Roman" w:eastAsia="Times New Roman" w:hAnsi="Times New Roman" w:cs="Times New Roman"/>
-                <w:sz w:val="24"/>
-                <w:szCs w:val="24"/>
-                <w:lang w:val="en-AU"/>
-              </w:rPr>
-              <w:t xml:space="preserve"> dashboard and manages its deployment and redeployment via </w:t>
-            </w:r>
-            <w:proofErr w:type="spellStart"/>
-            <w:r>
-              <w:rPr>
-                <w:rFonts w:ascii="Times New Roman" w:eastAsia="Times New Roman" w:hAnsi="Times New Roman" w:cs="Times New Roman"/>
-                <w:sz w:val="24"/>
-                <w:szCs w:val="24"/>
-                <w:lang w:val="en-AU"/>
-              </w:rPr>
-              <w:t>Streamlit</w:t>
-            </w:r>
-            <w:proofErr w:type="spellEnd"/>
-            <w:r>
-              <w:rPr>
-                <w:rFonts w:ascii="Times New Roman" w:eastAsia="Times New Roman" w:hAnsi="Times New Roman" w:cs="Times New Roman"/>
-                <w:sz w:val="24"/>
-                <w:szCs w:val="24"/>
-                <w:lang w:val="en-AU"/>
-              </w:rPr>
-              <w:t xml:space="preserve"> Community Cloud.</w:t>
+              <w:t>Builds the Streamlit dashboard and manages its deployment and redeployment via Streamlit Community Cloud.</w:t>
             </w:r>
           </w:p>
         </w:tc>
@@ -14286,25 +13959,7 @@
           <w:sz w:val="24"/>
           <w:szCs w:val="24"/>
         </w:rPr>
-        <w:t xml:space="preserve">The first risk is changes in the crime data. The transition from PROMIS to </w:t>
-      </w:r>
-      <w:proofErr w:type="spellStart"/>
-      <w:r>
-        <w:rPr>
-          <w:rFonts w:ascii="Times New Roman" w:eastAsia="Times New Roman" w:hAnsi="Times New Roman"/>
-          <w:sz w:val="24"/>
-          <w:szCs w:val="24"/>
-        </w:rPr>
-        <w:t>SerPro</w:t>
-      </w:r>
-      <w:proofErr w:type="spellEnd"/>
-      <w:r>
-        <w:rPr>
-          <w:rFonts w:ascii="Times New Roman" w:eastAsia="Times New Roman" w:hAnsi="Times New Roman"/>
-          <w:sz w:val="24"/>
-          <w:szCs w:val="24"/>
-        </w:rPr>
-        <w:t xml:space="preserve"> in November 2023 and the ANZSOC classification transition in April 2025 may pose challenges in </w:t>
+        <w:t xml:space="preserve">The first risk is changes in the crime data. The transition from PROMIS to SerPro in November 2023 and the ANZSOC classification transition in April 2025 may pose challenges in </w:t>
       </w:r>
       <w:r>
         <w:rPr>
@@ -14398,25 +14053,7 @@
           <w:sz w:val="24"/>
           <w:szCs w:val="24"/>
         </w:rPr>
-        <w:t xml:space="preserve">And the final risk is misuse or misinterpretation of the forecasts. If predictions are read as statements about </w:t>
-      </w:r>
-      <w:proofErr w:type="gramStart"/>
-      <w:r>
-        <w:rPr>
-          <w:rFonts w:ascii="Times New Roman" w:eastAsia="Times New Roman" w:hAnsi="Times New Roman"/>
-          <w:sz w:val="24"/>
-          <w:szCs w:val="24"/>
-        </w:rPr>
-        <w:t>particular communities</w:t>
-      </w:r>
-      <w:proofErr w:type="gramEnd"/>
-      <w:r>
-        <w:rPr>
-          <w:rFonts w:ascii="Times New Roman" w:eastAsia="Times New Roman" w:hAnsi="Times New Roman"/>
-          <w:sz w:val="24"/>
-          <w:szCs w:val="24"/>
-        </w:rPr>
-        <w:t>, the system could cause harm rather than support safety. Small counts in low-population regions could also make incidents identifiable. Forecasts will therefore be shown only at region and month level, with uncertainty ranges, and small values will be suppressed.</w:t>
+        <w:t>And the final risk is misuse or misinterpretation of the forecasts. If predictions are read as statements about particular communities, the system could cause harm rather than support safety. Small counts in low-population regions could also make incidents identifiable. Forecasts will therefore be shown only at region and month level, with uncertainty ranges, and small values will be suppressed.</w:t>
       </w:r>
     </w:p>
     <w:p>
@@ -15021,43 +14658,7 @@
           <w:sz w:val="24"/>
           <w:szCs w:val="24"/>
         </w:rPr>
-        <w:t xml:space="preserve">Carroll, S. R., Garba, I., Figueroa-Rodríguez, O. L., Holbrook, J., Lovett, R., </w:t>
-      </w:r>
-      <w:proofErr w:type="spellStart"/>
-      <w:r>
-        <w:rPr>
-          <w:rFonts w:ascii="Times New Roman" w:eastAsia="Times New Roman" w:hAnsi="Times New Roman"/>
-          <w:sz w:val="24"/>
-          <w:szCs w:val="24"/>
-        </w:rPr>
-        <w:t>Materechera</w:t>
-      </w:r>
-      <w:proofErr w:type="spellEnd"/>
-      <w:r>
-        <w:rPr>
-          <w:rFonts w:ascii="Times New Roman" w:eastAsia="Times New Roman" w:hAnsi="Times New Roman"/>
-          <w:sz w:val="24"/>
-          <w:szCs w:val="24"/>
-        </w:rPr>
-        <w:t xml:space="preserve">, S., Parsons, M., </w:t>
-      </w:r>
-      <w:proofErr w:type="spellStart"/>
-      <w:r>
-        <w:rPr>
-          <w:rFonts w:ascii="Times New Roman" w:eastAsia="Times New Roman" w:hAnsi="Times New Roman"/>
-          <w:sz w:val="24"/>
-          <w:szCs w:val="24"/>
-        </w:rPr>
-        <w:t>Raseroka</w:t>
-      </w:r>
-      <w:proofErr w:type="spellEnd"/>
-      <w:r>
-        <w:rPr>
-          <w:rFonts w:ascii="Times New Roman" w:eastAsia="Times New Roman" w:hAnsi="Times New Roman"/>
-          <w:sz w:val="24"/>
-          <w:szCs w:val="24"/>
-        </w:rPr>
-        <w:t xml:space="preserve">, K., Rodriguez-Lonebear, D., Rowe, R., Sara, R., Walker, J. D., Anderson, J., &amp; Hudson, M. (2020). The CARE Principles for Indigenous Data Governance. Data Science Journal, 19(1), 1–12. </w:t>
+        <w:t xml:space="preserve">Carroll, S. R., Garba, I., Figueroa-Rodríguez, O. L., Holbrook, J., Lovett, R., Materechera, S., Parsons, M., Raseroka, K., Rodriguez-Lonebear, D., Rowe, R., Sara, R., Walker, J. D., Anderson, J., &amp; Hudson, M. (2020). The CARE Principles for Indigenous Data Governance. Data Science Journal, 19(1), 1–12. </w:t>
       </w:r>
       <w:hyperlink r:id="rId23">
         <w:r>
@@ -15143,57 +14744,15 @@
           <w:sz w:val="24"/>
           <w:szCs w:val="24"/>
         </w:rPr>
-        <w:t xml:space="preserve">NT crime </w:t>
-      </w:r>
-      <w:proofErr w:type="gramStart"/>
-      <w:r>
-        <w:rPr>
-          <w:rFonts w:ascii="Times New Roman" w:eastAsia="Times New Roman" w:hAnsi="Times New Roman"/>
-          <w:i/>
-          <w:iCs/>
-          <w:sz w:val="24"/>
-          <w:szCs w:val="24"/>
-        </w:rPr>
-        <w:t>statistics march</w:t>
-      </w:r>
-      <w:proofErr w:type="gramEnd"/>
-      <w:r>
-        <w:rPr>
-          <w:rFonts w:ascii="Times New Roman" w:eastAsia="Times New Roman" w:hAnsi="Times New Roman"/>
-          <w:i/>
-          <w:iCs/>
-          <w:sz w:val="24"/>
-          <w:szCs w:val="24"/>
-        </w:rPr>
-        <w:t xml:space="preserve"> 2026 - NTG open data portal</w:t>
-      </w:r>
-      <w:r>
-        <w:rPr>
-          <w:rFonts w:ascii="Times New Roman" w:eastAsia="Times New Roman" w:hAnsi="Times New Roman"/>
-          <w:sz w:val="24"/>
-          <w:szCs w:val="24"/>
-        </w:rPr>
-        <w:t xml:space="preserve">. </w:t>
-      </w:r>
-      <w:proofErr w:type="spellStart"/>
-      <w:proofErr w:type="gramStart"/>
-      <w:r>
-        <w:rPr>
-          <w:rFonts w:ascii="Times New Roman" w:eastAsia="Times New Roman" w:hAnsi="Times New Roman"/>
-          <w:sz w:val="24"/>
-          <w:szCs w:val="24"/>
-        </w:rPr>
-        <w:t>Nt.Gov.Au</w:t>
-      </w:r>
-      <w:proofErr w:type="spellEnd"/>
-      <w:proofErr w:type="gramEnd"/>
-      <w:r>
-        <w:rPr>
-          <w:rFonts w:ascii="Times New Roman" w:eastAsia="Times New Roman" w:hAnsi="Times New Roman"/>
-          <w:sz w:val="24"/>
-          <w:szCs w:val="24"/>
-        </w:rPr>
-        <w:t xml:space="preserve">. </w:t>
+        <w:t>NT crime statistics march 2026 - NTG open data portal</w:t>
+      </w:r>
+      <w:r>
+        <w:rPr>
+          <w:rFonts w:ascii="Times New Roman" w:eastAsia="Times New Roman" w:hAnsi="Times New Roman"/>
+          <w:sz w:val="24"/>
+          <w:szCs w:val="24"/>
+        </w:rPr>
+        <w:t xml:space="preserve">. Nt.Gov.Au. </w:t>
       </w:r>
       <w:hyperlink r:id="rId25">
         <w:r>
@@ -15273,29 +14832,7 @@
           <w:sz w:val="24"/>
           <w:szCs w:val="24"/>
         </w:rPr>
-        <w:t xml:space="preserve">Operation </w:t>
-      </w:r>
-      <w:proofErr w:type="spellStart"/>
-      <w:r>
-        <w:rPr>
-          <w:rFonts w:ascii="Times New Roman" w:eastAsia="Times New Roman" w:hAnsi="Times New Roman"/>
-          <w:i/>
-          <w:iCs/>
-          <w:sz w:val="24"/>
-          <w:szCs w:val="24"/>
-        </w:rPr>
-        <w:t>ventura</w:t>
-      </w:r>
-      <w:proofErr w:type="spellEnd"/>
-      <w:r>
-        <w:rPr>
-          <w:rFonts w:ascii="Times New Roman" w:eastAsia="Times New Roman" w:hAnsi="Times New Roman"/>
-          <w:i/>
-          <w:iCs/>
-          <w:sz w:val="24"/>
-          <w:szCs w:val="24"/>
-        </w:rPr>
-        <w:t xml:space="preserve"> | NT police, fire &amp; emergency services</w:t>
+        <w:t>Operation ventura | NT police, fire &amp; emergency services</w:t>
       </w:r>
       <w:r>
         <w:rPr>
@@ -15783,19 +15320,8 @@
                 <w:szCs w:val="24"/>
                 <w:lang w:eastAsia="en-US"/>
               </w:rPr>
-              <w:t xml:space="preserve">Added evaluation.py: naive baselines, leakage-free CV, rolling-origin </w:t>
-            </w:r>
-            <w:proofErr w:type="spellStart"/>
-            <w:r>
-              <w:rPr>
-                <w:rFonts w:ascii="Times New Roman" w:eastAsia="Times New Roman" w:hAnsi="Times New Roman"/>
-                <w:sz w:val="24"/>
-                <w:szCs w:val="24"/>
-                <w:lang w:eastAsia="en-US"/>
-              </w:rPr>
-              <w:t>backtest</w:t>
-            </w:r>
-            <w:proofErr w:type="spellEnd"/>
+              <w:t>Added evaluation.py: naive baselines, leakage-free CV, rolling-origin backtest</w:t>
+            </w:r>
           </w:p>
         </w:tc>
         <w:tc>
@@ -16360,43 +15886,7 @@
                 <w:sz w:val="24"/>
                 <w:szCs w:val="24"/>
               </w:rPr>
-              <w:t xml:space="preserve">defined the forecast task specification, validation design and leakage controls; built evaluation.py adding naive baselines, </w:t>
-            </w:r>
-            <w:proofErr w:type="gramStart"/>
-            <w:r>
-              <w:rPr>
-                <w:rFonts w:ascii="Times New Roman" w:eastAsiaTheme="minorEastAsia" w:hAnsi="Times New Roman"/>
-                <w:sz w:val="24"/>
-                <w:szCs w:val="24"/>
-              </w:rPr>
-              <w:t>rolling-origin</w:t>
-            </w:r>
-            <w:proofErr w:type="gramEnd"/>
-            <w:r>
-              <w:rPr>
-                <w:rFonts w:ascii="Times New Roman" w:eastAsiaTheme="minorEastAsia" w:hAnsi="Times New Roman"/>
-                <w:sz w:val="24"/>
-                <w:szCs w:val="24"/>
-              </w:rPr>
-              <w:t xml:space="preserve"> </w:t>
-            </w:r>
-            <w:proofErr w:type="spellStart"/>
-            <w:r>
-              <w:rPr>
-                <w:rFonts w:ascii="Times New Roman" w:eastAsiaTheme="minorEastAsia" w:hAnsi="Times New Roman"/>
-                <w:sz w:val="24"/>
-                <w:szCs w:val="24"/>
-              </w:rPr>
-              <w:t>backtesting</w:t>
-            </w:r>
-            <w:proofErr w:type="spellEnd"/>
-            <w:r>
-              <w:rPr>
-                <w:rFonts w:ascii="Times New Roman" w:eastAsiaTheme="minorEastAsia" w:hAnsi="Times New Roman"/>
-                <w:sz w:val="24"/>
-                <w:szCs w:val="24"/>
-              </w:rPr>
-              <w:t xml:space="preserve"> at four horizons and empirical prediction intervals; specified drift thresholds and retraining rules.</w:t>
+              <w:t>defined the forecast task specification, validation design and leakage controls; built evaluation.py adding naive baselines, rolling-origin backtesting at four horizons and empirical prediction intervals; specified drift thresholds and retraining rules.</w:t>
             </w:r>
           </w:p>
         </w:tc>
@@ -16449,25 +15939,7 @@
                 <w:sz w:val="24"/>
                 <w:szCs w:val="24"/>
               </w:rPr>
-              <w:t xml:space="preserve">Review the pipeline, making suggestions (feature engineering) and implement changes when necessary. Added </w:t>
-            </w:r>
-            <w:proofErr w:type="spellStart"/>
-            <w:r>
-              <w:rPr>
-                <w:rFonts w:ascii="Times New Roman" w:eastAsiaTheme="minorEastAsia" w:hAnsi="Times New Roman"/>
-                <w:sz w:val="24"/>
-                <w:szCs w:val="24"/>
-              </w:rPr>
-              <w:t>XGBoost</w:t>
-            </w:r>
-            <w:proofErr w:type="spellEnd"/>
-            <w:r>
-              <w:rPr>
-                <w:rFonts w:ascii="Times New Roman" w:eastAsiaTheme="minorEastAsia" w:hAnsi="Times New Roman"/>
-                <w:sz w:val="24"/>
-                <w:szCs w:val="24"/>
-              </w:rPr>
-              <w:t xml:space="preserve"> model to capture non-linear patterns.</w:t>
+              <w:t>Review the pipeline, making suggestions (feature engineering) and implement changes when necessary. Added XGBoost model to capture non-linear patterns.</w:t>
             </w:r>
           </w:p>
         </w:tc>
@@ -16804,27 +16276,7 @@
           <w:szCs w:val="24"/>
           <w:lang w:eastAsia="en-US"/>
         </w:rPr>
-        <w:t xml:space="preserve">Acquisition and processing are both handled by </w:t>
-      </w:r>
-      <w:proofErr w:type="gramStart"/>
-      <w:r>
-        <w:rPr>
-          <w:rFonts w:ascii="Times New Roman" w:eastAsia="Times New Roman" w:hAnsi="Times New Roman"/>
-          <w:sz w:val="24"/>
-          <w:szCs w:val="24"/>
-          <w:lang w:eastAsia="en-US"/>
-        </w:rPr>
-        <w:t>End to End</w:t>
-      </w:r>
-      <w:proofErr w:type="gramEnd"/>
-      <w:r>
-        <w:rPr>
-          <w:rFonts w:ascii="Times New Roman" w:eastAsia="Times New Roman" w:hAnsi="Times New Roman"/>
-          <w:sz w:val="24"/>
-          <w:szCs w:val="24"/>
-          <w:lang w:eastAsia="en-US"/>
-        </w:rPr>
-        <w:t xml:space="preserve"> pipeline.py. The two stages were originally developed as separate scripts (ingest.py and data_processing.py) but have since been merged into a single pipeline file for easier maintenance and a single point of execution; the ingest logic now runs as Stage 1 of that script:</w:t>
+        <w:t>Acquisition and processing are both handled by End to End pipeline.py. The two stages were originally developed as separate scripts (ingest.py and data_processing.py) but have since been merged into a single pipeline file for easier maintenance and a single point of execution; the ingest logic now runs as Stage 1 of that script:</w:t>
       </w:r>
     </w:p>
     <w:p>
@@ -16849,27 +16301,7 @@
           <w:szCs w:val="24"/>
           <w:lang w:eastAsia="en-US"/>
         </w:rPr>
-        <w:t xml:space="preserve">Fuzzy filename </w:t>
-      </w:r>
-      <w:proofErr w:type="gramStart"/>
-      <w:r>
-        <w:rPr>
-          <w:rFonts w:ascii="Times New Roman" w:eastAsia="Times New Roman" w:hAnsi="Times New Roman"/>
-          <w:sz w:val="24"/>
-          <w:szCs w:val="24"/>
-          <w:lang w:eastAsia="en-US"/>
-        </w:rPr>
-        <w:t>matching:</w:t>
-      </w:r>
-      <w:proofErr w:type="gramEnd"/>
-      <w:r>
-        <w:rPr>
-          <w:rFonts w:ascii="Times New Roman" w:eastAsia="Times New Roman" w:hAnsi="Times New Roman"/>
-          <w:sz w:val="24"/>
-          <w:szCs w:val="24"/>
-          <w:lang w:eastAsia="en-US"/>
-        </w:rPr>
-        <w:t xml:space="preserve"> handles naming differences between teammates' downloads (punctuation, Windows "(2)" duplicate suffixes).</w:t>
+        <w:t>Fuzzy filename matching: handles naming differences between teammates' downloads (punctuation, Windows "(2)" duplicate suffixes).</w:t>
       </w:r>
     </w:p>
     <w:p>
@@ -16894,47 +16326,7 @@
           <w:szCs w:val="24"/>
           <w:lang w:eastAsia="en-US"/>
         </w:rPr>
-        <w:t xml:space="preserve">Validation checks: empty </w:t>
-      </w:r>
-      <w:proofErr w:type="spellStart"/>
-      <w:r>
-        <w:rPr>
-          <w:rFonts w:ascii="Times New Roman" w:eastAsia="Times New Roman" w:hAnsi="Times New Roman"/>
-          <w:sz w:val="24"/>
-          <w:szCs w:val="24"/>
-          <w:lang w:eastAsia="en-US"/>
-        </w:rPr>
-        <w:t>dataframes</w:t>
-      </w:r>
-      <w:proofErr w:type="spellEnd"/>
-      <w:r>
-        <w:rPr>
-          <w:rFonts w:ascii="Times New Roman" w:eastAsia="Times New Roman" w:hAnsi="Times New Roman"/>
-          <w:sz w:val="24"/>
-          <w:szCs w:val="24"/>
-          <w:lang w:eastAsia="en-US"/>
-        </w:rPr>
-        <w:t xml:space="preserve">, duplicated columns, </w:t>
-      </w:r>
-      <w:proofErr w:type="gramStart"/>
-      <w:r>
-        <w:rPr>
-          <w:rFonts w:ascii="Times New Roman" w:eastAsia="Times New Roman" w:hAnsi="Times New Roman"/>
-          <w:sz w:val="24"/>
-          <w:szCs w:val="24"/>
-          <w:lang w:eastAsia="en-US"/>
-        </w:rPr>
-        <w:t>fully-null</w:t>
-      </w:r>
-      <w:proofErr w:type="gramEnd"/>
-      <w:r>
-        <w:rPr>
-          <w:rFonts w:ascii="Times New Roman" w:eastAsia="Times New Roman" w:hAnsi="Times New Roman"/>
-          <w:sz w:val="24"/>
-          <w:szCs w:val="24"/>
-          <w:lang w:eastAsia="en-US"/>
-        </w:rPr>
-        <w:t xml:space="preserve"> columns flagged before proceeding.</w:t>
+        <w:t>Validation checks: empty dataframes, duplicated columns, fully-null columns flagged before proceeding.</w:t>
       </w:r>
     </w:p>
     <w:p>
@@ -16959,29 +16351,7 @@
           <w:szCs w:val="24"/>
           <w:lang w:eastAsia="en-US"/>
         </w:rPr>
-        <w:t xml:space="preserve">Provenance tracking: each run writes to dataset/raw/ plus a </w:t>
-      </w:r>
-      <w:proofErr w:type="spellStart"/>
-      <w:proofErr w:type="gramStart"/>
-      <w:r>
-        <w:rPr>
-          <w:rFonts w:ascii="Times New Roman" w:eastAsia="Times New Roman" w:hAnsi="Times New Roman"/>
-          <w:sz w:val="24"/>
-          <w:szCs w:val="24"/>
-          <w:lang w:eastAsia="en-US"/>
-        </w:rPr>
-        <w:t>manifest.json</w:t>
-      </w:r>
-      <w:proofErr w:type="spellEnd"/>
-      <w:proofErr w:type="gramEnd"/>
-      <w:r>
-        <w:rPr>
-          <w:rFonts w:ascii="Times New Roman" w:eastAsia="Times New Roman" w:hAnsi="Times New Roman"/>
-          <w:sz w:val="24"/>
-          <w:szCs w:val="24"/>
-          <w:lang w:eastAsia="en-US"/>
-        </w:rPr>
-        <w:t xml:space="preserve"> recording row/column counts and warnings.</w:t>
+        <w:t>Provenance tracking: each run writes to dataset/raw/ plus a manifest.json recording row/column counts and warnings.</w:t>
       </w:r>
     </w:p>
     <w:p>
@@ -17047,47 +16417,7 @@
           <w:szCs w:val="24"/>
           <w:lang w:eastAsia="en-US"/>
         </w:rPr>
-        <w:t xml:space="preserve"> dataset/processed/, all produced by the corresponding stages within </w:t>
-      </w:r>
-      <w:proofErr w:type="gramStart"/>
-      <w:r>
-        <w:rPr>
-          <w:rFonts w:ascii="Times New Roman" w:eastAsia="Times New Roman" w:hAnsi="Times New Roman"/>
-          <w:sz w:val="24"/>
-          <w:szCs w:val="24"/>
-          <w:lang w:eastAsia="en-US"/>
-        </w:rPr>
-        <w:t>End to End</w:t>
-      </w:r>
-      <w:proofErr w:type="gramEnd"/>
-      <w:r>
-        <w:rPr>
-          <w:rFonts w:ascii="Times New Roman" w:eastAsia="Times New Roman" w:hAnsi="Times New Roman"/>
-          <w:sz w:val="24"/>
-          <w:szCs w:val="24"/>
-          <w:lang w:eastAsia="en-US"/>
-        </w:rPr>
-        <w:t xml:space="preserve"> pipeline.py. GitHub was chosen for version-controlled history and </w:t>
-      </w:r>
-      <w:proofErr w:type="gramStart"/>
-      <w:r>
-        <w:rPr>
-          <w:rFonts w:ascii="Times New Roman" w:eastAsia="Times New Roman" w:hAnsi="Times New Roman"/>
-          <w:sz w:val="24"/>
-          <w:szCs w:val="24"/>
-          <w:lang w:eastAsia="en-US"/>
-        </w:rPr>
-        <w:t>individually-attributable</w:t>
-      </w:r>
-      <w:proofErr w:type="gramEnd"/>
-      <w:r>
-        <w:rPr>
-          <w:rFonts w:ascii="Times New Roman" w:eastAsia="Times New Roman" w:hAnsi="Times New Roman"/>
-          <w:sz w:val="24"/>
-          <w:szCs w:val="24"/>
-          <w:lang w:eastAsia="en-US"/>
-        </w:rPr>
-        <w:t xml:space="preserve"> commits at no cost.</w:t>
+        <w:t xml:space="preserve"> dataset/processed/, all produced by the corresponding stages within End to End pipeline.py. GitHub was chosen for version-controlled history and individually-attributable commits at no cost.</w:t>
       </w:r>
     </w:p>
     <w:p>
@@ -17183,27 +16513,7 @@
           <w:szCs w:val="24"/>
           <w:lang w:eastAsia="en-US"/>
         </w:rPr>
-        <w:t xml:space="preserve">Timing risk: refactoring the </w:t>
-      </w:r>
-      <w:proofErr w:type="gramStart"/>
-      <w:r>
-        <w:rPr>
-          <w:rFonts w:ascii="Times New Roman" w:eastAsia="Times New Roman" w:hAnsi="Times New Roman"/>
-          <w:sz w:val="24"/>
-          <w:szCs w:val="24"/>
-          <w:lang w:eastAsia="en-US"/>
-        </w:rPr>
-        <w:t>already-tested</w:t>
-      </w:r>
-      <w:proofErr w:type="gramEnd"/>
-      <w:r>
-        <w:rPr>
-          <w:rFonts w:ascii="Times New Roman" w:eastAsia="Times New Roman" w:hAnsi="Times New Roman"/>
-          <w:sz w:val="24"/>
-          <w:szCs w:val="24"/>
-          <w:lang w:eastAsia="en-US"/>
-        </w:rPr>
-        <w:t xml:space="preserve"> Ingest, Processing, and Engineering stages mid-semester could destabilise working code during the weeks reserved for modelling and dashboard delivery.</w:t>
+        <w:t>Timing risk: refactoring the already-tested Ingest, Processing, and Engineering stages mid-semester could destabilise working code during the weeks reserved for modelling and dashboard delivery.</w:t>
       </w:r>
     </w:p>
     <w:p>
@@ -17783,7 +17093,6 @@
               </w:rPr>
               <w:sym w:font="Wingdings" w:char="F0E0"/>
             </w:r>
-            <w:proofErr w:type="spellStart"/>
             <w:r>
               <w:rPr>
                 <w:rFonts w:ascii="Times New Roman" w:eastAsia="Times New Roman" w:hAnsi="Times New Roman"/>
@@ -17792,18 +17101,7 @@
                 <w:szCs w:val="24"/>
                 <w:lang w:eastAsia="en-US"/>
               </w:rPr>
-              <w:t>SerPro</w:t>
-            </w:r>
-            <w:proofErr w:type="spellEnd"/>
-            <w:r>
-              <w:rPr>
-                <w:rFonts w:ascii="Times New Roman" w:eastAsia="Times New Roman" w:hAnsi="Times New Roman"/>
-                <w:color w:val="000000"/>
-                <w:sz w:val="24"/>
-                <w:szCs w:val="24"/>
-                <w:lang w:eastAsia="en-US"/>
-              </w:rPr>
-              <w:t xml:space="preserve"> recording change (Nov 2023), category-label mismatch between crime files, missing Nov 2023, alcohol data from 2023 only, mismatched region boundaries (7 police vs 6 NTG regions)</w:t>
+              <w:t>SerPro recording change (Nov 2023), category-label mismatch between crime files, missing Nov 2023, alcohol data from 2023 only, mismatched region boundaries (7 police vs 6 NTG regions)</w:t>
             </w:r>
           </w:p>
         </w:tc>
@@ -19013,25 +18311,7 @@
           <w:sz w:val="24"/>
           <w:szCs w:val="24"/>
         </w:rPr>
-        <w:t xml:space="preserve">. November 2023 is absent from both crime files. It is retained as </w:t>
-      </w:r>
-      <w:proofErr w:type="spellStart"/>
-      <w:r>
-        <w:rPr>
-          <w:rFonts w:ascii="Times New Roman" w:eastAsia="Times New Roman" w:hAnsi="Times New Roman"/>
-          <w:sz w:val="24"/>
-          <w:szCs w:val="24"/>
-        </w:rPr>
-        <w:t>NaN</w:t>
-      </w:r>
-      <w:proofErr w:type="spellEnd"/>
-      <w:r>
-        <w:rPr>
-          <w:rFonts w:ascii="Times New Roman" w:eastAsia="Times New Roman" w:hAnsi="Times New Roman"/>
-          <w:sz w:val="24"/>
-          <w:szCs w:val="24"/>
-        </w:rPr>
-        <w:t xml:space="preserve"> and never imputed.</w:t>
+        <w:t>. November 2023 is absent from both crime files. It is retained as NaN and never imputed.</w:t>
       </w:r>
     </w:p>
     <w:p>
@@ -20263,27 +19543,7 @@
           <w:szCs w:val="24"/>
           <w:lang w:val="en-AU"/>
         </w:rPr>
-        <w:t xml:space="preserve">PAC imputation (2023-2025 only). Years 2015-2022 remain </w:t>
-      </w:r>
-      <w:proofErr w:type="spellStart"/>
-      <w:r>
-        <w:rPr>
-          <w:rFonts w:ascii="Times New Roman" w:eastAsia="Times New Roman" w:hAnsi="Times New Roman"/>
-          <w:sz w:val="24"/>
-          <w:szCs w:val="24"/>
-          <w:lang w:val="en-AU"/>
-        </w:rPr>
-        <w:t>NaN</w:t>
-      </w:r>
-      <w:proofErr w:type="spellEnd"/>
-      <w:r>
-        <w:rPr>
-          <w:rFonts w:ascii="Times New Roman" w:eastAsia="Times New Roman" w:hAnsi="Times New Roman"/>
-          <w:sz w:val="24"/>
-          <w:szCs w:val="24"/>
-          <w:lang w:val="en-AU"/>
-        </w:rPr>
-        <w:t xml:space="preserve"> by design; backward extrapolation would introduce unsupported assumptions.</w:t>
+        <w:t>PAC imputation (2023-2025 only). Years 2015-2022 remain NaN by design; backward extrapolation would introduce unsupported assumptions.</w:t>
       </w:r>
     </w:p>
     <w:p>
@@ -20585,18 +19845,8 @@
                 <w:sz w:val="24"/>
                 <w:szCs w:val="24"/>
               </w:rPr>
-              <w:t xml:space="preserve">0 within 2023-2025 after imputation; 2015-2022 PAC </w:t>
-            </w:r>
-            <w:proofErr w:type="spellStart"/>
-            <w:r>
-              <w:rPr>
-                <w:rFonts w:ascii="Times New Roman" w:eastAsia="Times New Roman" w:hAnsi="Times New Roman"/>
-                <w:sz w:val="24"/>
-                <w:szCs w:val="24"/>
-              </w:rPr>
-              <w:t>NaN</w:t>
-            </w:r>
-            <w:proofErr w:type="spellEnd"/>
+              <w:t>0 within 2023-2025 after imputation; 2015-2022 PAC NaN</w:t>
+            </w:r>
           </w:p>
         </w:tc>
       </w:tr>
@@ -20908,41 +20158,13 @@
                 <w:szCs w:val="24"/>
               </w:rPr>
             </w:pPr>
-            <w:proofErr w:type="spellStart"/>
-            <w:r>
-              <w:rPr>
-                <w:rFonts w:ascii="Times New Roman" w:eastAsia="Times New Roman" w:hAnsi="Times New Roman"/>
-                <w:sz w:val="24"/>
-                <w:szCs w:val="24"/>
-              </w:rPr>
-              <w:t>Assault_offences</w:t>
-            </w:r>
-            <w:proofErr w:type="spellEnd"/>
-            <w:r>
-              <w:rPr>
-                <w:rFonts w:ascii="Times New Roman" w:eastAsia="Times New Roman" w:hAnsi="Times New Roman"/>
-                <w:sz w:val="24"/>
-                <w:szCs w:val="24"/>
-              </w:rPr>
-              <w:t xml:space="preserve"> / </w:t>
-            </w:r>
-            <w:proofErr w:type="spellStart"/>
-            <w:r>
-              <w:rPr>
-                <w:rFonts w:ascii="Times New Roman" w:eastAsia="Times New Roman" w:hAnsi="Times New Roman"/>
-                <w:sz w:val="24"/>
-                <w:szCs w:val="24"/>
-              </w:rPr>
-              <w:t>Total_population</w:t>
-            </w:r>
-            <w:proofErr w:type="spellEnd"/>
-            <w:r>
-              <w:rPr>
-                <w:rFonts w:ascii="Times New Roman" w:eastAsia="Times New Roman" w:hAnsi="Times New Roman"/>
-                <w:sz w:val="24"/>
-                <w:szCs w:val="24"/>
-              </w:rPr>
-              <w:t xml:space="preserve"> x 100,000</w:t>
+            <w:r>
+              <w:rPr>
+                <w:rFonts w:ascii="Times New Roman" w:eastAsia="Times New Roman" w:hAnsi="Times New Roman"/>
+                <w:sz w:val="24"/>
+                <w:szCs w:val="24"/>
+              </w:rPr>
+              <w:t>Assault_offences / Total_population x 100,000</w:t>
             </w:r>
           </w:p>
         </w:tc>
@@ -21013,7 +20235,6 @@
                 <w:szCs w:val="24"/>
               </w:rPr>
             </w:pPr>
-            <w:proofErr w:type="spellStart"/>
             <w:r>
               <w:rPr>
                 <w:rFonts w:ascii="Times New Roman" w:eastAsia="Times New Roman" w:hAnsi="Times New Roman"/>
@@ -21022,7 +20243,6 @@
               </w:rPr>
               <w:t>Alcohol_per_capita</w:t>
             </w:r>
-            <w:proofErr w:type="spellEnd"/>
           </w:p>
         </w:tc>
         <w:tc>
@@ -21039,34 +20259,14 @@
                 <w:szCs w:val="24"/>
               </w:rPr>
             </w:pPr>
-            <w:proofErr w:type="spellStart"/>
-            <w:r>
-              <w:rPr>
-                <w:rFonts w:ascii="Times New Roman" w:eastAsia="Times New Roman" w:hAnsi="Times New Roman"/>
-                <w:sz w:val="24"/>
-                <w:szCs w:val="24"/>
-              </w:rPr>
-              <w:t>Total_PAC</w:t>
-            </w:r>
-            <w:proofErr w:type="spellEnd"/>
-            <w:r>
-              <w:rPr>
-                <w:rFonts w:ascii="Times New Roman" w:eastAsia="Times New Roman" w:hAnsi="Times New Roman"/>
-                <w:sz w:val="24"/>
-                <w:szCs w:val="24"/>
-              </w:rPr>
-              <w:t xml:space="preserve"> / </w:t>
-            </w:r>
-            <w:proofErr w:type="spellStart"/>
-            <w:r>
-              <w:rPr>
-                <w:rFonts w:ascii="Times New Roman" w:eastAsia="Times New Roman" w:hAnsi="Times New Roman"/>
-                <w:sz w:val="24"/>
-                <w:szCs w:val="24"/>
-              </w:rPr>
-              <w:t>Total_population</w:t>
-            </w:r>
-            <w:proofErr w:type="spellEnd"/>
+            <w:r>
+              <w:rPr>
+                <w:rFonts w:ascii="Times New Roman" w:eastAsia="Times New Roman" w:hAnsi="Times New Roman"/>
+                <w:sz w:val="24"/>
+                <w:szCs w:val="24"/>
+              </w:rPr>
+              <w:t>Total_PAC / Total_population</w:t>
+            </w:r>
           </w:p>
         </w:tc>
         <w:tc>
@@ -21191,7 +20391,6 @@
           <w:lang w:val="en-AU"/>
         </w:rPr>
       </w:pPr>
-      <w:proofErr w:type="spellStart"/>
       <w:r>
         <w:rPr>
           <w:rStyle w:val="normaltextrun"/>
@@ -21199,17 +20398,7 @@
           <w:bCs/>
           <w:lang w:val="en-AU"/>
         </w:rPr>
-        <w:t>Log_assault_rate</w:t>
-      </w:r>
-      <w:proofErr w:type="spellEnd"/>
-      <w:r>
-        <w:rPr>
-          <w:rStyle w:val="normaltextrun"/>
-          <w:b/>
-          <w:bCs/>
-          <w:lang w:val="en-AU"/>
-        </w:rPr>
-        <w:t>:</w:t>
+        <w:t>Log_assault_rate:</w:t>
       </w:r>
     </w:p>
     <w:p>
@@ -21248,7 +20437,6 @@
           <w:lang w:val="en-AU"/>
         </w:rPr>
       </w:pPr>
-      <w:proofErr w:type="spellStart"/>
       <w:r>
         <w:rPr>
           <w:rStyle w:val="normaltextrun"/>
@@ -21256,37 +20444,7 @@
           <w:bCs/>
           <w:lang w:val="en-AU"/>
         </w:rPr>
-        <w:t>Sin_month</w:t>
-      </w:r>
-      <w:proofErr w:type="spellEnd"/>
-      <w:r>
-        <w:rPr>
-          <w:rStyle w:val="normaltextrun"/>
-          <w:b/>
-          <w:bCs/>
-          <w:lang w:val="en-AU"/>
-        </w:rPr>
-        <w:t> and </w:t>
-      </w:r>
-      <w:proofErr w:type="spellStart"/>
-      <w:r>
-        <w:rPr>
-          <w:rStyle w:val="normaltextrun"/>
-          <w:b/>
-          <w:bCs/>
-          <w:lang w:val="en-AU"/>
-        </w:rPr>
-        <w:t>cos_month</w:t>
-      </w:r>
-      <w:proofErr w:type="spellEnd"/>
-      <w:r>
-        <w:rPr>
-          <w:rStyle w:val="normaltextrun"/>
-          <w:b/>
-          <w:bCs/>
-          <w:lang w:val="en-AU"/>
-        </w:rPr>
-        <w:t>:</w:t>
+        <w:t>Sin_month and cos_month:</w:t>
       </w:r>
     </w:p>
     <w:p>
@@ -21398,21 +20556,7 @@
         <w:rPr>
           <w:lang w:val="en-AU"/>
         </w:rPr>
-        <w:t xml:space="preserve"> computed separately per region (</w:t>
-      </w:r>
-      <w:proofErr w:type="spellStart"/>
-      <w:r>
-        <w:rPr>
-          <w:lang w:val="en-AU"/>
-        </w:rPr>
-        <w:t>groupby</w:t>
-      </w:r>
-      <w:proofErr w:type="spellEnd"/>
-      <w:r>
-        <w:rPr>
-          <w:lang w:val="en-AU"/>
-        </w:rPr>
-        <w:t xml:space="preserve">("Region")) so a lag never crosses into another region's history. The three horizons capture distinct temporal patterns: </w:t>
+        <w:t xml:space="preserve"> computed separately per region (groupby("Region")) so a lag never crosses into another region's history. The three horizons capture distinct temporal patterns: </w:t>
       </w:r>
       <w:r>
         <w:rPr>
@@ -23561,20 +22705,8 @@
                 <w:szCs w:val="24"/>
                 <w:lang w:eastAsia="en-US"/>
               </w:rPr>
-              <w:t xml:space="preserve">V3: + Crime </w:t>
-            </w:r>
-            <w:proofErr w:type="spellStart"/>
-            <w:r>
-              <w:rPr>
-                <w:rFonts w:ascii="Times New Roman" w:eastAsia="Times New Roman" w:hAnsi="Times New Roman"/>
-                <w:color w:val="000000"/>
-                <w:sz w:val="24"/>
-                <w:szCs w:val="24"/>
-                <w:lang w:eastAsia="en-US"/>
-              </w:rPr>
-              <w:t>ctx</w:t>
-            </w:r>
-            <w:proofErr w:type="spellEnd"/>
+              <w:t>V3: + Crime ctx</w:t>
+            </w:r>
           </w:p>
         </w:tc>
         <w:tc>
@@ -23608,42 +22740,8 @@
                 <w:szCs w:val="24"/>
                 <w:lang w:eastAsia="en-US"/>
               </w:rPr>
-              <w:t xml:space="preserve">V1 + </w:t>
-            </w:r>
-            <w:proofErr w:type="spellStart"/>
-            <w:r>
-              <w:rPr>
-                <w:rFonts w:ascii="Times New Roman" w:eastAsia="Times New Roman" w:hAnsi="Times New Roman"/>
-                <w:color w:val="000000"/>
-                <w:sz w:val="24"/>
-                <w:szCs w:val="24"/>
-                <w:lang w:eastAsia="en-US"/>
-              </w:rPr>
-              <w:t>Alcohol_offences</w:t>
-            </w:r>
-            <w:proofErr w:type="spellEnd"/>
-            <w:r>
-              <w:rPr>
-                <w:rFonts w:ascii="Times New Roman" w:eastAsia="Times New Roman" w:hAnsi="Times New Roman"/>
-                <w:color w:val="000000"/>
-                <w:sz w:val="24"/>
-                <w:szCs w:val="24"/>
-                <w:lang w:eastAsia="en-US"/>
-              </w:rPr>
-              <w:t xml:space="preserve">, </w:t>
-            </w:r>
-            <w:proofErr w:type="spellStart"/>
-            <w:r>
-              <w:rPr>
-                <w:rFonts w:ascii="Times New Roman" w:eastAsia="Times New Roman" w:hAnsi="Times New Roman"/>
-                <w:color w:val="000000"/>
-                <w:sz w:val="24"/>
-                <w:szCs w:val="24"/>
-                <w:lang w:eastAsia="en-US"/>
-              </w:rPr>
-              <w:t>DV_offences</w:t>
-            </w:r>
-            <w:proofErr w:type="spellEnd"/>
+              <w:t>V1 + Alcohol_offences, DV_offences</w:t>
+            </w:r>
           </w:p>
         </w:tc>
         <w:tc>
@@ -23794,51 +22892,7 @@
                 <w:szCs w:val="24"/>
                 <w:lang w:eastAsia="en-US"/>
               </w:rPr>
-              <w:t xml:space="preserve">V1 + </w:t>
-            </w:r>
-            <w:proofErr w:type="spellStart"/>
-            <w:r>
-              <w:rPr>
-                <w:rFonts w:ascii="Times New Roman" w:eastAsia="Times New Roman" w:hAnsi="Times New Roman"/>
-                <w:color w:val="000000"/>
-                <w:sz w:val="24"/>
-                <w:szCs w:val="24"/>
-                <w:lang w:eastAsia="en-US"/>
-              </w:rPr>
-              <w:t>Alcohol_offences</w:t>
-            </w:r>
-            <w:proofErr w:type="spellEnd"/>
-            <w:r>
-              <w:rPr>
-                <w:rFonts w:ascii="Times New Roman" w:eastAsia="Times New Roman" w:hAnsi="Times New Roman"/>
-                <w:color w:val="000000"/>
-                <w:sz w:val="24"/>
-                <w:szCs w:val="24"/>
-                <w:lang w:eastAsia="en-US"/>
-              </w:rPr>
-              <w:t xml:space="preserve">, </w:t>
-            </w:r>
-            <w:proofErr w:type="spellStart"/>
-            <w:r>
-              <w:rPr>
-                <w:rFonts w:ascii="Times New Roman" w:eastAsia="Times New Roman" w:hAnsi="Times New Roman"/>
-                <w:color w:val="000000"/>
-                <w:sz w:val="24"/>
-                <w:szCs w:val="24"/>
-                <w:lang w:eastAsia="en-US"/>
-              </w:rPr>
-              <w:t>DV_offences</w:t>
-            </w:r>
-            <w:proofErr w:type="spellEnd"/>
-            <w:r>
-              <w:rPr>
-                <w:rFonts w:ascii="Times New Roman" w:eastAsia="Times New Roman" w:hAnsi="Times New Roman"/>
-                <w:color w:val="000000"/>
-                <w:sz w:val="24"/>
-                <w:szCs w:val="24"/>
-                <w:lang w:eastAsia="en-US"/>
-              </w:rPr>
-              <w:t xml:space="preserve"> + region dummies</w:t>
+              <w:t>V1 + Alcohol_offences, DV_offences + region dummies</w:t>
             </w:r>
           </w:p>
         </w:tc>
@@ -24186,23 +23240,7 @@
           <w:rStyle w:val="normaltextrun"/>
           <w:lang w:val="en-AU"/>
         </w:rPr>
-        <w:t>With an aim to maximise the model performance, a multicollinearity check was carried out by calculating the Variance Inflation Factor (VIF) of each feature and removing the ones with VIF &gt; 30. High multicollinear features are known to have a negative effect on the regression model by hampering the interpretability of model predictors and resulting in highly volatile coefficient estimates (</w:t>
-      </w:r>
-      <w:proofErr w:type="spellStart"/>
-      <w:r>
-        <w:rPr>
-          <w:rStyle w:val="normaltextrun"/>
-          <w:lang w:val="en-AU"/>
-        </w:rPr>
-        <w:t>Dertli</w:t>
-      </w:r>
-      <w:proofErr w:type="spellEnd"/>
-      <w:r>
-        <w:rPr>
-          <w:rStyle w:val="normaltextrun"/>
-          <w:lang w:val="en-AU"/>
-        </w:rPr>
-        <w:t> et al., 2024).</w:t>
+        <w:t>With an aim to maximise the model performance, a multicollinearity check was carried out by calculating the Variance Inflation Factor (VIF) of each feature and removing the ones with VIF &gt; 30. High multicollinear features are known to have a negative effect on the regression model by hampering the interpretability of model predictors and resulting in highly volatile coefficient estimates (Dertli et al., 2024).</w:t>
       </w:r>
     </w:p>
     <w:p>
@@ -24462,7 +23500,6 @@
                 <w:lang w:eastAsia="en-US"/>
               </w:rPr>
             </w:pPr>
-            <w:proofErr w:type="gramStart"/>
             <w:r>
               <w:rPr>
                 <w:rFonts w:ascii="Times New Roman" w:eastAsia="Times New Roman" w:hAnsi="Times New Roman"/>
@@ -24473,20 +23510,7 @@
                 <w:szCs w:val="24"/>
                 <w:lang w:eastAsia="en-US"/>
               </w:rPr>
-              <w:t>RMSE(</w:t>
-            </w:r>
-            <w:proofErr w:type="gramEnd"/>
-            <w:r>
-              <w:rPr>
-                <w:rFonts w:ascii="Times New Roman" w:eastAsia="Times New Roman" w:hAnsi="Times New Roman"/>
-                <w:b/>
-                <w:bCs/>
-                <w:color w:val="000000"/>
-                <w:sz w:val="24"/>
-                <w:szCs w:val="24"/>
-                <w:lang w:eastAsia="en-US"/>
-              </w:rPr>
-              <w:t>log)</w:t>
+              <w:t>RMSE(log)</w:t>
             </w:r>
           </w:p>
         </w:tc>
@@ -24515,7 +23539,6 @@
                 <w:lang w:eastAsia="en-US"/>
               </w:rPr>
             </w:pPr>
-            <w:proofErr w:type="gramStart"/>
             <w:r>
               <w:rPr>
                 <w:rFonts w:ascii="Times New Roman" w:eastAsia="Times New Roman" w:hAnsi="Times New Roman"/>
@@ -24526,20 +23549,7 @@
                 <w:szCs w:val="24"/>
                 <w:lang w:eastAsia="en-US"/>
               </w:rPr>
-              <w:t>MAE(</w:t>
-            </w:r>
-            <w:proofErr w:type="gramEnd"/>
-            <w:r>
-              <w:rPr>
-                <w:rFonts w:ascii="Times New Roman" w:eastAsia="Times New Roman" w:hAnsi="Times New Roman"/>
-                <w:b/>
-                <w:bCs/>
-                <w:color w:val="000000"/>
-                <w:sz w:val="24"/>
-                <w:szCs w:val="24"/>
-                <w:lang w:eastAsia="en-US"/>
-              </w:rPr>
-              <w:t>log)</w:t>
+              <w:t>MAE(log)</w:t>
             </w:r>
           </w:p>
         </w:tc>
@@ -25195,7 +24205,6 @@
                 <w:lang w:eastAsia="en-US"/>
               </w:rPr>
             </w:pPr>
-            <w:proofErr w:type="spellStart"/>
             <w:r>
               <w:rPr>
                 <w:rFonts w:ascii="Times New Roman" w:eastAsia="Times New Roman" w:hAnsi="Times New Roman"/>
@@ -25208,7 +24217,6 @@
               </w:rPr>
               <w:t>XGBoost</w:t>
             </w:r>
-            <w:proofErr w:type="spellEnd"/>
           </w:p>
         </w:tc>
         <w:tc>
@@ -25393,23 +24401,13 @@
           <w:szCs w:val="24"/>
         </w:rPr>
       </w:pPr>
-      <w:proofErr w:type="spellStart"/>
-      <w:r>
-        <w:rPr>
-          <w:rFonts w:ascii="Times New Roman" w:eastAsia="Times New Roman" w:hAnsi="Times New Roman"/>
-          <w:sz w:val="24"/>
-          <w:szCs w:val="24"/>
-        </w:rPr>
-        <w:t>XGBoost</w:t>
-      </w:r>
-      <w:proofErr w:type="spellEnd"/>
-      <w:r>
-        <w:rPr>
-          <w:rFonts w:ascii="Times New Roman" w:eastAsia="Times New Roman" w:hAnsi="Times New Roman"/>
-          <w:sz w:val="24"/>
-          <w:szCs w:val="24"/>
-        </w:rPr>
-        <w:t xml:space="preserve"> performed best across every metric (RMSE 0.1429 log / 78.9 per 100k, lowest MAE and CV RMSE), indicating the predictors </w:t>
+      <w:r>
+        <w:rPr>
+          <w:rFonts w:ascii="Times New Roman" w:eastAsia="Times New Roman" w:hAnsi="Times New Roman"/>
+          <w:sz w:val="24"/>
+          <w:szCs w:val="24"/>
+        </w:rPr>
+        <w:t xml:space="preserve">XGBoost performed best across every metric (RMSE 0.1429 log / 78.9 per 100k, lowest MAE and CV RMSE), indicating the predictors </w:t>
       </w:r>
       <w:r>
         <w:rPr>
@@ -25575,27 +24573,7 @@
           <w:sz w:val="24"/>
           <w:szCs w:val="24"/>
         </w:rPr>
-        <w:t>: Per-region prediction accuracy (</w:t>
-      </w:r>
-      <w:proofErr w:type="spellStart"/>
-      <w:r>
-        <w:rPr>
-          <w:rFonts w:ascii="Times New Roman" w:hAnsi="Times New Roman"/>
-          <w:color w:val="auto"/>
-          <w:sz w:val="24"/>
-          <w:szCs w:val="24"/>
-        </w:rPr>
-        <w:t>XGBoost</w:t>
-      </w:r>
-      <w:proofErr w:type="spellEnd"/>
-      <w:r>
-        <w:rPr>
-          <w:rFonts w:ascii="Times New Roman" w:hAnsi="Times New Roman"/>
-          <w:color w:val="auto"/>
-          <w:sz w:val="24"/>
-          <w:szCs w:val="24"/>
-        </w:rPr>
-        <w:t>, test 2023</w:t>
+        <w:t>: Per-region prediction accuracy (XGBoost, test 2023</w:t>
       </w:r>
       <w:r>
         <w:rPr>
@@ -26946,25 +25924,7 @@
           <w:sz w:val="24"/>
           <w:szCs w:val="24"/>
         </w:rPr>
-        <w:t xml:space="preserve">As a secondary specification, Model B adds </w:t>
-      </w:r>
-      <w:proofErr w:type="spellStart"/>
-      <w:r>
-        <w:rPr>
-          <w:rFonts w:ascii="Times New Roman" w:eastAsia="Times New Roman" w:hAnsi="Times New Roman"/>
-          <w:sz w:val="24"/>
-          <w:szCs w:val="24"/>
-        </w:rPr>
-        <w:t>alcohol_per_capita</w:t>
-      </w:r>
-      <w:proofErr w:type="spellEnd"/>
-      <w:r>
-        <w:rPr>
-          <w:rFonts w:ascii="Times New Roman" w:eastAsia="Times New Roman" w:hAnsi="Times New Roman"/>
-          <w:sz w:val="24"/>
-          <w:szCs w:val="24"/>
-        </w:rPr>
-        <w:t xml:space="preserve"> (Section 3.2), trained on a much shorter window (2023–2024, test 2025 </w:t>
+        <w:t xml:space="preserve">As a secondary specification, Model B adds alcohol_per_capita (Section 3.2), trained on a much shorter window (2023–2024, test 2025 </w:t>
       </w:r>
       <w:r>
         <w:rPr>
@@ -27001,16 +25961,7 @@
           <w:szCs w:val="24"/>
         </w:rPr>
         <w:lastRenderedPageBreak/>
-        <w:t xml:space="preserve">Results are not directly comparable to Model </w:t>
-      </w:r>
-      <w:proofErr w:type="gramStart"/>
-      <w:r>
-        <w:rPr>
-          <w:rFonts w:ascii="Times New Roman" w:eastAsia="Times New Roman" w:hAnsi="Times New Roman"/>
-          <w:sz w:val="24"/>
-          <w:szCs w:val="24"/>
-        </w:rPr>
-        <w:t>A</w:t>
+        <w:t>Results are not directly comparable to Model A</w:t>
       </w:r>
       <w:r>
         <w:rPr>
@@ -27021,7 +25972,6 @@
         </w:rPr>
         <w:t>,</w:t>
       </w:r>
-      <w:proofErr w:type="gramEnd"/>
       <w:r>
         <w:rPr>
           <w:rFonts w:ascii="Times New Roman" w:eastAsia="Times New Roman" w:hAnsi="Times New Roman"/>
@@ -27047,25 +25997,7 @@
           <w:sz w:val="24"/>
           <w:szCs w:val="24"/>
         </w:rPr>
-        <w:t xml:space="preserve">Figure 9 shows Model B's results. Unlike Model A, Linear Regression performs best here, with a small, consistent positive </w:t>
-      </w:r>
-      <w:proofErr w:type="spellStart"/>
-      <w:r>
-        <w:rPr>
-          <w:rFonts w:ascii="Times New Roman" w:eastAsia="Times New Roman" w:hAnsi="Times New Roman"/>
-          <w:sz w:val="24"/>
-          <w:szCs w:val="24"/>
-        </w:rPr>
-        <w:t>alcohol_per_capita</w:t>
-      </w:r>
-      <w:proofErr w:type="spellEnd"/>
-      <w:r>
-        <w:rPr>
-          <w:rFonts w:ascii="Times New Roman" w:eastAsia="Times New Roman" w:hAnsi="Times New Roman"/>
-          <w:sz w:val="24"/>
-          <w:szCs w:val="24"/>
-        </w:rPr>
-        <w:t xml:space="preserve"> coefficient (+0.10) that shrinks toward zero under Lasso</w:t>
+        <w:t>Figure 9 shows Model B's results. Unlike Model A, Linear Regression performs best here, with a small, consistent positive alcohol_per_capita coefficient (+0.10) that shrinks toward zero under Lasso</w:t>
       </w:r>
       <w:r>
         <w:rPr>
@@ -27309,27 +26241,7 @@
           <w:szCs w:val="24"/>
           <w:lang w:val="en-US"/>
         </w:rPr>
-        <w:t>Assessment 1 described the objective as monthly, region-level assault forecasting over a three-to-</w:t>
-      </w:r>
-      <w:proofErr w:type="gramStart"/>
-      <w:r>
-        <w:rPr>
-          <w:rFonts w:ascii="Times New Roman" w:hAnsi="Times New Roman"/>
-          <w:sz w:val="24"/>
-          <w:szCs w:val="24"/>
-          <w:lang w:val="en-US"/>
-        </w:rPr>
-        <w:t>twelve month</w:t>
-      </w:r>
-      <w:proofErr w:type="gramEnd"/>
-      <w:r>
-        <w:rPr>
-          <w:rFonts w:ascii="Times New Roman" w:hAnsi="Times New Roman"/>
-          <w:sz w:val="24"/>
-          <w:szCs w:val="24"/>
-          <w:lang w:val="en-US"/>
-        </w:rPr>
-        <w:t xml:space="preserve"> horizon but did not specify the prediction task precisely. It is now defined as follows.</w:t>
+        <w:t>Assessment 1 described the objective as monthly, region-level assault forecasting over a three-to-twelve month horizon but did not specify the prediction task precisely. It is now defined as follows.</w:t>
       </w:r>
     </w:p>
     <w:p>
@@ -27355,27 +26267,7 @@
           <w:szCs w:val="24"/>
           <w:lang w:val="en-US"/>
         </w:rPr>
-        <w:t xml:space="preserve">Target: assault offences per 100,000 residents, by NT Government service region, by calendar month. The model is fitted on the log1p transform of this rate and predictions are </w:t>
-      </w:r>
-      <w:proofErr w:type="gramStart"/>
-      <w:r>
-        <w:rPr>
-          <w:rFonts w:ascii="Times New Roman" w:hAnsi="Times New Roman"/>
-          <w:sz w:val="24"/>
-          <w:szCs w:val="24"/>
-          <w:lang w:val="en-US"/>
-        </w:rPr>
-        <w:t>back-transformed</w:t>
-      </w:r>
-      <w:proofErr w:type="gramEnd"/>
-      <w:r>
-        <w:rPr>
-          <w:rFonts w:ascii="Times New Roman" w:hAnsi="Times New Roman"/>
-          <w:sz w:val="24"/>
-          <w:szCs w:val="24"/>
-          <w:lang w:val="en-US"/>
-        </w:rPr>
-        <w:t xml:space="preserve"> before evaluation, so all reported errors are on the interpretable rate scale.</w:t>
+        <w:t>Target: assault offences per 100,000 residents, by NT Government service region, by calendar month. The model is fitted on the log1p transform of this rate and predictions are back-transformed before evaluation, so all reported errors are on the interpretable rate scale.</w:t>
       </w:r>
     </w:p>
     <w:p>
@@ -27454,27 +26346,7 @@
           <w:lang w:val="en-US"/>
         </w:rPr>
         <w:lastRenderedPageBreak/>
-        <w:t xml:space="preserve">Evaluation window: the six most recent months are excluded because offences are still being recorded against them. This aligns the implementation with the commitment made </w:t>
-      </w:r>
-      <w:proofErr w:type="gramStart"/>
-      <w:r>
-        <w:rPr>
-          <w:rFonts w:ascii="Times New Roman" w:hAnsi="Times New Roman"/>
-          <w:sz w:val="24"/>
-          <w:szCs w:val="24"/>
-          <w:lang w:val="en-US"/>
-        </w:rPr>
-        <w:t>in</w:t>
-      </w:r>
-      <w:proofErr w:type="gramEnd"/>
-      <w:r>
-        <w:rPr>
-          <w:rFonts w:ascii="Times New Roman" w:hAnsi="Times New Roman"/>
-          <w:sz w:val="24"/>
-          <w:szCs w:val="24"/>
-          <w:lang w:val="en-US"/>
-        </w:rPr>
-        <w:t xml:space="preserve"> the Assessment 1 risk analysis.</w:t>
+        <w:t>Evaluation window: the six most recent months are excluded because offences are still being recorded against them. This aligns the implementation with the commitment made in the Assessment 1 risk analysis.</w:t>
       </w:r>
     </w:p>
     <w:p>
@@ -27512,7 +26384,6 @@
           <w:lang w:val="vi-VN"/>
         </w:rPr>
       </w:pPr>
-      <w:proofErr w:type="spellStart"/>
       <w:r>
         <w:rPr>
           <w:rFonts w:ascii="Times New Roman" w:hAnsi="Times New Roman"/>
@@ -27520,37 +26391,7 @@
           <w:szCs w:val="24"/>
           <w:lang w:val="en-US"/>
         </w:rPr>
-        <w:t>Regularised</w:t>
-      </w:r>
-      <w:proofErr w:type="spellEnd"/>
-      <w:r>
-        <w:rPr>
-          <w:rFonts w:ascii="Times New Roman" w:hAnsi="Times New Roman"/>
-          <w:sz w:val="24"/>
-          <w:szCs w:val="24"/>
-          <w:lang w:val="en-US"/>
-        </w:rPr>
-        <w:t xml:space="preserve"> linear regression is appropriate here for three reasons. First, the predictor set is dominated by lagged values of the target at one, three and twelve months, which are strongly correlated with one another; L2 </w:t>
-      </w:r>
-      <w:proofErr w:type="spellStart"/>
-      <w:r>
-        <w:rPr>
-          <w:rFonts w:ascii="Times New Roman" w:hAnsi="Times New Roman"/>
-          <w:sz w:val="24"/>
-          <w:szCs w:val="24"/>
-          <w:lang w:val="en-US"/>
-        </w:rPr>
-        <w:t>regularisation</w:t>
-      </w:r>
-      <w:proofErr w:type="spellEnd"/>
-      <w:r>
-        <w:rPr>
-          <w:rFonts w:ascii="Times New Roman" w:hAnsi="Times New Roman"/>
-          <w:sz w:val="24"/>
-          <w:szCs w:val="24"/>
-          <w:lang w:val="en-US"/>
-        </w:rPr>
-        <w:t xml:space="preserve"> is designed for exactly this collinearity, and Lasso additionally performs variable selection among competing lags. Second, the panel contains 696 observations across six regions, which is small for high-variance learners and creates a substantial overfitting risk. Third, the end user is an operational planner rather than a data scientist, and linear coefficients can be read directly as the effect of a change in each predictor, supporting the interpretability requirement identified in Assessment 1.</w:t>
+        <w:t>Regularised linear regression is appropriate here for three reasons. First, the predictor set is dominated by lagged values of the target at one, three and twelve months, which are strongly correlated with one another; L2 regularisation is designed for exactly this collinearity, and Lasso additionally performs variable selection among competing lags. Second, the panel contains 696 observations across six regions, which is small for high-variance learners and creates a substantial overfitting risk. Third, the end user is an operational planner rather than a data scientist, and linear coefficients can be read directly as the effect of a change in each predictor, supporting the interpretability requirement identified in Assessment 1.</w:t>
       </w:r>
     </w:p>
     <w:p>
@@ -27636,27 +26477,7 @@
           <w:szCs w:val="24"/>
           <w:lang w:val="en-US"/>
         </w:rPr>
-        <w:t xml:space="preserve">the cross-validation routine fitted the feature scaler on the entire frame before splitting, so each fold was </w:t>
-      </w:r>
-      <w:proofErr w:type="spellStart"/>
-      <w:r>
-        <w:rPr>
-          <w:rFonts w:ascii="Times New Roman" w:hAnsi="Times New Roman"/>
-          <w:sz w:val="24"/>
-          <w:szCs w:val="24"/>
-          <w:lang w:val="en-US"/>
-        </w:rPr>
-        <w:t>standardised</w:t>
-      </w:r>
-      <w:proofErr w:type="spellEnd"/>
-      <w:r>
-        <w:rPr>
-          <w:rFonts w:ascii="Times New Roman" w:hAnsi="Times New Roman"/>
-          <w:sz w:val="24"/>
-          <w:szCs w:val="24"/>
-          <w:lang w:val="en-US"/>
-        </w:rPr>
-        <w:t xml:space="preserve"> using statistics that included later folds. Scaling is now performed inside a scikit-learn Pipeline, which refits the scaler on each fold's training rows alone.</w:t>
+        <w:t>the cross-validation routine fitted the feature scaler on the entire frame before splitting, so each fold was standardised using statistics that included later folds. Scaling is now performed inside a scikit-learn Pipeline, which refits the scaler on each fold's training rows alone.</w:t>
       </w:r>
     </w:p>
     <w:p>
@@ -27677,87 +26498,7 @@
           <w:szCs w:val="24"/>
           <w:lang w:val="en-US"/>
         </w:rPr>
-        <w:t xml:space="preserve">Validation uses </w:t>
-      </w:r>
-      <w:proofErr w:type="gramStart"/>
-      <w:r>
-        <w:rPr>
-          <w:rFonts w:ascii="Times New Roman" w:hAnsi="Times New Roman"/>
-          <w:sz w:val="24"/>
-          <w:szCs w:val="24"/>
-          <w:lang w:val="en-US"/>
-        </w:rPr>
-        <w:t>rolling-origin</w:t>
-      </w:r>
-      <w:proofErr w:type="gramEnd"/>
-      <w:r>
-        <w:rPr>
-          <w:rFonts w:ascii="Times New Roman" w:hAnsi="Times New Roman"/>
-          <w:sz w:val="24"/>
-          <w:szCs w:val="24"/>
-          <w:lang w:val="en-US"/>
-        </w:rPr>
-        <w:t xml:space="preserve"> </w:t>
-      </w:r>
-      <w:proofErr w:type="spellStart"/>
-      <w:r>
-        <w:rPr>
-          <w:rFonts w:ascii="Times New Roman" w:hAnsi="Times New Roman"/>
-          <w:sz w:val="24"/>
-          <w:szCs w:val="24"/>
-          <w:lang w:val="en-US"/>
-        </w:rPr>
-        <w:t>backtesting</w:t>
-      </w:r>
-      <w:proofErr w:type="spellEnd"/>
-      <w:r>
-        <w:rPr>
-          <w:rFonts w:ascii="Times New Roman" w:hAnsi="Times New Roman"/>
-          <w:sz w:val="24"/>
-          <w:szCs w:val="24"/>
-          <w:lang w:val="en-US"/>
-        </w:rPr>
-        <w:t xml:space="preserve"> with an expanding window. At each origin the model is </w:t>
-      </w:r>
-      <w:proofErr w:type="gramStart"/>
-      <w:r>
-        <w:rPr>
-          <w:rFonts w:ascii="Times New Roman" w:hAnsi="Times New Roman"/>
-          <w:sz w:val="24"/>
-          <w:szCs w:val="24"/>
-          <w:lang w:val="en-US"/>
-        </w:rPr>
-        <w:t>refitted on</w:t>
-      </w:r>
-      <w:proofErr w:type="gramEnd"/>
-      <w:r>
-        <w:rPr>
-          <w:rFonts w:ascii="Times New Roman" w:hAnsi="Times New Roman"/>
-          <w:sz w:val="24"/>
-          <w:szCs w:val="24"/>
-          <w:lang w:val="en-US"/>
-        </w:rPr>
-        <w:t xml:space="preserve"> every month strictly earlier than that origin and then asked to predict the month h steps ahead. All predictors are lagged values or deterministic calendar terms, so no information from the target month or later enters the prediction. This measures forecasting performance rather than in-sample </w:t>
-      </w:r>
-      <w:proofErr w:type="gramStart"/>
-      <w:r>
-        <w:rPr>
-          <w:rFonts w:ascii="Times New Roman" w:hAnsi="Times New Roman"/>
-          <w:sz w:val="24"/>
-          <w:szCs w:val="24"/>
-          <w:lang w:val="en-US"/>
-        </w:rPr>
-        <w:t>fit, and</w:t>
-      </w:r>
-      <w:proofErr w:type="gramEnd"/>
-      <w:r>
-        <w:rPr>
-          <w:rFonts w:ascii="Times New Roman" w:hAnsi="Times New Roman"/>
-          <w:sz w:val="24"/>
-          <w:szCs w:val="24"/>
-          <w:lang w:val="en-US"/>
-        </w:rPr>
-        <w:t xml:space="preserve"> produces a distribution of errors across many origins rather than a single train-test split.</w:t>
+        <w:t>Validation uses rolling-origin backtesting with an expanding window. At each origin the model is refitted on every month strictly earlier than that origin and then asked to predict the month h steps ahead. All predictors are lagged values or deterministic calendar terms, so no information from the target month or later enters the prediction. This measures forecasting performance rather than in-sample fit, and produces a distribution of errors across many origins rather than a single train-test split.</w:t>
       </w:r>
     </w:p>
     <w:p>
@@ -27801,27 +26542,7 @@
           <w:szCs w:val="24"/>
           <w:lang w:val="en-US"/>
         </w:rPr>
-        <w:t xml:space="preserve">Assessment 1 compared candidate models only against one another, which cannot establish whether any of them add value. Two naive benchmarks were introduced: a </w:t>
-      </w:r>
-      <w:proofErr w:type="gramStart"/>
-      <w:r>
-        <w:rPr>
-          <w:rFonts w:ascii="Times New Roman" w:hAnsi="Times New Roman"/>
-          <w:sz w:val="24"/>
-          <w:szCs w:val="24"/>
-          <w:lang w:val="en-US"/>
-        </w:rPr>
-        <w:t>seasonal naive</w:t>
-      </w:r>
-      <w:proofErr w:type="gramEnd"/>
-      <w:r>
-        <w:rPr>
-          <w:rFonts w:ascii="Times New Roman" w:hAnsi="Times New Roman"/>
-          <w:sz w:val="24"/>
-          <w:szCs w:val="24"/>
-          <w:lang w:val="en-US"/>
-        </w:rPr>
-        <w:t xml:space="preserve"> forecast, which predicts the same month in the previous year, and a twelve-month moving average of the most recent complete year. Skill is reported as the percentage reduction in RMSE relative to the seasonal naive benchmark, so a negative value indicates a model performing worse than assuming last year repeats.</w:t>
+        <w:t>Assessment 1 compared candidate models only against one another, which cannot establish whether any of them add value. Two naive benchmarks were introduced: a seasonal naive forecast, which predicts the same month in the previous year, and a twelve-month moving average of the most recent complete year. Skill is reported as the percentage reduction in RMSE relative to the seasonal naive benchmark, so a negative value indicates a model performing worse than assuming last year repeats.</w:t>
       </w:r>
     </w:p>
     <w:p>
@@ -27910,27 +26631,7 @@
           <w:sz w:val="24"/>
           <w:szCs w:val="24"/>
         </w:rPr>
-        <w:t xml:space="preserve">: Forecast accuracy by horizon, assault rate per 100,000 (rolling-origin </w:t>
-      </w:r>
-      <w:proofErr w:type="spellStart"/>
-      <w:r>
-        <w:rPr>
-          <w:rFonts w:ascii="Times New Roman" w:hAnsi="Times New Roman"/>
-          <w:color w:val="auto"/>
-          <w:sz w:val="24"/>
-          <w:szCs w:val="24"/>
-        </w:rPr>
-        <w:t>backtest</w:t>
-      </w:r>
-      <w:proofErr w:type="spellEnd"/>
-      <w:r>
-        <w:rPr>
-          <w:rFonts w:ascii="Times New Roman" w:hAnsi="Times New Roman"/>
-          <w:color w:val="auto"/>
-          <w:sz w:val="24"/>
-          <w:szCs w:val="24"/>
-        </w:rPr>
-        <w:t>)</w:t>
+        <w:t>: Forecast accuracy by horizon, assault rate per 100,000 (rolling-origin backtest)</w:t>
       </w:r>
       <w:bookmarkEnd w:id="60"/>
     </w:p>
@@ -31231,87 +29932,7 @@
           <w:szCs w:val="24"/>
           <w:lang w:val="en-US"/>
         </w:rPr>
-        <w:t xml:space="preserve">The twelve-month moving average outperforms every fitted model </w:t>
-      </w:r>
-      <w:proofErr w:type="gramStart"/>
-      <w:r>
-        <w:rPr>
-          <w:rFonts w:ascii="Times New Roman" w:hAnsi="Times New Roman"/>
-          <w:sz w:val="24"/>
-          <w:szCs w:val="24"/>
-          <w:lang w:val="en-US"/>
-        </w:rPr>
-        <w:t>at</w:t>
-      </w:r>
-      <w:proofErr w:type="gramEnd"/>
-      <w:r>
-        <w:rPr>
-          <w:rFonts w:ascii="Times New Roman" w:hAnsi="Times New Roman"/>
-          <w:sz w:val="24"/>
-          <w:szCs w:val="24"/>
-          <w:lang w:val="en-US"/>
-        </w:rPr>
-        <w:t xml:space="preserve"> every horizon tested. It achieves a 25.2 per cent RMSE improvement over the seasonal naive benchmark at one month and </w:t>
-      </w:r>
-      <w:proofErr w:type="gramStart"/>
-      <w:r>
-        <w:rPr>
-          <w:rFonts w:ascii="Times New Roman" w:hAnsi="Times New Roman"/>
-          <w:sz w:val="24"/>
-          <w:szCs w:val="24"/>
-          <w:lang w:val="en-US"/>
-        </w:rPr>
-        <w:t>retains</w:t>
-      </w:r>
-      <w:proofErr w:type="gramEnd"/>
-      <w:r>
-        <w:rPr>
-          <w:rFonts w:ascii="Times New Roman" w:hAnsi="Times New Roman"/>
-          <w:sz w:val="24"/>
-          <w:szCs w:val="24"/>
-          <w:lang w:val="en-US"/>
-        </w:rPr>
-        <w:t xml:space="preserve"> 21.0 per cent </w:t>
-      </w:r>
-      <w:proofErr w:type="gramStart"/>
-      <w:r>
-        <w:rPr>
-          <w:rFonts w:ascii="Times New Roman" w:hAnsi="Times New Roman"/>
-          <w:sz w:val="24"/>
-          <w:szCs w:val="24"/>
-          <w:lang w:val="en-US"/>
-        </w:rPr>
-        <w:t>at twelve</w:t>
-      </w:r>
-      <w:proofErr w:type="gramEnd"/>
-      <w:r>
-        <w:rPr>
-          <w:rFonts w:ascii="Times New Roman" w:hAnsi="Times New Roman"/>
-          <w:sz w:val="24"/>
-          <w:szCs w:val="24"/>
-          <w:lang w:val="en-US"/>
-        </w:rPr>
-        <w:t xml:space="preserve"> months, while the best regression model, Ridge, reaches 23.0 per cent </w:t>
-      </w:r>
-      <w:proofErr w:type="gramStart"/>
-      <w:r>
-        <w:rPr>
-          <w:rFonts w:ascii="Times New Roman" w:hAnsi="Times New Roman"/>
-          <w:sz w:val="24"/>
-          <w:szCs w:val="24"/>
-          <w:lang w:val="en-US"/>
-        </w:rPr>
-        <w:t>at</w:t>
-      </w:r>
-      <w:proofErr w:type="gramEnd"/>
-      <w:r>
-        <w:rPr>
-          <w:rFonts w:ascii="Times New Roman" w:hAnsi="Times New Roman"/>
-          <w:sz w:val="24"/>
-          <w:szCs w:val="24"/>
-          <w:lang w:val="en-US"/>
-        </w:rPr>
-        <w:t xml:space="preserve"> one month but falls to 5.1 per cent at twelve. Lasso performs worse than the seasonal naive benchmark at the twelve-month horizon, with a skill score of -9.6 per cent.</w:t>
+        <w:t>The twelve-month moving average outperforms every fitted model at every horizon tested. It achieves a 25.2 per cent RMSE improvement over the seasonal naive benchmark at one month and retains 21.0 per cent at twelve months, while the best regression model, Ridge, reaches 23.0 per cent at one month but falls to 5.1 per cent at twelve. Lasso performs worse than the seasonal naive benchmark at the twelve-month horizon, with a skill score of -9.6 per cent.</w:t>
       </w:r>
     </w:p>
     <w:p>
@@ -31332,27 +29953,7 @@
           <w:szCs w:val="24"/>
           <w:lang w:val="en-US"/>
         </w:rPr>
-        <w:t xml:space="preserve">These results are not directly comparable with the single-split comparison reported above. That comparison selects features and ranks models on a single held-out period, whereas the figures here come from repeated out-of-sample forecasts at a fixed horizon with leakage controls applied. Where the two disagree, the </w:t>
-      </w:r>
-      <w:proofErr w:type="spellStart"/>
-      <w:r>
-        <w:rPr>
-          <w:rFonts w:ascii="Times New Roman" w:hAnsi="Times New Roman"/>
-          <w:sz w:val="24"/>
-          <w:szCs w:val="24"/>
-          <w:lang w:val="en-US"/>
-        </w:rPr>
-        <w:t>backtest</w:t>
-      </w:r>
-      <w:proofErr w:type="spellEnd"/>
-      <w:r>
-        <w:rPr>
-          <w:rFonts w:ascii="Times New Roman" w:hAnsi="Times New Roman"/>
-          <w:sz w:val="24"/>
-          <w:szCs w:val="24"/>
-          <w:lang w:val="en-US"/>
-        </w:rPr>
-        <w:t xml:space="preserve"> is the more conservative estimate of operational performance and is the basis for the recommendation below.</w:t>
+        <w:t>These results are not directly comparable with the single-split comparison reported above. That comparison selects features and ranks models on a single held-out period, whereas the figures here come from repeated out-of-sample forecasts at a fixed horizon with leakage controls applied. Where the two disagree, the backtest is the more conservative estimate of operational performance and is the basis for the recommendation below.</w:t>
       </w:r>
     </w:p>
     <w:p>
@@ -31441,47 +30042,7 @@
           <w:szCs w:val="24"/>
           <w:lang w:val="en-US"/>
         </w:rPr>
-        <w:t xml:space="preserve">Prediction intervals are constructed empirically from the distribution of </w:t>
-      </w:r>
-      <w:proofErr w:type="spellStart"/>
-      <w:r>
-        <w:rPr>
-          <w:rFonts w:ascii="Times New Roman" w:hAnsi="Times New Roman"/>
-          <w:sz w:val="24"/>
-          <w:szCs w:val="24"/>
-          <w:lang w:val="en-US"/>
-        </w:rPr>
-        <w:t>backtest</w:t>
-      </w:r>
-      <w:proofErr w:type="spellEnd"/>
-      <w:r>
-        <w:rPr>
-          <w:rFonts w:ascii="Times New Roman" w:hAnsi="Times New Roman"/>
-          <w:sz w:val="24"/>
-          <w:szCs w:val="24"/>
-          <w:lang w:val="en-US"/>
-        </w:rPr>
-        <w:t xml:space="preserve"> residuals rather than from a parametric assumption, since the residuals are not normally distributed. For each horizon the tenth and ninetieth percentiles of the residual distribution are added to the point forecast. Empirical coverage of the resulting intervals is between 78 and 80 per cent against a nominal 80 per cent, indicating the intervals are well calibrated. The intervals are wide, spanning roughly 230 to 246 assaults per 100,000, which </w:t>
-      </w:r>
-      <w:proofErr w:type="gramStart"/>
-      <w:r>
-        <w:rPr>
-          <w:rFonts w:ascii="Times New Roman" w:hAnsi="Times New Roman"/>
-          <w:sz w:val="24"/>
-          <w:szCs w:val="24"/>
-          <w:lang w:val="en-US"/>
-        </w:rPr>
-        <w:t>is itself</w:t>
-      </w:r>
-      <w:proofErr w:type="gramEnd"/>
-      <w:r>
-        <w:rPr>
-          <w:rFonts w:ascii="Times New Roman" w:hAnsi="Times New Roman"/>
-          <w:sz w:val="24"/>
-          <w:szCs w:val="24"/>
-          <w:lang w:val="en-US"/>
-        </w:rPr>
-        <w:t xml:space="preserve"> an important operational message: forecasts at this granularity carry substantial uncertainty and should be presented to PFES as planning ranges rather than point predictions.</w:t>
+        <w:t>Prediction intervals are constructed empirically from the distribution of backtest residuals rather than from a parametric assumption, since the residuals are not normally distributed. For each horizon the tenth and ninetieth percentiles of the residual distribution are added to the point forecast. Empirical coverage of the resulting intervals is between 78 and 80 per cent against a nominal 80 per cent, indicating the intervals are well calibrated. The intervals are wide, spanning roughly 230 to 246 assaults per 100,000, which is itself an important operational message: forecasts at this granularity carry substantial uncertainty and should be presented to PFES as planning ranges rather than point predictions.</w:t>
       </w:r>
     </w:p>
     <w:p>
@@ -31527,47 +30088,7 @@
           <w:szCs w:val="24"/>
           <w:lang w:val="en-US"/>
         </w:rPr>
-        <w:t xml:space="preserve">Binary indicators were added for the two documented changes in crime recording: the transition from PROMIS to </w:t>
-      </w:r>
-      <w:proofErr w:type="spellStart"/>
-      <w:r>
-        <w:rPr>
-          <w:rFonts w:ascii="Times New Roman" w:hAnsi="Times New Roman"/>
-          <w:sz w:val="24"/>
-          <w:szCs w:val="24"/>
-          <w:lang w:val="en-US"/>
-        </w:rPr>
-        <w:t>SerPro</w:t>
-      </w:r>
-      <w:proofErr w:type="spellEnd"/>
-      <w:r>
-        <w:rPr>
-          <w:rFonts w:ascii="Times New Roman" w:hAnsi="Times New Roman"/>
-          <w:sz w:val="24"/>
-          <w:szCs w:val="24"/>
-          <w:lang w:val="en-US"/>
-        </w:rPr>
-        <w:t xml:space="preserve"> from December 2023, and the ANZSOC reclassification from April 2025. Including these indicators did not change cross-validation error, because the cross-validation period ends in 2022 and both indicators are therefore constant across every fold. They are retained because they are active in the evaluation period and because omitting a known level shift would bias the coefficients on </w:t>
-      </w:r>
-      <w:proofErr w:type="gramStart"/>
-      <w:r>
-        <w:rPr>
-          <w:rFonts w:ascii="Times New Roman" w:hAnsi="Times New Roman"/>
-          <w:sz w:val="24"/>
-          <w:szCs w:val="24"/>
-          <w:lang w:val="en-US"/>
-        </w:rPr>
-        <w:t>the lag</w:t>
-      </w:r>
-      <w:proofErr w:type="gramEnd"/>
-      <w:r>
-        <w:rPr>
-          <w:rFonts w:ascii="Times New Roman" w:hAnsi="Times New Roman"/>
-          <w:sz w:val="24"/>
-          <w:szCs w:val="24"/>
-          <w:lang w:val="en-US"/>
-        </w:rPr>
-        <w:t xml:space="preserve"> terms. This null result in cross-validation is reported explicitly rather than left implicit.</w:t>
+        <w:t>Binary indicators were added for the two documented changes in crime recording: the transition from PROMIS to SerPro from December 2023, and the ANZSOC reclassification from April 2025. Including these indicators did not change cross-validation error, because the cross-validation period ends in 2022 and both indicators are therefore constant across every fold. They are retained because they are active in the evaluation period and because omitting a known level shift would bias the coefficients on the lag terms. This null result in cross-validation is reported explicitly rather than left implicit.</w:t>
       </w:r>
     </w:p>
     <w:p>
@@ -31613,27 +30134,7 @@
           <w:szCs w:val="24"/>
           <w:lang w:val="en-US"/>
         </w:rPr>
-        <w:t xml:space="preserve">Forecast error is tracked as a rolling three-month MAE on the rate scale. A drift alert is raised when this rolling error exceeds the </w:t>
-      </w:r>
-      <w:proofErr w:type="spellStart"/>
-      <w:r>
-        <w:rPr>
-          <w:rFonts w:ascii="Times New Roman" w:hAnsi="Times New Roman"/>
-          <w:sz w:val="24"/>
-          <w:szCs w:val="24"/>
-          <w:lang w:val="en-US"/>
-        </w:rPr>
-        <w:t>backtest</w:t>
-      </w:r>
-      <w:proofErr w:type="spellEnd"/>
-      <w:r>
-        <w:rPr>
-          <w:rFonts w:ascii="Times New Roman" w:hAnsi="Times New Roman"/>
-          <w:sz w:val="24"/>
-          <w:szCs w:val="24"/>
-          <w:lang w:val="en-US"/>
-        </w:rPr>
-        <w:t xml:space="preserve"> MAE for the corresponding horizon by more than 50 per cent, which for the three-month horizon corresponds to a threshold of approximately 112 assaults per 100,000. Models are refitted monthly on the full available history when new crime data is published, rather than on a fixed schedule, so that each refit incorporates the most recent complete month.</w:t>
+        <w:t>Forecast error is tracked as a rolling three-month MAE on the rate scale. A drift alert is raised when this rolling error exceeds the backtest MAE for the corresponding horizon by more than 50 per cent, which for the three-month horizon corresponds to a threshold of approximately 112 assaults per 100,000. Models are refitted monthly on the full available history when new crime data is published, rather than on a fixed schedule, so that each refit incorporates the most recent complete month.</w:t>
       </w:r>
     </w:p>
     <w:p>
@@ -31654,27 +30155,7 @@
           <w:szCs w:val="24"/>
           <w:lang w:val="en-US"/>
         </w:rPr>
-        <w:t xml:space="preserve">Assessment 1 described an incremental learning stage, and the feedback correctly questioned whether the selected approach supports it. It does not: neither Ridge nor Lasso in scikit-learn implements </w:t>
-      </w:r>
-      <w:proofErr w:type="spellStart"/>
-      <w:r>
-        <w:rPr>
-          <w:rFonts w:ascii="Times New Roman" w:hAnsi="Times New Roman"/>
-          <w:sz w:val="24"/>
-          <w:szCs w:val="24"/>
-          <w:lang w:val="en-US"/>
-        </w:rPr>
-        <w:t>partial_fit</w:t>
-      </w:r>
-      <w:proofErr w:type="spellEnd"/>
-      <w:r>
-        <w:rPr>
-          <w:rFonts w:ascii="Times New Roman" w:hAnsi="Times New Roman"/>
-          <w:sz w:val="24"/>
-          <w:szCs w:val="24"/>
-          <w:lang w:val="en-US"/>
-        </w:rPr>
-        <w:t>, so parameters cannot be updated online from streaming data. The stage is therefore clarified as scheduled full retraining on an expanded training window, not online parameter updating.</w:t>
+        <w:t>Assessment 1 described an incremental learning stage, and the feedback correctly questioned whether the selected approach supports it. It does not: neither Ridge nor Lasso in scikit-learn implements partial_fit, so parameters cannot be updated online from streaming data. The stage is therefore clarified as scheduled full retraining on an expanded training window, not online parameter updating.</w:t>
       </w:r>
     </w:p>
     <w:p>
@@ -31997,27 +30478,7 @@
           <w:szCs w:val="24"/>
           <w:lang w:eastAsia="en-US"/>
         </w:rPr>
-        <w:t xml:space="preserve"> Baseline pipeline covers EDA, PCA, feature-variant selection, multicollinearity screening, and four candidate models. A second, independent module (evaluation.py) adds naive baselines, leakage-free feature selection, rolling-origin </w:t>
-      </w:r>
-      <w:proofErr w:type="spellStart"/>
-      <w:r>
-        <w:rPr>
-          <w:rFonts w:ascii="Times New Roman" w:eastAsia="Times New Roman" w:hAnsi="Times New Roman"/>
-          <w:sz w:val="24"/>
-          <w:szCs w:val="24"/>
-          <w:lang w:eastAsia="en-US"/>
-        </w:rPr>
-        <w:t>backtesting</w:t>
-      </w:r>
-      <w:proofErr w:type="spellEnd"/>
-      <w:r>
-        <w:rPr>
-          <w:rFonts w:ascii="Times New Roman" w:eastAsia="Times New Roman" w:hAnsi="Times New Roman"/>
-          <w:sz w:val="24"/>
-          <w:szCs w:val="24"/>
-          <w:lang w:eastAsia="en-US"/>
-        </w:rPr>
-        <w:t>, and empirical prediction intervals, responding directly to the Assessment 1 feedback on validation rigour (Section 4.6, Hendrick).</w:t>
+        <w:t xml:space="preserve"> Baseline pipeline covers EDA, PCA, feature-variant selection, multicollinearity screening, and four candidate models. A second, independent module (evaluation.py) adds naive baselines, leakage-free feature selection, rolling-origin backtesting, and empirical prediction intervals, responding directly to the Assessment 1 feedback on validation rigour (Section 4.6, Hendrick).</w:t>
       </w:r>
     </w:p>
     <w:p>
@@ -32524,27 +30985,7 @@
                 <w:szCs w:val="24"/>
                 <w:lang w:val="en-AU"/>
               </w:rPr>
-              <w:t xml:space="preserve">GitHub repository with README; </w:t>
-            </w:r>
-            <w:proofErr w:type="spellStart"/>
-            <w:r>
-              <w:rPr>
-                <w:rFonts w:ascii="Times New Roman" w:eastAsia="Times New Roman" w:hAnsi="Times New Roman" w:cs="Times New Roman"/>
-                <w:sz w:val="24"/>
-                <w:szCs w:val="24"/>
-                <w:lang w:val="en-AU"/>
-              </w:rPr>
-              <w:t>Streamlit</w:t>
-            </w:r>
-            <w:proofErr w:type="spellEnd"/>
-            <w:r>
-              <w:rPr>
-                <w:rFonts w:ascii="Times New Roman" w:eastAsia="Times New Roman" w:hAnsi="Times New Roman" w:cs="Times New Roman"/>
-                <w:sz w:val="24"/>
-                <w:szCs w:val="24"/>
-                <w:lang w:val="en-AU"/>
-              </w:rPr>
-              <w:t xml:space="preserve"> account set up; draft problem statement</w:t>
+              <w:t>GitHub repository with README; Streamlit account set up; draft problem statement</w:t>
             </w:r>
           </w:p>
         </w:tc>
@@ -33976,47 +32417,7 @@
                 <w:szCs w:val="24"/>
                 <w:lang w:val="en-AU"/>
               </w:rPr>
-              <w:t xml:space="preserve">Incorporate feedback; finalise </w:t>
-            </w:r>
-            <w:proofErr w:type="gramStart"/>
-            <w:r>
-              <w:rPr>
-                <w:rFonts w:ascii="Times New Roman" w:eastAsia="Times New Roman" w:hAnsi="Times New Roman" w:cs="Times New Roman"/>
-                <w:sz w:val="24"/>
-                <w:szCs w:val="24"/>
-                <w:lang w:val="en-AU"/>
-              </w:rPr>
-              <w:t>dashboard;  deploy</w:t>
-            </w:r>
-            <w:proofErr w:type="gramEnd"/>
-            <w:r>
-              <w:rPr>
-                <w:rFonts w:ascii="Times New Roman" w:eastAsia="Times New Roman" w:hAnsi="Times New Roman" w:cs="Times New Roman"/>
-                <w:sz w:val="24"/>
-                <w:szCs w:val="24"/>
-                <w:lang w:val="en-AU"/>
-              </w:rPr>
-              <w:t xml:space="preserve"> to </w:t>
-            </w:r>
-            <w:proofErr w:type="spellStart"/>
-            <w:r>
-              <w:rPr>
-                <w:rFonts w:ascii="Times New Roman" w:eastAsia="Times New Roman" w:hAnsi="Times New Roman" w:cs="Times New Roman"/>
-                <w:sz w:val="24"/>
-                <w:szCs w:val="24"/>
-                <w:lang w:val="en-AU"/>
-              </w:rPr>
-              <w:t>Streamlit</w:t>
-            </w:r>
-            <w:proofErr w:type="spellEnd"/>
-            <w:r>
-              <w:rPr>
-                <w:rFonts w:ascii="Times New Roman" w:eastAsia="Times New Roman" w:hAnsi="Times New Roman" w:cs="Times New Roman"/>
-                <w:sz w:val="24"/>
-                <w:szCs w:val="24"/>
-                <w:lang w:val="en-AU"/>
-              </w:rPr>
-              <w:t xml:space="preserve"> Community Cloud; implement monitoring and retraining logic</w:t>
+              <w:t>Incorporate feedback; finalise dashboard;  deploy to Streamlit Community Cloud; implement monitoring and retraining logic</w:t>
             </w:r>
           </w:p>
         </w:tc>
@@ -34702,25 +33103,7 @@
           <w:sz w:val="24"/>
           <w:szCs w:val="24"/>
         </w:rPr>
-        <w:t xml:space="preserve">The first risk is changes in the crime data. The transition from PROMIS to </w:t>
-      </w:r>
-      <w:proofErr w:type="spellStart"/>
-      <w:r>
-        <w:rPr>
-          <w:rFonts w:ascii="Times New Roman" w:eastAsia="Times New Roman" w:hAnsi="Times New Roman"/>
-          <w:sz w:val="24"/>
-          <w:szCs w:val="24"/>
-        </w:rPr>
-        <w:t>SerPro</w:t>
-      </w:r>
-      <w:proofErr w:type="spellEnd"/>
-      <w:r>
-        <w:rPr>
-          <w:rFonts w:ascii="Times New Roman" w:eastAsia="Times New Roman" w:hAnsi="Times New Roman"/>
-          <w:sz w:val="24"/>
-          <w:szCs w:val="24"/>
-        </w:rPr>
-        <w:t xml:space="preserve"> in November 2023 and the ANZSOC classification transition in April 2025 may pose challenges in comparing old and new crime data. To minimise this risk, both transitions will be incorporated into the model.</w:t>
+        <w:t>The first risk is changes in the crime data. The transition from PROMIS to SerPro in November 2023 and the ANZSOC classification transition in April 2025 may pose challenges in comparing old and new crime data. To minimise this risk, both transitions will be incorporated into the model.</w:t>
       </w:r>
     </w:p>
     <w:p>
@@ -34806,25 +33189,7 @@
           <w:sz w:val="24"/>
           <w:szCs w:val="24"/>
         </w:rPr>
-        <w:t xml:space="preserve">And the final risk is misuse or misinterpretation of the forecasts. If predictions are read as statements about </w:t>
-      </w:r>
-      <w:proofErr w:type="gramStart"/>
-      <w:r>
-        <w:rPr>
-          <w:rFonts w:ascii="Times New Roman" w:eastAsia="Times New Roman" w:hAnsi="Times New Roman"/>
-          <w:sz w:val="24"/>
-          <w:szCs w:val="24"/>
-        </w:rPr>
-        <w:t>particular communities</w:t>
-      </w:r>
-      <w:proofErr w:type="gramEnd"/>
-      <w:r>
-        <w:rPr>
-          <w:rFonts w:ascii="Times New Roman" w:eastAsia="Times New Roman" w:hAnsi="Times New Roman"/>
-          <w:sz w:val="24"/>
-          <w:szCs w:val="24"/>
-        </w:rPr>
-        <w:t>, the system could cause harm rather than support safety. Small counts in low-population regions could also make incidents identifiable. Forecasts will therefore be shown only at region and month level, with uncertainty ranges, and small values will be suppressed.</w:t>
+        <w:t>And the final risk is misuse or misinterpretation of the forecasts. If predictions are read as statements about particular communities, the system could cause harm rather than support safety. Small counts in low-population regions could also make incidents identifiable. Forecasts will therefore be shown only at region and month level, with uncertainty ranges, and small values will be suppressed.</w:t>
       </w:r>
     </w:p>
     <w:p>
@@ -34861,25 +33226,7 @@
           <w:sz w:val="24"/>
           <w:szCs w:val="24"/>
         </w:rPr>
-        <w:t xml:space="preserve"> absent from both crime files due to the PROMIS-to-</w:t>
-      </w:r>
-      <w:proofErr w:type="spellStart"/>
-      <w:r>
-        <w:rPr>
-          <w:rFonts w:ascii="Times New Roman" w:eastAsia="Times New Roman" w:hAnsi="Times New Roman"/>
-          <w:sz w:val="24"/>
-          <w:szCs w:val="24"/>
-        </w:rPr>
-        <w:t>SerPro</w:t>
-      </w:r>
-      <w:proofErr w:type="spellEnd"/>
-      <w:r>
-        <w:rPr>
-          <w:rFonts w:ascii="Times New Roman" w:eastAsia="Times New Roman" w:hAnsi="Times New Roman"/>
-          <w:sz w:val="24"/>
-          <w:szCs w:val="24"/>
-        </w:rPr>
-        <w:t xml:space="preserve"> transition</w:t>
+        <w:t xml:space="preserve"> absent from both crime files due to the PROMIS-to-SerPro transition</w:t>
       </w:r>
       <w:r>
         <w:rPr>
@@ -34896,25 +33243,7 @@
           <w:sz w:val="24"/>
           <w:szCs w:val="24"/>
         </w:rPr>
-        <w:t xml:space="preserve"> was identified and retained as </w:t>
-      </w:r>
-      <w:proofErr w:type="spellStart"/>
-      <w:r>
-        <w:rPr>
-          <w:rFonts w:ascii="Times New Roman" w:eastAsia="Times New Roman" w:hAnsi="Times New Roman"/>
-          <w:sz w:val="24"/>
-          <w:szCs w:val="24"/>
-        </w:rPr>
-        <w:t>NaN</w:t>
-      </w:r>
-      <w:proofErr w:type="spellEnd"/>
-      <w:r>
-        <w:rPr>
-          <w:rFonts w:ascii="Times New Roman" w:eastAsia="Times New Roman" w:hAnsi="Times New Roman"/>
-          <w:sz w:val="24"/>
-          <w:szCs w:val="24"/>
-        </w:rPr>
-        <w:t xml:space="preserve"> rather than imputed, to avoid introducing artificial values into the time series. The ANZSOC category-label mismatch between the two crime files also required a manual translation table to ensure consistent offence classification across the full study period. Both issues are now resolved in the pipeline and documented in the repository change log.</w:t>
+        <w:t xml:space="preserve"> was identified and retained as NaN rather than imputed, to avoid introducing artificial values into the time series. The ANZSOC category-label mismatch between the two crime files also required a manual translation table to ensure consistent offence classification across the full study period. Both issues are now resolved in the pipeline and documented in the repository change log.</w:t>
       </w:r>
     </w:p>
     <w:p>
@@ -35340,67 +33669,7 @@
           <w:szCs w:val="24"/>
           <w:lang w:eastAsia="en-US"/>
         </w:rPr>
-        <w:t>Two undeclared dependencies (</w:t>
-      </w:r>
-      <w:proofErr w:type="spellStart"/>
-      <w:r>
-        <w:rPr>
-          <w:rFonts w:ascii="Times New Roman" w:eastAsia="Times New Roman" w:hAnsi="Times New Roman"/>
-          <w:sz w:val="24"/>
-          <w:szCs w:val="24"/>
-          <w:lang w:eastAsia="en-US"/>
-        </w:rPr>
-        <w:t>xgboost</w:t>
-      </w:r>
-      <w:proofErr w:type="spellEnd"/>
-      <w:r>
-        <w:rPr>
-          <w:rFonts w:ascii="Times New Roman" w:eastAsia="Times New Roman" w:hAnsi="Times New Roman"/>
-          <w:sz w:val="24"/>
-          <w:szCs w:val="24"/>
-          <w:lang w:eastAsia="en-US"/>
-        </w:rPr>
-        <w:t xml:space="preserve">, </w:t>
-      </w:r>
-      <w:proofErr w:type="spellStart"/>
-      <w:r>
-        <w:rPr>
-          <w:rFonts w:ascii="Times New Roman" w:eastAsia="Times New Roman" w:hAnsi="Times New Roman"/>
-          <w:sz w:val="24"/>
-          <w:szCs w:val="24"/>
-          <w:lang w:eastAsia="en-US"/>
-        </w:rPr>
-        <w:t>openpyxl</w:t>
-      </w:r>
-      <w:proofErr w:type="spellEnd"/>
-      <w:r>
-        <w:rPr>
-          <w:rFonts w:ascii="Times New Roman" w:eastAsia="Times New Roman" w:hAnsi="Times New Roman"/>
-          <w:sz w:val="24"/>
-          <w:szCs w:val="24"/>
-          <w:lang w:eastAsia="en-US"/>
-        </w:rPr>
-        <w:t xml:space="preserve">) that broke the pipeline on any machine but the original </w:t>
-      </w:r>
-      <w:proofErr w:type="gramStart"/>
-      <w:r>
-        <w:rPr>
-          <w:rFonts w:ascii="Times New Roman" w:eastAsia="Times New Roman" w:hAnsi="Times New Roman"/>
-          <w:sz w:val="24"/>
-          <w:szCs w:val="24"/>
-          <w:lang w:eastAsia="en-US"/>
-        </w:rPr>
-        <w:t>developer's</w:t>
-      </w:r>
-      <w:proofErr w:type="gramEnd"/>
-      <w:r>
-        <w:rPr>
-          <w:rFonts w:ascii="Times New Roman" w:eastAsia="Times New Roman" w:hAnsi="Times New Roman"/>
-          <w:sz w:val="24"/>
-          <w:szCs w:val="24"/>
-          <w:lang w:eastAsia="en-US"/>
-        </w:rPr>
-        <w:t>.</w:t>
+        <w:t>Two undeclared dependencies (xgboost, openpyxl) that broke the pipeline on any machine but the original developer's.</w:t>
       </w:r>
     </w:p>
     <w:p>
@@ -35425,27 +33694,7 @@
           <w:szCs w:val="24"/>
           <w:lang w:eastAsia="en-US"/>
         </w:rPr>
-        <w:t xml:space="preserve">A Windows-only Unicode crash inside a </w:t>
-      </w:r>
-      <w:proofErr w:type="gramStart"/>
-      <w:r>
-        <w:rPr>
-          <w:rFonts w:ascii="Times New Roman" w:eastAsia="Times New Roman" w:hAnsi="Times New Roman"/>
-          <w:sz w:val="24"/>
-          <w:szCs w:val="24"/>
-          <w:lang w:eastAsia="en-US"/>
-        </w:rPr>
-        <w:t>print(</w:t>
-      </w:r>
-      <w:proofErr w:type="gramEnd"/>
-      <w:r>
-        <w:rPr>
-          <w:rFonts w:ascii="Times New Roman" w:eastAsia="Times New Roman" w:hAnsi="Times New Roman"/>
-          <w:sz w:val="24"/>
-          <w:szCs w:val="24"/>
-          <w:lang w:eastAsia="en-US"/>
-        </w:rPr>
-        <w:t>) statement.</w:t>
+        <w:t>A Windows-only Unicode crash inside a print() statement.</w:t>
       </w:r>
     </w:p>
     <w:p>
@@ -35495,27 +33744,7 @@
           <w:szCs w:val="24"/>
           <w:lang w:eastAsia="en-US"/>
         </w:rPr>
-        <w:t xml:space="preserve">A biased VIF calculation (missing its constant term) and an unsafe </w:t>
-      </w:r>
-      <w:proofErr w:type="gramStart"/>
-      <w:r>
-        <w:rPr>
-          <w:rFonts w:ascii="Times New Roman" w:eastAsia="Times New Roman" w:hAnsi="Times New Roman"/>
-          <w:sz w:val="24"/>
-          <w:szCs w:val="24"/>
-          <w:lang w:eastAsia="en-US"/>
-        </w:rPr>
-        <w:t>eval(</w:t>
-      </w:r>
-      <w:proofErr w:type="gramEnd"/>
-      <w:r>
-        <w:rPr>
-          <w:rFonts w:ascii="Times New Roman" w:eastAsia="Times New Roman" w:hAnsi="Times New Roman"/>
-          <w:sz w:val="24"/>
-          <w:szCs w:val="24"/>
-          <w:lang w:eastAsia="en-US"/>
-        </w:rPr>
-        <w:t>) call.</w:t>
+        <w:t>A biased VIF calculation (missing its constant term) and an unsafe eval() call.</w:t>
       </w:r>
     </w:p>
     <w:p>
@@ -35577,71 +33806,7 @@
           <w:sz w:val="24"/>
           <w:szCs w:val="24"/>
         </w:rPr>
-        <w:t>The team commits pipeline outputs (</w:t>
-      </w:r>
-      <w:proofErr w:type="spellStart"/>
-      <w:r>
-        <w:rPr>
-          <w:rFonts w:ascii="Times New Roman" w:eastAsia="Times New Roman" w:hAnsi="Times New Roman"/>
-          <w:sz w:val="24"/>
-          <w:szCs w:val="24"/>
-        </w:rPr>
-        <w:t>eda_plots</w:t>
-      </w:r>
-      <w:proofErr w:type="spellEnd"/>
-      <w:r>
-        <w:rPr>
-          <w:rFonts w:ascii="Times New Roman" w:eastAsia="Times New Roman" w:hAnsi="Times New Roman"/>
-          <w:sz w:val="24"/>
-          <w:szCs w:val="24"/>
-        </w:rPr>
-        <w:t xml:space="preserve">/, </w:t>
-      </w:r>
-      <w:proofErr w:type="spellStart"/>
-      <w:r>
-        <w:rPr>
-          <w:rFonts w:ascii="Times New Roman" w:eastAsia="Times New Roman" w:hAnsi="Times New Roman"/>
-          <w:sz w:val="24"/>
-          <w:szCs w:val="24"/>
-        </w:rPr>
-        <w:t>regression_plots</w:t>
-      </w:r>
-      <w:proofErr w:type="spellEnd"/>
-      <w:r>
-        <w:rPr>
-          <w:rFonts w:ascii="Times New Roman" w:eastAsia="Times New Roman" w:hAnsi="Times New Roman"/>
-          <w:sz w:val="24"/>
-          <w:szCs w:val="24"/>
-        </w:rPr>
-        <w:t xml:space="preserve">/, dataset/raw/, dataset/processed/) to GitHub rather </w:t>
-      </w:r>
-      <w:proofErr w:type="gramStart"/>
-      <w:r>
-        <w:rPr>
-          <w:rFonts w:ascii="Times New Roman" w:eastAsia="Times New Roman" w:hAnsi="Times New Roman"/>
-          <w:sz w:val="24"/>
-          <w:szCs w:val="24"/>
-        </w:rPr>
-        <w:t>than .</w:t>
-      </w:r>
-      <w:proofErr w:type="spellStart"/>
-      <w:r>
-        <w:rPr>
-          <w:rFonts w:ascii="Times New Roman" w:eastAsia="Times New Roman" w:hAnsi="Times New Roman"/>
-          <w:sz w:val="24"/>
-          <w:szCs w:val="24"/>
-        </w:rPr>
-        <w:t>gitignore</w:t>
-      </w:r>
-      <w:proofErr w:type="spellEnd"/>
-      <w:proofErr w:type="gramEnd"/>
-      <w:r>
-        <w:rPr>
-          <w:rFonts w:ascii="Times New Roman" w:eastAsia="Times New Roman" w:hAnsi="Times New Roman"/>
-          <w:sz w:val="24"/>
-          <w:szCs w:val="24"/>
-        </w:rPr>
-        <w:t>-excluding them, so markers can inspect results without re-running the pipeline, trading occasional merge conflicts on regenerated images for the reproducibility</w:t>
+        <w:t>The team commits pipeline outputs (eda_plots/, regression_plots/, dataset/raw/, dataset/processed/) to GitHub rather than .gitignore-excluding them, so markers can inspect results without re-running the pipeline, trading occasional merge conflicts on regenerated images for the reproducibility</w:t>
       </w:r>
       <w:r>
         <w:rPr>
@@ -35850,43 +34015,7 @@
           <w:sz w:val="24"/>
           <w:szCs w:val="24"/>
         </w:rPr>
-        <w:t xml:space="preserve">Carroll, S. R., Garba, I., Figueroa-Rodríguez, O. L., Holbrook, J., Lovett, R., </w:t>
-      </w:r>
-      <w:proofErr w:type="spellStart"/>
-      <w:r>
-        <w:rPr>
-          <w:rFonts w:ascii="Times New Roman" w:eastAsia="Times New Roman" w:hAnsi="Times New Roman"/>
-          <w:sz w:val="24"/>
-          <w:szCs w:val="24"/>
-        </w:rPr>
-        <w:t>Materechera</w:t>
-      </w:r>
-      <w:proofErr w:type="spellEnd"/>
-      <w:r>
-        <w:rPr>
-          <w:rFonts w:ascii="Times New Roman" w:eastAsia="Times New Roman" w:hAnsi="Times New Roman"/>
-          <w:sz w:val="24"/>
-          <w:szCs w:val="24"/>
-        </w:rPr>
-        <w:t xml:space="preserve">, S., Parsons, M., </w:t>
-      </w:r>
-      <w:proofErr w:type="spellStart"/>
-      <w:r>
-        <w:rPr>
-          <w:rFonts w:ascii="Times New Roman" w:eastAsia="Times New Roman" w:hAnsi="Times New Roman"/>
-          <w:sz w:val="24"/>
-          <w:szCs w:val="24"/>
-        </w:rPr>
-        <w:t>Raseroka</w:t>
-      </w:r>
-      <w:proofErr w:type="spellEnd"/>
-      <w:r>
-        <w:rPr>
-          <w:rFonts w:ascii="Times New Roman" w:eastAsia="Times New Roman" w:hAnsi="Times New Roman"/>
-          <w:sz w:val="24"/>
-          <w:szCs w:val="24"/>
-        </w:rPr>
-        <w:t xml:space="preserve">, K., Rodriguez-Lonebear, D., Rowe, R., Sara, R., Walker, J. D., Anderson, J., &amp; Hudson, M. (2020). The CARE Principles for Indigenous Data Governance. Data Science Journal, 19(1), 1–12. </w:t>
+        <w:t xml:space="preserve">Carroll, S. R., Garba, I., Figueroa-Rodríguez, O. L., Holbrook, J., Lovett, R., Materechera, S., Parsons, M., Raseroka, K., Rodriguez-Lonebear, D., Rowe, R., Sara, R., Walker, J. D., Anderson, J., &amp; Hudson, M. (2020). The CARE Principles for Indigenous Data Governance. Data Science Journal, 19(1), 1–12. </w:t>
       </w:r>
       <w:hyperlink r:id="rId41">
         <w:r>
@@ -35961,25 +34090,7 @@
           <w:sz w:val="24"/>
           <w:szCs w:val="24"/>
         </w:rPr>
-        <w:t xml:space="preserve">Northern Territory Government. (2026). NT crime </w:t>
-      </w:r>
-      <w:proofErr w:type="gramStart"/>
-      <w:r>
-        <w:rPr>
-          <w:rFonts w:ascii="Times New Roman" w:eastAsia="Times New Roman" w:hAnsi="Times New Roman"/>
-          <w:sz w:val="24"/>
-          <w:szCs w:val="24"/>
-        </w:rPr>
-        <w:t>statistics march</w:t>
-      </w:r>
-      <w:proofErr w:type="gramEnd"/>
-      <w:r>
-        <w:rPr>
-          <w:rFonts w:ascii="Times New Roman" w:eastAsia="Times New Roman" w:hAnsi="Times New Roman"/>
-          <w:sz w:val="24"/>
-          <w:szCs w:val="24"/>
-        </w:rPr>
-        <w:t xml:space="preserve"> 2026 - NTG open data portal. </w:t>
+        <w:t xml:space="preserve">Northern Territory Government. (2026). NT crime statistics march 2026 - NTG open data portal. </w:t>
       </w:r>
       <w:hyperlink r:id="rId43" w:history="1">
         <w:r>
@@ -36067,29 +34178,7 @@
           <w:sz w:val="24"/>
           <w:szCs w:val="24"/>
         </w:rPr>
-        <w:t xml:space="preserve">Operation </w:t>
-      </w:r>
-      <w:proofErr w:type="spellStart"/>
-      <w:r>
-        <w:rPr>
-          <w:rFonts w:ascii="Times New Roman" w:eastAsia="Times New Roman" w:hAnsi="Times New Roman"/>
-          <w:i/>
-          <w:iCs/>
-          <w:sz w:val="24"/>
-          <w:szCs w:val="24"/>
-        </w:rPr>
-        <w:t>ventura</w:t>
-      </w:r>
-      <w:proofErr w:type="spellEnd"/>
-      <w:r>
-        <w:rPr>
-          <w:rFonts w:ascii="Times New Roman" w:eastAsia="Times New Roman" w:hAnsi="Times New Roman"/>
-          <w:i/>
-          <w:iCs/>
-          <w:sz w:val="24"/>
-          <w:szCs w:val="24"/>
-        </w:rPr>
-        <w:t xml:space="preserve"> | NT police, fire &amp; emergency services</w:t>
+        <w:t>Operation ventura | NT police, fire &amp; emergency services</w:t>
       </w:r>
       <w:r>
         <w:rPr>
@@ -36167,6 +34256,643 @@
         </w:rPr>
         <w:t>.</w:t>
       </w:r>
+    </w:p>
+    <w:p>
+      <w:pPr>
+        <w:spacing w:before="120" w:after="120" w:line="276" w:lineRule="auto"/>
+        <w:ind w:left="720" w:hanging="720"/>
+        <w:jc w:val="both"/>
+        <w:rPr>
+          <w:rFonts w:ascii="Times New Roman" w:eastAsia="Times New Roman" w:hAnsi="Times New Roman"/>
+          <w:sz w:val="24"/>
+          <w:szCs w:val="24"/>
+          <w:lang w:val="en-US"/>
+        </w:rPr>
+      </w:pPr>
+      <w:r>
+        <w:rPr>
+          <w:rFonts w:ascii="Times New Roman" w:eastAsia="Times New Roman" w:hAnsi="Times New Roman"/>
+          <w:sz w:val="24"/>
+          <w:szCs w:val="24"/>
+          <w:lang w:val="en-US"/>
+        </w:rPr>
+        <w:t xml:space="preserve">Baird, A., While, D., Flynn, S., Ibrahim, S., Kapur, N., Appleby, L., &amp; Shaw, J. (2019). Do homicide rates increase during weekends and national holidays? </w:t>
+      </w:r>
+      <w:r>
+        <w:rPr>
+          <w:rFonts w:ascii="Times New Roman" w:eastAsia="Times New Roman" w:hAnsi="Times New Roman"/>
+          <w:i/>
+          <w:iCs/>
+          <w:sz w:val="24"/>
+          <w:szCs w:val="24"/>
+          <w:lang w:val="en-US"/>
+        </w:rPr>
+        <w:t>The Journal of Forensic Psychiatry &amp; Psychology</w:t>
+      </w:r>
+      <w:r>
+        <w:rPr>
+          <w:rFonts w:ascii="Times New Roman" w:eastAsia="Times New Roman" w:hAnsi="Times New Roman"/>
+          <w:sz w:val="24"/>
+          <w:szCs w:val="24"/>
+          <w:lang w:val="en-US"/>
+        </w:rPr>
+        <w:t xml:space="preserve">, </w:t>
+      </w:r>
+      <w:r>
+        <w:rPr>
+          <w:rFonts w:ascii="Times New Roman" w:eastAsia="Times New Roman" w:hAnsi="Times New Roman"/>
+          <w:i/>
+          <w:iCs/>
+          <w:sz w:val="24"/>
+          <w:szCs w:val="24"/>
+          <w:lang w:val="en-US"/>
+        </w:rPr>
+        <w:t>30</w:t>
+      </w:r>
+      <w:r>
+        <w:rPr>
+          <w:rFonts w:ascii="Times New Roman" w:eastAsia="Times New Roman" w:hAnsi="Times New Roman"/>
+          <w:sz w:val="24"/>
+          <w:szCs w:val="24"/>
+          <w:lang w:val="en-US"/>
+        </w:rPr>
+        <w:t>(3), 367–380.</w:t>
+      </w:r>
+    </w:p>
+    <w:p>
+      <w:pPr>
+        <w:spacing w:before="120" w:after="120" w:line="276" w:lineRule="auto"/>
+        <w:ind w:left="720" w:hanging="720"/>
+        <w:jc w:val="both"/>
+        <w:rPr>
+          <w:rFonts w:ascii="Times New Roman" w:eastAsia="Times New Roman" w:hAnsi="Times New Roman"/>
+          <w:sz w:val="24"/>
+          <w:szCs w:val="24"/>
+          <w:lang w:val="en-US"/>
+        </w:rPr>
+      </w:pPr>
+      <w:r>
+        <w:rPr>
+          <w:rFonts w:ascii="Times New Roman" w:eastAsia="Times New Roman" w:hAnsi="Times New Roman"/>
+          <w:sz w:val="24"/>
+          <w:szCs w:val="24"/>
+          <w:lang w:val="en-US"/>
+        </w:rPr>
+        <w:t xml:space="preserve">Blakeslee, D. S., &amp; Fishman, R. (2018). Weather shocks, agriculture, and crime: Evidence from India. </w:t>
+      </w:r>
+      <w:r>
+        <w:rPr>
+          <w:rFonts w:ascii="Times New Roman" w:eastAsia="Times New Roman" w:hAnsi="Times New Roman"/>
+          <w:i/>
+          <w:iCs/>
+          <w:sz w:val="24"/>
+          <w:szCs w:val="24"/>
+          <w:lang w:val="en-US"/>
+        </w:rPr>
+        <w:t>Journal of Human Resources</w:t>
+      </w:r>
+      <w:r>
+        <w:rPr>
+          <w:rFonts w:ascii="Times New Roman" w:eastAsia="Times New Roman" w:hAnsi="Times New Roman"/>
+          <w:sz w:val="24"/>
+          <w:szCs w:val="24"/>
+          <w:lang w:val="en-US"/>
+        </w:rPr>
+        <w:t xml:space="preserve">, </w:t>
+      </w:r>
+      <w:r>
+        <w:rPr>
+          <w:rFonts w:ascii="Times New Roman" w:eastAsia="Times New Roman" w:hAnsi="Times New Roman"/>
+          <w:i/>
+          <w:iCs/>
+          <w:sz w:val="24"/>
+          <w:szCs w:val="24"/>
+          <w:lang w:val="en-US"/>
+        </w:rPr>
+        <w:t>53</w:t>
+      </w:r>
+      <w:r>
+        <w:rPr>
+          <w:rFonts w:ascii="Times New Roman" w:eastAsia="Times New Roman" w:hAnsi="Times New Roman"/>
+          <w:sz w:val="24"/>
+          <w:szCs w:val="24"/>
+          <w:lang w:val="en-US"/>
+        </w:rPr>
+        <w:t>(3), 750–782.</w:t>
+      </w:r>
+    </w:p>
+    <w:p>
+      <w:pPr>
+        <w:spacing w:before="120" w:after="120" w:line="276" w:lineRule="auto"/>
+        <w:ind w:left="720" w:hanging="720"/>
+        <w:jc w:val="both"/>
+        <w:rPr>
+          <w:rFonts w:ascii="Times New Roman" w:eastAsia="Times New Roman" w:hAnsi="Times New Roman"/>
+          <w:sz w:val="24"/>
+          <w:szCs w:val="24"/>
+          <w:lang w:val="en-US"/>
+        </w:rPr>
+      </w:pPr>
+      <w:r>
+        <w:rPr>
+          <w:rFonts w:ascii="Times New Roman" w:eastAsia="Times New Roman" w:hAnsi="Times New Roman"/>
+          <w:sz w:val="24"/>
+          <w:szCs w:val="24"/>
+          <w:lang w:val="en-US"/>
+        </w:rPr>
+        <w:t xml:space="preserve">Chakraborty, J., Majumder, S., &amp; Menzies, T. (2021). Bias in machine learning software: Why? How? What to do? </w:t>
+      </w:r>
+      <w:r>
+        <w:rPr>
+          <w:rFonts w:ascii="Times New Roman" w:eastAsia="Times New Roman" w:hAnsi="Times New Roman"/>
+          <w:i/>
+          <w:iCs/>
+          <w:sz w:val="24"/>
+          <w:szCs w:val="24"/>
+          <w:lang w:val="en-US"/>
+        </w:rPr>
+        <w:t>Proceedings of the 29th ACM Joint Meeting on European Software Engineering Conference and Symposium on the Foundations of Software Engineering</w:t>
+      </w:r>
+      <w:r>
+        <w:rPr>
+          <w:rFonts w:ascii="Times New Roman" w:eastAsia="Times New Roman" w:hAnsi="Times New Roman"/>
+          <w:sz w:val="24"/>
+          <w:szCs w:val="24"/>
+          <w:lang w:val="en-US"/>
+        </w:rPr>
+        <w:t>, 429–440.</w:t>
+      </w:r>
+    </w:p>
+    <w:p>
+      <w:pPr>
+        <w:spacing w:before="120" w:after="120" w:line="276" w:lineRule="auto"/>
+        <w:ind w:left="720" w:hanging="720"/>
+        <w:jc w:val="both"/>
+        <w:rPr>
+          <w:rFonts w:ascii="Times New Roman" w:eastAsia="Times New Roman" w:hAnsi="Times New Roman"/>
+          <w:sz w:val="24"/>
+          <w:szCs w:val="24"/>
+          <w:lang w:val="en-US"/>
+        </w:rPr>
+      </w:pPr>
+      <w:r>
+        <w:rPr>
+          <w:rFonts w:ascii="Times New Roman" w:eastAsia="Times New Roman" w:hAnsi="Times New Roman"/>
+          <w:sz w:val="24"/>
+          <w:szCs w:val="24"/>
+          <w:lang w:val="en-US"/>
+        </w:rPr>
+        <w:t xml:space="preserve">D., D. (2025). </w:t>
+      </w:r>
+      <w:r>
+        <w:rPr>
+          <w:rFonts w:ascii="Times New Roman" w:eastAsia="Times New Roman" w:hAnsi="Times New Roman"/>
+          <w:i/>
+          <w:iCs/>
+          <w:sz w:val="24"/>
+          <w:szCs w:val="24"/>
+          <w:lang w:val="en-US"/>
+        </w:rPr>
+        <w:t>Performance of LASSO and ridge regression for variable selection in genome-wide association studies of maize flowering time</w:t>
+      </w:r>
+      <w:r>
+        <w:rPr>
+          <w:rFonts w:ascii="Times New Roman" w:eastAsia="Times New Roman" w:hAnsi="Times New Roman"/>
+          <w:sz w:val="24"/>
+          <w:szCs w:val="24"/>
+          <w:lang w:val="en-US"/>
+        </w:rPr>
+        <w:t>.</w:t>
+      </w:r>
+    </w:p>
+    <w:p>
+      <w:pPr>
+        <w:spacing w:before="120" w:after="120" w:line="276" w:lineRule="auto"/>
+        <w:ind w:left="720" w:hanging="720"/>
+        <w:jc w:val="both"/>
+        <w:rPr>
+          <w:rFonts w:ascii="Times New Roman" w:eastAsia="Times New Roman" w:hAnsi="Times New Roman"/>
+          <w:sz w:val="24"/>
+          <w:szCs w:val="24"/>
+          <w:lang w:val="en-US"/>
+        </w:rPr>
+      </w:pPr>
+      <w:r>
+        <w:rPr>
+          <w:rFonts w:ascii="Times New Roman" w:eastAsia="Times New Roman" w:hAnsi="Times New Roman"/>
+          <w:sz w:val="24"/>
+          <w:szCs w:val="24"/>
+          <w:lang w:val="en-US"/>
+        </w:rPr>
+        <w:t xml:space="preserve">Dertli, H. I., Hayes, D. B., &amp; Zorn, T. G. (2024). Effects of multicollinearity and data granularity on regression models of stream temperature. </w:t>
+      </w:r>
+      <w:r>
+        <w:rPr>
+          <w:rFonts w:ascii="Times New Roman" w:eastAsia="Times New Roman" w:hAnsi="Times New Roman"/>
+          <w:i/>
+          <w:iCs/>
+          <w:sz w:val="24"/>
+          <w:szCs w:val="24"/>
+          <w:lang w:val="en-US"/>
+        </w:rPr>
+        <w:t>Journal of Hydrology</w:t>
+      </w:r>
+      <w:r>
+        <w:rPr>
+          <w:rFonts w:ascii="Times New Roman" w:eastAsia="Times New Roman" w:hAnsi="Times New Roman"/>
+          <w:sz w:val="24"/>
+          <w:szCs w:val="24"/>
+          <w:lang w:val="en-US"/>
+        </w:rPr>
+        <w:t xml:space="preserve">, </w:t>
+      </w:r>
+      <w:r>
+        <w:rPr>
+          <w:rFonts w:ascii="Times New Roman" w:eastAsia="Times New Roman" w:hAnsi="Times New Roman"/>
+          <w:i/>
+          <w:iCs/>
+          <w:sz w:val="24"/>
+          <w:szCs w:val="24"/>
+          <w:lang w:val="en-US"/>
+        </w:rPr>
+        <w:t>639</w:t>
+      </w:r>
+      <w:r>
+        <w:rPr>
+          <w:rFonts w:ascii="Times New Roman" w:eastAsia="Times New Roman" w:hAnsi="Times New Roman"/>
+          <w:sz w:val="24"/>
+          <w:szCs w:val="24"/>
+          <w:lang w:val="en-US"/>
+        </w:rPr>
+        <w:t>, 131572.</w:t>
+      </w:r>
+    </w:p>
+    <w:p>
+      <w:pPr>
+        <w:spacing w:before="120" w:after="120" w:line="276" w:lineRule="auto"/>
+        <w:ind w:left="720" w:hanging="720"/>
+        <w:jc w:val="both"/>
+        <w:rPr>
+          <w:rFonts w:ascii="Times New Roman" w:eastAsia="Times New Roman" w:hAnsi="Times New Roman"/>
+          <w:sz w:val="24"/>
+          <w:szCs w:val="24"/>
+          <w:lang w:val="en-US"/>
+        </w:rPr>
+      </w:pPr>
+      <w:r>
+        <w:rPr>
+          <w:rFonts w:ascii="Times New Roman" w:eastAsia="Times New Roman" w:hAnsi="Times New Roman"/>
+          <w:sz w:val="24"/>
+          <w:szCs w:val="24"/>
+          <w:lang w:val="en-US"/>
+        </w:rPr>
+        <w:t xml:space="preserve">Hasanov, M., Wolter, M., &amp; Glende, E. (2022). Time series data splitting for short-term load forecasting. In </w:t>
+      </w:r>
+      <w:r>
+        <w:rPr>
+          <w:rFonts w:ascii="Times New Roman" w:eastAsia="Times New Roman" w:hAnsi="Times New Roman"/>
+          <w:i/>
+          <w:iCs/>
+          <w:sz w:val="24"/>
+          <w:szCs w:val="24"/>
+          <w:lang w:val="en-US"/>
+        </w:rPr>
+        <w:t>Pess+ pelss 2022; power and energy student summit</w:t>
+      </w:r>
+      <w:r>
+        <w:rPr>
+          <w:rFonts w:ascii="Times New Roman" w:eastAsia="Times New Roman" w:hAnsi="Times New Roman"/>
+          <w:sz w:val="24"/>
+          <w:szCs w:val="24"/>
+          <w:lang w:val="en-US"/>
+        </w:rPr>
+        <w:t xml:space="preserve"> (pp. 1–6). VDE.</w:t>
+      </w:r>
+    </w:p>
+    <w:p>
+      <w:pPr>
+        <w:spacing w:before="120" w:after="120" w:line="276" w:lineRule="auto"/>
+        <w:ind w:left="720" w:hanging="720"/>
+        <w:jc w:val="both"/>
+        <w:rPr>
+          <w:rFonts w:ascii="Times New Roman" w:eastAsia="Times New Roman" w:hAnsi="Times New Roman"/>
+          <w:sz w:val="24"/>
+          <w:szCs w:val="24"/>
+          <w:lang w:val="en-US"/>
+        </w:rPr>
+      </w:pPr>
+      <w:r>
+        <w:rPr>
+          <w:rFonts w:ascii="Times New Roman" w:eastAsia="Times New Roman" w:hAnsi="Times New Roman"/>
+          <w:sz w:val="24"/>
+          <w:szCs w:val="24"/>
+          <w:lang w:val="en-US"/>
+        </w:rPr>
+        <w:t xml:space="preserve">Komorowski, M., Marshall, D. C., Salciccioli, J. D., &amp; Crutain, Y. (2016). Exploratory data analysis. In </w:t>
+      </w:r>
+      <w:r>
+        <w:rPr>
+          <w:rFonts w:ascii="Times New Roman" w:eastAsia="Times New Roman" w:hAnsi="Times New Roman"/>
+          <w:i/>
+          <w:iCs/>
+          <w:sz w:val="24"/>
+          <w:szCs w:val="24"/>
+          <w:lang w:val="en-US"/>
+        </w:rPr>
+        <w:t>Secondary analysis of electronic health records</w:t>
+      </w:r>
+      <w:r>
+        <w:rPr>
+          <w:rFonts w:ascii="Times New Roman" w:eastAsia="Times New Roman" w:hAnsi="Times New Roman"/>
+          <w:sz w:val="24"/>
+          <w:szCs w:val="24"/>
+          <w:lang w:val="en-US"/>
+        </w:rPr>
+        <w:t xml:space="preserve"> (pp. 185–203).</w:t>
+      </w:r>
+    </w:p>
+    <w:p>
+      <w:pPr>
+        <w:spacing w:before="120" w:after="120" w:line="276" w:lineRule="auto"/>
+        <w:ind w:left="720" w:hanging="720"/>
+        <w:jc w:val="both"/>
+        <w:rPr>
+          <w:rFonts w:ascii="Times New Roman" w:eastAsia="Times New Roman" w:hAnsi="Times New Roman"/>
+          <w:sz w:val="24"/>
+          <w:szCs w:val="24"/>
+          <w:lang w:val="en-US"/>
+        </w:rPr>
+      </w:pPr>
+      <w:r>
+        <w:rPr>
+          <w:rFonts w:ascii="Times New Roman" w:eastAsia="Times New Roman" w:hAnsi="Times New Roman"/>
+          <w:sz w:val="24"/>
+          <w:szCs w:val="24"/>
+          <w:lang w:val="en-US"/>
+        </w:rPr>
+        <w:t xml:space="preserve">Limpert, E., Stahel, W. A., &amp; Abbt, M. (2001). Log-normal distributions across the sciences: Keys and clues: On the charms of statistics, and how mechanical models resembling gambling machines offer a link to a handy way to characterize log-normal distributions, which can provide deeper insight into variability and probability—Normal or log-normal: That is the question. </w:t>
+      </w:r>
+      <w:r>
+        <w:rPr>
+          <w:rFonts w:ascii="Times New Roman" w:eastAsia="Times New Roman" w:hAnsi="Times New Roman"/>
+          <w:i/>
+          <w:iCs/>
+          <w:sz w:val="24"/>
+          <w:szCs w:val="24"/>
+          <w:lang w:val="en-US"/>
+        </w:rPr>
+        <w:t>BioScience</w:t>
+      </w:r>
+      <w:r>
+        <w:rPr>
+          <w:rFonts w:ascii="Times New Roman" w:eastAsia="Times New Roman" w:hAnsi="Times New Roman"/>
+          <w:sz w:val="24"/>
+          <w:szCs w:val="24"/>
+          <w:lang w:val="en-US"/>
+        </w:rPr>
+        <w:t xml:space="preserve">, </w:t>
+      </w:r>
+      <w:r>
+        <w:rPr>
+          <w:rFonts w:ascii="Times New Roman" w:eastAsia="Times New Roman" w:hAnsi="Times New Roman"/>
+          <w:i/>
+          <w:iCs/>
+          <w:sz w:val="24"/>
+          <w:szCs w:val="24"/>
+          <w:lang w:val="en-US"/>
+        </w:rPr>
+        <w:t>51</w:t>
+      </w:r>
+      <w:r>
+        <w:rPr>
+          <w:rFonts w:ascii="Times New Roman" w:eastAsia="Times New Roman" w:hAnsi="Times New Roman"/>
+          <w:sz w:val="24"/>
+          <w:szCs w:val="24"/>
+          <w:lang w:val="en-US"/>
+        </w:rPr>
+        <w:t>(5), 341–352.</w:t>
+      </w:r>
+    </w:p>
+    <w:p>
+      <w:pPr>
+        <w:spacing w:before="120" w:after="120" w:line="276" w:lineRule="auto"/>
+        <w:ind w:left="720" w:hanging="720"/>
+        <w:jc w:val="both"/>
+        <w:rPr>
+          <w:rFonts w:ascii="Times New Roman" w:eastAsia="Times New Roman" w:hAnsi="Times New Roman"/>
+          <w:sz w:val="24"/>
+          <w:szCs w:val="24"/>
+          <w:lang w:val="en-US"/>
+        </w:rPr>
+      </w:pPr>
+      <w:r>
+        <w:rPr>
+          <w:rFonts w:ascii="Times New Roman" w:eastAsia="Times New Roman" w:hAnsi="Times New Roman"/>
+          <w:sz w:val="24"/>
+          <w:szCs w:val="24"/>
+          <w:lang w:val="en-US"/>
+        </w:rPr>
+        <w:t xml:space="preserve">Lindsey, M. D., &amp; Pavur, R. J. (2005). As the PMI turns: A tool for supply chain managers. </w:t>
+      </w:r>
+      <w:r>
+        <w:rPr>
+          <w:rFonts w:ascii="Times New Roman" w:eastAsia="Times New Roman" w:hAnsi="Times New Roman"/>
+          <w:i/>
+          <w:iCs/>
+          <w:sz w:val="24"/>
+          <w:szCs w:val="24"/>
+          <w:lang w:val="en-US"/>
+        </w:rPr>
+        <w:t>Journal of Supply Chain Management</w:t>
+      </w:r>
+      <w:r>
+        <w:rPr>
+          <w:rFonts w:ascii="Times New Roman" w:eastAsia="Times New Roman" w:hAnsi="Times New Roman"/>
+          <w:sz w:val="24"/>
+          <w:szCs w:val="24"/>
+          <w:lang w:val="en-US"/>
+        </w:rPr>
+        <w:t xml:space="preserve">, </w:t>
+      </w:r>
+      <w:r>
+        <w:rPr>
+          <w:rFonts w:ascii="Times New Roman" w:eastAsia="Times New Roman" w:hAnsi="Times New Roman"/>
+          <w:i/>
+          <w:iCs/>
+          <w:sz w:val="24"/>
+          <w:szCs w:val="24"/>
+          <w:lang w:val="en-US"/>
+        </w:rPr>
+        <w:t>41</w:t>
+      </w:r>
+      <w:r>
+        <w:rPr>
+          <w:rFonts w:ascii="Times New Roman" w:eastAsia="Times New Roman" w:hAnsi="Times New Roman"/>
+          <w:sz w:val="24"/>
+          <w:szCs w:val="24"/>
+          <w:lang w:val="en-US"/>
+        </w:rPr>
+        <w:t>(1), 30–39.</w:t>
+      </w:r>
+    </w:p>
+    <w:p>
+      <w:pPr>
+        <w:spacing w:before="120" w:after="120" w:line="276" w:lineRule="auto"/>
+        <w:ind w:left="720" w:hanging="720"/>
+        <w:jc w:val="both"/>
+        <w:rPr>
+          <w:rFonts w:ascii="Times New Roman" w:eastAsia="Times New Roman" w:hAnsi="Times New Roman"/>
+          <w:sz w:val="24"/>
+          <w:szCs w:val="24"/>
+          <w:lang w:val="en-US"/>
+        </w:rPr>
+      </w:pPr>
+      <w:r>
+        <w:rPr>
+          <w:rFonts w:ascii="Times New Roman" w:eastAsia="Times New Roman" w:hAnsi="Times New Roman"/>
+          <w:sz w:val="24"/>
+          <w:szCs w:val="24"/>
+          <w:lang w:val="en-US"/>
+        </w:rPr>
+        <w:t xml:space="preserve">Mao, Y. (2015). </w:t>
+      </w:r>
+      <w:r>
+        <w:rPr>
+          <w:rFonts w:ascii="Times New Roman" w:eastAsia="Times New Roman" w:hAnsi="Times New Roman"/>
+          <w:i/>
+          <w:iCs/>
+          <w:sz w:val="24"/>
+          <w:szCs w:val="24"/>
+          <w:lang w:val="en-US"/>
+        </w:rPr>
+        <w:t>Data visualization in exploratory data analysis: An overview of methods and technologies</w:t>
+      </w:r>
+      <w:r>
+        <w:rPr>
+          <w:rFonts w:ascii="Times New Roman" w:eastAsia="Times New Roman" w:hAnsi="Times New Roman"/>
+          <w:sz w:val="24"/>
+          <w:szCs w:val="24"/>
+          <w:lang w:val="en-US"/>
+        </w:rPr>
+        <w:t>.</w:t>
+      </w:r>
+    </w:p>
+    <w:p>
+      <w:pPr>
+        <w:spacing w:before="120" w:after="120" w:line="276" w:lineRule="auto"/>
+        <w:ind w:left="720" w:hanging="720"/>
+        <w:jc w:val="both"/>
+        <w:rPr>
+          <w:rFonts w:ascii="Times New Roman" w:eastAsia="Times New Roman" w:hAnsi="Times New Roman"/>
+          <w:sz w:val="24"/>
+          <w:szCs w:val="24"/>
+          <w:lang w:val="en-US"/>
+        </w:rPr>
+      </w:pPr>
+      <w:r>
+        <w:rPr>
+          <w:rFonts w:ascii="Times New Roman" w:eastAsia="Times New Roman" w:hAnsi="Times New Roman"/>
+          <w:sz w:val="24"/>
+          <w:szCs w:val="24"/>
+          <w:lang w:val="en-US"/>
+        </w:rPr>
+        <w:lastRenderedPageBreak/>
+        <w:t xml:space="preserve">Mishra, S. P., Sarkar, U., Taraphder, S., Datta, S., Swain, D., Saikhom, R., &amp; Laishram, M. (2017). Multivariate statistical data analysis-principal component analysis (PCA). </w:t>
+      </w:r>
+      <w:r>
+        <w:rPr>
+          <w:rFonts w:ascii="Times New Roman" w:eastAsia="Times New Roman" w:hAnsi="Times New Roman"/>
+          <w:i/>
+          <w:iCs/>
+          <w:sz w:val="24"/>
+          <w:szCs w:val="24"/>
+          <w:lang w:val="en-US"/>
+        </w:rPr>
+        <w:t>International Journal of Livestock Research</w:t>
+      </w:r>
+      <w:r>
+        <w:rPr>
+          <w:rFonts w:ascii="Times New Roman" w:eastAsia="Times New Roman" w:hAnsi="Times New Roman"/>
+          <w:sz w:val="24"/>
+          <w:szCs w:val="24"/>
+          <w:lang w:val="en-US"/>
+        </w:rPr>
+        <w:t xml:space="preserve">, </w:t>
+      </w:r>
+      <w:r>
+        <w:rPr>
+          <w:rFonts w:ascii="Times New Roman" w:eastAsia="Times New Roman" w:hAnsi="Times New Roman"/>
+          <w:i/>
+          <w:iCs/>
+          <w:sz w:val="24"/>
+          <w:szCs w:val="24"/>
+          <w:lang w:val="en-US"/>
+        </w:rPr>
+        <w:t>7</w:t>
+      </w:r>
+      <w:r>
+        <w:rPr>
+          <w:rFonts w:ascii="Times New Roman" w:eastAsia="Times New Roman" w:hAnsi="Times New Roman"/>
+          <w:sz w:val="24"/>
+          <w:szCs w:val="24"/>
+          <w:lang w:val="en-US"/>
+        </w:rPr>
+        <w:t>(5), 60–78.</w:t>
+      </w:r>
+    </w:p>
+    <w:p>
+      <w:pPr>
+        <w:spacing w:before="120" w:after="120" w:line="276" w:lineRule="auto"/>
+        <w:ind w:left="720" w:hanging="720"/>
+        <w:jc w:val="both"/>
+        <w:rPr>
+          <w:rFonts w:ascii="Times New Roman" w:eastAsia="Times New Roman" w:hAnsi="Times New Roman"/>
+          <w:sz w:val="24"/>
+          <w:szCs w:val="24"/>
+          <w:lang w:val="en-US"/>
+        </w:rPr>
+      </w:pPr>
+      <w:r>
+        <w:rPr>
+          <w:rFonts w:ascii="Times New Roman" w:eastAsia="Times New Roman" w:hAnsi="Times New Roman"/>
+          <w:sz w:val="24"/>
+          <w:szCs w:val="24"/>
+          <w:lang w:val="en-US"/>
+        </w:rPr>
+        <w:t xml:space="preserve">Northern Territory Government. (2024, May 16). </w:t>
+      </w:r>
+      <w:r>
+        <w:rPr>
+          <w:rFonts w:ascii="Times New Roman" w:eastAsia="Times New Roman" w:hAnsi="Times New Roman"/>
+          <w:i/>
+          <w:iCs/>
+          <w:sz w:val="24"/>
+          <w:szCs w:val="24"/>
+          <w:lang w:val="en-US"/>
+        </w:rPr>
+        <w:t>Records and information management standards</w:t>
+      </w:r>
+      <w:r>
+        <w:rPr>
+          <w:rFonts w:ascii="Times New Roman" w:eastAsia="Times New Roman" w:hAnsi="Times New Roman"/>
+          <w:sz w:val="24"/>
+          <w:szCs w:val="24"/>
+          <w:lang w:val="en-US"/>
+        </w:rPr>
+        <w:t>. Department of Corporate and Digital Development. https://dcdd.nt.gov.au/government-records/records-information-management-standards</w:t>
+      </w:r>
+    </w:p>
+    <w:p>
+      <w:pPr>
+        <w:spacing w:before="120" w:after="120" w:line="276" w:lineRule="auto"/>
+        <w:ind w:left="720" w:hanging="720"/>
+        <w:jc w:val="both"/>
+        <w:rPr>
+          <w:rFonts w:ascii="Times New Roman" w:eastAsia="Times New Roman" w:hAnsi="Times New Roman"/>
+          <w:sz w:val="24"/>
+          <w:szCs w:val="24"/>
+        </w:rPr>
+      </w:pPr>
     </w:p>
     <w:p>
       <w:pPr>
@@ -36939,47 +35665,7 @@
           <w:szCs w:val="24"/>
           <w:lang w:val="en-AU"/>
         </w:rPr>
-        <w:t xml:space="preserve">Since Assessment 1, I was responsible for the Ingest and Data Store stage, and for verifying that the pipeline the team built </w:t>
-      </w:r>
-      <w:proofErr w:type="gramStart"/>
-      <w:r>
-        <w:rPr>
-          <w:rFonts w:ascii="Times New Roman" w:eastAsia="Times New Roman" w:hAnsi="Times New Roman"/>
-          <w:sz w:val="24"/>
-          <w:szCs w:val="24"/>
-          <w:lang w:val="en-AU"/>
-        </w:rPr>
-        <w:t>actually runs</w:t>
-      </w:r>
-      <w:proofErr w:type="gramEnd"/>
-      <w:r>
-        <w:rPr>
-          <w:rFonts w:ascii="Times New Roman" w:eastAsia="Times New Roman" w:hAnsi="Times New Roman"/>
-          <w:sz w:val="24"/>
-          <w:szCs w:val="24"/>
-          <w:lang w:val="en-AU"/>
-        </w:rPr>
-        <w:t xml:space="preserve"> correctly end-to-end. This included implementing ingest.py to load and validate the six raw datasets with filename fuzzy-matching and manifest-based provenance tracking, compiling the project's missing dependency list after finding the pipeline would not run in a clean environment, and identifying and removing a Windows-specific Unicode crash and a duplicated function definition left over from a merge. I also corrected two silent code-quality defects - a statistically biased VIF calculation and an unsafe </w:t>
-      </w:r>
-      <w:proofErr w:type="gramStart"/>
-      <w:r>
-        <w:rPr>
-          <w:rFonts w:ascii="Times New Roman" w:eastAsia="Times New Roman" w:hAnsi="Times New Roman"/>
-          <w:sz w:val="24"/>
-          <w:szCs w:val="24"/>
-          <w:lang w:val="en-AU"/>
-        </w:rPr>
-        <w:t>eval(</w:t>
-      </w:r>
-      <w:proofErr w:type="gramEnd"/>
-      <w:r>
-        <w:rPr>
-          <w:rFonts w:ascii="Times New Roman" w:eastAsia="Times New Roman" w:hAnsi="Times New Roman"/>
-          <w:sz w:val="24"/>
-          <w:szCs w:val="24"/>
-          <w:lang w:val="en-AU"/>
-        </w:rPr>
-        <w:t>) call - before re-running the full pipeline to confirm it completes without errors ahead of the technical write-up.</w:t>
+        <w:t>Since Assessment 1, I was responsible for the Ingest and Data Store stage, and for verifying that the pipeline the team built actually runs correctly end-to-end. This included implementing ingest.py to load and validate the six raw datasets with filename fuzzy-matching and manifest-based provenance tracking, compiling the project's missing dependency list after finding the pipeline would not run in a clean environment, and identifying and removing a Windows-specific Unicode crash and a duplicated function definition left over from a merge. I also corrected two silent code-quality defects - a statistically biased VIF calculation and an unsafe eval() call - before re-running the full pipeline to confirm it completes without errors ahead of the technical write-up.</w:t>
       </w:r>
     </w:p>
     <w:p>
@@ -37112,27 +35798,7 @@
           <w:szCs w:val="24"/>
           <w:lang w:val="en-AU"/>
         </w:rPr>
-        <w:t xml:space="preserve">Owning the ingest stage taught me that "does it run?" must be checked deliberately, not assumed. Defects like missing dependencies, a Windows-only Unicode crash, and a duplicated function definition were invisible on individual machines but would have surfaced during the demonstration or on the marker's machine - catching them early freed up time for modelling and reporting. It also showed me that verification means checking correctness, not just absence of errors: the VIF calculation and an unsafe </w:t>
-      </w:r>
-      <w:proofErr w:type="gramStart"/>
-      <w:r>
-        <w:rPr>
-          <w:rFonts w:ascii="Times New Roman" w:eastAsia="Times New Roman" w:hAnsi="Times New Roman"/>
-          <w:sz w:val="24"/>
-          <w:szCs w:val="24"/>
-          <w:lang w:val="en-AU"/>
-        </w:rPr>
-        <w:t>eval(</w:t>
-      </w:r>
-      <w:proofErr w:type="gramEnd"/>
-      <w:r>
-        <w:rPr>
-          <w:rFonts w:ascii="Times New Roman" w:eastAsia="Times New Roman" w:hAnsi="Times New Roman"/>
-          <w:sz w:val="24"/>
-          <w:szCs w:val="24"/>
-          <w:lang w:val="en-AU"/>
-        </w:rPr>
-        <w:t>) call ran without crashing, yet one was statistically biased and the other insecure.</w:t>
+        <w:t>Owning the ingest stage taught me that "does it run?" must be checked deliberately, not assumed. Defects like missing dependencies, a Windows-only Unicode crash, and a duplicated function definition were invisible on individual machines but would have surfaced during the demonstration or on the marker's machine - catching them early freed up time for modelling and reporting. It also showed me that verification means checking correctness, not just absence of errors: the VIF calculation and an unsafe eval() call ran without crashing, yet one was statistically biased and the other insecure.</w:t>
       </w:r>
     </w:p>
     <w:p>
@@ -37376,27 +36042,7 @@
           <w:szCs w:val="24"/>
           <w:lang w:val="en-AU"/>
         </w:rPr>
-        <w:t xml:space="preserve">Since Assessment 1 I covered the analytics and evaluation stage, addressing the modelling feedback. I built evaluation.py, a standalone module providing naive baselines, leakage-free feature selection, rolling-origin </w:t>
-      </w:r>
-      <w:proofErr w:type="spellStart"/>
-      <w:r>
-        <w:rPr>
-          <w:rFonts w:ascii="Times New Roman" w:eastAsia="Times New Roman" w:hAnsi="Times New Roman"/>
-          <w:sz w:val="24"/>
-          <w:szCs w:val="24"/>
-          <w:lang w:val="en-AU"/>
-        </w:rPr>
-        <w:t>backtesting</w:t>
-      </w:r>
-      <w:proofErr w:type="spellEnd"/>
-      <w:r>
-        <w:rPr>
-          <w:rFonts w:ascii="Times New Roman" w:eastAsia="Times New Roman" w:hAnsi="Times New Roman"/>
-          <w:sz w:val="24"/>
-          <w:szCs w:val="24"/>
-          <w:lang w:val="en-AU"/>
-        </w:rPr>
-        <w:t xml:space="preserve"> at four horizons, prediction intervals and structural-break indicators. It exposed two leakage sources I then fixed: variant selection on the test set, and scaling fitted before the CV split. Seasonal naive and 12-month moving average benchmarks produced Table 13 (Section 4.6). I also defined the forecast specification, drift thresholds and retraining rules, and wrote the Forecast Evaluation and Benchmarking subsection (Section 4.6).</w:t>
+        <w:t>Since Assessment 1 I covered the analytics and evaluation stage, addressing the modelling feedback. I built evaluation.py, a standalone module providing naive baselines, leakage-free feature selection, rolling-origin backtesting at four horizons, prediction intervals and structural-break indicators. It exposed two leakage sources I then fixed: variant selection on the test set, and scaling fitted before the CV split. Seasonal naive and 12-month moving average benchmarks produced Table 13 (Section 4.6). I also defined the forecast specification, drift thresholds and retraining rules, and wrote the Forecast Evaluation and Benchmarking subsection (Section 4.6).</w:t>
       </w:r>
     </w:p>
     <w:p>
@@ -37865,27 +36511,7 @@
           <w:szCs w:val="24"/>
           <w:lang w:val="en-AU"/>
         </w:rPr>
-        <w:t xml:space="preserve">In this assessment, I maintain multiple roles, mostly with the technical side of the project. My contribution </w:t>
-      </w:r>
-      <w:proofErr w:type="gramStart"/>
-      <w:r>
-        <w:rPr>
-          <w:rFonts w:ascii="Times New Roman" w:eastAsia="Times New Roman" w:hAnsi="Times New Roman"/>
-          <w:sz w:val="24"/>
-          <w:szCs w:val="24"/>
-          <w:lang w:val="en-AU"/>
-        </w:rPr>
-        <w:t>includes:</w:t>
-      </w:r>
-      <w:proofErr w:type="gramEnd"/>
-      <w:r>
-        <w:rPr>
-          <w:rFonts w:ascii="Times New Roman" w:eastAsia="Times New Roman" w:hAnsi="Times New Roman"/>
-          <w:sz w:val="24"/>
-          <w:szCs w:val="24"/>
-          <w:lang w:val="en-AU"/>
-        </w:rPr>
-        <w:t xml:space="preserve"> Review the output from the ingesting and preprocessing steps, doing basic testing to see if anomalies exist and also seeking clarification when necessary, making sure that the processed data are ready for the next steps; Researching and choosing appropriate machine learning models and techniques from wide range of options and implementing them in the pipeline; Documenting and writing up reports based on my findings. </w:t>
+        <w:t xml:space="preserve">In this assessment, I maintain multiple roles, mostly with the technical side of the project. My contribution includes: Review the output from the ingesting and preprocessing steps, doing basic testing to see if anomalies exist and also seeking clarification when necessary, making sure that the processed data are ready for the next steps; Researching and choosing appropriate machine learning models and techniques from wide range of options and implementing them in the pipeline; Documenting and writing up reports based on my findings. </w:t>
       </w:r>
     </w:p>
     <w:p>
@@ -37920,29 +36546,7 @@
             <w:szCs w:val="24"/>
             <w:lang w:val="en-AU"/>
           </w:rPr>
-          <w:t xml:space="preserve">Commits · </w:t>
-        </w:r>
-        <w:proofErr w:type="spellStart"/>
-        <w:r>
-          <w:rPr>
-            <w:rStyle w:val="Hyperlink"/>
-            <w:rFonts w:ascii="Times New Roman" w:eastAsia="Times New Roman" w:hAnsi="Times New Roman"/>
-            <w:sz w:val="24"/>
-            <w:szCs w:val="24"/>
-            <w:lang w:val="en-AU"/>
-          </w:rPr>
-          <w:t>HendrickDang</w:t>
-        </w:r>
-        <w:proofErr w:type="spellEnd"/>
-        <w:r>
-          <w:rPr>
-            <w:rStyle w:val="Hyperlink"/>
-            <w:rFonts w:ascii="Times New Roman" w:eastAsia="Times New Roman" w:hAnsi="Times New Roman"/>
-            <w:sz w:val="24"/>
-            <w:szCs w:val="24"/>
-            <w:lang w:val="en-AU"/>
-          </w:rPr>
-          <w:t>/PRT661-DATA-SCIENCE-PRACTICE</w:t>
+          <w:t>Commits · HendrickDang/PRT661-DATA-SCIENCE-PRACTICE</w:t>
         </w:r>
       </w:hyperlink>
     </w:p>
@@ -37978,29 +36582,7 @@
             <w:szCs w:val="24"/>
             <w:lang w:val="en-AU"/>
           </w:rPr>
-          <w:t xml:space="preserve">PRT661-DATA-SCIENCE-PRACTICE/documents at main · </w:t>
-        </w:r>
-        <w:proofErr w:type="spellStart"/>
-        <w:r>
-          <w:rPr>
-            <w:rStyle w:val="Hyperlink"/>
-            <w:rFonts w:ascii="Times New Roman" w:eastAsia="Times New Roman" w:hAnsi="Times New Roman"/>
-            <w:sz w:val="24"/>
-            <w:szCs w:val="24"/>
-            <w:lang w:val="en-AU"/>
-          </w:rPr>
-          <w:t>HendrickDang</w:t>
-        </w:r>
-        <w:proofErr w:type="spellEnd"/>
-        <w:r>
-          <w:rPr>
-            <w:rStyle w:val="Hyperlink"/>
-            <w:rFonts w:ascii="Times New Roman" w:eastAsia="Times New Roman" w:hAnsi="Times New Roman"/>
-            <w:sz w:val="24"/>
-            <w:szCs w:val="24"/>
-            <w:lang w:val="en-AU"/>
-          </w:rPr>
-          <w:t>/PRT661-DATA-SCIENCE-PRACTICE</w:t>
+          <w:t>PRT661-DATA-SCIENCE-PRACTICE/documents at main · HendrickDang/PRT661-DATA-SCIENCE-PRACTICE</w:t>
         </w:r>
       </w:hyperlink>
     </w:p>
@@ -41248,7 +39830,6 @@
   <w:style w:type="character" w:default="1" w:styleId="DefaultParagraphFont">
     <w:name w:val="Default Paragraph Font"/>
     <w:uiPriority w:val="1"/>
-    <w:semiHidden/>
     <w:unhideWhenUsed/>
   </w:style>
   <w:style w:type="table" w:default="1" w:styleId="TableNormal">
@@ -42033,16 +40614,6 @@
 </file>
 
 <file path=customXml/item1.xml><?xml version="1.0" encoding="utf-8"?>
-<b:Sources xmlns:b="http://schemas.openxmlformats.org/officeDocument/2006/bibliography" xmlns="http://schemas.openxmlformats.org/officeDocument/2006/bibliography" SelectedStyle="\APASixthEditionOfficeOnline.xsl" StyleName="APA" Version="6"/>
-</file>
-
-<file path=customXml/item2.xml><?xml version="1.0" encoding="utf-8"?>
-<p:properties xmlns:p="http://schemas.microsoft.com/office/2006/metadata/properties" xmlns:xsi="http://www.w3.org/2001/XMLSchema-instance" xmlns:pc="http://schemas.microsoft.com/office/infopath/2007/PartnerControls">
-  <documentManagement/>
-</p:properties>
-</file>
-
-<file path=customXml/item3.xml><?xml version="1.0" encoding="utf-8"?>
 <ct:contentTypeSchema xmlns:ct="http://schemas.microsoft.com/office/2006/metadata/contentType" xmlns:ma="http://schemas.microsoft.com/office/2006/metadata/properties/metaAttributes" ct:_="" ma:_="" ma:contentTypeName="Document" ma:contentTypeID="0x010100922A3CA1EE6E4B44833A16005451862E" ma:contentTypeVersion="3" ma:contentTypeDescription="Create a new document." ma:contentTypeScope="" ma:versionID="b712dade4bf8bf57d4a0cdac4d020ae4">
   <xsd:schema xmlns:xsd="http://www.w3.org/2001/XMLSchema" xmlns:xs="http://www.w3.org/2001/XMLSchema" xmlns:p="http://schemas.microsoft.com/office/2006/metadata/properties" xmlns:ns2="92f6da62-8f25-40d3-824c-47c5f6f94bd6" targetNamespace="http://schemas.microsoft.com/office/2006/metadata/properties" ma:root="true" ma:fieldsID="f6f8642a0533a95cbf7fc7bbc8c1e153" ns2:_="">
     <xsd:import namespace="92f6da62-8f25-40d3-824c-47c5f6f94bd6"/>
@@ -42180,7 +40751,11 @@
 </ct:contentTypeSchema>
 </file>
 
-<file path=customXml/item4.xml><?xml version="1.0" encoding="utf-8"?>
+<file path=customXml/item2.xml><?xml version="1.0" encoding="utf-8"?>
+<b:Sources xmlns:b="http://schemas.openxmlformats.org/officeDocument/2006/bibliography" xmlns="http://schemas.openxmlformats.org/officeDocument/2006/bibliography" SelectedStyle="\APASixthEditionOfficeOnline.xsl" StyleName="APA" Version="6"/>
+</file>
+
+<file path=customXml/item3.xml><?xml version="1.0" encoding="utf-8"?>
 <?mso-contentType ?>
 <FormTemplates xmlns="http://schemas.microsoft.com/sharepoint/v3/contenttype/forms">
   <Display>DocumentLibraryForm</Display>
@@ -42189,24 +40764,13 @@
 </FormTemplates>
 </file>
 
-<file path=customXml/itemProps1.xml><?xml version="1.0" encoding="utf-8"?>
-<ds:datastoreItem xmlns:ds="http://schemas.openxmlformats.org/officeDocument/2006/customXml" ds:itemID="{E3DA75CE-018A-4AF1-8B5C-BF0FBFE76924}">
-  <ds:schemaRefs>
-    <ds:schemaRef ds:uri="http://schemas.openxmlformats.org/officeDocument/2006/bibliography"/>
-  </ds:schemaRefs>
-</ds:datastoreItem>
+<file path=customXml/item4.xml><?xml version="1.0" encoding="utf-8"?>
+<p:properties xmlns:p="http://schemas.microsoft.com/office/2006/metadata/properties" xmlns:xsi="http://www.w3.org/2001/XMLSchema-instance" xmlns:pc="http://schemas.microsoft.com/office/infopath/2007/PartnerControls">
+  <documentManagement/>
+</p:properties>
 </file>
 
-<file path=customXml/itemProps2.xml><?xml version="1.0" encoding="utf-8"?>
-<ds:datastoreItem xmlns:ds="http://schemas.openxmlformats.org/officeDocument/2006/customXml" ds:itemID="{B2E31085-3E06-4A9F-9730-20A04C85DF24}">
-  <ds:schemaRefs>
-    <ds:schemaRef ds:uri="http://schemas.microsoft.com/office/2006/metadata/properties"/>
-    <ds:schemaRef ds:uri="http://schemas.microsoft.com/office/infopath/2007/PartnerControls"/>
-  </ds:schemaRefs>
-</ds:datastoreItem>
-</file>
-
-<file path=customXml/itemProps3.xml><?xml version="1.0" encoding="utf-8"?>
+<file path=customXml/itemProps1.xml><?xml version="1.0" encoding="utf-8"?>
 <ds:datastoreItem xmlns:ds="http://schemas.openxmlformats.org/officeDocument/2006/customXml" ds:itemID="{69960CE0-24F5-4ADF-A12F-FE193FFA9C43}">
   <ds:schemaRefs>
     <ds:schemaRef ds:uri="http://schemas.microsoft.com/office/2006/metadata/contentType"/>
@@ -42224,10 +40788,27 @@
 </ds:datastoreItem>
 </file>
 
-<file path=customXml/itemProps4.xml><?xml version="1.0" encoding="utf-8"?>
+<file path=customXml/itemProps2.xml><?xml version="1.0" encoding="utf-8"?>
+<ds:datastoreItem xmlns:ds="http://schemas.openxmlformats.org/officeDocument/2006/customXml" ds:itemID="{E3DA75CE-018A-4AF1-8B5C-BF0FBFE76924}">
+  <ds:schemaRefs>
+    <ds:schemaRef ds:uri="http://schemas.openxmlformats.org/officeDocument/2006/bibliography"/>
+  </ds:schemaRefs>
+</ds:datastoreItem>
+</file>
+
+<file path=customXml/itemProps3.xml><?xml version="1.0" encoding="utf-8"?>
 <ds:datastoreItem xmlns:ds="http://schemas.openxmlformats.org/officeDocument/2006/customXml" ds:itemID="{82A9BB68-56B4-4822-B6B7-DB471576EB1F}">
   <ds:schemaRefs>
     <ds:schemaRef ds:uri="http://schemas.microsoft.com/sharepoint/v3/contenttype/forms"/>
   </ds:schemaRefs>
 </ds:datastoreItem>
+</file>
+
+<file path=customXml/itemProps4.xml><?xml version="1.0" encoding="utf-8"?>
+<ds:datastoreItem xmlns:ds="http://schemas.openxmlformats.org/officeDocument/2006/customXml" ds:itemID="{B2E31085-3E06-4A9F-9730-20A04C85DF24}">
+  <ds:schemaRefs>
+    <ds:schemaRef ds:uri="http://schemas.microsoft.com/office/2006/metadata/properties"/>
+    <ds:schemaRef ds:uri="http://schemas.microsoft.com/office/infopath/2007/PartnerControls"/>
+  </ds:schemaRefs>
+</ds:datastoreItem>
 </file>
--- a/documents/Assignment 2.docx
+++ b/documents/Assignment 2.docx
@@ -284,7 +284,29 @@
               <w:sz w:val="28"/>
               <w:szCs w:val="28"/>
             </w:rPr>
-            <w:t>Lecturer: Dr Thuseethan Selvarajah</w:t>
+            <w:t xml:space="preserve">Lecturer: Dr </w:t>
+          </w:r>
+          <w:proofErr w:type="spellStart"/>
+          <w:r>
+            <w:rPr>
+              <w:rFonts w:ascii="Times New Roman" w:hAnsi="Times New Roman"/>
+              <w:b/>
+              <w:bCs/>
+              <w:sz w:val="28"/>
+              <w:szCs w:val="28"/>
+            </w:rPr>
+            <w:t>Thuseethan</w:t>
+          </w:r>
+          <w:proofErr w:type="spellEnd"/>
+          <w:r>
+            <w:rPr>
+              <w:rFonts w:ascii="Times New Roman" w:hAnsi="Times New Roman"/>
+              <w:b/>
+              <w:bCs/>
+              <w:sz w:val="28"/>
+              <w:szCs w:val="28"/>
+            </w:rPr>
+            <w:t xml:space="preserve"> Selvarajah</w:t>
           </w:r>
         </w:p>
         <w:p>
@@ -9708,6 +9730,7 @@
       <w:r>
         <w:rPr>
           <w:rFonts w:ascii="Times New Roman" w:hAnsi="Times New Roman"/>
+          <w:noProof/>
           <w:color w:val="auto"/>
           <w:sz w:val="24"/>
           <w:szCs w:val="24"/>
@@ -10753,7 +10776,29 @@
                 <w:szCs w:val="24"/>
                 <w:lang w:val="en-AU"/>
               </w:rPr>
-              <w:t>Python (Streamlit)</w:t>
+              <w:t>Python (</w:t>
+            </w:r>
+            <w:proofErr w:type="spellStart"/>
+            <w:r>
+              <w:rPr>
+                <w:rFonts w:ascii="Times New Roman" w:eastAsia="Times New Roman" w:hAnsi="Times New Roman" w:cs="Times New Roman"/>
+                <w:color w:val="000000" w:themeColor="text1"/>
+                <w:sz w:val="24"/>
+                <w:szCs w:val="24"/>
+                <w:lang w:val="en-AU"/>
+              </w:rPr>
+              <w:t>Streamlit</w:t>
+            </w:r>
+            <w:proofErr w:type="spellEnd"/>
+            <w:r>
+              <w:rPr>
+                <w:rFonts w:ascii="Times New Roman" w:eastAsia="Times New Roman" w:hAnsi="Times New Roman" w:cs="Times New Roman"/>
+                <w:color w:val="000000" w:themeColor="text1"/>
+                <w:sz w:val="24"/>
+                <w:szCs w:val="24"/>
+                <w:lang w:val="en-AU"/>
+              </w:rPr>
+              <w:t>)</w:t>
             </w:r>
           </w:p>
         </w:tc>
@@ -10883,6 +10928,7 @@
                 <w:lang w:val="en-AU"/>
               </w:rPr>
             </w:pPr>
+            <w:proofErr w:type="spellStart"/>
             <w:r>
               <w:rPr>
                 <w:rFonts w:ascii="Times New Roman" w:eastAsia="Times New Roman" w:hAnsi="Times New Roman" w:cs="Times New Roman"/>
@@ -10891,7 +10937,18 @@
                 <w:szCs w:val="24"/>
                 <w:lang w:val="en-AU"/>
               </w:rPr>
-              <w:t>Streamlit Community Cloud (via GitHub)</w:t>
+              <w:t>Streamlit</w:t>
+            </w:r>
+            <w:proofErr w:type="spellEnd"/>
+            <w:r>
+              <w:rPr>
+                <w:rFonts w:ascii="Times New Roman" w:eastAsia="Times New Roman" w:hAnsi="Times New Roman" w:cs="Times New Roman"/>
+                <w:color w:val="000000" w:themeColor="text1"/>
+                <w:sz w:val="24"/>
+                <w:szCs w:val="24"/>
+                <w:lang w:val="en-AU"/>
+              </w:rPr>
+              <w:t xml:space="preserve"> Community Cloud (via GitHub)</w:t>
             </w:r>
           </w:p>
         </w:tc>
@@ -11259,7 +11316,25 @@
           <w:sz w:val="24"/>
           <w:szCs w:val="24"/>
         </w:rPr>
-        <w:t xml:space="preserve">  Glue Data Catalog </w:t>
+        <w:t xml:space="preserve">  Glue Data </w:t>
+      </w:r>
+      <w:proofErr w:type="spellStart"/>
+      <w:r>
+        <w:rPr>
+          <w:rFonts w:ascii="Times New Roman" w:eastAsia="Times New Roman" w:hAnsi="Times New Roman"/>
+          <w:sz w:val="24"/>
+          <w:szCs w:val="24"/>
+        </w:rPr>
+        <w:t>Catalog</w:t>
+      </w:r>
+      <w:proofErr w:type="spellEnd"/>
+      <w:r>
+        <w:rPr>
+          <w:rFonts w:ascii="Times New Roman" w:eastAsia="Times New Roman" w:hAnsi="Times New Roman"/>
+          <w:sz w:val="24"/>
+          <w:szCs w:val="24"/>
+        </w:rPr>
+        <w:t xml:space="preserve"> </w:t>
       </w:r>
       <w:r>
         <w:rPr>
@@ -11307,7 +11382,25 @@
           <w:sz w:val="24"/>
           <w:szCs w:val="24"/>
         </w:rPr>
-        <w:t xml:space="preserve"> QuickSight, with SageMaker Model Monitor for post-deployment monitoring and SageMaker’s built-in incremental training capability for scheduled retraining), the group project implements each stage using open-source, non-AWS tools, consistent with the module's guidance to rely on open-source  tools for the group deliverable.</w:t>
+        <w:t xml:space="preserve"> </w:t>
+      </w:r>
+      <w:proofErr w:type="spellStart"/>
+      <w:r>
+        <w:rPr>
+          <w:rFonts w:ascii="Times New Roman" w:eastAsia="Times New Roman" w:hAnsi="Times New Roman"/>
+          <w:sz w:val="24"/>
+          <w:szCs w:val="24"/>
+        </w:rPr>
+        <w:t>QuickSight</w:t>
+      </w:r>
+      <w:proofErr w:type="spellEnd"/>
+      <w:r>
+        <w:rPr>
+          <w:rFonts w:ascii="Times New Roman" w:eastAsia="Times New Roman" w:hAnsi="Times New Roman"/>
+          <w:sz w:val="24"/>
+          <w:szCs w:val="24"/>
+        </w:rPr>
+        <w:t>, with SageMaker Model Monitor for post-deployment monitoring and SageMaker’s built-in incremental training capability for scheduled retraining), the group project implements each stage using open-source, non-AWS tools, consistent with the module's guidance to rely on open-source  tools for the group deliverable.</w:t>
       </w:r>
     </w:p>
     <w:p>
@@ -11336,7 +11429,25 @@
           <w:sz w:val="24"/>
           <w:szCs w:val="24"/>
         </w:rPr>
-        <w:t xml:space="preserve"> The current implementation uses open-source tools (pandas, scikit-learn, and Streamlit with GitHub providing version-controlled storage) to deliver a working proof of concept within the semester timeframe. Should PFES adopt the system operationally, the architecture is designed to migrate directly onto AWS-equivalent managed services with minimal redesign:</w:t>
+        <w:t xml:space="preserve"> The current implementation uses open-source tools (pandas, scikit-learn, and </w:t>
+      </w:r>
+      <w:proofErr w:type="spellStart"/>
+      <w:r>
+        <w:rPr>
+          <w:rFonts w:ascii="Times New Roman" w:eastAsia="Times New Roman" w:hAnsi="Times New Roman"/>
+          <w:sz w:val="24"/>
+          <w:szCs w:val="24"/>
+        </w:rPr>
+        <w:t>Streamlit</w:t>
+      </w:r>
+      <w:proofErr w:type="spellEnd"/>
+      <w:r>
+        <w:rPr>
+          <w:rFonts w:ascii="Times New Roman" w:eastAsia="Times New Roman" w:hAnsi="Times New Roman"/>
+          <w:sz w:val="24"/>
+          <w:szCs w:val="24"/>
+        </w:rPr>
+        <w:t xml:space="preserve"> with GitHub providing version-controlled storage) to deliver a working proof of concept within the semester timeframe. Should PFES adopt the system operationally, the architecture is designed to migrate directly onto AWS-equivalent managed services with minimal redesign:</w:t>
       </w:r>
       <w:r>
         <w:rPr>
@@ -11354,7 +11465,43 @@
           <w:sz w:val="24"/>
           <w:szCs w:val="24"/>
         </w:rPr>
-        <w:t>the GitHub-based data store to Amazon S3, pandas-based data processing to AWS Glue ETL, the Analytics/ML stage to Amazon SageMaker for managed training and scheduled deployment, the Streamlit dashboard to Amazon QuickSight, the Monitor stage to Amazon SageMaker Model Monitor, and the Incremental learning stage to SageMaker's built-in incremental (continuous) training capability. Future enhancements under consideration include real-time or near-real-time data ingestion (replacing manual/batch downloads) and integration with additional predictors such as weather or event-calendar data to improve forecast accuracy.</w:t>
+        <w:t xml:space="preserve">the GitHub-based data store to Amazon S3, pandas-based data processing to AWS Glue ETL, the Analytics/ML stage to Amazon SageMaker for managed training and scheduled deployment, the </w:t>
+      </w:r>
+      <w:proofErr w:type="spellStart"/>
+      <w:r>
+        <w:rPr>
+          <w:rFonts w:ascii="Times New Roman" w:eastAsia="Times New Roman" w:hAnsi="Times New Roman"/>
+          <w:sz w:val="24"/>
+          <w:szCs w:val="24"/>
+        </w:rPr>
+        <w:t>Streamlit</w:t>
+      </w:r>
+      <w:proofErr w:type="spellEnd"/>
+      <w:r>
+        <w:rPr>
+          <w:rFonts w:ascii="Times New Roman" w:eastAsia="Times New Roman" w:hAnsi="Times New Roman"/>
+          <w:sz w:val="24"/>
+          <w:szCs w:val="24"/>
+        </w:rPr>
+        <w:t xml:space="preserve"> dashboard to Amazon </w:t>
+      </w:r>
+      <w:proofErr w:type="spellStart"/>
+      <w:r>
+        <w:rPr>
+          <w:rFonts w:ascii="Times New Roman" w:eastAsia="Times New Roman" w:hAnsi="Times New Roman"/>
+          <w:sz w:val="24"/>
+          <w:szCs w:val="24"/>
+        </w:rPr>
+        <w:t>QuickSight</w:t>
+      </w:r>
+      <w:proofErr w:type="spellEnd"/>
+      <w:r>
+        <w:rPr>
+          <w:rFonts w:ascii="Times New Roman" w:eastAsia="Times New Roman" w:hAnsi="Times New Roman"/>
+          <w:sz w:val="24"/>
+          <w:szCs w:val="24"/>
+        </w:rPr>
+        <w:t>, the Monitor stage to Amazon SageMaker Model Monitor, and the Incremental learning stage to SageMaker's built-in incremental (continuous) training capability. Future enhancements under consideration include real-time or near-real-time data ingestion (replacing manual/batch downloads) and integration with additional predictors such as weather or event-calendar data to improve forecast accuracy.</w:t>
       </w:r>
     </w:p>
     <w:p>
@@ -11743,7 +11890,27 @@
                 <w:szCs w:val="24"/>
                 <w:lang w:val="en-AU"/>
               </w:rPr>
-              <w:t>GitHub repository with README; Streamlit account set up; draft problem statement</w:t>
+              <w:t xml:space="preserve">GitHub repository with README; </w:t>
+            </w:r>
+            <w:proofErr w:type="spellStart"/>
+            <w:r>
+              <w:rPr>
+                <w:rFonts w:ascii="Times New Roman" w:eastAsia="Times New Roman" w:hAnsi="Times New Roman" w:cs="Times New Roman"/>
+                <w:sz w:val="24"/>
+                <w:szCs w:val="24"/>
+                <w:lang w:val="en-AU"/>
+              </w:rPr>
+              <w:t>Streamlit</w:t>
+            </w:r>
+            <w:proofErr w:type="spellEnd"/>
+            <w:r>
+              <w:rPr>
+                <w:rFonts w:ascii="Times New Roman" w:eastAsia="Times New Roman" w:hAnsi="Times New Roman" w:cs="Times New Roman"/>
+                <w:sz w:val="24"/>
+                <w:szCs w:val="24"/>
+                <w:lang w:val="en-AU"/>
+              </w:rPr>
+              <w:t xml:space="preserve"> account set up; draft problem statement</w:t>
             </w:r>
           </w:p>
         </w:tc>
@@ -12921,7 +13088,27 @@
                 <w:szCs w:val="24"/>
                 <w:lang w:val="en-AU"/>
               </w:rPr>
-              <w:t>Incorporate feedback; finalise dashboard;  deploy to Streamlit Community Cloud; implement monitoring and retraining logic</w:t>
+              <w:t xml:space="preserve">Incorporate feedback; finalise dashboard;  deploy to </w:t>
+            </w:r>
+            <w:proofErr w:type="spellStart"/>
+            <w:r>
+              <w:rPr>
+                <w:rFonts w:ascii="Times New Roman" w:eastAsia="Times New Roman" w:hAnsi="Times New Roman" w:cs="Times New Roman"/>
+                <w:sz w:val="24"/>
+                <w:szCs w:val="24"/>
+                <w:lang w:val="en-AU"/>
+              </w:rPr>
+              <w:t>Streamlit</w:t>
+            </w:r>
+            <w:proofErr w:type="spellEnd"/>
+            <w:r>
+              <w:rPr>
+                <w:rFonts w:ascii="Times New Roman" w:eastAsia="Times New Roman" w:hAnsi="Times New Roman" w:cs="Times New Roman"/>
+                <w:sz w:val="24"/>
+                <w:szCs w:val="24"/>
+                <w:lang w:val="en-AU"/>
+              </w:rPr>
+              <w:t xml:space="preserve"> Community Cloud; implement monitoring and retraining logic</w:t>
             </w:r>
           </w:p>
         </w:tc>
@@ -13882,7 +14069,47 @@
                 <w:szCs w:val="24"/>
                 <w:lang w:val="en-AU"/>
               </w:rPr>
-              <w:t>Builds the Streamlit dashboard and manages its deployment and redeployment via Streamlit Community Cloud.</w:t>
+              <w:t xml:space="preserve">Builds the </w:t>
+            </w:r>
+            <w:proofErr w:type="spellStart"/>
+            <w:r>
+              <w:rPr>
+                <w:rFonts w:ascii="Times New Roman" w:eastAsia="Times New Roman" w:hAnsi="Times New Roman" w:cs="Times New Roman"/>
+                <w:sz w:val="24"/>
+                <w:szCs w:val="24"/>
+                <w:lang w:val="en-AU"/>
+              </w:rPr>
+              <w:t>Streamlit</w:t>
+            </w:r>
+            <w:proofErr w:type="spellEnd"/>
+            <w:r>
+              <w:rPr>
+                <w:rFonts w:ascii="Times New Roman" w:eastAsia="Times New Roman" w:hAnsi="Times New Roman" w:cs="Times New Roman"/>
+                <w:sz w:val="24"/>
+                <w:szCs w:val="24"/>
+                <w:lang w:val="en-AU"/>
+              </w:rPr>
+              <w:t xml:space="preserve"> dashboard and manages its deployment and redeployment via </w:t>
+            </w:r>
+            <w:proofErr w:type="spellStart"/>
+            <w:r>
+              <w:rPr>
+                <w:rFonts w:ascii="Times New Roman" w:eastAsia="Times New Roman" w:hAnsi="Times New Roman" w:cs="Times New Roman"/>
+                <w:sz w:val="24"/>
+                <w:szCs w:val="24"/>
+                <w:lang w:val="en-AU"/>
+              </w:rPr>
+              <w:t>Streamlit</w:t>
+            </w:r>
+            <w:proofErr w:type="spellEnd"/>
+            <w:r>
+              <w:rPr>
+                <w:rFonts w:ascii="Times New Roman" w:eastAsia="Times New Roman" w:hAnsi="Times New Roman" w:cs="Times New Roman"/>
+                <w:sz w:val="24"/>
+                <w:szCs w:val="24"/>
+                <w:lang w:val="en-AU"/>
+              </w:rPr>
+              <w:t xml:space="preserve"> Community Cloud.</w:t>
             </w:r>
           </w:p>
         </w:tc>
@@ -13959,7 +14186,25 @@
           <w:sz w:val="24"/>
           <w:szCs w:val="24"/>
         </w:rPr>
-        <w:t xml:space="preserve">The first risk is changes in the crime data. The transition from PROMIS to SerPro in November 2023 and the ANZSOC classification transition in April 2025 may pose challenges in </w:t>
+        <w:t xml:space="preserve">The first risk is changes in the crime data. The transition from PROMIS to </w:t>
+      </w:r>
+      <w:proofErr w:type="spellStart"/>
+      <w:r>
+        <w:rPr>
+          <w:rFonts w:ascii="Times New Roman" w:eastAsia="Times New Roman" w:hAnsi="Times New Roman"/>
+          <w:sz w:val="24"/>
+          <w:szCs w:val="24"/>
+        </w:rPr>
+        <w:t>SerPro</w:t>
+      </w:r>
+      <w:proofErr w:type="spellEnd"/>
+      <w:r>
+        <w:rPr>
+          <w:rFonts w:ascii="Times New Roman" w:eastAsia="Times New Roman" w:hAnsi="Times New Roman"/>
+          <w:sz w:val="24"/>
+          <w:szCs w:val="24"/>
+        </w:rPr>
+        <w:t xml:space="preserve"> in November 2023 and the ANZSOC classification transition in April 2025 may pose challenges in </w:t>
       </w:r>
       <w:r>
         <w:rPr>
@@ -14658,7 +14903,43 @@
           <w:sz w:val="24"/>
           <w:szCs w:val="24"/>
         </w:rPr>
-        <w:t xml:space="preserve">Carroll, S. R., Garba, I., Figueroa-Rodríguez, O. L., Holbrook, J., Lovett, R., Materechera, S., Parsons, M., Raseroka, K., Rodriguez-Lonebear, D., Rowe, R., Sara, R., Walker, J. D., Anderson, J., &amp; Hudson, M. (2020). The CARE Principles for Indigenous Data Governance. Data Science Journal, 19(1), 1–12. </w:t>
+        <w:t xml:space="preserve">Carroll, S. R., Garba, I., Figueroa-Rodríguez, O. L., Holbrook, J., Lovett, R., </w:t>
+      </w:r>
+      <w:proofErr w:type="spellStart"/>
+      <w:r>
+        <w:rPr>
+          <w:rFonts w:ascii="Times New Roman" w:eastAsia="Times New Roman" w:hAnsi="Times New Roman"/>
+          <w:sz w:val="24"/>
+          <w:szCs w:val="24"/>
+        </w:rPr>
+        <w:t>Materechera</w:t>
+      </w:r>
+      <w:proofErr w:type="spellEnd"/>
+      <w:r>
+        <w:rPr>
+          <w:rFonts w:ascii="Times New Roman" w:eastAsia="Times New Roman" w:hAnsi="Times New Roman"/>
+          <w:sz w:val="24"/>
+          <w:szCs w:val="24"/>
+        </w:rPr>
+        <w:t xml:space="preserve">, S., Parsons, M., </w:t>
+      </w:r>
+      <w:proofErr w:type="spellStart"/>
+      <w:r>
+        <w:rPr>
+          <w:rFonts w:ascii="Times New Roman" w:eastAsia="Times New Roman" w:hAnsi="Times New Roman"/>
+          <w:sz w:val="24"/>
+          <w:szCs w:val="24"/>
+        </w:rPr>
+        <w:t>Raseroka</w:t>
+      </w:r>
+      <w:proofErr w:type="spellEnd"/>
+      <w:r>
+        <w:rPr>
+          <w:rFonts w:ascii="Times New Roman" w:eastAsia="Times New Roman" w:hAnsi="Times New Roman"/>
+          <w:sz w:val="24"/>
+          <w:szCs w:val="24"/>
+        </w:rPr>
+        <w:t xml:space="preserve">, K., Rodriguez-Lonebear, D., Rowe, R., Sara, R., Walker, J. D., Anderson, J., &amp; Hudson, M. (2020). The CARE Principles for Indigenous Data Governance. Data Science Journal, 19(1), 1–12. </w:t>
       </w:r>
       <w:hyperlink r:id="rId23">
         <w:r>
@@ -14752,7 +15033,25 @@
           <w:sz w:val="24"/>
           <w:szCs w:val="24"/>
         </w:rPr>
-        <w:t xml:space="preserve">. Nt.Gov.Au. </w:t>
+        <w:t xml:space="preserve">. </w:t>
+      </w:r>
+      <w:proofErr w:type="spellStart"/>
+      <w:r>
+        <w:rPr>
+          <w:rFonts w:ascii="Times New Roman" w:eastAsia="Times New Roman" w:hAnsi="Times New Roman"/>
+          <w:sz w:val="24"/>
+          <w:szCs w:val="24"/>
+        </w:rPr>
+        <w:t>Nt.Gov.Au</w:t>
+      </w:r>
+      <w:proofErr w:type="spellEnd"/>
+      <w:r>
+        <w:rPr>
+          <w:rFonts w:ascii="Times New Roman" w:eastAsia="Times New Roman" w:hAnsi="Times New Roman"/>
+          <w:sz w:val="24"/>
+          <w:szCs w:val="24"/>
+        </w:rPr>
+        <w:t xml:space="preserve">. </w:t>
       </w:r>
       <w:hyperlink r:id="rId25">
         <w:r>
@@ -14832,7 +15131,29 @@
           <w:sz w:val="24"/>
           <w:szCs w:val="24"/>
         </w:rPr>
-        <w:t>Operation ventura | NT police, fire &amp; emergency services</w:t>
+        <w:t xml:space="preserve">Operation </w:t>
+      </w:r>
+      <w:proofErr w:type="spellStart"/>
+      <w:r>
+        <w:rPr>
+          <w:rFonts w:ascii="Times New Roman" w:eastAsia="Times New Roman" w:hAnsi="Times New Roman"/>
+          <w:i/>
+          <w:iCs/>
+          <w:sz w:val="24"/>
+          <w:szCs w:val="24"/>
+        </w:rPr>
+        <w:t>ventura</w:t>
+      </w:r>
+      <w:proofErr w:type="spellEnd"/>
+      <w:r>
+        <w:rPr>
+          <w:rFonts w:ascii="Times New Roman" w:eastAsia="Times New Roman" w:hAnsi="Times New Roman"/>
+          <w:i/>
+          <w:iCs/>
+          <w:sz w:val="24"/>
+          <w:szCs w:val="24"/>
+        </w:rPr>
+        <w:t xml:space="preserve"> | NT police, fire &amp; emergency services</w:t>
       </w:r>
       <w:r>
         <w:rPr>
@@ -15320,8 +15641,19 @@
                 <w:szCs w:val="24"/>
                 <w:lang w:eastAsia="en-US"/>
               </w:rPr>
-              <w:t>Added evaluation.py: naive baselines, leakage-free CV, rolling-origin backtest</w:t>
-            </w:r>
+              <w:t xml:space="preserve">Added evaluation.py: naive baselines, leakage-free CV, rolling-origin </w:t>
+            </w:r>
+            <w:proofErr w:type="spellStart"/>
+            <w:r>
+              <w:rPr>
+                <w:rFonts w:ascii="Times New Roman" w:eastAsia="Times New Roman" w:hAnsi="Times New Roman"/>
+                <w:sz w:val="24"/>
+                <w:szCs w:val="24"/>
+                <w:lang w:eastAsia="en-US"/>
+              </w:rPr>
+              <w:t>backtest</w:t>
+            </w:r>
+            <w:proofErr w:type="spellEnd"/>
           </w:p>
         </w:tc>
         <w:tc>
@@ -15886,7 +16218,25 @@
                 <w:sz w:val="24"/>
                 <w:szCs w:val="24"/>
               </w:rPr>
-              <w:t>defined the forecast task specification, validation design and leakage controls; built evaluation.py adding naive baselines, rolling-origin backtesting at four horizons and empirical prediction intervals; specified drift thresholds and retraining rules.</w:t>
+              <w:t xml:space="preserve">defined the forecast task specification, validation design and leakage controls; built evaluation.py adding naive baselines, rolling-origin </w:t>
+            </w:r>
+            <w:proofErr w:type="spellStart"/>
+            <w:r>
+              <w:rPr>
+                <w:rFonts w:ascii="Times New Roman" w:eastAsiaTheme="minorEastAsia" w:hAnsi="Times New Roman"/>
+                <w:sz w:val="24"/>
+                <w:szCs w:val="24"/>
+              </w:rPr>
+              <w:t>backtesting</w:t>
+            </w:r>
+            <w:proofErr w:type="spellEnd"/>
+            <w:r>
+              <w:rPr>
+                <w:rFonts w:ascii="Times New Roman" w:eastAsiaTheme="minorEastAsia" w:hAnsi="Times New Roman"/>
+                <w:sz w:val="24"/>
+                <w:szCs w:val="24"/>
+              </w:rPr>
+              <w:t xml:space="preserve"> at four horizons and empirical prediction intervals; specified drift thresholds and retraining rules.</w:t>
             </w:r>
           </w:p>
         </w:tc>
@@ -15939,7 +16289,25 @@
                 <w:sz w:val="24"/>
                 <w:szCs w:val="24"/>
               </w:rPr>
-              <w:t>Review the pipeline, making suggestions (feature engineering) and implement changes when necessary. Added XGBoost model to capture non-linear patterns.</w:t>
+              <w:t xml:space="preserve">Review the pipeline, making suggestions (feature engineering) and implement changes when necessary. Added </w:t>
+            </w:r>
+            <w:proofErr w:type="spellStart"/>
+            <w:r>
+              <w:rPr>
+                <w:rFonts w:ascii="Times New Roman" w:eastAsiaTheme="minorEastAsia" w:hAnsi="Times New Roman"/>
+                <w:sz w:val="24"/>
+                <w:szCs w:val="24"/>
+              </w:rPr>
+              <w:t>XGBoost</w:t>
+            </w:r>
+            <w:proofErr w:type="spellEnd"/>
+            <w:r>
+              <w:rPr>
+                <w:rFonts w:ascii="Times New Roman" w:eastAsiaTheme="minorEastAsia" w:hAnsi="Times New Roman"/>
+                <w:sz w:val="24"/>
+                <w:szCs w:val="24"/>
+              </w:rPr>
+              <w:t xml:space="preserve"> model to capture non-linear patterns.</w:t>
             </w:r>
           </w:p>
         </w:tc>
@@ -16326,7 +16694,27 @@
           <w:szCs w:val="24"/>
           <w:lang w:eastAsia="en-US"/>
         </w:rPr>
-        <w:t>Validation checks: empty dataframes, duplicated columns, fully-null columns flagged before proceeding.</w:t>
+        <w:t xml:space="preserve">Validation checks: empty </w:t>
+      </w:r>
+      <w:proofErr w:type="spellStart"/>
+      <w:r>
+        <w:rPr>
+          <w:rFonts w:ascii="Times New Roman" w:eastAsia="Times New Roman" w:hAnsi="Times New Roman"/>
+          <w:sz w:val="24"/>
+          <w:szCs w:val="24"/>
+          <w:lang w:eastAsia="en-US"/>
+        </w:rPr>
+        <w:t>dataframes</w:t>
+      </w:r>
+      <w:proofErr w:type="spellEnd"/>
+      <w:r>
+        <w:rPr>
+          <w:rFonts w:ascii="Times New Roman" w:eastAsia="Times New Roman" w:hAnsi="Times New Roman"/>
+          <w:sz w:val="24"/>
+          <w:szCs w:val="24"/>
+          <w:lang w:eastAsia="en-US"/>
+        </w:rPr>
+        <w:t>, duplicated columns, fully-null columns flagged before proceeding.</w:t>
       </w:r>
     </w:p>
     <w:p>
@@ -16351,7 +16739,27 @@
           <w:szCs w:val="24"/>
           <w:lang w:eastAsia="en-US"/>
         </w:rPr>
-        <w:t>Provenance tracking: each run writes to dataset/raw/ plus a manifest.json recording row/column counts and warnings.</w:t>
+        <w:t xml:space="preserve">Provenance tracking: each run writes to dataset/raw/ plus a </w:t>
+      </w:r>
+      <w:proofErr w:type="spellStart"/>
+      <w:r>
+        <w:rPr>
+          <w:rFonts w:ascii="Times New Roman" w:eastAsia="Times New Roman" w:hAnsi="Times New Roman"/>
+          <w:sz w:val="24"/>
+          <w:szCs w:val="24"/>
+          <w:lang w:eastAsia="en-US"/>
+        </w:rPr>
+        <w:t>manifest.json</w:t>
+      </w:r>
+      <w:proofErr w:type="spellEnd"/>
+      <w:r>
+        <w:rPr>
+          <w:rFonts w:ascii="Times New Roman" w:eastAsia="Times New Roman" w:hAnsi="Times New Roman"/>
+          <w:sz w:val="24"/>
+          <w:szCs w:val="24"/>
+          <w:lang w:eastAsia="en-US"/>
+        </w:rPr>
+        <w:t xml:space="preserve"> recording row/column counts and warnings.</w:t>
       </w:r>
     </w:p>
     <w:p>
@@ -17093,6 +17501,7 @@
               </w:rPr>
               <w:sym w:font="Wingdings" w:char="F0E0"/>
             </w:r>
+            <w:proofErr w:type="spellStart"/>
             <w:r>
               <w:rPr>
                 <w:rFonts w:ascii="Times New Roman" w:eastAsia="Times New Roman" w:hAnsi="Times New Roman"/>
@@ -17101,7 +17510,18 @@
                 <w:szCs w:val="24"/>
                 <w:lang w:eastAsia="en-US"/>
               </w:rPr>
-              <w:t>SerPro recording change (Nov 2023), category-label mismatch between crime files, missing Nov 2023, alcohol data from 2023 only, mismatched region boundaries (7 police vs 6 NTG regions)</w:t>
+              <w:t>SerPro</w:t>
+            </w:r>
+            <w:proofErr w:type="spellEnd"/>
+            <w:r>
+              <w:rPr>
+                <w:rFonts w:ascii="Times New Roman" w:eastAsia="Times New Roman" w:hAnsi="Times New Roman"/>
+                <w:color w:val="000000"/>
+                <w:sz w:val="24"/>
+                <w:szCs w:val="24"/>
+                <w:lang w:eastAsia="en-US"/>
+              </w:rPr>
+              <w:t xml:space="preserve"> recording change (Nov 2023), category-label mismatch between crime files, missing Nov 2023, alcohol data from 2023 only, mismatched region boundaries (7 police vs 6 NTG regions)</w:t>
             </w:r>
           </w:p>
         </w:tc>
@@ -18311,7 +18731,25 @@
           <w:sz w:val="24"/>
           <w:szCs w:val="24"/>
         </w:rPr>
-        <w:t>. November 2023 is absent from both crime files. It is retained as NaN and never imputed.</w:t>
+        <w:t xml:space="preserve">. November 2023 is absent from both crime files. It is retained as </w:t>
+      </w:r>
+      <w:proofErr w:type="spellStart"/>
+      <w:r>
+        <w:rPr>
+          <w:rFonts w:ascii="Times New Roman" w:eastAsia="Times New Roman" w:hAnsi="Times New Roman"/>
+          <w:sz w:val="24"/>
+          <w:szCs w:val="24"/>
+        </w:rPr>
+        <w:t>NaN</w:t>
+      </w:r>
+      <w:proofErr w:type="spellEnd"/>
+      <w:r>
+        <w:rPr>
+          <w:rFonts w:ascii="Times New Roman" w:eastAsia="Times New Roman" w:hAnsi="Times New Roman"/>
+          <w:sz w:val="24"/>
+          <w:szCs w:val="24"/>
+        </w:rPr>
+        <w:t xml:space="preserve"> and never imputed.</w:t>
       </w:r>
     </w:p>
     <w:p>
@@ -18444,6 +18882,7 @@
       <w:r>
         <w:rPr>
           <w:rFonts w:ascii="Times New Roman" w:hAnsi="Times New Roman"/>
+          <w:noProof/>
           <w:color w:val="auto"/>
           <w:sz w:val="24"/>
           <w:szCs w:val="24"/>
@@ -19169,6 +19608,7 @@
       <w:r>
         <w:rPr>
           <w:rFonts w:ascii="Times New Roman" w:hAnsi="Times New Roman"/>
+          <w:noProof/>
           <w:color w:val="auto"/>
           <w:sz w:val="24"/>
           <w:szCs w:val="24"/>
@@ -19471,6 +19911,7 @@
       <w:r>
         <w:rPr>
           <w:rFonts w:ascii="Times New Roman" w:hAnsi="Times New Roman"/>
+          <w:noProof/>
           <w:color w:val="auto"/>
           <w:sz w:val="24"/>
           <w:szCs w:val="24"/>
@@ -19543,7 +19984,27 @@
           <w:szCs w:val="24"/>
           <w:lang w:val="en-AU"/>
         </w:rPr>
-        <w:t>PAC imputation (2023-2025 only). Years 2015-2022 remain NaN by design; backward extrapolation would introduce unsupported assumptions.</w:t>
+        <w:t xml:space="preserve">PAC imputation (2023-2025 only). Years 2015-2022 remain </w:t>
+      </w:r>
+      <w:proofErr w:type="spellStart"/>
+      <w:r>
+        <w:rPr>
+          <w:rFonts w:ascii="Times New Roman" w:eastAsia="Times New Roman" w:hAnsi="Times New Roman"/>
+          <w:sz w:val="24"/>
+          <w:szCs w:val="24"/>
+          <w:lang w:val="en-AU"/>
+        </w:rPr>
+        <w:t>NaN</w:t>
+      </w:r>
+      <w:proofErr w:type="spellEnd"/>
+      <w:r>
+        <w:rPr>
+          <w:rFonts w:ascii="Times New Roman" w:eastAsia="Times New Roman" w:hAnsi="Times New Roman"/>
+          <w:sz w:val="24"/>
+          <w:szCs w:val="24"/>
+          <w:lang w:val="en-AU"/>
+        </w:rPr>
+        <w:t xml:space="preserve"> by design; backward extrapolation would introduce unsupported assumptions.</w:t>
       </w:r>
     </w:p>
     <w:p>
@@ -19845,8 +20306,18 @@
                 <w:sz w:val="24"/>
                 <w:szCs w:val="24"/>
               </w:rPr>
-              <w:t>0 within 2023-2025 after imputation; 2015-2022 PAC NaN</w:t>
-            </w:r>
+              <w:t xml:space="preserve">0 within 2023-2025 after imputation; 2015-2022 PAC </w:t>
+            </w:r>
+            <w:proofErr w:type="spellStart"/>
+            <w:r>
+              <w:rPr>
+                <w:rFonts w:ascii="Times New Roman" w:eastAsia="Times New Roman" w:hAnsi="Times New Roman"/>
+                <w:sz w:val="24"/>
+                <w:szCs w:val="24"/>
+              </w:rPr>
+              <w:t>NaN</w:t>
+            </w:r>
+            <w:proofErr w:type="spellEnd"/>
           </w:p>
         </w:tc>
       </w:tr>
@@ -20158,13 +20629,41 @@
                 <w:szCs w:val="24"/>
               </w:rPr>
             </w:pPr>
-            <w:r>
-              <w:rPr>
-                <w:rFonts w:ascii="Times New Roman" w:eastAsia="Times New Roman" w:hAnsi="Times New Roman"/>
-                <w:sz w:val="24"/>
-                <w:szCs w:val="24"/>
-              </w:rPr>
-              <w:t>Assault_offences / Total_population x 100,000</w:t>
+            <w:proofErr w:type="spellStart"/>
+            <w:r>
+              <w:rPr>
+                <w:rFonts w:ascii="Times New Roman" w:eastAsia="Times New Roman" w:hAnsi="Times New Roman"/>
+                <w:sz w:val="24"/>
+                <w:szCs w:val="24"/>
+              </w:rPr>
+              <w:t>Assault_offences</w:t>
+            </w:r>
+            <w:proofErr w:type="spellEnd"/>
+            <w:r>
+              <w:rPr>
+                <w:rFonts w:ascii="Times New Roman" w:eastAsia="Times New Roman" w:hAnsi="Times New Roman"/>
+                <w:sz w:val="24"/>
+                <w:szCs w:val="24"/>
+              </w:rPr>
+              <w:t xml:space="preserve"> / </w:t>
+            </w:r>
+            <w:proofErr w:type="spellStart"/>
+            <w:r>
+              <w:rPr>
+                <w:rFonts w:ascii="Times New Roman" w:eastAsia="Times New Roman" w:hAnsi="Times New Roman"/>
+                <w:sz w:val="24"/>
+                <w:szCs w:val="24"/>
+              </w:rPr>
+              <w:t>Total_population</w:t>
+            </w:r>
+            <w:proofErr w:type="spellEnd"/>
+            <w:r>
+              <w:rPr>
+                <w:rFonts w:ascii="Times New Roman" w:eastAsia="Times New Roman" w:hAnsi="Times New Roman"/>
+                <w:sz w:val="24"/>
+                <w:szCs w:val="24"/>
+              </w:rPr>
+              <w:t xml:space="preserve"> x 100,000</w:t>
             </w:r>
           </w:p>
         </w:tc>
@@ -20235,6 +20734,7 @@
                 <w:szCs w:val="24"/>
               </w:rPr>
             </w:pPr>
+            <w:proofErr w:type="spellStart"/>
             <w:r>
               <w:rPr>
                 <w:rFonts w:ascii="Times New Roman" w:eastAsia="Times New Roman" w:hAnsi="Times New Roman"/>
@@ -20243,6 +20743,7 @@
               </w:rPr>
               <w:t>Alcohol_per_capita</w:t>
             </w:r>
+            <w:proofErr w:type="spellEnd"/>
           </w:p>
         </w:tc>
         <w:tc>
@@ -20259,14 +20760,34 @@
                 <w:szCs w:val="24"/>
               </w:rPr>
             </w:pPr>
-            <w:r>
-              <w:rPr>
-                <w:rFonts w:ascii="Times New Roman" w:eastAsia="Times New Roman" w:hAnsi="Times New Roman"/>
-                <w:sz w:val="24"/>
-                <w:szCs w:val="24"/>
-              </w:rPr>
-              <w:t>Total_PAC / Total_population</w:t>
-            </w:r>
+            <w:proofErr w:type="spellStart"/>
+            <w:r>
+              <w:rPr>
+                <w:rFonts w:ascii="Times New Roman" w:eastAsia="Times New Roman" w:hAnsi="Times New Roman"/>
+                <w:sz w:val="24"/>
+                <w:szCs w:val="24"/>
+              </w:rPr>
+              <w:t>Total_PAC</w:t>
+            </w:r>
+            <w:proofErr w:type="spellEnd"/>
+            <w:r>
+              <w:rPr>
+                <w:rFonts w:ascii="Times New Roman" w:eastAsia="Times New Roman" w:hAnsi="Times New Roman"/>
+                <w:sz w:val="24"/>
+                <w:szCs w:val="24"/>
+              </w:rPr>
+              <w:t xml:space="preserve"> / </w:t>
+            </w:r>
+            <w:proofErr w:type="spellStart"/>
+            <w:r>
+              <w:rPr>
+                <w:rFonts w:ascii="Times New Roman" w:eastAsia="Times New Roman" w:hAnsi="Times New Roman"/>
+                <w:sz w:val="24"/>
+                <w:szCs w:val="24"/>
+              </w:rPr>
+              <w:t>Total_population</w:t>
+            </w:r>
+            <w:proofErr w:type="spellEnd"/>
           </w:p>
         </w:tc>
         <w:tc>
@@ -20391,6 +20912,7 @@
           <w:lang w:val="en-AU"/>
         </w:rPr>
       </w:pPr>
+      <w:proofErr w:type="spellStart"/>
       <w:r>
         <w:rPr>
           <w:rStyle w:val="normaltextrun"/>
@@ -20398,7 +20920,17 @@
           <w:bCs/>
           <w:lang w:val="en-AU"/>
         </w:rPr>
-        <w:t>Log_assault_rate:</w:t>
+        <w:t>Log_assault_rate</w:t>
+      </w:r>
+      <w:proofErr w:type="spellEnd"/>
+      <w:r>
+        <w:rPr>
+          <w:rStyle w:val="normaltextrun"/>
+          <w:b/>
+          <w:bCs/>
+          <w:lang w:val="en-AU"/>
+        </w:rPr>
+        <w:t>:</w:t>
       </w:r>
     </w:p>
     <w:p>
@@ -20437,6 +20969,7 @@
           <w:lang w:val="en-AU"/>
         </w:rPr>
       </w:pPr>
+      <w:proofErr w:type="spellStart"/>
       <w:r>
         <w:rPr>
           <w:rStyle w:val="normaltextrun"/>
@@ -20444,7 +20977,37 @@
           <w:bCs/>
           <w:lang w:val="en-AU"/>
         </w:rPr>
-        <w:t>Sin_month and cos_month:</w:t>
+        <w:t>Sin_month</w:t>
+      </w:r>
+      <w:proofErr w:type="spellEnd"/>
+      <w:r>
+        <w:rPr>
+          <w:rStyle w:val="normaltextrun"/>
+          <w:b/>
+          <w:bCs/>
+          <w:lang w:val="en-AU"/>
+        </w:rPr>
+        <w:t> and </w:t>
+      </w:r>
+      <w:proofErr w:type="spellStart"/>
+      <w:r>
+        <w:rPr>
+          <w:rStyle w:val="normaltextrun"/>
+          <w:b/>
+          <w:bCs/>
+          <w:lang w:val="en-AU"/>
+        </w:rPr>
+        <w:t>cos_month</w:t>
+      </w:r>
+      <w:proofErr w:type="spellEnd"/>
+      <w:r>
+        <w:rPr>
+          <w:rStyle w:val="normaltextrun"/>
+          <w:b/>
+          <w:bCs/>
+          <w:lang w:val="en-AU"/>
+        </w:rPr>
+        <w:t>:</w:t>
       </w:r>
     </w:p>
     <w:p>
@@ -20556,7 +21119,21 @@
         <w:rPr>
           <w:lang w:val="en-AU"/>
         </w:rPr>
-        <w:t xml:space="preserve"> computed separately per region (groupby("Region")) so a lag never crosses into another region's history. The three horizons capture distinct temporal patterns: </w:t>
+        <w:t xml:space="preserve"> computed separately per region (</w:t>
+      </w:r>
+      <w:proofErr w:type="spellStart"/>
+      <w:r>
+        <w:rPr>
+          <w:lang w:val="en-AU"/>
+        </w:rPr>
+        <w:t>groupby</w:t>
+      </w:r>
+      <w:proofErr w:type="spellEnd"/>
+      <w:r>
+        <w:rPr>
+          <w:lang w:val="en-AU"/>
+        </w:rPr>
+        <w:t xml:space="preserve">("Region")) so a lag never crosses into another region's history. The three horizons capture distinct temporal patterns: </w:t>
       </w:r>
       <w:r>
         <w:rPr>
@@ -20777,6 +21354,7 @@
       <w:r>
         <w:rPr>
           <w:rFonts w:ascii="Times New Roman" w:hAnsi="Times New Roman"/>
+          <w:noProof/>
           <w:color w:val="auto"/>
           <w:sz w:val="24"/>
           <w:szCs w:val="24"/>
@@ -21033,6 +21611,7 @@
       <w:r>
         <w:rPr>
           <w:rFonts w:ascii="Times New Roman" w:hAnsi="Times New Roman"/>
+          <w:noProof/>
           <w:color w:val="auto"/>
           <w:sz w:val="24"/>
           <w:szCs w:val="24"/>
@@ -21107,7 +21686,31 @@
         <w:rPr>
           <w:lang w:val="en-AU"/>
         </w:rPr>
-        <w:t xml:space="preserve">PCA was applied to 18 age-group population shares across 66 region-year observations as a diagnostic step, ahead of deciding whether age structure warrants inclusion as a model feature. PC1 explains 53.0% of variance; 5 components are needed for 90% (Table X) </w:t>
+        <w:t xml:space="preserve">PCA was applied to 18 age-group population shares across 66 region-year observations as a diagnostic step, ahead of deciding whether age structure warrants inclusion as a model feature. PC1 explains 53.0% of variance; </w:t>
+      </w:r>
+      <w:r>
+        <w:rPr>
+          <w:lang w:val="en-AU"/>
+        </w:rPr>
+        <w:t>5</w:t>
+      </w:r>
+      <w:r>
+        <w:rPr>
+          <w:lang w:val="en-AU"/>
+        </w:rPr>
+        <w:t xml:space="preserve"> components are needed for 90% (Table </w:t>
+      </w:r>
+      <w:r>
+        <w:rPr>
+          <w:lang w:val="en-AU"/>
+        </w:rPr>
+        <w:t>9</w:t>
+      </w:r>
+      <w:r>
+        <w:rPr>
+          <w:lang w:val="en-AU"/>
+        </w:rPr>
+        <w:t xml:space="preserve">) </w:t>
       </w:r>
       <w:r>
         <w:rPr>
@@ -21177,7 +21780,7 @@
         <w:rPr>
           <w:lang w:val="en-AU"/>
         </w:rPr>
-        <w:t xml:space="preserve"> (Section 3.4.4). Incorporating PC1</w:t>
+        <w:t>. Incorporating PC1</w:t>
       </w:r>
       <w:r>
         <w:rPr>
@@ -21293,6 +21896,14 @@
       <w:tblPr>
         <w:tblW w:w="4791" w:type="dxa"/>
         <w:jc w:val="center"/>
+        <w:tblBorders>
+          <w:top w:val="single" w:sz="4" w:space="0" w:color="auto"/>
+          <w:left w:val="single" w:sz="4" w:space="0" w:color="auto"/>
+          <w:bottom w:val="single" w:sz="4" w:space="0" w:color="auto"/>
+          <w:right w:val="single" w:sz="4" w:space="0" w:color="auto"/>
+          <w:insideH w:val="single" w:sz="4" w:space="0" w:color="auto"/>
+          <w:insideV w:val="single" w:sz="4" w:space="0" w:color="auto"/>
+        </w:tblBorders>
         <w:tblLook w:val="04A0" w:firstRow="1" w:lastRow="0" w:firstColumn="1" w:lastColumn="0" w:noHBand="0" w:noVBand="1"/>
       </w:tblPr>
       <w:tblGrid>
@@ -21308,12 +21919,6 @@
         <w:tc>
           <w:tcPr>
             <w:tcW w:w="964" w:type="dxa"/>
-            <w:tcBorders>
-              <w:top w:val="single" w:sz="4" w:space="0" w:color="auto"/>
-              <w:left w:val="single" w:sz="4" w:space="0" w:color="auto"/>
-              <w:bottom w:val="single" w:sz="4" w:space="0" w:color="auto"/>
-              <w:right w:val="single" w:sz="4" w:space="0" w:color="auto"/>
-            </w:tcBorders>
             <w:vAlign w:val="center"/>
             <w:hideMark/>
           </w:tcPr>
@@ -21347,12 +21952,6 @@
         <w:tc>
           <w:tcPr>
             <w:tcW w:w="1821" w:type="dxa"/>
-            <w:tcBorders>
-              <w:top w:val="single" w:sz="4" w:space="0" w:color="auto"/>
-              <w:left w:val="nil"/>
-              <w:bottom w:val="single" w:sz="4" w:space="0" w:color="auto"/>
-              <w:right w:val="single" w:sz="4" w:space="0" w:color="auto"/>
-            </w:tcBorders>
             <w:vAlign w:val="center"/>
             <w:hideMark/>
           </w:tcPr>
@@ -21386,12 +21985,6 @@
         <w:tc>
           <w:tcPr>
             <w:tcW w:w="2006" w:type="dxa"/>
-            <w:tcBorders>
-              <w:top w:val="single" w:sz="4" w:space="0" w:color="auto"/>
-              <w:left w:val="nil"/>
-              <w:bottom w:val="single" w:sz="4" w:space="0" w:color="auto"/>
-              <w:right w:val="single" w:sz="4" w:space="0" w:color="auto"/>
-            </w:tcBorders>
             <w:vAlign w:val="center"/>
             <w:hideMark/>
           </w:tcPr>
@@ -21431,12 +22024,6 @@
         <w:tc>
           <w:tcPr>
             <w:tcW w:w="964" w:type="dxa"/>
-            <w:tcBorders>
-              <w:top w:val="nil"/>
-              <w:left w:val="single" w:sz="4" w:space="0" w:color="auto"/>
-              <w:bottom w:val="single" w:sz="4" w:space="0" w:color="auto"/>
-              <w:right w:val="single" w:sz="4" w:space="0" w:color="auto"/>
-            </w:tcBorders>
             <w:vAlign w:val="center"/>
             <w:hideMark/>
           </w:tcPr>
@@ -21465,12 +22052,6 @@
         <w:tc>
           <w:tcPr>
             <w:tcW w:w="1821" w:type="dxa"/>
-            <w:tcBorders>
-              <w:top w:val="nil"/>
-              <w:left w:val="nil"/>
-              <w:bottom w:val="single" w:sz="4" w:space="0" w:color="auto"/>
-              <w:right w:val="single" w:sz="4" w:space="0" w:color="auto"/>
-            </w:tcBorders>
             <w:vAlign w:val="center"/>
             <w:hideMark/>
           </w:tcPr>
@@ -21500,12 +22081,6 @@
         <w:tc>
           <w:tcPr>
             <w:tcW w:w="2006" w:type="dxa"/>
-            <w:tcBorders>
-              <w:top w:val="nil"/>
-              <w:left w:val="nil"/>
-              <w:bottom w:val="single" w:sz="4" w:space="0" w:color="auto"/>
-              <w:right w:val="single" w:sz="4" w:space="0" w:color="auto"/>
-            </w:tcBorders>
             <w:vAlign w:val="center"/>
             <w:hideMark/>
           </w:tcPr>
@@ -21541,12 +22116,6 @@
         <w:tc>
           <w:tcPr>
             <w:tcW w:w="964" w:type="dxa"/>
-            <w:tcBorders>
-              <w:top w:val="nil"/>
-              <w:left w:val="single" w:sz="4" w:space="0" w:color="auto"/>
-              <w:bottom w:val="single" w:sz="4" w:space="0" w:color="auto"/>
-              <w:right w:val="single" w:sz="4" w:space="0" w:color="auto"/>
-            </w:tcBorders>
             <w:vAlign w:val="center"/>
             <w:hideMark/>
           </w:tcPr>
@@ -21575,12 +22144,6 @@
         <w:tc>
           <w:tcPr>
             <w:tcW w:w="1821" w:type="dxa"/>
-            <w:tcBorders>
-              <w:top w:val="nil"/>
-              <w:left w:val="nil"/>
-              <w:bottom w:val="single" w:sz="4" w:space="0" w:color="auto"/>
-              <w:right w:val="single" w:sz="4" w:space="0" w:color="auto"/>
-            </w:tcBorders>
             <w:vAlign w:val="center"/>
             <w:hideMark/>
           </w:tcPr>
@@ -21610,12 +22173,6 @@
         <w:tc>
           <w:tcPr>
             <w:tcW w:w="2006" w:type="dxa"/>
-            <w:tcBorders>
-              <w:top w:val="nil"/>
-              <w:left w:val="nil"/>
-              <w:bottom w:val="single" w:sz="4" w:space="0" w:color="auto"/>
-              <w:right w:val="single" w:sz="4" w:space="0" w:color="auto"/>
-            </w:tcBorders>
             <w:vAlign w:val="center"/>
             <w:hideMark/>
           </w:tcPr>
@@ -21651,12 +22208,6 @@
         <w:tc>
           <w:tcPr>
             <w:tcW w:w="964" w:type="dxa"/>
-            <w:tcBorders>
-              <w:top w:val="nil"/>
-              <w:left w:val="single" w:sz="4" w:space="0" w:color="auto"/>
-              <w:bottom w:val="single" w:sz="4" w:space="0" w:color="auto"/>
-              <w:right w:val="single" w:sz="4" w:space="0" w:color="auto"/>
-            </w:tcBorders>
             <w:vAlign w:val="center"/>
             <w:hideMark/>
           </w:tcPr>
@@ -21685,12 +22236,6 @@
         <w:tc>
           <w:tcPr>
             <w:tcW w:w="1821" w:type="dxa"/>
-            <w:tcBorders>
-              <w:top w:val="nil"/>
-              <w:left w:val="nil"/>
-              <w:bottom w:val="single" w:sz="4" w:space="0" w:color="auto"/>
-              <w:right w:val="single" w:sz="4" w:space="0" w:color="auto"/>
-            </w:tcBorders>
             <w:vAlign w:val="center"/>
             <w:hideMark/>
           </w:tcPr>
@@ -21720,12 +22265,6 @@
         <w:tc>
           <w:tcPr>
             <w:tcW w:w="2006" w:type="dxa"/>
-            <w:tcBorders>
-              <w:top w:val="nil"/>
-              <w:left w:val="nil"/>
-              <w:bottom w:val="single" w:sz="4" w:space="0" w:color="auto"/>
-              <w:right w:val="single" w:sz="4" w:space="0" w:color="auto"/>
-            </w:tcBorders>
             <w:vAlign w:val="center"/>
             <w:hideMark/>
           </w:tcPr>
@@ -21761,12 +22300,6 @@
         <w:tc>
           <w:tcPr>
             <w:tcW w:w="964" w:type="dxa"/>
-            <w:tcBorders>
-              <w:top w:val="nil"/>
-              <w:left w:val="single" w:sz="4" w:space="0" w:color="auto"/>
-              <w:bottom w:val="single" w:sz="4" w:space="0" w:color="auto"/>
-              <w:right w:val="single" w:sz="4" w:space="0" w:color="auto"/>
-            </w:tcBorders>
             <w:vAlign w:val="center"/>
             <w:hideMark/>
           </w:tcPr>
@@ -21795,12 +22328,6 @@
         <w:tc>
           <w:tcPr>
             <w:tcW w:w="1821" w:type="dxa"/>
-            <w:tcBorders>
-              <w:top w:val="nil"/>
-              <w:left w:val="nil"/>
-              <w:bottom w:val="single" w:sz="4" w:space="0" w:color="auto"/>
-              <w:right w:val="single" w:sz="4" w:space="0" w:color="auto"/>
-            </w:tcBorders>
             <w:vAlign w:val="center"/>
             <w:hideMark/>
           </w:tcPr>
@@ -21830,12 +22357,6 @@
         <w:tc>
           <w:tcPr>
             <w:tcW w:w="2006" w:type="dxa"/>
-            <w:tcBorders>
-              <w:top w:val="nil"/>
-              <w:left w:val="nil"/>
-              <w:bottom w:val="single" w:sz="4" w:space="0" w:color="auto"/>
-              <w:right w:val="single" w:sz="4" w:space="0" w:color="auto"/>
-            </w:tcBorders>
             <w:vAlign w:val="center"/>
             <w:hideMark/>
           </w:tcPr>
@@ -21871,12 +22392,6 @@
         <w:tc>
           <w:tcPr>
             <w:tcW w:w="964" w:type="dxa"/>
-            <w:tcBorders>
-              <w:top w:val="nil"/>
-              <w:left w:val="single" w:sz="4" w:space="0" w:color="auto"/>
-              <w:bottom w:val="single" w:sz="4" w:space="0" w:color="auto"/>
-              <w:right w:val="single" w:sz="4" w:space="0" w:color="auto"/>
-            </w:tcBorders>
             <w:vAlign w:val="center"/>
             <w:hideMark/>
           </w:tcPr>
@@ -21905,12 +22420,6 @@
         <w:tc>
           <w:tcPr>
             <w:tcW w:w="1821" w:type="dxa"/>
-            <w:tcBorders>
-              <w:top w:val="nil"/>
-              <w:left w:val="nil"/>
-              <w:bottom w:val="single" w:sz="4" w:space="0" w:color="auto"/>
-              <w:right w:val="single" w:sz="4" w:space="0" w:color="auto"/>
-            </w:tcBorders>
             <w:vAlign w:val="center"/>
             <w:hideMark/>
           </w:tcPr>
@@ -21940,12 +22449,6 @@
         <w:tc>
           <w:tcPr>
             <w:tcW w:w="2006" w:type="dxa"/>
-            <w:tcBorders>
-              <w:top w:val="nil"/>
-              <w:left w:val="nil"/>
-              <w:bottom w:val="single" w:sz="4" w:space="0" w:color="auto"/>
-              <w:right w:val="single" w:sz="4" w:space="0" w:color="auto"/>
-            </w:tcBorders>
             <w:vAlign w:val="center"/>
             <w:hideMark/>
           </w:tcPr>
@@ -21969,6 +22472,115 @@
                 <w:lang w:eastAsia="en-US"/>
               </w:rPr>
               <w:t>91.2</w:t>
+            </w:r>
+          </w:p>
+        </w:tc>
+      </w:tr>
+      <w:tr>
+        <w:trPr>
+          <w:trHeight w:val="284"/>
+          <w:jc w:val="center"/>
+        </w:trPr>
+        <w:tc>
+          <w:tcPr>
+            <w:tcW w:w="964" w:type="dxa"/>
+            <w:vAlign w:val="center"/>
+          </w:tcPr>
+          <w:p>
+            <w:pPr>
+              <w:rPr>
+                <w:rFonts w:ascii="Times New Roman" w:eastAsia="Times New Roman" w:hAnsi="Times New Roman"/>
+                <w:color w:val="000000"/>
+                <w:sz w:val="24"/>
+                <w:szCs w:val="24"/>
+                <w:lang w:eastAsia="en-US"/>
+              </w:rPr>
+            </w:pPr>
+            <w:r>
+              <w:rPr>
+                <w:rFonts w:ascii="Times New Roman" w:eastAsia="Times New Roman" w:hAnsi="Times New Roman"/>
+                <w:color w:val="000000"/>
+                <w:sz w:val="24"/>
+                <w:szCs w:val="24"/>
+                <w:lang w:eastAsia="en-US"/>
+              </w:rPr>
+              <w:t>PC6</w:t>
+            </w:r>
+          </w:p>
+        </w:tc>
+        <w:tc>
+          <w:tcPr>
+            <w:tcW w:w="1821" w:type="dxa"/>
+            <w:vAlign w:val="center"/>
+          </w:tcPr>
+          <w:p>
+            <w:pPr>
+              <w:jc w:val="right"/>
+              <w:rPr>
+                <w:rFonts w:ascii="Times New Roman" w:eastAsia="Times New Roman" w:hAnsi="Times New Roman"/>
+                <w:color w:val="000000"/>
+                <w:sz w:val="24"/>
+                <w:szCs w:val="24"/>
+                <w:lang w:val="vi-VN" w:eastAsia="en-US"/>
+              </w:rPr>
+            </w:pPr>
+            <w:r>
+              <w:rPr>
+                <w:rFonts w:ascii="Times New Roman" w:eastAsia="Times New Roman" w:hAnsi="Times New Roman"/>
+                <w:color w:val="000000"/>
+                <w:sz w:val="24"/>
+                <w:szCs w:val="24"/>
+                <w:lang w:eastAsia="en-US"/>
+              </w:rPr>
+              <w:t>2</w:t>
+            </w:r>
+            <w:r>
+              <w:rPr>
+                <w:rFonts w:ascii="Times New Roman" w:eastAsia="Times New Roman" w:hAnsi="Times New Roman"/>
+                <w:color w:val="000000"/>
+                <w:sz w:val="24"/>
+                <w:szCs w:val="24"/>
+                <w:lang w:val="vi-VN" w:eastAsia="en-US"/>
+              </w:rPr>
+              <w:t>.3</w:t>
+            </w:r>
+          </w:p>
+        </w:tc>
+        <w:tc>
+          <w:tcPr>
+            <w:tcW w:w="2006" w:type="dxa"/>
+            <w:vAlign w:val="center"/>
+          </w:tcPr>
+          <w:p>
+            <w:pPr>
+              <w:jc w:val="right"/>
+              <w:rPr>
+                <w:rFonts w:ascii="Times New Roman" w:eastAsia="Times New Roman" w:hAnsi="Times New Roman"/>
+                <w:color w:val="000000"/>
+                <w:sz w:val="24"/>
+                <w:szCs w:val="24"/>
+                <w:lang w:val="vi-VN" w:eastAsia="en-US"/>
+              </w:rPr>
+            </w:pPr>
+            <w:r>
+              <w:rPr>
+                <w:rFonts w:ascii="Times New Roman" w:eastAsia="Times New Roman" w:hAnsi="Times New Roman"/>
+                <w:color w:val="000000"/>
+                <w:sz w:val="24"/>
+                <w:szCs w:val="24"/>
+                <w:lang w:eastAsia="en-US"/>
+              </w:rPr>
+              <w:t>93</w:t>
+            </w:r>
+            <w:r>
+              <w:rPr>
+                <w:rFonts w:ascii="Times New Roman" w:eastAsia="Times New Roman" w:hAnsi="Times New Roman"/>
+                <w:color w:val="000000"/>
+                <w:sz w:val="24"/>
+                <w:szCs w:val="24"/>
+                <w:lang w:val="vi-VN" w:eastAsia="en-US"/>
+              </w:rPr>
+              <w:t>.5</w:t>
             </w:r>
           </w:p>
         </w:tc>
@@ -22049,14 +22661,14 @@
         <w:rPr>
           <w:lang w:val="en-AU"/>
         </w:rPr>
-        <w:t xml:space="preserve">2025 (192 rows) after lag warm-up. Each feature combination was standardised and trained under identical conditions, allowing a controlled comparison of predictive performance. RMSE was used as the primary selection criterion, </w:t>
+        <w:t xml:space="preserve">2025 (192 rows) after lag warm-up. Each feature combination was standardised and trained under identical conditions, allowing a controlled </w:t>
       </w:r>
       <w:r>
         <w:rPr>
           <w:lang w:val="en-AU"/>
         </w:rPr>
         <w:lastRenderedPageBreak/>
-        <w:t>supported by MAE, due to its sensitivity to larger errors and its suitability for the log-transformed assault-rate target.</w:t>
+        <w:t>comparison of predictive performance. RMSE was used as the primary selection criterion, supported by MAE, due to its sensitivity to larger errors and its suitability for the log-transformed assault-rate target.</w:t>
       </w:r>
     </w:p>
     <w:p>
@@ -22070,6 +22682,7 @@
           <w:color w:val="auto"/>
           <w:sz w:val="24"/>
           <w:szCs w:val="24"/>
+          <w:lang w:val="vi-VN"/>
         </w:rPr>
       </w:pPr>
       <w:bookmarkStart w:id="50" w:name="_Toc239977132"/>
@@ -22172,39 +22785,19 @@
           <w:sz w:val="24"/>
           <w:szCs w:val="24"/>
         </w:rPr>
-        <w:t>2022, test 2023</w:t>
-      </w:r>
-      <w:r>
-        <w:rPr>
-          <w:rFonts w:ascii="Times New Roman" w:hAnsi="Times New Roman"/>
-          <w:color w:val="auto"/>
-          <w:sz w:val="24"/>
-          <w:szCs w:val="24"/>
-          <w:lang w:val="vi-VN"/>
-        </w:rPr>
-        <w:t>-</w:t>
-      </w:r>
-      <w:r>
-        <w:rPr>
-          <w:rFonts w:ascii="Times New Roman" w:hAnsi="Times New Roman"/>
-          <w:color w:val="auto"/>
-          <w:sz w:val="24"/>
-          <w:szCs w:val="24"/>
-        </w:rPr>
-        <w:t>2025</w:t>
+        <w:t>2022</w:t>
       </w:r>
       <w:bookmarkEnd w:id="50"/>
     </w:p>
     <w:tbl>
       <w:tblPr>
-        <w:tblW w:w="7814" w:type="dxa"/>
+        <w:tblW w:w="6854" w:type="dxa"/>
         <w:jc w:val="center"/>
         <w:tblLook w:val="04A0" w:firstRow="1" w:lastRow="0" w:firstColumn="1" w:lastColumn="0" w:noHBand="0" w:noVBand="1"/>
       </w:tblPr>
       <w:tblGrid>
         <w:gridCol w:w="2122"/>
         <w:gridCol w:w="3772"/>
-        <w:gridCol w:w="960"/>
         <w:gridCol w:w="960"/>
       </w:tblGrid>
       <w:tr>
@@ -22332,46 +22925,6 @@
             </w:r>
           </w:p>
         </w:tc>
-        <w:tc>
-          <w:tcPr>
-            <w:tcW w:w="960" w:type="dxa"/>
-            <w:tcBorders>
-              <w:top w:val="single" w:sz="4" w:space="0" w:color="auto"/>
-              <w:left w:val="nil"/>
-              <w:bottom w:val="single" w:sz="4" w:space="0" w:color="auto"/>
-              <w:right w:val="single" w:sz="4" w:space="0" w:color="auto"/>
-            </w:tcBorders>
-            <w:vAlign w:val="center"/>
-            <w:hideMark/>
-          </w:tcPr>
-          <w:p>
-            <w:pPr>
-              <w:spacing w:line="276" w:lineRule="auto"/>
-              <w:jc w:val="center"/>
-              <w:rPr>
-                <w:rFonts w:ascii="Times New Roman" w:eastAsia="Times New Roman" w:hAnsi="Times New Roman"/>
-                <w:b/>
-                <w:bCs/>
-                <w:color w:val="000000"/>
-                <w:sz w:val="24"/>
-                <w:szCs w:val="24"/>
-                <w:lang w:eastAsia="en-US"/>
-              </w:rPr>
-            </w:pPr>
-            <w:r>
-              <w:rPr>
-                <w:rFonts w:ascii="Times New Roman" w:eastAsia="Times New Roman" w:hAnsi="Times New Roman"/>
-                <w:b/>
-                <w:bCs/>
-                <w:color w:val="000000"/>
-                <w:sz w:val="24"/>
-                <w:szCs w:val="24"/>
-                <w:lang w:eastAsia="en-US"/>
-              </w:rPr>
-              <w:t>MAE</w:t>
-            </w:r>
-          </w:p>
-        </w:tc>
       </w:tr>
       <w:tr>
         <w:trPr>
@@ -22469,10 +23022,42 @@
                 <w:color w:val="000000"/>
                 <w:sz w:val="24"/>
                 <w:szCs w:val="24"/>
+                <w:lang w:val="vi-VN" w:eastAsia="en-US"/>
+              </w:rPr>
+            </w:pPr>
+            <w:r>
+              <w:rPr>
+                <w:rFonts w:ascii="Times New Roman" w:eastAsia="Times New Roman" w:hAnsi="Times New Roman"/>
+                <w:color w:val="000000"/>
+                <w:sz w:val="24"/>
+                <w:szCs w:val="24"/>
                 <w:lang w:eastAsia="en-US"/>
               </w:rPr>
-            </w:pPr>
-            <w:r>
+              <w:t>0.2353</w:t>
+            </w:r>
+          </w:p>
+        </w:tc>
+      </w:tr>
+      <w:tr>
+        <w:trPr>
+          <w:trHeight w:val="312"/>
+          <w:jc w:val="center"/>
+        </w:trPr>
+        <w:tc>
+          <w:tcPr>
+            <w:tcW w:w="2122" w:type="dxa"/>
+            <w:tcBorders>
+              <w:top w:val="nil"/>
+              <w:left w:val="single" w:sz="4" w:space="0" w:color="auto"/>
+              <w:bottom w:val="single" w:sz="4" w:space="0" w:color="auto"/>
+              <w:right w:val="single" w:sz="4" w:space="0" w:color="auto"/>
+            </w:tcBorders>
+            <w:vAlign w:val="center"/>
+            <w:hideMark/>
+          </w:tcPr>
+          <w:p>
+            <w:pPr>
+              <w:spacing w:line="276" w:lineRule="auto"/>
               <w:rPr>
                 <w:rFonts w:ascii="Times New Roman" w:eastAsia="Times New Roman" w:hAnsi="Times New Roman"/>
                 <w:color w:val="000000"/>
@@ -22480,7 +23065,51 @@
                 <w:szCs w:val="24"/>
                 <w:lang w:eastAsia="en-US"/>
               </w:rPr>
-              <w:t>0.2848</w:t>
+            </w:pPr>
+            <w:r>
+              <w:rPr>
+                <w:rFonts w:ascii="Times New Roman" w:eastAsia="Times New Roman" w:hAnsi="Times New Roman"/>
+                <w:color w:val="000000"/>
+                <w:sz w:val="24"/>
+                <w:szCs w:val="24"/>
+                <w:lang w:eastAsia="en-US"/>
+              </w:rPr>
+              <w:t>V2: + Region</w:t>
+            </w:r>
+          </w:p>
+        </w:tc>
+        <w:tc>
+          <w:tcPr>
+            <w:tcW w:w="3772" w:type="dxa"/>
+            <w:tcBorders>
+              <w:top w:val="nil"/>
+              <w:left w:val="nil"/>
+              <w:bottom w:val="single" w:sz="4" w:space="0" w:color="auto"/>
+              <w:right w:val="single" w:sz="4" w:space="0" w:color="auto"/>
+            </w:tcBorders>
+            <w:vAlign w:val="center"/>
+            <w:hideMark/>
+          </w:tcPr>
+          <w:p>
+            <w:pPr>
+              <w:spacing w:line="276" w:lineRule="auto"/>
+              <w:rPr>
+                <w:rFonts w:ascii="Times New Roman" w:eastAsia="Times New Roman" w:hAnsi="Times New Roman"/>
+                <w:color w:val="000000"/>
+                <w:sz w:val="24"/>
+                <w:szCs w:val="24"/>
+                <w:lang w:eastAsia="en-US"/>
+              </w:rPr>
+            </w:pPr>
+            <w:r>
+              <w:rPr>
+                <w:rFonts w:ascii="Times New Roman" w:eastAsia="Times New Roman" w:hAnsi="Times New Roman"/>
+                <w:color w:val="000000"/>
+                <w:sz w:val="24"/>
+                <w:szCs w:val="24"/>
+                <w:lang w:eastAsia="en-US"/>
+              </w:rPr>
+              <w:t>V1 + region dummies</w:t>
             </w:r>
           </w:p>
         </w:tc>
@@ -22505,18 +23134,18 @@
                 <w:color w:val="000000"/>
                 <w:sz w:val="24"/>
                 <w:szCs w:val="24"/>
+                <w:lang w:val="vi-VN" w:eastAsia="en-US"/>
+              </w:rPr>
+            </w:pPr>
+            <w:r>
+              <w:rPr>
+                <w:rFonts w:ascii="Times New Roman" w:eastAsia="Times New Roman" w:hAnsi="Times New Roman"/>
+                <w:color w:val="000000"/>
+                <w:sz w:val="24"/>
+                <w:szCs w:val="24"/>
                 <w:lang w:eastAsia="en-US"/>
               </w:rPr>
-            </w:pPr>
-            <w:r>
-              <w:rPr>
-                <w:rFonts w:ascii="Times New Roman" w:eastAsia="Times New Roman" w:hAnsi="Times New Roman"/>
-                <w:color w:val="000000"/>
-                <w:sz w:val="24"/>
-                <w:szCs w:val="24"/>
-                <w:lang w:eastAsia="en-US"/>
-              </w:rPr>
-              <w:t>0.2057</w:t>
+              <w:t>0.2146</w:t>
             </w:r>
           </w:p>
         </w:tc>
@@ -22557,8 +23186,20 @@
                 <w:szCs w:val="24"/>
                 <w:lang w:eastAsia="en-US"/>
               </w:rPr>
-              <w:t>V2: + Region</w:t>
-            </w:r>
+              <w:t xml:space="preserve">V3: + Crime </w:t>
+            </w:r>
+            <w:proofErr w:type="spellStart"/>
+            <w:r>
+              <w:rPr>
+                <w:rFonts w:ascii="Times New Roman" w:eastAsia="Times New Roman" w:hAnsi="Times New Roman"/>
+                <w:color w:val="000000"/>
+                <w:sz w:val="24"/>
+                <w:szCs w:val="24"/>
+                <w:lang w:eastAsia="en-US"/>
+              </w:rPr>
+              <w:t>ctx</w:t>
+            </w:r>
+            <w:proofErr w:type="spellEnd"/>
           </w:p>
         </w:tc>
         <w:tc>
@@ -22592,8 +23233,42 @@
                 <w:szCs w:val="24"/>
                 <w:lang w:eastAsia="en-US"/>
               </w:rPr>
-              <w:t>V1 + region dummies</w:t>
-            </w:r>
+              <w:t xml:space="preserve">V1 + </w:t>
+            </w:r>
+            <w:proofErr w:type="spellStart"/>
+            <w:r>
+              <w:rPr>
+                <w:rFonts w:ascii="Times New Roman" w:eastAsia="Times New Roman" w:hAnsi="Times New Roman"/>
+                <w:color w:val="000000"/>
+                <w:sz w:val="24"/>
+                <w:szCs w:val="24"/>
+                <w:lang w:eastAsia="en-US"/>
+              </w:rPr>
+              <w:t>Alcohol_offences</w:t>
+            </w:r>
+            <w:proofErr w:type="spellEnd"/>
+            <w:r>
+              <w:rPr>
+                <w:rFonts w:ascii="Times New Roman" w:eastAsia="Times New Roman" w:hAnsi="Times New Roman"/>
+                <w:color w:val="000000"/>
+                <w:sz w:val="24"/>
+                <w:szCs w:val="24"/>
+                <w:lang w:eastAsia="en-US"/>
+              </w:rPr>
+              <w:t xml:space="preserve">, </w:t>
+            </w:r>
+            <w:proofErr w:type="spellStart"/>
+            <w:r>
+              <w:rPr>
+                <w:rFonts w:ascii="Times New Roman" w:eastAsia="Times New Roman" w:hAnsi="Times New Roman"/>
+                <w:color w:val="000000"/>
+                <w:sz w:val="24"/>
+                <w:szCs w:val="24"/>
+                <w:lang w:eastAsia="en-US"/>
+              </w:rPr>
+              <w:t>DV_offences</w:t>
+            </w:r>
+            <w:proofErr w:type="spellEnd"/>
           </w:p>
         </w:tc>
         <w:tc>
@@ -22617,18 +23292,142 @@
                 <w:color w:val="000000"/>
                 <w:sz w:val="24"/>
                 <w:szCs w:val="24"/>
+                <w:lang w:val="vi-VN" w:eastAsia="en-US"/>
+              </w:rPr>
+            </w:pPr>
+            <w:r>
+              <w:rPr>
+                <w:rFonts w:ascii="Times New Roman" w:eastAsia="Times New Roman" w:hAnsi="Times New Roman"/>
+                <w:color w:val="000000"/>
+                <w:sz w:val="24"/>
+                <w:szCs w:val="24"/>
                 <w:lang w:eastAsia="en-US"/>
               </w:rPr>
-            </w:pPr>
-            <w:r>
-              <w:rPr>
-                <w:rFonts w:ascii="Times New Roman" w:eastAsia="Times New Roman" w:hAnsi="Times New Roman"/>
+              <w:t>0.2246</w:t>
+            </w:r>
+          </w:p>
+        </w:tc>
+      </w:tr>
+      <w:tr>
+        <w:trPr>
+          <w:trHeight w:val="624"/>
+          <w:jc w:val="center"/>
+        </w:trPr>
+        <w:tc>
+          <w:tcPr>
+            <w:tcW w:w="2122" w:type="dxa"/>
+            <w:tcBorders>
+              <w:top w:val="nil"/>
+              <w:left w:val="single" w:sz="4" w:space="0" w:color="auto"/>
+              <w:bottom w:val="single" w:sz="4" w:space="0" w:color="auto"/>
+              <w:right w:val="single" w:sz="4" w:space="0" w:color="auto"/>
+            </w:tcBorders>
+            <w:vAlign w:val="center"/>
+            <w:hideMark/>
+          </w:tcPr>
+          <w:p>
+            <w:pPr>
+              <w:spacing w:line="276" w:lineRule="auto"/>
+              <w:rPr>
+                <w:rFonts w:ascii="Times New Roman" w:eastAsia="Times New Roman" w:hAnsi="Times New Roman"/>
+                <w:b/>
+                <w:bCs/>
                 <w:color w:val="000000"/>
                 <w:sz w:val="24"/>
                 <w:szCs w:val="24"/>
                 <w:lang w:eastAsia="en-US"/>
               </w:rPr>
-              <w:t>0.2253</w:t>
+            </w:pPr>
+            <w:r>
+              <w:rPr>
+                <w:rFonts w:ascii="Times New Roman" w:eastAsia="Times New Roman" w:hAnsi="Times New Roman"/>
+                <w:b/>
+                <w:bCs/>
+                <w:color w:val="000000"/>
+                <w:sz w:val="24"/>
+                <w:szCs w:val="24"/>
+                <w:lang w:eastAsia="en-US"/>
+              </w:rPr>
+              <w:t>V4: Full (no PAC)</w:t>
+            </w:r>
+          </w:p>
+        </w:tc>
+        <w:tc>
+          <w:tcPr>
+            <w:tcW w:w="3772" w:type="dxa"/>
+            <w:tcBorders>
+              <w:top w:val="nil"/>
+              <w:left w:val="nil"/>
+              <w:bottom w:val="single" w:sz="4" w:space="0" w:color="auto"/>
+              <w:right w:val="single" w:sz="4" w:space="0" w:color="auto"/>
+            </w:tcBorders>
+            <w:vAlign w:val="center"/>
+            <w:hideMark/>
+          </w:tcPr>
+          <w:p>
+            <w:pPr>
+              <w:spacing w:line="276" w:lineRule="auto"/>
+              <w:rPr>
+                <w:rFonts w:ascii="Times New Roman" w:eastAsia="Times New Roman" w:hAnsi="Times New Roman"/>
+                <w:color w:val="000000"/>
+                <w:sz w:val="24"/>
+                <w:szCs w:val="24"/>
+                <w:lang w:eastAsia="en-US"/>
+              </w:rPr>
+            </w:pPr>
+            <w:r>
+              <w:rPr>
+                <w:rFonts w:ascii="Times New Roman" w:eastAsia="Times New Roman" w:hAnsi="Times New Roman"/>
+                <w:color w:val="000000"/>
+                <w:sz w:val="24"/>
+                <w:szCs w:val="24"/>
+                <w:lang w:eastAsia="en-US"/>
+              </w:rPr>
+              <w:t xml:space="preserve">V1 + </w:t>
+            </w:r>
+            <w:proofErr w:type="spellStart"/>
+            <w:r>
+              <w:rPr>
+                <w:rFonts w:ascii="Times New Roman" w:eastAsia="Times New Roman" w:hAnsi="Times New Roman"/>
+                <w:color w:val="000000"/>
+                <w:sz w:val="24"/>
+                <w:szCs w:val="24"/>
+                <w:lang w:eastAsia="en-US"/>
+              </w:rPr>
+              <w:t>Alcohol_offences</w:t>
+            </w:r>
+            <w:proofErr w:type="spellEnd"/>
+            <w:r>
+              <w:rPr>
+                <w:rFonts w:ascii="Times New Roman" w:eastAsia="Times New Roman" w:hAnsi="Times New Roman"/>
+                <w:color w:val="000000"/>
+                <w:sz w:val="24"/>
+                <w:szCs w:val="24"/>
+                <w:lang w:eastAsia="en-US"/>
+              </w:rPr>
+              <w:t xml:space="preserve">, </w:t>
+            </w:r>
+            <w:proofErr w:type="spellStart"/>
+            <w:r>
+              <w:rPr>
+                <w:rFonts w:ascii="Times New Roman" w:eastAsia="Times New Roman" w:hAnsi="Times New Roman"/>
+                <w:color w:val="000000"/>
+                <w:sz w:val="24"/>
+                <w:szCs w:val="24"/>
+                <w:lang w:eastAsia="en-US"/>
+              </w:rPr>
+              <w:t>DV_offences</w:t>
+            </w:r>
+            <w:proofErr w:type="spellEnd"/>
+            <w:r>
+              <w:rPr>
+                <w:rFonts w:ascii="Times New Roman" w:eastAsia="Times New Roman" w:hAnsi="Times New Roman"/>
+                <w:color w:val="000000"/>
+                <w:sz w:val="24"/>
+                <w:szCs w:val="24"/>
+                <w:lang w:eastAsia="en-US"/>
+              </w:rPr>
+              <w:t xml:space="preserve"> + region dummies</w:t>
             </w:r>
           </w:p>
         </w:tc>
@@ -22650,201 +23449,12 @@
               <w:jc w:val="right"/>
               <w:rPr>
                 <w:rFonts w:ascii="Times New Roman" w:eastAsia="Times New Roman" w:hAnsi="Times New Roman"/>
-                <w:color w:val="000000"/>
-                <w:sz w:val="24"/>
-                <w:szCs w:val="24"/>
-                <w:lang w:eastAsia="en-US"/>
-              </w:rPr>
-            </w:pPr>
-            <w:r>
-              <w:rPr>
-                <w:rFonts w:ascii="Times New Roman" w:eastAsia="Times New Roman" w:hAnsi="Times New Roman"/>
-                <w:color w:val="000000"/>
-                <w:sz w:val="24"/>
-                <w:szCs w:val="24"/>
-                <w:lang w:eastAsia="en-US"/>
-              </w:rPr>
-              <w:t>0.1888</w:t>
-            </w:r>
-          </w:p>
-        </w:tc>
-      </w:tr>
-      <w:tr>
-        <w:trPr>
-          <w:trHeight w:val="312"/>
-          <w:jc w:val="center"/>
-        </w:trPr>
-        <w:tc>
-          <w:tcPr>
-            <w:tcW w:w="2122" w:type="dxa"/>
-            <w:tcBorders>
-              <w:top w:val="nil"/>
-              <w:left w:val="single" w:sz="4" w:space="0" w:color="auto"/>
-              <w:bottom w:val="single" w:sz="4" w:space="0" w:color="auto"/>
-              <w:right w:val="single" w:sz="4" w:space="0" w:color="auto"/>
-            </w:tcBorders>
-            <w:vAlign w:val="center"/>
-            <w:hideMark/>
-          </w:tcPr>
-          <w:p>
-            <w:pPr>
-              <w:spacing w:line="276" w:lineRule="auto"/>
-              <w:rPr>
-                <w:rFonts w:ascii="Times New Roman" w:eastAsia="Times New Roman" w:hAnsi="Times New Roman"/>
-                <w:color w:val="000000"/>
-                <w:sz w:val="24"/>
-                <w:szCs w:val="24"/>
-                <w:lang w:eastAsia="en-US"/>
-              </w:rPr>
-            </w:pPr>
-            <w:r>
-              <w:rPr>
-                <w:rFonts w:ascii="Times New Roman" w:eastAsia="Times New Roman" w:hAnsi="Times New Roman"/>
-                <w:color w:val="000000"/>
-                <w:sz w:val="24"/>
-                <w:szCs w:val="24"/>
-                <w:lang w:eastAsia="en-US"/>
-              </w:rPr>
-              <w:t>V3: + Crime ctx</w:t>
-            </w:r>
-          </w:p>
-        </w:tc>
-        <w:tc>
-          <w:tcPr>
-            <w:tcW w:w="3772" w:type="dxa"/>
-            <w:tcBorders>
-              <w:top w:val="nil"/>
-              <w:left w:val="nil"/>
-              <w:bottom w:val="single" w:sz="4" w:space="0" w:color="auto"/>
-              <w:right w:val="single" w:sz="4" w:space="0" w:color="auto"/>
-            </w:tcBorders>
-            <w:vAlign w:val="center"/>
-            <w:hideMark/>
-          </w:tcPr>
-          <w:p>
-            <w:pPr>
-              <w:spacing w:line="276" w:lineRule="auto"/>
-              <w:rPr>
-                <w:rFonts w:ascii="Times New Roman" w:eastAsia="Times New Roman" w:hAnsi="Times New Roman"/>
-                <w:color w:val="000000"/>
-                <w:sz w:val="24"/>
-                <w:szCs w:val="24"/>
-                <w:lang w:eastAsia="en-US"/>
-              </w:rPr>
-            </w:pPr>
-            <w:r>
-              <w:rPr>
-                <w:rFonts w:ascii="Times New Roman" w:eastAsia="Times New Roman" w:hAnsi="Times New Roman"/>
-                <w:color w:val="000000"/>
-                <w:sz w:val="24"/>
-                <w:szCs w:val="24"/>
-                <w:lang w:eastAsia="en-US"/>
-              </w:rPr>
-              <w:t>V1 + Alcohol_offences, DV_offences</w:t>
-            </w:r>
-          </w:p>
-        </w:tc>
-        <w:tc>
-          <w:tcPr>
-            <w:tcW w:w="960" w:type="dxa"/>
-            <w:tcBorders>
-              <w:top w:val="nil"/>
-              <w:left w:val="nil"/>
-              <w:bottom w:val="single" w:sz="4" w:space="0" w:color="auto"/>
-              <w:right w:val="single" w:sz="4" w:space="0" w:color="auto"/>
-            </w:tcBorders>
-            <w:vAlign w:val="center"/>
-            <w:hideMark/>
-          </w:tcPr>
-          <w:p>
-            <w:pPr>
-              <w:spacing w:line="276" w:lineRule="auto"/>
-              <w:jc w:val="right"/>
-              <w:rPr>
-                <w:rFonts w:ascii="Times New Roman" w:eastAsia="Times New Roman" w:hAnsi="Times New Roman"/>
-                <w:color w:val="000000"/>
-                <w:sz w:val="24"/>
-                <w:szCs w:val="24"/>
-                <w:lang w:eastAsia="en-US"/>
-              </w:rPr>
-            </w:pPr>
-            <w:r>
-              <w:rPr>
-                <w:rFonts w:ascii="Times New Roman" w:eastAsia="Times New Roman" w:hAnsi="Times New Roman"/>
-                <w:color w:val="000000"/>
-                <w:sz w:val="24"/>
-                <w:szCs w:val="24"/>
-                <w:lang w:eastAsia="en-US"/>
-              </w:rPr>
-              <w:t>0.3183</w:t>
-            </w:r>
-          </w:p>
-        </w:tc>
-        <w:tc>
-          <w:tcPr>
-            <w:tcW w:w="960" w:type="dxa"/>
-            <w:tcBorders>
-              <w:top w:val="nil"/>
-              <w:left w:val="nil"/>
-              <w:bottom w:val="single" w:sz="4" w:space="0" w:color="auto"/>
-              <w:right w:val="single" w:sz="4" w:space="0" w:color="auto"/>
-            </w:tcBorders>
-            <w:vAlign w:val="center"/>
-            <w:hideMark/>
-          </w:tcPr>
-          <w:p>
-            <w:pPr>
-              <w:spacing w:line="276" w:lineRule="auto"/>
-              <w:jc w:val="right"/>
-              <w:rPr>
-                <w:rFonts w:ascii="Times New Roman" w:eastAsia="Times New Roman" w:hAnsi="Times New Roman"/>
-                <w:color w:val="000000"/>
-                <w:sz w:val="24"/>
-                <w:szCs w:val="24"/>
-                <w:lang w:eastAsia="en-US"/>
-              </w:rPr>
-            </w:pPr>
-            <w:r>
-              <w:rPr>
-                <w:rFonts w:ascii="Times New Roman" w:eastAsia="Times New Roman" w:hAnsi="Times New Roman"/>
-                <w:color w:val="000000"/>
-                <w:sz w:val="24"/>
-                <w:szCs w:val="24"/>
-                <w:lang w:eastAsia="en-US"/>
-              </w:rPr>
-              <w:t>0.2509</w:t>
-            </w:r>
-          </w:p>
-        </w:tc>
-      </w:tr>
-      <w:tr>
-        <w:trPr>
-          <w:trHeight w:val="624"/>
-          <w:jc w:val="center"/>
-        </w:trPr>
-        <w:tc>
-          <w:tcPr>
-            <w:tcW w:w="2122" w:type="dxa"/>
-            <w:tcBorders>
-              <w:top w:val="nil"/>
-              <w:left w:val="single" w:sz="4" w:space="0" w:color="auto"/>
-              <w:bottom w:val="single" w:sz="4" w:space="0" w:color="auto"/>
-              <w:right w:val="single" w:sz="4" w:space="0" w:color="auto"/>
-            </w:tcBorders>
-            <w:vAlign w:val="center"/>
-            <w:hideMark/>
-          </w:tcPr>
-          <w:p>
-            <w:pPr>
-              <w:spacing w:line="276" w:lineRule="auto"/>
-              <w:rPr>
-                <w:rFonts w:ascii="Times New Roman" w:eastAsia="Times New Roman" w:hAnsi="Times New Roman"/>
                 <w:b/>
                 <w:bCs/>
                 <w:color w:val="000000"/>
                 <w:sz w:val="24"/>
                 <w:szCs w:val="24"/>
-                <w:lang w:eastAsia="en-US"/>
+                <w:lang w:val="vi-VN" w:eastAsia="en-US"/>
               </w:rPr>
             </w:pPr>
             <w:r>
@@ -22857,122 +23467,7 @@
                 <w:szCs w:val="24"/>
                 <w:lang w:eastAsia="en-US"/>
               </w:rPr>
-              <w:t>V4: Full (no PAC)</w:t>
-            </w:r>
-          </w:p>
-        </w:tc>
-        <w:tc>
-          <w:tcPr>
-            <w:tcW w:w="3772" w:type="dxa"/>
-            <w:tcBorders>
-              <w:top w:val="nil"/>
-              <w:left w:val="nil"/>
-              <w:bottom w:val="single" w:sz="4" w:space="0" w:color="auto"/>
-              <w:right w:val="single" w:sz="4" w:space="0" w:color="auto"/>
-            </w:tcBorders>
-            <w:vAlign w:val="center"/>
-            <w:hideMark/>
-          </w:tcPr>
-          <w:p>
-            <w:pPr>
-              <w:spacing w:line="276" w:lineRule="auto"/>
-              <w:rPr>
-                <w:rFonts w:ascii="Times New Roman" w:eastAsia="Times New Roman" w:hAnsi="Times New Roman"/>
-                <w:color w:val="000000"/>
-                <w:sz w:val="24"/>
-                <w:szCs w:val="24"/>
-                <w:lang w:eastAsia="en-US"/>
-              </w:rPr>
-            </w:pPr>
-            <w:r>
-              <w:rPr>
-                <w:rFonts w:ascii="Times New Roman" w:eastAsia="Times New Roman" w:hAnsi="Times New Roman"/>
-                <w:color w:val="000000"/>
-                <w:sz w:val="24"/>
-                <w:szCs w:val="24"/>
-                <w:lang w:eastAsia="en-US"/>
-              </w:rPr>
-              <w:t>V1 + Alcohol_offences, DV_offences + region dummies</w:t>
-            </w:r>
-          </w:p>
-        </w:tc>
-        <w:tc>
-          <w:tcPr>
-            <w:tcW w:w="960" w:type="dxa"/>
-            <w:tcBorders>
-              <w:top w:val="nil"/>
-              <w:left w:val="nil"/>
-              <w:bottom w:val="single" w:sz="4" w:space="0" w:color="auto"/>
-              <w:right w:val="single" w:sz="4" w:space="0" w:color="auto"/>
-            </w:tcBorders>
-            <w:vAlign w:val="center"/>
-            <w:hideMark/>
-          </w:tcPr>
-          <w:p>
-            <w:pPr>
-              <w:spacing w:line="276" w:lineRule="auto"/>
-              <w:jc w:val="right"/>
-              <w:rPr>
-                <w:rFonts w:ascii="Times New Roman" w:eastAsia="Times New Roman" w:hAnsi="Times New Roman"/>
-                <w:b/>
-                <w:bCs/>
-                <w:color w:val="000000"/>
-                <w:sz w:val="24"/>
-                <w:szCs w:val="24"/>
-                <w:lang w:eastAsia="en-US"/>
-              </w:rPr>
-            </w:pPr>
-            <w:r>
-              <w:rPr>
-                <w:rFonts w:ascii="Times New Roman" w:eastAsia="Times New Roman" w:hAnsi="Times New Roman"/>
-                <w:b/>
-                <w:bCs/>
-                <w:color w:val="000000"/>
-                <w:sz w:val="24"/>
-                <w:szCs w:val="24"/>
-                <w:lang w:eastAsia="en-US"/>
-              </w:rPr>
-              <w:t>0.197</w:t>
-            </w:r>
-          </w:p>
-        </w:tc>
-        <w:tc>
-          <w:tcPr>
-            <w:tcW w:w="960" w:type="dxa"/>
-            <w:tcBorders>
-              <w:top w:val="nil"/>
-              <w:left w:val="nil"/>
-              <w:bottom w:val="single" w:sz="4" w:space="0" w:color="auto"/>
-              <w:right w:val="single" w:sz="4" w:space="0" w:color="auto"/>
-            </w:tcBorders>
-            <w:vAlign w:val="center"/>
-            <w:hideMark/>
-          </w:tcPr>
-          <w:p>
-            <w:pPr>
-              <w:spacing w:line="276" w:lineRule="auto"/>
-              <w:jc w:val="right"/>
-              <w:rPr>
-                <w:rFonts w:ascii="Times New Roman" w:eastAsia="Times New Roman" w:hAnsi="Times New Roman"/>
-                <w:b/>
-                <w:bCs/>
-                <w:color w:val="000000"/>
-                <w:sz w:val="24"/>
-                <w:szCs w:val="24"/>
-                <w:lang w:eastAsia="en-US"/>
-              </w:rPr>
-            </w:pPr>
-            <w:r>
-              <w:rPr>
-                <w:rFonts w:ascii="Times New Roman" w:eastAsia="Times New Roman" w:hAnsi="Times New Roman"/>
-                <w:b/>
-                <w:bCs/>
-                <w:color w:val="000000"/>
-                <w:sz w:val="24"/>
-                <w:szCs w:val="24"/>
-                <w:lang w:eastAsia="en-US"/>
-              </w:rPr>
-              <w:t>0.1652</w:t>
+              <w:t>0.1794</w:t>
             </w:r>
           </w:p>
         </w:tc>
@@ -22985,7 +23480,7 @@
         <w:spacing w:before="120" w:beforeAutospacing="0" w:after="0" w:afterAutospacing="0" w:line="276" w:lineRule="auto"/>
         <w:textAlignment w:val="baseline"/>
         <w:rPr>
-          <w:lang w:val="en-AU"/>
+          <w:lang w:val="vi-VN"/>
         </w:rPr>
       </w:pPr>
     </w:p>
@@ -22996,19 +23491,19 @@
         <w:spacing w:before="120" w:beforeAutospacing="0" w:after="0" w:afterAutospacing="0" w:line="276" w:lineRule="auto"/>
         <w:textAlignment w:val="baseline"/>
         <w:rPr>
-          <w:lang w:val="en-AU"/>
+          <w:lang w:val="vi-VN"/>
         </w:rPr>
       </w:pPr>
       <w:r>
         <w:rPr>
           <w:noProof/>
-          <w:lang w:val="en-AU"/>
+          <w:lang w:val="vi-VN"/>
         </w:rPr>
         <w:drawing>
-          <wp:inline distT="0" distB="0" distL="0" distR="0" wp14:anchorId="5ECCF707" wp14:editId="6BD31FED">
+          <wp:inline distT="0" distB="0" distL="0" distR="0" wp14:anchorId="331EFFF7" wp14:editId="49FE7E2D">
             <wp:extent cx="5731510" cy="2489835"/>
             <wp:effectExtent l="0" t="0" r="2540" b="5715"/>
-            <wp:docPr id="671329168" name="Picture 2" descr="A graph with blue bars  AI-generated content may be incorrect."/>
+            <wp:docPr id="2023728385" name="Picture 2"/>
             <wp:cNvGraphicFramePr>
               <a:graphicFrameLocks xmlns:a="http://schemas.openxmlformats.org/drawingml/2006/main" noChangeAspect="1"/>
             </wp:cNvGraphicFramePr>
@@ -23016,11 +23511,17 @@
               <a:graphicData uri="http://schemas.openxmlformats.org/drawingml/2006/picture">
                 <pic:pic xmlns:pic="http://schemas.openxmlformats.org/drawingml/2006/picture">
                   <pic:nvPicPr>
-                    <pic:cNvPr id="671329168" name="Picture 2" descr="A graph with blue bars  AI-generated content may be incorrect."/>
+                    <pic:cNvPr id="2023728385" name="Picture 2023728385"/>
                     <pic:cNvPicPr/>
                   </pic:nvPicPr>
                   <pic:blipFill>
-                    <a:blip r:embed="rId36"/>
+                    <a:blip r:embed="rId36">
+                      <a:extLst>
+                        <a:ext uri="{28A0092B-C50C-407E-A947-70E740481C1C}">
+                          <a14:useLocalDpi xmlns:a14="http://schemas.microsoft.com/office/drawing/2010/main" val="0"/>
+                        </a:ext>
+                      </a:extLst>
+                    </a:blip>
                     <a:stretch>
                       <a:fillRect/>
                     </a:stretch>
@@ -23092,6 +23593,7 @@
       <w:r>
         <w:rPr>
           <w:rFonts w:ascii="Times New Roman" w:hAnsi="Times New Roman"/>
+          <w:noProof/>
           <w:color w:val="auto"/>
           <w:sz w:val="24"/>
           <w:szCs w:val="24"/>
@@ -23125,6 +23627,7 @@
           <w:rFonts w:ascii="Times New Roman" w:hAnsi="Times New Roman"/>
           <w:sz w:val="24"/>
           <w:szCs w:val="24"/>
+          <w:lang w:val="vi-VN"/>
         </w:rPr>
       </w:pPr>
       <w:r>
@@ -23133,17 +23636,15 @@
           <w:sz w:val="24"/>
           <w:szCs w:val="24"/>
         </w:rPr>
-        <w:t xml:space="preserve">V4 was selected as it achieved the lowest RMSE. Notably, V3 alone performed </w:t>
+        <w:t xml:space="preserve">V4 was selected as it achieved the lowest RMSE. Notably, </w:t>
       </w:r>
       <w:r>
         <w:rPr>
           <w:rFonts w:ascii="Times New Roman" w:hAnsi="Times New Roman"/>
-          <w:i/>
-          <w:iCs/>
-          <w:sz w:val="24"/>
-          <w:szCs w:val="24"/>
-        </w:rPr>
-        <w:t>worse</w:t>
+          <w:sz w:val="24"/>
+          <w:szCs w:val="24"/>
+        </w:rPr>
+        <w:t>V3 alone yielded a smaller gain than V2 - adding crime-context features without controlling for region-level baseline differences provides less independent signal, since regions differ systematically in both alcohol/DV offence volumes and assault rates</w:t>
       </w:r>
       <w:r>
         <w:rPr>
@@ -23151,7 +23652,7 @@
           <w:sz w:val="24"/>
           <w:szCs w:val="24"/>
         </w:rPr>
-        <w:t xml:space="preserve"> than the temporal-only baseline (V1) </w:t>
+        <w:t xml:space="preserve">. Only once region dummies are added alongside the crime-context features (V4) does the model benefit: the region terms absorb the between-region baseline differences, allowing the crime-context features to capture genuine within-region variation instead of confounding it with region identity. This is why V4 outperforms both V2 (region only) and V3 (crime context only) individually </w:t>
       </w:r>
       <w:r>
         <w:rPr>
@@ -23168,24 +23669,24 @@
           <w:sz w:val="24"/>
           <w:szCs w:val="24"/>
         </w:rPr>
-        <w:t xml:space="preserve"> adding crime-context features without controlling for region-level baseline differences introduces noise rather than signal, since regions differ systematically in both alcohol/DV offence volumes and assault rates. Only once region dummies are added alongside the crime-context features (V4) does the model benefit: the region terms absorb the between-region baseline differences, allowing the crime-context features to capture genuine within-region variation instead of confounding it with region identity. This is why V4 outperforms both V2 (region only) and V3 (crime context only) individually </w:t>
+        <w:t xml:space="preserve"> the two feature groups are complementary rather than independently additive. Wholesale alcohol supply (PAC) was excluded from this comparison as it is only available from 2023 onward and would truncate the training </w:t>
       </w:r>
       <w:r>
         <w:rPr>
           <w:rFonts w:ascii="Times New Roman" w:hAnsi="Times New Roman"/>
           <w:sz w:val="24"/>
           <w:szCs w:val="24"/>
+        </w:rPr>
+        <w:t>window</w:t>
+      </w:r>
+      <w:r>
+        <w:rPr>
+          <w:rFonts w:ascii="Times New Roman" w:hAnsi="Times New Roman"/>
+          <w:sz w:val="24"/>
+          <w:szCs w:val="24"/>
           <w:lang w:val="vi-VN"/>
         </w:rPr>
-        <w:t>-</w:t>
-      </w:r>
-      <w:r>
-        <w:rPr>
-          <w:rFonts w:ascii="Times New Roman" w:hAnsi="Times New Roman"/>
-          <w:sz w:val="24"/>
-          <w:szCs w:val="24"/>
-        </w:rPr>
-        <w:t xml:space="preserve"> the two feature groups are complementary rather than independently additive. Wholesale alcohol supply (PAC) was excluded from this comparison as it is only available from 2023 onward and would truncate the training window (Section 3.1).</w:t>
+        <w:t>.</w:t>
       </w:r>
     </w:p>
     <w:p>
@@ -23229,18 +23730,236 @@
         <w:jc w:val="both"/>
         <w:textAlignment w:val="baseline"/>
         <w:rPr>
+          <w:lang w:val="vi-VN"/>
+        </w:rPr>
+      </w:pPr>
+      <w:r>
+        <w:rPr>
+          <w:rStyle w:val="normaltextrun"/>
+          <w:lang w:val="en-AU"/>
+        </w:rPr>
+        <w:t xml:space="preserve">With an aim to maximise the model performance, a multicollinearity check was carried out by calculating the Variance Inflation Factor (VIF) of each feature and removing the ones with VIF &gt; 30. High multicollinear features are known to have a negative effect on the regression model by hampering the interpretability of model predictors and resulting in highly volatile </w:t>
+      </w:r>
+      <w:r>
+        <w:rPr>
+          <w:rStyle w:val="normaltextrun"/>
+          <w:lang w:val="en-AU"/>
+        </w:rPr>
+        <w:lastRenderedPageBreak/>
+        <w:t>coefficient estimates (</w:t>
+      </w:r>
+      <w:proofErr w:type="spellStart"/>
+      <w:r>
+        <w:rPr>
+          <w:rStyle w:val="normaltextrun"/>
+          <w:lang w:val="en-AU"/>
+        </w:rPr>
+        <w:t>Dertli</w:t>
+      </w:r>
+      <w:proofErr w:type="spellEnd"/>
+      <w:r>
+        <w:rPr>
+          <w:rStyle w:val="normaltextrun"/>
+          <w:lang w:val="en-AU"/>
+        </w:rPr>
+        <w:t> et al., 2024).</w:t>
+      </w:r>
+      <w:r>
+        <w:rPr>
+          <w:rStyle w:val="normaltextrun"/>
+          <w:lang w:val="vi-VN"/>
+        </w:rPr>
+        <w:t xml:space="preserve"> </w:t>
+      </w:r>
+      <w:r>
+        <w:rPr>
+          <w:lang w:val="en-AU"/>
+        </w:rPr>
+        <w:t xml:space="preserve">In this study, while </w:t>
+      </w:r>
+      <w:proofErr w:type="spellStart"/>
+      <w:r>
+        <w:rPr>
+          <w:lang w:val="en-AU"/>
+        </w:rPr>
+        <w:t>Alcohol_offences</w:t>
+      </w:r>
+      <w:proofErr w:type="spellEnd"/>
+      <w:r>
+        <w:rPr>
+          <w:lang w:val="en-AU"/>
+        </w:rPr>
+        <w:t xml:space="preserve"> (VIF = 24.1), </w:t>
+      </w:r>
+      <w:proofErr w:type="spellStart"/>
+      <w:r>
+        <w:rPr>
+          <w:lang w:val="en-AU"/>
+        </w:rPr>
+        <w:t>Reg_Barkly</w:t>
+      </w:r>
+      <w:proofErr w:type="spellEnd"/>
+      <w:r>
+        <w:rPr>
+          <w:lang w:val="en-AU"/>
+        </w:rPr>
+        <w:t xml:space="preserve"> (17.2), </w:t>
+      </w:r>
+      <w:proofErr w:type="spellStart"/>
+      <w:r>
+        <w:rPr>
+          <w:lang w:val="en-AU"/>
+        </w:rPr>
+        <w:t>DV_offences</w:t>
+      </w:r>
+      <w:proofErr w:type="spellEnd"/>
+      <w:r>
+        <w:rPr>
+          <w:lang w:val="en-AU"/>
+        </w:rPr>
+        <w:t xml:space="preserve"> (16.6)</w:t>
+      </w:r>
+      <w:r>
+        <w:rPr>
+          <w:lang w:val="vi-VN"/>
+        </w:rPr>
+        <w:t>, and Reg_Top End (10.6)</w:t>
+      </w:r>
+      <w:r>
+        <w:rPr>
+          <w:lang w:val="en-AU"/>
+        </w:rPr>
+        <w:t xml:space="preserve"> were flagged as elevated, all features remained below the removal threshold of 30, and no features were dropped.</w:t>
+      </w:r>
+    </w:p>
+    <w:p>
+      <w:pPr>
+        <w:pStyle w:val="paragraph"/>
+        <w:keepNext/>
+        <w:spacing w:before="120" w:beforeAutospacing="0" w:after="0" w:afterAutospacing="0" w:line="276" w:lineRule="auto"/>
+        <w:jc w:val="center"/>
+        <w:textAlignment w:val="baseline"/>
+      </w:pPr>
+      <w:r>
+        <w:rPr>
           <w:rFonts w:ascii="Segoe UI" w:hAnsi="Segoe UI" w:cs="Segoe UI"/>
           <w:sz w:val="18"/>
           <w:szCs w:val="18"/>
-          <w:lang w:val="en-AU"/>
-        </w:rPr>
-      </w:pPr>
-      <w:r>
-        <w:rPr>
-          <w:rStyle w:val="normaltextrun"/>
-          <w:lang w:val="en-AU"/>
-        </w:rPr>
-        <w:t>With an aim to maximise the model performance, a multicollinearity check was carried out by calculating the Variance Inflation Factor (VIF) of each feature and removing the ones with VIF &gt; 30. High multicollinear features are known to have a negative effect on the regression model by hampering the interpretability of model predictors and resulting in highly volatile coefficient estimates (Dertli et al., 2024).</w:t>
+          <w:lang w:val="vi-VN"/>
+        </w:rPr>
+        <w:drawing>
+          <wp:inline distT="0" distB="0" distL="0" distR="0" wp14:anchorId="5AE92531" wp14:editId="3D44AB55">
+            <wp:extent cx="3820058" cy="1895740"/>
+            <wp:effectExtent l="0" t="0" r="0" b="9525"/>
+            <wp:docPr id="1509398598" name="Picture 1"/>
+            <wp:cNvGraphicFramePr>
+              <a:graphicFrameLocks xmlns:a="http://schemas.openxmlformats.org/drawingml/2006/main" noChangeAspect="1"/>
+            </wp:cNvGraphicFramePr>
+            <a:graphic xmlns:a="http://schemas.openxmlformats.org/drawingml/2006/main">
+              <a:graphicData uri="http://schemas.openxmlformats.org/drawingml/2006/picture">
+                <pic:pic xmlns:pic="http://schemas.openxmlformats.org/drawingml/2006/picture">
+                  <pic:nvPicPr>
+                    <pic:cNvPr id="1509398598" name=""/>
+                    <pic:cNvPicPr/>
+                  </pic:nvPicPr>
+                  <pic:blipFill>
+                    <a:blip r:embed="rId37"/>
+                    <a:stretch>
+                      <a:fillRect/>
+                    </a:stretch>
+                  </pic:blipFill>
+                  <pic:spPr>
+                    <a:xfrm>
+                      <a:off x="0" y="0"/>
+                      <a:ext cx="3820058" cy="1895740"/>
+                    </a:xfrm>
+                    <a:prstGeom prst="rect">
+                      <a:avLst/>
+                    </a:prstGeom>
+                  </pic:spPr>
+                </pic:pic>
+              </a:graphicData>
+            </a:graphic>
+          </wp:inline>
+        </w:drawing>
+      </w:r>
+    </w:p>
+    <w:p>
+      <w:pPr>
+        <w:pStyle w:val="Caption"/>
+        <w:jc w:val="center"/>
+        <w:rPr>
+          <w:rFonts w:ascii="Times New Roman" w:hAnsi="Times New Roman"/>
+          <w:color w:val="auto"/>
+          <w:sz w:val="24"/>
+          <w:szCs w:val="24"/>
+          <w:lang w:val="vi-VN"/>
+        </w:rPr>
+      </w:pPr>
+      <w:r>
+        <w:rPr>
+          <w:rFonts w:ascii="Times New Roman" w:hAnsi="Times New Roman"/>
+          <w:color w:val="auto"/>
+          <w:sz w:val="24"/>
+          <w:szCs w:val="24"/>
+        </w:rPr>
+        <w:t xml:space="preserve">Figure </w:t>
+      </w:r>
+      <w:r>
+        <w:rPr>
+          <w:rFonts w:ascii="Times New Roman" w:hAnsi="Times New Roman"/>
+          <w:color w:val="auto"/>
+          <w:sz w:val="24"/>
+          <w:szCs w:val="24"/>
+        </w:rPr>
+        <w:fldChar w:fldCharType="begin"/>
+      </w:r>
+      <w:r>
+        <w:rPr>
+          <w:rFonts w:ascii="Times New Roman" w:hAnsi="Times New Roman"/>
+          <w:color w:val="auto"/>
+          <w:sz w:val="24"/>
+          <w:szCs w:val="24"/>
+        </w:rPr>
+        <w:instrText xml:space="preserve"> SEQ Figure \* ARABIC </w:instrText>
+      </w:r>
+      <w:r>
+        <w:rPr>
+          <w:rFonts w:ascii="Times New Roman" w:hAnsi="Times New Roman"/>
+          <w:color w:val="auto"/>
+          <w:sz w:val="24"/>
+          <w:szCs w:val="24"/>
+        </w:rPr>
+        <w:fldChar w:fldCharType="separate"/>
+      </w:r>
+      <w:r>
+        <w:rPr>
+          <w:rFonts w:ascii="Times New Roman" w:hAnsi="Times New Roman"/>
+          <w:noProof/>
+          <w:color w:val="auto"/>
+          <w:sz w:val="24"/>
+          <w:szCs w:val="24"/>
+        </w:rPr>
+        <w:t>8</w:t>
+      </w:r>
+      <w:r>
+        <w:rPr>
+          <w:rFonts w:ascii="Times New Roman" w:hAnsi="Times New Roman"/>
+          <w:color w:val="auto"/>
+          <w:sz w:val="24"/>
+          <w:szCs w:val="24"/>
+        </w:rPr>
+        <w:fldChar w:fldCharType="end"/>
+      </w:r>
+      <w:r>
+        <w:rPr>
+          <w:rFonts w:ascii="Times New Roman" w:hAnsi="Times New Roman"/>
+          <w:color w:val="auto"/>
+          <w:sz w:val="24"/>
+          <w:szCs w:val="24"/>
+          <w:lang w:val="vi-VN"/>
+        </w:rPr>
+        <w:t>: VIF scores for selected features</w:t>
       </w:r>
     </w:p>
     <w:p>
@@ -23250,19 +23969,146 @@
         <w:jc w:val="both"/>
         <w:textAlignment w:val="baseline"/>
         <w:rPr>
+          <w:rStyle w:val="normaltextrun"/>
+          <w:lang w:val="vi-VN"/>
+        </w:rPr>
+      </w:pPr>
+      <w:r>
+        <w:rPr>
+          <w:rStyle w:val="normaltextrun"/>
+          <w:lang w:val="en-AU"/>
+        </w:rPr>
+        <w:t>Another approach to optimising model performance is hyperparameter tuning. In this pipeline, tuning for linear models (Ridge and Lasso) is performed using alpha tuning with is to choose the most favourable alpha parameter that minimises the models' error in cross-validation (Deb, 2025).</w:t>
+      </w:r>
+    </w:p>
+    <w:p>
+      <w:pPr>
+        <w:pStyle w:val="paragraph"/>
+        <w:keepNext/>
+        <w:spacing w:before="120" w:beforeAutospacing="0" w:after="0" w:afterAutospacing="0" w:line="276" w:lineRule="auto"/>
+        <w:jc w:val="center"/>
+        <w:textAlignment w:val="baseline"/>
+      </w:pPr>
+      <w:r>
+        <w:rPr>
           <w:rFonts w:ascii="Segoe UI" w:hAnsi="Segoe UI" w:cs="Segoe UI"/>
           <w:sz w:val="18"/>
           <w:szCs w:val="18"/>
-          <w:lang w:val="en-AU"/>
-        </w:rPr>
-      </w:pPr>
-      <w:r>
-        <w:rPr>
-          <w:rStyle w:val="normaltextrun"/>
-          <w:lang w:val="en-AU"/>
-        </w:rPr>
-        <w:lastRenderedPageBreak/>
-        <w:t>Another approach to optimising model performance is hyperparameter tuning. In this pipeline, tuning for linear models (Ridge and Lasso) is performed using alpha tuning with is to choose the most favourable alpha parameter that minimises the models' error in cross-validation (Deb, 2025).</w:t>
+          <w:lang w:val="vi-VN"/>
+        </w:rPr>
+        <w:drawing>
+          <wp:inline distT="0" distB="0" distL="0" distR="0" wp14:anchorId="1C6933B2" wp14:editId="0AF0FA40">
+            <wp:extent cx="4563112" cy="1514686"/>
+            <wp:effectExtent l="0" t="0" r="8890" b="9525"/>
+            <wp:docPr id="1337461397" name="Picture 1"/>
+            <wp:cNvGraphicFramePr>
+              <a:graphicFrameLocks xmlns:a="http://schemas.openxmlformats.org/drawingml/2006/main" noChangeAspect="1"/>
+            </wp:cNvGraphicFramePr>
+            <a:graphic xmlns:a="http://schemas.openxmlformats.org/drawingml/2006/main">
+              <a:graphicData uri="http://schemas.openxmlformats.org/drawingml/2006/picture">
+                <pic:pic xmlns:pic="http://schemas.openxmlformats.org/drawingml/2006/picture">
+                  <pic:nvPicPr>
+                    <pic:cNvPr id="1337461397" name=""/>
+                    <pic:cNvPicPr/>
+                  </pic:nvPicPr>
+                  <pic:blipFill>
+                    <a:blip r:embed="rId38"/>
+                    <a:stretch>
+                      <a:fillRect/>
+                    </a:stretch>
+                  </pic:blipFill>
+                  <pic:spPr>
+                    <a:xfrm>
+                      <a:off x="0" y="0"/>
+                      <a:ext cx="4563112" cy="1514686"/>
+                    </a:xfrm>
+                    <a:prstGeom prst="rect">
+                      <a:avLst/>
+                    </a:prstGeom>
+                  </pic:spPr>
+                </pic:pic>
+              </a:graphicData>
+            </a:graphic>
+          </wp:inline>
+        </w:drawing>
+      </w:r>
+    </w:p>
+    <w:p>
+      <w:pPr>
+        <w:pStyle w:val="Caption"/>
+        <w:jc w:val="center"/>
+        <w:rPr>
+          <w:rFonts w:ascii="Times New Roman" w:hAnsi="Times New Roman"/>
+          <w:color w:val="auto"/>
+          <w:sz w:val="24"/>
+          <w:szCs w:val="24"/>
+          <w:lang w:val="vi-VN"/>
+        </w:rPr>
+      </w:pPr>
+      <w:r>
+        <w:rPr>
+          <w:rFonts w:ascii="Times New Roman" w:hAnsi="Times New Roman"/>
+          <w:color w:val="auto"/>
+          <w:sz w:val="24"/>
+          <w:szCs w:val="24"/>
+        </w:rPr>
+        <w:t xml:space="preserve">Figure </w:t>
+      </w:r>
+      <w:r>
+        <w:rPr>
+          <w:rFonts w:ascii="Times New Roman" w:hAnsi="Times New Roman"/>
+          <w:color w:val="auto"/>
+          <w:sz w:val="24"/>
+          <w:szCs w:val="24"/>
+        </w:rPr>
+        <w:fldChar w:fldCharType="begin"/>
+      </w:r>
+      <w:r>
+        <w:rPr>
+          <w:rFonts w:ascii="Times New Roman" w:hAnsi="Times New Roman"/>
+          <w:color w:val="auto"/>
+          <w:sz w:val="24"/>
+          <w:szCs w:val="24"/>
+        </w:rPr>
+        <w:instrText xml:space="preserve"> SEQ Figure \* ARABIC </w:instrText>
+      </w:r>
+      <w:r>
+        <w:rPr>
+          <w:rFonts w:ascii="Times New Roman" w:hAnsi="Times New Roman"/>
+          <w:color w:val="auto"/>
+          <w:sz w:val="24"/>
+          <w:szCs w:val="24"/>
+        </w:rPr>
+        <w:fldChar w:fldCharType="separate"/>
+      </w:r>
+      <w:r>
+        <w:rPr>
+          <w:rFonts w:ascii="Times New Roman" w:hAnsi="Times New Roman"/>
+          <w:noProof/>
+          <w:color w:val="auto"/>
+          <w:sz w:val="24"/>
+          <w:szCs w:val="24"/>
+        </w:rPr>
+        <w:t>9</w:t>
+      </w:r>
+      <w:r>
+        <w:rPr>
+          <w:rFonts w:ascii="Times New Roman" w:hAnsi="Times New Roman"/>
+          <w:color w:val="auto"/>
+          <w:sz w:val="24"/>
+          <w:szCs w:val="24"/>
+        </w:rPr>
+        <w:fldChar w:fldCharType="end"/>
+      </w:r>
+      <w:r>
+        <w:rPr>
+          <w:rFonts w:ascii="Times New Roman" w:hAnsi="Times New Roman"/>
+          <w:color w:val="auto"/>
+          <w:sz w:val="24"/>
+          <w:szCs w:val="24"/>
+          <w:lang w:val="vi-VN"/>
+        </w:rPr>
+        <w:t>: Ridge and Lasso CV RMSE across alpha values (TimeSeriesSplit)</w:t>
       </w:r>
     </w:p>
     <w:p>
@@ -23317,7 +24163,57 @@
           <w:sz w:val="24"/>
           <w:szCs w:val="24"/>
         </w:rPr>
-        <w:t>Table below compares four candidate models trained on Model A's feature set (Section 4.3–4.4), evaluated on the held-out 2023–2025 test period.</w:t>
+        <w:t>Table below compares four candidate models trained on Model A's feature set (Section 4.</w:t>
+      </w:r>
+      <w:r>
+        <w:rPr>
+          <w:rFonts w:ascii="Times New Roman" w:eastAsia="Times New Roman" w:hAnsi="Times New Roman"/>
+          <w:sz w:val="24"/>
+          <w:szCs w:val="24"/>
+        </w:rPr>
+        <w:t>3</w:t>
+      </w:r>
+      <w:r>
+        <w:rPr>
+          <w:rFonts w:ascii="Times New Roman" w:eastAsia="Times New Roman" w:hAnsi="Times New Roman"/>
+          <w:sz w:val="24"/>
+          <w:szCs w:val="24"/>
+          <w:lang w:val="vi-VN"/>
+        </w:rPr>
+        <w:t>-</w:t>
+      </w:r>
+      <w:r>
+        <w:rPr>
+          <w:rFonts w:ascii="Times New Roman" w:eastAsia="Times New Roman" w:hAnsi="Times New Roman"/>
+          <w:sz w:val="24"/>
+          <w:szCs w:val="24"/>
+        </w:rPr>
+        <w:t xml:space="preserve">4.4), evaluated on the held-out </w:t>
+      </w:r>
+      <w:r>
+        <w:rPr>
+          <w:rFonts w:ascii="Times New Roman" w:eastAsia="Times New Roman" w:hAnsi="Times New Roman"/>
+          <w:sz w:val="24"/>
+          <w:szCs w:val="24"/>
+        </w:rPr>
+        <w:t>2023</w:t>
+      </w:r>
+      <w:r>
+        <w:rPr>
+          <w:rFonts w:ascii="Times New Roman" w:eastAsia="Times New Roman" w:hAnsi="Times New Roman"/>
+          <w:sz w:val="24"/>
+          <w:szCs w:val="24"/>
+          <w:lang w:val="vi-VN"/>
+        </w:rPr>
+        <w:t>-</w:t>
+      </w:r>
+      <w:r>
+        <w:rPr>
+          <w:rFonts w:ascii="Times New Roman" w:eastAsia="Times New Roman" w:hAnsi="Times New Roman"/>
+          <w:sz w:val="24"/>
+          <w:szCs w:val="24"/>
+        </w:rPr>
+        <w:t>2025 test period.</w:t>
       </w:r>
     </w:p>
     <w:p>
@@ -23686,24 +24582,34 @@
           </w:tcPr>
           <w:p>
             <w:pPr>
-              <w:jc w:val="both"/>
+              <w:jc w:val="center"/>
               <w:rPr>
                 <w:rFonts w:ascii="Times New Roman" w:eastAsia="Times New Roman" w:hAnsi="Times New Roman"/>
                 <w:color w:val="000000"/>
                 <w:sz w:val="24"/>
                 <w:szCs w:val="24"/>
+                <w:lang w:val="vi-VN" w:eastAsia="en-US"/>
+              </w:rPr>
+            </w:pPr>
+            <w:r>
+              <w:rPr>
+                <w:rFonts w:ascii="Times New Roman" w:eastAsia="Times New Roman" w:hAnsi="Times New Roman"/>
+                <w:color w:val="000000"/>
+                <w:sz w:val="24"/>
+                <w:szCs w:val="24"/>
                 <w:lang w:eastAsia="en-US"/>
               </w:rPr>
-            </w:pPr>
+              <w:t>0</w:t>
+            </w:r>
             <w:r>
               <w:rPr>
                 <w:rFonts w:ascii="Times New Roman" w:eastAsia="Times New Roman" w:hAnsi="Times New Roman"/>
                 <w:color w:val="000000"/>
                 <w:sz w:val="24"/>
                 <w:szCs w:val="24"/>
-                <w:lang w:eastAsia="en-US"/>
-              </w:rPr>
-              <w:t>0.197</w:t>
+                <w:lang w:val="vi-VN" w:eastAsia="en-US"/>
+              </w:rPr>
+              <w:t>.2010</w:t>
             </w:r>
           </w:p>
         </w:tc>
@@ -23721,15 +24627,25 @@
           </w:tcPr>
           <w:p>
             <w:pPr>
-              <w:jc w:val="both"/>
+              <w:jc w:val="center"/>
               <w:rPr>
                 <w:rFonts w:ascii="Times New Roman" w:eastAsia="Times New Roman" w:hAnsi="Times New Roman"/>
                 <w:color w:val="000000"/>
                 <w:sz w:val="24"/>
                 <w:szCs w:val="24"/>
+                <w:lang w:val="vi-VN" w:eastAsia="en-US"/>
+              </w:rPr>
+            </w:pPr>
+            <w:r>
+              <w:rPr>
+                <w:rFonts w:ascii="Times New Roman" w:eastAsia="Times New Roman" w:hAnsi="Times New Roman"/>
+                <w:color w:val="000000"/>
+                <w:sz w:val="24"/>
+                <w:szCs w:val="24"/>
                 <w:lang w:eastAsia="en-US"/>
               </w:rPr>
-            </w:pPr>
+              <w:t>0.</w:t>
+            </w:r>
             <w:r>
               <w:rPr>
                 <w:rFonts w:ascii="Times New Roman" w:eastAsia="Times New Roman" w:hAnsi="Times New Roman"/>
@@ -23738,7 +24654,7 @@
                 <w:szCs w:val="24"/>
                 <w:lang w:eastAsia="en-US"/>
               </w:rPr>
-              <w:t>0.1652</w:t>
+              <w:t>1686</w:t>
             </w:r>
           </w:p>
         </w:tc>
@@ -23756,24 +24672,34 @@
           </w:tcPr>
           <w:p>
             <w:pPr>
-              <w:jc w:val="both"/>
+              <w:jc w:val="center"/>
               <w:rPr>
                 <w:rFonts w:ascii="Times New Roman" w:eastAsia="Times New Roman" w:hAnsi="Times New Roman"/>
                 <w:color w:val="000000"/>
                 <w:sz w:val="24"/>
                 <w:szCs w:val="24"/>
+                <w:lang w:val="vi-VN" w:eastAsia="en-US"/>
+              </w:rPr>
+            </w:pPr>
+            <w:r>
+              <w:rPr>
+                <w:rFonts w:ascii="Times New Roman" w:eastAsia="Times New Roman" w:hAnsi="Times New Roman"/>
+                <w:color w:val="000000"/>
+                <w:sz w:val="24"/>
+                <w:szCs w:val="24"/>
                 <w:lang w:eastAsia="en-US"/>
               </w:rPr>
-            </w:pPr>
+              <w:t>106</w:t>
+            </w:r>
             <w:r>
               <w:rPr>
                 <w:rFonts w:ascii="Times New Roman" w:eastAsia="Times New Roman" w:hAnsi="Times New Roman"/>
                 <w:color w:val="000000"/>
                 <w:sz w:val="24"/>
                 <w:szCs w:val="24"/>
-                <w:lang w:eastAsia="en-US"/>
-              </w:rPr>
-              <w:t>103.2</w:t>
+                <w:lang w:val="vi-VN" w:eastAsia="en-US"/>
+              </w:rPr>
+              <w:t>.0</w:t>
             </w:r>
           </w:p>
         </w:tc>
@@ -23791,15 +24717,25 @@
           </w:tcPr>
           <w:p>
             <w:pPr>
-              <w:jc w:val="both"/>
+              <w:jc w:val="center"/>
               <w:rPr>
                 <w:rFonts w:ascii="Times New Roman" w:eastAsia="Times New Roman" w:hAnsi="Times New Roman"/>
                 <w:color w:val="000000"/>
                 <w:sz w:val="24"/>
                 <w:szCs w:val="24"/>
+                <w:lang w:val="vi-VN" w:eastAsia="en-US"/>
+              </w:rPr>
+            </w:pPr>
+            <w:r>
+              <w:rPr>
+                <w:rFonts w:ascii="Times New Roman" w:eastAsia="Times New Roman" w:hAnsi="Times New Roman"/>
+                <w:color w:val="000000"/>
+                <w:sz w:val="24"/>
+                <w:szCs w:val="24"/>
                 <w:lang w:eastAsia="en-US"/>
               </w:rPr>
-            </w:pPr>
+              <w:t>0.</w:t>
+            </w:r>
             <w:r>
               <w:rPr>
                 <w:rFonts w:ascii="Times New Roman" w:eastAsia="Times New Roman" w:hAnsi="Times New Roman"/>
@@ -23808,7 +24744,7 @@
                 <w:szCs w:val="24"/>
                 <w:lang w:eastAsia="en-US"/>
               </w:rPr>
-              <w:t>0.1834</w:t>
+              <w:t>1842</w:t>
             </w:r>
           </w:p>
         </w:tc>
@@ -23867,15 +24803,25 @@
           </w:tcPr>
           <w:p>
             <w:pPr>
-              <w:jc w:val="both"/>
+              <w:jc w:val="center"/>
               <w:rPr>
                 <w:rFonts w:ascii="Times New Roman" w:eastAsia="Times New Roman" w:hAnsi="Times New Roman"/>
                 <w:color w:val="000000"/>
                 <w:sz w:val="24"/>
                 <w:szCs w:val="24"/>
+                <w:lang w:val="vi-VN" w:eastAsia="en-US"/>
+              </w:rPr>
+            </w:pPr>
+            <w:r>
+              <w:rPr>
+                <w:rFonts w:ascii="Times New Roman" w:eastAsia="Times New Roman" w:hAnsi="Times New Roman"/>
+                <w:color w:val="000000"/>
+                <w:sz w:val="24"/>
+                <w:szCs w:val="24"/>
                 <w:lang w:eastAsia="en-US"/>
               </w:rPr>
-            </w:pPr>
+              <w:t>0.</w:t>
+            </w:r>
             <w:r>
               <w:rPr>
                 <w:rFonts w:ascii="Times New Roman" w:eastAsia="Times New Roman" w:hAnsi="Times New Roman"/>
@@ -23884,7 +24830,7 @@
                 <w:szCs w:val="24"/>
                 <w:lang w:eastAsia="en-US"/>
               </w:rPr>
-              <w:t>0.1912</w:t>
+              <w:t>1961</w:t>
             </w:r>
           </w:p>
         </w:tc>
@@ -23902,15 +24848,25 @@
           </w:tcPr>
           <w:p>
             <w:pPr>
-              <w:jc w:val="both"/>
+              <w:jc w:val="center"/>
               <w:rPr>
                 <w:rFonts w:ascii="Times New Roman" w:eastAsia="Times New Roman" w:hAnsi="Times New Roman"/>
                 <w:color w:val="000000"/>
                 <w:sz w:val="24"/>
                 <w:szCs w:val="24"/>
+                <w:lang w:val="vi-VN" w:eastAsia="en-US"/>
+              </w:rPr>
+            </w:pPr>
+            <w:r>
+              <w:rPr>
+                <w:rFonts w:ascii="Times New Roman" w:eastAsia="Times New Roman" w:hAnsi="Times New Roman"/>
+                <w:color w:val="000000"/>
+                <w:sz w:val="24"/>
+                <w:szCs w:val="24"/>
                 <w:lang w:eastAsia="en-US"/>
               </w:rPr>
-            </w:pPr>
+              <w:t>0.</w:t>
+            </w:r>
             <w:r>
               <w:rPr>
                 <w:rFonts w:ascii="Times New Roman" w:eastAsia="Times New Roman" w:hAnsi="Times New Roman"/>
@@ -23919,7 +24875,7 @@
                 <w:szCs w:val="24"/>
                 <w:lang w:eastAsia="en-US"/>
               </w:rPr>
-              <w:t>0.161</w:t>
+              <w:t>1646</w:t>
             </w:r>
           </w:p>
         </w:tc>
@@ -23937,13 +24893,13 @@
           </w:tcPr>
           <w:p>
             <w:pPr>
-              <w:jc w:val="both"/>
+              <w:jc w:val="center"/>
               <w:rPr>
                 <w:rFonts w:ascii="Times New Roman" w:eastAsia="Times New Roman" w:hAnsi="Times New Roman"/>
                 <w:color w:val="000000"/>
                 <w:sz w:val="24"/>
                 <w:szCs w:val="24"/>
-                <w:lang w:eastAsia="en-US"/>
+                <w:lang w:val="vi-VN" w:eastAsia="en-US"/>
               </w:rPr>
             </w:pPr>
             <w:r>
@@ -23952,9 +24908,9 @@
                 <w:color w:val="000000"/>
                 <w:sz w:val="24"/>
                 <w:szCs w:val="24"/>
-                <w:lang w:eastAsia="en-US"/>
-              </w:rPr>
-              <w:t>99.8</w:t>
+                <w:lang w:val="vi-VN" w:eastAsia="en-US"/>
+              </w:rPr>
+              <w:t>103.1</w:t>
             </w:r>
           </w:p>
         </w:tc>
@@ -23972,15 +24928,25 @@
           </w:tcPr>
           <w:p>
             <w:pPr>
-              <w:jc w:val="both"/>
+              <w:jc w:val="center"/>
               <w:rPr>
                 <w:rFonts w:ascii="Times New Roman" w:eastAsia="Times New Roman" w:hAnsi="Times New Roman"/>
                 <w:color w:val="000000"/>
                 <w:sz w:val="24"/>
                 <w:szCs w:val="24"/>
+                <w:lang w:val="vi-VN" w:eastAsia="en-US"/>
+              </w:rPr>
+            </w:pPr>
+            <w:r>
+              <w:rPr>
+                <w:rFonts w:ascii="Times New Roman" w:eastAsia="Times New Roman" w:hAnsi="Times New Roman"/>
+                <w:color w:val="000000"/>
+                <w:sz w:val="24"/>
+                <w:szCs w:val="24"/>
                 <w:lang w:eastAsia="en-US"/>
               </w:rPr>
-            </w:pPr>
+              <w:t>0.</w:t>
+            </w:r>
             <w:r>
               <w:rPr>
                 <w:rFonts w:ascii="Times New Roman" w:eastAsia="Times New Roman" w:hAnsi="Times New Roman"/>
@@ -23989,7 +24955,7 @@
                 <w:szCs w:val="24"/>
                 <w:lang w:eastAsia="en-US"/>
               </w:rPr>
-              <w:t>0.1797</w:t>
+              <w:t>1801</w:t>
             </w:r>
           </w:p>
         </w:tc>
@@ -24048,15 +25014,25 @@
           </w:tcPr>
           <w:p>
             <w:pPr>
-              <w:jc w:val="both"/>
+              <w:jc w:val="center"/>
               <w:rPr>
                 <w:rFonts w:ascii="Times New Roman" w:eastAsia="Times New Roman" w:hAnsi="Times New Roman"/>
                 <w:color w:val="000000"/>
                 <w:sz w:val="24"/>
                 <w:szCs w:val="24"/>
+                <w:lang w:val="vi-VN" w:eastAsia="en-US"/>
+              </w:rPr>
+            </w:pPr>
+            <w:r>
+              <w:rPr>
+                <w:rFonts w:ascii="Times New Roman" w:eastAsia="Times New Roman" w:hAnsi="Times New Roman"/>
+                <w:color w:val="000000"/>
+                <w:sz w:val="24"/>
+                <w:szCs w:val="24"/>
                 <w:lang w:eastAsia="en-US"/>
               </w:rPr>
-            </w:pPr>
+              <w:t>0.</w:t>
+            </w:r>
             <w:r>
               <w:rPr>
                 <w:rFonts w:ascii="Times New Roman" w:eastAsia="Times New Roman" w:hAnsi="Times New Roman"/>
@@ -24065,7 +25041,7 @@
                 <w:szCs w:val="24"/>
                 <w:lang w:eastAsia="en-US"/>
               </w:rPr>
-              <w:t>0.2297</w:t>
+              <w:t>2153</w:t>
             </w:r>
           </w:p>
         </w:tc>
@@ -24083,15 +25059,25 @@
           </w:tcPr>
           <w:p>
             <w:pPr>
-              <w:jc w:val="both"/>
+              <w:jc w:val="center"/>
               <w:rPr>
                 <w:rFonts w:ascii="Times New Roman" w:eastAsia="Times New Roman" w:hAnsi="Times New Roman"/>
                 <w:color w:val="000000"/>
                 <w:sz w:val="24"/>
                 <w:szCs w:val="24"/>
+                <w:lang w:val="vi-VN" w:eastAsia="en-US"/>
+              </w:rPr>
+            </w:pPr>
+            <w:r>
+              <w:rPr>
+                <w:rFonts w:ascii="Times New Roman" w:eastAsia="Times New Roman" w:hAnsi="Times New Roman"/>
+                <w:color w:val="000000"/>
+                <w:sz w:val="24"/>
+                <w:szCs w:val="24"/>
                 <w:lang w:eastAsia="en-US"/>
               </w:rPr>
-            </w:pPr>
+              <w:t>0.</w:t>
+            </w:r>
             <w:r>
               <w:rPr>
                 <w:rFonts w:ascii="Times New Roman" w:eastAsia="Times New Roman" w:hAnsi="Times New Roman"/>
@@ -24100,7 +25086,7 @@
                 <w:szCs w:val="24"/>
                 <w:lang w:eastAsia="en-US"/>
               </w:rPr>
-              <w:t>0.1766</w:t>
+              <w:t>1693</w:t>
             </w:r>
           </w:p>
         </w:tc>
@@ -24118,24 +25104,34 @@
           </w:tcPr>
           <w:p>
             <w:pPr>
-              <w:jc w:val="both"/>
+              <w:jc w:val="center"/>
               <w:rPr>
                 <w:rFonts w:ascii="Times New Roman" w:eastAsia="Times New Roman" w:hAnsi="Times New Roman"/>
                 <w:color w:val="000000"/>
                 <w:sz w:val="24"/>
                 <w:szCs w:val="24"/>
+                <w:lang w:val="vi-VN" w:eastAsia="en-US"/>
+              </w:rPr>
+            </w:pPr>
+            <w:r>
+              <w:rPr>
+                <w:rFonts w:ascii="Times New Roman" w:eastAsia="Times New Roman" w:hAnsi="Times New Roman"/>
+                <w:color w:val="000000"/>
+                <w:sz w:val="24"/>
+                <w:szCs w:val="24"/>
                 <w:lang w:eastAsia="en-US"/>
               </w:rPr>
-            </w:pPr>
+              <w:t>140</w:t>
+            </w:r>
             <w:r>
               <w:rPr>
                 <w:rFonts w:ascii="Times New Roman" w:eastAsia="Times New Roman" w:hAnsi="Times New Roman"/>
                 <w:color w:val="000000"/>
                 <w:sz w:val="24"/>
                 <w:szCs w:val="24"/>
-                <w:lang w:eastAsia="en-US"/>
-              </w:rPr>
-              <w:t>166.8</w:t>
+                <w:lang w:val="vi-VN" w:eastAsia="en-US"/>
+              </w:rPr>
+              <w:t>.0</w:t>
             </w:r>
           </w:p>
         </w:tc>
@@ -24153,15 +25149,25 @@
           </w:tcPr>
           <w:p>
             <w:pPr>
-              <w:jc w:val="both"/>
+              <w:jc w:val="center"/>
               <w:rPr>
                 <w:rFonts w:ascii="Times New Roman" w:eastAsia="Times New Roman" w:hAnsi="Times New Roman"/>
                 <w:color w:val="000000"/>
                 <w:sz w:val="24"/>
                 <w:szCs w:val="24"/>
+                <w:lang w:val="vi-VN" w:eastAsia="en-US"/>
+              </w:rPr>
+            </w:pPr>
+            <w:r>
+              <w:rPr>
+                <w:rFonts w:ascii="Times New Roman" w:eastAsia="Times New Roman" w:hAnsi="Times New Roman"/>
+                <w:color w:val="000000"/>
+                <w:sz w:val="24"/>
+                <w:szCs w:val="24"/>
                 <w:lang w:eastAsia="en-US"/>
               </w:rPr>
-            </w:pPr>
+              <w:t>0.</w:t>
+            </w:r>
             <w:r>
               <w:rPr>
                 <w:rFonts w:ascii="Times New Roman" w:eastAsia="Times New Roman" w:hAnsi="Times New Roman"/>
@@ -24170,7 +25176,7 @@
                 <w:szCs w:val="24"/>
                 <w:lang w:eastAsia="en-US"/>
               </w:rPr>
-              <w:t>0.2166</w:t>
+              <w:t>2067</w:t>
             </w:r>
           </w:p>
         </w:tc>
@@ -24205,6 +25211,7 @@
                 <w:lang w:eastAsia="en-US"/>
               </w:rPr>
             </w:pPr>
+            <w:proofErr w:type="spellStart"/>
             <w:r>
               <w:rPr>
                 <w:rFonts w:ascii="Times New Roman" w:eastAsia="Times New Roman" w:hAnsi="Times New Roman"/>
@@ -24217,6 +25224,7 @@
               </w:rPr>
               <w:t>XGBoost</w:t>
             </w:r>
+            <w:proofErr w:type="spellEnd"/>
           </w:p>
         </w:tc>
         <w:tc>
@@ -24233,7 +25241,7 @@
           </w:tcPr>
           <w:p>
             <w:pPr>
-              <w:jc w:val="both"/>
+              <w:jc w:val="center"/>
               <w:rPr>
                 <w:rFonts w:ascii="Times New Roman" w:eastAsia="Times New Roman" w:hAnsi="Times New Roman"/>
                 <w:b/>
@@ -24241,7 +25249,7 @@
                 <w:color w:val="000000"/>
                 <w:sz w:val="24"/>
                 <w:szCs w:val="24"/>
-                <w:lang w:eastAsia="en-US"/>
+                <w:lang w:val="vi-VN" w:eastAsia="en-US"/>
               </w:rPr>
             </w:pPr>
             <w:r>
@@ -24254,7 +25262,19 @@
                 <w:szCs w:val="24"/>
                 <w:lang w:eastAsia="en-US"/>
               </w:rPr>
-              <w:t>0.1429</w:t>
+              <w:t>0.</w:t>
+            </w:r>
+            <w:r>
+              <w:rPr>
+                <w:rFonts w:ascii="Times New Roman" w:eastAsia="Times New Roman" w:hAnsi="Times New Roman"/>
+                <w:b/>
+                <w:bCs/>
+                <w:color w:val="000000"/>
+                <w:sz w:val="24"/>
+                <w:szCs w:val="24"/>
+                <w:lang w:eastAsia="en-US"/>
+              </w:rPr>
+              <w:t>1477</w:t>
             </w:r>
           </w:p>
         </w:tc>
@@ -24272,7 +25292,7 @@
           </w:tcPr>
           <w:p>
             <w:pPr>
-              <w:jc w:val="both"/>
+              <w:jc w:val="center"/>
               <w:rPr>
                 <w:rFonts w:ascii="Times New Roman" w:eastAsia="Times New Roman" w:hAnsi="Times New Roman"/>
                 <w:b/>
@@ -24280,7 +25300,7 @@
                 <w:color w:val="000000"/>
                 <w:sz w:val="24"/>
                 <w:szCs w:val="24"/>
-                <w:lang w:eastAsia="en-US"/>
+                <w:lang w:val="vi-VN" w:eastAsia="en-US"/>
               </w:rPr>
             </w:pPr>
             <w:r>
@@ -24293,7 +25313,19 @@
                 <w:szCs w:val="24"/>
                 <w:lang w:eastAsia="en-US"/>
               </w:rPr>
-              <w:t>0.1143</w:t>
+              <w:t>0.</w:t>
+            </w:r>
+            <w:r>
+              <w:rPr>
+                <w:rFonts w:ascii="Times New Roman" w:eastAsia="Times New Roman" w:hAnsi="Times New Roman"/>
+                <w:b/>
+                <w:bCs/>
+                <w:color w:val="000000"/>
+                <w:sz w:val="24"/>
+                <w:szCs w:val="24"/>
+                <w:lang w:eastAsia="en-US"/>
+              </w:rPr>
+              <w:t>1186</w:t>
             </w:r>
           </w:p>
         </w:tc>
@@ -24311,7 +25343,7 @@
           </w:tcPr>
           <w:p>
             <w:pPr>
-              <w:jc w:val="both"/>
+              <w:jc w:val="center"/>
               <w:rPr>
                 <w:rFonts w:ascii="Times New Roman" w:eastAsia="Times New Roman" w:hAnsi="Times New Roman"/>
                 <w:b/>
@@ -24319,7 +25351,7 @@
                 <w:color w:val="000000"/>
                 <w:sz w:val="24"/>
                 <w:szCs w:val="24"/>
-                <w:lang w:eastAsia="en-US"/>
+                <w:lang w:val="vi-VN" w:eastAsia="en-US"/>
               </w:rPr>
             </w:pPr>
             <w:r>
@@ -24330,9 +25362,9 @@
                 <w:color w:val="000000"/>
                 <w:sz w:val="24"/>
                 <w:szCs w:val="24"/>
-                <w:lang w:eastAsia="en-US"/>
-              </w:rPr>
-              <w:t>78.9</w:t>
+                <w:lang w:val="vi-VN" w:eastAsia="en-US"/>
+              </w:rPr>
+              <w:t>80.3</w:t>
             </w:r>
           </w:p>
         </w:tc>
@@ -24351,7 +25383,7 @@
           <w:p>
             <w:pPr>
               <w:keepNext/>
-              <w:jc w:val="both"/>
+              <w:jc w:val="center"/>
               <w:rPr>
                 <w:rFonts w:ascii="Times New Roman" w:eastAsia="Times New Roman" w:hAnsi="Times New Roman"/>
                 <w:b/>
@@ -24359,7 +25391,7 @@
                 <w:color w:val="000000"/>
                 <w:sz w:val="24"/>
                 <w:szCs w:val="24"/>
-                <w:lang w:eastAsia="en-US"/>
+                <w:lang w:val="vi-VN" w:eastAsia="en-US"/>
               </w:rPr>
             </w:pPr>
             <w:r>
@@ -24372,7 +25404,19 @@
                 <w:szCs w:val="24"/>
                 <w:lang w:eastAsia="en-US"/>
               </w:rPr>
-              <w:t>0.1663</w:t>
+              <w:t>0.</w:t>
+            </w:r>
+            <w:r>
+              <w:rPr>
+                <w:rFonts w:ascii="Times New Roman" w:eastAsia="Times New Roman" w:hAnsi="Times New Roman"/>
+                <w:b/>
+                <w:bCs/>
+                <w:color w:val="000000"/>
+                <w:sz w:val="24"/>
+                <w:szCs w:val="24"/>
+                <w:lang w:eastAsia="en-US"/>
+              </w:rPr>
+              <w:t>1616</w:t>
             </w:r>
           </w:p>
         </w:tc>
@@ -24384,10 +25428,9 @@
         <w:jc w:val="both"/>
         <w:rPr>
           <w:rFonts w:ascii="Times New Roman" w:eastAsia="Times New Roman" w:hAnsi="Times New Roman"/>
-          <w:b/>
-          <w:bCs/>
-          <w:sz w:val="24"/>
-          <w:szCs w:val="24"/>
+          <w:sz w:val="24"/>
+          <w:szCs w:val="24"/>
+          <w:lang w:val="vi-VN"/>
         </w:rPr>
       </w:pPr>
     </w:p>
@@ -24399,23 +25442,84 @@
           <w:rFonts w:ascii="Times New Roman" w:eastAsia="Times New Roman" w:hAnsi="Times New Roman"/>
           <w:sz w:val="24"/>
           <w:szCs w:val="24"/>
-        </w:rPr>
-      </w:pPr>
-      <w:r>
-        <w:rPr>
-          <w:rFonts w:ascii="Times New Roman" w:eastAsia="Times New Roman" w:hAnsi="Times New Roman"/>
-          <w:sz w:val="24"/>
-          <w:szCs w:val="24"/>
-        </w:rPr>
-        <w:t xml:space="preserve">XGBoost performed best across every metric (RMSE 0.1429 log / 78.9 per 100k, lowest MAE and CV RMSE), indicating the predictors </w:t>
-      </w:r>
-      <w:r>
-        <w:rPr>
-          <w:rFonts w:ascii="Times New Roman" w:eastAsia="Times New Roman" w:hAnsi="Times New Roman"/>
-          <w:sz w:val="24"/>
-          <w:szCs w:val="24"/>
           <w:lang w:val="vi-VN"/>
         </w:rPr>
+      </w:pPr>
+      <w:proofErr w:type="spellStart"/>
+      <w:r>
+        <w:rPr>
+          <w:rFonts w:ascii="Times New Roman" w:eastAsia="Times New Roman" w:hAnsi="Times New Roman"/>
+          <w:sz w:val="24"/>
+          <w:szCs w:val="24"/>
+        </w:rPr>
+        <w:t>XGBoost</w:t>
+      </w:r>
+      <w:proofErr w:type="spellEnd"/>
+      <w:r>
+        <w:rPr>
+          <w:rFonts w:ascii="Times New Roman" w:eastAsia="Times New Roman" w:hAnsi="Times New Roman"/>
+          <w:sz w:val="24"/>
+          <w:szCs w:val="24"/>
+        </w:rPr>
+        <w:t xml:space="preserve"> performed best across every metric (RMSE 0.</w:t>
+      </w:r>
+      <w:r>
+        <w:rPr>
+          <w:rFonts w:ascii="Times New Roman" w:eastAsia="Times New Roman" w:hAnsi="Times New Roman"/>
+          <w:sz w:val="24"/>
+          <w:szCs w:val="24"/>
+        </w:rPr>
+        <w:t>1477</w:t>
+      </w:r>
+      <w:r>
+        <w:rPr>
+          <w:rFonts w:ascii="Times New Roman" w:eastAsia="Times New Roman" w:hAnsi="Times New Roman"/>
+          <w:sz w:val="24"/>
+          <w:szCs w:val="24"/>
+          <w:lang w:val="vi-VN"/>
+        </w:rPr>
+        <w:t xml:space="preserve"> </w:t>
+      </w:r>
+      <w:r>
+        <w:rPr>
+          <w:rFonts w:ascii="Times New Roman" w:eastAsia="Times New Roman" w:hAnsi="Times New Roman"/>
+          <w:sz w:val="24"/>
+          <w:szCs w:val="24"/>
+        </w:rPr>
+        <w:t xml:space="preserve">log / </w:t>
+      </w:r>
+      <w:r>
+        <w:rPr>
+          <w:rFonts w:ascii="Times New Roman" w:eastAsia="Times New Roman" w:hAnsi="Times New Roman"/>
+          <w:sz w:val="24"/>
+          <w:szCs w:val="24"/>
+        </w:rPr>
+        <w:t>80</w:t>
+      </w:r>
+      <w:r>
+        <w:rPr>
+          <w:rFonts w:ascii="Times New Roman" w:eastAsia="Times New Roman" w:hAnsi="Times New Roman"/>
+          <w:sz w:val="24"/>
+          <w:szCs w:val="24"/>
+          <w:lang w:val="vi-VN"/>
+        </w:rPr>
+        <w:t xml:space="preserve">.3 </w:t>
+      </w:r>
+      <w:r>
+        <w:rPr>
+          <w:rFonts w:ascii="Times New Roman" w:eastAsia="Times New Roman" w:hAnsi="Times New Roman"/>
+          <w:sz w:val="24"/>
+          <w:szCs w:val="24"/>
+        </w:rPr>
+        <w:t xml:space="preserve">per 100k, lowest MAE and CV RMSE), indicating the predictors </w:t>
+      </w:r>
+      <w:r>
+        <w:rPr>
+          <w:rFonts w:ascii="Times New Roman" w:eastAsia="Times New Roman" w:hAnsi="Times New Roman"/>
+          <w:sz w:val="24"/>
+          <w:szCs w:val="24"/>
+          <w:lang w:val="vi-VN"/>
+        </w:rPr>
         <w:t>-</w:t>
       </w:r>
       <w:r>
@@ -24441,7 +25545,69 @@
           <w:sz w:val="24"/>
           <w:szCs w:val="24"/>
         </w:rPr>
-        <w:t xml:space="preserve"> contain non-linear structure a tree-based model captures better than a linear one.</w:t>
+        <w:t xml:space="preserve"> contain </w:t>
+      </w:r>
+      <w:r>
+        <w:rPr>
+          <w:rFonts w:ascii="Times New Roman" w:eastAsia="Times New Roman" w:hAnsi="Times New Roman"/>
+          <w:sz w:val="24"/>
+          <w:szCs w:val="24"/>
+        </w:rPr>
+        <w:lastRenderedPageBreak/>
+        <w:t>non-linear structure a tree-based model captures better than a linear one.</w:t>
+      </w:r>
+      <w:r>
+        <w:rPr>
+          <w:rFonts w:ascii="Times New Roman" w:eastAsia="Times New Roman" w:hAnsi="Times New Roman"/>
+          <w:sz w:val="24"/>
+          <w:szCs w:val="24"/>
+          <w:lang w:val="vi-VN"/>
+        </w:rPr>
+        <w:t xml:space="preserve"> </w:t>
+      </w:r>
+      <w:r>
+        <w:rPr>
+          <w:rFonts w:ascii="Times New Roman" w:eastAsia="Times New Roman" w:hAnsi="Times New Roman"/>
+          <w:sz w:val="24"/>
+          <w:szCs w:val="24"/>
+        </w:rPr>
+        <w:t xml:space="preserve">Residual normality check (Shapiro-Wilk W=0.9755, p=0.0019) rejected the normality assumption for the Linear Regression model, further supporting the selection of </w:t>
+      </w:r>
+      <w:proofErr w:type="spellStart"/>
+      <w:r>
+        <w:rPr>
+          <w:rFonts w:ascii="Times New Roman" w:eastAsia="Times New Roman" w:hAnsi="Times New Roman"/>
+          <w:sz w:val="24"/>
+          <w:szCs w:val="24"/>
+        </w:rPr>
+        <w:t>XGBoost</w:t>
+      </w:r>
+      <w:proofErr w:type="spellEnd"/>
+      <w:r>
+        <w:rPr>
+          <w:rFonts w:ascii="Times New Roman" w:eastAsia="Times New Roman" w:hAnsi="Times New Roman"/>
+          <w:sz w:val="24"/>
+          <w:szCs w:val="24"/>
+        </w:rPr>
+        <w:t xml:space="preserve"> as the final model. Paired t-tests on absolute error confirmed </w:t>
+      </w:r>
+      <w:proofErr w:type="spellStart"/>
+      <w:r>
+        <w:rPr>
+          <w:rFonts w:ascii="Times New Roman" w:eastAsia="Times New Roman" w:hAnsi="Times New Roman"/>
+          <w:sz w:val="24"/>
+          <w:szCs w:val="24"/>
+        </w:rPr>
+        <w:t>XGBoost</w:t>
+      </w:r>
+      <w:proofErr w:type="spellEnd"/>
+      <w:r>
+        <w:rPr>
+          <w:rFonts w:ascii="Times New Roman" w:eastAsia="Times New Roman" w:hAnsi="Times New Roman"/>
+          <w:sz w:val="24"/>
+          <w:szCs w:val="24"/>
+        </w:rPr>
+        <w:t xml:space="preserve"> significantly outperformed all three linear models (p&lt;0.001), while differences between Linear Regression and Lasso were not statistically significant (p=0.94).</w:t>
       </w:r>
     </w:p>
     <w:p>
@@ -24479,7 +25645,99 @@
           <w:sz w:val="24"/>
           <w:szCs w:val="24"/>
         </w:rPr>
-        <w:t xml:space="preserve">Per-region accuracy (Table 12) is best in Big Rivers (RMSE 72.3, 0.2% error) and worst in Barkly and Top End (RMSE 124.7 and 103.4), with Top End under-predicted by 15% </w:t>
+        <w:t xml:space="preserve">Per-region accuracy (Table 12) is best in Big Rivers (RMSE </w:t>
+      </w:r>
+      <w:r>
+        <w:rPr>
+          <w:rFonts w:ascii="Times New Roman" w:eastAsia="Times New Roman" w:hAnsi="Times New Roman"/>
+          <w:sz w:val="24"/>
+          <w:szCs w:val="24"/>
+        </w:rPr>
+        <w:t>79</w:t>
+      </w:r>
+      <w:r>
+        <w:rPr>
+          <w:rFonts w:ascii="Times New Roman" w:eastAsia="Times New Roman" w:hAnsi="Times New Roman"/>
+          <w:sz w:val="24"/>
+          <w:szCs w:val="24"/>
+          <w:lang w:val="vi-VN"/>
+        </w:rPr>
+        <w:t>.4</w:t>
+      </w:r>
+      <w:r>
+        <w:rPr>
+          <w:rFonts w:ascii="Times New Roman" w:eastAsia="Times New Roman" w:hAnsi="Times New Roman"/>
+          <w:sz w:val="24"/>
+          <w:szCs w:val="24"/>
+        </w:rPr>
+        <w:t xml:space="preserve">, </w:t>
+      </w:r>
+      <w:r>
+        <w:rPr>
+          <w:rFonts w:ascii="Times New Roman" w:eastAsia="Times New Roman" w:hAnsi="Times New Roman"/>
+          <w:sz w:val="24"/>
+          <w:szCs w:val="24"/>
+          <w:lang w:val="vi-VN"/>
+        </w:rPr>
+        <w:t>-1.8</w:t>
+      </w:r>
+      <w:r>
+        <w:rPr>
+          <w:rFonts w:ascii="Times New Roman" w:eastAsia="Times New Roman" w:hAnsi="Times New Roman"/>
+          <w:sz w:val="24"/>
+          <w:szCs w:val="24"/>
+        </w:rPr>
+        <w:t xml:space="preserve">% error) and worst in Barkly and Top End (RMSE 124.7 and </w:t>
+      </w:r>
+      <w:r>
+        <w:rPr>
+          <w:rFonts w:ascii="Times New Roman" w:eastAsia="Times New Roman" w:hAnsi="Times New Roman"/>
+          <w:sz w:val="24"/>
+          <w:szCs w:val="24"/>
+        </w:rPr>
+        <w:t>106</w:t>
+      </w:r>
+      <w:r>
+        <w:rPr>
+          <w:rFonts w:ascii="Times New Roman" w:eastAsia="Times New Roman" w:hAnsi="Times New Roman"/>
+          <w:sz w:val="24"/>
+          <w:szCs w:val="24"/>
+          <w:lang w:val="vi-VN"/>
+        </w:rPr>
+        <w:t>.9</w:t>
+      </w:r>
+      <w:r>
+        <w:rPr>
+          <w:rFonts w:ascii="Times New Roman" w:eastAsia="Times New Roman" w:hAnsi="Times New Roman"/>
+          <w:sz w:val="24"/>
+          <w:szCs w:val="24"/>
+        </w:rPr>
+        <w:t xml:space="preserve">), with Top End under-predicted by </w:t>
+      </w:r>
+      <w:r>
+        <w:rPr>
+          <w:rFonts w:ascii="Times New Roman" w:eastAsia="Times New Roman" w:hAnsi="Times New Roman"/>
+          <w:sz w:val="24"/>
+          <w:szCs w:val="24"/>
+        </w:rPr>
+        <w:t>15</w:t>
+      </w:r>
+      <w:r>
+        <w:rPr>
+          <w:rFonts w:ascii="Times New Roman" w:eastAsia="Times New Roman" w:hAnsi="Times New Roman"/>
+          <w:sz w:val="24"/>
+          <w:szCs w:val="24"/>
+          <w:lang w:val="vi-VN"/>
+        </w:rPr>
+        <w:t>.4</w:t>
+      </w:r>
+      <w:r>
+        <w:rPr>
+          <w:rFonts w:ascii="Times New Roman" w:eastAsia="Times New Roman" w:hAnsi="Times New Roman"/>
+          <w:sz w:val="24"/>
+          <w:szCs w:val="24"/>
+        </w:rPr>
+        <w:t xml:space="preserve">% </w:t>
       </w:r>
       <w:r>
         <w:rPr>
@@ -24573,7 +25831,27 @@
           <w:sz w:val="24"/>
           <w:szCs w:val="24"/>
         </w:rPr>
-        <w:t>: Per-region prediction accuracy (XGBoost, test 2023</w:t>
+        <w:t>: Per-region prediction accuracy (</w:t>
+      </w:r>
+      <w:proofErr w:type="spellStart"/>
+      <w:r>
+        <w:rPr>
+          <w:rFonts w:ascii="Times New Roman" w:hAnsi="Times New Roman"/>
+          <w:color w:val="auto"/>
+          <w:sz w:val="24"/>
+          <w:szCs w:val="24"/>
+        </w:rPr>
+        <w:t>XGBoost</w:t>
+      </w:r>
+      <w:proofErr w:type="spellEnd"/>
+      <w:r>
+        <w:rPr>
+          <w:rFonts w:ascii="Times New Roman" w:hAnsi="Times New Roman"/>
+          <w:color w:val="auto"/>
+          <w:sz w:val="24"/>
+          <w:szCs w:val="24"/>
+        </w:rPr>
+        <w:t>, test 2023</w:t>
       </w:r>
       <w:r>
         <w:rPr>
@@ -24864,7 +26142,7 @@
           </w:tcPr>
           <w:p>
             <w:pPr>
-              <w:jc w:val="both"/>
+              <w:jc w:val="center"/>
               <w:rPr>
                 <w:rFonts w:ascii="Times New Roman" w:eastAsia="Times New Roman" w:hAnsi="Times New Roman"/>
                 <w:color w:val="000000"/>
@@ -24899,24 +26177,34 @@
           </w:tcPr>
           <w:p>
             <w:pPr>
-              <w:jc w:val="both"/>
+              <w:jc w:val="center"/>
               <w:rPr>
                 <w:rFonts w:ascii="Times New Roman" w:eastAsia="Times New Roman" w:hAnsi="Times New Roman"/>
                 <w:color w:val="000000"/>
                 <w:sz w:val="24"/>
                 <w:szCs w:val="24"/>
+                <w:lang w:val="vi-VN" w:eastAsia="en-US"/>
+              </w:rPr>
+            </w:pPr>
+            <w:r>
+              <w:rPr>
+                <w:rFonts w:ascii="Times New Roman" w:eastAsia="Times New Roman" w:hAnsi="Times New Roman"/>
+                <w:color w:val="000000"/>
+                <w:sz w:val="24"/>
+                <w:szCs w:val="24"/>
                 <w:lang w:eastAsia="en-US"/>
               </w:rPr>
-            </w:pPr>
+              <w:t>231</w:t>
+            </w:r>
             <w:r>
               <w:rPr>
                 <w:rFonts w:ascii="Times New Roman" w:eastAsia="Times New Roman" w:hAnsi="Times New Roman"/>
                 <w:color w:val="000000"/>
                 <w:sz w:val="24"/>
                 <w:szCs w:val="24"/>
-                <w:lang w:eastAsia="en-US"/>
-              </w:rPr>
-              <w:t>226.1</w:t>
+                <w:lang w:val="vi-VN" w:eastAsia="en-US"/>
+              </w:rPr>
+              <w:t>.4</w:t>
             </w:r>
           </w:p>
         </w:tc>
@@ -24934,13 +26222,13 @@
           </w:tcPr>
           <w:p>
             <w:pPr>
-              <w:jc w:val="both"/>
+              <w:jc w:val="center"/>
               <w:rPr>
                 <w:rFonts w:ascii="Times New Roman" w:eastAsia="Times New Roman" w:hAnsi="Times New Roman"/>
                 <w:color w:val="000000"/>
                 <w:sz w:val="24"/>
                 <w:szCs w:val="24"/>
-                <w:lang w:eastAsia="en-US"/>
+                <w:lang w:val="vi-VN" w:eastAsia="en-US"/>
               </w:rPr>
             </w:pPr>
             <w:r>
@@ -24949,9 +26237,9 @@
                 <w:color w:val="000000"/>
                 <w:sz w:val="24"/>
                 <w:szCs w:val="24"/>
-                <w:lang w:eastAsia="en-US"/>
-              </w:rPr>
-              <w:t>27.9</w:t>
+                <w:lang w:val="vi-VN" w:eastAsia="en-US"/>
+              </w:rPr>
+              <w:t>32.5</w:t>
             </w:r>
           </w:p>
         </w:tc>
@@ -24969,24 +26257,34 @@
           </w:tcPr>
           <w:p>
             <w:pPr>
-              <w:jc w:val="both"/>
+              <w:jc w:val="center"/>
               <w:rPr>
                 <w:rFonts w:ascii="Times New Roman" w:eastAsia="Times New Roman" w:hAnsi="Times New Roman"/>
                 <w:color w:val="000000"/>
                 <w:sz w:val="24"/>
                 <w:szCs w:val="24"/>
+                <w:lang w:val="vi-VN" w:eastAsia="en-US"/>
+              </w:rPr>
+            </w:pPr>
+            <w:r>
+              <w:rPr>
+                <w:rFonts w:ascii="Times New Roman" w:eastAsia="Times New Roman" w:hAnsi="Times New Roman"/>
+                <w:color w:val="000000"/>
+                <w:sz w:val="24"/>
+                <w:szCs w:val="24"/>
                 <w:lang w:eastAsia="en-US"/>
               </w:rPr>
-            </w:pPr>
+              <w:t>9</w:t>
+            </w:r>
             <w:r>
               <w:rPr>
                 <w:rFonts w:ascii="Times New Roman" w:eastAsia="Times New Roman" w:hAnsi="Times New Roman"/>
                 <w:color w:val="000000"/>
                 <w:sz w:val="24"/>
                 <w:szCs w:val="24"/>
-                <w:lang w:eastAsia="en-US"/>
-              </w:rPr>
-              <w:t>7.10%</w:t>
+                <w:lang w:val="vi-VN" w:eastAsia="en-US"/>
+              </w:rPr>
+              <w:t>.6</w:t>
             </w:r>
           </w:p>
         </w:tc>
@@ -25045,7 +26343,7 @@
           </w:tcPr>
           <w:p>
             <w:pPr>
-              <w:jc w:val="both"/>
+              <w:jc w:val="center"/>
               <w:rPr>
                 <w:rFonts w:ascii="Times New Roman" w:eastAsia="Times New Roman" w:hAnsi="Times New Roman"/>
                 <w:color w:val="000000"/>
@@ -25080,24 +26378,34 @@
           </w:tcPr>
           <w:p>
             <w:pPr>
-              <w:jc w:val="both"/>
+              <w:jc w:val="center"/>
               <w:rPr>
                 <w:rFonts w:ascii="Times New Roman" w:eastAsia="Times New Roman" w:hAnsi="Times New Roman"/>
                 <w:color w:val="000000"/>
                 <w:sz w:val="24"/>
                 <w:szCs w:val="24"/>
+                <w:lang w:val="vi-VN" w:eastAsia="en-US"/>
+              </w:rPr>
+            </w:pPr>
+            <w:r>
+              <w:rPr>
+                <w:rFonts w:ascii="Times New Roman" w:eastAsia="Times New Roman" w:hAnsi="Times New Roman"/>
+                <w:color w:val="000000"/>
+                <w:sz w:val="24"/>
+                <w:szCs w:val="24"/>
                 <w:lang w:eastAsia="en-US"/>
               </w:rPr>
-            </w:pPr>
+              <w:t>584</w:t>
+            </w:r>
             <w:r>
               <w:rPr>
                 <w:rFonts w:ascii="Times New Roman" w:eastAsia="Times New Roman" w:hAnsi="Times New Roman"/>
                 <w:color w:val="000000"/>
                 <w:sz w:val="24"/>
                 <w:szCs w:val="24"/>
-                <w:lang w:eastAsia="en-US"/>
-              </w:rPr>
-              <w:t>591.8</w:t>
+                <w:lang w:val="vi-VN" w:eastAsia="en-US"/>
+              </w:rPr>
+              <w:t>.0</w:t>
             </w:r>
           </w:p>
         </w:tc>
@@ -25115,13 +26423,13 @@
           </w:tcPr>
           <w:p>
             <w:pPr>
-              <w:jc w:val="both"/>
+              <w:jc w:val="center"/>
               <w:rPr>
                 <w:rFonts w:ascii="Times New Roman" w:eastAsia="Times New Roman" w:hAnsi="Times New Roman"/>
                 <w:color w:val="000000"/>
                 <w:sz w:val="24"/>
                 <w:szCs w:val="24"/>
-                <w:lang w:eastAsia="en-US"/>
+                <w:lang w:val="vi-VN" w:eastAsia="en-US"/>
               </w:rPr>
             </w:pPr>
             <w:r>
@@ -25130,9 +26438,9 @@
                 <w:color w:val="000000"/>
                 <w:sz w:val="24"/>
                 <w:szCs w:val="24"/>
-                <w:lang w:eastAsia="en-US"/>
-              </w:rPr>
-              <w:t>61.2</w:t>
+                <w:lang w:val="vi-VN" w:eastAsia="en-US"/>
+              </w:rPr>
+              <w:t>54.7</w:t>
             </w:r>
           </w:p>
         </w:tc>
@@ -25146,28 +26454,37 @@
               <w:right w:val="single" w:sz="4" w:space="0" w:color="auto"/>
             </w:tcBorders>
             <w:vAlign w:val="center"/>
-            <w:hideMark/>
-          </w:tcPr>
-          <w:p>
-            <w:pPr>
-              <w:jc w:val="both"/>
+          </w:tcPr>
+          <w:p>
+            <w:pPr>
+              <w:jc w:val="center"/>
               <w:rPr>
                 <w:rFonts w:ascii="Times New Roman" w:eastAsia="Times New Roman" w:hAnsi="Times New Roman"/>
                 <w:color w:val="000000"/>
                 <w:sz w:val="24"/>
                 <w:szCs w:val="24"/>
+                <w:lang w:val="vi-VN" w:eastAsia="en-US"/>
+              </w:rPr>
+            </w:pPr>
+            <w:r>
+              <w:rPr>
+                <w:rFonts w:ascii="Times New Roman" w:eastAsia="Times New Roman" w:hAnsi="Times New Roman"/>
+                <w:color w:val="000000"/>
+                <w:sz w:val="24"/>
+                <w:szCs w:val="24"/>
                 <w:lang w:eastAsia="en-US"/>
               </w:rPr>
-            </w:pPr>
+              <w:t>7</w:t>
+            </w:r>
             <w:r>
               <w:rPr>
                 <w:rFonts w:ascii="Times New Roman" w:eastAsia="Times New Roman" w:hAnsi="Times New Roman"/>
                 <w:color w:val="000000"/>
                 <w:sz w:val="24"/>
                 <w:szCs w:val="24"/>
-                <w:lang w:eastAsia="en-US"/>
-              </w:rPr>
-              <w:t>8.90%</w:t>
+                <w:lang w:val="vi-VN" w:eastAsia="en-US"/>
+              </w:rPr>
+              <w:t>.1</w:t>
             </w:r>
           </w:p>
         </w:tc>
@@ -25226,24 +26543,34 @@
           </w:tcPr>
           <w:p>
             <w:pPr>
-              <w:jc w:val="both"/>
+              <w:jc w:val="center"/>
               <w:rPr>
                 <w:rFonts w:ascii="Times New Roman" w:eastAsia="Times New Roman" w:hAnsi="Times New Roman"/>
                 <w:color w:val="000000"/>
                 <w:sz w:val="24"/>
                 <w:szCs w:val="24"/>
+                <w:lang w:val="vi-VN" w:eastAsia="en-US"/>
+              </w:rPr>
+            </w:pPr>
+            <w:r>
+              <w:rPr>
+                <w:rFonts w:ascii="Times New Roman" w:eastAsia="Times New Roman" w:hAnsi="Times New Roman"/>
+                <w:color w:val="000000"/>
+                <w:sz w:val="24"/>
+                <w:szCs w:val="24"/>
                 <w:lang w:eastAsia="en-US"/>
               </w:rPr>
-            </w:pPr>
+              <w:t>624</w:t>
+            </w:r>
             <w:r>
               <w:rPr>
                 <w:rFonts w:ascii="Times New Roman" w:eastAsia="Times New Roman" w:hAnsi="Times New Roman"/>
                 <w:color w:val="000000"/>
                 <w:sz w:val="24"/>
                 <w:szCs w:val="24"/>
-                <w:lang w:eastAsia="en-US"/>
-              </w:rPr>
-              <w:t>624</w:t>
+                <w:lang w:val="vi-VN" w:eastAsia="en-US"/>
+              </w:rPr>
+              <w:t>.0</w:t>
             </w:r>
           </w:p>
         </w:tc>
@@ -25261,24 +26588,34 @@
           </w:tcPr>
           <w:p>
             <w:pPr>
-              <w:jc w:val="both"/>
+              <w:jc w:val="center"/>
               <w:rPr>
                 <w:rFonts w:ascii="Times New Roman" w:eastAsia="Times New Roman" w:hAnsi="Times New Roman"/>
                 <w:color w:val="000000"/>
                 <w:sz w:val="24"/>
                 <w:szCs w:val="24"/>
+                <w:lang w:val="vi-VN" w:eastAsia="en-US"/>
+              </w:rPr>
+            </w:pPr>
+            <w:r>
+              <w:rPr>
+                <w:rFonts w:ascii="Times New Roman" w:eastAsia="Times New Roman" w:hAnsi="Times New Roman"/>
+                <w:color w:val="000000"/>
+                <w:sz w:val="24"/>
+                <w:szCs w:val="24"/>
                 <w:lang w:eastAsia="en-US"/>
               </w:rPr>
-            </w:pPr>
+              <w:t>606</w:t>
+            </w:r>
             <w:r>
               <w:rPr>
                 <w:rFonts w:ascii="Times New Roman" w:eastAsia="Times New Roman" w:hAnsi="Times New Roman"/>
                 <w:color w:val="000000"/>
                 <w:sz w:val="24"/>
                 <w:szCs w:val="24"/>
-                <w:lang w:eastAsia="en-US"/>
-              </w:rPr>
-              <w:t>617.3</w:t>
+                <w:lang w:val="vi-VN" w:eastAsia="en-US"/>
+              </w:rPr>
+              <w:t>.3</w:t>
             </w:r>
           </w:p>
         </w:tc>
@@ -25296,24 +26633,34 @@
           </w:tcPr>
           <w:p>
             <w:pPr>
-              <w:jc w:val="both"/>
+              <w:jc w:val="center"/>
               <w:rPr>
                 <w:rFonts w:ascii="Times New Roman" w:eastAsia="Times New Roman" w:hAnsi="Times New Roman"/>
                 <w:color w:val="000000"/>
                 <w:sz w:val="24"/>
                 <w:szCs w:val="24"/>
+                <w:lang w:val="vi-VN" w:eastAsia="en-US"/>
+              </w:rPr>
+            </w:pPr>
+            <w:r>
+              <w:rPr>
+                <w:rFonts w:ascii="Times New Roman" w:eastAsia="Times New Roman" w:hAnsi="Times New Roman"/>
+                <w:color w:val="000000"/>
+                <w:sz w:val="24"/>
+                <w:szCs w:val="24"/>
                 <w:lang w:eastAsia="en-US"/>
               </w:rPr>
-            </w:pPr>
+              <w:t>79</w:t>
+            </w:r>
             <w:r>
               <w:rPr>
                 <w:rFonts w:ascii="Times New Roman" w:eastAsia="Times New Roman" w:hAnsi="Times New Roman"/>
                 <w:color w:val="000000"/>
                 <w:sz w:val="24"/>
                 <w:szCs w:val="24"/>
-                <w:lang w:eastAsia="en-US"/>
-              </w:rPr>
-              <w:t>72.3</w:t>
+                <w:lang w:val="vi-VN" w:eastAsia="en-US"/>
+              </w:rPr>
+              <w:t>.4</w:t>
             </w:r>
           </w:p>
         </w:tc>
@@ -25327,17 +26674,16 @@
               <w:right w:val="single" w:sz="4" w:space="0" w:color="auto"/>
             </w:tcBorders>
             <w:vAlign w:val="center"/>
-            <w:hideMark/>
-          </w:tcPr>
-          <w:p>
-            <w:pPr>
-              <w:jc w:val="both"/>
+          </w:tcPr>
+          <w:p>
+            <w:pPr>
+              <w:jc w:val="center"/>
               <w:rPr>
                 <w:rFonts w:ascii="Times New Roman" w:eastAsia="Times New Roman" w:hAnsi="Times New Roman"/>
                 <w:color w:val="000000"/>
                 <w:sz w:val="24"/>
                 <w:szCs w:val="24"/>
-                <w:lang w:eastAsia="en-US"/>
+                <w:lang w:val="vi-VN" w:eastAsia="en-US"/>
               </w:rPr>
             </w:pPr>
             <w:r>
@@ -25346,9 +26692,9 @@
                 <w:color w:val="000000"/>
                 <w:sz w:val="24"/>
                 <w:szCs w:val="24"/>
-                <w:lang w:eastAsia="en-US"/>
-              </w:rPr>
-              <w:t>0.20%</w:t>
+                <w:lang w:val="vi-VN" w:eastAsia="en-US"/>
+              </w:rPr>
+              <w:t>-1.8</w:t>
             </w:r>
           </w:p>
         </w:tc>
@@ -25407,7 +26753,7 @@
           </w:tcPr>
           <w:p>
             <w:pPr>
-              <w:jc w:val="both"/>
+              <w:jc w:val="center"/>
               <w:rPr>
                 <w:rFonts w:ascii="Times New Roman" w:eastAsia="Times New Roman" w:hAnsi="Times New Roman"/>
                 <w:color w:val="000000"/>
@@ -25442,24 +26788,34 @@
           </w:tcPr>
           <w:p>
             <w:pPr>
-              <w:jc w:val="both"/>
+              <w:jc w:val="center"/>
               <w:rPr>
                 <w:rFonts w:ascii="Times New Roman" w:eastAsia="Times New Roman" w:hAnsi="Times New Roman"/>
                 <w:color w:val="000000"/>
                 <w:sz w:val="24"/>
                 <w:szCs w:val="24"/>
+                <w:lang w:val="vi-VN" w:eastAsia="en-US"/>
+              </w:rPr>
+            </w:pPr>
+            <w:r>
+              <w:rPr>
+                <w:rFonts w:ascii="Times New Roman" w:eastAsia="Times New Roman" w:hAnsi="Times New Roman"/>
+                <w:color w:val="000000"/>
+                <w:sz w:val="24"/>
+                <w:szCs w:val="24"/>
                 <w:lang w:eastAsia="en-US"/>
               </w:rPr>
-            </w:pPr>
+              <w:t>260</w:t>
+            </w:r>
             <w:r>
               <w:rPr>
                 <w:rFonts w:ascii="Times New Roman" w:eastAsia="Times New Roman" w:hAnsi="Times New Roman"/>
                 <w:color w:val="000000"/>
                 <w:sz w:val="24"/>
                 <w:szCs w:val="24"/>
-                <w:lang w:eastAsia="en-US"/>
-              </w:rPr>
-              <w:t>261.8</w:t>
+                <w:lang w:val="vi-VN" w:eastAsia="en-US"/>
+              </w:rPr>
+              <w:t>.9</w:t>
             </w:r>
           </w:p>
         </w:tc>
@@ -25477,15 +26833,25 @@
           </w:tcPr>
           <w:p>
             <w:pPr>
-              <w:jc w:val="both"/>
+              <w:jc w:val="center"/>
               <w:rPr>
                 <w:rFonts w:ascii="Times New Roman" w:eastAsia="Times New Roman" w:hAnsi="Times New Roman"/>
                 <w:color w:val="000000"/>
                 <w:sz w:val="24"/>
                 <w:szCs w:val="24"/>
+                <w:lang w:val="vi-VN" w:eastAsia="en-US"/>
+              </w:rPr>
+            </w:pPr>
+            <w:r>
+              <w:rPr>
+                <w:rFonts w:ascii="Times New Roman" w:eastAsia="Times New Roman" w:hAnsi="Times New Roman"/>
+                <w:color w:val="000000"/>
+                <w:sz w:val="24"/>
+                <w:szCs w:val="24"/>
                 <w:lang w:eastAsia="en-US"/>
               </w:rPr>
-            </w:pPr>
+              <w:t>36.</w:t>
+            </w:r>
             <w:r>
               <w:rPr>
                 <w:rFonts w:ascii="Times New Roman" w:eastAsia="Times New Roman" w:hAnsi="Times New Roman"/>
@@ -25494,7 +26860,7 @@
                 <w:szCs w:val="24"/>
                 <w:lang w:eastAsia="en-US"/>
               </w:rPr>
-              <w:t>36.2</w:t>
+              <w:t>7</w:t>
             </w:r>
           </w:p>
         </w:tc>
@@ -25508,17 +26874,16 @@
               <w:right w:val="single" w:sz="4" w:space="0" w:color="auto"/>
             </w:tcBorders>
             <w:vAlign w:val="center"/>
-            <w:hideMark/>
-          </w:tcPr>
-          <w:p>
-            <w:pPr>
-              <w:jc w:val="both"/>
+          </w:tcPr>
+          <w:p>
+            <w:pPr>
+              <w:jc w:val="center"/>
               <w:rPr>
                 <w:rFonts w:ascii="Times New Roman" w:eastAsia="Times New Roman" w:hAnsi="Times New Roman"/>
                 <w:color w:val="000000"/>
                 <w:sz w:val="24"/>
                 <w:szCs w:val="24"/>
-                <w:lang w:eastAsia="en-US"/>
+                <w:lang w:val="vi-VN" w:eastAsia="en-US"/>
               </w:rPr>
             </w:pPr>
             <w:r>
@@ -25527,9 +26892,9 @@
                 <w:color w:val="000000"/>
                 <w:sz w:val="24"/>
                 <w:szCs w:val="24"/>
-                <w:lang w:eastAsia="en-US"/>
-              </w:rPr>
-              <w:t>−2.4%</w:t>
+                <w:lang w:val="vi-VN" w:eastAsia="en-US"/>
+              </w:rPr>
+              <w:t>-2.6</w:t>
             </w:r>
           </w:p>
         </w:tc>
@@ -25588,7 +26953,7 @@
           </w:tcPr>
           <w:p>
             <w:pPr>
-              <w:jc w:val="both"/>
+              <w:jc w:val="center"/>
               <w:rPr>
                 <w:rFonts w:ascii="Times New Roman" w:eastAsia="Times New Roman" w:hAnsi="Times New Roman"/>
                 <w:color w:val="000000"/>
@@ -25623,15 +26988,25 @@
           </w:tcPr>
           <w:p>
             <w:pPr>
-              <w:jc w:val="both"/>
+              <w:jc w:val="center"/>
               <w:rPr>
                 <w:rFonts w:ascii="Times New Roman" w:eastAsia="Times New Roman" w:hAnsi="Times New Roman"/>
                 <w:color w:val="000000"/>
                 <w:sz w:val="24"/>
                 <w:szCs w:val="24"/>
+                <w:lang w:val="vi-VN" w:eastAsia="en-US"/>
+              </w:rPr>
+            </w:pPr>
+            <w:r>
+              <w:rPr>
+                <w:rFonts w:ascii="Times New Roman" w:eastAsia="Times New Roman" w:hAnsi="Times New Roman"/>
+                <w:color w:val="000000"/>
+                <w:sz w:val="24"/>
+                <w:szCs w:val="24"/>
                 <w:lang w:eastAsia="en-US"/>
               </w:rPr>
-            </w:pPr>
+              <w:t>779.</w:t>
+            </w:r>
             <w:r>
               <w:rPr>
                 <w:rFonts w:ascii="Times New Roman" w:eastAsia="Times New Roman" w:hAnsi="Times New Roman"/>
@@ -25640,7 +27015,7 @@
                 <w:szCs w:val="24"/>
                 <w:lang w:eastAsia="en-US"/>
               </w:rPr>
-              <w:t>779.9</w:t>
+              <w:t>6</w:t>
             </w:r>
           </w:p>
         </w:tc>
@@ -25658,7 +27033,7 @@
           </w:tcPr>
           <w:p>
             <w:pPr>
-              <w:jc w:val="both"/>
+              <w:jc w:val="center"/>
               <w:rPr>
                 <w:rFonts w:ascii="Times New Roman" w:eastAsia="Times New Roman" w:hAnsi="Times New Roman"/>
                 <w:color w:val="000000"/>
@@ -25689,17 +27064,16 @@
               <w:right w:val="single" w:sz="4" w:space="0" w:color="auto"/>
             </w:tcBorders>
             <w:vAlign w:val="center"/>
-            <w:hideMark/>
-          </w:tcPr>
-          <w:p>
-            <w:pPr>
-              <w:jc w:val="both"/>
+          </w:tcPr>
+          <w:p>
+            <w:pPr>
+              <w:jc w:val="center"/>
               <w:rPr>
                 <w:rFonts w:ascii="Times New Roman" w:eastAsia="Times New Roman" w:hAnsi="Times New Roman"/>
                 <w:color w:val="000000"/>
                 <w:sz w:val="24"/>
                 <w:szCs w:val="24"/>
-                <w:lang w:eastAsia="en-US"/>
+                <w:lang w:val="vi-VN" w:eastAsia="en-US"/>
               </w:rPr>
             </w:pPr>
             <w:r>
@@ -25708,9 +27082,9 @@
                 <w:color w:val="000000"/>
                 <w:sz w:val="24"/>
                 <w:szCs w:val="24"/>
-                <w:lang w:eastAsia="en-US"/>
-              </w:rPr>
-              <w:t>−7.0%</w:t>
+                <w:lang w:val="vi-VN" w:eastAsia="en-US"/>
+              </w:rPr>
+              <w:t>-7.1</w:t>
             </w:r>
           </w:p>
         </w:tc>
@@ -25769,7 +27143,7 @@
           </w:tcPr>
           <w:p>
             <w:pPr>
-              <w:jc w:val="both"/>
+              <w:jc w:val="center"/>
               <w:rPr>
                 <w:rFonts w:ascii="Times New Roman" w:eastAsia="Times New Roman" w:hAnsi="Times New Roman"/>
                 <w:color w:val="000000"/>
@@ -25804,24 +27178,34 @@
           </w:tcPr>
           <w:p>
             <w:pPr>
-              <w:jc w:val="both"/>
+              <w:jc w:val="center"/>
               <w:rPr>
                 <w:rFonts w:ascii="Times New Roman" w:eastAsia="Times New Roman" w:hAnsi="Times New Roman"/>
                 <w:color w:val="000000"/>
                 <w:sz w:val="24"/>
                 <w:szCs w:val="24"/>
+                <w:lang w:val="vi-VN" w:eastAsia="en-US"/>
+              </w:rPr>
+            </w:pPr>
+            <w:r>
+              <w:rPr>
+                <w:rFonts w:ascii="Times New Roman" w:eastAsia="Times New Roman" w:hAnsi="Times New Roman"/>
+                <w:color w:val="000000"/>
+                <w:sz w:val="24"/>
+                <w:szCs w:val="24"/>
                 <w:lang w:eastAsia="en-US"/>
               </w:rPr>
-            </w:pPr>
+              <w:t>481</w:t>
+            </w:r>
             <w:r>
               <w:rPr>
                 <w:rFonts w:ascii="Times New Roman" w:eastAsia="Times New Roman" w:hAnsi="Times New Roman"/>
                 <w:color w:val="000000"/>
                 <w:sz w:val="24"/>
                 <w:szCs w:val="24"/>
-                <w:lang w:eastAsia="en-US"/>
-              </w:rPr>
-              <w:t>483</w:t>
+                <w:lang w:val="vi-VN" w:eastAsia="en-US"/>
+              </w:rPr>
+              <w:t>.2</w:t>
             </w:r>
           </w:p>
         </w:tc>
@@ -25839,24 +27223,34 @@
           </w:tcPr>
           <w:p>
             <w:pPr>
-              <w:jc w:val="both"/>
+              <w:jc w:val="center"/>
               <w:rPr>
                 <w:rFonts w:ascii="Times New Roman" w:eastAsia="Times New Roman" w:hAnsi="Times New Roman"/>
                 <w:color w:val="000000"/>
                 <w:sz w:val="24"/>
                 <w:szCs w:val="24"/>
+                <w:lang w:val="vi-VN" w:eastAsia="en-US"/>
+              </w:rPr>
+            </w:pPr>
+            <w:r>
+              <w:rPr>
+                <w:rFonts w:ascii="Times New Roman" w:eastAsia="Times New Roman" w:hAnsi="Times New Roman"/>
+                <w:color w:val="000000"/>
+                <w:sz w:val="24"/>
+                <w:szCs w:val="24"/>
                 <w:lang w:eastAsia="en-US"/>
               </w:rPr>
-            </w:pPr>
+              <w:t>106</w:t>
+            </w:r>
             <w:r>
               <w:rPr>
                 <w:rFonts w:ascii="Times New Roman" w:eastAsia="Times New Roman" w:hAnsi="Times New Roman"/>
                 <w:color w:val="000000"/>
                 <w:sz w:val="24"/>
                 <w:szCs w:val="24"/>
-                <w:lang w:eastAsia="en-US"/>
-              </w:rPr>
-              <w:t>103.4</w:t>
+                <w:lang w:val="vi-VN" w:eastAsia="en-US"/>
+              </w:rPr>
+              <w:t>.9</w:t>
             </w:r>
           </w:p>
         </w:tc>
@@ -25870,17 +27264,16 @@
               <w:right w:val="single" w:sz="4" w:space="0" w:color="auto"/>
             </w:tcBorders>
             <w:vAlign w:val="center"/>
-            <w:hideMark/>
-          </w:tcPr>
-          <w:p>
-            <w:pPr>
-              <w:jc w:val="both"/>
+          </w:tcPr>
+          <w:p>
+            <w:pPr>
+              <w:jc w:val="center"/>
               <w:rPr>
                 <w:rFonts w:ascii="Times New Roman" w:eastAsia="Times New Roman" w:hAnsi="Times New Roman"/>
                 <w:color w:val="000000"/>
                 <w:sz w:val="24"/>
                 <w:szCs w:val="24"/>
-                <w:lang w:eastAsia="en-US"/>
+                <w:lang w:val="vi-VN" w:eastAsia="en-US"/>
               </w:rPr>
             </w:pPr>
             <w:r>
@@ -25889,9 +27282,9 @@
                 <w:color w:val="000000"/>
                 <w:sz w:val="24"/>
                 <w:szCs w:val="24"/>
-                <w:lang w:eastAsia="en-US"/>
-              </w:rPr>
-              <w:t>−15.0%</w:t>
+                <w:lang w:val="vi-VN" w:eastAsia="en-US"/>
+              </w:rPr>
+              <w:t>-15.4</w:t>
             </w:r>
           </w:p>
         </w:tc>
@@ -25924,7 +27317,50 @@
           <w:sz w:val="24"/>
           <w:szCs w:val="24"/>
         </w:rPr>
-        <w:t xml:space="preserve">As a secondary specification, Model B adds alcohol_per_capita (Section 3.2), trained on a much shorter window (2023–2024, test 2025 </w:t>
+        <w:t xml:space="preserve">As a secondary specification, Model B adds </w:t>
+      </w:r>
+      <w:proofErr w:type="spellStart"/>
+      <w:r>
+        <w:rPr>
+          <w:rFonts w:ascii="Times New Roman" w:eastAsia="Times New Roman" w:hAnsi="Times New Roman"/>
+          <w:sz w:val="24"/>
+          <w:szCs w:val="24"/>
+        </w:rPr>
+        <w:t>alcohol_per_capita</w:t>
+      </w:r>
+      <w:proofErr w:type="spellEnd"/>
+      <w:r>
+        <w:rPr>
+          <w:rFonts w:ascii="Times New Roman" w:eastAsia="Times New Roman" w:hAnsi="Times New Roman"/>
+          <w:sz w:val="24"/>
+          <w:szCs w:val="24"/>
+        </w:rPr>
+        <w:t xml:space="preserve"> (Section 3.2), trained on a much shorter window (</w:t>
+      </w:r>
+      <w:r>
+        <w:rPr>
+          <w:rFonts w:ascii="Times New Roman" w:eastAsia="Times New Roman" w:hAnsi="Times New Roman"/>
+          <w:sz w:val="24"/>
+          <w:szCs w:val="24"/>
+        </w:rPr>
+        <w:t>2023</w:t>
+      </w:r>
+      <w:r>
+        <w:rPr>
+          <w:rFonts w:ascii="Times New Roman" w:eastAsia="Times New Roman" w:hAnsi="Times New Roman"/>
+          <w:sz w:val="24"/>
+          <w:szCs w:val="24"/>
+          <w:lang w:val="vi-VN"/>
+        </w:rPr>
+        <w:t>-</w:t>
+      </w:r>
+      <w:r>
+        <w:rPr>
+          <w:rFonts w:ascii="Times New Roman" w:eastAsia="Times New Roman" w:hAnsi="Times New Roman"/>
+          <w:sz w:val="24"/>
+          <w:szCs w:val="24"/>
+        </w:rPr>
+        <w:t xml:space="preserve">2024, test 2025 </w:t>
       </w:r>
       <w:r>
         <w:rPr>
@@ -25960,7 +27396,6 @@
           <w:sz w:val="24"/>
           <w:szCs w:val="24"/>
         </w:rPr>
-        <w:lastRenderedPageBreak/>
         <w:t>Results are not directly comparable to Model A</w:t>
       </w:r>
       <w:r>
@@ -25989,15 +27424,66 @@
           <w:rFonts w:ascii="Times New Roman" w:eastAsia="Times New Roman" w:hAnsi="Times New Roman"/>
           <w:sz w:val="24"/>
           <w:szCs w:val="24"/>
-        </w:rPr>
-      </w:pPr>
-      <w:r>
-        <w:rPr>
-          <w:rFonts w:ascii="Times New Roman" w:eastAsia="Times New Roman" w:hAnsi="Times New Roman"/>
-          <w:sz w:val="24"/>
-          <w:szCs w:val="24"/>
-        </w:rPr>
-        <w:t>Figure 9 shows Model B's results. Unlike Model A, Linear Regression performs best here, with a small, consistent positive alcohol_per_capita coefficient (+0.10) that shrinks toward zero under Lasso</w:t>
+          <w:lang w:val="vi-VN"/>
+        </w:rPr>
+      </w:pPr>
+      <w:r>
+        <w:rPr>
+          <w:rFonts w:ascii="Times New Roman" w:eastAsia="Times New Roman" w:hAnsi="Times New Roman"/>
+          <w:sz w:val="24"/>
+          <w:szCs w:val="24"/>
+        </w:rPr>
+        <w:t xml:space="preserve">Figure </w:t>
+      </w:r>
+      <w:r>
+        <w:rPr>
+          <w:rFonts w:ascii="Times New Roman" w:eastAsia="Times New Roman" w:hAnsi="Times New Roman"/>
+          <w:sz w:val="24"/>
+          <w:szCs w:val="24"/>
+        </w:rPr>
+        <w:t>10</w:t>
+      </w:r>
+      <w:r>
+        <w:rPr>
+          <w:rFonts w:ascii="Times New Roman" w:eastAsia="Times New Roman" w:hAnsi="Times New Roman"/>
+          <w:sz w:val="24"/>
+          <w:szCs w:val="24"/>
+        </w:rPr>
+        <w:t xml:space="preserve"> shows Model B's results. Unlike Model A, Linear Regression performs best here, with a small, consistent positive </w:t>
+      </w:r>
+      <w:proofErr w:type="spellStart"/>
+      <w:r>
+        <w:rPr>
+          <w:rFonts w:ascii="Times New Roman" w:eastAsia="Times New Roman" w:hAnsi="Times New Roman"/>
+          <w:sz w:val="24"/>
+          <w:szCs w:val="24"/>
+        </w:rPr>
+        <w:t>alcohol_per_capita</w:t>
+      </w:r>
+      <w:proofErr w:type="spellEnd"/>
+      <w:r>
+        <w:rPr>
+          <w:rFonts w:ascii="Times New Roman" w:eastAsia="Times New Roman" w:hAnsi="Times New Roman"/>
+          <w:sz w:val="24"/>
+          <w:szCs w:val="24"/>
+        </w:rPr>
+        <w:t xml:space="preserve"> coefficient (+0.</w:t>
+      </w:r>
+      <w:r>
+        <w:rPr>
+          <w:rFonts w:ascii="Times New Roman" w:eastAsia="Times New Roman" w:hAnsi="Times New Roman"/>
+          <w:sz w:val="24"/>
+          <w:szCs w:val="24"/>
+        </w:rPr>
+        <w:t>0409</w:t>
+      </w:r>
+      <w:r>
+        <w:rPr>
+          <w:rFonts w:ascii="Times New Roman" w:eastAsia="Times New Roman" w:hAnsi="Times New Roman"/>
+          <w:sz w:val="24"/>
+          <w:szCs w:val="24"/>
+        </w:rPr>
+        <w:t>) that shrinks toward zero under Lasso</w:t>
       </w:r>
       <w:r>
         <w:rPr>
@@ -26019,22 +27505,28 @@
     </w:p>
     <w:p>
       <w:pPr>
-        <w:keepNext/>
         <w:spacing w:before="120" w:line="276" w:lineRule="auto"/>
-        <w:jc w:val="both"/>
-      </w:pPr>
-      <w:r>
-        <w:rPr>
-          <w:rFonts w:ascii="Times New Roman" w:eastAsia="Times New Roman" w:hAnsi="Times New Roman"/>
-          <w:noProof/>
-          <w:sz w:val="24"/>
-          <w:szCs w:val="24"/>
-        </w:rPr>
+        <w:jc w:val="center"/>
+        <w:rPr>
+          <w:rFonts w:ascii="Times New Roman" w:eastAsia="Times New Roman" w:hAnsi="Times New Roman"/>
+          <w:sz w:val="24"/>
+          <w:szCs w:val="24"/>
+          <w:lang w:val="vi-VN"/>
+        </w:rPr>
+      </w:pPr>
+      <w:r>
+        <w:rPr>
+          <w:rFonts w:ascii="Times New Roman" w:eastAsia="Times New Roman" w:hAnsi="Times New Roman"/>
+          <w:sz w:val="24"/>
+          <w:szCs w:val="24"/>
+          <w:lang w:val="vi-VN"/>
+        </w:rPr>
+        <w:lastRenderedPageBreak/>
         <w:drawing>
-          <wp:inline distT="0" distB="0" distL="0" distR="0" wp14:anchorId="7874BCC0" wp14:editId="11AC9383">
-            <wp:extent cx="5731510" cy="2270760"/>
-            <wp:effectExtent l="0" t="0" r="2540" b="0"/>
-            <wp:docPr id="1499115381" name="Picture 1"/>
+          <wp:inline distT="0" distB="0" distL="0" distR="0" wp14:anchorId="2358BF2B" wp14:editId="1EAA8D59">
+            <wp:extent cx="5039428" cy="2019582"/>
+            <wp:effectExtent l="0" t="0" r="0" b="0"/>
+            <wp:docPr id="35890662" name="Picture 1"/>
             <wp:cNvGraphicFramePr>
               <a:graphicFrameLocks xmlns:a="http://schemas.openxmlformats.org/drawingml/2006/main" noChangeAspect="1"/>
             </wp:cNvGraphicFramePr>
@@ -26042,11 +27534,11 @@
               <a:graphicData uri="http://schemas.openxmlformats.org/drawingml/2006/picture">
                 <pic:pic xmlns:pic="http://schemas.openxmlformats.org/drawingml/2006/picture">
                   <pic:nvPicPr>
-                    <pic:cNvPr id="1499115381" name=""/>
+                    <pic:cNvPr id="35890662" name=""/>
                     <pic:cNvPicPr/>
                   </pic:nvPicPr>
                   <pic:blipFill>
-                    <a:blip r:embed="rId37"/>
+                    <a:blip r:embed="rId39"/>
                     <a:stretch>
                       <a:fillRect/>
                     </a:stretch>
@@ -26054,7 +27546,7 @@
                   <pic:spPr>
                     <a:xfrm>
                       <a:off x="0" y="0"/>
-                      <a:ext cx="5731510" cy="2270760"/>
+                      <a:ext cx="5039428" cy="2019582"/>
                     </a:xfrm>
                     <a:prstGeom prst="rect">
                       <a:avLst/>
@@ -26119,11 +27611,12 @@
       <w:r>
         <w:rPr>
           <w:rFonts w:ascii="Times New Roman" w:hAnsi="Times New Roman"/>
+          <w:noProof/>
           <w:color w:val="auto"/>
           <w:sz w:val="24"/>
           <w:szCs w:val="24"/>
         </w:rPr>
-        <w:t>8</w:t>
+        <w:t>10</w:t>
       </w:r>
       <w:r>
         <w:rPr>
@@ -26345,7 +27838,6 @@
           <w:szCs w:val="24"/>
           <w:lang w:val="en-US"/>
         </w:rPr>
-        <w:lastRenderedPageBreak/>
         <w:t>Evaluation window: the six most recent months are excluded because offences are still being recorded against them. This aligns the implementation with the commitment made in the Assessment 1 risk analysis.</w:t>
       </w:r>
     </w:p>
@@ -26384,6 +27876,7 @@
           <w:lang w:val="vi-VN"/>
         </w:rPr>
       </w:pPr>
+      <w:proofErr w:type="spellStart"/>
       <w:r>
         <w:rPr>
           <w:rFonts w:ascii="Times New Roman" w:hAnsi="Times New Roman"/>
@@ -26391,7 +27884,47 @@
           <w:szCs w:val="24"/>
           <w:lang w:val="en-US"/>
         </w:rPr>
-        <w:t>Regularised linear regression is appropriate here for three reasons. First, the predictor set is dominated by lagged values of the target at one, three and twelve months, which are strongly correlated with one another; L2 regularisation is designed for exactly this collinearity, and Lasso additionally performs variable selection among competing lags. Second, the panel contains 696 observations across six regions, which is small for high-variance learners and creates a substantial overfitting risk. Third, the end user is an operational planner rather than a data scientist, and linear coefficients can be read directly as the effect of a change in each predictor, supporting the interpretability requirement identified in Assessment 1.</w:t>
+        <w:t>Regularised</w:t>
+      </w:r>
+      <w:proofErr w:type="spellEnd"/>
+      <w:r>
+        <w:rPr>
+          <w:rFonts w:ascii="Times New Roman" w:hAnsi="Times New Roman"/>
+          <w:sz w:val="24"/>
+          <w:szCs w:val="24"/>
+          <w:lang w:val="en-US"/>
+        </w:rPr>
+        <w:t xml:space="preserve"> linear regression is appropriate here for three reasons. First, the predictor set is dominated by lagged values of the target at one, three and twelve months, which are strongly correlated with one another; L2 </w:t>
+      </w:r>
+      <w:proofErr w:type="spellStart"/>
+      <w:r>
+        <w:rPr>
+          <w:rFonts w:ascii="Times New Roman" w:hAnsi="Times New Roman"/>
+          <w:sz w:val="24"/>
+          <w:szCs w:val="24"/>
+          <w:lang w:val="en-US"/>
+        </w:rPr>
+        <w:t>regularisation</w:t>
+      </w:r>
+      <w:proofErr w:type="spellEnd"/>
+      <w:r>
+        <w:rPr>
+          <w:rFonts w:ascii="Times New Roman" w:hAnsi="Times New Roman"/>
+          <w:sz w:val="24"/>
+          <w:szCs w:val="24"/>
+          <w:lang w:val="en-US"/>
+        </w:rPr>
+        <w:t xml:space="preserve"> is designed for exactly this collinearity, and Lasso additionally performs variable selection among competing lags. Second, the panel contains 696 observations across six regions, which is small for high-variance learners and </w:t>
+      </w:r>
+      <w:r>
+        <w:rPr>
+          <w:rFonts w:ascii="Times New Roman" w:hAnsi="Times New Roman"/>
+          <w:sz w:val="24"/>
+          <w:szCs w:val="24"/>
+          <w:lang w:val="en-US"/>
+        </w:rPr>
+        <w:lastRenderedPageBreak/>
+        <w:t>creates a substantial overfitting risk. Third, the end user is an operational planner rather than a data scientist, and linear coefficients can be read directly as the effect of a change in each predictor, supporting the interpretability requirement identified in Assessment 1.</w:t>
       </w:r>
     </w:p>
     <w:p>
@@ -26477,7 +28010,27 @@
           <w:szCs w:val="24"/>
           <w:lang w:val="en-US"/>
         </w:rPr>
-        <w:t>the cross-validation routine fitted the feature scaler on the entire frame before splitting, so each fold was standardised using statistics that included later folds. Scaling is now performed inside a scikit-learn Pipeline, which refits the scaler on each fold's training rows alone.</w:t>
+        <w:t xml:space="preserve">the cross-validation routine fitted the feature scaler on the entire frame before splitting, so each fold was </w:t>
+      </w:r>
+      <w:proofErr w:type="spellStart"/>
+      <w:r>
+        <w:rPr>
+          <w:rFonts w:ascii="Times New Roman" w:hAnsi="Times New Roman"/>
+          <w:sz w:val="24"/>
+          <w:szCs w:val="24"/>
+          <w:lang w:val="en-US"/>
+        </w:rPr>
+        <w:t>standardised</w:t>
+      </w:r>
+      <w:proofErr w:type="spellEnd"/>
+      <w:r>
+        <w:rPr>
+          <w:rFonts w:ascii="Times New Roman" w:hAnsi="Times New Roman"/>
+          <w:sz w:val="24"/>
+          <w:szCs w:val="24"/>
+          <w:lang w:val="en-US"/>
+        </w:rPr>
+        <w:t xml:space="preserve"> using statistics that included later folds. Scaling is now performed inside a scikit-learn Pipeline, which refits the scaler on each fold's training rows alone.</w:t>
       </w:r>
     </w:p>
     <w:p>
@@ -26498,7 +28051,27 @@
           <w:szCs w:val="24"/>
           <w:lang w:val="en-US"/>
         </w:rPr>
-        <w:t>Validation uses rolling-origin backtesting with an expanding window. At each origin the model is refitted on every month strictly earlier than that origin and then asked to predict the month h steps ahead. All predictors are lagged values or deterministic calendar terms, so no information from the target month or later enters the prediction. This measures forecasting performance rather than in-sample fit, and produces a distribution of errors across many origins rather than a single train-test split.</w:t>
+        <w:t xml:space="preserve">Validation uses rolling-origin </w:t>
+      </w:r>
+      <w:proofErr w:type="spellStart"/>
+      <w:r>
+        <w:rPr>
+          <w:rFonts w:ascii="Times New Roman" w:hAnsi="Times New Roman"/>
+          <w:sz w:val="24"/>
+          <w:szCs w:val="24"/>
+          <w:lang w:val="en-US"/>
+        </w:rPr>
+        <w:t>backtesting</w:t>
+      </w:r>
+      <w:proofErr w:type="spellEnd"/>
+      <w:r>
+        <w:rPr>
+          <w:rFonts w:ascii="Times New Roman" w:hAnsi="Times New Roman"/>
+          <w:sz w:val="24"/>
+          <w:szCs w:val="24"/>
+          <w:lang w:val="en-US"/>
+        </w:rPr>
+        <w:t xml:space="preserve"> with an expanding window. At each origin the model is refitted on every month strictly earlier than that origin and then asked to predict the month h steps ahead. All predictors are lagged values or deterministic calendar terms, so no information from the target month or later enters the prediction. This measures forecasting performance rather than in-sample fit, and produces a distribution of errors across many origins rather than a single train-test split.</w:t>
       </w:r>
     </w:p>
     <w:p>
@@ -26576,7 +28149,6 @@
           <w:sz w:val="24"/>
           <w:szCs w:val="24"/>
         </w:rPr>
-        <w:lastRenderedPageBreak/>
         <w:t xml:space="preserve">Table </w:t>
       </w:r>
       <w:r>
@@ -26631,7 +28203,27 @@
           <w:sz w:val="24"/>
           <w:szCs w:val="24"/>
         </w:rPr>
-        <w:t>: Forecast accuracy by horizon, assault rate per 100,000 (rolling-origin backtest)</w:t>
+        <w:t xml:space="preserve">: Forecast accuracy by horizon, assault rate per 100,000 (rolling-origin </w:t>
+      </w:r>
+      <w:proofErr w:type="spellStart"/>
+      <w:r>
+        <w:rPr>
+          <w:rFonts w:ascii="Times New Roman" w:hAnsi="Times New Roman"/>
+          <w:color w:val="auto"/>
+          <w:sz w:val="24"/>
+          <w:szCs w:val="24"/>
+        </w:rPr>
+        <w:t>backtest</w:t>
+      </w:r>
+      <w:proofErr w:type="spellEnd"/>
+      <w:r>
+        <w:rPr>
+          <w:rFonts w:ascii="Times New Roman" w:hAnsi="Times New Roman"/>
+          <w:color w:val="auto"/>
+          <w:sz w:val="24"/>
+          <w:szCs w:val="24"/>
+        </w:rPr>
+        <w:t>)</w:t>
       </w:r>
       <w:bookmarkEnd w:id="60"/>
     </w:p>
@@ -28200,6 +29792,7 @@
                 <w:szCs w:val="24"/>
                 <w:lang w:val="en-US"/>
               </w:rPr>
+              <w:lastRenderedPageBreak/>
               <w:t>Lasso</w:t>
             </w:r>
           </w:p>
@@ -29953,7 +31546,27 @@
           <w:szCs w:val="24"/>
           <w:lang w:val="en-US"/>
         </w:rPr>
-        <w:t>These results are not directly comparable with the single-split comparison reported above. That comparison selects features and ranks models on a single held-out period, whereas the figures here come from repeated out-of-sample forecasts at a fixed horizon with leakage controls applied. Where the two disagree, the backtest is the more conservative estimate of operational performance and is the basis for the recommendation below.</w:t>
+        <w:t xml:space="preserve">These results are not directly comparable with the single-split comparison reported above. That comparison selects features and ranks models on a single held-out period, whereas the figures here come from repeated out-of-sample forecasts at a fixed horizon with leakage controls applied. Where the two disagree, the </w:t>
+      </w:r>
+      <w:proofErr w:type="spellStart"/>
+      <w:r>
+        <w:rPr>
+          <w:rFonts w:ascii="Times New Roman" w:hAnsi="Times New Roman"/>
+          <w:sz w:val="24"/>
+          <w:szCs w:val="24"/>
+          <w:lang w:val="en-US"/>
+        </w:rPr>
+        <w:t>backtest</w:t>
+      </w:r>
+      <w:proofErr w:type="spellEnd"/>
+      <w:r>
+        <w:rPr>
+          <w:rFonts w:ascii="Times New Roman" w:hAnsi="Times New Roman"/>
+          <w:sz w:val="24"/>
+          <w:szCs w:val="24"/>
+          <w:lang w:val="en-US"/>
+        </w:rPr>
+        <w:t xml:space="preserve"> is the more conservative estimate of operational performance and is the basis for the recommendation below.</w:t>
       </w:r>
     </w:p>
     <w:p>
@@ -29974,7 +31587,6 @@
           <w:szCs w:val="24"/>
           <w:lang w:val="en-US"/>
         </w:rPr>
-        <w:lastRenderedPageBreak/>
         <w:t>This is reported as a finding rather than a failure. It indicates that regional assault rates in the Northern Territory are dominated by a slow-moving local level, and that the month-to-month and seasonal structure the regression models attempt to capture contributes little additional predictive information at this level of aggregation. Three factors plausibly contribute: the panel is short relative to the number of parameters; the series contains two documented administrative breaks; and aggregating to six large regions smooths much of the local variation a richer model could exploit.</w:t>
       </w:r>
     </w:p>
@@ -30042,7 +31654,28 @@
           <w:szCs w:val="24"/>
           <w:lang w:val="en-US"/>
         </w:rPr>
-        <w:t>Prediction intervals are constructed empirically from the distribution of backtest residuals rather than from a parametric assumption, since the residuals are not normally distributed. For each horizon the tenth and ninetieth percentiles of the residual distribution are added to the point forecast. Empirical coverage of the resulting intervals is between 78 and 80 per cent against a nominal 80 per cent, indicating the intervals are well calibrated. The intervals are wide, spanning roughly 230 to 246 assaults per 100,000, which is itself an important operational message: forecasts at this granularity carry substantial uncertainty and should be presented to PFES as planning ranges rather than point predictions.</w:t>
+        <w:lastRenderedPageBreak/>
+        <w:t xml:space="preserve">Prediction intervals are constructed empirically from the distribution of </w:t>
+      </w:r>
+      <w:proofErr w:type="spellStart"/>
+      <w:r>
+        <w:rPr>
+          <w:rFonts w:ascii="Times New Roman" w:hAnsi="Times New Roman"/>
+          <w:sz w:val="24"/>
+          <w:szCs w:val="24"/>
+          <w:lang w:val="en-US"/>
+        </w:rPr>
+        <w:t>backtest</w:t>
+      </w:r>
+      <w:proofErr w:type="spellEnd"/>
+      <w:r>
+        <w:rPr>
+          <w:rFonts w:ascii="Times New Roman" w:hAnsi="Times New Roman"/>
+          <w:sz w:val="24"/>
+          <w:szCs w:val="24"/>
+          <w:lang w:val="en-US"/>
+        </w:rPr>
+        <w:t xml:space="preserve"> residuals rather than from a parametric assumption, since the residuals are not normally distributed. For each horizon the tenth and ninetieth percentiles of the residual distribution are added to the point forecast. Empirical coverage of the resulting intervals is between 78 and 80 per cent against a nominal 80 per cent, indicating the intervals are well calibrated. The intervals are wide, spanning roughly 230 to 246 assaults per 100,000, which is itself an important operational message: forecasts at this granularity carry substantial uncertainty and should be presented to PFES as planning ranges rather than point predictions.</w:t>
       </w:r>
     </w:p>
     <w:p>
@@ -30088,7 +31721,27 @@
           <w:szCs w:val="24"/>
           <w:lang w:val="en-US"/>
         </w:rPr>
-        <w:t>Binary indicators were added for the two documented changes in crime recording: the transition from PROMIS to SerPro from December 2023, and the ANZSOC reclassification from April 2025. Including these indicators did not change cross-validation error, because the cross-validation period ends in 2022 and both indicators are therefore constant across every fold. They are retained because they are active in the evaluation period and because omitting a known level shift would bias the coefficients on the lag terms. This null result in cross-validation is reported explicitly rather than left implicit.</w:t>
+        <w:t xml:space="preserve">Binary indicators were added for the two documented changes in crime recording: the transition from PROMIS to </w:t>
+      </w:r>
+      <w:proofErr w:type="spellStart"/>
+      <w:r>
+        <w:rPr>
+          <w:rFonts w:ascii="Times New Roman" w:hAnsi="Times New Roman"/>
+          <w:sz w:val="24"/>
+          <w:szCs w:val="24"/>
+          <w:lang w:val="en-US"/>
+        </w:rPr>
+        <w:t>SerPro</w:t>
+      </w:r>
+      <w:proofErr w:type="spellEnd"/>
+      <w:r>
+        <w:rPr>
+          <w:rFonts w:ascii="Times New Roman" w:hAnsi="Times New Roman"/>
+          <w:sz w:val="24"/>
+          <w:szCs w:val="24"/>
+          <w:lang w:val="en-US"/>
+        </w:rPr>
+        <w:t xml:space="preserve"> from December 2023, and the ANZSOC reclassification from April 2025. Including these indicators did not change cross-validation error, because the cross-validation period ends in 2022 and both indicators are therefore constant across every fold. They are retained because they are active in the evaluation period and because omitting a known level shift would bias the coefficients on the lag terms. This null result in cross-validation is reported explicitly rather than left implicit.</w:t>
       </w:r>
     </w:p>
     <w:p>
@@ -30134,7 +31787,27 @@
           <w:szCs w:val="24"/>
           <w:lang w:val="en-US"/>
         </w:rPr>
-        <w:t>Forecast error is tracked as a rolling three-month MAE on the rate scale. A drift alert is raised when this rolling error exceeds the backtest MAE for the corresponding horizon by more than 50 per cent, which for the three-month horizon corresponds to a threshold of approximately 112 assaults per 100,000. Models are refitted monthly on the full available history when new crime data is published, rather than on a fixed schedule, so that each refit incorporates the most recent complete month.</w:t>
+        <w:t xml:space="preserve">Forecast error is tracked as a rolling three-month MAE on the rate scale. A drift alert is raised when this rolling error exceeds the </w:t>
+      </w:r>
+      <w:proofErr w:type="spellStart"/>
+      <w:r>
+        <w:rPr>
+          <w:rFonts w:ascii="Times New Roman" w:hAnsi="Times New Roman"/>
+          <w:sz w:val="24"/>
+          <w:szCs w:val="24"/>
+          <w:lang w:val="en-US"/>
+        </w:rPr>
+        <w:t>backtest</w:t>
+      </w:r>
+      <w:proofErr w:type="spellEnd"/>
+      <w:r>
+        <w:rPr>
+          <w:rFonts w:ascii="Times New Roman" w:hAnsi="Times New Roman"/>
+          <w:sz w:val="24"/>
+          <w:szCs w:val="24"/>
+          <w:lang w:val="en-US"/>
+        </w:rPr>
+        <w:t xml:space="preserve"> MAE for the corresponding horizon by more than 50 per cent, which for the three-month horizon corresponds to a threshold of approximately 112 assaults per 100,000. Models are refitted monthly on the full available history when new crime data is published, rather than on a fixed schedule, so that each refit incorporates the most recent complete month.</w:t>
       </w:r>
     </w:p>
     <w:p>
@@ -30155,7 +31828,27 @@
           <w:szCs w:val="24"/>
           <w:lang w:val="en-US"/>
         </w:rPr>
-        <w:t>Assessment 1 described an incremental learning stage, and the feedback correctly questioned whether the selected approach supports it. It does not: neither Ridge nor Lasso in scikit-learn implements partial_fit, so parameters cannot be updated online from streaming data. The stage is therefore clarified as scheduled full retraining on an expanded training window, not online parameter updating.</w:t>
+        <w:t xml:space="preserve">Assessment 1 described an incremental learning stage, and the feedback correctly questioned whether the selected approach supports it. It does not: neither Ridge nor Lasso in scikit-learn implements </w:t>
+      </w:r>
+      <w:proofErr w:type="spellStart"/>
+      <w:r>
+        <w:rPr>
+          <w:rFonts w:ascii="Times New Roman" w:hAnsi="Times New Roman"/>
+          <w:sz w:val="24"/>
+          <w:szCs w:val="24"/>
+          <w:lang w:val="en-US"/>
+        </w:rPr>
+        <w:t>partial_fit</w:t>
+      </w:r>
+      <w:proofErr w:type="spellEnd"/>
+      <w:r>
+        <w:rPr>
+          <w:rFonts w:ascii="Times New Roman" w:hAnsi="Times New Roman"/>
+          <w:sz w:val="24"/>
+          <w:szCs w:val="24"/>
+          <w:lang w:val="en-US"/>
+        </w:rPr>
+        <w:t>, so parameters cannot be updated online from streaming data. The stage is therefore clarified as scheduled full retraining on an expanded training window, not online parameter updating.</w:t>
       </w:r>
     </w:p>
     <w:p>
@@ -30180,7 +31873,6 @@
           <w:szCs w:val="24"/>
           <w:lang w:val="en-US"/>
         </w:rPr>
-        <w:lastRenderedPageBreak/>
         <w:t>Limitations and next steps</w:t>
       </w:r>
     </w:p>
@@ -30260,6 +31952,7 @@
           <w:szCs w:val="24"/>
           <w:lang w:val="en-AU"/>
         </w:rPr>
+        <w:lastRenderedPageBreak/>
         <w:t>Implementation progress</w:t>
       </w:r>
       <w:bookmarkEnd w:id="61"/>
@@ -30478,7 +32171,27 @@
           <w:szCs w:val="24"/>
           <w:lang w:eastAsia="en-US"/>
         </w:rPr>
-        <w:t xml:space="preserve"> Baseline pipeline covers EDA, PCA, feature-variant selection, multicollinearity screening, and four candidate models. A second, independent module (evaluation.py) adds naive baselines, leakage-free feature selection, rolling-origin backtesting, and empirical prediction intervals, responding directly to the Assessment 1 feedback on validation rigour (Section 4.6, Hendrick).</w:t>
+        <w:t xml:space="preserve"> Baseline pipeline covers EDA, PCA, feature-variant selection, multicollinearity screening, and four candidate models. A second, independent module (evaluation.py) adds naive baselines, leakage-free feature selection, rolling-origin </w:t>
+      </w:r>
+      <w:proofErr w:type="spellStart"/>
+      <w:r>
+        <w:rPr>
+          <w:rFonts w:ascii="Times New Roman" w:eastAsia="Times New Roman" w:hAnsi="Times New Roman"/>
+          <w:sz w:val="24"/>
+          <w:szCs w:val="24"/>
+          <w:lang w:eastAsia="en-US"/>
+        </w:rPr>
+        <w:t>backtesting</w:t>
+      </w:r>
+      <w:proofErr w:type="spellEnd"/>
+      <w:r>
+        <w:rPr>
+          <w:rFonts w:ascii="Times New Roman" w:eastAsia="Times New Roman" w:hAnsi="Times New Roman"/>
+          <w:sz w:val="24"/>
+          <w:szCs w:val="24"/>
+          <w:lang w:eastAsia="en-US"/>
+        </w:rPr>
+        <w:t>, and empirical prediction intervals, responding directly to the Assessment 1 feedback on validation rigour (Section 4.6, Hendrick).</w:t>
       </w:r>
     </w:p>
     <w:p>
@@ -30656,7 +32369,6 @@
           <w:sz w:val="24"/>
           <w:szCs w:val="24"/>
         </w:rPr>
-        <w:lastRenderedPageBreak/>
         <w:t xml:space="preserve">Table </w:t>
       </w:r>
       <w:r>
@@ -30985,7 +32697,27 @@
                 <w:szCs w:val="24"/>
                 <w:lang w:val="en-AU"/>
               </w:rPr>
-              <w:t>GitHub repository with README; Streamlit account set up; draft problem statement</w:t>
+              <w:t xml:space="preserve">GitHub repository with README; </w:t>
+            </w:r>
+            <w:proofErr w:type="spellStart"/>
+            <w:r>
+              <w:rPr>
+                <w:rFonts w:ascii="Times New Roman" w:eastAsia="Times New Roman" w:hAnsi="Times New Roman" w:cs="Times New Roman"/>
+                <w:sz w:val="24"/>
+                <w:szCs w:val="24"/>
+                <w:lang w:val="en-AU"/>
+              </w:rPr>
+              <w:t>Streamlit</w:t>
+            </w:r>
+            <w:proofErr w:type="spellEnd"/>
+            <w:r>
+              <w:rPr>
+                <w:rFonts w:ascii="Times New Roman" w:eastAsia="Times New Roman" w:hAnsi="Times New Roman" w:cs="Times New Roman"/>
+                <w:sz w:val="24"/>
+                <w:szCs w:val="24"/>
+                <w:lang w:val="en-AU"/>
+              </w:rPr>
+              <w:t xml:space="preserve"> account set up; draft problem statement</w:t>
             </w:r>
           </w:p>
         </w:tc>
@@ -31132,7 +32864,17 @@
                 <w:szCs w:val="24"/>
                 <w:lang w:val="en-AU"/>
               </w:rPr>
-              <w:t>Architecture diagram; project management board populated; confirmed data sources</w:t>
+              <w:t xml:space="preserve">Architecture diagram; project management board </w:t>
+            </w:r>
+            <w:r>
+              <w:rPr>
+                <w:rFonts w:ascii="Times New Roman" w:eastAsia="Times New Roman" w:hAnsi="Times New Roman" w:cs="Times New Roman"/>
+                <w:sz w:val="24"/>
+                <w:szCs w:val="24"/>
+                <w:lang w:val="en-AU"/>
+              </w:rPr>
+              <w:lastRenderedPageBreak/>
+              <w:t>populated; confirmed data sources</w:t>
             </w:r>
           </w:p>
         </w:tc>
@@ -31161,6 +32903,7 @@
                 <w:szCs w:val="24"/>
                 <w:lang w:val="en-AU"/>
               </w:rPr>
+              <w:lastRenderedPageBreak/>
               <w:t>All</w:t>
             </w:r>
           </w:p>
@@ -32055,7 +33798,6 @@
                 <w:szCs w:val="24"/>
                 <w:lang w:val="en-AU"/>
               </w:rPr>
-              <w:lastRenderedPageBreak/>
               <w:t>8</w:t>
             </w:r>
           </w:p>
@@ -32388,6 +34130,7 @@
                 <w:szCs w:val="24"/>
                 <w:lang w:val="en-AU"/>
               </w:rPr>
+              <w:lastRenderedPageBreak/>
               <w:t>10</w:t>
             </w:r>
           </w:p>
@@ -32417,7 +34160,27 @@
                 <w:szCs w:val="24"/>
                 <w:lang w:val="en-AU"/>
               </w:rPr>
-              <w:t>Incorporate feedback; finalise dashboard;  deploy to Streamlit Community Cloud; implement monitoring and retraining logic</w:t>
+              <w:t xml:space="preserve">Incorporate feedback; finalise dashboard;  deploy to </w:t>
+            </w:r>
+            <w:proofErr w:type="spellStart"/>
+            <w:r>
+              <w:rPr>
+                <w:rFonts w:ascii="Times New Roman" w:eastAsia="Times New Roman" w:hAnsi="Times New Roman" w:cs="Times New Roman"/>
+                <w:sz w:val="24"/>
+                <w:szCs w:val="24"/>
+                <w:lang w:val="en-AU"/>
+              </w:rPr>
+              <w:t>Streamlit</w:t>
+            </w:r>
+            <w:proofErr w:type="spellEnd"/>
+            <w:r>
+              <w:rPr>
+                <w:rFonts w:ascii="Times New Roman" w:eastAsia="Times New Roman" w:hAnsi="Times New Roman" w:cs="Times New Roman"/>
+                <w:sz w:val="24"/>
+                <w:szCs w:val="24"/>
+                <w:lang w:val="en-AU"/>
+              </w:rPr>
+              <w:t xml:space="preserve"> Community Cloud; implement monitoring and retraining logic</w:t>
             </w:r>
           </w:p>
         </w:tc>
@@ -32991,7 +34754,6 @@
           <w:rStyle w:val="normaltextrun"/>
           <w:lang w:val="en-AU"/>
         </w:rPr>
-        <w:lastRenderedPageBreak/>
         <w:t>In addition, all predictive analytics activities seek to comply with ethical standards to minimise bias, promote transparency, and support fair decision-making. Forecasting</w:t>
       </w:r>
       <w:r>
@@ -33089,6 +34851,7 @@
           <w:sz w:val="24"/>
           <w:szCs w:val="24"/>
         </w:rPr>
+        <w:lastRenderedPageBreak/>
         <w:t>The project has six main risks. These risks will be reviewed during each assessment milestone and updated when needed.</w:t>
       </w:r>
     </w:p>
@@ -33103,7 +34866,25 @@
           <w:sz w:val="24"/>
           <w:szCs w:val="24"/>
         </w:rPr>
-        <w:t>The first risk is changes in the crime data. The transition from PROMIS to SerPro in November 2023 and the ANZSOC classification transition in April 2025 may pose challenges in comparing old and new crime data. To minimise this risk, both transitions will be incorporated into the model.</w:t>
+        <w:t xml:space="preserve">The first risk is changes in the crime data. The transition from PROMIS to </w:t>
+      </w:r>
+      <w:proofErr w:type="spellStart"/>
+      <w:r>
+        <w:rPr>
+          <w:rFonts w:ascii="Times New Roman" w:eastAsia="Times New Roman" w:hAnsi="Times New Roman"/>
+          <w:sz w:val="24"/>
+          <w:szCs w:val="24"/>
+        </w:rPr>
+        <w:t>SerPro</w:t>
+      </w:r>
+      <w:proofErr w:type="spellEnd"/>
+      <w:r>
+        <w:rPr>
+          <w:rFonts w:ascii="Times New Roman" w:eastAsia="Times New Roman" w:hAnsi="Times New Roman"/>
+          <w:sz w:val="24"/>
+          <w:szCs w:val="24"/>
+        </w:rPr>
+        <w:t xml:space="preserve"> in November 2023 and the ANZSOC classification transition in April 2025 may pose challenges in comparing old and new crime data. To minimise this risk, both transitions will be incorporated into the model.</w:t>
       </w:r>
     </w:p>
     <w:p>
@@ -33226,7 +35007,25 @@
           <w:sz w:val="24"/>
           <w:szCs w:val="24"/>
         </w:rPr>
-        <w:t xml:space="preserve"> absent from both crime files due to the PROMIS-to-SerPro transition</w:t>
+        <w:t xml:space="preserve"> absent from both crime files due to the PROMIS-to-</w:t>
+      </w:r>
+      <w:proofErr w:type="spellStart"/>
+      <w:r>
+        <w:rPr>
+          <w:rFonts w:ascii="Times New Roman" w:eastAsia="Times New Roman" w:hAnsi="Times New Roman"/>
+          <w:sz w:val="24"/>
+          <w:szCs w:val="24"/>
+        </w:rPr>
+        <w:t>SerPro</w:t>
+      </w:r>
+      <w:proofErr w:type="spellEnd"/>
+      <w:r>
+        <w:rPr>
+          <w:rFonts w:ascii="Times New Roman" w:eastAsia="Times New Roman" w:hAnsi="Times New Roman"/>
+          <w:sz w:val="24"/>
+          <w:szCs w:val="24"/>
+        </w:rPr>
+        <w:t xml:space="preserve"> transition</w:t>
       </w:r>
       <w:r>
         <w:rPr>
@@ -33243,7 +35042,25 @@
           <w:sz w:val="24"/>
           <w:szCs w:val="24"/>
         </w:rPr>
-        <w:t xml:space="preserve"> was identified and retained as NaN rather than imputed, to avoid introducing artificial values into the time series. The ANZSOC category-label mismatch between the two crime files also required a manual translation table to ensure consistent offence classification across the full study period. Both issues are now resolved in the pipeline and documented in the repository change log.</w:t>
+        <w:t xml:space="preserve"> was identified and retained as </w:t>
+      </w:r>
+      <w:proofErr w:type="spellStart"/>
+      <w:r>
+        <w:rPr>
+          <w:rFonts w:ascii="Times New Roman" w:eastAsia="Times New Roman" w:hAnsi="Times New Roman"/>
+          <w:sz w:val="24"/>
+          <w:szCs w:val="24"/>
+        </w:rPr>
+        <w:t>NaN</w:t>
+      </w:r>
+      <w:proofErr w:type="spellEnd"/>
+      <w:r>
+        <w:rPr>
+          <w:rFonts w:ascii="Times New Roman" w:eastAsia="Times New Roman" w:hAnsi="Times New Roman"/>
+          <w:sz w:val="24"/>
+          <w:szCs w:val="24"/>
+        </w:rPr>
+        <w:t xml:space="preserve"> rather than imputed, to avoid introducing artificial values into the time series. The ANZSOC category-label mismatch between the two crime files also required a manual translation table to ensure consistent offence classification across the full study period. Both issues are now resolved in the pipeline and documented in the repository change log.</w:t>
       </w:r>
     </w:p>
     <w:p>
@@ -33277,7 +35094,6 @@
           <w:szCs w:val="24"/>
           <w:lang w:val="en-AU"/>
         </w:rPr>
-        <w:lastRenderedPageBreak/>
         <w:t>Ethics, privacy and security considerations</w:t>
       </w:r>
       <w:bookmarkEnd w:id="67"/>
@@ -33349,7 +35165,16 @@
           <w:sz w:val="24"/>
           <w:szCs w:val="24"/>
         </w:rPr>
-        <w:t>Aboriginal people are strongly represented in NT crime statistics (Northern Territory Police Force, 2025), so the data must be used carefully and respectfully. The project follows the CARE Principles (Carroll et al., 2020) and the AIATSIS Code of Ethics (AIATSIS, 2020). The model will only make predictions at the regional and monthly level and will not make predictions based on Indigenous status.</w:t>
+        <w:t xml:space="preserve">Aboriginal people are strongly represented in NT crime statistics (Northern Territory Police Force, 2025), so the data must be used carefully and respectfully. The project follows the CARE Principles (Carroll et al., 2020) and the AIATSIS Code of Ethics (AIATSIS, 2020). The model </w:t>
+      </w:r>
+      <w:r>
+        <w:rPr>
+          <w:rFonts w:ascii="Times New Roman" w:eastAsia="Times New Roman" w:hAnsi="Times New Roman"/>
+          <w:sz w:val="24"/>
+          <w:szCs w:val="24"/>
+        </w:rPr>
+        <w:lastRenderedPageBreak/>
+        <w:t>will only make predictions at the regional and monthly level and will not make predictions based on Indigenous status.</w:t>
       </w:r>
     </w:p>
     <w:p>
@@ -33534,16 +35359,7 @@
           <w:sz w:val="24"/>
           <w:szCs w:val="24"/>
         </w:rPr>
-        <w:t xml:space="preserve">All major Assessment 1 feedback points have now been addressed. The 5Vs characterisation, and leakage-free validation directly respond to the modelling feedback. The storage-architecture concern has been acknowledged with a documented justification for retaining GitHub at this milestone and a plan to revisit if concurrent access becomes necessary. Governance has been strengthened with formal working agreements covering pull request reviews, Jira completion criteria, and change logging. The ethics section has been expanded to address over-policing risks explicitly. The main items still in progress are the dashboard, </w:t>
-      </w:r>
-      <w:r>
-        <w:rPr>
-          <w:rFonts w:ascii="Times New Roman" w:eastAsia="Times New Roman" w:hAnsi="Times New Roman"/>
-          <w:sz w:val="24"/>
-          <w:szCs w:val="24"/>
-        </w:rPr>
-        <w:lastRenderedPageBreak/>
-        <w:t>deployment, and monitoring stages, which are scheduled for Weeks 8 and 10 per the workflow plan.</w:t>
+        <w:t>All major Assessment 1 feedback points have now been addressed. The 5Vs characterisation, and leakage-free validation directly respond to the modelling feedback. The storage-architecture concern has been acknowledged with a documented justification for retaining GitHub at this milestone and a plan to revisit if concurrent access becomes necessary. Governance has been strengthened with formal working agreements covering pull request reviews, Jira completion criteria, and change logging. The ethics section has been expanded to address over-policing risks explicitly. The main items still in progress are the dashboard, deployment, and monitoring stages, which are scheduled for Weeks 8 and 10 per the workflow plan.</w:t>
       </w:r>
     </w:p>
     <w:p>
@@ -33669,7 +35485,47 @@
           <w:szCs w:val="24"/>
           <w:lang w:eastAsia="en-US"/>
         </w:rPr>
-        <w:t>Two undeclared dependencies (xgboost, openpyxl) that broke the pipeline on any machine but the original developer's.</w:t>
+        <w:t>Two undeclared dependencies (</w:t>
+      </w:r>
+      <w:proofErr w:type="spellStart"/>
+      <w:r>
+        <w:rPr>
+          <w:rFonts w:ascii="Times New Roman" w:eastAsia="Times New Roman" w:hAnsi="Times New Roman"/>
+          <w:sz w:val="24"/>
+          <w:szCs w:val="24"/>
+          <w:lang w:eastAsia="en-US"/>
+        </w:rPr>
+        <w:t>xgboost</w:t>
+      </w:r>
+      <w:proofErr w:type="spellEnd"/>
+      <w:r>
+        <w:rPr>
+          <w:rFonts w:ascii="Times New Roman" w:eastAsia="Times New Roman" w:hAnsi="Times New Roman"/>
+          <w:sz w:val="24"/>
+          <w:szCs w:val="24"/>
+          <w:lang w:eastAsia="en-US"/>
+        </w:rPr>
+        <w:t xml:space="preserve">, </w:t>
+      </w:r>
+      <w:proofErr w:type="spellStart"/>
+      <w:r>
+        <w:rPr>
+          <w:rFonts w:ascii="Times New Roman" w:eastAsia="Times New Roman" w:hAnsi="Times New Roman"/>
+          <w:sz w:val="24"/>
+          <w:szCs w:val="24"/>
+          <w:lang w:eastAsia="en-US"/>
+        </w:rPr>
+        <w:t>openpyxl</w:t>
+      </w:r>
+      <w:proofErr w:type="spellEnd"/>
+      <w:r>
+        <w:rPr>
+          <w:rFonts w:ascii="Times New Roman" w:eastAsia="Times New Roman" w:hAnsi="Times New Roman"/>
+          <w:sz w:val="24"/>
+          <w:szCs w:val="24"/>
+          <w:lang w:eastAsia="en-US"/>
+        </w:rPr>
+        <w:t>) that broke the pipeline on any machine but the original developer's.</w:t>
       </w:r>
     </w:p>
     <w:p>
@@ -33719,6 +35575,7 @@
           <w:szCs w:val="24"/>
           <w:lang w:eastAsia="en-US"/>
         </w:rPr>
+        <w:lastRenderedPageBreak/>
         <w:t>A duplicated function definition from a Git merge, with a missing argument in the abandoned copy.</w:t>
       </w:r>
     </w:p>
@@ -33806,7 +35663,61 @@
           <w:sz w:val="24"/>
           <w:szCs w:val="24"/>
         </w:rPr>
-        <w:t>The team commits pipeline outputs (eda_plots/, regression_plots/, dataset/raw/, dataset/processed/) to GitHub rather than .gitignore-excluding them, so markers can inspect results without re-running the pipeline, trading occasional merge conflicts on regenerated images for the reproducibility</w:t>
+        <w:t>The team commits pipeline outputs (</w:t>
+      </w:r>
+      <w:proofErr w:type="spellStart"/>
+      <w:r>
+        <w:rPr>
+          <w:rFonts w:ascii="Times New Roman" w:eastAsia="Times New Roman" w:hAnsi="Times New Roman"/>
+          <w:sz w:val="24"/>
+          <w:szCs w:val="24"/>
+        </w:rPr>
+        <w:t>eda_plots</w:t>
+      </w:r>
+      <w:proofErr w:type="spellEnd"/>
+      <w:r>
+        <w:rPr>
+          <w:rFonts w:ascii="Times New Roman" w:eastAsia="Times New Roman" w:hAnsi="Times New Roman"/>
+          <w:sz w:val="24"/>
+          <w:szCs w:val="24"/>
+        </w:rPr>
+        <w:t xml:space="preserve">/, </w:t>
+      </w:r>
+      <w:proofErr w:type="spellStart"/>
+      <w:r>
+        <w:rPr>
+          <w:rFonts w:ascii="Times New Roman" w:eastAsia="Times New Roman" w:hAnsi="Times New Roman"/>
+          <w:sz w:val="24"/>
+          <w:szCs w:val="24"/>
+        </w:rPr>
+        <w:t>regression_plots</w:t>
+      </w:r>
+      <w:proofErr w:type="spellEnd"/>
+      <w:r>
+        <w:rPr>
+          <w:rFonts w:ascii="Times New Roman" w:eastAsia="Times New Roman" w:hAnsi="Times New Roman"/>
+          <w:sz w:val="24"/>
+          <w:szCs w:val="24"/>
+        </w:rPr>
+        <w:t>/, dataset/raw/, dataset/processed/) to GitHub rather than .</w:t>
+      </w:r>
+      <w:proofErr w:type="spellStart"/>
+      <w:r>
+        <w:rPr>
+          <w:rFonts w:ascii="Times New Roman" w:eastAsia="Times New Roman" w:hAnsi="Times New Roman"/>
+          <w:sz w:val="24"/>
+          <w:szCs w:val="24"/>
+        </w:rPr>
+        <w:t>gitignore</w:t>
+      </w:r>
+      <w:proofErr w:type="spellEnd"/>
+      <w:r>
+        <w:rPr>
+          <w:rFonts w:ascii="Times New Roman" w:eastAsia="Times New Roman" w:hAnsi="Times New Roman"/>
+          <w:sz w:val="24"/>
+          <w:szCs w:val="24"/>
+        </w:rPr>
+        <w:t>-excluding them, so markers can inspect results without re-running the pipeline, trading occasional merge conflicts on regenerated images for the reproducibility</w:t>
       </w:r>
       <w:r>
         <w:rPr>
@@ -33890,7 +35801,7 @@
         </w:rPr>
         <w:t xml:space="preserve">. </w:t>
       </w:r>
-      <w:hyperlink r:id="rId38">
+      <w:hyperlink r:id="rId40">
         <w:r>
           <w:rPr>
             <w:rStyle w:val="Hyperlink"/>
@@ -33947,7 +35858,7 @@
         </w:rPr>
         <w:t xml:space="preserve">. ABS. </w:t>
       </w:r>
-      <w:hyperlink r:id="rId39">
+      <w:hyperlink r:id="rId41">
         <w:r>
           <w:rPr>
             <w:rStyle w:val="Hyperlink"/>
@@ -33986,7 +35897,7 @@
         </w:rPr>
         <w:t xml:space="preserve">Australian Institute of Aboriginal and Torres Strait Islander Studies. (2020). AIATSIS Code of Ethics for Aboriginal and Torres Strait Islander Research. AIATSIS. </w:t>
       </w:r>
-      <w:hyperlink r:id="rId40">
+      <w:hyperlink r:id="rId42">
         <w:r>
           <w:rPr>
             <w:rStyle w:val="Hyperlink"/>
@@ -34015,9 +35926,45 @@
           <w:sz w:val="24"/>
           <w:szCs w:val="24"/>
         </w:rPr>
-        <w:t xml:space="preserve">Carroll, S. R., Garba, I., Figueroa-Rodríguez, O. L., Holbrook, J., Lovett, R., Materechera, S., Parsons, M., Raseroka, K., Rodriguez-Lonebear, D., Rowe, R., Sara, R., Walker, J. D., Anderson, J., &amp; Hudson, M. (2020). The CARE Principles for Indigenous Data Governance. Data Science Journal, 19(1), 1–12. </w:t>
-      </w:r>
-      <w:hyperlink r:id="rId41">
+        <w:t xml:space="preserve">Carroll, S. R., Garba, I., Figueroa-Rodríguez, O. L., Holbrook, J., Lovett, R., </w:t>
+      </w:r>
+      <w:proofErr w:type="spellStart"/>
+      <w:r>
+        <w:rPr>
+          <w:rFonts w:ascii="Times New Roman" w:eastAsia="Times New Roman" w:hAnsi="Times New Roman"/>
+          <w:sz w:val="24"/>
+          <w:szCs w:val="24"/>
+        </w:rPr>
+        <w:t>Materechera</w:t>
+      </w:r>
+      <w:proofErr w:type="spellEnd"/>
+      <w:r>
+        <w:rPr>
+          <w:rFonts w:ascii="Times New Roman" w:eastAsia="Times New Roman" w:hAnsi="Times New Roman"/>
+          <w:sz w:val="24"/>
+          <w:szCs w:val="24"/>
+        </w:rPr>
+        <w:t xml:space="preserve">, S., Parsons, M., </w:t>
+      </w:r>
+      <w:proofErr w:type="spellStart"/>
+      <w:r>
+        <w:rPr>
+          <w:rFonts w:ascii="Times New Roman" w:eastAsia="Times New Roman" w:hAnsi="Times New Roman"/>
+          <w:sz w:val="24"/>
+          <w:szCs w:val="24"/>
+        </w:rPr>
+        <w:t>Raseroka</w:t>
+      </w:r>
+      <w:proofErr w:type="spellEnd"/>
+      <w:r>
+        <w:rPr>
+          <w:rFonts w:ascii="Times New Roman" w:eastAsia="Times New Roman" w:hAnsi="Times New Roman"/>
+          <w:sz w:val="24"/>
+          <w:szCs w:val="24"/>
+        </w:rPr>
+        <w:t xml:space="preserve">, K., Rodriguez-Lonebear, D., Rowe, R., Sara, R., Walker, J. D., Anderson, J., &amp; Hudson, M. (2020). The CARE Principles for Indigenous Data Governance. Data Science Journal, 19(1), 1–12. </w:t>
+      </w:r>
+      <w:hyperlink r:id="rId43">
         <w:r>
           <w:rPr>
             <w:rStyle w:val="Hyperlink"/>
@@ -34066,7 +36013,7 @@
         </w:rPr>
         <w:t xml:space="preserve">. Abc.net.au; ABC News. </w:t>
       </w:r>
-      <w:hyperlink r:id="rId42">
+      <w:hyperlink r:id="rId44">
         <w:r>
           <w:rPr>
             <w:rStyle w:val="Hyperlink"/>
@@ -34092,7 +36039,7 @@
         </w:rPr>
         <w:t xml:space="preserve">Northern Territory Government. (2026). NT crime statistics march 2026 - NTG open data portal. </w:t>
       </w:r>
-      <w:hyperlink r:id="rId43" w:history="1">
+      <w:hyperlink r:id="rId45" w:history="1">
         <w:r>
           <w:rPr>
             <w:rStyle w:val="Hyperlink"/>
@@ -34144,7 +36091,7 @@
         </w:rPr>
         <w:t xml:space="preserve">. </w:t>
       </w:r>
-      <w:hyperlink r:id="rId44">
+      <w:hyperlink r:id="rId46">
         <w:r>
           <w:rPr>
             <w:rStyle w:val="Hyperlink"/>
@@ -34178,7 +36125,29 @@
           <w:sz w:val="24"/>
           <w:szCs w:val="24"/>
         </w:rPr>
-        <w:t>Operation ventura | NT police, fire &amp; emergency services</w:t>
+        <w:t xml:space="preserve">Operation </w:t>
+      </w:r>
+      <w:proofErr w:type="spellStart"/>
+      <w:r>
+        <w:rPr>
+          <w:rFonts w:ascii="Times New Roman" w:eastAsia="Times New Roman" w:hAnsi="Times New Roman"/>
+          <w:i/>
+          <w:iCs/>
+          <w:sz w:val="24"/>
+          <w:szCs w:val="24"/>
+        </w:rPr>
+        <w:t>ventura</w:t>
+      </w:r>
+      <w:proofErr w:type="spellEnd"/>
+      <w:r>
+        <w:rPr>
+          <w:rFonts w:ascii="Times New Roman" w:eastAsia="Times New Roman" w:hAnsi="Times New Roman"/>
+          <w:i/>
+          <w:iCs/>
+          <w:sz w:val="24"/>
+          <w:szCs w:val="24"/>
+        </w:rPr>
+        <w:t xml:space="preserve"> | NT police, fire &amp; emergency services</w:t>
       </w:r>
       <w:r>
         <w:rPr>
@@ -34188,7 +36157,7 @@
         </w:rPr>
         <w:t xml:space="preserve">. NT Police, Fire &amp; Emergency Services. </w:t>
       </w:r>
-      <w:hyperlink r:id="rId45">
+      <w:hyperlink r:id="rId47">
         <w:r>
           <w:rPr>
             <w:rStyle w:val="Hyperlink"/>
@@ -34237,7 +36206,7 @@
         </w:rPr>
         <w:t xml:space="preserve">  </w:t>
       </w:r>
-      <w:hyperlink r:id="rId46">
+      <w:hyperlink r:id="rId48">
         <w:r>
           <w:rPr>
             <w:rStyle w:val="Hyperlink"/>
@@ -34276,6 +36245,7 @@
           <w:szCs w:val="24"/>
           <w:lang w:val="en-US"/>
         </w:rPr>
+        <w:lastRenderedPageBreak/>
         <w:t xml:space="preserve">Baird, A., While, D., Flynn, S., Ibrahim, S., Kapur, N., Appleby, L., &amp; Shaw, J. (2019). Do homicide rates increase during weekends and national holidays? </w:t>
       </w:r>
       <w:r>
@@ -34477,6 +36447,7 @@
           <w:lang w:val="en-US"/>
         </w:rPr>
       </w:pPr>
+      <w:proofErr w:type="spellStart"/>
       <w:r>
         <w:rPr>
           <w:rFonts w:ascii="Times New Roman" w:eastAsia="Times New Roman" w:hAnsi="Times New Roman"/>
@@ -34484,7 +36455,17 @@
           <w:szCs w:val="24"/>
           <w:lang w:val="en-US"/>
         </w:rPr>
-        <w:t xml:space="preserve">Dertli, H. I., Hayes, D. B., &amp; Zorn, T. G. (2024). Effects of multicollinearity and data granularity on regression models of stream temperature. </w:t>
+        <w:t>Dertli</w:t>
+      </w:r>
+      <w:proofErr w:type="spellEnd"/>
+      <w:r>
+        <w:rPr>
+          <w:rFonts w:ascii="Times New Roman" w:eastAsia="Times New Roman" w:hAnsi="Times New Roman"/>
+          <w:sz w:val="24"/>
+          <w:szCs w:val="24"/>
+          <w:lang w:val="en-US"/>
+        </w:rPr>
+        <w:t xml:space="preserve">, H. I., Hayes, D. B., &amp; Zorn, T. G. (2024). Effects of multicollinearity and data granularity on regression models of stream temperature. </w:t>
       </w:r>
       <w:r>
         <w:rPr>
@@ -34557,7 +36538,31 @@
           <w:szCs w:val="24"/>
           <w:lang w:val="en-US"/>
         </w:rPr>
-        <w:t>Pess+ pelss 2022; power and energy student summit</w:t>
+        <w:t xml:space="preserve">Pess+ </w:t>
+      </w:r>
+      <w:proofErr w:type="spellStart"/>
+      <w:r>
+        <w:rPr>
+          <w:rFonts w:ascii="Times New Roman" w:eastAsia="Times New Roman" w:hAnsi="Times New Roman"/>
+          <w:i/>
+          <w:iCs/>
+          <w:sz w:val="24"/>
+          <w:szCs w:val="24"/>
+          <w:lang w:val="en-US"/>
+        </w:rPr>
+        <w:t>pelss</w:t>
+      </w:r>
+      <w:proofErr w:type="spellEnd"/>
+      <w:r>
+        <w:rPr>
+          <w:rFonts w:ascii="Times New Roman" w:eastAsia="Times New Roman" w:hAnsi="Times New Roman"/>
+          <w:i/>
+          <w:iCs/>
+          <w:sz w:val="24"/>
+          <w:szCs w:val="24"/>
+          <w:lang w:val="en-US"/>
+        </w:rPr>
+        <w:t xml:space="preserve"> 2022; power and energy student summit</w:t>
       </w:r>
       <w:r>
         <w:rPr>
@@ -34588,7 +36593,47 @@
           <w:szCs w:val="24"/>
           <w:lang w:val="en-US"/>
         </w:rPr>
-        <w:t xml:space="preserve">Komorowski, M., Marshall, D. C., Salciccioli, J. D., &amp; Crutain, Y. (2016). Exploratory data analysis. In </w:t>
+        <w:t xml:space="preserve">Komorowski, M., Marshall, D. C., </w:t>
+      </w:r>
+      <w:proofErr w:type="spellStart"/>
+      <w:r>
+        <w:rPr>
+          <w:rFonts w:ascii="Times New Roman" w:eastAsia="Times New Roman" w:hAnsi="Times New Roman"/>
+          <w:sz w:val="24"/>
+          <w:szCs w:val="24"/>
+          <w:lang w:val="en-US"/>
+        </w:rPr>
+        <w:t>Salciccioli</w:t>
+      </w:r>
+      <w:proofErr w:type="spellEnd"/>
+      <w:r>
+        <w:rPr>
+          <w:rFonts w:ascii="Times New Roman" w:eastAsia="Times New Roman" w:hAnsi="Times New Roman"/>
+          <w:sz w:val="24"/>
+          <w:szCs w:val="24"/>
+          <w:lang w:val="en-US"/>
+        </w:rPr>
+        <w:t xml:space="preserve">, J. D., &amp; </w:t>
+      </w:r>
+      <w:proofErr w:type="spellStart"/>
+      <w:r>
+        <w:rPr>
+          <w:rFonts w:ascii="Times New Roman" w:eastAsia="Times New Roman" w:hAnsi="Times New Roman"/>
+          <w:sz w:val="24"/>
+          <w:szCs w:val="24"/>
+          <w:lang w:val="en-US"/>
+        </w:rPr>
+        <w:t>Crutain</w:t>
+      </w:r>
+      <w:proofErr w:type="spellEnd"/>
+      <w:r>
+        <w:rPr>
+          <w:rFonts w:ascii="Times New Roman" w:eastAsia="Times New Roman" w:hAnsi="Times New Roman"/>
+          <w:sz w:val="24"/>
+          <w:szCs w:val="24"/>
+          <w:lang w:val="en-US"/>
+        </w:rPr>
+        <w:t xml:space="preserve">, Y. (2016). Exploratory data analysis. In </w:t>
       </w:r>
       <w:r>
         <w:rPr>
@@ -34630,8 +36675,29 @@
           <w:szCs w:val="24"/>
           <w:lang w:val="en-US"/>
         </w:rPr>
-        <w:t xml:space="preserve">Limpert, E., Stahel, W. A., &amp; Abbt, M. (2001). Log-normal distributions across the sciences: Keys and clues: On the charms of statistics, and how mechanical models resembling gambling machines offer a link to a handy way to characterize log-normal distributions, which can provide deeper insight into variability and probability—Normal or log-normal: That is the question. </w:t>
-      </w:r>
+        <w:t xml:space="preserve">Limpert, E., Stahel, W. A., &amp; </w:t>
+      </w:r>
+      <w:proofErr w:type="spellStart"/>
+      <w:r>
+        <w:rPr>
+          <w:rFonts w:ascii="Times New Roman" w:eastAsia="Times New Roman" w:hAnsi="Times New Roman"/>
+          <w:sz w:val="24"/>
+          <w:szCs w:val="24"/>
+          <w:lang w:val="en-US"/>
+        </w:rPr>
+        <w:t>Abbt</w:t>
+      </w:r>
+      <w:proofErr w:type="spellEnd"/>
+      <w:r>
+        <w:rPr>
+          <w:rFonts w:ascii="Times New Roman" w:eastAsia="Times New Roman" w:hAnsi="Times New Roman"/>
+          <w:sz w:val="24"/>
+          <w:szCs w:val="24"/>
+          <w:lang w:val="en-US"/>
+        </w:rPr>
+        <w:t xml:space="preserve">, M. (2001). Log-normal distributions across the sciences: Keys and clues: On the charms of statistics, and how mechanical models resembling gambling machines offer a link to a handy way to characterize log-normal distributions, which can provide deeper insight into variability and probability—Normal or log-normal: That is the question. </w:t>
+      </w:r>
+      <w:proofErr w:type="spellStart"/>
       <w:r>
         <w:rPr>
           <w:rFonts w:ascii="Times New Roman" w:eastAsia="Times New Roman" w:hAnsi="Times New Roman"/>
@@ -34643,6 +36709,7 @@
         </w:rPr>
         <w:t>BioScience</w:t>
       </w:r>
+      <w:proofErr w:type="spellEnd"/>
       <w:r>
         <w:rPr>
           <w:rFonts w:ascii="Times New Roman" w:eastAsia="Times New Roman" w:hAnsi="Times New Roman"/>
@@ -34796,8 +36863,47 @@
           <w:szCs w:val="24"/>
           <w:lang w:val="en-US"/>
         </w:rPr>
-        <w:lastRenderedPageBreak/>
-        <w:t xml:space="preserve">Mishra, S. P., Sarkar, U., Taraphder, S., Datta, S., Swain, D., Saikhom, R., &amp; Laishram, M. (2017). Multivariate statistical data analysis-principal component analysis (PCA). </w:t>
+        <w:t xml:space="preserve">Mishra, S. P., Sarkar, U., </w:t>
+      </w:r>
+      <w:proofErr w:type="spellStart"/>
+      <w:r>
+        <w:rPr>
+          <w:rFonts w:ascii="Times New Roman" w:eastAsia="Times New Roman" w:hAnsi="Times New Roman"/>
+          <w:sz w:val="24"/>
+          <w:szCs w:val="24"/>
+          <w:lang w:val="en-US"/>
+        </w:rPr>
+        <w:t>Taraphder</w:t>
+      </w:r>
+      <w:proofErr w:type="spellEnd"/>
+      <w:r>
+        <w:rPr>
+          <w:rFonts w:ascii="Times New Roman" w:eastAsia="Times New Roman" w:hAnsi="Times New Roman"/>
+          <w:sz w:val="24"/>
+          <w:szCs w:val="24"/>
+          <w:lang w:val="en-US"/>
+        </w:rPr>
+        <w:t xml:space="preserve">, S., Datta, S., Swain, D., </w:t>
+      </w:r>
+      <w:proofErr w:type="spellStart"/>
+      <w:r>
+        <w:rPr>
+          <w:rFonts w:ascii="Times New Roman" w:eastAsia="Times New Roman" w:hAnsi="Times New Roman"/>
+          <w:sz w:val="24"/>
+          <w:szCs w:val="24"/>
+          <w:lang w:val="en-US"/>
+        </w:rPr>
+        <w:t>Saikhom</w:t>
+      </w:r>
+      <w:proofErr w:type="spellEnd"/>
+      <w:r>
+        <w:rPr>
+          <w:rFonts w:ascii="Times New Roman" w:eastAsia="Times New Roman" w:hAnsi="Times New Roman"/>
+          <w:sz w:val="24"/>
+          <w:szCs w:val="24"/>
+          <w:lang w:val="en-US"/>
+        </w:rPr>
+        <w:t xml:space="preserve">, R., &amp; Laishram, M. (2017). Multivariate statistical data analysis-principal component analysis (PCA). </w:t>
       </w:r>
       <w:r>
         <w:rPr>
@@ -35109,7 +37215,7 @@
                     <pic:cNvPicPr/>
                   </pic:nvPicPr>
                   <pic:blipFill>
-                    <a:blip r:embed="rId47"/>
+                    <a:blip r:embed="rId49"/>
                     <a:stretch>
                       <a:fillRect/>
                     </a:stretch>
@@ -35304,7 +37410,7 @@
         </w:rPr>
         <w:t>Documentation:</w:t>
       </w:r>
-      <w:hyperlink r:id="rId48" w:history="1">
+      <w:hyperlink r:id="rId50" w:history="1">
         <w:r>
           <w:rPr>
             <w:rStyle w:val="Hyperlink"/>
@@ -35350,7 +37456,7 @@
         </w:rPr>
         <w:t>Code:</w:t>
       </w:r>
-      <w:hyperlink r:id="rId49" w:history="1">
+      <w:hyperlink r:id="rId51" w:history="1">
         <w:r>
           <w:rPr>
             <w:rStyle w:val="Hyperlink"/>
@@ -35592,7 +37698,7 @@
                     <pic:cNvPicPr/>
                   </pic:nvPicPr>
                   <pic:blipFill>
-                    <a:blip r:embed="rId50"/>
+                    <a:blip r:embed="rId52"/>
                     <a:stretch>
                       <a:fillRect/>
                     </a:stretch>
@@ -35690,7 +37796,7 @@
         </w:rPr>
         <w:t>Github:</w:t>
       </w:r>
-      <w:hyperlink r:id="rId51" w:history="1">
+      <w:hyperlink r:id="rId53" w:history="1">
         <w:r>
           <w:rPr>
             <w:rStyle w:val="Hyperlink"/>
@@ -35723,7 +37829,7 @@
         </w:rPr>
         <w:t>Documentation:</w:t>
       </w:r>
-      <w:hyperlink r:id="rId52" w:history="1">
+      <w:hyperlink r:id="rId54" w:history="1">
         <w:r>
           <w:rPr>
             <w:rStyle w:val="Hyperlink"/>
@@ -35957,7 +38063,7 @@
                     </pic:cNvPicPr>
                   </pic:nvPicPr>
                   <pic:blipFill>
-                    <a:blip r:embed="rId53">
+                    <a:blip r:embed="rId55">
                       <a:extLst>
                         <a:ext uri="{28A0092B-C50C-407E-A947-70E740481C1C}">
                           <a14:useLocalDpi xmlns:a14="http://schemas.microsoft.com/office/drawing/2010/main" val="0"/>
@@ -36042,7 +38148,27 @@
           <w:szCs w:val="24"/>
           <w:lang w:val="en-AU"/>
         </w:rPr>
-        <w:t>Since Assessment 1 I covered the analytics and evaluation stage, addressing the modelling feedback. I built evaluation.py, a standalone module providing naive baselines, leakage-free feature selection, rolling-origin backtesting at four horizons, prediction intervals and structural-break indicators. It exposed two leakage sources I then fixed: variant selection on the test set, and scaling fitted before the CV split. Seasonal naive and 12-month moving average benchmarks produced Table 13 (Section 4.6). I also defined the forecast specification, drift thresholds and retraining rules, and wrote the Forecast Evaluation and Benchmarking subsection (Section 4.6).</w:t>
+        <w:t xml:space="preserve">Since Assessment 1 I covered the analytics and evaluation stage, addressing the modelling feedback. I built evaluation.py, a standalone module providing naive baselines, leakage-free feature selection, rolling-origin </w:t>
+      </w:r>
+      <w:proofErr w:type="spellStart"/>
+      <w:r>
+        <w:rPr>
+          <w:rFonts w:ascii="Times New Roman" w:eastAsia="Times New Roman" w:hAnsi="Times New Roman"/>
+          <w:sz w:val="24"/>
+          <w:szCs w:val="24"/>
+          <w:lang w:val="en-AU"/>
+        </w:rPr>
+        <w:t>backtesting</w:t>
+      </w:r>
+      <w:proofErr w:type="spellEnd"/>
+      <w:r>
+        <w:rPr>
+          <w:rFonts w:ascii="Times New Roman" w:eastAsia="Times New Roman" w:hAnsi="Times New Roman"/>
+          <w:sz w:val="24"/>
+          <w:szCs w:val="24"/>
+          <w:lang w:val="en-AU"/>
+        </w:rPr>
+        <w:t xml:space="preserve"> at four horizons, prediction intervals and structural-break indicators. It exposed two leakage sources I then fixed: variant selection on the test set, and scaling fitted before the CV split. Seasonal naive and 12-month moving average benchmarks produced Table 13 (Section 4.6). I also defined the forecast specification, drift thresholds and retraining rules, and wrote the Forecast Evaluation and Benchmarking subsection (Section 4.6).</w:t>
       </w:r>
     </w:p>
     <w:p>
@@ -36053,7 +38179,7 @@
       <w:r>
         <w:t>Github:</w:t>
       </w:r>
-      <w:hyperlink r:id="rId54" w:history="1">
+      <w:hyperlink r:id="rId56" w:history="1">
         <w:r>
           <w:rPr>
             <w:rStyle w:val="Hyperlink"/>
@@ -36088,7 +38214,7 @@
         </w:rPr>
         <w:t>Documentation:</w:t>
       </w:r>
-      <w:hyperlink r:id="rId55" w:history="1">
+      <w:hyperlink r:id="rId57" w:history="1">
         <w:r>
           <w:rPr>
             <w:rStyle w:val="Hyperlink"/>
@@ -36151,7 +38277,7 @@
         </w:rPr>
         <w:t>:</w:t>
       </w:r>
-      <w:hyperlink r:id="rId56" w:history="1">
+      <w:hyperlink r:id="rId58" w:history="1">
         <w:r>
           <w:rPr>
             <w:rStyle w:val="Hyperlink"/>
@@ -36206,7 +38332,7 @@
         </w:rPr>
         <w:t>Backtest:</w:t>
       </w:r>
-      <w:hyperlink r:id="rId57" w:history="1">
+      <w:hyperlink r:id="rId59" w:history="1">
         <w:r>
           <w:rPr>
             <w:rStyle w:val="Hyperlink"/>
@@ -36437,7 +38563,7 @@
                     <pic:cNvPicPr/>
                   </pic:nvPicPr>
                   <pic:blipFill>
-                    <a:blip r:embed="rId58"/>
+                    <a:blip r:embed="rId60"/>
                     <a:stretch>
                       <a:fillRect/>
                     </a:stretch>
@@ -36537,7 +38663,7 @@
         </w:rPr>
         <w:t xml:space="preserve">GitHub commits: </w:t>
       </w:r>
-      <w:hyperlink r:id="rId59" w:history="1">
+      <w:hyperlink r:id="rId61" w:history="1">
         <w:r>
           <w:rPr>
             <w:rStyle w:val="Hyperlink"/>
@@ -36546,34 +38672,9 @@
             <w:szCs w:val="24"/>
             <w:lang w:val="en-AU"/>
           </w:rPr>
-          <w:t>Commits · HendrickDang/PRT661-DATA-SCIENCE-PRACTICE</w:t>
+          <w:t xml:space="preserve">Commits · </w:t>
         </w:r>
-      </w:hyperlink>
-    </w:p>
-    <w:p>
-      <w:pPr>
-        <w:pStyle w:val="ListParagraph"/>
-        <w:spacing w:after="0" w:line="276" w:lineRule="auto"/>
-        <w:ind w:left="0"/>
-        <w:contextualSpacing w:val="0"/>
-        <w:jc w:val="both"/>
-        <w:rPr>
-          <w:rFonts w:ascii="Times New Roman" w:eastAsia="Times New Roman" w:hAnsi="Times New Roman"/>
-          <w:sz w:val="24"/>
-          <w:szCs w:val="24"/>
-          <w:lang w:val="en-AU"/>
-        </w:rPr>
-      </w:pPr>
-      <w:r>
-        <w:rPr>
-          <w:rFonts w:ascii="Times New Roman" w:eastAsia="Times New Roman" w:hAnsi="Times New Roman"/>
-          <w:sz w:val="24"/>
-          <w:szCs w:val="24"/>
-          <w:lang w:val="en-AU"/>
-        </w:rPr>
-        <w:t xml:space="preserve">Documentation: </w:t>
-      </w:r>
-      <w:hyperlink r:id="rId60" w:history="1">
+        <w:proofErr w:type="spellStart"/>
         <w:r>
           <w:rPr>
             <w:rStyle w:val="Hyperlink"/>
@@ -36582,7 +38683,76 @@
             <w:szCs w:val="24"/>
             <w:lang w:val="en-AU"/>
           </w:rPr>
-          <w:t>PRT661-DATA-SCIENCE-PRACTICE/documents at main · HendrickDang/PRT661-DATA-SCIENCE-PRACTICE</w:t>
+          <w:t>HendrickDang</w:t>
+        </w:r>
+        <w:proofErr w:type="spellEnd"/>
+        <w:r>
+          <w:rPr>
+            <w:rStyle w:val="Hyperlink"/>
+            <w:rFonts w:ascii="Times New Roman" w:eastAsia="Times New Roman" w:hAnsi="Times New Roman"/>
+            <w:sz w:val="24"/>
+            <w:szCs w:val="24"/>
+            <w:lang w:val="en-AU"/>
+          </w:rPr>
+          <w:t>/PRT661-DATA-SCIENCE-PRACTICE</w:t>
+        </w:r>
+      </w:hyperlink>
+    </w:p>
+    <w:p>
+      <w:pPr>
+        <w:pStyle w:val="ListParagraph"/>
+        <w:spacing w:after="0" w:line="276" w:lineRule="auto"/>
+        <w:ind w:left="0"/>
+        <w:contextualSpacing w:val="0"/>
+        <w:jc w:val="both"/>
+        <w:rPr>
+          <w:rFonts w:ascii="Times New Roman" w:eastAsia="Times New Roman" w:hAnsi="Times New Roman"/>
+          <w:sz w:val="24"/>
+          <w:szCs w:val="24"/>
+          <w:lang w:val="en-AU"/>
+        </w:rPr>
+      </w:pPr>
+      <w:r>
+        <w:rPr>
+          <w:rFonts w:ascii="Times New Roman" w:eastAsia="Times New Roman" w:hAnsi="Times New Roman"/>
+          <w:sz w:val="24"/>
+          <w:szCs w:val="24"/>
+          <w:lang w:val="en-AU"/>
+        </w:rPr>
+        <w:t xml:space="preserve">Documentation: </w:t>
+      </w:r>
+      <w:hyperlink r:id="rId62" w:history="1">
+        <w:r>
+          <w:rPr>
+            <w:rStyle w:val="Hyperlink"/>
+            <w:rFonts w:ascii="Times New Roman" w:eastAsia="Times New Roman" w:hAnsi="Times New Roman"/>
+            <w:sz w:val="24"/>
+            <w:szCs w:val="24"/>
+            <w:lang w:val="en-AU"/>
+          </w:rPr>
+          <w:t xml:space="preserve">PRT661-DATA-SCIENCE-PRACTICE/documents at main · </w:t>
+        </w:r>
+        <w:proofErr w:type="spellStart"/>
+        <w:r>
+          <w:rPr>
+            <w:rStyle w:val="Hyperlink"/>
+            <w:rFonts w:ascii="Times New Roman" w:eastAsia="Times New Roman" w:hAnsi="Times New Roman"/>
+            <w:sz w:val="24"/>
+            <w:szCs w:val="24"/>
+            <w:lang w:val="en-AU"/>
+          </w:rPr>
+          <w:t>HendrickDang</w:t>
+        </w:r>
+        <w:proofErr w:type="spellEnd"/>
+        <w:r>
+          <w:rPr>
+            <w:rStyle w:val="Hyperlink"/>
+            <w:rFonts w:ascii="Times New Roman" w:eastAsia="Times New Roman" w:hAnsi="Times New Roman"/>
+            <w:sz w:val="24"/>
+            <w:szCs w:val="24"/>
+            <w:lang w:val="en-AU"/>
+          </w:rPr>
+          <w:t>/PRT661-DATA-SCIENCE-PRACTICE</w:t>
         </w:r>
       </w:hyperlink>
     </w:p>
@@ -36671,8 +38841,8 @@
       <w:bookmarkEnd w:id="0"/>
     </w:p>
     <w:sectPr>
-      <w:headerReference w:type="default" r:id="rId61"/>
-      <w:footerReference w:type="default" r:id="rId62"/>
+      <w:headerReference w:type="default" r:id="rId63"/>
+      <w:footerReference w:type="default" r:id="rId64"/>
       <w:pgSz w:w="11906" w:h="16838" w:code="9"/>
       <w:pgMar w:top="1440" w:right="1440" w:bottom="1440" w:left="1440" w:header="709" w:footer="709" w:gutter="0"/>
       <w:pgNumType w:start="0"/>
@@ -40614,6 +42784,19 @@
 </file>
 
 <file path=customXml/item1.xml><?xml version="1.0" encoding="utf-8"?>
+<b:Sources xmlns:b="http://schemas.openxmlformats.org/officeDocument/2006/bibliography" xmlns="http://schemas.openxmlformats.org/officeDocument/2006/bibliography" SelectedStyle="\APASixthEditionOfficeOnline.xsl" StyleName="APA" Version="6"/>
+</file>
+
+<file path=customXml/item2.xml><?xml version="1.0" encoding="utf-8"?>
+<?mso-contentType ?>
+<FormTemplates xmlns="http://schemas.microsoft.com/sharepoint/v3/contenttype/forms">
+  <Display>DocumentLibraryForm</Display>
+  <Edit>DocumentLibraryForm</Edit>
+  <New>DocumentLibraryForm</New>
+</FormTemplates>
+</file>
+
+<file path=customXml/item3.xml><?xml version="1.0" encoding="utf-8"?>
 <ct:contentTypeSchema xmlns:ct="http://schemas.microsoft.com/office/2006/metadata/contentType" xmlns:ma="http://schemas.microsoft.com/office/2006/metadata/properties/metaAttributes" ct:_="" ma:_="" ma:contentTypeName="Document" ma:contentTypeID="0x010100922A3CA1EE6E4B44833A16005451862E" ma:contentTypeVersion="3" ma:contentTypeDescription="Create a new document." ma:contentTypeScope="" ma:versionID="b712dade4bf8bf57d4a0cdac4d020ae4">
   <xsd:schema xmlns:xsd="http://www.w3.org/2001/XMLSchema" xmlns:xs="http://www.w3.org/2001/XMLSchema" xmlns:p="http://schemas.microsoft.com/office/2006/metadata/properties" xmlns:ns2="92f6da62-8f25-40d3-824c-47c5f6f94bd6" targetNamespace="http://schemas.microsoft.com/office/2006/metadata/properties" ma:root="true" ma:fieldsID="f6f8642a0533a95cbf7fc7bbc8c1e153" ns2:_="">
     <xsd:import namespace="92f6da62-8f25-40d3-824c-47c5f6f94bd6"/>
@@ -40751,19 +42934,6 @@
 </ct:contentTypeSchema>
 </file>
 
-<file path=customXml/item2.xml><?xml version="1.0" encoding="utf-8"?>
-<b:Sources xmlns:b="http://schemas.openxmlformats.org/officeDocument/2006/bibliography" xmlns="http://schemas.openxmlformats.org/officeDocument/2006/bibliography" SelectedStyle="\APASixthEditionOfficeOnline.xsl" StyleName="APA" Version="6"/>
-</file>
-
-<file path=customXml/item3.xml><?xml version="1.0" encoding="utf-8"?>
-<?mso-contentType ?>
-<FormTemplates xmlns="http://schemas.microsoft.com/sharepoint/v3/contenttype/forms">
-  <Display>DocumentLibraryForm</Display>
-  <Edit>DocumentLibraryForm</Edit>
-  <New>DocumentLibraryForm</New>
-</FormTemplates>
-</file>
-
 <file path=customXml/item4.xml><?xml version="1.0" encoding="utf-8"?>
 <p:properties xmlns:p="http://schemas.microsoft.com/office/2006/metadata/properties" xmlns:xsi="http://www.w3.org/2001/XMLSchema-instance" xmlns:pc="http://schemas.microsoft.com/office/infopath/2007/PartnerControls">
   <documentManagement/>
@@ -40771,6 +42941,22 @@
 </file>
 
 <file path=customXml/itemProps1.xml><?xml version="1.0" encoding="utf-8"?>
+<ds:datastoreItem xmlns:ds="http://schemas.openxmlformats.org/officeDocument/2006/customXml" ds:itemID="{E3DA75CE-018A-4AF1-8B5C-BF0FBFE76924}">
+  <ds:schemaRefs>
+    <ds:schemaRef ds:uri="http://schemas.openxmlformats.org/officeDocument/2006/bibliography"/>
+  </ds:schemaRefs>
+</ds:datastoreItem>
+</file>
+
+<file path=customXml/itemProps2.xml><?xml version="1.0" encoding="utf-8"?>
+<ds:datastoreItem xmlns:ds="http://schemas.openxmlformats.org/officeDocument/2006/customXml" ds:itemID="{82A9BB68-56B4-4822-B6B7-DB471576EB1F}">
+  <ds:schemaRefs>
+    <ds:schemaRef ds:uri="http://schemas.microsoft.com/sharepoint/v3/contenttype/forms"/>
+  </ds:schemaRefs>
+</ds:datastoreItem>
+</file>
+
+<file path=customXml/itemProps3.xml><?xml version="1.0" encoding="utf-8"?>
 <ds:datastoreItem xmlns:ds="http://schemas.openxmlformats.org/officeDocument/2006/customXml" ds:itemID="{69960CE0-24F5-4ADF-A12F-FE193FFA9C43}">
   <ds:schemaRefs>
     <ds:schemaRef ds:uri="http://schemas.microsoft.com/office/2006/metadata/contentType"/>
@@ -40788,22 +42974,6 @@
 </ds:datastoreItem>
 </file>
 
-<file path=customXml/itemProps2.xml><?xml version="1.0" encoding="utf-8"?>
-<ds:datastoreItem xmlns:ds="http://schemas.openxmlformats.org/officeDocument/2006/customXml" ds:itemID="{E3DA75CE-018A-4AF1-8B5C-BF0FBFE76924}">
-  <ds:schemaRefs>
-    <ds:schemaRef ds:uri="http://schemas.openxmlformats.org/officeDocument/2006/bibliography"/>
-  </ds:schemaRefs>
-</ds:datastoreItem>
-</file>
-
-<file path=customXml/itemProps3.xml><?xml version="1.0" encoding="utf-8"?>
-<ds:datastoreItem xmlns:ds="http://schemas.openxmlformats.org/officeDocument/2006/customXml" ds:itemID="{82A9BB68-56B4-4822-B6B7-DB471576EB1F}">
-  <ds:schemaRefs>
-    <ds:schemaRef ds:uri="http://schemas.microsoft.com/sharepoint/v3/contenttype/forms"/>
-  </ds:schemaRefs>
-</ds:datastoreItem>
-</file>
-
 <file path=customXml/itemProps4.xml><?xml version="1.0" encoding="utf-8"?>
 <ds:datastoreItem xmlns:ds="http://schemas.openxmlformats.org/officeDocument/2006/customXml" ds:itemID="{B2E31085-3E06-4A9F-9730-20A04C85DF24}">
   <ds:schemaRefs>

--- a/documents/Assignment 2.docx
+++ b/documents/Assignment 2.docx
@@ -473,6 +473,11 @@
           </w:r>
         </w:p>
         <w:p>
+          <w:pPr>
+            <w:rPr>
+              <w:lang w:val="vi-VN"/>
+            </w:rPr>
+          </w:pPr>
           <w:r>
             <w:rPr>
               <w:rFonts w:cs="Arial"/>
@@ -480,15 +485,6 @@
               <w:szCs w:val="2"/>
             </w:rPr>
             <w:lastRenderedPageBreak/>
-            <w:t>￼</w:t>
-          </w:r>
-          <w:r>
-            <w:rPr>
-              <w:rStyle w:val="Emphasis"/>
-              <w:rFonts w:cs="Arial"/>
-              <w:sz w:val="22"/>
-              <w:szCs w:val="22"/>
-            </w:rPr>
             <w:t>￼</w:t>
           </w:r>
         </w:p>
@@ -649,7 +645,7 @@
                     <w:sz w:val="24"/>
                     <w:szCs w:val="24"/>
                   </w:rPr>
-                  <w:t>3</w:t>
+                  <w:t>4</w:t>
                 </w:r>
                 <w:r>
                   <w:rPr>
@@ -770,7 +766,7 @@
                     <w:sz w:val="24"/>
                     <w:szCs w:val="24"/>
                   </w:rPr>
-                  <w:t>3</w:t>
+                  <w:t>4</w:t>
                 </w:r>
                 <w:r>
                   <w:rPr>
@@ -891,7 +887,7 @@
                     <w:sz w:val="24"/>
                     <w:szCs w:val="24"/>
                   </w:rPr>
-                  <w:t>3</w:t>
+                  <w:t>4</w:t>
                 </w:r>
                 <w:r>
                   <w:rPr>
@@ -1012,7 +1008,7 @@
                     <w:sz w:val="24"/>
                     <w:szCs w:val="24"/>
                   </w:rPr>
-                  <w:t>4</w:t>
+                  <w:t>5</w:t>
                 </w:r>
                 <w:r>
                   <w:rPr>
@@ -1133,7 +1129,7 @@
                     <w:sz w:val="24"/>
                     <w:szCs w:val="24"/>
                   </w:rPr>
-                  <w:t>5</w:t>
+                  <w:t>6</w:t>
                 </w:r>
                 <w:r>
                   <w:rPr>
@@ -1254,7 +1250,7 @@
                     <w:sz w:val="24"/>
                     <w:szCs w:val="24"/>
                   </w:rPr>
-                  <w:t>7</w:t>
+                  <w:t>8</w:t>
                 </w:r>
                 <w:r>
                   <w:rPr>
@@ -1375,7 +1371,7 @@
                     <w:sz w:val="24"/>
                     <w:szCs w:val="24"/>
                   </w:rPr>
-                  <w:t>9</w:t>
+                  <w:t>10</w:t>
                 </w:r>
                 <w:r>
                   <w:rPr>
@@ -1496,7 +1492,7 @@
                     <w:sz w:val="24"/>
                     <w:szCs w:val="24"/>
                   </w:rPr>
-                  <w:t>9</w:t>
+                  <w:t>10</w:t>
                 </w:r>
                 <w:r>
                   <w:rPr>
@@ -1617,7 +1613,7 @@
                     <w:sz w:val="24"/>
                     <w:szCs w:val="24"/>
                   </w:rPr>
-                  <w:t>10</w:t>
+                  <w:t>11</w:t>
                 </w:r>
                 <w:r>
                   <w:rPr>
@@ -1738,7 +1734,7 @@
                     <w:sz w:val="24"/>
                     <w:szCs w:val="24"/>
                   </w:rPr>
-                  <w:t>11</w:t>
+                  <w:t>12</w:t>
                 </w:r>
                 <w:r>
                   <w:rPr>
@@ -1836,7 +1832,7 @@
                     <w:sz w:val="24"/>
                     <w:szCs w:val="24"/>
                   </w:rPr>
-                  <w:t>13</w:t>
+                  <w:t>14</w:t>
                 </w:r>
                 <w:r>
                   <w:rPr>
@@ -3628,7 +3624,7 @@
                     <w:sz w:val="24"/>
                     <w:szCs w:val="24"/>
                   </w:rPr>
-                  <w:t>24</w:t>
+                  <w:t>25</w:t>
                 </w:r>
                 <w:r>
                   <w:rPr>
@@ -3749,7 +3745,7 @@
                     <w:sz w:val="24"/>
                     <w:szCs w:val="24"/>
                   </w:rPr>
-                  <w:t>24</w:t>
+                  <w:t>29</w:t>
                 </w:r>
                 <w:r>
                   <w:rPr>
@@ -3870,7 +3866,7 @@
                     <w:sz w:val="24"/>
                     <w:szCs w:val="24"/>
                   </w:rPr>
-                  <w:t>25</w:t>
+                  <w:t>29</w:t>
                 </w:r>
                 <w:r>
                   <w:rPr>
@@ -3991,7 +3987,7 @@
                     <w:sz w:val="24"/>
                     <w:szCs w:val="24"/>
                   </w:rPr>
-                  <w:t>26</w:t>
+                  <w:t>31</w:t>
                 </w:r>
                 <w:r>
                   <w:rPr>
@@ -4112,7 +4108,7 @@
                     <w:sz w:val="24"/>
                     <w:szCs w:val="24"/>
                   </w:rPr>
-                  <w:t>27</w:t>
+                  <w:t>31</w:t>
                 </w:r>
                 <w:r>
                   <w:rPr>
@@ -4233,7 +4229,7 @@
                     <w:sz w:val="24"/>
                     <w:szCs w:val="24"/>
                   </w:rPr>
-                  <w:t>28</w:t>
+                  <w:t>32</w:t>
                 </w:r>
                 <w:r>
                   <w:rPr>
@@ -4354,7 +4350,7 @@
                     <w:sz w:val="24"/>
                     <w:szCs w:val="24"/>
                   </w:rPr>
-                  <w:t>29</w:t>
+                  <w:t>33</w:t>
                 </w:r>
                 <w:r>
                   <w:rPr>
@@ -4475,7 +4471,7 @@
                     <w:sz w:val="24"/>
                     <w:szCs w:val="24"/>
                   </w:rPr>
-                  <w:t>29</w:t>
+                  <w:t>33</w:t>
                 </w:r>
                 <w:r>
                   <w:rPr>
@@ -4596,7 +4592,7 @@
                     <w:sz w:val="24"/>
                     <w:szCs w:val="24"/>
                   </w:rPr>
-                  <w:t>29</w:t>
+                  <w:t>34</w:t>
                 </w:r>
                 <w:r>
                   <w:rPr>
@@ -4694,7 +4690,7 @@
                     <w:sz w:val="24"/>
                     <w:szCs w:val="24"/>
                   </w:rPr>
-                  <w:t>31</w:t>
+                  <w:t>36</w:t>
                 </w:r>
                 <w:r>
                   <w:rPr>
@@ -4743,20 +4739,11 @@
           <w:r>
             <w:rPr>
               <w:rFonts w:ascii="Times New Roman" w:eastAsiaTheme="minorEastAsia" w:hAnsi="Times New Roman"/>
-              <w:sz w:val="24"/>
-              <w:szCs w:val="24"/>
-            </w:rPr>
-            <w:br w:type="page"/>
-          </w:r>
-          <w:r>
-            <w:rPr>
-              <w:rFonts w:ascii="Times New Roman" w:eastAsiaTheme="minorEastAsia" w:hAnsi="Times New Roman"/>
               <w:b/>
               <w:bCs/>
               <w:sz w:val="24"/>
               <w:szCs w:val="24"/>
             </w:rPr>
-            <w:lastRenderedPageBreak/>
             <w:t>LIST OF TABLES</w:t>
           </w:r>
         </w:p>
@@ -5265,7 +5252,7 @@
                 <w:sz w:val="24"/>
                 <w:szCs w:val="24"/>
               </w:rPr>
-              <w:t>16</w:t>
+              <w:t>15</w:t>
             </w:r>
             <w:r>
               <w:rPr>
@@ -5364,7 +5351,7 @@
                 <w:sz w:val="24"/>
                 <w:szCs w:val="24"/>
               </w:rPr>
-              <w:t>16</w:t>
+              <w:t>15</w:t>
             </w:r>
             <w:r>
               <w:rPr>
@@ -5463,7 +5450,7 @@
                 <w:sz w:val="24"/>
                 <w:szCs w:val="24"/>
               </w:rPr>
-              <w:t>19</w:t>
+              <w:t>18</w:t>
             </w:r>
             <w:r>
               <w:rPr>
@@ -5562,7 +5549,7 @@
                 <w:sz w:val="24"/>
                 <w:szCs w:val="24"/>
               </w:rPr>
-              <w:t>19</w:t>
+              <w:t>18</w:t>
             </w:r>
             <w:r>
               <w:rPr>
@@ -5682,7 +5669,7 @@
                 <w:sz w:val="24"/>
                 <w:szCs w:val="24"/>
               </w:rPr>
-              <w:t>21</w:t>
+              <w:t>20</w:t>
             </w:r>
             <w:r>
               <w:rPr>
@@ -5844,7 +5831,7 @@
                 <w:sz w:val="24"/>
                 <w:szCs w:val="24"/>
               </w:rPr>
-              <w:t>22</w:t>
+              <w:t>21</w:t>
             </w:r>
             <w:r>
               <w:rPr>
@@ -5964,7 +5951,7 @@
                 <w:sz w:val="24"/>
                 <w:szCs w:val="24"/>
               </w:rPr>
-              <w:t>23</w:t>
+              <w:t>22</w:t>
             </w:r>
             <w:r>
               <w:rPr>
@@ -6183,7 +6170,7 @@
                 <w:sz w:val="24"/>
                 <w:szCs w:val="24"/>
               </w:rPr>
-              <w:t>24</w:t>
+              <w:t>25</w:t>
             </w:r>
             <w:r>
               <w:rPr>
@@ -6282,7 +6269,7 @@
                 <w:sz w:val="24"/>
                 <w:szCs w:val="24"/>
               </w:rPr>
-              <w:t>25</w:t>
+              <w:t>28</w:t>
             </w:r>
             <w:r>
               <w:rPr>
@@ -6390,7 +6377,7 @@
             </w:rPr>
             <w:fldChar w:fldCharType="separate"/>
           </w:r>
-          <w:hyperlink w:anchor="_Toc239977153" w:history="1">
+          <w:hyperlink w:anchor="_Toc240212126" w:history="1">
             <w:r>
               <w:rPr>
                 <w:rStyle w:val="Hyperlink"/>
@@ -6429,7 +6416,7 @@
                 <w:sz w:val="24"/>
                 <w:szCs w:val="24"/>
               </w:rPr>
-              <w:instrText xml:space="preserve"> PAGEREF _Toc239977153 \h </w:instrText>
+              <w:instrText xml:space="preserve"> PAGEREF _Toc240212126 \h </w:instrText>
             </w:r>
             <w:r>
               <w:rPr>
@@ -6489,7 +6476,7 @@
               <w14:ligatures w14:val="standardContextual"/>
             </w:rPr>
           </w:pPr>
-          <w:hyperlink w:anchor="_Toc239977154" w:history="1">
+          <w:hyperlink w:anchor="_Toc240212127" w:history="1">
             <w:r>
               <w:rPr>
                 <w:rStyle w:val="Hyperlink"/>
@@ -6528,7 +6515,7 @@
                 <w:sz w:val="24"/>
                 <w:szCs w:val="24"/>
               </w:rPr>
-              <w:instrText xml:space="preserve"> PAGEREF _Toc239977154 \h </w:instrText>
+              <w:instrText xml:space="preserve"> PAGEREF _Toc240212127 \h </w:instrText>
             </w:r>
             <w:r>
               <w:rPr>
@@ -6557,7 +6544,7 @@
                 <w:sz w:val="24"/>
                 <w:szCs w:val="24"/>
               </w:rPr>
-              <w:t>17</w:t>
+              <w:t>16</w:t>
             </w:r>
             <w:r>
               <w:rPr>
@@ -6588,7 +6575,7 @@
               <w14:ligatures w14:val="standardContextual"/>
             </w:rPr>
           </w:pPr>
-          <w:hyperlink w:anchor="_Toc239977155" w:history="1">
+          <w:hyperlink w:anchor="_Toc240212128" w:history="1">
             <w:r>
               <w:rPr>
                 <w:rStyle w:val="Hyperlink"/>
@@ -6627,7 +6614,7 @@
                 <w:sz w:val="24"/>
                 <w:szCs w:val="24"/>
               </w:rPr>
-              <w:instrText xml:space="preserve"> PAGEREF _Toc239977155 \h </w:instrText>
+              <w:instrText xml:space="preserve"> PAGEREF _Toc240212128 \h </w:instrText>
             </w:r>
             <w:r>
               <w:rPr>
@@ -6656,7 +6643,7 @@
                 <w:sz w:val="24"/>
                 <w:szCs w:val="24"/>
               </w:rPr>
-              <w:t>18</w:t>
+              <w:t>17</w:t>
             </w:r>
             <w:r>
               <w:rPr>
@@ -6687,7 +6674,7 @@
               <w14:ligatures w14:val="standardContextual"/>
             </w:rPr>
           </w:pPr>
-          <w:hyperlink w:anchor="_Toc239977156" w:history="1">
+          <w:hyperlink w:anchor="_Toc240212129" w:history="1">
             <w:r>
               <w:rPr>
                 <w:rStyle w:val="Hyperlink"/>
@@ -6726,7 +6713,7 @@
                 <w:sz w:val="24"/>
                 <w:szCs w:val="24"/>
               </w:rPr>
-              <w:instrText xml:space="preserve"> PAGEREF _Toc239977156 \h </w:instrText>
+              <w:instrText xml:space="preserve"> PAGEREF _Toc240212129 \h </w:instrText>
             </w:r>
             <w:r>
               <w:rPr>
@@ -6755,7 +6742,7 @@
                 <w:sz w:val="24"/>
                 <w:szCs w:val="24"/>
               </w:rPr>
-              <w:t>18</w:t>
+              <w:t>17</w:t>
             </w:r>
             <w:r>
               <w:rPr>
@@ -6786,7 +6773,7 @@
               <w14:ligatures w14:val="standardContextual"/>
             </w:rPr>
           </w:pPr>
-          <w:hyperlink w:anchor="_Toc239977157" w:history="1">
+          <w:hyperlink w:anchor="_Toc240212130" w:history="1">
             <w:r>
               <w:rPr>
                 <w:rStyle w:val="Hyperlink"/>
@@ -6825,7 +6812,7 @@
                 <w:sz w:val="24"/>
                 <w:szCs w:val="24"/>
               </w:rPr>
-              <w:instrText xml:space="preserve"> PAGEREF _Toc239977157 \h </w:instrText>
+              <w:instrText xml:space="preserve"> PAGEREF _Toc240212130 \h </w:instrText>
             </w:r>
             <w:r>
               <w:rPr>
@@ -6854,7 +6841,7 @@
                 <w:sz w:val="24"/>
                 <w:szCs w:val="24"/>
               </w:rPr>
-              <w:t>20</w:t>
+              <w:t>19</w:t>
             </w:r>
             <w:r>
               <w:rPr>
@@ -6885,7 +6872,7 @@
               <w14:ligatures w14:val="standardContextual"/>
             </w:rPr>
           </w:pPr>
-          <w:hyperlink w:anchor="_Toc239977158" w:history="1">
+          <w:hyperlink w:anchor="_Toc240212131" w:history="1">
             <w:r>
               <w:rPr>
                 <w:rStyle w:val="Hyperlink"/>
@@ -6924,7 +6911,7 @@
                 <w:sz w:val="24"/>
                 <w:szCs w:val="24"/>
               </w:rPr>
-              <w:instrText xml:space="preserve"> PAGEREF _Toc239977158 \h </w:instrText>
+              <w:instrText xml:space="preserve"> PAGEREF _Toc240212131 \h </w:instrText>
             </w:r>
             <w:r>
               <w:rPr>
@@ -6953,7 +6940,7 @@
                 <w:sz w:val="24"/>
                 <w:szCs w:val="24"/>
               </w:rPr>
-              <w:t>21</w:t>
+              <w:t>20</w:t>
             </w:r>
             <w:r>
               <w:rPr>
@@ -6984,7 +6971,7 @@
               <w14:ligatures w14:val="standardContextual"/>
             </w:rPr>
           </w:pPr>
-          <w:hyperlink w:anchor="_Toc239977159" w:history="1">
+          <w:hyperlink w:anchor="_Toc240212132" w:history="1">
             <w:r>
               <w:rPr>
                 <w:rStyle w:val="Hyperlink"/>
@@ -7023,7 +7010,7 @@
                 <w:sz w:val="24"/>
                 <w:szCs w:val="24"/>
               </w:rPr>
-              <w:instrText xml:space="preserve"> PAGEREF _Toc239977159 \h </w:instrText>
+              <w:instrText xml:space="preserve"> PAGEREF _Toc240212132 \h </w:instrText>
             </w:r>
             <w:r>
               <w:rPr>
@@ -7052,7 +7039,7 @@
                 <w:sz w:val="24"/>
                 <w:szCs w:val="24"/>
               </w:rPr>
-              <w:t>22</w:t>
+              <w:t>21</w:t>
             </w:r>
             <w:r>
               <w:rPr>
@@ -7083,7 +7070,7 @@
               <w14:ligatures w14:val="standardContextual"/>
             </w:rPr>
           </w:pPr>
-          <w:hyperlink w:anchor="_Toc239977160" w:history="1">
+          <w:hyperlink w:anchor="_Toc240212133" w:history="1">
             <w:r>
               <w:rPr>
                 <w:rStyle w:val="Hyperlink"/>
@@ -7092,7 +7079,18 @@
                 <w:sz w:val="24"/>
                 <w:szCs w:val="24"/>
               </w:rPr>
-              <w:t>Figure 8: Model Results and Evaluation</w:t>
+              <w:t>Figure 8</w:t>
+            </w:r>
+            <w:r>
+              <w:rPr>
+                <w:rStyle w:val="Hyperlink"/>
+                <w:rFonts w:ascii="Times New Roman" w:hAnsi="Times New Roman"/>
+                <w:noProof/>
+                <w:sz w:val="24"/>
+                <w:szCs w:val="24"/>
+                <w:lang w:val="vi-VN"/>
+              </w:rPr>
+              <w:t>: VIF scores for selected features</w:t>
             </w:r>
             <w:r>
               <w:rPr>
@@ -7122,7 +7120,216 @@
                 <w:sz w:val="24"/>
                 <w:szCs w:val="24"/>
               </w:rPr>
-              <w:instrText xml:space="preserve"> PAGEREF _Toc239977160 \h </w:instrText>
+              <w:instrText xml:space="preserve"> PAGEREF _Toc240212133 \h </w:instrText>
+            </w:r>
+            <w:r>
+              <w:rPr>
+                <w:rFonts w:ascii="Times New Roman" w:hAnsi="Times New Roman"/>
+                <w:noProof/>
+                <w:webHidden/>
+                <w:sz w:val="24"/>
+                <w:szCs w:val="24"/>
+              </w:rPr>
+            </w:r>
+            <w:r>
+              <w:rPr>
+                <w:rFonts w:ascii="Times New Roman" w:hAnsi="Times New Roman"/>
+                <w:noProof/>
+                <w:webHidden/>
+                <w:sz w:val="24"/>
+                <w:szCs w:val="24"/>
+              </w:rPr>
+              <w:fldChar w:fldCharType="separate"/>
+            </w:r>
+            <w:r>
+              <w:rPr>
+                <w:rFonts w:ascii="Times New Roman" w:hAnsi="Times New Roman"/>
+                <w:noProof/>
+                <w:webHidden/>
+                <w:sz w:val="24"/>
+                <w:szCs w:val="24"/>
+              </w:rPr>
+              <w:t>22</w:t>
+            </w:r>
+            <w:r>
+              <w:rPr>
+                <w:rFonts w:ascii="Times New Roman" w:hAnsi="Times New Roman"/>
+                <w:noProof/>
+                <w:webHidden/>
+                <w:sz w:val="24"/>
+                <w:szCs w:val="24"/>
+              </w:rPr>
+              <w:fldChar w:fldCharType="end"/>
+            </w:r>
+          </w:hyperlink>
+        </w:p>
+        <w:p>
+          <w:pPr>
+            <w:pStyle w:val="TableofFigures"/>
+            <w:tabs>
+              <w:tab w:val="right" w:leader="dot" w:pos="9016"/>
+            </w:tabs>
+            <w:spacing w:line="276" w:lineRule="auto"/>
+            <w:rPr>
+              <w:rFonts w:ascii="Times New Roman" w:eastAsiaTheme="minorEastAsia" w:hAnsi="Times New Roman"/>
+              <w:noProof/>
+              <w:kern w:val="2"/>
+              <w:sz w:val="24"/>
+              <w:szCs w:val="24"/>
+              <w:lang w:eastAsia="en-AU"/>
+              <w14:ligatures w14:val="standardContextual"/>
+            </w:rPr>
+          </w:pPr>
+          <w:hyperlink w:anchor="_Toc240212134" w:history="1">
+            <w:r>
+              <w:rPr>
+                <w:rStyle w:val="Hyperlink"/>
+                <w:rFonts w:ascii="Times New Roman" w:hAnsi="Times New Roman"/>
+                <w:noProof/>
+                <w:sz w:val="24"/>
+                <w:szCs w:val="24"/>
+              </w:rPr>
+              <w:t>Figure 9</w:t>
+            </w:r>
+            <w:r>
+              <w:rPr>
+                <w:rStyle w:val="Hyperlink"/>
+                <w:rFonts w:ascii="Times New Roman" w:hAnsi="Times New Roman"/>
+                <w:noProof/>
+                <w:sz w:val="24"/>
+                <w:szCs w:val="24"/>
+                <w:lang w:val="vi-VN"/>
+              </w:rPr>
+              <w:t>: Ridge and Lasso CV RMSE across alpha values (TimeSeriesSplit)</w:t>
+            </w:r>
+            <w:r>
+              <w:rPr>
+                <w:rFonts w:ascii="Times New Roman" w:hAnsi="Times New Roman"/>
+                <w:noProof/>
+                <w:webHidden/>
+                <w:sz w:val="24"/>
+                <w:szCs w:val="24"/>
+              </w:rPr>
+              <w:tab/>
+            </w:r>
+            <w:r>
+              <w:rPr>
+                <w:rFonts w:ascii="Times New Roman" w:hAnsi="Times New Roman"/>
+                <w:noProof/>
+                <w:webHidden/>
+                <w:sz w:val="24"/>
+                <w:szCs w:val="24"/>
+              </w:rPr>
+              <w:fldChar w:fldCharType="begin"/>
+            </w:r>
+            <w:r>
+              <w:rPr>
+                <w:rFonts w:ascii="Times New Roman" w:hAnsi="Times New Roman"/>
+                <w:noProof/>
+                <w:webHidden/>
+                <w:sz w:val="24"/>
+                <w:szCs w:val="24"/>
+              </w:rPr>
+              <w:instrText xml:space="preserve"> PAGEREF _Toc240212134 \h </w:instrText>
+            </w:r>
+            <w:r>
+              <w:rPr>
+                <w:rFonts w:ascii="Times New Roman" w:hAnsi="Times New Roman"/>
+                <w:noProof/>
+                <w:webHidden/>
+                <w:sz w:val="24"/>
+                <w:szCs w:val="24"/>
+              </w:rPr>
+            </w:r>
+            <w:r>
+              <w:rPr>
+                <w:rFonts w:ascii="Times New Roman" w:hAnsi="Times New Roman"/>
+                <w:noProof/>
+                <w:webHidden/>
+                <w:sz w:val="24"/>
+                <w:szCs w:val="24"/>
+              </w:rPr>
+              <w:fldChar w:fldCharType="separate"/>
+            </w:r>
+            <w:r>
+              <w:rPr>
+                <w:rFonts w:ascii="Times New Roman" w:hAnsi="Times New Roman"/>
+                <w:noProof/>
+                <w:webHidden/>
+                <w:sz w:val="24"/>
+                <w:szCs w:val="24"/>
+              </w:rPr>
+              <w:t>22</w:t>
+            </w:r>
+            <w:r>
+              <w:rPr>
+                <w:rFonts w:ascii="Times New Roman" w:hAnsi="Times New Roman"/>
+                <w:noProof/>
+                <w:webHidden/>
+                <w:sz w:val="24"/>
+                <w:szCs w:val="24"/>
+              </w:rPr>
+              <w:fldChar w:fldCharType="end"/>
+            </w:r>
+          </w:hyperlink>
+        </w:p>
+        <w:p>
+          <w:pPr>
+            <w:pStyle w:val="TableofFigures"/>
+            <w:tabs>
+              <w:tab w:val="right" w:leader="dot" w:pos="9016"/>
+            </w:tabs>
+            <w:spacing w:line="276" w:lineRule="auto"/>
+            <w:rPr>
+              <w:rFonts w:ascii="Times New Roman" w:eastAsiaTheme="minorEastAsia" w:hAnsi="Times New Roman"/>
+              <w:noProof/>
+              <w:kern w:val="2"/>
+              <w:sz w:val="24"/>
+              <w:szCs w:val="24"/>
+              <w:lang w:eastAsia="en-AU"/>
+              <w14:ligatures w14:val="standardContextual"/>
+            </w:rPr>
+          </w:pPr>
+          <w:hyperlink w:anchor="_Toc240212135" w:history="1">
+            <w:r>
+              <w:rPr>
+                <w:rStyle w:val="Hyperlink"/>
+                <w:rFonts w:ascii="Times New Roman" w:hAnsi="Times New Roman"/>
+                <w:noProof/>
+                <w:sz w:val="24"/>
+                <w:szCs w:val="24"/>
+              </w:rPr>
+              <w:t>Figure 10: Model Results and Evaluation</w:t>
+            </w:r>
+            <w:r>
+              <w:rPr>
+                <w:rFonts w:ascii="Times New Roman" w:hAnsi="Times New Roman"/>
+                <w:noProof/>
+                <w:webHidden/>
+                <w:sz w:val="24"/>
+                <w:szCs w:val="24"/>
+              </w:rPr>
+              <w:tab/>
+            </w:r>
+            <w:r>
+              <w:rPr>
+                <w:rFonts w:ascii="Times New Roman" w:hAnsi="Times New Roman"/>
+                <w:noProof/>
+                <w:webHidden/>
+                <w:sz w:val="24"/>
+                <w:szCs w:val="24"/>
+              </w:rPr>
+              <w:fldChar w:fldCharType="begin"/>
+            </w:r>
+            <w:r>
+              <w:rPr>
+                <w:rFonts w:ascii="Times New Roman" w:hAnsi="Times New Roman"/>
+                <w:noProof/>
+                <w:webHidden/>
+                <w:sz w:val="24"/>
+                <w:szCs w:val="24"/>
+              </w:rPr>
+              <w:instrText xml:space="preserve"> PAGEREF _Toc240212135 \h </w:instrText>
             </w:r>
             <w:r>
               <w:rPr>
@@ -7197,7 +7404,7 @@
     <w:p>
       <w:pPr>
         <w:pStyle w:val="ListParagraph"/>
-        <w:spacing w:before="120" w:after="120" w:line="276" w:lineRule="auto"/>
+        <w:spacing w:before="120" w:after="120" w:line="240" w:lineRule="auto"/>
         <w:ind w:left="426"/>
         <w:contextualSpacing w:val="0"/>
         <w:jc w:val="both"/>
@@ -7235,7 +7442,7 @@
           <w:ilvl w:val="0"/>
           <w:numId w:val="1"/>
         </w:numPr>
-        <w:spacing w:before="120" w:after="120" w:line="276" w:lineRule="auto"/>
+        <w:spacing w:before="120" w:after="120" w:line="240" w:lineRule="auto"/>
         <w:ind w:left="426"/>
         <w:contextualSpacing w:val="0"/>
         <w:jc w:val="both"/>
@@ -7266,7 +7473,7 @@
     <w:p>
       <w:pPr>
         <w:pStyle w:val="ListParagraph"/>
-        <w:spacing w:before="120" w:after="120" w:line="276" w:lineRule="auto"/>
+        <w:spacing w:before="120" w:after="120" w:line="240" w:lineRule="auto"/>
         <w:ind w:left="0"/>
         <w:contextualSpacing w:val="0"/>
         <w:jc w:val="both"/>
@@ -7294,7 +7501,7 @@
           <w:ilvl w:val="0"/>
           <w:numId w:val="4"/>
         </w:numPr>
-        <w:spacing w:before="120" w:after="120" w:line="276" w:lineRule="auto"/>
+        <w:spacing w:before="120" w:after="120" w:line="240" w:lineRule="auto"/>
         <w:contextualSpacing w:val="0"/>
         <w:jc w:val="both"/>
         <w:rPr>
@@ -7321,7 +7528,7 @@
           <w:ilvl w:val="0"/>
           <w:numId w:val="4"/>
         </w:numPr>
-        <w:spacing w:before="120" w:after="120" w:line="276" w:lineRule="auto"/>
+        <w:spacing w:before="120" w:after="120" w:line="240" w:lineRule="auto"/>
         <w:contextualSpacing w:val="0"/>
         <w:jc w:val="both"/>
         <w:rPr>
@@ -7363,7 +7570,7 @@
           <w:ilvl w:val="0"/>
           <w:numId w:val="4"/>
         </w:numPr>
-        <w:spacing w:before="120" w:after="120" w:line="276" w:lineRule="auto"/>
+        <w:spacing w:before="120" w:after="120" w:line="240" w:lineRule="auto"/>
         <w:contextualSpacing w:val="0"/>
         <w:jc w:val="both"/>
         <w:rPr>
@@ -7412,7 +7619,7 @@
     </w:p>
     <w:p>
       <w:pPr>
-        <w:spacing w:before="120" w:after="120" w:line="276" w:lineRule="auto"/>
+        <w:spacing w:before="120" w:after="120"/>
         <w:jc w:val="both"/>
         <w:rPr>
           <w:rFonts w:ascii="Times New Roman" w:eastAsia="Times New Roman" w:hAnsi="Times New Roman"/>
@@ -7436,7 +7643,7 @@
           <w:ilvl w:val="0"/>
           <w:numId w:val="2"/>
         </w:numPr>
-        <w:spacing w:before="120" w:after="120" w:line="276" w:lineRule="auto"/>
+        <w:spacing w:before="120" w:after="120" w:line="240" w:lineRule="auto"/>
         <w:contextualSpacing w:val="0"/>
         <w:jc w:val="both"/>
         <w:rPr>
@@ -7463,7 +7670,7 @@
           <w:ilvl w:val="0"/>
           <w:numId w:val="2"/>
         </w:numPr>
-        <w:spacing w:before="120" w:after="120" w:line="276" w:lineRule="auto"/>
+        <w:spacing w:before="120" w:after="120" w:line="240" w:lineRule="auto"/>
         <w:contextualSpacing w:val="0"/>
         <w:jc w:val="both"/>
         <w:rPr>
@@ -7485,7 +7692,7 @@
     </w:p>
     <w:p>
       <w:pPr>
-        <w:spacing w:before="120" w:after="120" w:line="276" w:lineRule="auto"/>
+        <w:spacing w:before="120" w:after="120"/>
         <w:jc w:val="both"/>
         <w:rPr>
           <w:rFonts w:ascii="Times New Roman" w:eastAsia="Times New Roman" w:hAnsi="Times New Roman"/>
@@ -7509,7 +7716,7 @@
           <w:ilvl w:val="0"/>
           <w:numId w:val="1"/>
         </w:numPr>
-        <w:spacing w:before="120" w:after="120" w:line="276" w:lineRule="auto"/>
+        <w:spacing w:before="120" w:after="120" w:line="240" w:lineRule="auto"/>
         <w:ind w:left="426"/>
         <w:contextualSpacing w:val="0"/>
         <w:jc w:val="both"/>
@@ -7540,7 +7747,7 @@
     <w:p>
       <w:pPr>
         <w:pStyle w:val="ListParagraph"/>
-        <w:spacing w:before="120" w:after="120" w:line="276" w:lineRule="auto"/>
+        <w:spacing w:before="120" w:after="120" w:line="240" w:lineRule="auto"/>
         <w:ind w:left="0"/>
         <w:contextualSpacing w:val="0"/>
         <w:jc w:val="both"/>
@@ -7564,7 +7771,7 @@
     <w:p>
       <w:pPr>
         <w:pStyle w:val="ListParagraph"/>
-        <w:spacing w:before="120" w:after="120" w:line="276" w:lineRule="auto"/>
+        <w:spacing w:before="120" w:after="120" w:line="240" w:lineRule="auto"/>
         <w:ind w:left="0"/>
         <w:contextualSpacing w:val="0"/>
         <w:jc w:val="both"/>
@@ -7589,7 +7796,7 @@
           <w:ilvl w:val="0"/>
           <w:numId w:val="3"/>
         </w:numPr>
-        <w:spacing w:before="120" w:after="120" w:line="276" w:lineRule="auto"/>
+        <w:spacing w:before="120" w:after="120" w:line="240" w:lineRule="auto"/>
         <w:ind w:left="720"/>
         <w:contextualSpacing w:val="0"/>
         <w:jc w:val="both"/>
@@ -7617,7 +7824,7 @@
           <w:ilvl w:val="0"/>
           <w:numId w:val="3"/>
         </w:numPr>
-        <w:spacing w:before="120" w:after="120" w:line="276" w:lineRule="auto"/>
+        <w:spacing w:before="120" w:after="120" w:line="240" w:lineRule="auto"/>
         <w:ind w:left="720"/>
         <w:contextualSpacing w:val="0"/>
         <w:jc w:val="both"/>
@@ -7645,7 +7852,7 @@
           <w:ilvl w:val="0"/>
           <w:numId w:val="3"/>
         </w:numPr>
-        <w:spacing w:before="120" w:after="120" w:line="276" w:lineRule="auto"/>
+        <w:spacing w:before="120" w:after="120" w:line="240" w:lineRule="auto"/>
         <w:ind w:left="720"/>
         <w:contextualSpacing w:val="0"/>
         <w:jc w:val="both"/>
@@ -7673,7 +7880,7 @@
           <w:ilvl w:val="0"/>
           <w:numId w:val="3"/>
         </w:numPr>
-        <w:spacing w:before="120" w:after="120" w:line="276" w:lineRule="auto"/>
+        <w:spacing w:before="120" w:after="120" w:line="240" w:lineRule="auto"/>
         <w:ind w:left="720"/>
         <w:contextualSpacing w:val="0"/>
         <w:jc w:val="both"/>
@@ -7701,7 +7908,7 @@
           <w:ilvl w:val="0"/>
           <w:numId w:val="3"/>
         </w:numPr>
-        <w:spacing w:before="120" w:after="120" w:line="276" w:lineRule="auto"/>
+        <w:spacing w:before="120" w:after="120" w:line="240" w:lineRule="auto"/>
         <w:ind w:left="720"/>
         <w:contextualSpacing w:val="0"/>
         <w:jc w:val="both"/>
@@ -7725,7 +7932,7 @@
     <w:p>
       <w:pPr>
         <w:pStyle w:val="ListParagraph"/>
-        <w:spacing w:before="120" w:after="120" w:line="276" w:lineRule="auto"/>
+        <w:spacing w:before="120" w:after="120" w:line="240" w:lineRule="auto"/>
         <w:ind w:left="0"/>
         <w:contextualSpacing w:val="0"/>
         <w:jc w:val="both"/>
@@ -7740,14 +7947,13 @@
           <w:szCs w:val="24"/>
           <w:lang w:val="en-AU"/>
         </w:rPr>
-        <w:lastRenderedPageBreak/>
         <w:t>Together, these form a complete end-to-end system supporting PFES's operational planning and decision-making.</w:t>
       </w:r>
     </w:p>
     <w:p>
       <w:pPr>
         <w:pStyle w:val="ListParagraph"/>
-        <w:spacing w:before="120" w:after="120" w:line="276" w:lineRule="auto"/>
+        <w:spacing w:before="120" w:after="120" w:line="240" w:lineRule="auto"/>
         <w:ind w:left="0"/>
         <w:contextualSpacing w:val="0"/>
         <w:jc w:val="both"/>
@@ -7772,7 +7978,7 @@
           <w:ilvl w:val="0"/>
           <w:numId w:val="5"/>
         </w:numPr>
-        <w:spacing w:before="120" w:after="120" w:line="276" w:lineRule="auto"/>
+        <w:spacing w:before="120" w:after="120" w:line="240" w:lineRule="auto"/>
         <w:contextualSpacing w:val="0"/>
         <w:jc w:val="both"/>
         <w:rPr>
@@ -7799,7 +8005,7 @@
           <w:ilvl w:val="0"/>
           <w:numId w:val="5"/>
         </w:numPr>
-        <w:spacing w:before="120" w:after="120" w:line="276" w:lineRule="auto"/>
+        <w:spacing w:before="120" w:after="120" w:line="240" w:lineRule="auto"/>
         <w:contextualSpacing w:val="0"/>
         <w:jc w:val="both"/>
         <w:rPr>
@@ -7816,6 +8022,7 @@
           <w:szCs w:val="24"/>
           <w:lang w:val="en-AU"/>
         </w:rPr>
+        <w:lastRenderedPageBreak/>
         <w:t>Storage &amp; cataloguing: designing a secure, structured layer for historical and incoming data</w:t>
       </w:r>
     </w:p>
@@ -7826,7 +8033,7 @@
           <w:ilvl w:val="0"/>
           <w:numId w:val="5"/>
         </w:numPr>
-        <w:spacing w:before="120" w:after="120" w:line="276" w:lineRule="auto"/>
+        <w:spacing w:before="120" w:after="120" w:line="240" w:lineRule="auto"/>
         <w:contextualSpacing w:val="0"/>
         <w:jc w:val="both"/>
         <w:rPr>
@@ -7853,7 +8060,7 @@
           <w:ilvl w:val="0"/>
           <w:numId w:val="5"/>
         </w:numPr>
-        <w:spacing w:before="120" w:after="120" w:line="276" w:lineRule="auto"/>
+        <w:spacing w:before="120" w:after="120" w:line="240" w:lineRule="auto"/>
         <w:contextualSpacing w:val="0"/>
         <w:jc w:val="both"/>
         <w:rPr>
@@ -7880,7 +8087,7 @@
           <w:ilvl w:val="0"/>
           <w:numId w:val="5"/>
         </w:numPr>
-        <w:spacing w:before="120" w:after="120" w:line="276" w:lineRule="auto"/>
+        <w:spacing w:before="120" w:after="120" w:line="240" w:lineRule="auto"/>
         <w:contextualSpacing w:val="0"/>
         <w:jc w:val="both"/>
         <w:rPr>
@@ -7903,7 +8110,7 @@
     <w:p>
       <w:pPr>
         <w:pStyle w:val="ListParagraph"/>
-        <w:spacing w:before="120" w:after="120" w:line="276" w:lineRule="auto"/>
+        <w:spacing w:before="120" w:after="120" w:line="240" w:lineRule="auto"/>
         <w:ind w:left="0"/>
         <w:contextualSpacing w:val="0"/>
         <w:jc w:val="both"/>
@@ -7931,7 +8138,7 @@
           <w:ilvl w:val="0"/>
           <w:numId w:val="1"/>
         </w:numPr>
-        <w:spacing w:before="120" w:after="120" w:line="276" w:lineRule="auto"/>
+        <w:spacing w:before="120" w:after="120" w:line="240" w:lineRule="auto"/>
         <w:contextualSpacing w:val="0"/>
         <w:jc w:val="both"/>
         <w:outlineLvl w:val="1"/>
@@ -7960,7 +8167,7 @@
     </w:p>
     <w:p>
       <w:pPr>
-        <w:spacing w:before="120" w:after="240" w:line="276" w:lineRule="auto"/>
+        <w:spacing w:before="120" w:after="240"/>
         <w:jc w:val="both"/>
       </w:pPr>
       <w:r>
@@ -7974,7 +8181,7 @@
     </w:p>
     <w:p>
       <w:pPr>
-        <w:spacing w:before="120" w:after="240" w:line="276" w:lineRule="auto"/>
+        <w:spacing w:before="120" w:after="240"/>
         <w:jc w:val="both"/>
       </w:pPr>
       <w:r>
@@ -7988,7 +8195,7 @@
     </w:p>
     <w:p>
       <w:pPr>
-        <w:spacing w:before="120" w:after="240" w:line="276" w:lineRule="auto"/>
+        <w:spacing w:before="120" w:after="240"/>
         <w:jc w:val="both"/>
       </w:pPr>
       <w:r>
@@ -8002,7 +8209,7 @@
     </w:p>
     <w:p>
       <w:pPr>
-        <w:spacing w:before="120" w:after="240" w:line="276" w:lineRule="auto"/>
+        <w:spacing w:before="120" w:after="240"/>
         <w:jc w:val="both"/>
         <w:rPr>
           <w:rFonts w:ascii="Times New Roman" w:eastAsia="Times New Roman" w:hAnsi="Times New Roman"/>
@@ -8021,13 +8228,13 @@
     </w:p>
     <w:p>
       <w:pPr>
-        <w:spacing w:before="120" w:after="240" w:line="276" w:lineRule="auto"/>
+        <w:spacing w:before="120" w:after="240"/>
         <w:jc w:val="both"/>
       </w:pPr>
     </w:p>
     <w:p>
       <w:pPr>
-        <w:spacing w:before="120" w:after="240" w:line="276" w:lineRule="auto"/>
+        <w:spacing w:before="120" w:after="240"/>
         <w:jc w:val="both"/>
       </w:pPr>
     </w:p>
@@ -8038,7 +8245,7 @@
           <w:ilvl w:val="0"/>
           <w:numId w:val="1"/>
         </w:numPr>
-        <w:spacing w:before="120" w:after="120" w:line="276" w:lineRule="auto"/>
+        <w:spacing w:before="120" w:after="120" w:line="240" w:lineRule="auto"/>
         <w:ind w:left="426"/>
         <w:contextualSpacing w:val="0"/>
         <w:jc w:val="both"/>
@@ -8062,7 +8269,6 @@
           <w:szCs w:val="24"/>
           <w:lang w:val="en-AU"/>
         </w:rPr>
-        <w:lastRenderedPageBreak/>
         <w:t>Initial architecture diagram</w:t>
       </w:r>
       <w:bookmarkEnd w:id="7"/>
@@ -8071,7 +8277,7 @@
       <w:pPr>
         <w:pStyle w:val="Caption"/>
         <w:keepNext/>
-        <w:spacing w:before="120" w:line="276" w:lineRule="auto"/>
+        <w:spacing w:before="120"/>
         <w:jc w:val="center"/>
         <w:rPr>
           <w:rFonts w:ascii="Times New Roman" w:hAnsi="Times New Roman"/>
@@ -8176,7 +8382,7 @@
           </w:tcPr>
           <w:p>
             <w:pPr>
-              <w:spacing w:before="120" w:after="120" w:line="276" w:lineRule="auto"/>
+              <w:spacing w:before="120" w:after="120"/>
               <w:jc w:val="center"/>
               <w:rPr>
                 <w:rFonts w:ascii="Times New Roman" w:eastAsia="Times New Roman" w:hAnsi="Times New Roman"/>
@@ -8208,7 +8414,7 @@
           </w:tcPr>
           <w:p>
             <w:pPr>
-              <w:spacing w:before="120" w:after="120" w:line="276" w:lineRule="auto"/>
+              <w:spacing w:before="120" w:after="120"/>
               <w:jc w:val="center"/>
               <w:rPr>
                 <w:rFonts w:ascii="Times New Roman" w:eastAsia="Times New Roman" w:hAnsi="Times New Roman"/>
@@ -8240,7 +8446,7 @@
           </w:tcPr>
           <w:p>
             <w:pPr>
-              <w:spacing w:before="120" w:after="120" w:line="276" w:lineRule="auto"/>
+              <w:spacing w:before="120" w:after="120"/>
               <w:jc w:val="center"/>
               <w:rPr>
                 <w:rFonts w:ascii="Times New Roman" w:eastAsia="Times New Roman" w:hAnsi="Times New Roman"/>
@@ -8272,7 +8478,7 @@
           </w:tcPr>
           <w:p>
             <w:pPr>
-              <w:spacing w:before="120" w:after="120" w:line="276" w:lineRule="auto"/>
+              <w:spacing w:before="120" w:after="120"/>
               <w:jc w:val="center"/>
               <w:rPr>
                 <w:rFonts w:ascii="Times New Roman" w:eastAsia="Times New Roman" w:hAnsi="Times New Roman"/>
@@ -8304,7 +8510,7 @@
           </w:tcPr>
           <w:p>
             <w:pPr>
-              <w:spacing w:before="120" w:after="120" w:line="276" w:lineRule="auto"/>
+              <w:spacing w:before="120" w:after="120"/>
               <w:jc w:val="center"/>
               <w:rPr>
                 <w:rFonts w:ascii="Times New Roman" w:eastAsia="Times New Roman" w:hAnsi="Times New Roman"/>
@@ -8336,7 +8542,7 @@
           </w:tcPr>
           <w:p>
             <w:pPr>
-              <w:spacing w:before="120" w:after="120" w:line="276" w:lineRule="auto"/>
+              <w:spacing w:before="120" w:after="120"/>
               <w:jc w:val="center"/>
               <w:rPr>
                 <w:rFonts w:ascii="Times New Roman" w:eastAsia="Times New Roman" w:hAnsi="Times New Roman"/>
@@ -8368,7 +8574,7 @@
           </w:tcPr>
           <w:p>
             <w:pPr>
-              <w:spacing w:before="120" w:after="120" w:line="276" w:lineRule="auto"/>
+              <w:spacing w:before="120" w:after="120"/>
               <w:jc w:val="center"/>
               <w:rPr>
                 <w:rFonts w:ascii="Times New Roman" w:eastAsia="Times New Roman" w:hAnsi="Times New Roman"/>
@@ -8405,7 +8611,7 @@
           </w:tcPr>
           <w:p>
             <w:pPr>
-              <w:spacing w:before="120" w:line="276" w:lineRule="auto"/>
+              <w:spacing w:before="120"/>
               <w:jc w:val="both"/>
               <w:rPr>
                 <w:rFonts w:ascii="Times New Roman" w:eastAsia="Times New Roman" w:hAnsi="Times New Roman"/>
@@ -8419,7 +8625,16 @@
                 <w:sz w:val="24"/>
                 <w:szCs w:val="24"/>
               </w:rPr>
-              <w:t>Population estimates for NTG Service Regions (1986 to 2025)</w:t>
+              <w:t xml:space="preserve">Population estimates for NTG Service Regions </w:t>
+            </w:r>
+            <w:r>
+              <w:rPr>
+                <w:rFonts w:ascii="Times New Roman" w:eastAsia="Times New Roman" w:hAnsi="Times New Roman"/>
+                <w:sz w:val="24"/>
+                <w:szCs w:val="24"/>
+              </w:rPr>
+              <w:lastRenderedPageBreak/>
+              <w:t>(1986 to 2025)</w:t>
             </w:r>
           </w:p>
         </w:tc>
@@ -8434,7 +8649,7 @@
           </w:tcPr>
           <w:p>
             <w:pPr>
-              <w:spacing w:before="120" w:line="276" w:lineRule="auto"/>
+              <w:spacing w:before="120"/>
               <w:jc w:val="both"/>
               <w:rPr>
                 <w:rFonts w:ascii="Times New Roman" w:eastAsia="Times New Roman" w:hAnsi="Times New Roman"/>
@@ -8448,6 +8663,7 @@
                 <w:sz w:val="24"/>
                 <w:szCs w:val="24"/>
               </w:rPr>
+              <w:lastRenderedPageBreak/>
               <w:t>Northern Territory Government</w:t>
             </w:r>
           </w:p>
@@ -8463,7 +8679,7 @@
           </w:tcPr>
           <w:p>
             <w:pPr>
-              <w:spacing w:before="120" w:line="276" w:lineRule="auto"/>
+              <w:spacing w:before="120"/>
               <w:jc w:val="both"/>
               <w:rPr>
                 <w:rFonts w:ascii="Times New Roman" w:eastAsia="Times New Roman" w:hAnsi="Times New Roman"/>
@@ -8492,7 +8708,7 @@
           </w:tcPr>
           <w:p>
             <w:pPr>
-              <w:spacing w:before="120" w:line="276" w:lineRule="auto"/>
+              <w:spacing w:before="120"/>
               <w:jc w:val="both"/>
             </w:pPr>
             <w:hyperlink r:id="rId12" w:history="1">
@@ -8516,7 +8732,7 @@
           </w:tcPr>
           <w:p>
             <w:pPr>
-              <w:spacing w:before="120" w:after="120" w:line="276" w:lineRule="auto"/>
+              <w:spacing w:before="120" w:after="120"/>
               <w:jc w:val="both"/>
               <w:rPr>
                 <w:rFonts w:ascii="Times New Roman" w:eastAsia="Times New Roman" w:hAnsi="Times New Roman"/>
@@ -8545,7 +8761,7 @@
           </w:tcPr>
           <w:p>
             <w:pPr>
-              <w:spacing w:before="120" w:line="276" w:lineRule="auto"/>
+              <w:spacing w:before="120"/>
               <w:jc w:val="both"/>
               <w:rPr>
                 <w:rFonts w:ascii="Times New Roman" w:eastAsia="Times New Roman" w:hAnsi="Times New Roman"/>
@@ -8574,7 +8790,7 @@
           </w:tcPr>
           <w:p>
             <w:pPr>
-              <w:spacing w:before="120" w:line="276" w:lineRule="auto"/>
+              <w:spacing w:before="120"/>
               <w:jc w:val="both"/>
               <w:rPr>
                 <w:rFonts w:ascii="Times New Roman" w:eastAsia="Times New Roman" w:hAnsi="Times New Roman"/>
@@ -8607,7 +8823,7 @@
           </w:tcPr>
           <w:p>
             <w:pPr>
-              <w:spacing w:before="120" w:line="276" w:lineRule="auto"/>
+              <w:spacing w:before="120"/>
               <w:jc w:val="both"/>
               <w:rPr>
                 <w:rFonts w:ascii="Times New Roman" w:eastAsia="Times New Roman" w:hAnsi="Times New Roman"/>
@@ -8636,7 +8852,7 @@
           </w:tcPr>
           <w:p>
             <w:pPr>
-              <w:spacing w:before="120" w:line="276" w:lineRule="auto"/>
+              <w:spacing w:before="120"/>
               <w:jc w:val="both"/>
               <w:rPr>
                 <w:rFonts w:ascii="Times New Roman" w:eastAsia="Times New Roman" w:hAnsi="Times New Roman"/>
@@ -8665,7 +8881,7 @@
           </w:tcPr>
           <w:p>
             <w:pPr>
-              <w:spacing w:before="120" w:line="276" w:lineRule="auto"/>
+              <w:spacing w:before="120"/>
               <w:jc w:val="both"/>
               <w:rPr>
                 <w:rFonts w:ascii="Times New Roman" w:eastAsia="Times New Roman" w:hAnsi="Times New Roman"/>
@@ -8694,7 +8910,7 @@
           </w:tcPr>
           <w:p>
             <w:pPr>
-              <w:spacing w:before="120" w:line="276" w:lineRule="auto"/>
+              <w:spacing w:before="120"/>
               <w:jc w:val="both"/>
               <w:rPr>
                 <w:rFonts w:ascii="Times New Roman" w:eastAsia="Times New Roman" w:hAnsi="Times New Roman"/>
@@ -8726,7 +8942,7 @@
           </w:tcPr>
           <w:p>
             <w:pPr>
-              <w:spacing w:before="120" w:after="120" w:line="276" w:lineRule="auto"/>
+              <w:spacing w:before="120" w:after="120"/>
               <w:jc w:val="both"/>
               <w:rPr>
                 <w:rFonts w:ascii="Times New Roman" w:eastAsia="Times New Roman" w:hAnsi="Times New Roman"/>
@@ -8755,7 +8971,7 @@
           </w:tcPr>
           <w:p>
             <w:pPr>
-              <w:spacing w:before="120" w:line="276" w:lineRule="auto"/>
+              <w:spacing w:before="120"/>
               <w:jc w:val="both"/>
               <w:rPr>
                 <w:rFonts w:ascii="Times New Roman" w:eastAsia="Times New Roman" w:hAnsi="Times New Roman"/>
@@ -8784,7 +9000,7 @@
           </w:tcPr>
           <w:p>
             <w:pPr>
-              <w:spacing w:before="120" w:line="276" w:lineRule="auto"/>
+              <w:spacing w:before="120"/>
               <w:jc w:val="both"/>
               <w:rPr>
                 <w:rFonts w:ascii="Times New Roman" w:eastAsia="Times New Roman" w:hAnsi="Times New Roman"/>
@@ -8817,7 +9033,7 @@
           </w:tcPr>
           <w:p>
             <w:pPr>
-              <w:spacing w:before="120" w:line="276" w:lineRule="auto"/>
+              <w:spacing w:before="120"/>
               <w:jc w:val="both"/>
               <w:rPr>
                 <w:rFonts w:ascii="Times New Roman" w:eastAsia="Times New Roman" w:hAnsi="Times New Roman"/>
@@ -8836,7 +9052,7 @@
           </w:p>
           <w:p>
             <w:pPr>
-              <w:spacing w:before="120" w:line="276" w:lineRule="auto"/>
+              <w:spacing w:before="120"/>
               <w:jc w:val="both"/>
               <w:rPr>
                 <w:rFonts w:ascii="Times New Roman" w:eastAsia="Times New Roman" w:hAnsi="Times New Roman"/>
@@ -8857,7 +9073,7 @@
           </w:tcPr>
           <w:p>
             <w:pPr>
-              <w:spacing w:before="120" w:line="276" w:lineRule="auto"/>
+              <w:spacing w:before="120"/>
               <w:jc w:val="both"/>
               <w:rPr>
                 <w:rFonts w:ascii="Times New Roman" w:eastAsia="Times New Roman" w:hAnsi="Times New Roman"/>
@@ -8886,7 +9102,7 @@
           </w:tcPr>
           <w:p>
             <w:pPr>
-              <w:spacing w:before="120" w:line="276" w:lineRule="auto"/>
+              <w:spacing w:before="120"/>
               <w:jc w:val="both"/>
               <w:rPr>
                 <w:rFonts w:ascii="Times New Roman" w:eastAsia="Times New Roman" w:hAnsi="Times New Roman"/>
@@ -8915,7 +9131,7 @@
           </w:tcPr>
           <w:p>
             <w:pPr>
-              <w:spacing w:before="120" w:line="276" w:lineRule="auto"/>
+              <w:spacing w:before="120"/>
               <w:jc w:val="both"/>
               <w:rPr>
                 <w:rFonts w:ascii="Times New Roman" w:eastAsia="Times New Roman" w:hAnsi="Times New Roman"/>
@@ -8948,7 +9164,7 @@
           </w:tcPr>
           <w:p>
             <w:pPr>
-              <w:spacing w:before="120" w:line="276" w:lineRule="auto"/>
+              <w:spacing w:before="120"/>
               <w:jc w:val="both"/>
               <w:rPr>
                 <w:rFonts w:ascii="Times New Roman" w:eastAsia="Times New Roman" w:hAnsi="Times New Roman"/>
@@ -8977,7 +9193,7 @@
           </w:tcPr>
           <w:p>
             <w:pPr>
-              <w:spacing w:before="120" w:line="276" w:lineRule="auto"/>
+              <w:spacing w:before="120"/>
               <w:jc w:val="both"/>
               <w:rPr>
                 <w:rFonts w:ascii="Times New Roman" w:eastAsia="Times New Roman" w:hAnsi="Times New Roman"/>
@@ -9006,7 +9222,7 @@
           </w:tcPr>
           <w:p>
             <w:pPr>
-              <w:spacing w:before="120" w:line="276" w:lineRule="auto"/>
+              <w:spacing w:before="120"/>
               <w:jc w:val="both"/>
               <w:rPr>
                 <w:rFonts w:ascii="Times New Roman" w:eastAsia="Times New Roman" w:hAnsi="Times New Roman"/>
@@ -9039,7 +9255,7 @@
           </w:tcPr>
           <w:p>
             <w:pPr>
-              <w:spacing w:before="120" w:line="276" w:lineRule="auto"/>
+              <w:spacing w:before="120"/>
               <w:jc w:val="both"/>
               <w:rPr>
                 <w:rFonts w:ascii="Times New Roman" w:eastAsia="Times New Roman" w:hAnsi="Times New Roman"/>
@@ -9069,7 +9285,7 @@
           </w:tcPr>
           <w:p>
             <w:pPr>
-              <w:spacing w:before="120" w:line="276" w:lineRule="auto"/>
+              <w:spacing w:before="120"/>
               <w:jc w:val="both"/>
               <w:rPr>
                 <w:rFonts w:ascii="Times New Roman" w:eastAsia="Times New Roman" w:hAnsi="Times New Roman"/>
@@ -9099,7 +9315,7 @@
           </w:tcPr>
           <w:p>
             <w:pPr>
-              <w:spacing w:before="120" w:line="276" w:lineRule="auto"/>
+              <w:spacing w:before="120"/>
               <w:jc w:val="both"/>
               <w:rPr>
                 <w:rFonts w:ascii="Times New Roman" w:eastAsia="Times New Roman" w:hAnsi="Times New Roman"/>
@@ -9130,7 +9346,7 @@
           </w:tcPr>
           <w:p>
             <w:pPr>
-              <w:spacing w:before="120" w:after="240" w:line="276" w:lineRule="auto"/>
+              <w:spacing w:before="120" w:after="240"/>
               <w:jc w:val="both"/>
               <w:rPr>
                 <w:rFonts w:ascii="Times New Roman" w:eastAsia="Times New Roman" w:hAnsi="Times New Roman"/>
@@ -9163,7 +9379,7 @@
           </w:tcPr>
           <w:p>
             <w:pPr>
-              <w:spacing w:before="120" w:after="120" w:line="276" w:lineRule="auto"/>
+              <w:spacing w:before="120" w:after="120"/>
               <w:jc w:val="both"/>
               <w:rPr>
                 <w:rFonts w:ascii="Times New Roman" w:eastAsia="Times New Roman" w:hAnsi="Times New Roman"/>
@@ -9182,7 +9398,7 @@
           </w:p>
           <w:p>
             <w:pPr>
-              <w:spacing w:before="120" w:line="276" w:lineRule="auto"/>
+              <w:spacing w:before="120"/>
               <w:jc w:val="both"/>
               <w:rPr>
                 <w:rFonts w:ascii="Times New Roman" w:eastAsia="Times New Roman" w:hAnsi="Times New Roman"/>
@@ -9203,7 +9419,7 @@
           </w:tcPr>
           <w:p>
             <w:pPr>
-              <w:spacing w:before="120" w:line="276" w:lineRule="auto"/>
+              <w:spacing w:before="120"/>
               <w:jc w:val="both"/>
               <w:rPr>
                 <w:rFonts w:ascii="Times New Roman" w:eastAsia="Times New Roman" w:hAnsi="Times New Roman"/>
@@ -9232,7 +9448,7 @@
           </w:tcPr>
           <w:p>
             <w:pPr>
-              <w:spacing w:before="120" w:line="276" w:lineRule="auto"/>
+              <w:spacing w:before="120"/>
               <w:jc w:val="both"/>
               <w:rPr>
                 <w:rFonts w:ascii="Times New Roman" w:eastAsia="Times New Roman" w:hAnsi="Times New Roman"/>
@@ -9265,7 +9481,7 @@
           </w:tcPr>
           <w:p>
             <w:pPr>
-              <w:spacing w:before="120" w:line="276" w:lineRule="auto"/>
+              <w:spacing w:before="120"/>
               <w:jc w:val="both"/>
               <w:rPr>
                 <w:rFonts w:ascii="Times New Roman" w:eastAsia="Times New Roman" w:hAnsi="Times New Roman"/>
@@ -9295,7 +9511,7 @@
           </w:tcPr>
           <w:p>
             <w:pPr>
-              <w:spacing w:before="120" w:line="276" w:lineRule="auto"/>
+              <w:spacing w:before="120"/>
               <w:jc w:val="both"/>
             </w:pPr>
           </w:p>
@@ -9312,7 +9528,7 @@
           </w:tcPr>
           <w:p>
             <w:pPr>
-              <w:spacing w:before="120" w:line="276" w:lineRule="auto"/>
+              <w:spacing w:before="120"/>
               <w:jc w:val="both"/>
             </w:pPr>
           </w:p>
@@ -9328,7 +9544,7 @@
           </w:tcPr>
           <w:p>
             <w:pPr>
-              <w:spacing w:before="120" w:after="240" w:line="276" w:lineRule="auto"/>
+              <w:spacing w:before="120" w:after="240"/>
               <w:jc w:val="both"/>
               <w:rPr>
                 <w:rFonts w:ascii="Times New Roman" w:eastAsia="Times New Roman" w:hAnsi="Times New Roman"/>
@@ -9361,7 +9577,7 @@
           </w:tcPr>
           <w:p>
             <w:pPr>
-              <w:spacing w:before="120" w:line="276" w:lineRule="auto"/>
+              <w:spacing w:before="120"/>
               <w:jc w:val="both"/>
             </w:pPr>
           </w:p>
@@ -9377,7 +9593,7 @@
           </w:tcPr>
           <w:p>
             <w:pPr>
-              <w:spacing w:before="120" w:line="276" w:lineRule="auto"/>
+              <w:spacing w:before="120"/>
               <w:jc w:val="both"/>
               <w:rPr>
                 <w:rFonts w:ascii="Times New Roman" w:eastAsia="Times New Roman" w:hAnsi="Times New Roman"/>
@@ -9406,7 +9622,7 @@
           </w:tcPr>
           <w:p>
             <w:pPr>
-              <w:spacing w:before="120" w:line="276" w:lineRule="auto"/>
+              <w:spacing w:before="120"/>
               <w:jc w:val="both"/>
               <w:rPr>
                 <w:rFonts w:ascii="Times New Roman" w:eastAsia="Times New Roman" w:hAnsi="Times New Roman"/>
@@ -9439,7 +9655,7 @@
           </w:tcPr>
           <w:p>
             <w:pPr>
-              <w:spacing w:before="120" w:line="276" w:lineRule="auto"/>
+              <w:spacing w:before="120"/>
               <w:jc w:val="both"/>
               <w:rPr>
                 <w:rFonts w:ascii="Times New Roman" w:eastAsia="Times New Roman" w:hAnsi="Times New Roman"/>
@@ -9469,7 +9685,7 @@
           </w:tcPr>
           <w:p>
             <w:pPr>
-              <w:spacing w:before="120" w:line="276" w:lineRule="auto"/>
+              <w:spacing w:before="120"/>
               <w:jc w:val="both"/>
             </w:pPr>
           </w:p>
@@ -9486,7 +9702,7 @@
           </w:tcPr>
           <w:p>
             <w:pPr>
-              <w:spacing w:before="120" w:line="276" w:lineRule="auto"/>
+              <w:spacing w:before="120"/>
               <w:jc w:val="both"/>
             </w:pPr>
           </w:p>
@@ -9502,7 +9718,7 @@
           </w:tcPr>
           <w:p>
             <w:pPr>
-              <w:spacing w:before="120" w:line="276" w:lineRule="auto"/>
+              <w:spacing w:before="120"/>
               <w:jc w:val="both"/>
               <w:rPr>
                 <w:rFonts w:ascii="Times New Roman" w:eastAsia="Times New Roman" w:hAnsi="Times New Roman"/>
@@ -9537,7 +9753,7 @@
           </w:tcPr>
           <w:p>
             <w:pPr>
-              <w:spacing w:before="120" w:line="276" w:lineRule="auto"/>
+              <w:spacing w:before="120"/>
               <w:jc w:val="both"/>
             </w:pPr>
           </w:p>
@@ -9553,7 +9769,7 @@
           </w:tcPr>
           <w:p>
             <w:pPr>
-              <w:spacing w:before="120" w:line="276" w:lineRule="auto"/>
+              <w:spacing w:before="120"/>
               <w:jc w:val="both"/>
               <w:rPr>
                 <w:rFonts w:ascii="Times New Roman" w:eastAsia="Times New Roman" w:hAnsi="Times New Roman"/>
@@ -9582,7 +9798,7 @@
           </w:tcPr>
           <w:p>
             <w:pPr>
-              <w:spacing w:before="120" w:line="276" w:lineRule="auto"/>
+              <w:spacing w:before="120"/>
               <w:jc w:val="both"/>
               <w:rPr>
                 <w:rFonts w:ascii="Times New Roman" w:eastAsia="Times New Roman" w:hAnsi="Times New Roman"/>
@@ -9604,7 +9820,7 @@
     </w:tbl>
     <w:p>
       <w:pPr>
-        <w:spacing w:before="120" w:after="120" w:line="276" w:lineRule="auto"/>
+        <w:spacing w:before="120" w:after="120"/>
         <w:jc w:val="both"/>
         <w:rPr>
           <w:rFonts w:ascii="Times New Roman" w:eastAsia="Times New Roman" w:hAnsi="Times New Roman"/>
@@ -9625,7 +9841,7 @@
       <w:pPr>
         <w:pStyle w:val="ListParagraph"/>
         <w:keepNext/>
-        <w:spacing w:before="120" w:after="120" w:line="276" w:lineRule="auto"/>
+        <w:spacing w:before="120" w:after="120" w:line="240" w:lineRule="auto"/>
         <w:ind w:left="0" w:right="-46"/>
         <w:contextualSpacing w:val="0"/>
         <w:jc w:val="both"/>
@@ -9679,7 +9895,7 @@
     <w:p>
       <w:pPr>
         <w:pStyle w:val="Caption"/>
-        <w:spacing w:before="120" w:line="276" w:lineRule="auto"/>
+        <w:spacing w:before="120"/>
         <w:jc w:val="center"/>
         <w:rPr>
           <w:rFonts w:ascii="Times New Roman" w:eastAsia="Times New Roman" w:hAnsi="Times New Roman"/>
@@ -9690,7 +9906,7 @@
       </w:pPr>
       <w:bookmarkStart w:id="9" w:name="_Toc237469403"/>
       <w:bookmarkStart w:id="10" w:name="_Toc237469468"/>
-      <w:bookmarkStart w:id="11" w:name="_Toc239977153"/>
+      <w:bookmarkStart w:id="11" w:name="_Toc240212126"/>
       <w:r>
         <w:rPr>
           <w:rFonts w:ascii="Times New Roman" w:hAnsi="Times New Roman"/>
@@ -9764,7 +9980,7 @@
       <w:pPr>
         <w:pStyle w:val="Caption"/>
         <w:keepNext/>
-        <w:spacing w:before="120" w:line="276" w:lineRule="auto"/>
+        <w:spacing w:before="120"/>
         <w:jc w:val="center"/>
         <w:rPr>
           <w:rFonts w:ascii="Times New Roman" w:hAnsi="Times New Roman"/>
@@ -9872,7 +10088,7 @@
           <w:p>
             <w:pPr>
               <w:pStyle w:val="ListParagraph"/>
-              <w:spacing w:before="120" w:after="120" w:line="276" w:lineRule="auto"/>
+              <w:spacing w:before="120" w:after="120" w:line="240" w:lineRule="auto"/>
               <w:ind w:left="14"/>
               <w:contextualSpacing w:val="0"/>
               <w:jc w:val="center"/>
@@ -9919,7 +10135,7 @@
           <w:p>
             <w:pPr>
               <w:pStyle w:val="ListParagraph"/>
-              <w:spacing w:before="120" w:after="120" w:line="276" w:lineRule="auto"/>
+              <w:spacing w:before="120" w:after="120" w:line="240" w:lineRule="auto"/>
               <w:ind w:left="14" w:right="8"/>
               <w:contextualSpacing w:val="0"/>
               <w:jc w:val="center"/>
@@ -9966,7 +10182,7 @@
           <w:p>
             <w:pPr>
               <w:pStyle w:val="ListParagraph"/>
-              <w:spacing w:before="120" w:after="120" w:line="276" w:lineRule="auto"/>
+              <w:spacing w:before="120" w:after="120" w:line="240" w:lineRule="auto"/>
               <w:ind w:left="124"/>
               <w:contextualSpacing w:val="0"/>
               <w:jc w:val="center"/>
@@ -10018,7 +10234,7 @@
           <w:p>
             <w:pPr>
               <w:pStyle w:val="ListParagraph"/>
-              <w:spacing w:before="120" w:after="120" w:line="276" w:lineRule="auto"/>
+              <w:spacing w:before="120" w:after="120" w:line="240" w:lineRule="auto"/>
               <w:ind w:left="122" w:right="99"/>
               <w:contextualSpacing w:val="0"/>
               <w:jc w:val="both"/>
@@ -10065,7 +10281,7 @@
           <w:p>
             <w:pPr>
               <w:pStyle w:val="ListParagraph"/>
-              <w:spacing w:before="120" w:after="120" w:line="276" w:lineRule="auto"/>
+              <w:spacing w:before="120" w:after="120" w:line="240" w:lineRule="auto"/>
               <w:ind w:left="156" w:right="133"/>
               <w:contextualSpacing w:val="0"/>
               <w:jc w:val="both"/>
@@ -10108,7 +10324,7 @@
           <w:p>
             <w:pPr>
               <w:pStyle w:val="ListParagraph"/>
-              <w:spacing w:before="120" w:after="120" w:line="276" w:lineRule="auto"/>
+              <w:spacing w:before="120" w:after="120" w:line="240" w:lineRule="auto"/>
               <w:ind w:left="121" w:right="124"/>
               <w:contextualSpacing w:val="0"/>
               <w:jc w:val="both"/>
@@ -10156,7 +10372,7 @@
           <w:p>
             <w:pPr>
               <w:pStyle w:val="ListParagraph"/>
-              <w:spacing w:before="120" w:after="120" w:line="276" w:lineRule="auto"/>
+              <w:spacing w:before="120" w:after="120" w:line="240" w:lineRule="auto"/>
               <w:ind w:left="122" w:right="99"/>
               <w:contextualSpacing w:val="0"/>
               <w:jc w:val="both"/>
@@ -10203,7 +10419,7 @@
           <w:p>
             <w:pPr>
               <w:pStyle w:val="ListParagraph"/>
-              <w:spacing w:before="120" w:after="120" w:line="276" w:lineRule="auto"/>
+              <w:spacing w:before="120" w:after="120" w:line="240" w:lineRule="auto"/>
               <w:ind w:left="156" w:right="133"/>
               <w:contextualSpacing w:val="0"/>
               <w:jc w:val="both"/>
@@ -10246,7 +10462,7 @@
           <w:p>
             <w:pPr>
               <w:pStyle w:val="ListParagraph"/>
-              <w:spacing w:before="120" w:after="120" w:line="276" w:lineRule="auto"/>
+              <w:spacing w:before="120" w:after="120" w:line="240" w:lineRule="auto"/>
               <w:ind w:left="121" w:right="124"/>
               <w:contextualSpacing w:val="0"/>
               <w:jc w:val="both"/>
@@ -10294,7 +10510,7 @@
           <w:p>
             <w:pPr>
               <w:pStyle w:val="ListParagraph"/>
-              <w:spacing w:before="120" w:after="120" w:line="276" w:lineRule="auto"/>
+              <w:spacing w:before="120" w:after="120" w:line="240" w:lineRule="auto"/>
               <w:ind w:left="122" w:right="99"/>
               <w:contextualSpacing w:val="0"/>
               <w:jc w:val="both"/>
@@ -10341,7 +10557,7 @@
           <w:p>
             <w:pPr>
               <w:pStyle w:val="ListParagraph"/>
-              <w:spacing w:before="120" w:after="120" w:line="276" w:lineRule="auto"/>
+              <w:spacing w:before="120" w:after="120" w:line="240" w:lineRule="auto"/>
               <w:ind w:left="156" w:right="133"/>
               <w:contextualSpacing w:val="0"/>
               <w:jc w:val="both"/>
@@ -10384,7 +10600,7 @@
           <w:p>
             <w:pPr>
               <w:pStyle w:val="ListParagraph"/>
-              <w:spacing w:before="120" w:after="120" w:line="276" w:lineRule="auto"/>
+              <w:spacing w:before="120" w:after="120" w:line="240" w:lineRule="auto"/>
               <w:ind w:left="121" w:right="124"/>
               <w:contextualSpacing w:val="0"/>
               <w:jc w:val="both"/>
@@ -10432,7 +10648,7 @@
           <w:p>
             <w:pPr>
               <w:pStyle w:val="ListParagraph"/>
-              <w:spacing w:before="120" w:after="120" w:line="276" w:lineRule="auto"/>
+              <w:spacing w:before="120" w:after="120" w:line="240" w:lineRule="auto"/>
               <w:ind w:left="122" w:right="99"/>
               <w:contextualSpacing w:val="0"/>
               <w:jc w:val="both"/>
@@ -10479,7 +10695,7 @@
           <w:p>
             <w:pPr>
               <w:pStyle w:val="ListParagraph"/>
-              <w:spacing w:before="120" w:after="120" w:line="276" w:lineRule="auto"/>
+              <w:spacing w:before="120" w:after="120" w:line="240" w:lineRule="auto"/>
               <w:ind w:left="156" w:right="133"/>
               <w:contextualSpacing w:val="0"/>
               <w:jc w:val="both"/>
@@ -10522,7 +10738,7 @@
           <w:p>
             <w:pPr>
               <w:pStyle w:val="ListParagraph"/>
-              <w:spacing w:before="120" w:after="120" w:line="276" w:lineRule="auto"/>
+              <w:spacing w:before="120" w:after="120" w:line="240" w:lineRule="auto"/>
               <w:ind w:left="121" w:right="124"/>
               <w:contextualSpacing w:val="0"/>
               <w:jc w:val="both"/>
@@ -10542,7 +10758,29 @@
                 <w:szCs w:val="24"/>
                 <w:lang w:val="en-AU"/>
               </w:rPr>
-              <w:t>Cleans, merges and engineers features (lagged indicators, cyclical month encoding, per-capita normalisation) across the three sources.</w:t>
+              <w:t xml:space="preserve">Cleans, merges and </w:t>
+            </w:r>
+            <w:proofErr w:type="gramStart"/>
+            <w:r>
+              <w:rPr>
+                <w:rFonts w:ascii="Times New Roman" w:eastAsia="Times New Roman" w:hAnsi="Times New Roman"/>
+                <w:color w:val="000000" w:themeColor="text1"/>
+                <w:sz w:val="24"/>
+                <w:szCs w:val="24"/>
+                <w:lang w:val="en-AU"/>
+              </w:rPr>
+              <w:t>engineers</w:t>
+            </w:r>
+            <w:proofErr w:type="gramEnd"/>
+            <w:r>
+              <w:rPr>
+                <w:rFonts w:ascii="Times New Roman" w:eastAsia="Times New Roman" w:hAnsi="Times New Roman"/>
+                <w:color w:val="000000" w:themeColor="text1"/>
+                <w:sz w:val="24"/>
+                <w:szCs w:val="24"/>
+                <w:lang w:val="en-AU"/>
+              </w:rPr>
+              <w:t xml:space="preserve"> features (lagged indicators, cyclical month encoding, per-capita normalisation) across the three sources.</w:t>
             </w:r>
           </w:p>
         </w:tc>
@@ -10570,7 +10808,7 @@
           <w:p>
             <w:pPr>
               <w:pStyle w:val="ListParagraph"/>
-              <w:spacing w:before="120" w:after="120" w:line="276" w:lineRule="auto"/>
+              <w:spacing w:before="120" w:after="120" w:line="240" w:lineRule="auto"/>
               <w:ind w:left="122" w:right="99"/>
               <w:contextualSpacing w:val="0"/>
               <w:jc w:val="both"/>
@@ -10617,7 +10855,7 @@
           <w:p>
             <w:pPr>
               <w:pStyle w:val="ListParagraph"/>
-              <w:spacing w:before="120" w:after="120" w:line="276" w:lineRule="auto"/>
+              <w:spacing w:before="120" w:after="120" w:line="240" w:lineRule="auto"/>
               <w:ind w:left="156" w:right="133"/>
               <w:contextualSpacing w:val="0"/>
               <w:jc w:val="both"/>
@@ -10660,7 +10898,7 @@
           <w:p>
             <w:pPr>
               <w:pStyle w:val="ListParagraph"/>
-              <w:spacing w:before="120" w:after="120" w:line="276" w:lineRule="auto"/>
+              <w:spacing w:before="120" w:after="120" w:line="240" w:lineRule="auto"/>
               <w:ind w:left="121" w:right="124"/>
               <w:contextualSpacing w:val="0"/>
               <w:jc w:val="both"/>
@@ -10708,7 +10946,7 @@
           <w:p>
             <w:pPr>
               <w:pStyle w:val="ListParagraph"/>
-              <w:spacing w:before="120" w:after="120" w:line="276" w:lineRule="auto"/>
+              <w:spacing w:before="120" w:after="120" w:line="240" w:lineRule="auto"/>
               <w:ind w:left="122" w:right="99"/>
               <w:contextualSpacing w:val="0"/>
               <w:jc w:val="both"/>
@@ -10732,7 +10970,6 @@
                 <w:szCs w:val="24"/>
                 <w:lang w:val="en-AU"/>
               </w:rPr>
-              <w:lastRenderedPageBreak/>
               <w:t>Dashboard</w:t>
             </w:r>
           </w:p>
@@ -10756,7 +10993,7 @@
           <w:p>
             <w:pPr>
               <w:pStyle w:val="ListParagraph"/>
-              <w:spacing w:before="120" w:after="120" w:line="276" w:lineRule="auto"/>
+              <w:spacing w:before="120" w:after="120" w:line="240" w:lineRule="auto"/>
               <w:ind w:left="156" w:right="133"/>
               <w:contextualSpacing w:val="0"/>
               <w:jc w:val="both"/>
@@ -10821,7 +11058,7 @@
           <w:p>
             <w:pPr>
               <w:pStyle w:val="ListParagraph"/>
-              <w:spacing w:before="120" w:after="120" w:line="276" w:lineRule="auto"/>
+              <w:spacing w:before="120" w:after="120" w:line="240" w:lineRule="auto"/>
               <w:ind w:left="121" w:right="124"/>
               <w:contextualSpacing w:val="0"/>
               <w:jc w:val="both"/>
@@ -10869,7 +11106,7 @@
           <w:p>
             <w:pPr>
               <w:pStyle w:val="ListParagraph"/>
-              <w:spacing w:before="120" w:after="120" w:line="276" w:lineRule="auto"/>
+              <w:spacing w:before="120" w:after="120" w:line="240" w:lineRule="auto"/>
               <w:ind w:left="122" w:right="99"/>
               <w:contextualSpacing w:val="0"/>
               <w:jc w:val="both"/>
@@ -10893,6 +11130,7 @@
                 <w:szCs w:val="24"/>
                 <w:lang w:val="en-AU"/>
               </w:rPr>
+              <w:lastRenderedPageBreak/>
               <w:t>Deploy</w:t>
             </w:r>
           </w:p>
@@ -10916,7 +11154,7 @@
           <w:p>
             <w:pPr>
               <w:pStyle w:val="ListParagraph"/>
-              <w:spacing w:before="120" w:after="120" w:line="276" w:lineRule="auto"/>
+              <w:spacing w:before="120" w:after="120" w:line="240" w:lineRule="auto"/>
               <w:ind w:left="156" w:right="133"/>
               <w:contextualSpacing w:val="0"/>
               <w:jc w:val="both"/>
@@ -10971,7 +11209,7 @@
           <w:p>
             <w:pPr>
               <w:pStyle w:val="ListParagraph"/>
-              <w:spacing w:before="120" w:after="120" w:line="276" w:lineRule="auto"/>
+              <w:spacing w:before="120" w:after="120" w:line="240" w:lineRule="auto"/>
               <w:ind w:left="121" w:right="124"/>
               <w:contextualSpacing w:val="0"/>
               <w:jc w:val="both"/>
@@ -11019,7 +11257,7 @@
           <w:p>
             <w:pPr>
               <w:pStyle w:val="ListParagraph"/>
-              <w:spacing w:before="120" w:after="120" w:line="276" w:lineRule="auto"/>
+              <w:spacing w:before="120" w:after="120" w:line="240" w:lineRule="auto"/>
               <w:ind w:left="122" w:right="99"/>
               <w:contextualSpacing w:val="0"/>
               <w:jc w:val="both"/>
@@ -11066,7 +11304,7 @@
           <w:p>
             <w:pPr>
               <w:pStyle w:val="ListParagraph"/>
-              <w:spacing w:before="120" w:after="120" w:line="276" w:lineRule="auto"/>
+              <w:spacing w:before="120" w:after="120" w:line="240" w:lineRule="auto"/>
               <w:ind w:left="156" w:right="133"/>
               <w:contextualSpacing w:val="0"/>
               <w:jc w:val="both"/>
@@ -11109,7 +11347,7 @@
           <w:p>
             <w:pPr>
               <w:pStyle w:val="ListParagraph"/>
-              <w:spacing w:before="120" w:after="120" w:line="276" w:lineRule="auto"/>
+              <w:spacing w:before="120" w:after="120" w:line="240" w:lineRule="auto"/>
               <w:ind w:left="121" w:right="129"/>
               <w:contextualSpacing w:val="0"/>
               <w:jc w:val="both"/>
@@ -11157,7 +11395,7 @@
           <w:p>
             <w:pPr>
               <w:pStyle w:val="ListParagraph"/>
-              <w:spacing w:before="120" w:line="276" w:lineRule="auto"/>
+              <w:spacing w:before="120" w:line="240" w:lineRule="auto"/>
               <w:ind w:left="122" w:right="99"/>
               <w:contextualSpacing w:val="0"/>
               <w:jc w:val="both"/>
@@ -11204,7 +11442,7 @@
           <w:p>
             <w:pPr>
               <w:pStyle w:val="ListParagraph"/>
-              <w:spacing w:before="120" w:line="276" w:lineRule="auto"/>
+              <w:spacing w:before="120" w:line="240" w:lineRule="auto"/>
               <w:ind w:left="155"/>
               <w:contextualSpacing w:val="0"/>
               <w:jc w:val="both"/>
@@ -11243,7 +11481,7 @@
           <w:p>
             <w:pPr>
               <w:pStyle w:val="ListParagraph"/>
-              <w:spacing w:before="120" w:line="276" w:lineRule="auto"/>
+              <w:spacing w:before="120" w:line="240" w:lineRule="auto"/>
               <w:ind w:left="128" w:right="129"/>
               <w:contextualSpacing w:val="0"/>
               <w:jc w:val="both"/>
@@ -11267,7 +11505,7 @@
     </w:tbl>
     <w:p>
       <w:pPr>
-        <w:spacing w:before="120" w:after="120" w:line="276" w:lineRule="auto"/>
+        <w:spacing w:before="120" w:after="120"/>
         <w:jc w:val="both"/>
         <w:rPr>
           <w:rFonts w:ascii="Times New Roman" w:eastAsia="Times New Roman" w:hAnsi="Times New Roman"/>
@@ -11286,7 +11524,7 @@
     </w:p>
     <w:p>
       <w:pPr>
-        <w:spacing w:before="120" w:after="120" w:line="276" w:lineRule="auto"/>
+        <w:spacing w:before="120" w:after="120"/>
         <w:jc w:val="both"/>
         <w:rPr>
           <w:rFonts w:ascii="Times New Roman" w:eastAsia="Times New Roman" w:hAnsi="Times New Roman"/>
@@ -11302,6 +11540,7 @@
         </w:rPr>
         <w:t xml:space="preserve">Although the architecture conceptually mirrors AWS's managed data pipeline pattern (S3 </w:t>
       </w:r>
+      <w:proofErr w:type="gramStart"/>
       <w:r>
         <w:rPr>
           <w:rFonts w:ascii="Wingdings" w:eastAsia="Wingdings" w:hAnsi="Wingdings" w:cs="Wingdings"/>
@@ -11316,7 +11555,16 @@
           <w:sz w:val="24"/>
           <w:szCs w:val="24"/>
         </w:rPr>
-        <w:t xml:space="preserve">  Glue Data </w:t>
+        <w:t xml:space="preserve">  Glue</w:t>
+      </w:r>
+      <w:proofErr w:type="gramEnd"/>
+      <w:r>
+        <w:rPr>
+          <w:rFonts w:ascii="Times New Roman" w:eastAsia="Times New Roman" w:hAnsi="Times New Roman"/>
+          <w:sz w:val="24"/>
+          <w:szCs w:val="24"/>
+        </w:rPr>
+        <w:t xml:space="preserve"> Data </w:t>
       </w:r>
       <w:proofErr w:type="spellStart"/>
       <w:r>
@@ -11400,12 +11648,30 @@
           <w:sz w:val="24"/>
           <w:szCs w:val="24"/>
         </w:rPr>
-        <w:t>, with SageMaker Model Monitor for post-deployment monitoring and SageMaker’s built-in incremental training capability for scheduled retraining), the group project implements each stage using open-source, non-AWS tools, consistent with the module's guidance to rely on open-source  tools for the group deliverable.</w:t>
+        <w:t>, with SageMaker Model Monitor for post-deployment monitoring and SageMaker’s built-in incremental training capability for scheduled retraining), the group project implements each stage using open-source, non-AWS tools, consistent with the module's guidance to rely on open-</w:t>
+      </w:r>
+      <w:proofErr w:type="gramStart"/>
+      <w:r>
+        <w:rPr>
+          <w:rFonts w:ascii="Times New Roman" w:eastAsia="Times New Roman" w:hAnsi="Times New Roman"/>
+          <w:sz w:val="24"/>
+          <w:szCs w:val="24"/>
+        </w:rPr>
+        <w:t>source  tools</w:t>
+      </w:r>
+      <w:proofErr w:type="gramEnd"/>
+      <w:r>
+        <w:rPr>
+          <w:rFonts w:ascii="Times New Roman" w:eastAsia="Times New Roman" w:hAnsi="Times New Roman"/>
+          <w:sz w:val="24"/>
+          <w:szCs w:val="24"/>
+        </w:rPr>
+        <w:t xml:space="preserve"> for the group deliverable.</w:t>
       </w:r>
     </w:p>
     <w:p>
       <w:pPr>
-        <w:spacing w:before="120" w:after="120" w:line="276" w:lineRule="auto"/>
+        <w:spacing w:before="120" w:after="120"/>
         <w:jc w:val="both"/>
         <w:rPr>
           <w:rFonts w:ascii="Times New Roman" w:eastAsia="Times New Roman" w:hAnsi="Times New Roman"/>
@@ -11511,7 +11777,7 @@
           <w:ilvl w:val="0"/>
           <w:numId w:val="1"/>
         </w:numPr>
-        <w:spacing w:before="120" w:after="120" w:line="276" w:lineRule="auto"/>
+        <w:spacing w:before="120" w:after="120" w:line="240" w:lineRule="auto"/>
         <w:ind w:left="426"/>
         <w:contextualSpacing w:val="0"/>
         <w:jc w:val="both"/>
@@ -11542,7 +11808,7 @@
     <w:p>
       <w:pPr>
         <w:pStyle w:val="ListParagraph"/>
-        <w:spacing w:before="120" w:after="120" w:line="276" w:lineRule="auto"/>
+        <w:spacing w:before="120" w:after="120" w:line="240" w:lineRule="auto"/>
         <w:ind w:left="0"/>
         <w:contextualSpacing w:val="0"/>
         <w:jc w:val="both"/>
@@ -11566,7 +11832,7 @@
     <w:p>
       <w:pPr>
         <w:pStyle w:val="ListParagraph"/>
-        <w:spacing w:before="120" w:after="120" w:line="276" w:lineRule="auto"/>
+        <w:spacing w:before="120" w:after="120" w:line="240" w:lineRule="auto"/>
         <w:ind w:left="0"/>
         <w:contextualSpacing w:val="0"/>
         <w:jc w:val="both"/>
@@ -11578,7 +11844,7 @@
     <w:p>
       <w:pPr>
         <w:pStyle w:val="Caption"/>
-        <w:spacing w:before="120" w:line="276" w:lineRule="auto"/>
+        <w:spacing w:before="120"/>
         <w:ind w:left="360"/>
         <w:jc w:val="center"/>
         <w:rPr>
@@ -11596,7 +11862,6 @@
           <w:sz w:val="24"/>
           <w:szCs w:val="24"/>
         </w:rPr>
-        <w:lastRenderedPageBreak/>
         <w:t xml:space="preserve">Table </w:t>
       </w:r>
       <w:r>
@@ -11677,7 +11942,7 @@
           <w:p>
             <w:pPr>
               <w:pStyle w:val="ListParagraph"/>
-              <w:spacing w:before="120" w:after="120" w:line="276" w:lineRule="auto"/>
+              <w:spacing w:before="120" w:after="120" w:line="240" w:lineRule="auto"/>
               <w:ind w:left="0"/>
               <w:contextualSpacing w:val="0"/>
               <w:jc w:val="center"/>
@@ -11711,7 +11976,7 @@
           <w:p>
             <w:pPr>
               <w:pStyle w:val="ListParagraph"/>
-              <w:spacing w:before="120" w:after="120" w:line="276" w:lineRule="auto"/>
+              <w:spacing w:before="120" w:after="120" w:line="240" w:lineRule="auto"/>
               <w:ind w:left="0"/>
               <w:contextualSpacing w:val="0"/>
               <w:jc w:val="center"/>
@@ -11745,7 +12010,7 @@
           <w:p>
             <w:pPr>
               <w:pStyle w:val="ListParagraph"/>
-              <w:spacing w:before="120" w:after="120" w:line="276" w:lineRule="auto"/>
+              <w:spacing w:before="120" w:after="120" w:line="240" w:lineRule="auto"/>
               <w:ind w:left="0"/>
               <w:contextualSpacing w:val="0"/>
               <w:jc w:val="center"/>
@@ -11779,7 +12044,7 @@
           <w:p>
             <w:pPr>
               <w:pStyle w:val="ListParagraph"/>
-              <w:spacing w:before="120" w:after="120" w:line="276" w:lineRule="auto"/>
+              <w:spacing w:before="120" w:after="120" w:line="240" w:lineRule="auto"/>
               <w:ind w:left="0"/>
               <w:contextualSpacing w:val="0"/>
               <w:jc w:val="center"/>
@@ -11814,7 +12079,7 @@
           <w:p>
             <w:pPr>
               <w:pStyle w:val="ListParagraph"/>
-              <w:spacing w:before="120" w:after="120" w:line="276" w:lineRule="auto"/>
+              <w:spacing w:before="120" w:after="120" w:line="240" w:lineRule="auto"/>
               <w:ind w:left="0"/>
               <w:contextualSpacing w:val="0"/>
               <w:jc w:val="both"/>
@@ -11843,7 +12108,7 @@
           <w:p>
             <w:pPr>
               <w:pStyle w:val="ListParagraph"/>
-              <w:spacing w:before="120" w:after="120" w:line="276" w:lineRule="auto"/>
+              <w:spacing w:before="120" w:after="120" w:line="240" w:lineRule="auto"/>
               <w:ind w:left="0"/>
               <w:contextualSpacing w:val="0"/>
               <w:jc w:val="both"/>
@@ -11872,7 +12137,7 @@
           <w:p>
             <w:pPr>
               <w:pStyle w:val="ListParagraph"/>
-              <w:spacing w:before="120" w:after="120" w:line="276" w:lineRule="auto"/>
+              <w:spacing w:before="120" w:after="120" w:line="240" w:lineRule="auto"/>
               <w:ind w:left="0"/>
               <w:contextualSpacing w:val="0"/>
               <w:jc w:val="both"/>
@@ -11921,7 +12186,7 @@
           <w:p>
             <w:pPr>
               <w:pStyle w:val="ListParagraph"/>
-              <w:spacing w:before="120" w:after="120" w:line="276" w:lineRule="auto"/>
+              <w:spacing w:before="120" w:after="120" w:line="240" w:lineRule="auto"/>
               <w:ind w:left="0"/>
               <w:contextualSpacing w:val="0"/>
               <w:jc w:val="both"/>
@@ -11952,7 +12217,7 @@
           <w:p>
             <w:pPr>
               <w:pStyle w:val="ListParagraph"/>
-              <w:spacing w:before="120" w:after="120" w:line="276" w:lineRule="auto"/>
+              <w:spacing w:before="120" w:after="120" w:line="240" w:lineRule="auto"/>
               <w:ind w:left="0"/>
               <w:contextualSpacing w:val="0"/>
               <w:jc w:val="both"/>
@@ -11970,6 +12235,7 @@
                 <w:szCs w:val="24"/>
                 <w:lang w:val="en-AU"/>
               </w:rPr>
+              <w:lastRenderedPageBreak/>
               <w:t>2</w:t>
             </w:r>
           </w:p>
@@ -11981,7 +12247,7 @@
           <w:p>
             <w:pPr>
               <w:pStyle w:val="ListParagraph"/>
-              <w:spacing w:before="120" w:after="120" w:line="276" w:lineRule="auto"/>
+              <w:spacing w:before="120" w:after="120" w:line="240" w:lineRule="auto"/>
               <w:ind w:left="0"/>
               <w:contextualSpacing w:val="0"/>
               <w:jc w:val="both"/>
@@ -12010,7 +12276,7 @@
           <w:p>
             <w:pPr>
               <w:pStyle w:val="ListParagraph"/>
-              <w:spacing w:before="120" w:after="120" w:line="276" w:lineRule="auto"/>
+              <w:spacing w:before="120" w:after="120" w:line="240" w:lineRule="auto"/>
               <w:ind w:left="0"/>
               <w:contextualSpacing w:val="0"/>
               <w:jc w:val="both"/>
@@ -12039,7 +12305,7 @@
           <w:p>
             <w:pPr>
               <w:pStyle w:val="ListParagraph"/>
-              <w:spacing w:before="120" w:after="120" w:line="276" w:lineRule="auto"/>
+              <w:spacing w:before="120" w:after="120" w:line="240" w:lineRule="auto"/>
               <w:ind w:left="0"/>
               <w:contextualSpacing w:val="0"/>
               <w:jc w:val="both"/>
@@ -12071,7 +12337,7 @@
           <w:p>
             <w:pPr>
               <w:pStyle w:val="ListParagraph"/>
-              <w:spacing w:before="120" w:after="120" w:line="276" w:lineRule="auto"/>
+              <w:spacing w:before="120" w:after="120" w:line="240" w:lineRule="auto"/>
               <w:ind w:left="0"/>
               <w:contextualSpacing w:val="0"/>
               <w:jc w:val="both"/>
@@ -12105,7 +12371,7 @@
           <w:p>
             <w:pPr>
               <w:pStyle w:val="ListParagraph"/>
-              <w:spacing w:before="120" w:after="120" w:line="276" w:lineRule="auto"/>
+              <w:spacing w:before="120" w:after="120" w:line="240" w:lineRule="auto"/>
               <w:ind w:left="0"/>
               <w:contextualSpacing w:val="0"/>
               <w:jc w:val="both"/>
@@ -12139,7 +12405,7 @@
           <w:p>
             <w:pPr>
               <w:pStyle w:val="ListParagraph"/>
-              <w:spacing w:before="120" w:after="120" w:line="276" w:lineRule="auto"/>
+              <w:spacing w:before="120" w:after="120" w:line="240" w:lineRule="auto"/>
               <w:ind w:left="0"/>
               <w:contextualSpacing w:val="0"/>
               <w:jc w:val="both"/>
@@ -12173,7 +12439,7 @@
           <w:p>
             <w:pPr>
               <w:pStyle w:val="ListParagraph"/>
-              <w:spacing w:before="120" w:after="120" w:line="276" w:lineRule="auto"/>
+              <w:spacing w:before="120" w:after="120" w:line="240" w:lineRule="auto"/>
               <w:ind w:left="0"/>
               <w:contextualSpacing w:val="0"/>
               <w:jc w:val="both"/>
@@ -12208,7 +12474,7 @@
           <w:p>
             <w:pPr>
               <w:pStyle w:val="ListParagraph"/>
-              <w:spacing w:before="120" w:after="120" w:line="276" w:lineRule="auto"/>
+              <w:spacing w:before="120" w:after="120" w:line="240" w:lineRule="auto"/>
               <w:ind w:left="0"/>
               <w:contextualSpacing w:val="0"/>
               <w:jc w:val="both"/>
@@ -12237,7 +12503,7 @@
           <w:p>
             <w:pPr>
               <w:pStyle w:val="ListParagraph"/>
-              <w:spacing w:before="120" w:after="120" w:line="276" w:lineRule="auto"/>
+              <w:spacing w:before="120" w:after="120" w:line="240" w:lineRule="auto"/>
               <w:ind w:left="0"/>
               <w:contextualSpacing w:val="0"/>
               <w:jc w:val="both"/>
@@ -12266,7 +12532,7 @@
           <w:p>
             <w:pPr>
               <w:pStyle w:val="ListParagraph"/>
-              <w:spacing w:before="120" w:after="120" w:line="276" w:lineRule="auto"/>
+              <w:spacing w:before="120" w:after="120" w:line="240" w:lineRule="auto"/>
               <w:ind w:left="0"/>
               <w:contextualSpacing w:val="0"/>
               <w:jc w:val="both"/>
@@ -12295,7 +12561,7 @@
           <w:p>
             <w:pPr>
               <w:pStyle w:val="ListParagraph"/>
-              <w:spacing w:before="120" w:after="120" w:line="276" w:lineRule="auto"/>
+              <w:spacing w:before="120" w:after="120" w:line="240" w:lineRule="auto"/>
               <w:ind w:left="0"/>
               <w:contextualSpacing w:val="0"/>
               <w:jc w:val="both"/>
@@ -12319,7 +12585,7 @@
           <w:p>
             <w:pPr>
               <w:pStyle w:val="ListParagraph"/>
-              <w:spacing w:before="120" w:after="120" w:line="276" w:lineRule="auto"/>
+              <w:spacing w:before="120" w:after="120" w:line="240" w:lineRule="auto"/>
               <w:ind w:left="0"/>
               <w:contextualSpacing w:val="0"/>
               <w:jc w:val="both"/>
@@ -12350,7 +12616,7 @@
           <w:p>
             <w:pPr>
               <w:pStyle w:val="ListParagraph"/>
-              <w:spacing w:before="120" w:after="120" w:line="276" w:lineRule="auto"/>
+              <w:spacing w:before="120" w:after="120" w:line="240" w:lineRule="auto"/>
               <w:ind w:left="0"/>
               <w:contextualSpacing w:val="0"/>
               <w:jc w:val="both"/>
@@ -12379,7 +12645,7 @@
           <w:p>
             <w:pPr>
               <w:pStyle w:val="ListParagraph"/>
-              <w:spacing w:before="120" w:after="120" w:line="276" w:lineRule="auto"/>
+              <w:spacing w:before="120" w:after="120" w:line="240" w:lineRule="auto"/>
               <w:ind w:left="0"/>
               <w:contextualSpacing w:val="0"/>
               <w:jc w:val="both"/>
@@ -12408,7 +12674,7 @@
           <w:p>
             <w:pPr>
               <w:pStyle w:val="ListParagraph"/>
-              <w:spacing w:before="120" w:after="120" w:line="276" w:lineRule="auto"/>
+              <w:spacing w:before="120" w:after="120" w:line="240" w:lineRule="auto"/>
               <w:ind w:left="0"/>
               <w:contextualSpacing w:val="0"/>
               <w:jc w:val="both"/>
@@ -12437,7 +12703,7 @@
           <w:p>
             <w:pPr>
               <w:pStyle w:val="ListParagraph"/>
-              <w:spacing w:before="120" w:after="120" w:line="276" w:lineRule="auto"/>
+              <w:spacing w:before="120" w:after="120" w:line="240" w:lineRule="auto"/>
               <w:ind w:left="0"/>
               <w:contextualSpacing w:val="0"/>
               <w:jc w:val="both"/>
@@ -12461,7 +12727,7 @@
           <w:p>
             <w:pPr>
               <w:pStyle w:val="ListParagraph"/>
-              <w:spacing w:before="120" w:after="120" w:line="276" w:lineRule="auto"/>
+              <w:spacing w:before="120" w:after="120" w:line="240" w:lineRule="auto"/>
               <w:ind w:left="0"/>
               <w:contextualSpacing w:val="0"/>
               <w:jc w:val="both"/>
@@ -12493,7 +12759,7 @@
           <w:p>
             <w:pPr>
               <w:pStyle w:val="ListParagraph"/>
-              <w:spacing w:before="120" w:after="120" w:line="276" w:lineRule="auto"/>
+              <w:spacing w:before="120" w:after="120" w:line="240" w:lineRule="auto"/>
               <w:ind w:left="0"/>
               <w:contextualSpacing w:val="0"/>
               <w:jc w:val="both"/>
@@ -12527,7 +12793,7 @@
           <w:p>
             <w:pPr>
               <w:pStyle w:val="ListParagraph"/>
-              <w:spacing w:before="120" w:after="120" w:line="276" w:lineRule="auto"/>
+              <w:spacing w:before="120" w:after="120" w:line="240" w:lineRule="auto"/>
               <w:ind w:left="0"/>
               <w:contextualSpacing w:val="0"/>
               <w:jc w:val="both"/>
@@ -12561,7 +12827,7 @@
           <w:p>
             <w:pPr>
               <w:pStyle w:val="ListParagraph"/>
-              <w:spacing w:before="120" w:after="120" w:line="276" w:lineRule="auto"/>
+              <w:spacing w:before="120" w:after="120" w:line="240" w:lineRule="auto"/>
               <w:ind w:left="0"/>
               <w:contextualSpacing w:val="0"/>
               <w:jc w:val="both"/>
@@ -12595,7 +12861,7 @@
           <w:p>
             <w:pPr>
               <w:pStyle w:val="ListParagraph"/>
-              <w:spacing w:before="120" w:after="120" w:line="276" w:lineRule="auto"/>
+              <w:spacing w:before="120" w:after="120" w:line="240" w:lineRule="auto"/>
               <w:ind w:left="0"/>
               <w:contextualSpacing w:val="0"/>
               <w:jc w:val="both"/>
@@ -12630,7 +12896,7 @@
           <w:p>
             <w:pPr>
               <w:pStyle w:val="ListParagraph"/>
-              <w:spacing w:before="120" w:after="120" w:line="276" w:lineRule="auto"/>
+              <w:spacing w:before="120" w:after="120" w:line="240" w:lineRule="auto"/>
               <w:ind w:left="0"/>
               <w:contextualSpacing w:val="0"/>
               <w:jc w:val="both"/>
@@ -12659,7 +12925,7 @@
           <w:p>
             <w:pPr>
               <w:pStyle w:val="ListParagraph"/>
-              <w:spacing w:before="120" w:after="120" w:line="276" w:lineRule="auto"/>
+              <w:spacing w:before="120" w:after="120" w:line="240" w:lineRule="auto"/>
               <w:ind w:left="0"/>
               <w:contextualSpacing w:val="0"/>
               <w:jc w:val="both"/>
@@ -12688,7 +12954,7 @@
           <w:p>
             <w:pPr>
               <w:pStyle w:val="ListParagraph"/>
-              <w:spacing w:before="120" w:after="120" w:line="276" w:lineRule="auto"/>
+              <w:spacing w:before="120" w:after="120" w:line="240" w:lineRule="auto"/>
               <w:ind w:left="0"/>
               <w:contextualSpacing w:val="0"/>
               <w:jc w:val="both"/>
@@ -12717,7 +12983,7 @@
           <w:p>
             <w:pPr>
               <w:pStyle w:val="ListParagraph"/>
-              <w:spacing w:before="120" w:after="120" w:line="276" w:lineRule="auto"/>
+              <w:spacing w:before="120" w:after="120" w:line="240" w:lineRule="auto"/>
               <w:ind w:left="0"/>
               <w:contextualSpacing w:val="0"/>
               <w:jc w:val="both"/>
@@ -12748,7 +13014,7 @@
           <w:p>
             <w:pPr>
               <w:pStyle w:val="ListParagraph"/>
-              <w:spacing w:before="120" w:after="120" w:line="276" w:lineRule="auto"/>
+              <w:spacing w:before="120" w:after="120" w:line="240" w:lineRule="auto"/>
               <w:ind w:left="0"/>
               <w:contextualSpacing w:val="0"/>
               <w:jc w:val="both"/>
@@ -12777,7 +13043,7 @@
           <w:p>
             <w:pPr>
               <w:pStyle w:val="ListParagraph"/>
-              <w:spacing w:before="120" w:after="120" w:line="276" w:lineRule="auto"/>
+              <w:spacing w:before="120" w:after="120" w:line="240" w:lineRule="auto"/>
               <w:ind w:left="0"/>
               <w:contextualSpacing w:val="0"/>
               <w:jc w:val="both"/>
@@ -12806,7 +13072,7 @@
           <w:p>
             <w:pPr>
               <w:pStyle w:val="ListParagraph"/>
-              <w:spacing w:before="120" w:after="120" w:line="276" w:lineRule="auto"/>
+              <w:spacing w:before="120" w:after="120" w:line="240" w:lineRule="auto"/>
               <w:ind w:left="0"/>
               <w:contextualSpacing w:val="0"/>
               <w:jc w:val="both"/>
@@ -12835,7 +13101,7 @@
           <w:p>
             <w:pPr>
               <w:pStyle w:val="ListParagraph"/>
-              <w:spacing w:before="120" w:after="120" w:line="276" w:lineRule="auto"/>
+              <w:spacing w:before="120" w:after="120" w:line="240" w:lineRule="auto"/>
               <w:ind w:left="0"/>
               <w:contextualSpacing w:val="0"/>
               <w:jc w:val="both"/>
@@ -12859,7 +13125,7 @@
           <w:p>
             <w:pPr>
               <w:pStyle w:val="ListParagraph"/>
-              <w:spacing w:before="120" w:after="120" w:line="276" w:lineRule="auto"/>
+              <w:spacing w:before="120" w:after="120" w:line="240" w:lineRule="auto"/>
               <w:ind w:left="0"/>
               <w:contextualSpacing w:val="0"/>
               <w:jc w:val="both"/>
@@ -12891,7 +13157,7 @@
           <w:p>
             <w:pPr>
               <w:pStyle w:val="ListParagraph"/>
-              <w:spacing w:before="120" w:after="120" w:line="276" w:lineRule="auto"/>
+              <w:spacing w:before="120" w:after="120" w:line="240" w:lineRule="auto"/>
               <w:ind w:left="0"/>
               <w:contextualSpacing w:val="0"/>
               <w:jc w:val="both"/>
@@ -12925,7 +13191,7 @@
           <w:p>
             <w:pPr>
               <w:pStyle w:val="ListParagraph"/>
-              <w:spacing w:before="120" w:after="120" w:line="276" w:lineRule="auto"/>
+              <w:spacing w:before="120" w:after="120" w:line="240" w:lineRule="auto"/>
               <w:ind w:left="0"/>
               <w:contextualSpacing w:val="0"/>
               <w:jc w:val="both"/>
@@ -12959,7 +13225,7 @@
           <w:p>
             <w:pPr>
               <w:pStyle w:val="ListParagraph"/>
-              <w:spacing w:before="120" w:after="120" w:line="276" w:lineRule="auto"/>
+              <w:spacing w:before="120" w:after="120" w:line="240" w:lineRule="auto"/>
               <w:ind w:left="0"/>
               <w:contextualSpacing w:val="0"/>
               <w:jc w:val="both"/>
@@ -12981,9 +13247,22 @@
                 <w:szCs w:val="24"/>
                 <w:lang w:val="en-AU"/>
               </w:rPr>
-              <w:t xml:space="preserve">Assessment 3 submitted: Group Technical </w:t>
-            </w:r>
-            <w:r>
+              <w:t>Assessment 3 submitted: Group Technical demonstration and presentation</w:t>
+            </w:r>
+          </w:p>
+        </w:tc>
+        <w:tc>
+          <w:tcPr>
+            <w:tcW w:w="1788" w:type="dxa"/>
+            <w:shd w:val="clear" w:color="auto" w:fill="DBE5F1" w:themeFill="accent1" w:themeFillTint="33"/>
+          </w:tcPr>
+          <w:p>
+            <w:pPr>
+              <w:pStyle w:val="ListParagraph"/>
+              <w:spacing w:before="120" w:after="120" w:line="240" w:lineRule="auto"/>
+              <w:ind w:left="0"/>
+              <w:contextualSpacing w:val="0"/>
+              <w:jc w:val="both"/>
               <w:rPr>
                 <w:rFonts w:ascii="Times New Roman" w:eastAsia="Times New Roman" w:hAnsi="Times New Roman" w:cs="Times New Roman"/>
                 <w:b/>
@@ -12992,33 +13271,334 @@
                 <w:szCs w:val="24"/>
                 <w:lang w:val="en-AU"/>
               </w:rPr>
-              <w:lastRenderedPageBreak/>
-              <w:t>demonstration and presentation</w:t>
-            </w:r>
-          </w:p>
-        </w:tc>
-        <w:tc>
-          <w:tcPr>
-            <w:tcW w:w="1788" w:type="dxa"/>
-            <w:shd w:val="clear" w:color="auto" w:fill="DBE5F1" w:themeFill="accent1" w:themeFillTint="33"/>
+            </w:pPr>
+            <w:r>
+              <w:rPr>
+                <w:rFonts w:ascii="Times New Roman" w:eastAsia="Times New Roman" w:hAnsi="Times New Roman" w:cs="Times New Roman"/>
+                <w:b/>
+                <w:bCs/>
+                <w:sz w:val="24"/>
+                <w:szCs w:val="24"/>
+                <w:lang w:val="en-AU"/>
+              </w:rPr>
+              <w:t>All</w:t>
+            </w:r>
+          </w:p>
+        </w:tc>
+      </w:tr>
+      <w:tr>
+        <w:tc>
+          <w:tcPr>
+            <w:tcW w:w="804" w:type="dxa"/>
           </w:tcPr>
           <w:p>
             <w:pPr>
               <w:pStyle w:val="ListParagraph"/>
-              <w:spacing w:before="120" w:after="120" w:line="276" w:lineRule="auto"/>
+              <w:spacing w:before="120" w:after="120" w:line="240" w:lineRule="auto"/>
               <w:ind w:left="0"/>
               <w:contextualSpacing w:val="0"/>
               <w:jc w:val="both"/>
               <w:rPr>
                 <w:rFonts w:ascii="Times New Roman" w:eastAsia="Times New Roman" w:hAnsi="Times New Roman" w:cs="Times New Roman"/>
-                <w:b/>
-                <w:bCs/>
                 <w:sz w:val="24"/>
                 <w:szCs w:val="24"/>
                 <w:lang w:val="en-AU"/>
               </w:rPr>
             </w:pPr>
             <w:r>
+              <w:rPr>
+                <w:rFonts w:ascii="Times New Roman" w:eastAsia="Times New Roman" w:hAnsi="Times New Roman" w:cs="Times New Roman"/>
+                <w:sz w:val="24"/>
+                <w:szCs w:val="24"/>
+                <w:lang w:val="en-AU"/>
+              </w:rPr>
+              <w:t>10</w:t>
+            </w:r>
+          </w:p>
+        </w:tc>
+        <w:tc>
+          <w:tcPr>
+            <w:tcW w:w="3591" w:type="dxa"/>
+          </w:tcPr>
+          <w:p>
+            <w:pPr>
+              <w:pStyle w:val="ListParagraph"/>
+              <w:spacing w:before="120" w:after="120" w:line="240" w:lineRule="auto"/>
+              <w:ind w:left="0"/>
+              <w:contextualSpacing w:val="0"/>
+              <w:jc w:val="both"/>
+              <w:rPr>
+                <w:rFonts w:ascii="Times New Roman" w:eastAsia="Times New Roman" w:hAnsi="Times New Roman" w:cs="Times New Roman"/>
+                <w:sz w:val="24"/>
+                <w:szCs w:val="24"/>
+                <w:lang w:val="en-AU"/>
+              </w:rPr>
+            </w:pPr>
+            <w:r>
+              <w:rPr>
+                <w:rFonts w:ascii="Times New Roman" w:eastAsia="Times New Roman" w:hAnsi="Times New Roman" w:cs="Times New Roman"/>
+                <w:sz w:val="24"/>
+                <w:szCs w:val="24"/>
+                <w:lang w:val="en-AU"/>
+              </w:rPr>
+              <w:t xml:space="preserve">Incorporate feedback; finalise </w:t>
+            </w:r>
+            <w:proofErr w:type="gramStart"/>
+            <w:r>
+              <w:rPr>
+                <w:rFonts w:ascii="Times New Roman" w:eastAsia="Times New Roman" w:hAnsi="Times New Roman" w:cs="Times New Roman"/>
+                <w:sz w:val="24"/>
+                <w:szCs w:val="24"/>
+                <w:lang w:val="en-AU"/>
+              </w:rPr>
+              <w:t>dashboard;  deploy</w:t>
+            </w:r>
+            <w:proofErr w:type="gramEnd"/>
+            <w:r>
+              <w:rPr>
+                <w:rFonts w:ascii="Times New Roman" w:eastAsia="Times New Roman" w:hAnsi="Times New Roman" w:cs="Times New Roman"/>
+                <w:sz w:val="24"/>
+                <w:szCs w:val="24"/>
+                <w:lang w:val="en-AU"/>
+              </w:rPr>
+              <w:t xml:space="preserve"> to </w:t>
+            </w:r>
+            <w:proofErr w:type="spellStart"/>
+            <w:r>
+              <w:rPr>
+                <w:rFonts w:ascii="Times New Roman" w:eastAsia="Times New Roman" w:hAnsi="Times New Roman" w:cs="Times New Roman"/>
+                <w:sz w:val="24"/>
+                <w:szCs w:val="24"/>
+                <w:lang w:val="en-AU"/>
+              </w:rPr>
+              <w:t>Streamlit</w:t>
+            </w:r>
+            <w:proofErr w:type="spellEnd"/>
+            <w:r>
+              <w:rPr>
+                <w:rFonts w:ascii="Times New Roman" w:eastAsia="Times New Roman" w:hAnsi="Times New Roman" w:cs="Times New Roman"/>
+                <w:sz w:val="24"/>
+                <w:szCs w:val="24"/>
+                <w:lang w:val="en-AU"/>
+              </w:rPr>
+              <w:t xml:space="preserve"> Community Cloud; implement monitoring and retraining logic</w:t>
+            </w:r>
+          </w:p>
+        </w:tc>
+        <w:tc>
+          <w:tcPr>
+            <w:tcW w:w="2976" w:type="dxa"/>
+          </w:tcPr>
+          <w:p>
+            <w:pPr>
+              <w:pStyle w:val="ListParagraph"/>
+              <w:spacing w:before="120" w:after="120" w:line="240" w:lineRule="auto"/>
+              <w:ind w:left="0"/>
+              <w:contextualSpacing w:val="0"/>
+              <w:jc w:val="both"/>
+              <w:rPr>
+                <w:rFonts w:ascii="Times New Roman" w:eastAsia="Times New Roman" w:hAnsi="Times New Roman" w:cs="Times New Roman"/>
+                <w:sz w:val="24"/>
+                <w:szCs w:val="24"/>
+                <w:lang w:val="en-AU"/>
+              </w:rPr>
+            </w:pPr>
+            <w:r>
+              <w:rPr>
+                <w:rFonts w:ascii="Times New Roman" w:eastAsia="Times New Roman" w:hAnsi="Times New Roman" w:cs="Times New Roman"/>
+                <w:sz w:val="24"/>
+                <w:szCs w:val="24"/>
+                <w:lang w:val="en-AU"/>
+              </w:rPr>
+              <w:t>Deployed dashboard; monitoring stage implemented</w:t>
+            </w:r>
+          </w:p>
+        </w:tc>
+        <w:tc>
+          <w:tcPr>
+            <w:tcW w:w="1788" w:type="dxa"/>
+          </w:tcPr>
+          <w:p>
+            <w:pPr>
+              <w:pStyle w:val="ListParagraph"/>
+              <w:spacing w:before="120" w:after="120" w:line="240" w:lineRule="auto"/>
+              <w:ind w:left="0"/>
+              <w:contextualSpacing w:val="0"/>
+              <w:jc w:val="both"/>
+              <w:rPr>
+                <w:rFonts w:ascii="Times New Roman" w:eastAsia="Times New Roman" w:hAnsi="Times New Roman" w:cs="Times New Roman"/>
+                <w:sz w:val="24"/>
+                <w:szCs w:val="24"/>
+                <w:lang w:val="en-AU"/>
+              </w:rPr>
+            </w:pPr>
+            <w:r>
+              <w:rPr>
+                <w:rFonts w:ascii="Times New Roman" w:eastAsia="Times New Roman" w:hAnsi="Times New Roman" w:cs="Times New Roman"/>
+                <w:sz w:val="24"/>
+                <w:szCs w:val="24"/>
+                <w:lang w:val="en-AU"/>
+              </w:rPr>
+              <w:t>Thomas (Dashboard, Deploy)</w:t>
+            </w:r>
+          </w:p>
+          <w:p>
+            <w:pPr>
+              <w:pStyle w:val="ListParagraph"/>
+              <w:spacing w:before="120" w:after="120" w:line="240" w:lineRule="auto"/>
+              <w:ind w:left="0"/>
+              <w:contextualSpacing w:val="0"/>
+              <w:jc w:val="both"/>
+              <w:rPr>
+                <w:rFonts w:ascii="Times New Roman" w:eastAsia="Times New Roman" w:hAnsi="Times New Roman" w:cs="Times New Roman"/>
+                <w:sz w:val="24"/>
+                <w:szCs w:val="24"/>
+                <w:lang w:val="en-AU"/>
+              </w:rPr>
+            </w:pPr>
+            <w:r>
+              <w:rPr>
+                <w:rFonts w:ascii="Times New Roman" w:eastAsia="Times New Roman" w:hAnsi="Times New Roman" w:cs="Times New Roman"/>
+                <w:sz w:val="24"/>
+                <w:szCs w:val="24"/>
+                <w:lang w:val="en-AU"/>
+              </w:rPr>
+              <w:t>Emma (Monitor)</w:t>
+            </w:r>
+          </w:p>
+        </w:tc>
+      </w:tr>
+      <w:tr>
+        <w:tc>
+          <w:tcPr>
+            <w:tcW w:w="804" w:type="dxa"/>
+          </w:tcPr>
+          <w:p>
+            <w:pPr>
+              <w:pStyle w:val="ListParagraph"/>
+              <w:spacing w:before="120" w:after="120" w:line="240" w:lineRule="auto"/>
+              <w:ind w:left="0"/>
+              <w:contextualSpacing w:val="0"/>
+              <w:jc w:val="both"/>
+              <w:rPr>
+                <w:rFonts w:ascii="Times New Roman" w:eastAsia="Times New Roman" w:hAnsi="Times New Roman" w:cs="Times New Roman"/>
+                <w:sz w:val="24"/>
+                <w:szCs w:val="24"/>
+                <w:lang w:val="en-AU"/>
+              </w:rPr>
+            </w:pPr>
+            <w:r>
+              <w:rPr>
+                <w:rFonts w:ascii="Times New Roman" w:eastAsia="Times New Roman" w:hAnsi="Times New Roman" w:cs="Times New Roman"/>
+                <w:sz w:val="24"/>
+                <w:szCs w:val="24"/>
+                <w:lang w:val="en-AU"/>
+              </w:rPr>
+              <w:t>11</w:t>
+            </w:r>
+          </w:p>
+        </w:tc>
+        <w:tc>
+          <w:tcPr>
+            <w:tcW w:w="3591" w:type="dxa"/>
+          </w:tcPr>
+          <w:p>
+            <w:pPr>
+              <w:pStyle w:val="ListParagraph"/>
+              <w:spacing w:before="120" w:after="120" w:line="240" w:lineRule="auto"/>
+              <w:ind w:left="0"/>
+              <w:contextualSpacing w:val="0"/>
+              <w:jc w:val="both"/>
+              <w:rPr>
+                <w:rFonts w:ascii="Times New Roman" w:eastAsia="Times New Roman" w:hAnsi="Times New Roman" w:cs="Times New Roman"/>
+                <w:sz w:val="24"/>
+                <w:szCs w:val="24"/>
+                <w:lang w:val="en-AU"/>
+              </w:rPr>
+            </w:pPr>
+            <w:r>
+              <w:rPr>
+                <w:rFonts w:ascii="Times New Roman" w:eastAsia="Times New Roman" w:hAnsi="Times New Roman" w:cs="Times New Roman"/>
+                <w:sz w:val="24"/>
+                <w:szCs w:val="24"/>
+                <w:lang w:val="en-AU"/>
+              </w:rPr>
+              <w:t>End-to-end pipeline testing; draft final report sections</w:t>
+            </w:r>
+          </w:p>
+        </w:tc>
+        <w:tc>
+          <w:tcPr>
+            <w:tcW w:w="2976" w:type="dxa"/>
+          </w:tcPr>
+          <w:p>
+            <w:pPr>
+              <w:pStyle w:val="ListParagraph"/>
+              <w:spacing w:before="120" w:after="120" w:line="240" w:lineRule="auto"/>
+              <w:ind w:left="0"/>
+              <w:contextualSpacing w:val="0"/>
+              <w:jc w:val="both"/>
+              <w:rPr>
+                <w:rFonts w:ascii="Times New Roman" w:eastAsia="Times New Roman" w:hAnsi="Times New Roman" w:cs="Times New Roman"/>
+                <w:sz w:val="24"/>
+                <w:szCs w:val="24"/>
+                <w:lang w:val="en-AU"/>
+              </w:rPr>
+            </w:pPr>
+            <w:r>
+              <w:rPr>
+                <w:rFonts w:ascii="Times New Roman" w:eastAsia="Times New Roman" w:hAnsi="Times New Roman" w:cs="Times New Roman"/>
+                <w:sz w:val="24"/>
+                <w:szCs w:val="24"/>
+                <w:lang w:val="en-AU"/>
+              </w:rPr>
+              <w:t>Full pipeline validated; report draft</w:t>
+            </w:r>
+          </w:p>
+        </w:tc>
+        <w:tc>
+          <w:tcPr>
+            <w:tcW w:w="1788" w:type="dxa"/>
+          </w:tcPr>
+          <w:p>
+            <w:pPr>
+              <w:pStyle w:val="ListParagraph"/>
+              <w:spacing w:before="120" w:after="120" w:line="240" w:lineRule="auto"/>
+              <w:ind w:left="0"/>
+              <w:contextualSpacing w:val="0"/>
+              <w:jc w:val="both"/>
+              <w:rPr>
+                <w:rFonts w:ascii="Times New Roman" w:eastAsia="Times New Roman" w:hAnsi="Times New Roman" w:cs="Times New Roman"/>
+                <w:sz w:val="24"/>
+                <w:szCs w:val="24"/>
+                <w:lang w:val="en-AU"/>
+              </w:rPr>
+            </w:pPr>
+            <w:r>
+              <w:rPr>
+                <w:rFonts w:ascii="Times New Roman" w:eastAsia="Times New Roman" w:hAnsi="Times New Roman" w:cs="Times New Roman"/>
+                <w:sz w:val="24"/>
+                <w:szCs w:val="24"/>
+                <w:lang w:val="en-AU"/>
+              </w:rPr>
+              <w:t>All</w:t>
+            </w:r>
+          </w:p>
+        </w:tc>
+      </w:tr>
+      <w:tr>
+        <w:tc>
+          <w:tcPr>
+            <w:tcW w:w="804" w:type="dxa"/>
+            <w:shd w:val="clear" w:color="auto" w:fill="DBE5F1" w:themeFill="accent1" w:themeFillTint="33"/>
+          </w:tcPr>
+          <w:p>
+            <w:pPr>
+              <w:pStyle w:val="ListParagraph"/>
+              <w:spacing w:before="120" w:after="120" w:line="240" w:lineRule="auto"/>
+              <w:ind w:left="0"/>
+              <w:contextualSpacing w:val="0"/>
+              <w:jc w:val="both"/>
               <w:rPr>
                 <w:rFonts w:ascii="Times New Roman" w:eastAsia="Times New Roman" w:hAnsi="Times New Roman" w:cs="Times New Roman"/>
                 <w:b/>
@@ -13027,26 +13607,36 @@
                 <w:szCs w:val="24"/>
                 <w:lang w:val="en-AU"/>
               </w:rPr>
-              <w:lastRenderedPageBreak/>
-              <w:t>All</w:t>
-            </w:r>
-          </w:p>
-        </w:tc>
-      </w:tr>
-      <w:tr>
-        <w:tc>
-          <w:tcPr>
-            <w:tcW w:w="804" w:type="dxa"/>
+            </w:pPr>
+            <w:r>
+              <w:rPr>
+                <w:rFonts w:ascii="Times New Roman" w:eastAsia="Times New Roman" w:hAnsi="Times New Roman" w:cs="Times New Roman"/>
+                <w:b/>
+                <w:bCs/>
+                <w:sz w:val="24"/>
+                <w:szCs w:val="24"/>
+                <w:lang w:val="en-AU"/>
+              </w:rPr>
+              <w:t>12</w:t>
+            </w:r>
+          </w:p>
+        </w:tc>
+        <w:tc>
+          <w:tcPr>
+            <w:tcW w:w="3591" w:type="dxa"/>
+            <w:shd w:val="clear" w:color="auto" w:fill="DBE5F1" w:themeFill="accent1" w:themeFillTint="33"/>
           </w:tcPr>
           <w:p>
             <w:pPr>
               <w:pStyle w:val="ListParagraph"/>
-              <w:spacing w:before="120" w:after="120" w:line="276" w:lineRule="auto"/>
+              <w:spacing w:before="120" w:after="120" w:line="240" w:lineRule="auto"/>
               <w:ind w:left="0"/>
               <w:contextualSpacing w:val="0"/>
               <w:jc w:val="both"/>
               <w:rPr>
                 <w:rFonts w:ascii="Times New Roman" w:eastAsia="Times New Roman" w:hAnsi="Times New Roman" w:cs="Times New Roman"/>
+                <w:b/>
+                <w:bCs/>
                 <w:sz w:val="24"/>
                 <w:szCs w:val="24"/>
                 <w:lang w:val="en-AU"/>
@@ -13055,277 +13645,38 @@
             <w:r>
               <w:rPr>
                 <w:rFonts w:ascii="Times New Roman" w:eastAsia="Times New Roman" w:hAnsi="Times New Roman" w:cs="Times New Roman"/>
+                <w:b/>
+                <w:bCs/>
                 <w:sz w:val="24"/>
                 <w:szCs w:val="24"/>
                 <w:lang w:val="en-AU"/>
               </w:rPr>
-              <w:t>10</w:t>
-            </w:r>
-          </w:p>
-        </w:tc>
-        <w:tc>
-          <w:tcPr>
-            <w:tcW w:w="3591" w:type="dxa"/>
+              <w:t>Final review and submission</w:t>
+            </w:r>
+          </w:p>
+        </w:tc>
+        <w:tc>
+          <w:tcPr>
+            <w:tcW w:w="2976" w:type="dxa"/>
+            <w:shd w:val="clear" w:color="auto" w:fill="DBE5F1" w:themeFill="accent1" w:themeFillTint="33"/>
           </w:tcPr>
           <w:p>
             <w:pPr>
               <w:pStyle w:val="ListParagraph"/>
-              <w:spacing w:before="120" w:after="120" w:line="276" w:lineRule="auto"/>
+              <w:spacing w:before="120" w:after="120" w:line="240" w:lineRule="auto"/>
               <w:ind w:left="0"/>
               <w:contextualSpacing w:val="0"/>
               <w:jc w:val="both"/>
               <w:rPr>
                 <w:rFonts w:ascii="Times New Roman" w:eastAsia="Times New Roman" w:hAnsi="Times New Roman" w:cs="Times New Roman"/>
+                <w:b/>
+                <w:bCs/>
                 <w:sz w:val="24"/>
                 <w:szCs w:val="24"/>
                 <w:lang w:val="en-AU"/>
               </w:rPr>
             </w:pPr>
             <w:r>
-              <w:rPr>
-                <w:rFonts w:ascii="Times New Roman" w:eastAsia="Times New Roman" w:hAnsi="Times New Roman" w:cs="Times New Roman"/>
-                <w:sz w:val="24"/>
-                <w:szCs w:val="24"/>
-                <w:lang w:val="en-AU"/>
-              </w:rPr>
-              <w:t xml:space="preserve">Incorporate feedback; finalise dashboard;  deploy to </w:t>
-            </w:r>
-            <w:proofErr w:type="spellStart"/>
-            <w:r>
-              <w:rPr>
-                <w:rFonts w:ascii="Times New Roman" w:eastAsia="Times New Roman" w:hAnsi="Times New Roman" w:cs="Times New Roman"/>
-                <w:sz w:val="24"/>
-                <w:szCs w:val="24"/>
-                <w:lang w:val="en-AU"/>
-              </w:rPr>
-              <w:t>Streamlit</w:t>
-            </w:r>
-            <w:proofErr w:type="spellEnd"/>
-            <w:r>
-              <w:rPr>
-                <w:rFonts w:ascii="Times New Roman" w:eastAsia="Times New Roman" w:hAnsi="Times New Roman" w:cs="Times New Roman"/>
-                <w:sz w:val="24"/>
-                <w:szCs w:val="24"/>
-                <w:lang w:val="en-AU"/>
-              </w:rPr>
-              <w:t xml:space="preserve"> Community Cloud; implement monitoring and retraining logic</w:t>
-            </w:r>
-          </w:p>
-        </w:tc>
-        <w:tc>
-          <w:tcPr>
-            <w:tcW w:w="2976" w:type="dxa"/>
-          </w:tcPr>
-          <w:p>
-            <w:pPr>
-              <w:pStyle w:val="ListParagraph"/>
-              <w:spacing w:before="120" w:after="120" w:line="276" w:lineRule="auto"/>
-              <w:ind w:left="0"/>
-              <w:contextualSpacing w:val="0"/>
-              <w:jc w:val="both"/>
-              <w:rPr>
-                <w:rFonts w:ascii="Times New Roman" w:eastAsia="Times New Roman" w:hAnsi="Times New Roman" w:cs="Times New Roman"/>
-                <w:sz w:val="24"/>
-                <w:szCs w:val="24"/>
-                <w:lang w:val="en-AU"/>
-              </w:rPr>
-            </w:pPr>
-            <w:r>
-              <w:rPr>
-                <w:rFonts w:ascii="Times New Roman" w:eastAsia="Times New Roman" w:hAnsi="Times New Roman" w:cs="Times New Roman"/>
-                <w:sz w:val="24"/>
-                <w:szCs w:val="24"/>
-                <w:lang w:val="en-AU"/>
-              </w:rPr>
-              <w:t>Deployed dashboard; monitoring stage implemented</w:t>
-            </w:r>
-          </w:p>
-        </w:tc>
-        <w:tc>
-          <w:tcPr>
-            <w:tcW w:w="1788" w:type="dxa"/>
-          </w:tcPr>
-          <w:p>
-            <w:pPr>
-              <w:pStyle w:val="ListParagraph"/>
-              <w:spacing w:before="120" w:after="120" w:line="276" w:lineRule="auto"/>
-              <w:ind w:left="0"/>
-              <w:contextualSpacing w:val="0"/>
-              <w:jc w:val="both"/>
-              <w:rPr>
-                <w:rFonts w:ascii="Times New Roman" w:eastAsia="Times New Roman" w:hAnsi="Times New Roman" w:cs="Times New Roman"/>
-                <w:sz w:val="24"/>
-                <w:szCs w:val="24"/>
-                <w:lang w:val="en-AU"/>
-              </w:rPr>
-            </w:pPr>
-            <w:r>
-              <w:rPr>
-                <w:rFonts w:ascii="Times New Roman" w:eastAsia="Times New Roman" w:hAnsi="Times New Roman" w:cs="Times New Roman"/>
-                <w:sz w:val="24"/>
-                <w:szCs w:val="24"/>
-                <w:lang w:val="en-AU"/>
-              </w:rPr>
-              <w:t>Thomas (Dashboard, Deploy)</w:t>
-            </w:r>
-          </w:p>
-          <w:p>
-            <w:pPr>
-              <w:pStyle w:val="ListParagraph"/>
-              <w:spacing w:before="120" w:after="120" w:line="276" w:lineRule="auto"/>
-              <w:ind w:left="0"/>
-              <w:contextualSpacing w:val="0"/>
-              <w:jc w:val="both"/>
-              <w:rPr>
-                <w:rFonts w:ascii="Times New Roman" w:eastAsia="Times New Roman" w:hAnsi="Times New Roman" w:cs="Times New Roman"/>
-                <w:sz w:val="24"/>
-                <w:szCs w:val="24"/>
-                <w:lang w:val="en-AU"/>
-              </w:rPr>
-            </w:pPr>
-            <w:r>
-              <w:rPr>
-                <w:rFonts w:ascii="Times New Roman" w:eastAsia="Times New Roman" w:hAnsi="Times New Roman" w:cs="Times New Roman"/>
-                <w:sz w:val="24"/>
-                <w:szCs w:val="24"/>
-                <w:lang w:val="en-AU"/>
-              </w:rPr>
-              <w:t>Emma (Monitor)</w:t>
-            </w:r>
-          </w:p>
-        </w:tc>
-      </w:tr>
-      <w:tr>
-        <w:tc>
-          <w:tcPr>
-            <w:tcW w:w="804" w:type="dxa"/>
-          </w:tcPr>
-          <w:p>
-            <w:pPr>
-              <w:pStyle w:val="ListParagraph"/>
-              <w:spacing w:before="120" w:after="120" w:line="276" w:lineRule="auto"/>
-              <w:ind w:left="0"/>
-              <w:contextualSpacing w:val="0"/>
-              <w:jc w:val="both"/>
-              <w:rPr>
-                <w:rFonts w:ascii="Times New Roman" w:eastAsia="Times New Roman" w:hAnsi="Times New Roman" w:cs="Times New Roman"/>
-                <w:sz w:val="24"/>
-                <w:szCs w:val="24"/>
-                <w:lang w:val="en-AU"/>
-              </w:rPr>
-            </w:pPr>
-            <w:r>
-              <w:rPr>
-                <w:rFonts w:ascii="Times New Roman" w:eastAsia="Times New Roman" w:hAnsi="Times New Roman" w:cs="Times New Roman"/>
-                <w:sz w:val="24"/>
-                <w:szCs w:val="24"/>
-                <w:lang w:val="en-AU"/>
-              </w:rPr>
-              <w:t>11</w:t>
-            </w:r>
-          </w:p>
-        </w:tc>
-        <w:tc>
-          <w:tcPr>
-            <w:tcW w:w="3591" w:type="dxa"/>
-          </w:tcPr>
-          <w:p>
-            <w:pPr>
-              <w:pStyle w:val="ListParagraph"/>
-              <w:spacing w:before="120" w:after="120" w:line="276" w:lineRule="auto"/>
-              <w:ind w:left="0"/>
-              <w:contextualSpacing w:val="0"/>
-              <w:jc w:val="both"/>
-              <w:rPr>
-                <w:rFonts w:ascii="Times New Roman" w:eastAsia="Times New Roman" w:hAnsi="Times New Roman" w:cs="Times New Roman"/>
-                <w:sz w:val="24"/>
-                <w:szCs w:val="24"/>
-                <w:lang w:val="en-AU"/>
-              </w:rPr>
-            </w:pPr>
-            <w:r>
-              <w:rPr>
-                <w:rFonts w:ascii="Times New Roman" w:eastAsia="Times New Roman" w:hAnsi="Times New Roman" w:cs="Times New Roman"/>
-                <w:sz w:val="24"/>
-                <w:szCs w:val="24"/>
-                <w:lang w:val="en-AU"/>
-              </w:rPr>
-              <w:t>End-to-end pipeline testing; draft final report sections</w:t>
-            </w:r>
-          </w:p>
-        </w:tc>
-        <w:tc>
-          <w:tcPr>
-            <w:tcW w:w="2976" w:type="dxa"/>
-          </w:tcPr>
-          <w:p>
-            <w:pPr>
-              <w:pStyle w:val="ListParagraph"/>
-              <w:spacing w:before="120" w:after="120" w:line="276" w:lineRule="auto"/>
-              <w:ind w:left="0"/>
-              <w:contextualSpacing w:val="0"/>
-              <w:jc w:val="both"/>
-              <w:rPr>
-                <w:rFonts w:ascii="Times New Roman" w:eastAsia="Times New Roman" w:hAnsi="Times New Roman" w:cs="Times New Roman"/>
-                <w:sz w:val="24"/>
-                <w:szCs w:val="24"/>
-                <w:lang w:val="en-AU"/>
-              </w:rPr>
-            </w:pPr>
-            <w:r>
-              <w:rPr>
-                <w:rFonts w:ascii="Times New Roman" w:eastAsia="Times New Roman" w:hAnsi="Times New Roman" w:cs="Times New Roman"/>
-                <w:sz w:val="24"/>
-                <w:szCs w:val="24"/>
-                <w:lang w:val="en-AU"/>
-              </w:rPr>
-              <w:t>Full pipeline validated; report draft</w:t>
-            </w:r>
-          </w:p>
-        </w:tc>
-        <w:tc>
-          <w:tcPr>
-            <w:tcW w:w="1788" w:type="dxa"/>
-          </w:tcPr>
-          <w:p>
-            <w:pPr>
-              <w:pStyle w:val="ListParagraph"/>
-              <w:spacing w:before="120" w:after="120" w:line="276" w:lineRule="auto"/>
-              <w:ind w:left="0"/>
-              <w:contextualSpacing w:val="0"/>
-              <w:jc w:val="both"/>
-              <w:rPr>
-                <w:rFonts w:ascii="Times New Roman" w:eastAsia="Times New Roman" w:hAnsi="Times New Roman" w:cs="Times New Roman"/>
-                <w:sz w:val="24"/>
-                <w:szCs w:val="24"/>
-                <w:lang w:val="en-AU"/>
-              </w:rPr>
-            </w:pPr>
-            <w:r>
-              <w:rPr>
-                <w:rFonts w:ascii="Times New Roman" w:eastAsia="Times New Roman" w:hAnsi="Times New Roman" w:cs="Times New Roman"/>
-                <w:sz w:val="24"/>
-                <w:szCs w:val="24"/>
-                <w:lang w:val="en-AU"/>
-              </w:rPr>
-              <w:t>All</w:t>
-            </w:r>
-          </w:p>
-        </w:tc>
-      </w:tr>
-      <w:tr>
-        <w:tc>
-          <w:tcPr>
-            <w:tcW w:w="804" w:type="dxa"/>
-            <w:shd w:val="clear" w:color="auto" w:fill="DBE5F1" w:themeFill="accent1" w:themeFillTint="33"/>
-          </w:tcPr>
-          <w:p>
-            <w:pPr>
-              <w:pStyle w:val="ListParagraph"/>
-              <w:spacing w:before="120" w:after="120" w:line="276" w:lineRule="auto"/>
-              <w:ind w:left="0"/>
-              <w:contextualSpacing w:val="0"/>
-              <w:jc w:val="both"/>
               <w:rPr>
                 <w:rFonts w:ascii="Times New Roman" w:eastAsia="Times New Roman" w:hAnsi="Times New Roman" w:cs="Times New Roman"/>
                 <w:b/>
@@ -13334,84 +13685,6 @@
                 <w:szCs w:val="24"/>
                 <w:lang w:val="en-AU"/>
               </w:rPr>
-            </w:pPr>
-            <w:r>
-              <w:rPr>
-                <w:rFonts w:ascii="Times New Roman" w:eastAsia="Times New Roman" w:hAnsi="Times New Roman" w:cs="Times New Roman"/>
-                <w:b/>
-                <w:bCs/>
-                <w:sz w:val="24"/>
-                <w:szCs w:val="24"/>
-                <w:lang w:val="en-AU"/>
-              </w:rPr>
-              <w:t>12</w:t>
-            </w:r>
-          </w:p>
-        </w:tc>
-        <w:tc>
-          <w:tcPr>
-            <w:tcW w:w="3591" w:type="dxa"/>
-            <w:shd w:val="clear" w:color="auto" w:fill="DBE5F1" w:themeFill="accent1" w:themeFillTint="33"/>
-          </w:tcPr>
-          <w:p>
-            <w:pPr>
-              <w:pStyle w:val="ListParagraph"/>
-              <w:spacing w:before="120" w:after="120" w:line="276" w:lineRule="auto"/>
-              <w:ind w:left="0"/>
-              <w:contextualSpacing w:val="0"/>
-              <w:jc w:val="both"/>
-              <w:rPr>
-                <w:rFonts w:ascii="Times New Roman" w:eastAsia="Times New Roman" w:hAnsi="Times New Roman" w:cs="Times New Roman"/>
-                <w:b/>
-                <w:bCs/>
-                <w:sz w:val="24"/>
-                <w:szCs w:val="24"/>
-                <w:lang w:val="en-AU"/>
-              </w:rPr>
-            </w:pPr>
-            <w:r>
-              <w:rPr>
-                <w:rFonts w:ascii="Times New Roman" w:eastAsia="Times New Roman" w:hAnsi="Times New Roman" w:cs="Times New Roman"/>
-                <w:b/>
-                <w:bCs/>
-                <w:sz w:val="24"/>
-                <w:szCs w:val="24"/>
-                <w:lang w:val="en-AU"/>
-              </w:rPr>
-              <w:t>Final review and submission</w:t>
-            </w:r>
-          </w:p>
-        </w:tc>
-        <w:tc>
-          <w:tcPr>
-            <w:tcW w:w="2976" w:type="dxa"/>
-            <w:shd w:val="clear" w:color="auto" w:fill="DBE5F1" w:themeFill="accent1" w:themeFillTint="33"/>
-          </w:tcPr>
-          <w:p>
-            <w:pPr>
-              <w:pStyle w:val="ListParagraph"/>
-              <w:spacing w:before="120" w:after="120" w:line="276" w:lineRule="auto"/>
-              <w:ind w:left="0"/>
-              <w:contextualSpacing w:val="0"/>
-              <w:jc w:val="both"/>
-              <w:rPr>
-                <w:rFonts w:ascii="Times New Roman" w:eastAsia="Times New Roman" w:hAnsi="Times New Roman" w:cs="Times New Roman"/>
-                <w:b/>
-                <w:bCs/>
-                <w:sz w:val="24"/>
-                <w:szCs w:val="24"/>
-                <w:lang w:val="en-AU"/>
-              </w:rPr>
-            </w:pPr>
-            <w:r>
-              <w:rPr>
-                <w:rFonts w:ascii="Times New Roman" w:eastAsia="Times New Roman" w:hAnsi="Times New Roman" w:cs="Times New Roman"/>
-                <w:b/>
-                <w:bCs/>
-                <w:sz w:val="24"/>
-                <w:szCs w:val="24"/>
-                <w:lang w:val="en-AU"/>
-              </w:rPr>
               <w:t>Assessment 4 submitted: Final Professional Report</w:t>
             </w:r>
           </w:p>
@@ -13424,7 +13697,7 @@
           <w:p>
             <w:pPr>
               <w:pStyle w:val="ListParagraph"/>
-              <w:spacing w:before="120" w:after="120" w:line="276" w:lineRule="auto"/>
+              <w:spacing w:before="120" w:after="120" w:line="240" w:lineRule="auto"/>
               <w:ind w:left="0"/>
               <w:contextualSpacing w:val="0"/>
               <w:jc w:val="both"/>
@@ -13459,7 +13732,7 @@
           <w:ilvl w:val="0"/>
           <w:numId w:val="1"/>
         </w:numPr>
-        <w:spacing w:before="120" w:after="120" w:line="276" w:lineRule="auto"/>
+        <w:spacing w:before="120" w:after="120" w:line="240" w:lineRule="auto"/>
         <w:ind w:left="426"/>
         <w:contextualSpacing w:val="0"/>
         <w:jc w:val="both"/>
@@ -13483,6 +13756,7 @@
           <w:szCs w:val="24"/>
           <w:lang w:val="en-AU"/>
         </w:rPr>
+        <w:lastRenderedPageBreak/>
         <w:t>Task allocation and team structure</w:t>
       </w:r>
       <w:bookmarkEnd w:id="16"/>
@@ -13501,7 +13775,7 @@
     <w:p>
       <w:pPr>
         <w:pStyle w:val="ListParagraph"/>
-        <w:spacing w:before="120" w:after="120" w:line="276" w:lineRule="auto"/>
+        <w:spacing w:before="120" w:after="120" w:line="240" w:lineRule="auto"/>
         <w:ind w:left="0"/>
         <w:contextualSpacing w:val="0"/>
         <w:jc w:val="both"/>
@@ -13526,7 +13800,7 @@
       <w:pPr>
         <w:pStyle w:val="Caption"/>
         <w:keepNext/>
-        <w:spacing w:before="120" w:line="276" w:lineRule="auto"/>
+        <w:spacing w:before="120"/>
         <w:ind w:left="360"/>
         <w:jc w:val="center"/>
         <w:rPr>
@@ -13623,7 +13897,7 @@
           <w:p>
             <w:pPr>
               <w:pStyle w:val="ListParagraph"/>
-              <w:spacing w:before="120" w:after="120" w:line="276" w:lineRule="auto"/>
+              <w:spacing w:before="120" w:after="120" w:line="240" w:lineRule="auto"/>
               <w:ind w:left="0"/>
               <w:contextualSpacing w:val="0"/>
               <w:jc w:val="center"/>
@@ -13657,7 +13931,7 @@
           <w:p>
             <w:pPr>
               <w:pStyle w:val="ListParagraph"/>
-              <w:spacing w:before="120" w:after="120" w:line="276" w:lineRule="auto"/>
+              <w:spacing w:before="120" w:after="120" w:line="240" w:lineRule="auto"/>
               <w:ind w:left="0"/>
               <w:contextualSpacing w:val="0"/>
               <w:jc w:val="center"/>
@@ -13691,7 +13965,7 @@
           <w:p>
             <w:pPr>
               <w:pStyle w:val="ListParagraph"/>
-              <w:spacing w:before="120" w:after="120" w:line="276" w:lineRule="auto"/>
+              <w:spacing w:before="120" w:after="120" w:line="240" w:lineRule="auto"/>
               <w:ind w:left="0"/>
               <w:contextualSpacing w:val="0"/>
               <w:jc w:val="center"/>
@@ -13726,7 +14000,7 @@
           <w:p>
             <w:pPr>
               <w:pStyle w:val="ListParagraph"/>
-              <w:spacing w:before="120" w:after="120" w:line="276" w:lineRule="auto"/>
+              <w:spacing w:before="120" w:after="120" w:line="240" w:lineRule="auto"/>
               <w:ind w:left="0"/>
               <w:contextualSpacing w:val="0"/>
               <w:jc w:val="both"/>
@@ -13755,7 +14029,7 @@
           <w:p>
             <w:pPr>
               <w:pStyle w:val="ListParagraph"/>
-              <w:spacing w:before="120" w:after="120" w:line="276" w:lineRule="auto"/>
+              <w:spacing w:before="120" w:after="120" w:line="240" w:lineRule="auto"/>
               <w:ind w:left="0"/>
               <w:contextualSpacing w:val="0"/>
               <w:jc w:val="both"/>
@@ -13784,7 +14058,7 @@
           <w:p>
             <w:pPr>
               <w:pStyle w:val="ListParagraph"/>
-              <w:spacing w:before="120" w:after="120" w:line="276" w:lineRule="auto"/>
+              <w:spacing w:before="120" w:after="120" w:line="240" w:lineRule="auto"/>
               <w:ind w:left="0"/>
               <w:contextualSpacing w:val="0"/>
               <w:jc w:val="both"/>
@@ -13815,7 +14089,7 @@
           <w:p>
             <w:pPr>
               <w:pStyle w:val="ListParagraph"/>
-              <w:spacing w:before="120" w:after="120" w:line="276" w:lineRule="auto"/>
+              <w:spacing w:before="120" w:after="120" w:line="240" w:lineRule="auto"/>
               <w:ind w:left="0"/>
               <w:contextualSpacing w:val="0"/>
               <w:jc w:val="both"/>
@@ -13844,7 +14118,7 @@
           <w:p>
             <w:pPr>
               <w:pStyle w:val="ListParagraph"/>
-              <w:spacing w:before="120" w:after="120" w:line="276" w:lineRule="auto"/>
+              <w:spacing w:before="120" w:after="120" w:line="240" w:lineRule="auto"/>
               <w:ind w:left="0"/>
               <w:contextualSpacing w:val="0"/>
               <w:jc w:val="both"/>
@@ -13873,7 +14147,7 @@
           <w:p>
             <w:pPr>
               <w:pStyle w:val="ListParagraph"/>
-              <w:spacing w:before="120" w:after="120" w:line="276" w:lineRule="auto"/>
+              <w:spacing w:before="120" w:after="120" w:line="240" w:lineRule="auto"/>
               <w:ind w:left="0"/>
               <w:contextualSpacing w:val="0"/>
               <w:jc w:val="both"/>
@@ -13891,7 +14165,27 @@
                 <w:szCs w:val="24"/>
                 <w:lang w:val="en-AU"/>
               </w:rPr>
-              <w:t>Cleans, merges and engineers features across the three data sources; implements post-deployment drift-checking scripts</w:t>
+              <w:t xml:space="preserve">Cleans, merges and </w:t>
+            </w:r>
+            <w:proofErr w:type="gramStart"/>
+            <w:r>
+              <w:rPr>
+                <w:rFonts w:ascii="Times New Roman" w:eastAsia="Times New Roman" w:hAnsi="Times New Roman" w:cs="Times New Roman"/>
+                <w:sz w:val="24"/>
+                <w:szCs w:val="24"/>
+                <w:lang w:val="en-AU"/>
+              </w:rPr>
+              <w:t>engineers</w:t>
+            </w:r>
+            <w:proofErr w:type="gramEnd"/>
+            <w:r>
+              <w:rPr>
+                <w:rFonts w:ascii="Times New Roman" w:eastAsia="Times New Roman" w:hAnsi="Times New Roman" w:cs="Times New Roman"/>
+                <w:sz w:val="24"/>
+                <w:szCs w:val="24"/>
+                <w:lang w:val="en-AU"/>
+              </w:rPr>
+              <w:t xml:space="preserve"> features across the three data sources; implements post-deployment drift-checking scripts</w:t>
             </w:r>
           </w:p>
         </w:tc>
@@ -13904,7 +14198,7 @@
           <w:p>
             <w:pPr>
               <w:pStyle w:val="ListParagraph"/>
-              <w:spacing w:before="120" w:after="120" w:line="276" w:lineRule="auto"/>
+              <w:spacing w:before="120" w:after="120" w:line="240" w:lineRule="auto"/>
               <w:ind w:left="0"/>
               <w:contextualSpacing w:val="0"/>
               <w:jc w:val="both"/>
@@ -13933,7 +14227,7 @@
           <w:p>
             <w:pPr>
               <w:pStyle w:val="ListParagraph"/>
-              <w:spacing w:before="120" w:after="120" w:line="276" w:lineRule="auto"/>
+              <w:spacing w:before="120" w:after="120" w:line="240" w:lineRule="auto"/>
               <w:ind w:left="0"/>
               <w:contextualSpacing w:val="0"/>
               <w:jc w:val="both"/>
@@ -13962,7 +14256,7 @@
           <w:p>
             <w:pPr>
               <w:pStyle w:val="ListParagraph"/>
-              <w:spacing w:before="120" w:after="120" w:line="276" w:lineRule="auto"/>
+              <w:spacing w:before="120" w:after="120" w:line="240" w:lineRule="auto"/>
               <w:ind w:left="0"/>
               <w:contextualSpacing w:val="0"/>
               <w:jc w:val="both"/>
@@ -13993,7 +14287,7 @@
           <w:p>
             <w:pPr>
               <w:pStyle w:val="ListParagraph"/>
-              <w:spacing w:before="120" w:after="120" w:line="276" w:lineRule="auto"/>
+              <w:spacing w:before="120" w:after="120" w:line="240" w:lineRule="auto"/>
               <w:ind w:left="0"/>
               <w:contextualSpacing w:val="0"/>
               <w:jc w:val="both"/>
@@ -14022,7 +14316,7 @@
           <w:p>
             <w:pPr>
               <w:pStyle w:val="ListParagraph"/>
-              <w:spacing w:before="120" w:after="120" w:line="276" w:lineRule="auto"/>
+              <w:spacing w:before="120" w:after="120" w:line="240" w:lineRule="auto"/>
               <w:ind w:left="0"/>
               <w:contextualSpacing w:val="0"/>
               <w:jc w:val="both"/>
@@ -14040,8 +14334,19 @@
                 <w:szCs w:val="24"/>
                 <w:lang w:val="en-AU"/>
               </w:rPr>
-              <w:t>Dashboard &amp; Deploy</w:t>
-            </w:r>
+              <w:t xml:space="preserve">Dashboard &amp; </w:t>
+            </w:r>
+            <w:proofErr w:type="gramStart"/>
+            <w:r>
+              <w:rPr>
+                <w:rFonts w:ascii="Times New Roman" w:eastAsia="Times New Roman" w:hAnsi="Times New Roman" w:cs="Times New Roman"/>
+                <w:sz w:val="24"/>
+                <w:szCs w:val="24"/>
+                <w:lang w:val="en-AU"/>
+              </w:rPr>
+              <w:t>Deploy</w:t>
+            </w:r>
+            <w:proofErr w:type="gramEnd"/>
           </w:p>
         </w:tc>
         <w:tc>
@@ -14051,7 +14356,7 @@
           <w:p>
             <w:pPr>
               <w:pStyle w:val="ListParagraph"/>
-              <w:spacing w:before="120" w:after="120" w:line="276" w:lineRule="auto"/>
+              <w:spacing w:before="120" w:after="120" w:line="240" w:lineRule="auto"/>
               <w:ind w:left="0"/>
               <w:contextualSpacing w:val="0"/>
               <w:jc w:val="both"/>
@@ -14122,7 +14427,7 @@
           <w:ilvl w:val="0"/>
           <w:numId w:val="1"/>
         </w:numPr>
-        <w:spacing w:before="120" w:after="120" w:line="276" w:lineRule="auto"/>
+        <w:spacing w:before="120" w:after="120" w:line="240" w:lineRule="auto"/>
         <w:ind w:left="426"/>
         <w:contextualSpacing w:val="0"/>
         <w:jc w:val="both"/>
@@ -14163,7 +14468,7 @@
     </w:p>
     <w:p>
       <w:pPr>
-        <w:spacing w:before="120" w:after="120" w:line="276" w:lineRule="auto"/>
+        <w:spacing w:before="120" w:after="120"/>
         <w:jc w:val="both"/>
       </w:pPr>
       <w:r>
@@ -14177,7 +14482,7 @@
     </w:p>
     <w:p>
       <w:pPr>
-        <w:spacing w:before="120" w:after="120" w:line="276" w:lineRule="auto"/>
+        <w:spacing w:before="120" w:after="120"/>
         <w:jc w:val="both"/>
       </w:pPr>
       <w:r>
@@ -14204,21 +14509,12 @@
           <w:sz w:val="24"/>
           <w:szCs w:val="24"/>
         </w:rPr>
-        <w:t xml:space="preserve"> in November 2023 and the ANZSOC classification transition in April 2025 may pose challenges in </w:t>
-      </w:r>
-      <w:r>
-        <w:rPr>
-          <w:rFonts w:ascii="Times New Roman" w:eastAsia="Times New Roman" w:hAnsi="Times New Roman"/>
-          <w:sz w:val="24"/>
-          <w:szCs w:val="24"/>
-        </w:rPr>
-        <w:lastRenderedPageBreak/>
-        <w:t>comparing old and new crime data. To minimise this risk, both transitions will be incorporated into the model.</w:t>
+        <w:t xml:space="preserve"> in November 2023 and the ANZSOC classification transition in April 2025 may pose challenges in comparing old and new crime data. To minimise this risk, both transitions will be incorporated into the model.</w:t>
       </w:r>
     </w:p>
     <w:p>
       <w:pPr>
-        <w:spacing w:before="120" w:after="120" w:line="276" w:lineRule="auto"/>
+        <w:spacing w:before="120" w:after="120"/>
         <w:jc w:val="both"/>
       </w:pPr>
       <w:r>
@@ -14232,7 +14528,7 @@
     </w:p>
     <w:p>
       <w:pPr>
-        <w:spacing w:before="120" w:after="120" w:line="276" w:lineRule="auto"/>
+        <w:spacing w:before="120" w:after="120"/>
         <w:jc w:val="both"/>
       </w:pPr>
       <w:r>
@@ -14246,7 +14542,7 @@
     </w:p>
     <w:p>
       <w:pPr>
-        <w:spacing w:before="120" w:after="120" w:line="276" w:lineRule="auto"/>
+        <w:spacing w:before="120" w:after="120"/>
         <w:jc w:val="both"/>
         <w:rPr>
           <w:rFonts w:ascii="Times New Roman" w:eastAsia="Times New Roman" w:hAnsi="Times New Roman"/>
@@ -14265,7 +14561,7 @@
     </w:p>
     <w:p>
       <w:pPr>
-        <w:spacing w:before="120" w:after="120" w:line="276" w:lineRule="auto"/>
+        <w:spacing w:before="120" w:after="120"/>
         <w:jc w:val="both"/>
         <w:rPr>
           <w:rFonts w:ascii="Times New Roman" w:eastAsia="Times New Roman" w:hAnsi="Times New Roman"/>
@@ -14284,7 +14580,7 @@
     </w:p>
     <w:p>
       <w:pPr>
-        <w:spacing w:before="120" w:after="120" w:line="276" w:lineRule="auto"/>
+        <w:spacing w:before="120" w:after="120"/>
         <w:jc w:val="both"/>
         <w:rPr>
           <w:rFonts w:ascii="Times New Roman" w:eastAsia="Times New Roman" w:hAnsi="Times New Roman"/>
@@ -14298,7 +14594,25 @@
           <w:sz w:val="24"/>
           <w:szCs w:val="24"/>
         </w:rPr>
-        <w:t>And the final risk is misuse or misinterpretation of the forecasts. If predictions are read as statements about particular communities, the system could cause harm rather than support safety. Small counts in low-population regions could also make incidents identifiable. Forecasts will therefore be shown only at region and month level, with uncertainty ranges, and small values will be suppressed.</w:t>
+        <w:t xml:space="preserve">And the final risk is misuse or misinterpretation of the forecasts. If predictions are read as statements about </w:t>
+      </w:r>
+      <w:proofErr w:type="gramStart"/>
+      <w:r>
+        <w:rPr>
+          <w:rFonts w:ascii="Times New Roman" w:eastAsia="Times New Roman" w:hAnsi="Times New Roman"/>
+          <w:sz w:val="24"/>
+          <w:szCs w:val="24"/>
+        </w:rPr>
+        <w:t>particular communities</w:t>
+      </w:r>
+      <w:proofErr w:type="gramEnd"/>
+      <w:r>
+        <w:rPr>
+          <w:rFonts w:ascii="Times New Roman" w:eastAsia="Times New Roman" w:hAnsi="Times New Roman"/>
+          <w:sz w:val="24"/>
+          <w:szCs w:val="24"/>
+        </w:rPr>
+        <w:t>, the system could cause harm rather than support safety. Small counts in low-population regions could also make incidents identifiable. Forecasts will therefore be shown only at region and month level, with uncertainty ranges, and small values will be suppressed.</w:t>
       </w:r>
     </w:p>
     <w:p>
@@ -14308,7 +14622,7 @@
           <w:ilvl w:val="0"/>
           <w:numId w:val="1"/>
         </w:numPr>
-        <w:spacing w:before="120" w:after="120" w:line="276" w:lineRule="auto"/>
+        <w:spacing w:before="120" w:after="120" w:line="240" w:lineRule="auto"/>
         <w:ind w:left="426"/>
         <w:contextualSpacing w:val="0"/>
         <w:jc w:val="both"/>
@@ -14332,13 +14646,14 @@
           <w:szCs w:val="24"/>
           <w:lang w:val="en-AU"/>
         </w:rPr>
+        <w:lastRenderedPageBreak/>
         <w:t>Ethics, privacy and security considerations</w:t>
       </w:r>
       <w:bookmarkEnd w:id="19"/>
     </w:p>
     <w:p>
       <w:pPr>
-        <w:spacing w:before="120" w:after="160" w:line="276" w:lineRule="auto"/>
+        <w:spacing w:before="120" w:after="160"/>
         <w:jc w:val="both"/>
         <w:rPr>
           <w:rFonts w:ascii="Times New Roman" w:eastAsia="Times New Roman" w:hAnsi="Times New Roman"/>
@@ -14359,7 +14674,7 @@
     </w:p>
     <w:p>
       <w:pPr>
-        <w:spacing w:before="120" w:after="160" w:line="276" w:lineRule="auto"/>
+        <w:spacing w:before="120" w:after="160"/>
         <w:jc w:val="both"/>
       </w:pPr>
       <w:r>
@@ -14373,7 +14688,7 @@
     </w:p>
     <w:p>
       <w:pPr>
-        <w:spacing w:before="120" w:after="160" w:line="276" w:lineRule="auto"/>
+        <w:spacing w:before="120" w:after="160"/>
         <w:jc w:val="both"/>
         <w:rPr>
           <w:rFonts w:ascii="Times New Roman" w:eastAsia="Times New Roman" w:hAnsi="Times New Roman"/>
@@ -14394,7 +14709,7 @@
     </w:p>
     <w:p>
       <w:pPr>
-        <w:spacing w:before="120" w:after="160" w:line="276" w:lineRule="auto"/>
+        <w:spacing w:before="120" w:after="160"/>
         <w:jc w:val="both"/>
       </w:pPr>
       <w:r>
@@ -14408,7 +14723,7 @@
     </w:p>
     <w:p>
       <w:pPr>
-        <w:spacing w:before="120" w:after="160" w:line="276" w:lineRule="auto"/>
+        <w:spacing w:before="120" w:after="160"/>
         <w:jc w:val="both"/>
         <w:rPr>
           <w:rFonts w:ascii="Times New Roman" w:eastAsia="Times New Roman" w:hAnsi="Times New Roman"/>
@@ -14514,7 +14829,6 @@
           <w:szCs w:val="24"/>
           <w:lang w:eastAsia="en-US"/>
         </w:rPr>
-        <w:lastRenderedPageBreak/>
         <w:t>Every forecast displayed alongside an uncertainty range, so outputs read as probabilistic planning signals rather than guaranteed outcomes.</w:t>
       </w:r>
     </w:p>
@@ -14588,13 +14902,13 @@
     </w:p>
     <w:p>
       <w:pPr>
-        <w:spacing w:before="120" w:after="160" w:line="276" w:lineRule="auto"/>
+        <w:spacing w:before="120" w:after="160"/>
         <w:jc w:val="both"/>
       </w:pPr>
     </w:p>
     <w:p>
       <w:pPr>
-        <w:spacing w:before="120" w:after="160" w:line="276" w:lineRule="auto"/>
+        <w:spacing w:before="120" w:after="160"/>
         <w:jc w:val="both"/>
         <w:rPr>
           <w:rFonts w:ascii="Times New Roman" w:eastAsia="Times New Roman" w:hAnsi="Times New Roman"/>
@@ -14615,7 +14929,7 @@
     </w:p>
     <w:p>
       <w:pPr>
-        <w:spacing w:before="120" w:after="160" w:line="276" w:lineRule="auto"/>
+        <w:spacing w:before="120" w:after="160"/>
         <w:jc w:val="both"/>
       </w:pPr>
       <w:r>
@@ -14629,7 +14943,7 @@
     </w:p>
     <w:p>
       <w:pPr>
-        <w:spacing w:before="120" w:after="160" w:line="276" w:lineRule="auto"/>
+        <w:spacing w:before="120" w:after="160"/>
         <w:jc w:val="both"/>
       </w:pPr>
       <w:r>
@@ -14643,7 +14957,7 @@
     </w:p>
     <w:p>
       <w:pPr>
-        <w:spacing w:before="120" w:line="276" w:lineRule="auto"/>
+        <w:spacing w:before="120"/>
         <w:jc w:val="both"/>
       </w:pPr>
       <w:r>
@@ -14659,7 +14973,7 @@
     </w:p>
     <w:p>
       <w:pPr>
-        <w:spacing w:before="120" w:line="276" w:lineRule="auto"/>
+        <w:spacing w:before="120"/>
         <w:jc w:val="both"/>
       </w:pPr>
       <w:hyperlink r:id="rId18">
@@ -14676,12 +14990,7 @@
     </w:p>
     <w:p>
       <w:pPr>
-        <w:spacing w:before="120" w:line="276" w:lineRule="auto"/>
-        <w:rPr>
-          <w:rFonts w:ascii="Times New Roman" w:eastAsia="Times New Roman" w:hAnsi="Times New Roman"/>
-          <w:sz w:val="24"/>
-          <w:szCs w:val="24"/>
-        </w:rPr>
+        <w:spacing w:before="120"/>
       </w:pPr>
       <w:r>
         <w:rPr>
@@ -14704,6 +15013,9 @@
           <w:t>https://hendrickdang.atlassian.net/jira/software/projects/SCRUM/boards/1</w:t>
         </w:r>
       </w:hyperlink>
+      <w:r>
+        <w:br w:type="page"/>
+      </w:r>
     </w:p>
     <w:p>
       <w:pPr>
@@ -14712,7 +15024,7 @@
           <w:ilvl w:val="0"/>
           <w:numId w:val="1"/>
         </w:numPr>
-        <w:spacing w:before="120" w:after="120" w:line="276" w:lineRule="auto"/>
+        <w:spacing w:before="120" w:after="120" w:line="240" w:lineRule="auto"/>
         <w:ind w:left="426"/>
         <w:contextualSpacing w:val="0"/>
         <w:jc w:val="both"/>
@@ -14736,6 +15048,7 @@
           <w:szCs w:val="24"/>
           <w:lang w:val="en-AU"/>
         </w:rPr>
+        <w:lastRenderedPageBreak/>
         <w:t>References</w:t>
       </w:r>
       <w:bookmarkEnd w:id="12"/>
@@ -14743,7 +15056,7 @@
     </w:p>
     <w:p>
       <w:pPr>
-        <w:spacing w:before="120" w:after="120" w:line="276" w:lineRule="auto"/>
+        <w:spacing w:before="120" w:after="120"/>
         <w:ind w:left="720" w:hanging="720"/>
         <w:jc w:val="both"/>
         <w:rPr>
@@ -14800,7 +15113,7 @@
     </w:p>
     <w:p>
       <w:pPr>
-        <w:spacing w:before="120" w:after="120" w:line="276" w:lineRule="auto"/>
+        <w:spacing w:before="120" w:after="120"/>
         <w:ind w:left="720" w:hanging="720"/>
         <w:jc w:val="both"/>
         <w:rPr>
@@ -14857,7 +15170,7 @@
     </w:p>
     <w:p>
       <w:pPr>
-        <w:spacing w:before="120" w:after="120" w:line="276" w:lineRule="auto"/>
+        <w:spacing w:before="120" w:after="120"/>
         <w:ind w:left="720" w:hanging="720"/>
         <w:jc w:val="both"/>
         <w:rPr>
@@ -14888,7 +15201,7 @@
     </w:p>
     <w:p>
       <w:pPr>
-        <w:spacing w:before="120" w:after="120" w:line="276" w:lineRule="auto"/>
+        <w:spacing w:before="120" w:after="120"/>
         <w:ind w:left="720" w:hanging="720"/>
         <w:jc w:val="both"/>
         <w:rPr>
@@ -14955,7 +15268,7 @@
     </w:p>
     <w:p>
       <w:pPr>
-        <w:spacing w:before="120" w:after="120" w:line="276" w:lineRule="auto"/>
+        <w:spacing w:before="120" w:after="120"/>
         <w:ind w:left="720" w:hanging="720"/>
         <w:jc w:val="both"/>
         <w:rPr>
@@ -15004,7 +15317,7 @@
     </w:p>
     <w:p>
       <w:pPr>
-        <w:spacing w:before="120" w:line="276" w:lineRule="auto"/>
+        <w:spacing w:before="120"/>
         <w:ind w:left="720" w:hanging="720"/>
         <w:jc w:val="both"/>
       </w:pPr>
@@ -15014,7 +15327,6 @@
           <w:sz w:val="24"/>
           <w:szCs w:val="24"/>
         </w:rPr>
-        <w:lastRenderedPageBreak/>
         <w:t xml:space="preserve">Northern Territory Government. (2026). </w:t>
       </w:r>
       <w:r>
@@ -15025,7 +15337,29 @@
           <w:sz w:val="24"/>
           <w:szCs w:val="24"/>
         </w:rPr>
-        <w:t>NT crime statistics march 2026 - NTG open data portal</w:t>
+        <w:t xml:space="preserve">NT crime </w:t>
+      </w:r>
+      <w:proofErr w:type="gramStart"/>
+      <w:r>
+        <w:rPr>
+          <w:rFonts w:ascii="Times New Roman" w:eastAsia="Times New Roman" w:hAnsi="Times New Roman"/>
+          <w:i/>
+          <w:iCs/>
+          <w:sz w:val="24"/>
+          <w:szCs w:val="24"/>
+        </w:rPr>
+        <w:t>statistics march</w:t>
+      </w:r>
+      <w:proofErr w:type="gramEnd"/>
+      <w:r>
+        <w:rPr>
+          <w:rFonts w:ascii="Times New Roman" w:eastAsia="Times New Roman" w:hAnsi="Times New Roman"/>
+          <w:i/>
+          <w:iCs/>
+          <w:sz w:val="24"/>
+          <w:szCs w:val="24"/>
+        </w:rPr>
+        <w:t xml:space="preserve"> 2026 - NTG open data portal</w:t>
       </w:r>
       <w:r>
         <w:rPr>
@@ -15036,6 +15370,7 @@
         <w:t xml:space="preserve">. </w:t>
       </w:r>
       <w:proofErr w:type="spellStart"/>
+      <w:proofErr w:type="gramStart"/>
       <w:r>
         <w:rPr>
           <w:rFonts w:ascii="Times New Roman" w:eastAsia="Times New Roman" w:hAnsi="Times New Roman"/>
@@ -15045,6 +15380,7 @@
         <w:t>Nt.Gov.Au</w:t>
       </w:r>
       <w:proofErr w:type="spellEnd"/>
+      <w:proofErr w:type="gramEnd"/>
       <w:r>
         <w:rPr>
           <w:rFonts w:ascii="Times New Roman" w:eastAsia="Times New Roman" w:hAnsi="Times New Roman"/>
@@ -15067,7 +15403,7 @@
     </w:p>
     <w:p>
       <w:pPr>
-        <w:spacing w:before="120" w:line="276" w:lineRule="auto"/>
+        <w:spacing w:before="120"/>
         <w:ind w:left="720" w:hanging="720"/>
         <w:jc w:val="both"/>
       </w:pPr>
@@ -15111,7 +15447,7 @@
     </w:p>
     <w:p>
       <w:pPr>
-        <w:spacing w:before="120" w:line="276" w:lineRule="auto"/>
+        <w:spacing w:before="120"/>
         <w:ind w:left="720" w:hanging="720"/>
         <w:jc w:val="both"/>
       </w:pPr>
@@ -15177,7 +15513,7 @@
     </w:p>
     <w:p>
       <w:pPr>
-        <w:spacing w:before="120" w:after="120" w:line="276" w:lineRule="auto"/>
+        <w:spacing w:before="120" w:after="120"/>
         <w:ind w:left="720" w:hanging="720"/>
         <w:jc w:val="both"/>
         <w:rPr>
@@ -15235,7 +15571,7 @@
     <w:p>
       <w:pPr>
         <w:pStyle w:val="Heading1"/>
-        <w:spacing w:before="120" w:line="276" w:lineRule="auto"/>
+        <w:spacing w:before="120"/>
         <w:jc w:val="both"/>
         <w:rPr>
           <w:rFonts w:ascii="Times New Roman" w:eastAsiaTheme="minorEastAsia" w:hAnsi="Times New Roman"/>
@@ -15263,7 +15599,7 @@
     </w:p>
     <w:p>
       <w:pPr>
-        <w:spacing w:before="120" w:after="240" w:line="276" w:lineRule="auto"/>
+        <w:spacing w:before="120" w:after="240"/>
         <w:jc w:val="both"/>
         <w:rPr>
           <w:rFonts w:ascii="Times New Roman" w:eastAsiaTheme="minorEastAsia" w:hAnsi="Times New Roman"/>
@@ -15949,7 +16285,7 @@
     </w:tbl>
     <w:p>
       <w:pPr>
-        <w:spacing w:before="240" w:line="276" w:lineRule="auto"/>
+        <w:spacing w:before="240"/>
         <w:jc w:val="both"/>
         <w:rPr>
           <w:rFonts w:ascii="Times New Roman" w:eastAsiaTheme="minorEastAsia" w:hAnsi="Times New Roman"/>
@@ -15984,7 +16320,6 @@
           </w:tcPr>
           <w:p>
             <w:pPr>
-              <w:spacing w:line="276" w:lineRule="auto"/>
               <w:jc w:val="both"/>
               <w:rPr>
                 <w:rFonts w:ascii="Times New Roman" w:eastAsiaTheme="minorEastAsia" w:hAnsi="Times New Roman"/>
@@ -16012,7 +16347,6 @@
           </w:tcPr>
           <w:p>
             <w:pPr>
-              <w:spacing w:line="276" w:lineRule="auto"/>
               <w:jc w:val="both"/>
               <w:rPr>
                 <w:rFonts w:ascii="Times New Roman" w:eastAsiaTheme="minorEastAsia" w:hAnsi="Times New Roman"/>
@@ -16046,7 +16380,6 @@
               <w:tabs>
                 <w:tab w:val="left" w:pos="4962"/>
               </w:tabs>
-              <w:spacing w:line="276" w:lineRule="auto"/>
               <w:jc w:val="both"/>
               <w:rPr>
                 <w:rFonts w:ascii="Times New Roman" w:eastAsiaTheme="minorEastAsia" w:hAnsi="Times New Roman"/>
@@ -16072,7 +16405,6 @@
           </w:tcPr>
           <w:p>
             <w:pPr>
-              <w:spacing w:line="276" w:lineRule="auto"/>
               <w:jc w:val="both"/>
               <w:rPr>
                 <w:rFonts w:ascii="Times New Roman" w:eastAsiaTheme="minorEastAsia" w:hAnsi="Times New Roman"/>
@@ -16100,7 +16432,6 @@
           </w:tcPr>
           <w:p>
             <w:pPr>
-              <w:spacing w:line="276" w:lineRule="auto"/>
               <w:jc w:val="both"/>
               <w:rPr>
                 <w:rFonts w:ascii="Times New Roman" w:eastAsiaTheme="minorEastAsia" w:hAnsi="Times New Roman"/>
@@ -16126,7 +16457,6 @@
           </w:tcPr>
           <w:p>
             <w:pPr>
-              <w:spacing w:line="276" w:lineRule="auto"/>
               <w:jc w:val="both"/>
               <w:rPr>
                 <w:rFonts w:ascii="Times New Roman" w:eastAsiaTheme="minorEastAsia" w:hAnsi="Times New Roman"/>
@@ -16154,7 +16484,6 @@
           </w:tcPr>
           <w:p>
             <w:pPr>
-              <w:spacing w:line="276" w:lineRule="auto"/>
               <w:jc w:val="both"/>
               <w:rPr>
                 <w:rFonts w:ascii="Times New Roman" w:eastAsiaTheme="minorEastAsia" w:hAnsi="Times New Roman"/>
@@ -16180,7 +16509,6 @@
           </w:tcPr>
           <w:p>
             <w:pPr>
-              <w:spacing w:line="276" w:lineRule="auto"/>
               <w:jc w:val="both"/>
               <w:rPr>
                 <w:rFonts w:ascii="Times New Roman" w:eastAsiaTheme="minorEastAsia" w:hAnsi="Times New Roman"/>
@@ -16218,7 +16546,25 @@
                 <w:sz w:val="24"/>
                 <w:szCs w:val="24"/>
               </w:rPr>
-              <w:t xml:space="preserve">defined the forecast task specification, validation design and leakage controls; built evaluation.py adding naive baselines, rolling-origin </w:t>
+              <w:t xml:space="preserve">defined the forecast task specification, validation design and leakage controls; built evaluation.py adding naive baselines, </w:t>
+            </w:r>
+            <w:proofErr w:type="gramStart"/>
+            <w:r>
+              <w:rPr>
+                <w:rFonts w:ascii="Times New Roman" w:eastAsiaTheme="minorEastAsia" w:hAnsi="Times New Roman"/>
+                <w:sz w:val="24"/>
+                <w:szCs w:val="24"/>
+              </w:rPr>
+              <w:t>rolling-origin</w:t>
+            </w:r>
+            <w:proofErr w:type="gramEnd"/>
+            <w:r>
+              <w:rPr>
+                <w:rFonts w:ascii="Times New Roman" w:eastAsiaTheme="minorEastAsia" w:hAnsi="Times New Roman"/>
+                <w:sz w:val="24"/>
+                <w:szCs w:val="24"/>
+              </w:rPr>
+              <w:t xml:space="preserve"> </w:t>
             </w:r>
             <w:proofErr w:type="spellStart"/>
             <w:r>
@@ -16248,7 +16594,6 @@
           </w:tcPr>
           <w:p>
             <w:pPr>
-              <w:spacing w:line="276" w:lineRule="auto"/>
               <w:jc w:val="both"/>
               <w:rPr>
                 <w:rFonts w:ascii="Times New Roman" w:eastAsiaTheme="minorEastAsia" w:hAnsi="Times New Roman"/>
@@ -16275,7 +16620,6 @@
           </w:tcPr>
           <w:p>
             <w:pPr>
-              <w:spacing w:line="276" w:lineRule="auto"/>
               <w:jc w:val="both"/>
               <w:rPr>
                 <w:rFonts w:ascii="Times New Roman" w:eastAsiaTheme="minorEastAsia" w:hAnsi="Times New Roman"/>
@@ -16316,7 +16660,7 @@
     <w:bookmarkEnd w:id="23"/>
     <w:p>
       <w:pPr>
-        <w:spacing w:before="240" w:line="276" w:lineRule="auto"/>
+        <w:spacing w:before="240"/>
         <w:jc w:val="both"/>
         <w:rPr>
           <w:rFonts w:ascii="Times New Roman" w:eastAsiaTheme="minorEastAsia" w:hAnsi="Times New Roman"/>
@@ -16340,8 +16684,8 @@
         <w:tblLook w:val="04A0" w:firstRow="1" w:lastRow="0" w:firstColumn="1" w:lastColumn="0" w:noHBand="0" w:noVBand="1"/>
       </w:tblPr>
       <w:tblGrid>
-        <w:gridCol w:w="1150"/>
-        <w:gridCol w:w="7866"/>
+        <w:gridCol w:w="1337"/>
+        <w:gridCol w:w="7679"/>
       </w:tblGrid>
       <w:tr>
         <w:tc>
@@ -16350,7 +16694,6 @@
           </w:tcPr>
           <w:p>
             <w:pPr>
-              <w:spacing w:line="276" w:lineRule="auto"/>
               <w:jc w:val="both"/>
               <w:rPr>
                 <w:rFonts w:ascii="Times New Roman" w:eastAsiaTheme="minorEastAsia" w:hAnsi="Times New Roman"/>
@@ -16378,7 +16721,6 @@
           </w:tcPr>
           <w:p>
             <w:pPr>
-              <w:spacing w:line="276" w:lineRule="auto"/>
               <w:jc w:val="both"/>
               <w:rPr>
                 <w:rFonts w:ascii="Times New Roman" w:eastAsiaTheme="minorEastAsia" w:hAnsi="Times New Roman"/>
@@ -16408,7 +16750,6 @@
           </w:tcPr>
           <w:p>
             <w:pPr>
-              <w:spacing w:line="276" w:lineRule="auto"/>
               <w:jc w:val="both"/>
               <w:rPr>
                 <w:rFonts w:ascii="Times New Roman" w:eastAsiaTheme="minorEastAsia" w:hAnsi="Times New Roman"/>
@@ -16436,7 +16777,6 @@
           </w:tcPr>
           <w:p>
             <w:pPr>
-              <w:spacing w:line="276" w:lineRule="auto"/>
               <w:jc w:val="both"/>
               <w:rPr>
                 <w:rFonts w:ascii="Times New Roman" w:eastAsiaTheme="minorEastAsia" w:hAnsi="Times New Roman"/>
@@ -16467,7 +16807,6 @@
           </w:tcPr>
           <w:p>
             <w:pPr>
-              <w:spacing w:line="276" w:lineRule="auto"/>
               <w:jc w:val="both"/>
               <w:rPr>
                 <w:rFonts w:ascii="Times New Roman" w:eastAsiaTheme="minorEastAsia" w:hAnsi="Times New Roman"/>
@@ -16495,7 +16834,6 @@
           </w:tcPr>
           <w:p>
             <w:pPr>
-              <w:spacing w:line="276" w:lineRule="auto"/>
               <w:jc w:val="both"/>
               <w:rPr>
                 <w:rFonts w:ascii="Times New Roman" w:eastAsiaTheme="minorEastAsia" w:hAnsi="Times New Roman"/>
@@ -16519,30 +16857,156 @@
           </w:p>
         </w:tc>
       </w:tr>
+      <w:tr>
+        <w:tc>
+          <w:tcPr>
+            <w:tcW w:w="1150" w:type="dxa"/>
+          </w:tcPr>
+          <w:p>
+            <w:pPr>
+              <w:jc w:val="both"/>
+              <w:rPr>
+                <w:rFonts w:ascii="Times New Roman" w:eastAsiaTheme="minorEastAsia" w:hAnsi="Times New Roman"/>
+                <w:b/>
+                <w:bCs/>
+                <w:sz w:val="24"/>
+                <w:szCs w:val="24"/>
+                <w:lang w:val="vi-VN"/>
+              </w:rPr>
+            </w:pPr>
+            <w:r>
+              <w:rPr>
+                <w:rFonts w:ascii="Times New Roman" w:eastAsiaTheme="minorEastAsia" w:hAnsi="Times New Roman"/>
+                <w:b/>
+                <w:bCs/>
+                <w:sz w:val="24"/>
+                <w:szCs w:val="24"/>
+              </w:rPr>
+              <w:t>Final</w:t>
+            </w:r>
+            <w:r>
+              <w:rPr>
+                <w:rFonts w:ascii="Times New Roman" w:eastAsiaTheme="minorEastAsia" w:hAnsi="Times New Roman"/>
+                <w:b/>
+                <w:bCs/>
+                <w:sz w:val="24"/>
+                <w:szCs w:val="24"/>
+                <w:lang w:val="vi-VN"/>
+              </w:rPr>
+              <w:t xml:space="preserve"> code to run</w:t>
+            </w:r>
+          </w:p>
+        </w:tc>
+        <w:tc>
+          <w:tcPr>
+            <w:tcW w:w="7866" w:type="dxa"/>
+          </w:tcPr>
+          <w:p>
+            <w:pPr>
+              <w:jc w:val="both"/>
+              <w:rPr>
+                <w:rFonts w:ascii="Times New Roman" w:hAnsi="Times New Roman"/>
+                <w:sz w:val="24"/>
+                <w:szCs w:val="24"/>
+                <w:lang w:val="vi-VN"/>
+              </w:rPr>
+            </w:pPr>
+            <w:hyperlink r:id="rId31" w:history="1">
+              <w:r>
+                <w:rPr>
+                  <w:rStyle w:val="Hyperlink"/>
+                  <w:rFonts w:ascii="Times New Roman" w:hAnsi="Times New Roman"/>
+                  <w:sz w:val="24"/>
+                  <w:szCs w:val="24"/>
+                </w:rPr>
+                <w:t>https://github.com/HendrickDang/PRT661-DATA-SCIENCE-PRACTICE/blob/main/Updated_End_to_End_pipeline.py</w:t>
+              </w:r>
+            </w:hyperlink>
+          </w:p>
+        </w:tc>
+      </w:tr>
+      <w:tr>
+        <w:tc>
+          <w:tcPr>
+            <w:tcW w:w="1150" w:type="dxa"/>
+          </w:tcPr>
+          <w:p>
+            <w:pPr>
+              <w:jc w:val="both"/>
+              <w:rPr>
+                <w:rFonts w:ascii="Times New Roman" w:eastAsiaTheme="minorEastAsia" w:hAnsi="Times New Roman"/>
+                <w:b/>
+                <w:bCs/>
+                <w:sz w:val="24"/>
+                <w:szCs w:val="24"/>
+                <w:lang w:val="vi-VN"/>
+              </w:rPr>
+            </w:pPr>
+            <w:r>
+              <w:rPr>
+                <w:rFonts w:ascii="Times New Roman" w:eastAsiaTheme="minorEastAsia" w:hAnsi="Times New Roman"/>
+                <w:b/>
+                <w:bCs/>
+                <w:sz w:val="24"/>
+                <w:szCs w:val="24"/>
+              </w:rPr>
+              <w:t>Evaluation</w:t>
+            </w:r>
+            <w:r>
+              <w:rPr>
+                <w:rFonts w:ascii="Times New Roman" w:eastAsiaTheme="minorEastAsia" w:hAnsi="Times New Roman"/>
+                <w:b/>
+                <w:bCs/>
+                <w:sz w:val="24"/>
+                <w:szCs w:val="24"/>
+                <w:lang w:val="vi-VN"/>
+              </w:rPr>
+              <w:t xml:space="preserve"> code</w:t>
+            </w:r>
+          </w:p>
+        </w:tc>
+        <w:tc>
+          <w:tcPr>
+            <w:tcW w:w="7866" w:type="dxa"/>
+          </w:tcPr>
+          <w:p>
+            <w:pPr>
+              <w:jc w:val="both"/>
+              <w:rPr>
+                <w:rFonts w:ascii="Times New Roman" w:hAnsi="Times New Roman"/>
+                <w:sz w:val="24"/>
+                <w:szCs w:val="24"/>
+                <w:lang w:val="vi-VN"/>
+              </w:rPr>
+            </w:pPr>
+            <w:hyperlink r:id="rId32" w:history="1">
+              <w:r>
+                <w:rPr>
+                  <w:rStyle w:val="Hyperlink"/>
+                  <w:rFonts w:ascii="Times New Roman" w:hAnsi="Times New Roman"/>
+                  <w:sz w:val="24"/>
+                  <w:szCs w:val="24"/>
+                </w:rPr>
+                <w:t>https://github.com/HendrickDang/PRT661-DATA-SCIENCE-PRACTICE/blob/main/evaluation.py</w:t>
+              </w:r>
+            </w:hyperlink>
+            <w:r>
+              <w:rPr>
+                <w:rFonts w:ascii="Times New Roman" w:hAnsi="Times New Roman"/>
+                <w:sz w:val="24"/>
+                <w:szCs w:val="24"/>
+                <w:lang w:val="vi-VN"/>
+              </w:rPr>
+              <w:t xml:space="preserve"> </w:t>
+            </w:r>
+          </w:p>
+        </w:tc>
+      </w:tr>
     </w:tbl>
     <w:p>
       <w:pPr>
-        <w:spacing w:before="120" w:after="240" w:line="276" w:lineRule="auto"/>
-        <w:jc w:val="both"/>
-        <w:rPr>
-          <w:rFonts w:ascii="Times New Roman" w:eastAsiaTheme="minorEastAsia" w:hAnsi="Times New Roman"/>
-          <w:sz w:val="24"/>
-          <w:szCs w:val="24"/>
-        </w:rPr>
-      </w:pPr>
-      <w:r>
-        <w:rPr>
-          <w:rFonts w:ascii="Times New Roman" w:eastAsiaTheme="minorEastAsia" w:hAnsi="Times New Roman"/>
-          <w:sz w:val="24"/>
-          <w:szCs w:val="24"/>
-        </w:rPr>
-        <w:br w:type="page"/>
-      </w:r>
-    </w:p>
-    <w:p>
-      <w:pPr>
         <w:pStyle w:val="Heading1"/>
-        <w:spacing w:before="120" w:line="276" w:lineRule="auto"/>
+        <w:spacing w:before="120"/>
         <w:jc w:val="both"/>
         <w:rPr>
           <w:rFonts w:ascii="Times New Roman" w:eastAsiaTheme="minorEastAsia" w:hAnsi="Times New Roman"/>
@@ -16554,6 +17018,32 @@
         </w:rPr>
       </w:pPr>
       <w:bookmarkStart w:id="24" w:name="_Toc239977739"/>
+      <w:r>
+        <w:rPr>
+          <w:rFonts w:ascii="Times New Roman" w:eastAsiaTheme="minorEastAsia" w:hAnsi="Times New Roman"/>
+          <w:b/>
+          <w:bCs/>
+          <w:color w:val="1F497D" w:themeColor="text2"/>
+          <w:sz w:val="24"/>
+          <w:szCs w:val="24"/>
+        </w:rPr>
+        <w:br w:type="page"/>
+      </w:r>
+    </w:p>
+    <w:p>
+      <w:pPr>
+        <w:pStyle w:val="Heading1"/>
+        <w:spacing w:before="120"/>
+        <w:jc w:val="both"/>
+        <w:rPr>
+          <w:rFonts w:ascii="Times New Roman" w:eastAsiaTheme="minorEastAsia" w:hAnsi="Times New Roman"/>
+          <w:b/>
+          <w:bCs/>
+          <w:color w:val="1F497D" w:themeColor="text2"/>
+          <w:sz w:val="24"/>
+          <w:szCs w:val="24"/>
+        </w:rPr>
+      </w:pPr>
       <w:r>
         <w:rPr>
           <w:rFonts w:ascii="Times New Roman" w:eastAsiaTheme="minorEastAsia" w:hAnsi="Times New Roman"/>
@@ -16575,7 +17065,7 @@
           <w:ilvl w:val="0"/>
           <w:numId w:val="7"/>
         </w:numPr>
-        <w:spacing w:before="120" w:after="120" w:line="276" w:lineRule="auto"/>
+        <w:spacing w:before="120" w:after="120" w:line="240" w:lineRule="auto"/>
         <w:ind w:left="426"/>
         <w:contextualSpacing w:val="0"/>
         <w:jc w:val="both"/>
@@ -16607,7 +17097,7 @@
     <w:bookmarkEnd w:id="26"/>
     <w:p>
       <w:pPr>
-        <w:spacing w:before="100" w:beforeAutospacing="1" w:after="100" w:afterAutospacing="1" w:line="276" w:lineRule="auto"/>
+        <w:spacing w:before="100" w:beforeAutospacing="1" w:after="100" w:afterAutospacing="1"/>
         <w:jc w:val="both"/>
         <w:rPr>
           <w:rFonts w:ascii="Times New Roman" w:eastAsia="Times New Roman" w:hAnsi="Times New Roman"/>
@@ -16628,7 +17118,7 @@
     </w:p>
     <w:p>
       <w:pPr>
-        <w:spacing w:before="100" w:beforeAutospacing="1" w:after="100" w:afterAutospacing="1" w:line="276" w:lineRule="auto"/>
+        <w:spacing w:before="100" w:beforeAutospacing="1" w:after="100" w:afterAutospacing="1"/>
         <w:jc w:val="both"/>
         <w:rPr>
           <w:rFonts w:ascii="Times New Roman" w:eastAsia="Times New Roman" w:hAnsi="Times New Roman"/>
@@ -16644,7 +17134,27 @@
           <w:szCs w:val="24"/>
           <w:lang w:eastAsia="en-US"/>
         </w:rPr>
-        <w:t>Acquisition and processing are both handled by End to End pipeline.py. The two stages were originally developed as separate scripts (ingest.py and data_processing.py) but have since been merged into a single pipeline file for easier maintenance and a single point of execution; the ingest logic now runs as Stage 1 of that script:</w:t>
+        <w:t xml:space="preserve">Acquisition and processing are both handled by </w:t>
+      </w:r>
+      <w:proofErr w:type="gramStart"/>
+      <w:r>
+        <w:rPr>
+          <w:rFonts w:ascii="Times New Roman" w:eastAsia="Times New Roman" w:hAnsi="Times New Roman"/>
+          <w:sz w:val="24"/>
+          <w:szCs w:val="24"/>
+          <w:lang w:eastAsia="en-US"/>
+        </w:rPr>
+        <w:t>End to End</w:t>
+      </w:r>
+      <w:proofErr w:type="gramEnd"/>
+      <w:r>
+        <w:rPr>
+          <w:rFonts w:ascii="Times New Roman" w:eastAsia="Times New Roman" w:hAnsi="Times New Roman"/>
+          <w:sz w:val="24"/>
+          <w:szCs w:val="24"/>
+          <w:lang w:eastAsia="en-US"/>
+        </w:rPr>
+        <w:t xml:space="preserve"> pipeline.py. The two stages were originally developed as separate scripts (ingest.py and data_processing.py) but have since been merged into a single pipeline file for easier maintenance and a single point of execution; the ingest logic now runs as Stage 1 of that script:</w:t>
       </w:r>
     </w:p>
     <w:p>
@@ -16653,7 +17163,7 @@
           <w:ilvl w:val="0"/>
           <w:numId w:val="17"/>
         </w:numPr>
-        <w:spacing w:before="100" w:beforeAutospacing="1" w:after="100" w:afterAutospacing="1" w:line="276" w:lineRule="auto"/>
+        <w:spacing w:before="100" w:beforeAutospacing="1" w:after="100" w:afterAutospacing="1"/>
         <w:jc w:val="both"/>
         <w:rPr>
           <w:rFonts w:ascii="Times New Roman" w:eastAsia="Times New Roman" w:hAnsi="Times New Roman"/>
@@ -16669,7 +17179,27 @@
           <w:szCs w:val="24"/>
           <w:lang w:eastAsia="en-US"/>
         </w:rPr>
-        <w:t>Fuzzy filename matching: handles naming differences between teammates' downloads (punctuation, Windows "(2)" duplicate suffixes).</w:t>
+        <w:t xml:space="preserve">Fuzzy filename </w:t>
+      </w:r>
+      <w:proofErr w:type="gramStart"/>
+      <w:r>
+        <w:rPr>
+          <w:rFonts w:ascii="Times New Roman" w:eastAsia="Times New Roman" w:hAnsi="Times New Roman"/>
+          <w:sz w:val="24"/>
+          <w:szCs w:val="24"/>
+          <w:lang w:eastAsia="en-US"/>
+        </w:rPr>
+        <w:t>matching:</w:t>
+      </w:r>
+      <w:proofErr w:type="gramEnd"/>
+      <w:r>
+        <w:rPr>
+          <w:rFonts w:ascii="Times New Roman" w:eastAsia="Times New Roman" w:hAnsi="Times New Roman"/>
+          <w:sz w:val="24"/>
+          <w:szCs w:val="24"/>
+          <w:lang w:eastAsia="en-US"/>
+        </w:rPr>
+        <w:t xml:space="preserve"> handles naming differences between teammates' downloads (punctuation, Windows "(2)" duplicate suffixes).</w:t>
       </w:r>
     </w:p>
     <w:p>
@@ -16678,7 +17208,7 @@
           <w:ilvl w:val="0"/>
           <w:numId w:val="17"/>
         </w:numPr>
-        <w:spacing w:before="100" w:beforeAutospacing="1" w:after="100" w:afterAutospacing="1" w:line="276" w:lineRule="auto"/>
+        <w:spacing w:before="100" w:beforeAutospacing="1" w:after="100" w:afterAutospacing="1"/>
         <w:jc w:val="both"/>
         <w:rPr>
           <w:rFonts w:ascii="Times New Roman" w:eastAsia="Times New Roman" w:hAnsi="Times New Roman"/>
@@ -16714,7 +17244,27 @@
           <w:szCs w:val="24"/>
           <w:lang w:eastAsia="en-US"/>
         </w:rPr>
-        <w:t>, duplicated columns, fully-null columns flagged before proceeding.</w:t>
+        <w:t xml:space="preserve">, duplicated columns, </w:t>
+      </w:r>
+      <w:proofErr w:type="gramStart"/>
+      <w:r>
+        <w:rPr>
+          <w:rFonts w:ascii="Times New Roman" w:eastAsia="Times New Roman" w:hAnsi="Times New Roman"/>
+          <w:sz w:val="24"/>
+          <w:szCs w:val="24"/>
+          <w:lang w:eastAsia="en-US"/>
+        </w:rPr>
+        <w:t>fully-null</w:t>
+      </w:r>
+      <w:proofErr w:type="gramEnd"/>
+      <w:r>
+        <w:rPr>
+          <w:rFonts w:ascii="Times New Roman" w:eastAsia="Times New Roman" w:hAnsi="Times New Roman"/>
+          <w:sz w:val="24"/>
+          <w:szCs w:val="24"/>
+          <w:lang w:eastAsia="en-US"/>
+        </w:rPr>
+        <w:t xml:space="preserve"> columns flagged before proceeding.</w:t>
       </w:r>
     </w:p>
     <w:p>
@@ -16723,7 +17273,7 @@
           <w:ilvl w:val="0"/>
           <w:numId w:val="17"/>
         </w:numPr>
-        <w:spacing w:before="100" w:beforeAutospacing="1" w:after="100" w:afterAutospacing="1" w:line="276" w:lineRule="auto"/>
+        <w:spacing w:before="100" w:beforeAutospacing="1" w:after="100" w:afterAutospacing="1"/>
         <w:jc w:val="both"/>
         <w:rPr>
           <w:rFonts w:ascii="Times New Roman" w:eastAsia="Times New Roman" w:hAnsi="Times New Roman"/>
@@ -16742,6 +17292,7 @@
         <w:t xml:space="preserve">Provenance tracking: each run writes to dataset/raw/ plus a </w:t>
       </w:r>
       <w:proofErr w:type="spellStart"/>
+      <w:proofErr w:type="gramStart"/>
       <w:r>
         <w:rPr>
           <w:rFonts w:ascii="Times New Roman" w:eastAsia="Times New Roman" w:hAnsi="Times New Roman"/>
@@ -16752,6 +17303,7 @@
         <w:t>manifest.json</w:t>
       </w:r>
       <w:proofErr w:type="spellEnd"/>
+      <w:proofErr w:type="gramEnd"/>
       <w:r>
         <w:rPr>
           <w:rFonts w:ascii="Times New Roman" w:eastAsia="Times New Roman" w:hAnsi="Times New Roman"/>
@@ -16764,7 +17316,7 @@
     </w:p>
     <w:p>
       <w:pPr>
-        <w:spacing w:before="100" w:beforeAutospacing="1" w:after="100" w:afterAutospacing="1" w:line="276" w:lineRule="auto"/>
+        <w:spacing w:before="100" w:beforeAutospacing="1" w:after="100" w:afterAutospacing="1"/>
         <w:jc w:val="both"/>
         <w:rPr>
           <w:rFonts w:ascii="Times New Roman" w:eastAsia="Times New Roman" w:hAnsi="Times New Roman"/>
@@ -16825,12 +17377,52 @@
           <w:szCs w:val="24"/>
           <w:lang w:eastAsia="en-US"/>
         </w:rPr>
-        <w:t xml:space="preserve"> dataset/processed/, all produced by the corresponding stages within End to End pipeline.py. GitHub was chosen for version-controlled history and individually-attributable commits at no cost.</w:t>
+        <w:t xml:space="preserve"> dataset/processed/, all produced by the corresponding stages within </w:t>
+      </w:r>
+      <w:proofErr w:type="gramStart"/>
+      <w:r>
+        <w:rPr>
+          <w:rFonts w:ascii="Times New Roman" w:eastAsia="Times New Roman" w:hAnsi="Times New Roman"/>
+          <w:sz w:val="24"/>
+          <w:szCs w:val="24"/>
+          <w:lang w:eastAsia="en-US"/>
+        </w:rPr>
+        <w:t>End to End</w:t>
+      </w:r>
+      <w:proofErr w:type="gramEnd"/>
+      <w:r>
+        <w:rPr>
+          <w:rFonts w:ascii="Times New Roman" w:eastAsia="Times New Roman" w:hAnsi="Times New Roman"/>
+          <w:sz w:val="24"/>
+          <w:szCs w:val="24"/>
+          <w:lang w:eastAsia="en-US"/>
+        </w:rPr>
+        <w:t xml:space="preserve"> pipeline.py. GitHub was chosen for version-controlled history and </w:t>
+      </w:r>
+      <w:proofErr w:type="gramStart"/>
+      <w:r>
+        <w:rPr>
+          <w:rFonts w:ascii="Times New Roman" w:eastAsia="Times New Roman" w:hAnsi="Times New Roman"/>
+          <w:sz w:val="24"/>
+          <w:szCs w:val="24"/>
+          <w:lang w:eastAsia="en-US"/>
+        </w:rPr>
+        <w:t>individually-attributable</w:t>
+      </w:r>
+      <w:proofErr w:type="gramEnd"/>
+      <w:r>
+        <w:rPr>
+          <w:rFonts w:ascii="Times New Roman" w:eastAsia="Times New Roman" w:hAnsi="Times New Roman"/>
+          <w:sz w:val="24"/>
+          <w:szCs w:val="24"/>
+          <w:lang w:eastAsia="en-US"/>
+        </w:rPr>
+        <w:t xml:space="preserve"> commits at no cost.</w:t>
       </w:r>
     </w:p>
     <w:p>
       <w:pPr>
-        <w:spacing w:before="100" w:beforeAutospacing="1" w:after="100" w:afterAutospacing="1" w:line="276" w:lineRule="auto"/>
+        <w:spacing w:before="100" w:beforeAutospacing="1" w:after="100" w:afterAutospacing="1"/>
         <w:jc w:val="both"/>
         <w:rPr>
           <w:rFonts w:ascii="Times New Roman" w:eastAsia="Times New Roman" w:hAnsi="Times New Roman"/>
@@ -16855,7 +17447,7 @@
           <w:ilvl w:val="0"/>
           <w:numId w:val="18"/>
         </w:numPr>
-        <w:spacing w:before="100" w:beforeAutospacing="1" w:after="100" w:afterAutospacing="1" w:line="276" w:lineRule="auto"/>
+        <w:spacing w:before="100" w:beforeAutospacing="1" w:after="100" w:afterAutospacing="1"/>
         <w:jc w:val="both"/>
         <w:rPr>
           <w:rFonts w:ascii="Times New Roman" w:eastAsia="Times New Roman" w:hAnsi="Times New Roman"/>
@@ -16880,7 +17472,7 @@
           <w:ilvl w:val="0"/>
           <w:numId w:val="18"/>
         </w:numPr>
-        <w:spacing w:before="100" w:beforeAutospacing="1" w:after="100" w:afterAutospacing="1" w:line="276" w:lineRule="auto"/>
+        <w:spacing w:before="100" w:beforeAutospacing="1" w:after="100" w:afterAutospacing="1"/>
         <w:jc w:val="both"/>
         <w:rPr>
           <w:rFonts w:ascii="Times New Roman" w:eastAsia="Times New Roman" w:hAnsi="Times New Roman"/>
@@ -16905,7 +17497,7 @@
           <w:ilvl w:val="0"/>
           <w:numId w:val="18"/>
         </w:numPr>
-        <w:spacing w:before="100" w:beforeAutospacing="1" w:after="100" w:afterAutospacing="1" w:line="276" w:lineRule="auto"/>
+        <w:spacing w:before="100" w:beforeAutospacing="1" w:after="100" w:afterAutospacing="1"/>
         <w:jc w:val="both"/>
         <w:rPr>
           <w:rFonts w:ascii="Times New Roman" w:eastAsia="Times New Roman" w:hAnsi="Times New Roman"/>
@@ -16921,12 +17513,32 @@
           <w:szCs w:val="24"/>
           <w:lang w:eastAsia="en-US"/>
         </w:rPr>
-        <w:t>Timing risk: refactoring the already-tested Ingest, Processing, and Engineering stages mid-semester could destabilise working code during the weeks reserved for modelling and dashboard delivery.</w:t>
+        <w:t xml:space="preserve">Timing risk: refactoring the </w:t>
+      </w:r>
+      <w:proofErr w:type="gramStart"/>
+      <w:r>
+        <w:rPr>
+          <w:rFonts w:ascii="Times New Roman" w:eastAsia="Times New Roman" w:hAnsi="Times New Roman"/>
+          <w:sz w:val="24"/>
+          <w:szCs w:val="24"/>
+          <w:lang w:eastAsia="en-US"/>
+        </w:rPr>
+        <w:t>already-tested</w:t>
+      </w:r>
+      <w:proofErr w:type="gramEnd"/>
+      <w:r>
+        <w:rPr>
+          <w:rFonts w:ascii="Times New Roman" w:eastAsia="Times New Roman" w:hAnsi="Times New Roman"/>
+          <w:sz w:val="24"/>
+          <w:szCs w:val="24"/>
+          <w:lang w:eastAsia="en-US"/>
+        </w:rPr>
+        <w:t xml:space="preserve"> Ingest, Processing, and Engineering stages mid-semester could destabilise working code during the weeks reserved for modelling and dashboard delivery.</w:t>
       </w:r>
     </w:p>
     <w:p>
       <w:pPr>
-        <w:spacing w:before="100" w:beforeAutospacing="1" w:after="100" w:afterAutospacing="1" w:line="276" w:lineRule="auto"/>
+        <w:spacing w:before="100" w:beforeAutospacing="1" w:after="100" w:afterAutospacing="1"/>
         <w:jc w:val="both"/>
         <w:rPr>
           <w:rFonts w:ascii="Times New Roman" w:eastAsia="Times New Roman" w:hAnsi="Times New Roman"/>
@@ -16947,31 +17559,7 @@
     </w:p>
     <w:p>
       <w:pPr>
-        <w:spacing w:before="120" w:after="100" w:afterAutospacing="1" w:line="276" w:lineRule="auto"/>
-        <w:jc w:val="both"/>
-        <w:rPr>
-          <w:rFonts w:ascii="Times New Roman" w:eastAsia="Times New Roman" w:hAnsi="Times New Roman"/>
-          <w:sz w:val="24"/>
-          <w:szCs w:val="24"/>
-          <w:lang w:eastAsia="en-US"/>
-        </w:rPr>
-      </w:pPr>
-    </w:p>
-    <w:p>
-      <w:pPr>
-        <w:spacing w:before="120" w:after="100" w:afterAutospacing="1" w:line="276" w:lineRule="auto"/>
-        <w:jc w:val="both"/>
-        <w:rPr>
-          <w:rFonts w:ascii="Times New Roman" w:eastAsia="Times New Roman" w:hAnsi="Times New Roman"/>
-          <w:sz w:val="24"/>
-          <w:szCs w:val="24"/>
-          <w:lang w:eastAsia="en-US"/>
-        </w:rPr>
-      </w:pPr>
-    </w:p>
-    <w:p>
-      <w:pPr>
-        <w:spacing w:before="100" w:beforeAutospacing="1" w:after="100" w:afterAutospacing="1" w:line="276" w:lineRule="auto"/>
+        <w:spacing w:before="100" w:beforeAutospacing="1" w:after="100" w:afterAutospacing="1"/>
         <w:rPr>
           <w:rFonts w:ascii="Times New Roman" w:eastAsia="Times New Roman" w:hAnsi="Times New Roman"/>
           <w:b/>
@@ -16990,7 +17578,6 @@
           <w:szCs w:val="24"/>
           <w:lang w:eastAsia="en-US"/>
         </w:rPr>
-        <w:lastRenderedPageBreak/>
         <w:t>5 Vs characterisation:</w:t>
       </w:r>
     </w:p>
@@ -17099,7 +17686,6 @@
           </w:tcPr>
           <w:p>
             <w:pPr>
-              <w:spacing w:line="276" w:lineRule="auto"/>
               <w:jc w:val="center"/>
               <w:rPr>
                 <w:rFonts w:ascii="Times New Roman" w:eastAsia="Times New Roman" w:hAnsi="Times New Roman"/>
@@ -17139,7 +17725,6 @@
           </w:tcPr>
           <w:p>
             <w:pPr>
-              <w:spacing w:line="276" w:lineRule="auto"/>
               <w:jc w:val="center"/>
               <w:rPr>
                 <w:rFonts w:ascii="Times New Roman" w:eastAsia="Times New Roman" w:hAnsi="Times New Roman"/>
@@ -17184,7 +17769,6 @@
           </w:tcPr>
           <w:p>
             <w:pPr>
-              <w:spacing w:line="276" w:lineRule="auto"/>
               <w:jc w:val="center"/>
               <w:rPr>
                 <w:rFonts w:ascii="Times New Roman" w:eastAsia="Times New Roman" w:hAnsi="Times New Roman"/>
@@ -17220,7 +17804,6 @@
           </w:tcPr>
           <w:p>
             <w:pPr>
-              <w:spacing w:line="276" w:lineRule="auto"/>
               <w:jc w:val="both"/>
               <w:rPr>
                 <w:rFonts w:ascii="Times New Roman" w:eastAsia="Times New Roman" w:hAnsi="Times New Roman"/>
@@ -17281,7 +17864,6 @@
           </w:tcPr>
           <w:p>
             <w:pPr>
-              <w:spacing w:line="276" w:lineRule="auto"/>
               <w:jc w:val="center"/>
               <w:rPr>
                 <w:rFonts w:ascii="Times New Roman" w:eastAsia="Times New Roman" w:hAnsi="Times New Roman"/>
@@ -17299,6 +17881,7 @@
                 <w:szCs w:val="24"/>
                 <w:lang w:eastAsia="en-US"/>
               </w:rPr>
+              <w:lastRenderedPageBreak/>
               <w:t>Velocity</w:t>
             </w:r>
           </w:p>
@@ -17317,7 +17900,6 @@
           </w:tcPr>
           <w:p>
             <w:pPr>
-              <w:spacing w:line="276" w:lineRule="auto"/>
               <w:jc w:val="both"/>
               <w:rPr>
                 <w:rFonts w:ascii="Times New Roman" w:eastAsia="Times New Roman" w:hAnsi="Times New Roman"/>
@@ -17358,7 +17940,6 @@
           </w:tcPr>
           <w:p>
             <w:pPr>
-              <w:spacing w:line="276" w:lineRule="auto"/>
               <w:jc w:val="center"/>
               <w:rPr>
                 <w:rFonts w:ascii="Times New Roman" w:eastAsia="Times New Roman" w:hAnsi="Times New Roman"/>
@@ -17394,7 +17975,6 @@
           </w:tcPr>
           <w:p>
             <w:pPr>
-              <w:spacing w:line="276" w:lineRule="auto"/>
               <w:jc w:val="both"/>
               <w:rPr>
                 <w:rFonts w:ascii="Times New Roman" w:eastAsia="Times New Roman" w:hAnsi="Times New Roman"/>
@@ -17435,7 +18015,6 @@
           </w:tcPr>
           <w:p>
             <w:pPr>
-              <w:spacing w:line="276" w:lineRule="auto"/>
               <w:jc w:val="center"/>
               <w:rPr>
                 <w:rFonts w:ascii="Times New Roman" w:eastAsia="Times New Roman" w:hAnsi="Times New Roman"/>
@@ -17471,7 +18050,6 @@
           </w:tcPr>
           <w:p>
             <w:pPr>
-              <w:spacing w:line="276" w:lineRule="auto"/>
               <w:jc w:val="both"/>
               <w:rPr>
                 <w:rFonts w:ascii="Times New Roman" w:eastAsia="Times New Roman" w:hAnsi="Times New Roman"/>
@@ -17544,7 +18122,6 @@
           </w:tcPr>
           <w:p>
             <w:pPr>
-              <w:spacing w:line="276" w:lineRule="auto"/>
               <w:jc w:val="center"/>
               <w:rPr>
                 <w:rFonts w:ascii="Times New Roman" w:eastAsia="Times New Roman" w:hAnsi="Times New Roman"/>
@@ -17580,7 +18157,6 @@
           </w:tcPr>
           <w:p>
             <w:pPr>
-              <w:spacing w:line="276" w:lineRule="auto"/>
               <w:jc w:val="both"/>
               <w:rPr>
                 <w:rFonts w:ascii="Times New Roman" w:eastAsia="Times New Roman" w:hAnsi="Times New Roman"/>
@@ -17611,7 +18187,7 @@
           <w:ilvl w:val="0"/>
           <w:numId w:val="7"/>
         </w:numPr>
-        <w:spacing w:before="120" w:after="120" w:line="276" w:lineRule="auto"/>
+        <w:spacing w:before="120" w:after="120" w:line="240" w:lineRule="auto"/>
         <w:ind w:left="426"/>
         <w:contextualSpacing w:val="0"/>
         <w:jc w:val="both"/>
@@ -17642,7 +18218,7 @@
     <w:p>
       <w:pPr>
         <w:pStyle w:val="ListParagraph"/>
-        <w:spacing w:before="120" w:after="120" w:line="276" w:lineRule="auto"/>
+        <w:spacing w:before="120" w:after="120" w:line="240" w:lineRule="auto"/>
         <w:ind w:left="0"/>
         <w:contextualSpacing w:val="0"/>
         <w:jc w:val="both"/>
@@ -17670,7 +18246,7 @@
           <w:ilvl w:val="0"/>
           <w:numId w:val="8"/>
         </w:numPr>
-        <w:spacing w:before="120" w:after="120" w:line="276" w:lineRule="auto"/>
+        <w:spacing w:before="120" w:after="120" w:line="240" w:lineRule="auto"/>
         <w:ind w:left="0" w:firstLine="426"/>
         <w:contextualSpacing w:val="0"/>
         <w:jc w:val="both"/>
@@ -17698,7 +18274,7 @@
           <w:ilvl w:val="0"/>
           <w:numId w:val="8"/>
         </w:numPr>
-        <w:spacing w:before="120" w:after="120" w:line="276" w:lineRule="auto"/>
+        <w:spacing w:before="120" w:after="120" w:line="240" w:lineRule="auto"/>
         <w:ind w:left="0" w:firstLine="426"/>
         <w:contextualSpacing w:val="0"/>
         <w:jc w:val="both"/>
@@ -17726,7 +18302,7 @@
           <w:ilvl w:val="0"/>
           <w:numId w:val="8"/>
         </w:numPr>
-        <w:spacing w:before="120" w:after="120" w:line="276" w:lineRule="auto"/>
+        <w:spacing w:before="120" w:after="120" w:line="240" w:lineRule="auto"/>
         <w:ind w:left="0" w:firstLine="426"/>
         <w:contextualSpacing w:val="0"/>
         <w:jc w:val="both"/>
@@ -17749,7 +18325,7 @@
     </w:p>
     <w:p>
       <w:pPr>
-        <w:spacing w:before="120" w:after="120" w:line="276" w:lineRule="auto"/>
+        <w:spacing w:before="120" w:after="120"/>
         <w:jc w:val="both"/>
         <w:rPr>
           <w:rFonts w:ascii="Times New Roman" w:eastAsia="Times New Roman" w:hAnsi="Times New Roman"/>
@@ -17772,7 +18348,7 @@
     </w:p>
     <w:p>
       <w:pPr>
-        <w:spacing w:before="120" w:after="120" w:line="276" w:lineRule="auto"/>
+        <w:spacing w:before="120" w:after="120"/>
         <w:jc w:val="both"/>
         <w:rPr>
           <w:rFonts w:ascii="Times New Roman" w:eastAsia="Times New Roman" w:hAnsi="Times New Roman"/>
@@ -17885,7 +18461,7 @@
           </w:tcPr>
           <w:p>
             <w:pPr>
-              <w:spacing w:before="120" w:after="120" w:line="276" w:lineRule="auto"/>
+              <w:spacing w:before="120" w:after="120"/>
               <w:jc w:val="both"/>
               <w:rPr>
                 <w:rFonts w:ascii="Times New Roman" w:eastAsia="Times New Roman" w:hAnsi="Times New Roman"/>
@@ -17913,7 +18489,7 @@
           </w:tcPr>
           <w:p>
             <w:pPr>
-              <w:spacing w:before="120" w:after="120" w:line="276" w:lineRule="auto"/>
+              <w:spacing w:before="120" w:after="120"/>
               <w:jc w:val="both"/>
               <w:rPr>
                 <w:rFonts w:ascii="Times New Roman" w:eastAsia="Times New Roman" w:hAnsi="Times New Roman"/>
@@ -17941,7 +18517,7 @@
           </w:tcPr>
           <w:p>
             <w:pPr>
-              <w:spacing w:before="120" w:after="120" w:line="276" w:lineRule="auto"/>
+              <w:spacing w:before="120" w:after="120"/>
               <w:rPr>
                 <w:rFonts w:ascii="Times New Roman" w:eastAsia="Times New Roman" w:hAnsi="Times New Roman"/>
                 <w:b/>
@@ -17970,7 +18546,7 @@
           </w:tcPr>
           <w:p>
             <w:pPr>
-              <w:spacing w:before="120" w:after="120" w:line="276" w:lineRule="auto"/>
+              <w:spacing w:before="120" w:after="120"/>
               <w:jc w:val="both"/>
               <w:rPr>
                 <w:rFonts w:ascii="Times New Roman" w:eastAsia="Times New Roman" w:hAnsi="Times New Roman"/>
@@ -17994,7 +18570,7 @@
           </w:tcPr>
           <w:p>
             <w:pPr>
-              <w:spacing w:before="120" w:after="120" w:line="276" w:lineRule="auto"/>
+              <w:spacing w:before="120" w:after="120"/>
               <w:jc w:val="both"/>
               <w:rPr>
                 <w:rFonts w:ascii="Times New Roman" w:eastAsia="Times New Roman" w:hAnsi="Times New Roman"/>
@@ -18018,7 +18594,7 @@
           </w:tcPr>
           <w:p>
             <w:pPr>
-              <w:spacing w:before="120" w:after="120" w:line="276" w:lineRule="auto"/>
+              <w:spacing w:before="120" w:after="120"/>
               <w:jc w:val="both"/>
               <w:rPr>
                 <w:rFonts w:ascii="Times New Roman" w:eastAsia="Times New Roman" w:hAnsi="Times New Roman"/>
@@ -18044,7 +18620,7 @@
           </w:tcPr>
           <w:p>
             <w:pPr>
-              <w:spacing w:before="120" w:after="120" w:line="276" w:lineRule="auto"/>
+              <w:spacing w:before="120" w:after="120"/>
               <w:jc w:val="both"/>
               <w:rPr>
                 <w:rFonts w:ascii="Times New Roman" w:eastAsia="Times New Roman" w:hAnsi="Times New Roman"/>
@@ -18068,7 +18644,7 @@
           </w:tcPr>
           <w:p>
             <w:pPr>
-              <w:spacing w:before="120" w:after="120" w:line="276" w:lineRule="auto"/>
+              <w:spacing w:before="120" w:after="120"/>
               <w:jc w:val="both"/>
               <w:rPr>
                 <w:rFonts w:ascii="Times New Roman" w:eastAsia="Times New Roman" w:hAnsi="Times New Roman"/>
@@ -18092,7 +18668,7 @@
           </w:tcPr>
           <w:p>
             <w:pPr>
-              <w:spacing w:before="120" w:after="120" w:line="276" w:lineRule="auto"/>
+              <w:spacing w:before="120" w:after="120"/>
               <w:jc w:val="both"/>
               <w:rPr>
                 <w:rFonts w:ascii="Times New Roman" w:eastAsia="Times New Roman" w:hAnsi="Times New Roman"/>
@@ -18118,7 +18694,7 @@
           </w:tcPr>
           <w:p>
             <w:pPr>
-              <w:spacing w:before="120" w:after="120" w:line="276" w:lineRule="auto"/>
+              <w:spacing w:before="120" w:after="120"/>
               <w:jc w:val="both"/>
               <w:rPr>
                 <w:rFonts w:ascii="Times New Roman" w:eastAsia="Times New Roman" w:hAnsi="Times New Roman"/>
@@ -18132,7 +18708,6 @@
                 <w:sz w:val="24"/>
                 <w:szCs w:val="24"/>
               </w:rPr>
-              <w:lastRenderedPageBreak/>
               <w:t>Abduction - harassment and other offences against the person</w:t>
             </w:r>
           </w:p>
@@ -18143,7 +18718,7 @@
           </w:tcPr>
           <w:p>
             <w:pPr>
-              <w:spacing w:before="120" w:after="120" w:line="276" w:lineRule="auto"/>
+              <w:spacing w:before="120" w:after="120"/>
               <w:jc w:val="both"/>
               <w:rPr>
                 <w:rFonts w:ascii="Times New Roman" w:eastAsia="Times New Roman" w:hAnsi="Times New Roman"/>
@@ -18167,7 +18742,7 @@
           </w:tcPr>
           <w:p>
             <w:pPr>
-              <w:spacing w:before="120" w:after="120" w:line="276" w:lineRule="auto"/>
+              <w:spacing w:before="120" w:after="120"/>
               <w:jc w:val="both"/>
               <w:rPr>
                 <w:rFonts w:ascii="Times New Roman" w:eastAsia="Times New Roman" w:hAnsi="Times New Roman"/>
@@ -18193,7 +18768,7 @@
           </w:tcPr>
           <w:p>
             <w:pPr>
-              <w:spacing w:before="120" w:after="120" w:line="276" w:lineRule="auto"/>
+              <w:spacing w:before="120" w:after="120"/>
               <w:jc w:val="both"/>
               <w:rPr>
                 <w:rFonts w:ascii="Times New Roman" w:eastAsia="Times New Roman" w:hAnsi="Times New Roman"/>
@@ -18217,7 +18792,7 @@
           </w:tcPr>
           <w:p>
             <w:pPr>
-              <w:spacing w:before="120" w:after="120" w:line="276" w:lineRule="auto"/>
+              <w:spacing w:before="120" w:after="120"/>
               <w:jc w:val="both"/>
               <w:rPr>
                 <w:rFonts w:ascii="Times New Roman" w:eastAsia="Times New Roman" w:hAnsi="Times New Roman"/>
@@ -18241,7 +18816,7 @@
           </w:tcPr>
           <w:p>
             <w:pPr>
-              <w:spacing w:before="120" w:after="120" w:line="276" w:lineRule="auto"/>
+              <w:spacing w:before="120" w:after="120"/>
               <w:jc w:val="both"/>
               <w:rPr>
                 <w:rFonts w:ascii="Times New Roman" w:eastAsia="Times New Roman" w:hAnsi="Times New Roman"/>
@@ -18267,7 +18842,7 @@
           </w:tcPr>
           <w:p>
             <w:pPr>
-              <w:spacing w:before="120" w:after="120" w:line="276" w:lineRule="auto"/>
+              <w:spacing w:before="120" w:after="120"/>
               <w:jc w:val="both"/>
               <w:rPr>
                 <w:rFonts w:ascii="Times New Roman" w:eastAsia="Times New Roman" w:hAnsi="Times New Roman"/>
@@ -18291,7 +18866,7 @@
           </w:tcPr>
           <w:p>
             <w:pPr>
-              <w:spacing w:before="120" w:after="120" w:line="276" w:lineRule="auto"/>
+              <w:spacing w:before="120" w:after="120"/>
               <w:jc w:val="both"/>
               <w:rPr>
                 <w:rFonts w:ascii="Times New Roman" w:eastAsia="Times New Roman" w:hAnsi="Times New Roman"/>
@@ -18315,7 +18890,7 @@
           </w:tcPr>
           <w:p>
             <w:pPr>
-              <w:spacing w:before="120" w:after="120" w:line="276" w:lineRule="auto"/>
+              <w:spacing w:before="120" w:after="120"/>
               <w:jc w:val="both"/>
               <w:rPr>
                 <w:rFonts w:ascii="Times New Roman" w:eastAsia="Times New Roman" w:hAnsi="Times New Roman"/>
@@ -18341,7 +18916,7 @@
           </w:tcPr>
           <w:p>
             <w:pPr>
-              <w:spacing w:before="120" w:after="120" w:line="276" w:lineRule="auto"/>
+              <w:spacing w:before="120" w:after="120"/>
               <w:jc w:val="both"/>
               <w:rPr>
                 <w:rFonts w:ascii="Times New Roman" w:eastAsia="Times New Roman" w:hAnsi="Times New Roman"/>
@@ -18365,7 +18940,7 @@
           </w:tcPr>
           <w:p>
             <w:pPr>
-              <w:spacing w:before="120" w:after="120" w:line="276" w:lineRule="auto"/>
+              <w:spacing w:before="120" w:after="120"/>
               <w:jc w:val="both"/>
               <w:rPr>
                 <w:rFonts w:ascii="Times New Roman" w:eastAsia="Times New Roman" w:hAnsi="Times New Roman"/>
@@ -18389,7 +18964,7 @@
           </w:tcPr>
           <w:p>
             <w:pPr>
-              <w:spacing w:before="120" w:after="120" w:line="276" w:lineRule="auto"/>
+              <w:spacing w:before="120" w:after="120"/>
               <w:jc w:val="both"/>
               <w:rPr>
                 <w:rFonts w:ascii="Times New Roman" w:eastAsia="Times New Roman" w:hAnsi="Times New Roman"/>
@@ -18415,7 +18990,7 @@
           </w:tcPr>
           <w:p>
             <w:pPr>
-              <w:spacing w:before="120" w:after="120" w:line="276" w:lineRule="auto"/>
+              <w:spacing w:before="120" w:after="120"/>
               <w:jc w:val="both"/>
               <w:rPr>
                 <w:rFonts w:ascii="Times New Roman" w:eastAsia="Times New Roman" w:hAnsi="Times New Roman"/>
@@ -18439,7 +19014,7 @@
           </w:tcPr>
           <w:p>
             <w:pPr>
-              <w:spacing w:before="120" w:after="120" w:line="276" w:lineRule="auto"/>
+              <w:spacing w:before="120" w:after="120"/>
               <w:jc w:val="both"/>
               <w:rPr>
                 <w:rFonts w:ascii="Times New Roman" w:eastAsia="Times New Roman" w:hAnsi="Times New Roman"/>
@@ -18463,7 +19038,7 @@
           </w:tcPr>
           <w:p>
             <w:pPr>
-              <w:spacing w:before="120" w:after="120" w:line="276" w:lineRule="auto"/>
+              <w:spacing w:before="120" w:after="120"/>
               <w:jc w:val="both"/>
               <w:rPr>
                 <w:rFonts w:ascii="Times New Roman" w:eastAsia="Times New Roman" w:hAnsi="Times New Roman"/>
@@ -18489,7 +19064,7 @@
           </w:tcPr>
           <w:p>
             <w:pPr>
-              <w:spacing w:before="120" w:after="120" w:line="276" w:lineRule="auto"/>
+              <w:spacing w:before="120" w:after="120"/>
               <w:jc w:val="both"/>
               <w:rPr>
                 <w:rFonts w:ascii="Times New Roman" w:eastAsia="Times New Roman" w:hAnsi="Times New Roman"/>
@@ -18503,6 +19078,7 @@
                 <w:sz w:val="24"/>
                 <w:szCs w:val="24"/>
               </w:rPr>
+              <w:lastRenderedPageBreak/>
               <w:t>Motor vehicle theft and related offences</w:t>
             </w:r>
           </w:p>
@@ -18513,7 +19089,7 @@
           </w:tcPr>
           <w:p>
             <w:pPr>
-              <w:spacing w:before="120" w:after="120" w:line="276" w:lineRule="auto"/>
+              <w:spacing w:before="120" w:after="120"/>
               <w:jc w:val="both"/>
               <w:rPr>
                 <w:rFonts w:ascii="Times New Roman" w:eastAsia="Times New Roman" w:hAnsi="Times New Roman"/>
@@ -18537,7 +19113,7 @@
           </w:tcPr>
           <w:p>
             <w:pPr>
-              <w:spacing w:before="120" w:after="120" w:line="276" w:lineRule="auto"/>
+              <w:spacing w:before="120" w:after="120"/>
               <w:jc w:val="both"/>
               <w:rPr>
                 <w:rFonts w:ascii="Times New Roman" w:eastAsia="Times New Roman" w:hAnsi="Times New Roman"/>
@@ -18563,7 +19139,7 @@
           </w:tcPr>
           <w:p>
             <w:pPr>
-              <w:spacing w:before="120" w:after="120" w:line="276" w:lineRule="auto"/>
+              <w:spacing w:before="120" w:after="120"/>
               <w:jc w:val="both"/>
               <w:rPr>
                 <w:rFonts w:ascii="Times New Roman" w:eastAsia="Times New Roman" w:hAnsi="Times New Roman"/>
@@ -18587,7 +19163,7 @@
           </w:tcPr>
           <w:p>
             <w:pPr>
-              <w:spacing w:before="120" w:after="120" w:line="276" w:lineRule="auto"/>
+              <w:spacing w:before="120" w:after="120"/>
               <w:jc w:val="both"/>
               <w:rPr>
                 <w:rFonts w:ascii="Times New Roman" w:eastAsia="Times New Roman" w:hAnsi="Times New Roman"/>
@@ -18611,7 +19187,7 @@
           </w:tcPr>
           <w:p>
             <w:pPr>
-              <w:spacing w:before="120" w:after="120" w:line="276" w:lineRule="auto"/>
+              <w:spacing w:before="120" w:after="120"/>
               <w:jc w:val="both"/>
               <w:rPr>
                 <w:rFonts w:ascii="Times New Roman" w:eastAsia="Times New Roman" w:hAnsi="Times New Roman"/>
@@ -18637,7 +19213,7 @@
           </w:tcPr>
           <w:p>
             <w:pPr>
-              <w:spacing w:before="120" w:after="120" w:line="276" w:lineRule="auto"/>
+              <w:spacing w:before="120" w:after="120"/>
               <w:jc w:val="both"/>
               <w:rPr>
                 <w:rFonts w:ascii="Times New Roman" w:eastAsia="Times New Roman" w:hAnsi="Times New Roman"/>
@@ -18661,7 +19237,7 @@
           </w:tcPr>
           <w:p>
             <w:pPr>
-              <w:spacing w:before="120" w:after="120" w:line="276" w:lineRule="auto"/>
+              <w:spacing w:before="120" w:after="120"/>
               <w:jc w:val="both"/>
               <w:rPr>
                 <w:rFonts w:ascii="Times New Roman" w:eastAsia="Times New Roman" w:hAnsi="Times New Roman"/>
@@ -18685,7 +19261,7 @@
           </w:tcPr>
           <w:p>
             <w:pPr>
-              <w:spacing w:before="120" w:after="120" w:line="276" w:lineRule="auto"/>
+              <w:spacing w:before="120" w:after="120"/>
               <w:jc w:val="both"/>
               <w:rPr>
                 <w:rFonts w:ascii="Times New Roman" w:eastAsia="Times New Roman" w:hAnsi="Times New Roman"/>
@@ -18707,7 +19283,7 @@
     </w:tbl>
     <w:p>
       <w:pPr>
-        <w:spacing w:before="120" w:after="120" w:line="276" w:lineRule="auto"/>
+        <w:spacing w:before="120" w:after="120"/>
         <w:jc w:val="both"/>
         <w:rPr>
           <w:rFonts w:ascii="Times New Roman" w:eastAsia="Times New Roman" w:hAnsi="Times New Roman"/>
@@ -18754,7 +19330,7 @@
     </w:p>
     <w:p>
       <w:pPr>
-        <w:spacing w:before="120" w:after="120" w:line="276" w:lineRule="auto"/>
+        <w:spacing w:before="120" w:after="120"/>
         <w:jc w:val="both"/>
         <w:rPr>
           <w:rFonts w:ascii="Times New Roman" w:eastAsia="Times New Roman" w:hAnsi="Times New Roman"/>
@@ -18784,7 +19360,7 @@
     <w:p>
       <w:pPr>
         <w:keepNext/>
-        <w:spacing w:before="120" w:after="120" w:line="276" w:lineRule="auto"/>
+        <w:spacing w:before="120" w:after="120"/>
         <w:jc w:val="both"/>
       </w:pPr>
       <w:r>
@@ -18810,7 +19386,7 @@
                     <pic:cNvPicPr/>
                   </pic:nvPicPr>
                   <pic:blipFill>
-                    <a:blip r:embed="rId31"/>
+                    <a:blip r:embed="rId33"/>
                     <a:stretch>
                       <a:fillRect/>
                     </a:stretch>
@@ -18842,7 +19418,7 @@
           <w:szCs w:val="24"/>
         </w:rPr>
       </w:pPr>
-      <w:bookmarkStart w:id="30" w:name="_Toc239977154"/>
+      <w:bookmarkStart w:id="30" w:name="_Toc240212127"/>
       <w:r>
         <w:rPr>
           <w:rFonts w:ascii="Times New Roman" w:hAnsi="Times New Roman"/>
@@ -18911,7 +19487,7 @@
     </w:p>
     <w:p>
       <w:pPr>
-        <w:spacing w:before="120" w:after="120" w:line="276" w:lineRule="auto"/>
+        <w:spacing w:before="120" w:after="120"/>
         <w:jc w:val="both"/>
         <w:rPr>
           <w:rFonts w:ascii="Times New Roman" w:eastAsia="Times New Roman" w:hAnsi="Times New Roman"/>
@@ -18934,7 +19510,7 @@
     </w:p>
     <w:p>
       <w:pPr>
-        <w:spacing w:before="120" w:after="120" w:line="276" w:lineRule="auto"/>
+        <w:spacing w:before="120" w:after="120"/>
         <w:jc w:val="both"/>
         <w:rPr>
           <w:rFonts w:ascii="Times New Roman" w:eastAsia="Times New Roman" w:hAnsi="Times New Roman"/>
@@ -18958,7 +19534,7 @@
           <w:ilvl w:val="0"/>
           <w:numId w:val="10"/>
         </w:numPr>
-        <w:spacing w:before="120" w:after="120" w:line="276" w:lineRule="auto"/>
+        <w:spacing w:before="120" w:after="120" w:line="240" w:lineRule="auto"/>
         <w:ind w:hanging="720"/>
         <w:contextualSpacing w:val="0"/>
         <w:jc w:val="both"/>
@@ -18990,7 +19566,7 @@
           <w:ilvl w:val="0"/>
           <w:numId w:val="11"/>
         </w:numPr>
-        <w:spacing w:before="120" w:after="120" w:line="276" w:lineRule="auto"/>
+        <w:spacing w:before="120" w:after="120" w:line="240" w:lineRule="auto"/>
         <w:contextualSpacing w:val="0"/>
         <w:jc w:val="both"/>
         <w:rPr>
@@ -19033,7 +19609,7 @@
           <w:ilvl w:val="0"/>
           <w:numId w:val="11"/>
         </w:numPr>
-        <w:spacing w:before="120" w:after="120" w:line="276" w:lineRule="auto"/>
+        <w:spacing w:before="120" w:after="120" w:line="240" w:lineRule="auto"/>
         <w:contextualSpacing w:val="0"/>
         <w:jc w:val="both"/>
         <w:rPr>
@@ -19076,7 +19652,7 @@
           <w:ilvl w:val="0"/>
           <w:numId w:val="11"/>
         </w:numPr>
-        <w:spacing w:before="120" w:after="120" w:line="276" w:lineRule="auto"/>
+        <w:spacing w:before="120" w:after="120" w:line="240" w:lineRule="auto"/>
         <w:contextualSpacing w:val="0"/>
         <w:jc w:val="both"/>
         <w:rPr>
@@ -19119,7 +19695,7 @@
           <w:ilvl w:val="0"/>
           <w:numId w:val="11"/>
         </w:numPr>
-        <w:spacing w:before="120" w:after="120" w:line="276" w:lineRule="auto"/>
+        <w:spacing w:before="120" w:after="120" w:line="240" w:lineRule="auto"/>
         <w:contextualSpacing w:val="0"/>
         <w:jc w:val="both"/>
         <w:rPr>
@@ -19162,7 +19738,7 @@
           <w:ilvl w:val="0"/>
           <w:numId w:val="11"/>
         </w:numPr>
-        <w:spacing w:before="120" w:after="120" w:line="276" w:lineRule="auto"/>
+        <w:spacing w:before="120" w:after="120" w:line="240" w:lineRule="auto"/>
         <w:contextualSpacing w:val="0"/>
         <w:jc w:val="both"/>
         <w:rPr>
@@ -19205,7 +19781,7 @@
           <w:ilvl w:val="0"/>
           <w:numId w:val="11"/>
         </w:numPr>
-        <w:spacing w:before="120" w:after="120" w:line="276" w:lineRule="auto"/>
+        <w:spacing w:before="120" w:after="120" w:line="240" w:lineRule="auto"/>
         <w:contextualSpacing w:val="0"/>
         <w:jc w:val="both"/>
         <w:rPr>
@@ -19222,7 +19798,6 @@
           <w:szCs w:val="24"/>
           <w:lang w:val="en-AU"/>
         </w:rPr>
-        <w:lastRenderedPageBreak/>
         <w:t xml:space="preserve">Unknown </w:t>
       </w:r>
       <w:r>
@@ -19249,7 +19824,7 @@
           <w:ilvl w:val="0"/>
           <w:numId w:val="9"/>
         </w:numPr>
-        <w:spacing w:before="120" w:after="120" w:line="276" w:lineRule="auto"/>
+        <w:spacing w:before="120" w:after="120" w:line="240" w:lineRule="auto"/>
         <w:ind w:hanging="720"/>
         <w:contextualSpacing w:val="0"/>
         <w:jc w:val="both"/>
@@ -19276,7 +19851,7 @@
     </w:p>
     <w:p>
       <w:pPr>
-        <w:spacing w:before="120" w:after="120" w:line="276" w:lineRule="auto"/>
+        <w:spacing w:before="120" w:after="120"/>
         <w:jc w:val="both"/>
         <w:rPr>
           <w:rFonts w:ascii="Times New Roman" w:eastAsia="Times New Roman" w:hAnsi="Times New Roman"/>
@@ -19300,7 +19875,7 @@
           <w:ilvl w:val="0"/>
           <w:numId w:val="12"/>
         </w:numPr>
-        <w:spacing w:before="120" w:after="120" w:line="276" w:lineRule="auto"/>
+        <w:spacing w:before="120" w:after="120" w:line="240" w:lineRule="auto"/>
         <w:contextualSpacing w:val="0"/>
         <w:jc w:val="both"/>
         <w:rPr>
@@ -19343,7 +19918,7 @@
           <w:ilvl w:val="0"/>
           <w:numId w:val="12"/>
         </w:numPr>
-        <w:spacing w:before="120" w:after="120" w:line="276" w:lineRule="auto"/>
+        <w:spacing w:before="120" w:after="120" w:line="240" w:lineRule="auto"/>
         <w:contextualSpacing w:val="0"/>
         <w:jc w:val="both"/>
         <w:rPr>
@@ -19386,7 +19961,7 @@
           <w:ilvl w:val="0"/>
           <w:numId w:val="12"/>
         </w:numPr>
-        <w:spacing w:before="120" w:after="120" w:line="276" w:lineRule="auto"/>
+        <w:spacing w:before="120" w:after="120" w:line="240" w:lineRule="auto"/>
         <w:contextualSpacing w:val="0"/>
         <w:jc w:val="both"/>
         <w:rPr>
@@ -19429,7 +20004,7 @@
           <w:ilvl w:val="0"/>
           <w:numId w:val="12"/>
         </w:numPr>
-        <w:spacing w:before="120" w:after="120" w:line="276" w:lineRule="auto"/>
+        <w:spacing w:before="120" w:after="120" w:line="240" w:lineRule="auto"/>
         <w:contextualSpacing w:val="0"/>
         <w:jc w:val="both"/>
         <w:rPr>
@@ -19467,7 +20042,7 @@
     </w:p>
     <w:p>
       <w:pPr>
-        <w:spacing w:before="120" w:after="120" w:line="276" w:lineRule="auto"/>
+        <w:spacing w:before="120" w:after="120"/>
         <w:jc w:val="both"/>
         <w:rPr>
           <w:rFonts w:ascii="Times New Roman" w:eastAsia="Times New Roman" w:hAnsi="Times New Roman"/>
@@ -19490,7 +20065,7 @@
     </w:p>
     <w:p>
       <w:pPr>
-        <w:spacing w:before="120" w:after="120" w:line="276" w:lineRule="auto"/>
+        <w:spacing w:before="120" w:after="120"/>
         <w:jc w:val="both"/>
         <w:rPr>
           <w:rFonts w:ascii="Times New Roman" w:eastAsia="Times New Roman" w:hAnsi="Times New Roman"/>
@@ -19504,13 +20079,14 @@
           <w:sz w:val="24"/>
           <w:szCs w:val="24"/>
         </w:rPr>
+        <w:lastRenderedPageBreak/>
         <w:t>The population file has a 'Status' column ('Preliminary' / 'Final'). If a year had both statuses, summing across demographic breakdowns would double-count residents. The pipeline validates this before aggregation:</w:t>
       </w:r>
     </w:p>
     <w:p>
       <w:pPr>
         <w:keepNext/>
-        <w:spacing w:before="120" w:after="120" w:line="276" w:lineRule="auto"/>
+        <w:spacing w:before="120" w:after="120"/>
         <w:jc w:val="both"/>
       </w:pPr>
       <w:r>
@@ -19536,7 +20112,7 @@
                     <pic:cNvPicPr/>
                   </pic:nvPicPr>
                   <pic:blipFill>
-                    <a:blip r:embed="rId32"/>
+                    <a:blip r:embed="rId34"/>
                     <a:stretch>
                       <a:fillRect/>
                     </a:stretch>
@@ -19568,7 +20144,7 @@
           <w:szCs w:val="24"/>
         </w:rPr>
       </w:pPr>
-      <w:bookmarkStart w:id="31" w:name="_Toc239977155"/>
+      <w:bookmarkStart w:id="31" w:name="_Toc240212128"/>
       <w:r>
         <w:rPr>
           <w:rFonts w:ascii="Times New Roman" w:hAnsi="Times New Roman"/>
@@ -19637,7 +20213,7 @@
     </w:p>
     <w:p>
       <w:pPr>
-        <w:spacing w:before="120" w:after="120" w:line="276" w:lineRule="auto"/>
+        <w:spacing w:before="120" w:after="120"/>
         <w:jc w:val="both"/>
         <w:rPr>
           <w:rFonts w:ascii="Times New Roman" w:eastAsia="Times New Roman" w:hAnsi="Times New Roman"/>
@@ -19656,7 +20232,7 @@
     </w:p>
     <w:p>
       <w:pPr>
-        <w:spacing w:before="120" w:after="120" w:line="276" w:lineRule="auto"/>
+        <w:spacing w:before="120" w:after="120"/>
         <w:jc w:val="both"/>
         <w:rPr>
           <w:rFonts w:ascii="Times New Roman" w:eastAsia="Times New Roman" w:hAnsi="Times New Roman"/>
@@ -19696,7 +20272,7 @@
           <w:ilvl w:val="0"/>
           <w:numId w:val="7"/>
         </w:numPr>
-        <w:spacing w:before="120" w:after="120" w:line="276" w:lineRule="auto"/>
+        <w:spacing w:before="120" w:after="120" w:line="240" w:lineRule="auto"/>
         <w:ind w:left="426"/>
         <w:contextualSpacing w:val="0"/>
         <w:jc w:val="both"/>
@@ -19727,7 +20303,7 @@
     <w:p>
       <w:pPr>
         <w:pStyle w:val="ListParagraph"/>
-        <w:spacing w:before="120" w:after="120" w:line="276" w:lineRule="auto"/>
+        <w:spacing w:before="120" w:after="120" w:line="240" w:lineRule="auto"/>
         <w:ind w:left="0"/>
         <w:contextualSpacing w:val="0"/>
         <w:jc w:val="both"/>
@@ -19755,7 +20331,7 @@
           <w:ilvl w:val="1"/>
           <w:numId w:val="7"/>
         </w:numPr>
-        <w:spacing w:before="120" w:after="0" w:line="276" w:lineRule="auto"/>
+        <w:spacing w:before="120" w:after="0" w:line="240" w:lineRule="auto"/>
         <w:contextualSpacing w:val="0"/>
         <w:jc w:val="both"/>
         <w:outlineLvl w:val="2"/>
@@ -19785,7 +20361,7 @@
     <w:p>
       <w:pPr>
         <w:pStyle w:val="ListParagraph"/>
-        <w:spacing w:before="120" w:after="0" w:line="276" w:lineRule="auto"/>
+        <w:spacing w:before="120" w:after="0" w:line="240" w:lineRule="auto"/>
         <w:ind w:left="0"/>
         <w:contextualSpacing w:val="0"/>
         <w:jc w:val="both"/>
@@ -19810,7 +20386,7 @@
       <w:pPr>
         <w:pStyle w:val="ListParagraph"/>
         <w:keepNext/>
-        <w:spacing w:before="120" w:after="0" w:line="276" w:lineRule="auto"/>
+        <w:spacing w:before="120" w:after="0" w:line="240" w:lineRule="auto"/>
         <w:ind w:left="0"/>
         <w:contextualSpacing w:val="0"/>
         <w:jc w:val="center"/>
@@ -19839,7 +20415,7 @@
                     <pic:cNvPicPr/>
                   </pic:nvPicPr>
                   <pic:blipFill>
-                    <a:blip r:embed="rId33"/>
+                    <a:blip r:embed="rId35"/>
                     <a:stretch>
                       <a:fillRect/>
                     </a:stretch>
@@ -19871,7 +20447,7 @@
           <w:szCs w:val="24"/>
         </w:rPr>
       </w:pPr>
-      <w:bookmarkStart w:id="34" w:name="_Toc239977156"/>
+      <w:bookmarkStart w:id="34" w:name="_Toc240212129"/>
       <w:r>
         <w:rPr>
           <w:rFonts w:ascii="Times New Roman" w:hAnsi="Times New Roman"/>
@@ -19941,7 +20517,7 @@
     <w:p>
       <w:pPr>
         <w:pStyle w:val="ListParagraph"/>
-        <w:spacing w:before="120" w:after="0" w:line="276" w:lineRule="auto"/>
+        <w:spacing w:before="120" w:after="0" w:line="240" w:lineRule="auto"/>
         <w:ind w:left="0"/>
         <w:contextualSpacing w:val="0"/>
         <w:jc w:val="both"/>
@@ -19959,14 +20535,13 @@
           <w:szCs w:val="24"/>
           <w:lang w:val="en-AU"/>
         </w:rPr>
-        <w:lastRenderedPageBreak/>
         <w:t>PAC quarterly attachment. Each quarterly PAC value is attached to all three months in that quarter, not divided by three. PAC measures total supply available during the quarter; dividing would understate the supply signal and create artificial within-quarter variation.</w:t>
       </w:r>
     </w:p>
     <w:p>
       <w:pPr>
         <w:pStyle w:val="ListParagraph"/>
-        <w:spacing w:before="120" w:after="0" w:line="276" w:lineRule="auto"/>
+        <w:spacing w:before="120" w:after="0" w:line="240" w:lineRule="auto"/>
         <w:ind w:left="0"/>
         <w:contextualSpacing w:val="0"/>
         <w:jc w:val="both"/>
@@ -20103,7 +20678,7 @@
           </w:tcPr>
           <w:p>
             <w:pPr>
-              <w:spacing w:before="120" w:line="276" w:lineRule="auto"/>
+              <w:spacing w:before="120"/>
               <w:jc w:val="center"/>
               <w:rPr>
                 <w:rFonts w:ascii="Times New Roman" w:eastAsia="Times New Roman" w:hAnsi="Times New Roman"/>
@@ -20132,7 +20707,7 @@
           </w:tcPr>
           <w:p>
             <w:pPr>
-              <w:spacing w:before="120" w:line="276" w:lineRule="auto"/>
+              <w:spacing w:before="120"/>
               <w:jc w:val="center"/>
               <w:rPr>
                 <w:rFonts w:ascii="Times New Roman" w:eastAsia="Times New Roman" w:hAnsi="Times New Roman"/>
@@ -20163,7 +20738,7 @@
           </w:tcPr>
           <w:p>
             <w:pPr>
-              <w:spacing w:before="120" w:line="276" w:lineRule="auto"/>
+              <w:spacing w:before="120"/>
               <w:jc w:val="both"/>
               <w:rPr>
                 <w:rFonts w:ascii="Times New Roman" w:eastAsia="Times New Roman" w:hAnsi="Times New Roman"/>
@@ -20188,7 +20763,7 @@
           </w:tcPr>
           <w:p>
             <w:pPr>
-              <w:spacing w:before="120" w:line="276" w:lineRule="auto"/>
+              <w:spacing w:before="120"/>
               <w:jc w:val="both"/>
               <w:rPr>
                 <w:rFonts w:ascii="Times New Roman" w:eastAsia="Times New Roman" w:hAnsi="Times New Roman"/>
@@ -20215,7 +20790,7 @@
           </w:tcPr>
           <w:p>
             <w:pPr>
-              <w:spacing w:before="120" w:line="276" w:lineRule="auto"/>
+              <w:spacing w:before="120"/>
               <w:jc w:val="both"/>
               <w:rPr>
                 <w:rFonts w:ascii="Times New Roman" w:eastAsia="Times New Roman" w:hAnsi="Times New Roman"/>
@@ -20240,7 +20815,7 @@
           </w:tcPr>
           <w:p>
             <w:pPr>
-              <w:spacing w:before="120" w:line="276" w:lineRule="auto"/>
+              <w:spacing w:before="120"/>
               <w:jc w:val="both"/>
               <w:rPr>
                 <w:rFonts w:ascii="Times New Roman" w:eastAsia="Times New Roman" w:hAnsi="Times New Roman"/>
@@ -20267,7 +20842,7 @@
           </w:tcPr>
           <w:p>
             <w:pPr>
-              <w:spacing w:before="120" w:line="276" w:lineRule="auto"/>
+              <w:spacing w:before="120"/>
               <w:jc w:val="both"/>
               <w:rPr>
                 <w:rFonts w:ascii="Times New Roman" w:eastAsia="Times New Roman" w:hAnsi="Times New Roman"/>
@@ -20292,7 +20867,7 @@
           </w:tcPr>
           <w:p>
             <w:pPr>
-              <w:spacing w:before="120" w:line="276" w:lineRule="auto"/>
+              <w:spacing w:before="120"/>
               <w:jc w:val="both"/>
               <w:rPr>
                 <w:rFonts w:ascii="Times New Roman" w:eastAsia="Times New Roman" w:hAnsi="Times New Roman"/>
@@ -20329,7 +20904,7 @@
           <w:ilvl w:val="1"/>
           <w:numId w:val="7"/>
         </w:numPr>
-        <w:spacing w:before="120" w:after="0" w:line="276" w:lineRule="auto"/>
+        <w:spacing w:before="120" w:after="0" w:line="240" w:lineRule="auto"/>
         <w:contextualSpacing w:val="0"/>
         <w:jc w:val="both"/>
         <w:outlineLvl w:val="2"/>
@@ -20359,7 +20934,7 @@
     <w:p>
       <w:pPr>
         <w:pStyle w:val="ListParagraph"/>
-        <w:spacing w:before="120" w:after="0" w:line="276" w:lineRule="auto"/>
+        <w:spacing w:before="120" w:after="0" w:line="240" w:lineRule="auto"/>
         <w:ind w:left="0"/>
         <w:contextualSpacing w:val="0"/>
         <w:jc w:val="both"/>
@@ -20384,7 +20959,7 @@
       <w:pPr>
         <w:pStyle w:val="Caption"/>
         <w:keepNext/>
-        <w:spacing w:before="120" w:line="276" w:lineRule="auto"/>
+        <w:spacing w:before="120"/>
         <w:jc w:val="center"/>
         <w:rPr>
           <w:rFonts w:ascii="Times New Roman" w:hAnsi="Times New Roman"/>
@@ -20401,6 +20976,7 @@
           <w:sz w:val="24"/>
           <w:szCs w:val="24"/>
         </w:rPr>
+        <w:lastRenderedPageBreak/>
         <w:t xml:space="preserve">Table </w:t>
       </w:r>
       <w:r>
@@ -20479,7 +21055,7 @@
           </w:tcPr>
           <w:p>
             <w:pPr>
-              <w:spacing w:before="120" w:line="276" w:lineRule="auto"/>
+              <w:spacing w:before="120"/>
               <w:jc w:val="center"/>
               <w:rPr>
                 <w:rFonts w:ascii="Times New Roman" w:eastAsia="Times New Roman" w:hAnsi="Times New Roman"/>
@@ -20508,7 +21084,7 @@
           </w:tcPr>
           <w:p>
             <w:pPr>
-              <w:spacing w:before="120" w:line="276" w:lineRule="auto"/>
+              <w:spacing w:before="120"/>
               <w:jc w:val="center"/>
               <w:rPr>
                 <w:rFonts w:ascii="Times New Roman" w:eastAsia="Times New Roman" w:hAnsi="Times New Roman"/>
@@ -20537,7 +21113,7 @@
           </w:tcPr>
           <w:p>
             <w:pPr>
-              <w:spacing w:before="120" w:line="276" w:lineRule="auto"/>
+              <w:spacing w:before="120"/>
               <w:jc w:val="center"/>
               <w:rPr>
                 <w:rFonts w:ascii="Times New Roman" w:eastAsia="Times New Roman" w:hAnsi="Times New Roman"/>
@@ -20566,7 +21142,7 @@
           </w:tcPr>
           <w:p>
             <w:pPr>
-              <w:spacing w:before="120" w:line="276" w:lineRule="auto"/>
+              <w:spacing w:before="120"/>
               <w:jc w:val="center"/>
               <w:rPr>
                 <w:rFonts w:ascii="Times New Roman" w:eastAsia="Times New Roman" w:hAnsi="Times New Roman"/>
@@ -20597,7 +21173,7 @@
           </w:tcPr>
           <w:p>
             <w:pPr>
-              <w:spacing w:before="120" w:line="276" w:lineRule="auto"/>
+              <w:spacing w:before="120"/>
               <w:jc w:val="both"/>
               <w:rPr>
                 <w:rFonts w:ascii="Times New Roman" w:eastAsia="Times New Roman" w:hAnsi="Times New Roman"/>
@@ -20622,7 +21198,7 @@
           </w:tcPr>
           <w:p>
             <w:pPr>
-              <w:spacing w:before="120" w:line="276" w:lineRule="auto"/>
+              <w:spacing w:before="120"/>
               <w:rPr>
                 <w:rFonts w:ascii="Times New Roman" w:eastAsia="Times New Roman" w:hAnsi="Times New Roman"/>
                 <w:sz w:val="24"/>
@@ -20674,7 +21250,7 @@
           </w:tcPr>
           <w:p>
             <w:pPr>
-              <w:spacing w:before="120" w:line="276" w:lineRule="auto"/>
+              <w:spacing w:before="120"/>
               <w:jc w:val="both"/>
               <w:rPr>
                 <w:rFonts w:ascii="Times New Roman" w:eastAsia="Times New Roman" w:hAnsi="Times New Roman"/>
@@ -20699,7 +21275,7 @@
           </w:tcPr>
           <w:p>
             <w:pPr>
-              <w:spacing w:before="120" w:line="276" w:lineRule="auto"/>
+              <w:spacing w:before="120"/>
               <w:jc w:val="both"/>
               <w:rPr>
                 <w:rFonts w:ascii="Times New Roman" w:eastAsia="Times New Roman" w:hAnsi="Times New Roman"/>
@@ -20726,7 +21302,7 @@
           </w:tcPr>
           <w:p>
             <w:pPr>
-              <w:spacing w:before="120" w:line="276" w:lineRule="auto"/>
+              <w:spacing w:before="120"/>
               <w:jc w:val="both"/>
               <w:rPr>
                 <w:rFonts w:ascii="Times New Roman" w:eastAsia="Times New Roman" w:hAnsi="Times New Roman"/>
@@ -20753,7 +21329,7 @@
           </w:tcPr>
           <w:p>
             <w:pPr>
-              <w:spacing w:before="120" w:line="276" w:lineRule="auto"/>
+              <w:spacing w:before="120"/>
               <w:rPr>
                 <w:rFonts w:ascii="Times New Roman" w:eastAsia="Times New Roman" w:hAnsi="Times New Roman"/>
                 <w:sz w:val="24"/>
@@ -20797,7 +21373,7 @@
           </w:tcPr>
           <w:p>
             <w:pPr>
-              <w:spacing w:before="120" w:line="276" w:lineRule="auto"/>
+              <w:spacing w:before="120"/>
               <w:jc w:val="both"/>
               <w:rPr>
                 <w:rFonts w:ascii="Times New Roman" w:eastAsia="Times New Roman" w:hAnsi="Times New Roman"/>
@@ -20822,7 +21398,7 @@
           </w:tcPr>
           <w:p>
             <w:pPr>
-              <w:spacing w:before="120" w:line="276" w:lineRule="auto"/>
+              <w:spacing w:before="120"/>
               <w:jc w:val="both"/>
               <w:rPr>
                 <w:rFonts w:ascii="Times New Roman" w:eastAsia="Times New Roman" w:hAnsi="Times New Roman"/>
@@ -20849,7 +21425,7 @@
           <w:ilvl w:val="1"/>
           <w:numId w:val="7"/>
         </w:numPr>
-        <w:spacing w:before="120" w:after="120" w:line="276" w:lineRule="auto"/>
+        <w:spacing w:before="120" w:after="120" w:line="240" w:lineRule="auto"/>
         <w:contextualSpacing w:val="0"/>
         <w:jc w:val="both"/>
         <w:outlineLvl w:val="2"/>
@@ -20879,7 +21455,7 @@
     <w:p>
       <w:pPr>
         <w:pStyle w:val="paragraph"/>
-        <w:spacing w:before="120" w:beforeAutospacing="0" w:after="0" w:afterAutospacing="0" w:line="276" w:lineRule="auto"/>
+        <w:spacing w:before="120" w:beforeAutospacing="0" w:after="0" w:afterAutospacing="0"/>
         <w:jc w:val="both"/>
         <w:textAlignment w:val="baseline"/>
         <w:rPr>
@@ -20900,7 +21476,7 @@
     <w:p>
       <w:pPr>
         <w:pStyle w:val="paragraph"/>
-        <w:spacing w:before="120" w:beforeAutospacing="0" w:after="0" w:afterAutospacing="0" w:line="276" w:lineRule="auto"/>
+        <w:spacing w:before="120" w:beforeAutospacing="0" w:after="0" w:afterAutospacing="0"/>
         <w:jc w:val="both"/>
         <w:textAlignment w:val="baseline"/>
         <w:rPr>
@@ -20936,7 +21512,7 @@
     <w:p>
       <w:pPr>
         <w:pStyle w:val="paragraph"/>
-        <w:spacing w:before="120" w:beforeAutospacing="0" w:after="0" w:afterAutospacing="0" w:line="276" w:lineRule="auto"/>
+        <w:spacing w:before="120" w:beforeAutospacing="0" w:after="0" w:afterAutospacing="0"/>
         <w:jc w:val="both"/>
         <w:textAlignment w:val="baseline"/>
         <w:rPr>
@@ -20957,7 +21533,7 @@
     <w:p>
       <w:pPr>
         <w:pStyle w:val="paragraph"/>
-        <w:spacing w:before="120" w:beforeAutospacing="0" w:after="0" w:afterAutospacing="0" w:line="276" w:lineRule="auto"/>
+        <w:spacing w:before="120" w:beforeAutospacing="0" w:after="0" w:afterAutospacing="0"/>
         <w:jc w:val="both"/>
         <w:textAlignment w:val="baseline"/>
         <w:rPr>
@@ -21013,7 +21589,7 @@
     <w:p>
       <w:pPr>
         <w:pStyle w:val="paragraph"/>
-        <w:spacing w:before="120" w:beforeAutospacing="0" w:after="0" w:afterAutospacing="0" w:line="276" w:lineRule="auto"/>
+        <w:spacing w:before="120" w:beforeAutospacing="0" w:after="0" w:afterAutospacing="0"/>
         <w:jc w:val="both"/>
         <w:textAlignment w:val="baseline"/>
         <w:rPr>
@@ -21034,7 +21610,7 @@
     <w:p>
       <w:pPr>
         <w:pStyle w:val="paragraph"/>
-        <w:spacing w:before="120" w:beforeAutospacing="0" w:after="0" w:afterAutospacing="0" w:line="276" w:lineRule="auto"/>
+        <w:spacing w:before="120" w:beforeAutospacing="0" w:after="0" w:afterAutospacing="0"/>
         <w:jc w:val="both"/>
         <w:textAlignment w:val="baseline"/>
         <w:rPr>
@@ -21053,14 +21629,13 @@
           <w:bCs/>
           <w:lang w:val="en-AU"/>
         </w:rPr>
-        <w:lastRenderedPageBreak/>
         <w:t>Season:</w:t>
       </w:r>
     </w:p>
     <w:p>
       <w:pPr>
         <w:pStyle w:val="paragraph"/>
-        <w:spacing w:before="120" w:beforeAutospacing="0" w:after="0" w:afterAutospacing="0" w:line="276" w:lineRule="auto"/>
+        <w:spacing w:before="120" w:beforeAutospacing="0" w:after="0" w:afterAutospacing="0"/>
         <w:jc w:val="both"/>
         <w:textAlignment w:val="baseline"/>
         <w:rPr>
@@ -21097,7 +21672,6 @@
     <w:p>
       <w:pPr>
         <w:pStyle w:val="NormalWeb"/>
-        <w:spacing w:line="276" w:lineRule="auto"/>
         <w:jc w:val="both"/>
         <w:rPr>
           <w:lang w:val="en-AU"/>
@@ -21185,7 +21759,7 @@
           <w:ilvl w:val="1"/>
           <w:numId w:val="7"/>
         </w:numPr>
-        <w:spacing w:before="120" w:after="120" w:line="276" w:lineRule="auto"/>
+        <w:spacing w:before="120" w:after="120" w:line="240" w:lineRule="auto"/>
         <w:contextualSpacing w:val="0"/>
         <w:jc w:val="both"/>
         <w:outlineLvl w:val="2"/>
@@ -21215,7 +21789,7 @@
     <w:p>
       <w:pPr>
         <w:pStyle w:val="paragraph"/>
-        <w:spacing w:before="120" w:beforeAutospacing="0" w:after="0" w:afterAutospacing="0" w:line="276" w:lineRule="auto"/>
+        <w:spacing w:before="120" w:beforeAutospacing="0" w:after="0" w:afterAutospacing="0"/>
         <w:jc w:val="both"/>
         <w:textAlignment w:val="baseline"/>
         <w:rPr>
@@ -21237,7 +21811,7 @@
       <w:pPr>
         <w:pStyle w:val="paragraph"/>
         <w:keepNext/>
-        <w:spacing w:before="120" w:beforeAutospacing="0" w:after="0" w:afterAutospacing="0" w:line="276" w:lineRule="auto"/>
+        <w:spacing w:before="120" w:beforeAutospacing="0" w:after="0" w:afterAutospacing="0"/>
         <w:jc w:val="center"/>
         <w:textAlignment w:val="baseline"/>
         <w:rPr>
@@ -21253,6 +21827,7 @@
           <w:szCs w:val="18"/>
           <w:lang w:val="en-AU"/>
         </w:rPr>
+        <w:lastRenderedPageBreak/>
         <w:drawing>
           <wp:inline distT="0" distB="0" distL="0" distR="0" wp14:anchorId="06A163DA" wp14:editId="7FDDD18E">
             <wp:extent cx="4065563" cy="647700"/>
@@ -21271,7 +21846,7 @@
                     </pic:cNvPicPr>
                   </pic:nvPicPr>
                   <pic:blipFill>
-                    <a:blip r:embed="rId34">
+                    <a:blip r:embed="rId36">
                       <a:extLst>
                         <a:ext uri="{28A0092B-C50C-407E-A947-70E740481C1C}">
                           <a14:useLocalDpi xmlns:a14="http://schemas.microsoft.com/office/drawing/2010/main" val="0"/>
@@ -21314,7 +21889,7 @@
           <w:szCs w:val="24"/>
         </w:rPr>
       </w:pPr>
-      <w:bookmarkStart w:id="40" w:name="_Toc239977157"/>
+      <w:bookmarkStart w:id="40" w:name="_Toc240212130"/>
       <w:r>
         <w:rPr>
           <w:rFonts w:ascii="Times New Roman" w:hAnsi="Times New Roman"/>
@@ -21398,7 +21973,7 @@
           <w:ilvl w:val="0"/>
           <w:numId w:val="7"/>
         </w:numPr>
-        <w:spacing w:before="120" w:after="120" w:line="276" w:lineRule="auto"/>
+        <w:spacing w:before="120" w:after="120" w:line="240" w:lineRule="auto"/>
         <w:ind w:left="426"/>
         <w:contextualSpacing w:val="0"/>
         <w:jc w:val="both"/>
@@ -21434,7 +22009,7 @@
           <w:ilvl w:val="1"/>
           <w:numId w:val="7"/>
         </w:numPr>
-        <w:spacing w:before="120" w:after="120" w:line="276" w:lineRule="auto"/>
+        <w:spacing w:before="120" w:after="120" w:line="240" w:lineRule="auto"/>
         <w:contextualSpacing w:val="0"/>
         <w:jc w:val="both"/>
         <w:outlineLvl w:val="2"/>
@@ -21464,7 +22039,7 @@
     <w:p>
       <w:pPr>
         <w:pStyle w:val="paragraph"/>
-        <w:spacing w:before="120" w:beforeAutospacing="0" w:after="0" w:afterAutospacing="0" w:line="276" w:lineRule="auto"/>
+        <w:spacing w:before="120" w:beforeAutospacing="0" w:after="0" w:afterAutospacing="0"/>
         <w:jc w:val="both"/>
         <w:textAlignment w:val="baseline"/>
         <w:rPr>
@@ -21493,7 +22068,7 @@
       <w:pPr>
         <w:pStyle w:val="paragraph"/>
         <w:keepNext/>
-        <w:spacing w:before="120" w:beforeAutospacing="0" w:after="0" w:afterAutospacing="0" w:line="276" w:lineRule="auto"/>
+        <w:spacing w:before="120" w:beforeAutospacing="0" w:after="0" w:afterAutospacing="0"/>
         <w:jc w:val="center"/>
         <w:textAlignment w:val="baseline"/>
         <w:rPr>
@@ -21509,7 +22084,6 @@
           <w:szCs w:val="18"/>
           <w:lang w:val="en-AU"/>
         </w:rPr>
-        <w:lastRenderedPageBreak/>
         <w:drawing>
           <wp:inline distT="0" distB="0" distL="0" distR="0" wp14:anchorId="7EB05901" wp14:editId="59FB0062">
             <wp:extent cx="3067685" cy="2990850"/>
@@ -21528,7 +22102,7 @@
                     </pic:cNvPicPr>
                   </pic:nvPicPr>
                   <pic:blipFill>
-                    <a:blip r:embed="rId35">
+                    <a:blip r:embed="rId37">
                       <a:extLst>
                         <a:ext uri="{28A0092B-C50C-407E-A947-70E740481C1C}">
                           <a14:useLocalDpi xmlns:a14="http://schemas.microsoft.com/office/drawing/2010/main" val="0"/>
@@ -21571,7 +22145,7 @@
           <w:szCs w:val="24"/>
         </w:rPr>
       </w:pPr>
-      <w:bookmarkStart w:id="44" w:name="_Toc239977158"/>
+      <w:bookmarkStart w:id="44" w:name="_Toc240212131"/>
       <w:r>
         <w:rPr>
           <w:rFonts w:ascii="Times New Roman" w:hAnsi="Times New Roman"/>
@@ -21645,7 +22219,7 @@
           <w:ilvl w:val="1"/>
           <w:numId w:val="7"/>
         </w:numPr>
-        <w:spacing w:before="120" w:after="120" w:line="276" w:lineRule="auto"/>
+        <w:spacing w:before="120" w:after="120" w:line="240" w:lineRule="auto"/>
         <w:contextualSpacing w:val="0"/>
         <w:jc w:val="both"/>
         <w:outlineLvl w:val="2"/>
@@ -21752,6 +22326,7 @@
         <w:rPr>
           <w:lang w:val="en-AU"/>
         </w:rPr>
+        <w:lastRenderedPageBreak/>
         <w:t>This step is diagnostic only</w:t>
       </w:r>
       <w:r>
@@ -22593,7 +23168,7 @@
           <w:ilvl w:val="1"/>
           <w:numId w:val="7"/>
         </w:numPr>
-        <w:spacing w:before="120" w:after="120" w:line="276" w:lineRule="auto"/>
+        <w:spacing w:before="120" w:after="120" w:line="240" w:lineRule="auto"/>
         <w:contextualSpacing w:val="0"/>
         <w:jc w:val="both"/>
         <w:outlineLvl w:val="2"/>
@@ -22626,7 +23201,7 @@
       <w:pPr>
         <w:pStyle w:val="paragraph"/>
         <w:keepNext/>
-        <w:spacing w:before="120" w:beforeAutospacing="0" w:after="0" w:afterAutospacing="0" w:line="276" w:lineRule="auto"/>
+        <w:spacing w:before="120" w:beforeAutospacing="0" w:after="0" w:afterAutospacing="0"/>
         <w:jc w:val="both"/>
         <w:textAlignment w:val="baseline"/>
         <w:rPr>
@@ -22661,21 +23236,14 @@
         <w:rPr>
           <w:lang w:val="en-AU"/>
         </w:rPr>
-        <w:t xml:space="preserve">2025 (192 rows) after lag warm-up. Each feature combination was standardised and trained under identical conditions, allowing a controlled </w:t>
-      </w:r>
-      <w:r>
-        <w:rPr>
-          <w:lang w:val="en-AU"/>
-        </w:rPr>
-        <w:lastRenderedPageBreak/>
-        <w:t>comparison of predictive performance. RMSE was used as the primary selection criterion, supported by MAE, due to its sensitivity to larger errors and its suitability for the log-transformed assault-rate target.</w:t>
+        <w:t>2025 (192 rows) after lag warm-up. Each feature combination was standardised and trained under identical conditions, allowing a controlled comparison of predictive performance. RMSE was used as the primary selection criterion, supported by MAE, due to its sensitivity to larger errors and its suitability for the log-transformed assault-rate target.</w:t>
       </w:r>
     </w:p>
     <w:p>
       <w:pPr>
         <w:pStyle w:val="Caption"/>
         <w:keepNext/>
-        <w:spacing w:before="120" w:line="276" w:lineRule="auto"/>
+        <w:spacing w:before="120"/>
         <w:jc w:val="center"/>
         <w:rPr>
           <w:rFonts w:ascii="Times New Roman" w:hAnsi="Times New Roman"/>
@@ -22819,7 +23387,6 @@
           </w:tcPr>
           <w:p>
             <w:pPr>
-              <w:spacing w:line="276" w:lineRule="auto"/>
               <w:jc w:val="center"/>
               <w:rPr>
                 <w:rFonts w:ascii="Times New Roman" w:eastAsia="Times New Roman" w:hAnsi="Times New Roman"/>
@@ -22859,7 +23426,6 @@
           </w:tcPr>
           <w:p>
             <w:pPr>
-              <w:spacing w:line="276" w:lineRule="auto"/>
               <w:jc w:val="center"/>
               <w:rPr>
                 <w:rFonts w:ascii="Times New Roman" w:eastAsia="Times New Roman" w:hAnsi="Times New Roman"/>
@@ -22899,7 +23465,6 @@
           </w:tcPr>
           <w:p>
             <w:pPr>
-              <w:spacing w:line="276" w:lineRule="auto"/>
               <w:jc w:val="center"/>
               <w:rPr>
                 <w:rFonts w:ascii="Times New Roman" w:eastAsia="Times New Roman" w:hAnsi="Times New Roman"/>
@@ -22945,7 +23510,6 @@
           </w:tcPr>
           <w:p>
             <w:pPr>
-              <w:spacing w:line="276" w:lineRule="auto"/>
               <w:rPr>
                 <w:rFonts w:ascii="Times New Roman" w:eastAsia="Times New Roman" w:hAnsi="Times New Roman"/>
                 <w:color w:val="000000"/>
@@ -22980,7 +23544,6 @@
           </w:tcPr>
           <w:p>
             <w:pPr>
-              <w:spacing w:line="276" w:lineRule="auto"/>
               <w:rPr>
                 <w:rFonts w:ascii="Times New Roman" w:eastAsia="Times New Roman" w:hAnsi="Times New Roman"/>
                 <w:color w:val="000000"/>
@@ -23015,7 +23578,6 @@
           </w:tcPr>
           <w:p>
             <w:pPr>
-              <w:spacing w:line="276" w:lineRule="auto"/>
               <w:jc w:val="right"/>
               <w:rPr>
                 <w:rFonts w:ascii="Times New Roman" w:eastAsia="Times New Roman" w:hAnsi="Times New Roman"/>
@@ -23057,7 +23619,6 @@
           </w:tcPr>
           <w:p>
             <w:pPr>
-              <w:spacing w:line="276" w:lineRule="auto"/>
               <w:rPr>
                 <w:rFonts w:ascii="Times New Roman" w:eastAsia="Times New Roman" w:hAnsi="Times New Roman"/>
                 <w:color w:val="000000"/>
@@ -23092,7 +23653,6 @@
           </w:tcPr>
           <w:p>
             <w:pPr>
-              <w:spacing w:line="276" w:lineRule="auto"/>
               <w:rPr>
                 <w:rFonts w:ascii="Times New Roman" w:eastAsia="Times New Roman" w:hAnsi="Times New Roman"/>
                 <w:color w:val="000000"/>
@@ -23127,7 +23687,6 @@
           </w:tcPr>
           <w:p>
             <w:pPr>
-              <w:spacing w:line="276" w:lineRule="auto"/>
               <w:jc w:val="right"/>
               <w:rPr>
                 <w:rFonts w:ascii="Times New Roman" w:eastAsia="Times New Roman" w:hAnsi="Times New Roman"/>
@@ -23169,7 +23728,6 @@
           </w:tcPr>
           <w:p>
             <w:pPr>
-              <w:spacing w:line="276" w:lineRule="auto"/>
               <w:rPr>
                 <w:rFonts w:ascii="Times New Roman" w:eastAsia="Times New Roman" w:hAnsi="Times New Roman"/>
                 <w:color w:val="000000"/>
@@ -23216,7 +23774,6 @@
           </w:tcPr>
           <w:p>
             <w:pPr>
-              <w:spacing w:line="276" w:lineRule="auto"/>
               <w:rPr>
                 <w:rFonts w:ascii="Times New Roman" w:eastAsia="Times New Roman" w:hAnsi="Times New Roman"/>
                 <w:color w:val="000000"/>
@@ -23285,7 +23842,6 @@
           </w:tcPr>
           <w:p>
             <w:pPr>
-              <w:spacing w:line="276" w:lineRule="auto"/>
               <w:jc w:val="right"/>
               <w:rPr>
                 <w:rFonts w:ascii="Times New Roman" w:eastAsia="Times New Roman" w:hAnsi="Times New Roman"/>
@@ -23327,7 +23883,6 @@
           </w:tcPr>
           <w:p>
             <w:pPr>
-              <w:spacing w:line="276" w:lineRule="auto"/>
               <w:rPr>
                 <w:rFonts w:ascii="Times New Roman" w:eastAsia="Times New Roman" w:hAnsi="Times New Roman"/>
                 <w:b/>
@@ -23366,7 +23921,6 @@
           </w:tcPr>
           <w:p>
             <w:pPr>
-              <w:spacing w:line="276" w:lineRule="auto"/>
               <w:rPr>
                 <w:rFonts w:ascii="Times New Roman" w:eastAsia="Times New Roman" w:hAnsi="Times New Roman"/>
                 <w:color w:val="000000"/>
@@ -23445,7 +23999,6 @@
           </w:tcPr>
           <w:p>
             <w:pPr>
-              <w:spacing w:line="276" w:lineRule="auto"/>
               <w:jc w:val="right"/>
               <w:rPr>
                 <w:rFonts w:ascii="Times New Roman" w:eastAsia="Times New Roman" w:hAnsi="Times New Roman"/>
@@ -23477,7 +24030,7 @@
       <w:pPr>
         <w:pStyle w:val="paragraph"/>
         <w:keepNext/>
-        <w:spacing w:before="120" w:beforeAutospacing="0" w:after="0" w:afterAutospacing="0" w:line="276" w:lineRule="auto"/>
+        <w:spacing w:before="120" w:beforeAutospacing="0" w:after="0" w:afterAutospacing="0"/>
         <w:textAlignment w:val="baseline"/>
         <w:rPr>
           <w:lang w:val="vi-VN"/>
@@ -23488,7 +24041,7 @@
       <w:pPr>
         <w:pStyle w:val="paragraph"/>
         <w:keepNext/>
-        <w:spacing w:before="120" w:beforeAutospacing="0" w:after="0" w:afterAutospacing="0" w:line="276" w:lineRule="auto"/>
+        <w:spacing w:before="120" w:beforeAutospacing="0" w:after="0" w:afterAutospacing="0"/>
         <w:textAlignment w:val="baseline"/>
         <w:rPr>
           <w:lang w:val="vi-VN"/>
@@ -23515,7 +24068,7 @@
                     <pic:cNvPicPr/>
                   </pic:nvPicPr>
                   <pic:blipFill>
-                    <a:blip r:embed="rId36">
+                    <a:blip r:embed="rId38">
                       <a:extLst>
                         <a:ext uri="{28A0092B-C50C-407E-A947-70E740481C1C}">
                           <a14:useLocalDpi xmlns:a14="http://schemas.microsoft.com/office/drawing/2010/main" val="0"/>
@@ -23553,7 +24106,7 @@
           <w:szCs w:val="24"/>
         </w:rPr>
       </w:pPr>
-      <w:bookmarkStart w:id="51" w:name="_Toc239977159"/>
+      <w:bookmarkStart w:id="51" w:name="_Toc240212132"/>
       <w:r>
         <w:rPr>
           <w:rFonts w:ascii="Times New Roman" w:hAnsi="Times New Roman"/>
@@ -23636,6 +24189,7 @@
           <w:sz w:val="24"/>
           <w:szCs w:val="24"/>
         </w:rPr>
+        <w:lastRenderedPageBreak/>
         <w:t xml:space="preserve">V4 was selected as it achieved the lowest RMSE. Notably, </w:t>
       </w:r>
       <w:r>
@@ -23696,7 +24250,7 @@
           <w:ilvl w:val="1"/>
           <w:numId w:val="7"/>
         </w:numPr>
-        <w:spacing w:before="120" w:after="120" w:line="276" w:lineRule="auto"/>
+        <w:spacing w:before="120" w:after="120" w:line="240" w:lineRule="auto"/>
         <w:contextualSpacing w:val="0"/>
         <w:jc w:val="both"/>
         <w:outlineLvl w:val="2"/>
@@ -23726,7 +24280,7 @@
     <w:p>
       <w:pPr>
         <w:pStyle w:val="paragraph"/>
-        <w:spacing w:before="120" w:beforeAutospacing="0" w:after="0" w:afterAutospacing="0" w:line="276" w:lineRule="auto"/>
+        <w:spacing w:before="120" w:beforeAutospacing="0" w:after="0" w:afterAutospacing="0"/>
         <w:jc w:val="both"/>
         <w:textAlignment w:val="baseline"/>
         <w:rPr>
@@ -23738,30 +24292,22 @@
           <w:rStyle w:val="normaltextrun"/>
           <w:lang w:val="en-AU"/>
         </w:rPr>
-        <w:t xml:space="preserve">With an aim to maximise the model performance, a multicollinearity check was carried out by calculating the Variance Inflation Factor (VIF) of each feature and removing the ones with VIF &gt; 30. High multicollinear features are known to have a negative effect on the regression model by hampering the interpretability of model predictors and resulting in highly volatile </w:t>
-      </w:r>
+        <w:t>With an aim to maximise the model performance, a multicollinearity check was carried out by calculating the Variance Inflation Factor (VIF) of each feature and removing the ones with VIF &gt; 30. High multicollinear features are known to have a negative effect on the regression model by hampering the interpretability of model predictors and resulting in highly volatile coefficient estimates (</w:t>
+      </w:r>
+      <w:proofErr w:type="spellStart"/>
       <w:r>
         <w:rPr>
           <w:rStyle w:val="normaltextrun"/>
           <w:lang w:val="en-AU"/>
         </w:rPr>
-        <w:lastRenderedPageBreak/>
-        <w:t>coefficient estimates (</w:t>
-      </w:r>
-      <w:proofErr w:type="spellStart"/>
+        <w:t>Dertli</w:t>
+      </w:r>
+      <w:proofErr w:type="spellEnd"/>
       <w:r>
         <w:rPr>
           <w:rStyle w:val="normaltextrun"/>
           <w:lang w:val="en-AU"/>
         </w:rPr>
-        <w:t>Dertli</w:t>
-      </w:r>
-      <w:proofErr w:type="spellEnd"/>
-      <w:r>
-        <w:rPr>
-          <w:rStyle w:val="normaltextrun"/>
-          <w:lang w:val="en-AU"/>
-        </w:rPr>
         <w:t> et al., 2024).</w:t>
       </w:r>
       <w:r>
@@ -23836,7 +24382,7 @@
       <w:pPr>
         <w:pStyle w:val="paragraph"/>
         <w:keepNext/>
-        <w:spacing w:before="120" w:beforeAutospacing="0" w:after="0" w:afterAutospacing="0" w:line="276" w:lineRule="auto"/>
+        <w:spacing w:before="120" w:beforeAutospacing="0" w:after="0" w:afterAutospacing="0"/>
         <w:jc w:val="center"/>
         <w:textAlignment w:val="baseline"/>
       </w:pPr>
@@ -23863,7 +24409,7 @@
                     <pic:cNvPicPr/>
                   </pic:nvPicPr>
                   <pic:blipFill>
-                    <a:blip r:embed="rId37"/>
+                    <a:blip r:embed="rId39"/>
                     <a:stretch>
                       <a:fillRect/>
                     </a:stretch>
@@ -23896,6 +24442,7 @@
           <w:lang w:val="vi-VN"/>
         </w:rPr>
       </w:pPr>
+      <w:bookmarkStart w:id="53" w:name="_Toc240212133"/>
       <w:r>
         <w:rPr>
           <w:rFonts w:ascii="Times New Roman" w:hAnsi="Times New Roman"/>
@@ -23961,11 +24508,12 @@
         </w:rPr>
         <w:t>: VIF scores for selected features</w:t>
       </w:r>
+      <w:bookmarkEnd w:id="53"/>
     </w:p>
     <w:p>
       <w:pPr>
         <w:pStyle w:val="paragraph"/>
-        <w:spacing w:before="120" w:beforeAutospacing="0" w:after="0" w:afterAutospacing="0" w:line="276" w:lineRule="auto"/>
+        <w:spacing w:before="120" w:beforeAutospacing="0" w:after="0" w:afterAutospacing="0"/>
         <w:jc w:val="both"/>
         <w:textAlignment w:val="baseline"/>
         <w:rPr>
@@ -23985,7 +24533,7 @@
       <w:pPr>
         <w:pStyle w:val="paragraph"/>
         <w:keepNext/>
-        <w:spacing w:before="120" w:beforeAutospacing="0" w:after="0" w:afterAutospacing="0" w:line="276" w:lineRule="auto"/>
+        <w:spacing w:before="120" w:beforeAutospacing="0" w:after="0" w:afterAutospacing="0"/>
         <w:jc w:val="center"/>
         <w:textAlignment w:val="baseline"/>
       </w:pPr>
@@ -23997,9 +24545,9 @@
           <w:lang w:val="vi-VN"/>
         </w:rPr>
         <w:drawing>
-          <wp:inline distT="0" distB="0" distL="0" distR="0" wp14:anchorId="1C6933B2" wp14:editId="0AF0FA40">
-            <wp:extent cx="4563112" cy="1514686"/>
-            <wp:effectExtent l="0" t="0" r="8890" b="9525"/>
+          <wp:inline distT="0" distB="0" distL="0" distR="0" wp14:anchorId="1C6933B2" wp14:editId="3E900073">
+            <wp:extent cx="5825048" cy="1933575"/>
+            <wp:effectExtent l="0" t="0" r="4445" b="0"/>
             <wp:docPr id="1337461397" name="Picture 1"/>
             <wp:cNvGraphicFramePr>
               <a:graphicFrameLocks xmlns:a="http://schemas.openxmlformats.org/drawingml/2006/main" noChangeAspect="1"/>
@@ -24012,7 +24560,7 @@
                     <pic:cNvPicPr/>
                   </pic:nvPicPr>
                   <pic:blipFill>
-                    <a:blip r:embed="rId38"/>
+                    <a:blip r:embed="rId40"/>
                     <a:stretch>
                       <a:fillRect/>
                     </a:stretch>
@@ -24020,7 +24568,7 @@
                   <pic:spPr>
                     <a:xfrm>
                       <a:off x="0" y="0"/>
-                      <a:ext cx="4563112" cy="1514686"/>
+                      <a:ext cx="5831661" cy="1935770"/>
                     </a:xfrm>
                     <a:prstGeom prst="rect">
                       <a:avLst/>
@@ -24045,6 +24593,7 @@
           <w:lang w:val="vi-VN"/>
         </w:rPr>
       </w:pPr>
+      <w:bookmarkStart w:id="54" w:name="_Toc240212134"/>
       <w:r>
         <w:rPr>
           <w:rFonts w:ascii="Times New Roman" w:hAnsi="Times New Roman"/>
@@ -24110,6 +24659,7 @@
         </w:rPr>
         <w:t>: Ridge and Lasso CV RMSE across alpha values (TimeSeriesSplit)</w:t>
       </w:r>
+      <w:bookmarkEnd w:id="54"/>
     </w:p>
     <w:p>
       <w:pPr>
@@ -24118,7 +24668,7 @@
           <w:ilvl w:val="1"/>
           <w:numId w:val="7"/>
         </w:numPr>
-        <w:spacing w:before="120" w:after="120" w:line="276" w:lineRule="auto"/>
+        <w:spacing w:before="120" w:after="120" w:line="240" w:lineRule="auto"/>
         <w:contextualSpacing w:val="0"/>
         <w:jc w:val="both"/>
         <w:outlineLvl w:val="2"/>
@@ -24131,7 +24681,7 @@
           <w:lang w:val="en-AU"/>
         </w:rPr>
       </w:pPr>
-      <w:bookmarkStart w:id="53" w:name="_Toc239977752"/>
+      <w:bookmarkStart w:id="55" w:name="_Toc239977752"/>
       <w:r>
         <w:rPr>
           <w:rFonts w:ascii="Times New Roman" w:eastAsia="Times New Roman" w:hAnsi="Times New Roman" w:cs="Times New Roman"/>
@@ -24141,13 +24691,14 @@
           <w:szCs w:val="24"/>
           <w:lang w:val="en-AU"/>
         </w:rPr>
+        <w:lastRenderedPageBreak/>
         <w:t>Model Results and Evaluation</w:t>
       </w:r>
-      <w:bookmarkEnd w:id="53"/>
+      <w:bookmarkEnd w:id="55"/>
     </w:p>
     <w:p>
       <w:pPr>
-        <w:spacing w:before="120" w:line="276" w:lineRule="auto"/>
+        <w:spacing w:before="120"/>
         <w:jc w:val="both"/>
         <w:rPr>
           <w:rFonts w:ascii="Times New Roman" w:eastAsia="Times New Roman" w:hAnsi="Times New Roman"/>
@@ -24156,7 +24707,7 @@
           <w:lang w:val="vi-VN"/>
         </w:rPr>
       </w:pPr>
-      <w:bookmarkStart w:id="54" w:name="OLE_LINK21"/>
+      <w:bookmarkStart w:id="56" w:name="OLE_LINK21"/>
       <w:r>
         <w:rPr>
           <w:rFonts w:ascii="Times New Roman" w:eastAsia="Times New Roman" w:hAnsi="Times New Roman"/>
@@ -24220,7 +24771,7 @@
       <w:pPr>
         <w:pStyle w:val="Caption"/>
         <w:keepNext/>
-        <w:spacing w:before="120" w:line="276" w:lineRule="auto"/>
+        <w:spacing w:before="120"/>
         <w:jc w:val="center"/>
         <w:rPr>
           <w:rFonts w:ascii="Times New Roman" w:hAnsi="Times New Roman"/>
@@ -24229,7 +24780,7 @@
           <w:szCs w:val="24"/>
         </w:rPr>
       </w:pPr>
-      <w:bookmarkStart w:id="55" w:name="_Toc239977133"/>
+      <w:bookmarkStart w:id="57" w:name="_Toc239977133"/>
       <w:r>
         <w:rPr>
           <w:rFonts w:ascii="Times New Roman" w:hAnsi="Times New Roman"/>
@@ -24312,7 +24863,7 @@
         </w:rPr>
         <w:t xml:space="preserve"> Model A (no alcohol supply)</w:t>
       </w:r>
-      <w:bookmarkEnd w:id="55"/>
+      <w:bookmarkEnd w:id="57"/>
     </w:p>
     <w:tbl>
       <w:tblPr>
@@ -24396,6 +24947,7 @@
                 <w:lang w:eastAsia="en-US"/>
               </w:rPr>
             </w:pPr>
+            <w:proofErr w:type="gramStart"/>
             <w:r>
               <w:rPr>
                 <w:rFonts w:ascii="Times New Roman" w:eastAsia="Times New Roman" w:hAnsi="Times New Roman"/>
@@ -24406,7 +24958,20 @@
                 <w:szCs w:val="24"/>
                 <w:lang w:eastAsia="en-US"/>
               </w:rPr>
-              <w:t>RMSE(log)</w:t>
+              <w:t>RMSE(</w:t>
+            </w:r>
+            <w:proofErr w:type="gramEnd"/>
+            <w:r>
+              <w:rPr>
+                <w:rFonts w:ascii="Times New Roman" w:eastAsia="Times New Roman" w:hAnsi="Times New Roman"/>
+                <w:b/>
+                <w:bCs/>
+                <w:color w:val="000000"/>
+                <w:sz w:val="24"/>
+                <w:szCs w:val="24"/>
+                <w:lang w:eastAsia="en-US"/>
+              </w:rPr>
+              <w:t>log)</w:t>
             </w:r>
           </w:p>
         </w:tc>
@@ -24435,6 +25000,7 @@
                 <w:lang w:eastAsia="en-US"/>
               </w:rPr>
             </w:pPr>
+            <w:proofErr w:type="gramStart"/>
             <w:r>
               <w:rPr>
                 <w:rFonts w:ascii="Times New Roman" w:eastAsia="Times New Roman" w:hAnsi="Times New Roman"/>
@@ -24445,7 +25011,20 @@
                 <w:szCs w:val="24"/>
                 <w:lang w:eastAsia="en-US"/>
               </w:rPr>
-              <w:t>MAE(log)</w:t>
+              <w:t>MAE(</w:t>
+            </w:r>
+            <w:proofErr w:type="gramEnd"/>
+            <w:r>
+              <w:rPr>
+                <w:rFonts w:ascii="Times New Roman" w:eastAsia="Times New Roman" w:hAnsi="Times New Roman"/>
+                <w:b/>
+                <w:bCs/>
+                <w:color w:val="000000"/>
+                <w:sz w:val="24"/>
+                <w:szCs w:val="24"/>
+                <w:lang w:eastAsia="en-US"/>
+              </w:rPr>
+              <w:t>log)</w:t>
             </w:r>
           </w:p>
         </w:tc>
@@ -25424,7 +26003,7 @@
     </w:tbl>
     <w:p>
       <w:pPr>
-        <w:spacing w:before="120" w:line="276" w:lineRule="auto"/>
+        <w:spacing w:before="120"/>
         <w:jc w:val="both"/>
         <w:rPr>
           <w:rFonts w:ascii="Times New Roman" w:eastAsia="Times New Roman" w:hAnsi="Times New Roman"/>
@@ -25436,7 +26015,7 @@
     </w:p>
     <w:p>
       <w:pPr>
-        <w:spacing w:before="120" w:line="276" w:lineRule="auto"/>
+        <w:spacing w:before="120"/>
         <w:jc w:val="both"/>
         <w:rPr>
           <w:rFonts w:ascii="Times New Roman" w:eastAsia="Times New Roman" w:hAnsi="Times New Roman"/>
@@ -25545,16 +26124,7 @@
           <w:sz w:val="24"/>
           <w:szCs w:val="24"/>
         </w:rPr>
-        <w:t xml:space="preserve"> contain </w:t>
-      </w:r>
-      <w:r>
-        <w:rPr>
-          <w:rFonts w:ascii="Times New Roman" w:eastAsia="Times New Roman" w:hAnsi="Times New Roman"/>
-          <w:sz w:val="24"/>
-          <w:szCs w:val="24"/>
-        </w:rPr>
-        <w:lastRenderedPageBreak/>
-        <w:t>non-linear structure a tree-based model captures better than a linear one.</w:t>
+        <w:t xml:space="preserve"> contain non-linear structure a tree-based model captures better than a linear one.</w:t>
       </w:r>
       <w:r>
         <w:rPr>
@@ -25612,7 +26182,7 @@
     </w:p>
     <w:p>
       <w:pPr>
-        <w:spacing w:before="120" w:line="276" w:lineRule="auto"/>
+        <w:spacing w:before="120"/>
         <w:jc w:val="both"/>
         <w:rPr>
           <w:rFonts w:ascii="Times New Roman" w:eastAsia="Times New Roman" w:hAnsi="Times New Roman"/>
@@ -25631,7 +26201,7 @@
     </w:p>
     <w:p>
       <w:pPr>
-        <w:spacing w:before="120" w:line="276" w:lineRule="auto"/>
+        <w:spacing w:before="120"/>
         <w:jc w:val="both"/>
         <w:rPr>
           <w:rFonts w:ascii="Times New Roman" w:eastAsia="Times New Roman" w:hAnsi="Times New Roman"/>
@@ -25769,7 +26339,7 @@
           <w:szCs w:val="24"/>
         </w:rPr>
       </w:pPr>
-      <w:bookmarkStart w:id="56" w:name="_Toc239977134"/>
+      <w:bookmarkStart w:id="58" w:name="_Toc239977134"/>
       <w:r>
         <w:rPr>
           <w:rFonts w:ascii="Times New Roman" w:hAnsi="Times New Roman"/>
@@ -25872,7 +26442,7 @@
         </w:rPr>
         <w:t>2025)</w:t>
       </w:r>
-      <w:bookmarkEnd w:id="56"/>
+      <w:bookmarkEnd w:id="58"/>
     </w:p>
     <w:tbl>
       <w:tblPr>
@@ -27292,7 +27862,7 @@
     </w:tbl>
     <w:p>
       <w:pPr>
-        <w:spacing w:before="120" w:line="276" w:lineRule="auto"/>
+        <w:spacing w:before="120"/>
         <w:jc w:val="both"/>
         <w:rPr>
           <w:rFonts w:ascii="Times New Roman" w:eastAsia="Times New Roman" w:hAnsi="Times New Roman"/>
@@ -27303,7 +27873,7 @@
     </w:p>
     <w:p>
       <w:pPr>
-        <w:spacing w:before="120" w:line="276" w:lineRule="auto"/>
+        <w:spacing w:before="120"/>
         <w:jc w:val="both"/>
         <w:rPr>
           <w:rFonts w:ascii="Times New Roman" w:eastAsia="Times New Roman" w:hAnsi="Times New Roman"/>
@@ -27382,7 +27952,7 @@
     </w:p>
     <w:p>
       <w:pPr>
-        <w:spacing w:before="120" w:line="276" w:lineRule="auto"/>
+        <w:spacing w:before="120"/>
         <w:jc w:val="both"/>
         <w:rPr>
           <w:rFonts w:ascii="Times New Roman" w:eastAsia="Times New Roman" w:hAnsi="Times New Roman"/>
@@ -27396,7 +27966,16 @@
           <w:sz w:val="24"/>
           <w:szCs w:val="24"/>
         </w:rPr>
-        <w:t>Results are not directly comparable to Model A</w:t>
+        <w:t xml:space="preserve">Results are not directly comparable to Model </w:t>
+      </w:r>
+      <w:proofErr w:type="gramStart"/>
+      <w:r>
+        <w:rPr>
+          <w:rFonts w:ascii="Times New Roman" w:eastAsia="Times New Roman" w:hAnsi="Times New Roman"/>
+          <w:sz w:val="24"/>
+          <w:szCs w:val="24"/>
+        </w:rPr>
+        <w:t>A</w:t>
       </w:r>
       <w:r>
         <w:rPr>
@@ -27407,6 +27986,7 @@
         </w:rPr>
         <w:t>,</w:t>
       </w:r>
+      <w:proofErr w:type="gramEnd"/>
       <w:r>
         <w:rPr>
           <w:rFonts w:ascii="Times New Roman" w:eastAsia="Times New Roman" w:hAnsi="Times New Roman"/>
@@ -27418,7 +27998,7 @@
     </w:p>
     <w:p>
       <w:pPr>
-        <w:spacing w:before="120" w:line="276" w:lineRule="auto"/>
+        <w:spacing w:before="120"/>
         <w:jc w:val="both"/>
         <w:rPr>
           <w:rFonts w:ascii="Times New Roman" w:eastAsia="Times New Roman" w:hAnsi="Times New Roman"/>
@@ -27433,6 +28013,7 @@
           <w:sz w:val="24"/>
           <w:szCs w:val="24"/>
         </w:rPr>
+        <w:lastRenderedPageBreak/>
         <w:t xml:space="preserve">Figure </w:t>
       </w:r>
       <w:r>
@@ -27505,7 +28086,7 @@
     </w:p>
     <w:p>
       <w:pPr>
-        <w:spacing w:before="120" w:line="276" w:lineRule="auto"/>
+        <w:spacing w:before="120"/>
         <w:jc w:val="center"/>
         <w:rPr>
           <w:rFonts w:ascii="Times New Roman" w:eastAsia="Times New Roman" w:hAnsi="Times New Roman"/>
@@ -27521,7 +28102,6 @@
           <w:szCs w:val="24"/>
           <w:lang w:val="vi-VN"/>
         </w:rPr>
-        <w:lastRenderedPageBreak/>
         <w:drawing>
           <wp:inline distT="0" distB="0" distL="0" distR="0" wp14:anchorId="2358BF2B" wp14:editId="1EAA8D59">
             <wp:extent cx="5039428" cy="2019582"/>
@@ -27538,7 +28118,7 @@
                     <pic:cNvPicPr/>
                   </pic:nvPicPr>
                   <pic:blipFill>
-                    <a:blip r:embed="rId39"/>
+                    <a:blip r:embed="rId41"/>
                     <a:stretch>
                       <a:fillRect/>
                     </a:stretch>
@@ -27570,8 +28150,8 @@
           <w:szCs w:val="24"/>
         </w:rPr>
       </w:pPr>
-      <w:bookmarkStart w:id="57" w:name="_Toc239977160"/>
-      <w:bookmarkStart w:id="58" w:name="OLE_LINK19"/>
+      <w:bookmarkStart w:id="59" w:name="OLE_LINK19"/>
+      <w:bookmarkStart w:id="60" w:name="_Toc240212135"/>
       <w:r>
         <w:rPr>
           <w:rFonts w:ascii="Times New Roman" w:hAnsi="Times New Roman"/>
@@ -27636,7 +28216,7 @@
         </w:rPr>
         <w:t>: Model Results and Evaluation</w:t>
       </w:r>
-      <w:bookmarkEnd w:id="57"/>
+      <w:bookmarkEnd w:id="60"/>
     </w:p>
     <w:p>
       <w:pPr>
@@ -27645,7 +28225,7 @@
           <w:ilvl w:val="1"/>
           <w:numId w:val="7"/>
         </w:numPr>
-        <w:spacing w:before="120" w:after="120" w:line="276" w:lineRule="auto"/>
+        <w:spacing w:before="120" w:after="120" w:line="240" w:lineRule="auto"/>
         <w:contextualSpacing w:val="0"/>
         <w:jc w:val="both"/>
         <w:outlineLvl w:val="2"/>
@@ -27658,7 +28238,7 @@
           <w:lang w:val="en-AU"/>
         </w:rPr>
       </w:pPr>
-      <w:bookmarkStart w:id="59" w:name="_Toc239977790"/>
+      <w:bookmarkStart w:id="61" w:name="_Toc239977790"/>
       <w:r>
         <w:rPr>
           <w:rFonts w:ascii="Times New Roman" w:eastAsia="Times New Roman" w:hAnsi="Times New Roman" w:cs="Times New Roman"/>
@@ -27670,11 +28250,11 @@
         </w:rPr>
         <w:t>Forecast Evaluation and Benchmarking</w:t>
       </w:r>
-      <w:bookmarkEnd w:id="59"/>
+      <w:bookmarkEnd w:id="61"/>
     </w:p>
     <w:p>
       <w:pPr>
-        <w:spacing w:before="120" w:line="276" w:lineRule="auto"/>
+        <w:spacing w:before="120"/>
         <w:jc w:val="both"/>
         <w:rPr>
           <w:rFonts w:ascii="Times New Roman" w:hAnsi="Times New Roman"/>
@@ -27695,7 +28275,7 @@
     </w:p>
     <w:p>
       <w:pPr>
-        <w:spacing w:before="120" w:line="276" w:lineRule="auto"/>
+        <w:spacing w:before="120"/>
         <w:jc w:val="both"/>
         <w:rPr>
           <w:rFonts w:ascii="Times New Roman" w:hAnsi="Times New Roman"/>
@@ -27718,7 +28298,7 @@
     </w:p>
     <w:p>
       <w:pPr>
-        <w:spacing w:before="120" w:line="276" w:lineRule="auto"/>
+        <w:spacing w:before="120"/>
         <w:jc w:val="both"/>
         <w:rPr>
           <w:rFonts w:ascii="Times New Roman" w:hAnsi="Times New Roman"/>
@@ -27734,7 +28314,27 @@
           <w:szCs w:val="24"/>
           <w:lang w:val="en-US"/>
         </w:rPr>
-        <w:t>Assessment 1 described the objective as monthly, region-level assault forecasting over a three-to-twelve month horizon but did not specify the prediction task precisely. It is now defined as follows.</w:t>
+        <w:t>Assessment 1 described the objective as monthly, region-level assault forecasting over a three-to-</w:t>
+      </w:r>
+      <w:proofErr w:type="gramStart"/>
+      <w:r>
+        <w:rPr>
+          <w:rFonts w:ascii="Times New Roman" w:hAnsi="Times New Roman"/>
+          <w:sz w:val="24"/>
+          <w:szCs w:val="24"/>
+          <w:lang w:val="en-US"/>
+        </w:rPr>
+        <w:t>twelve month</w:t>
+      </w:r>
+      <w:proofErr w:type="gramEnd"/>
+      <w:r>
+        <w:rPr>
+          <w:rFonts w:ascii="Times New Roman" w:hAnsi="Times New Roman"/>
+          <w:sz w:val="24"/>
+          <w:szCs w:val="24"/>
+          <w:lang w:val="en-US"/>
+        </w:rPr>
+        <w:t xml:space="preserve"> horizon but did not specify the prediction task precisely. It is now defined as follows.</w:t>
       </w:r>
     </w:p>
     <w:p>
@@ -27743,7 +28343,7 @@
           <w:ilvl w:val="0"/>
           <w:numId w:val="20"/>
         </w:numPr>
-        <w:spacing w:before="120" w:line="276" w:lineRule="auto"/>
+        <w:spacing w:before="120"/>
         <w:ind w:left="0" w:firstLine="360"/>
         <w:jc w:val="both"/>
         <w:rPr>
@@ -27760,7 +28360,27 @@
           <w:szCs w:val="24"/>
           <w:lang w:val="en-US"/>
         </w:rPr>
-        <w:t>Target: assault offences per 100,000 residents, by NT Government service region, by calendar month. The model is fitted on the log1p transform of this rate and predictions are back-transformed before evaluation, so all reported errors are on the interpretable rate scale.</w:t>
+        <w:t xml:space="preserve">Target: assault offences per 100,000 residents, by NT Government service region, by calendar month. The model is fitted on the log1p transform of this rate and predictions are </w:t>
+      </w:r>
+      <w:proofErr w:type="gramStart"/>
+      <w:r>
+        <w:rPr>
+          <w:rFonts w:ascii="Times New Roman" w:hAnsi="Times New Roman"/>
+          <w:sz w:val="24"/>
+          <w:szCs w:val="24"/>
+          <w:lang w:val="en-US"/>
+        </w:rPr>
+        <w:t>back-transformed</w:t>
+      </w:r>
+      <w:proofErr w:type="gramEnd"/>
+      <w:r>
+        <w:rPr>
+          <w:rFonts w:ascii="Times New Roman" w:hAnsi="Times New Roman"/>
+          <w:sz w:val="24"/>
+          <w:szCs w:val="24"/>
+          <w:lang w:val="en-US"/>
+        </w:rPr>
+        <w:t xml:space="preserve"> before evaluation, so all reported errors are on the interpretable rate scale.</w:t>
       </w:r>
     </w:p>
     <w:p>
@@ -27769,7 +28389,7 @@
           <w:ilvl w:val="0"/>
           <w:numId w:val="20"/>
         </w:numPr>
-        <w:spacing w:before="120" w:line="276" w:lineRule="auto"/>
+        <w:spacing w:before="120"/>
         <w:ind w:left="0" w:firstLine="360"/>
         <w:jc w:val="both"/>
         <w:rPr>
@@ -27795,7 +28415,7 @@
           <w:ilvl w:val="0"/>
           <w:numId w:val="20"/>
         </w:numPr>
-        <w:spacing w:before="120" w:line="276" w:lineRule="auto"/>
+        <w:spacing w:before="120"/>
         <w:ind w:left="0" w:firstLine="360"/>
         <w:jc w:val="both"/>
         <w:rPr>
@@ -27821,7 +28441,7 @@
           <w:ilvl w:val="0"/>
           <w:numId w:val="20"/>
         </w:numPr>
-        <w:spacing w:before="120" w:line="276" w:lineRule="auto"/>
+        <w:spacing w:before="120"/>
         <w:ind w:left="0" w:firstLine="360"/>
         <w:jc w:val="both"/>
         <w:rPr>
@@ -27838,12 +28458,32 @@
           <w:szCs w:val="24"/>
           <w:lang w:val="en-US"/>
         </w:rPr>
-        <w:t>Evaluation window: the six most recent months are excluded because offences are still being recorded against them. This aligns the implementation with the commitment made in the Assessment 1 risk analysis.</w:t>
+        <w:t xml:space="preserve">Evaluation window: the six most recent months are excluded because offences are still being recorded against them. This aligns the implementation with the commitment made </w:t>
+      </w:r>
+      <w:proofErr w:type="gramStart"/>
+      <w:r>
+        <w:rPr>
+          <w:rFonts w:ascii="Times New Roman" w:hAnsi="Times New Roman"/>
+          <w:sz w:val="24"/>
+          <w:szCs w:val="24"/>
+          <w:lang w:val="en-US"/>
+        </w:rPr>
+        <w:t>in</w:t>
+      </w:r>
+      <w:proofErr w:type="gramEnd"/>
+      <w:r>
+        <w:rPr>
+          <w:rFonts w:ascii="Times New Roman" w:hAnsi="Times New Roman"/>
+          <w:sz w:val="24"/>
+          <w:szCs w:val="24"/>
+          <w:lang w:val="en-US"/>
+        </w:rPr>
+        <w:t xml:space="preserve"> the Assessment 1 risk analysis.</w:t>
       </w:r>
     </w:p>
     <w:p>
       <w:pPr>
-        <w:spacing w:before="120" w:line="276" w:lineRule="auto"/>
+        <w:spacing w:before="120"/>
         <w:rPr>
           <w:rFonts w:ascii="Times New Roman" w:hAnsi="Times New Roman"/>
           <w:b/>
@@ -27867,7 +28507,7 @@
     </w:p>
     <w:p>
       <w:pPr>
-        <w:spacing w:before="120" w:line="276" w:lineRule="auto"/>
+        <w:spacing w:before="120"/>
         <w:jc w:val="both"/>
         <w:rPr>
           <w:rFonts w:ascii="Times New Roman" w:hAnsi="Times New Roman"/>
@@ -27914,7 +28554,7 @@
           <w:szCs w:val="24"/>
           <w:lang w:val="en-US"/>
         </w:rPr>
-        <w:t xml:space="preserve"> is designed for exactly this collinearity, and Lasso additionally performs variable selection among competing lags. Second, the panel contains 696 observations across six regions, which is small for high-variance learners and </w:t>
+        <w:t xml:space="preserve"> is designed for exactly this collinearity, and Lasso additionally performs variable selection among competing lags. Second, the panel </w:t>
       </w:r>
       <w:r>
         <w:rPr>
@@ -27924,12 +28564,12 @@
           <w:lang w:val="en-US"/>
         </w:rPr>
         <w:lastRenderedPageBreak/>
-        <w:t>creates a substantial overfitting risk. Third, the end user is an operational planner rather than a data scientist, and linear coefficients can be read directly as the effect of a change in each predictor, supporting the interpretability requirement identified in Assessment 1.</w:t>
+        <w:t>contains 696 observations across six regions, which is small for high-variance learners and creates a substantial overfitting risk. Third, the end user is an operational planner rather than a data scientist, and linear coefficients can be read directly as the effect of a change in each predictor, supporting the interpretability requirement identified in Assessment 1.</w:t>
       </w:r>
     </w:p>
     <w:p>
       <w:pPr>
-        <w:spacing w:before="120" w:line="276" w:lineRule="auto"/>
+        <w:spacing w:before="120"/>
         <w:jc w:val="both"/>
         <w:rPr>
           <w:rFonts w:ascii="Times New Roman" w:hAnsi="Times New Roman"/>
@@ -27954,7 +28594,7 @@
     </w:p>
     <w:p>
       <w:pPr>
-        <w:spacing w:before="120" w:line="276" w:lineRule="auto"/>
+        <w:spacing w:before="120"/>
         <w:jc w:val="both"/>
         <w:rPr>
           <w:rFonts w:ascii="Times New Roman" w:hAnsi="Times New Roman"/>
@@ -28035,7 +28675,7 @@
     </w:p>
     <w:p>
       <w:pPr>
-        <w:spacing w:before="120" w:line="276" w:lineRule="auto"/>
+        <w:spacing w:before="120"/>
         <w:jc w:val="both"/>
         <w:rPr>
           <w:rFonts w:ascii="Times New Roman" w:hAnsi="Times New Roman"/>
@@ -28051,7 +28691,27 @@
           <w:szCs w:val="24"/>
           <w:lang w:val="en-US"/>
         </w:rPr>
-        <w:t xml:space="preserve">Validation uses rolling-origin </w:t>
+        <w:t xml:space="preserve">Validation uses </w:t>
+      </w:r>
+      <w:proofErr w:type="gramStart"/>
+      <w:r>
+        <w:rPr>
+          <w:rFonts w:ascii="Times New Roman" w:hAnsi="Times New Roman"/>
+          <w:sz w:val="24"/>
+          <w:szCs w:val="24"/>
+          <w:lang w:val="en-US"/>
+        </w:rPr>
+        <w:t>rolling-origin</w:t>
+      </w:r>
+      <w:proofErr w:type="gramEnd"/>
+      <w:r>
+        <w:rPr>
+          <w:rFonts w:ascii="Times New Roman" w:hAnsi="Times New Roman"/>
+          <w:sz w:val="24"/>
+          <w:szCs w:val="24"/>
+          <w:lang w:val="en-US"/>
+        </w:rPr>
+        <w:t xml:space="preserve"> </w:t>
       </w:r>
       <w:proofErr w:type="spellStart"/>
       <w:r>
@@ -28071,12 +28731,52 @@
           <w:szCs w:val="24"/>
           <w:lang w:val="en-US"/>
         </w:rPr>
-        <w:t xml:space="preserve"> with an expanding window. At each origin the model is refitted on every month strictly earlier than that origin and then asked to predict the month h steps ahead. All predictors are lagged values or deterministic calendar terms, so no information from the target month or later enters the prediction. This measures forecasting performance rather than in-sample fit, and produces a distribution of errors across many origins rather than a single train-test split.</w:t>
+        <w:t xml:space="preserve"> with an expanding window. At each origin the model is </w:t>
+      </w:r>
+      <w:proofErr w:type="gramStart"/>
+      <w:r>
+        <w:rPr>
+          <w:rFonts w:ascii="Times New Roman" w:hAnsi="Times New Roman"/>
+          <w:sz w:val="24"/>
+          <w:szCs w:val="24"/>
+          <w:lang w:val="en-US"/>
+        </w:rPr>
+        <w:t>refitted on</w:t>
+      </w:r>
+      <w:proofErr w:type="gramEnd"/>
+      <w:r>
+        <w:rPr>
+          <w:rFonts w:ascii="Times New Roman" w:hAnsi="Times New Roman"/>
+          <w:sz w:val="24"/>
+          <w:szCs w:val="24"/>
+          <w:lang w:val="en-US"/>
+        </w:rPr>
+        <w:t xml:space="preserve"> every month strictly earlier than that origin and then asked to predict the month h steps ahead. All predictors are lagged values or deterministic calendar terms, so no information from the target month or later enters the prediction. This measures forecasting performance rather than in-sample </w:t>
+      </w:r>
+      <w:proofErr w:type="gramStart"/>
+      <w:r>
+        <w:rPr>
+          <w:rFonts w:ascii="Times New Roman" w:hAnsi="Times New Roman"/>
+          <w:sz w:val="24"/>
+          <w:szCs w:val="24"/>
+          <w:lang w:val="en-US"/>
+        </w:rPr>
+        <w:t>fit, and</w:t>
+      </w:r>
+      <w:proofErr w:type="gramEnd"/>
+      <w:r>
+        <w:rPr>
+          <w:rFonts w:ascii="Times New Roman" w:hAnsi="Times New Roman"/>
+          <w:sz w:val="24"/>
+          <w:szCs w:val="24"/>
+          <w:lang w:val="en-US"/>
+        </w:rPr>
+        <w:t xml:space="preserve"> produces a distribution of errors across many origins rather than a single train-test split.</w:t>
       </w:r>
     </w:p>
     <w:p>
       <w:pPr>
-        <w:spacing w:before="120" w:line="276" w:lineRule="auto"/>
+        <w:spacing w:before="120"/>
         <w:jc w:val="both"/>
         <w:rPr>
           <w:rFonts w:ascii="Times New Roman" w:hAnsi="Times New Roman"/>
@@ -28099,15 +28799,25 @@
     </w:p>
     <w:p>
       <w:pPr>
-        <w:spacing w:before="120" w:line="276" w:lineRule="auto"/>
+        <w:spacing w:before="120"/>
         <w:jc w:val="both"/>
         <w:rPr>
           <w:rFonts w:ascii="Times New Roman" w:hAnsi="Times New Roman"/>
           <w:sz w:val="24"/>
           <w:szCs w:val="24"/>
+          <w:lang w:val="vi-VN"/>
+        </w:rPr>
+      </w:pPr>
+      <w:r>
+        <w:rPr>
+          <w:rFonts w:ascii="Times New Roman" w:hAnsi="Times New Roman"/>
+          <w:sz w:val="24"/>
+          <w:szCs w:val="24"/>
           <w:lang w:val="en-US"/>
         </w:rPr>
-      </w:pPr>
+        <w:t xml:space="preserve">Assessment 1 compared candidate models only against one another, which cannot establish whether any of them add value. Two naive benchmarks were introduced: a </w:t>
+      </w:r>
+      <w:proofErr w:type="gramStart"/>
       <w:r>
         <w:rPr>
           <w:rFonts w:ascii="Times New Roman" w:hAnsi="Times New Roman"/>
@@ -28115,24 +28825,24 @@
           <w:szCs w:val="24"/>
           <w:lang w:val="en-US"/>
         </w:rPr>
-        <w:t>Assessment 1 compared candidate models only against one another, which cannot establish whether any of them add value. Two naive benchmarks were introduced: a seasonal naive forecast, which predicts the same month in the previous year, and a twelve-month moving average of the most recent complete year. Skill is reported as the percentage reduction in RMSE relative to the seasonal naive benchmark, so a negative value indicates a model performing worse than assuming last year repeats.</w:t>
+        <w:t>seasonal naive</w:t>
+      </w:r>
+      <w:proofErr w:type="gramEnd"/>
+      <w:r>
+        <w:rPr>
+          <w:rFonts w:ascii="Times New Roman" w:hAnsi="Times New Roman"/>
+          <w:sz w:val="24"/>
+          <w:szCs w:val="24"/>
+          <w:lang w:val="en-US"/>
+        </w:rPr>
+        <w:t xml:space="preserve"> forecast, which predicts the same month in the previous year, and a twelve-month moving average of the most recent complete year. Skill is reported as the percentage reduction in RMSE relative to the seasonal naive benchmark, so a negative value indicates a model performing worse than assuming last year repeats.</w:t>
       </w:r>
     </w:p>
     <w:p>
       <w:pPr>
-        <w:rPr>
-          <w:rFonts w:ascii="Times New Roman" w:hAnsi="Times New Roman"/>
-          <w:sz w:val="24"/>
-          <w:szCs w:val="24"/>
-          <w:lang w:val="en-US"/>
-        </w:rPr>
-      </w:pPr>
-    </w:p>
-    <w:p>
-      <w:pPr>
         <w:pStyle w:val="Caption"/>
         <w:keepNext/>
-        <w:spacing w:before="120" w:line="276" w:lineRule="auto"/>
+        <w:spacing w:before="120"/>
         <w:jc w:val="center"/>
         <w:rPr>
           <w:rFonts w:ascii="Times New Roman" w:hAnsi="Times New Roman"/>
@@ -28141,7 +28851,7 @@
           <w:szCs w:val="24"/>
         </w:rPr>
       </w:pPr>
-      <w:bookmarkStart w:id="60" w:name="_Toc239977791"/>
+      <w:bookmarkStart w:id="62" w:name="_Toc239977791"/>
       <w:r>
         <w:rPr>
           <w:rFonts w:ascii="Times New Roman" w:hAnsi="Times New Roman"/>
@@ -28225,7 +28935,7 @@
         </w:rPr>
         <w:t>)</w:t>
       </w:r>
-      <w:bookmarkEnd w:id="60"/>
+      <w:bookmarkEnd w:id="62"/>
     </w:p>
     <w:tbl>
       <w:tblPr>
@@ -29792,7 +30502,6 @@
                 <w:szCs w:val="24"/>
                 <w:lang w:val="en-US"/>
               </w:rPr>
-              <w:lastRenderedPageBreak/>
               <w:t>Lasso</w:t>
             </w:r>
           </w:p>
@@ -30160,6 +30869,7 @@
                 <w:szCs w:val="24"/>
                 <w:lang w:val="en-US"/>
               </w:rPr>
+              <w:lastRenderedPageBreak/>
               <w:t>Moving average (12m)</w:t>
             </w:r>
           </w:p>
@@ -31443,6 +32153,7 @@
     </w:tbl>
     <w:p>
       <w:pPr>
+        <w:jc w:val="center"/>
         <w:rPr>
           <w:rFonts w:ascii="Times New Roman" w:hAnsi="Times New Roman"/>
           <w:i/>
@@ -31509,7 +32220,7 @@
     </w:p>
     <w:p>
       <w:pPr>
-        <w:spacing w:before="120" w:line="276" w:lineRule="auto"/>
+        <w:spacing w:before="120"/>
         <w:jc w:val="both"/>
         <w:rPr>
           <w:rFonts w:ascii="Times New Roman" w:hAnsi="Times New Roman"/>
@@ -31525,12 +32236,92 @@
           <w:szCs w:val="24"/>
           <w:lang w:val="en-US"/>
         </w:rPr>
-        <w:t>The twelve-month moving average outperforms every fitted model at every horizon tested. It achieves a 25.2 per cent RMSE improvement over the seasonal naive benchmark at one month and retains 21.0 per cent at twelve months, while the best regression model, Ridge, reaches 23.0 per cent at one month but falls to 5.1 per cent at twelve. Lasso performs worse than the seasonal naive benchmark at the twelve-month horizon, with a skill score of -9.6 per cent.</w:t>
+        <w:t xml:space="preserve">The twelve-month moving average outperforms every fitted model </w:t>
+      </w:r>
+      <w:proofErr w:type="gramStart"/>
+      <w:r>
+        <w:rPr>
+          <w:rFonts w:ascii="Times New Roman" w:hAnsi="Times New Roman"/>
+          <w:sz w:val="24"/>
+          <w:szCs w:val="24"/>
+          <w:lang w:val="en-US"/>
+        </w:rPr>
+        <w:t>at</w:t>
+      </w:r>
+      <w:proofErr w:type="gramEnd"/>
+      <w:r>
+        <w:rPr>
+          <w:rFonts w:ascii="Times New Roman" w:hAnsi="Times New Roman"/>
+          <w:sz w:val="24"/>
+          <w:szCs w:val="24"/>
+          <w:lang w:val="en-US"/>
+        </w:rPr>
+        <w:t xml:space="preserve"> every horizon tested. It achieves a 25.2 per cent RMSE improvement over the seasonal naive benchmark at one month and </w:t>
+      </w:r>
+      <w:proofErr w:type="gramStart"/>
+      <w:r>
+        <w:rPr>
+          <w:rFonts w:ascii="Times New Roman" w:hAnsi="Times New Roman"/>
+          <w:sz w:val="24"/>
+          <w:szCs w:val="24"/>
+          <w:lang w:val="en-US"/>
+        </w:rPr>
+        <w:t>retains</w:t>
+      </w:r>
+      <w:proofErr w:type="gramEnd"/>
+      <w:r>
+        <w:rPr>
+          <w:rFonts w:ascii="Times New Roman" w:hAnsi="Times New Roman"/>
+          <w:sz w:val="24"/>
+          <w:szCs w:val="24"/>
+          <w:lang w:val="en-US"/>
+        </w:rPr>
+        <w:t xml:space="preserve"> 21.0 per cent </w:t>
+      </w:r>
+      <w:proofErr w:type="gramStart"/>
+      <w:r>
+        <w:rPr>
+          <w:rFonts w:ascii="Times New Roman" w:hAnsi="Times New Roman"/>
+          <w:sz w:val="24"/>
+          <w:szCs w:val="24"/>
+          <w:lang w:val="en-US"/>
+        </w:rPr>
+        <w:t>at twelve</w:t>
+      </w:r>
+      <w:proofErr w:type="gramEnd"/>
+      <w:r>
+        <w:rPr>
+          <w:rFonts w:ascii="Times New Roman" w:hAnsi="Times New Roman"/>
+          <w:sz w:val="24"/>
+          <w:szCs w:val="24"/>
+          <w:lang w:val="en-US"/>
+        </w:rPr>
+        <w:t xml:space="preserve"> months, while the best regression model, Ridge, reaches 23.0 per cent </w:t>
+      </w:r>
+      <w:proofErr w:type="gramStart"/>
+      <w:r>
+        <w:rPr>
+          <w:rFonts w:ascii="Times New Roman" w:hAnsi="Times New Roman"/>
+          <w:sz w:val="24"/>
+          <w:szCs w:val="24"/>
+          <w:lang w:val="en-US"/>
+        </w:rPr>
+        <w:t>at</w:t>
+      </w:r>
+      <w:proofErr w:type="gramEnd"/>
+      <w:r>
+        <w:rPr>
+          <w:rFonts w:ascii="Times New Roman" w:hAnsi="Times New Roman"/>
+          <w:sz w:val="24"/>
+          <w:szCs w:val="24"/>
+          <w:lang w:val="en-US"/>
+        </w:rPr>
+        <w:t xml:space="preserve"> one month but falls to 5.1 per cent at twelve. Lasso performs worse than the seasonal naive benchmark at the twelve-month horizon, with a skill score of -9.6 per cent.</w:t>
       </w:r>
     </w:p>
     <w:p>
       <w:pPr>
-        <w:spacing w:before="120" w:line="276" w:lineRule="auto"/>
+        <w:spacing w:before="120"/>
         <w:jc w:val="both"/>
         <w:rPr>
           <w:rFonts w:ascii="Times New Roman" w:hAnsi="Times New Roman"/>
@@ -31571,7 +32362,7 @@
     </w:p>
     <w:p>
       <w:pPr>
-        <w:spacing w:before="120" w:line="276" w:lineRule="auto"/>
+        <w:spacing w:before="120"/>
         <w:jc w:val="both"/>
         <w:rPr>
           <w:rFonts w:ascii="Times New Roman" w:hAnsi="Times New Roman"/>
@@ -31592,7 +32383,7 @@
     </w:p>
     <w:p>
       <w:pPr>
-        <w:spacing w:before="120" w:line="276" w:lineRule="auto"/>
+        <w:spacing w:before="120"/>
         <w:jc w:val="both"/>
         <w:rPr>
           <w:rFonts w:ascii="Times New Roman" w:hAnsi="Times New Roman"/>
@@ -31613,7 +32404,7 @@
     </w:p>
     <w:p>
       <w:pPr>
-        <w:spacing w:before="120" w:line="276" w:lineRule="auto"/>
+        <w:spacing w:before="120"/>
         <w:jc w:val="both"/>
         <w:rPr>
           <w:rFonts w:ascii="Times New Roman" w:hAnsi="Times New Roman"/>
@@ -31638,7 +32429,7 @@
     </w:p>
     <w:p>
       <w:pPr>
-        <w:spacing w:before="120" w:line="276" w:lineRule="auto"/>
+        <w:spacing w:before="120"/>
         <w:jc w:val="both"/>
         <w:rPr>
           <w:rFonts w:ascii="Times New Roman" w:hAnsi="Times New Roman"/>
@@ -31654,33 +32445,62 @@
           <w:szCs w:val="24"/>
           <w:lang w:val="en-US"/>
         </w:rPr>
+        <w:t xml:space="preserve">Prediction intervals are constructed empirically from the distribution of </w:t>
+      </w:r>
+      <w:proofErr w:type="spellStart"/>
+      <w:r>
+        <w:rPr>
+          <w:rFonts w:ascii="Times New Roman" w:hAnsi="Times New Roman"/>
+          <w:sz w:val="24"/>
+          <w:szCs w:val="24"/>
+          <w:lang w:val="en-US"/>
+        </w:rPr>
+        <w:t>backtest</w:t>
+      </w:r>
+      <w:proofErr w:type="spellEnd"/>
+      <w:r>
+        <w:rPr>
+          <w:rFonts w:ascii="Times New Roman" w:hAnsi="Times New Roman"/>
+          <w:sz w:val="24"/>
+          <w:szCs w:val="24"/>
+          <w:lang w:val="en-US"/>
+        </w:rPr>
+        <w:t xml:space="preserve"> residuals rather than from a parametric assumption, since the residuals are not normally distributed. For each horizon the tenth and ninetieth percentiles of the residual distribution are added to the point forecast. Empirical coverage of the resulting intervals is between 78 and 80 per cent against a nominal 80 per cent, indicating the intervals are well calibrated. The intervals are wide, spanning roughly 230 to 246 assaults per 100,000, which </w:t>
+      </w:r>
+      <w:proofErr w:type="gramStart"/>
+      <w:r>
+        <w:rPr>
+          <w:rFonts w:ascii="Times New Roman" w:hAnsi="Times New Roman"/>
+          <w:sz w:val="24"/>
+          <w:szCs w:val="24"/>
+          <w:lang w:val="en-US"/>
+        </w:rPr>
+        <w:t>is itself</w:t>
+      </w:r>
+      <w:proofErr w:type="gramEnd"/>
+      <w:r>
+        <w:rPr>
+          <w:rFonts w:ascii="Times New Roman" w:hAnsi="Times New Roman"/>
+          <w:sz w:val="24"/>
+          <w:szCs w:val="24"/>
+          <w:lang w:val="en-US"/>
+        </w:rPr>
+        <w:t xml:space="preserve"> an important </w:t>
+      </w:r>
+      <w:r>
+        <w:rPr>
+          <w:rFonts w:ascii="Times New Roman" w:hAnsi="Times New Roman"/>
+          <w:sz w:val="24"/>
+          <w:szCs w:val="24"/>
+          <w:lang w:val="en-US"/>
+        </w:rPr>
         <w:lastRenderedPageBreak/>
-        <w:t xml:space="preserve">Prediction intervals are constructed empirically from the distribution of </w:t>
-      </w:r>
-      <w:proofErr w:type="spellStart"/>
-      <w:r>
-        <w:rPr>
-          <w:rFonts w:ascii="Times New Roman" w:hAnsi="Times New Roman"/>
-          <w:sz w:val="24"/>
-          <w:szCs w:val="24"/>
-          <w:lang w:val="en-US"/>
-        </w:rPr>
-        <w:t>backtest</w:t>
-      </w:r>
-      <w:proofErr w:type="spellEnd"/>
-      <w:r>
-        <w:rPr>
-          <w:rFonts w:ascii="Times New Roman" w:hAnsi="Times New Roman"/>
-          <w:sz w:val="24"/>
-          <w:szCs w:val="24"/>
-          <w:lang w:val="en-US"/>
-        </w:rPr>
-        <w:t xml:space="preserve"> residuals rather than from a parametric assumption, since the residuals are not normally distributed. For each horizon the tenth and ninetieth percentiles of the residual distribution are added to the point forecast. Empirical coverage of the resulting intervals is between 78 and 80 per cent against a nominal 80 per cent, indicating the intervals are well calibrated. The intervals are wide, spanning roughly 230 to 246 assaults per 100,000, which is itself an important operational message: forecasts at this granularity carry substantial uncertainty and should be presented to PFES as planning ranges rather than point predictions.</w:t>
+        <w:t>operational message: forecasts at this granularity carry substantial uncertainty and should be presented to PFES as planning ranges rather than point predictions.</w:t>
       </w:r>
     </w:p>
     <w:p>
       <w:pPr>
-        <w:spacing w:before="120" w:line="276" w:lineRule="auto"/>
+        <w:spacing w:before="120"/>
         <w:jc w:val="both"/>
         <w:rPr>
           <w:rFonts w:ascii="Times New Roman" w:hAnsi="Times New Roman"/>
@@ -31705,7 +32525,7 @@
     </w:p>
     <w:p>
       <w:pPr>
-        <w:spacing w:before="120" w:line="276" w:lineRule="auto"/>
+        <w:spacing w:before="120"/>
         <w:jc w:val="both"/>
         <w:rPr>
           <w:rFonts w:ascii="Times New Roman" w:hAnsi="Times New Roman"/>
@@ -31741,12 +32561,32 @@
           <w:szCs w:val="24"/>
           <w:lang w:val="en-US"/>
         </w:rPr>
-        <w:t xml:space="preserve"> from December 2023, and the ANZSOC reclassification from April 2025. Including these indicators did not change cross-validation error, because the cross-validation period ends in 2022 and both indicators are therefore constant across every fold. They are retained because they are active in the evaluation period and because omitting a known level shift would bias the coefficients on the lag terms. This null result in cross-validation is reported explicitly rather than left implicit.</w:t>
+        <w:t xml:space="preserve"> from December 2023, and the ANZSOC reclassification from April 2025. Including these indicators did not change cross-validation error, because the cross-validation period ends in 2022 and both indicators are therefore constant across every fold. They are retained because they are active in the evaluation period and because omitting a known level shift would bias the coefficients on </w:t>
+      </w:r>
+      <w:proofErr w:type="gramStart"/>
+      <w:r>
+        <w:rPr>
+          <w:rFonts w:ascii="Times New Roman" w:hAnsi="Times New Roman"/>
+          <w:sz w:val="24"/>
+          <w:szCs w:val="24"/>
+          <w:lang w:val="en-US"/>
+        </w:rPr>
+        <w:t>the lag</w:t>
+      </w:r>
+      <w:proofErr w:type="gramEnd"/>
+      <w:r>
+        <w:rPr>
+          <w:rFonts w:ascii="Times New Roman" w:hAnsi="Times New Roman"/>
+          <w:sz w:val="24"/>
+          <w:szCs w:val="24"/>
+          <w:lang w:val="en-US"/>
+        </w:rPr>
+        <w:t xml:space="preserve"> terms. This null result in cross-validation is reported explicitly rather than left implicit.</w:t>
       </w:r>
     </w:p>
     <w:p>
       <w:pPr>
-        <w:spacing w:before="120" w:line="276" w:lineRule="auto"/>
+        <w:spacing w:before="120"/>
         <w:jc w:val="both"/>
         <w:rPr>
           <w:rFonts w:ascii="Times New Roman" w:hAnsi="Times New Roman"/>
@@ -31771,7 +32611,7 @@
     </w:p>
     <w:p>
       <w:pPr>
-        <w:spacing w:before="120" w:line="276" w:lineRule="auto"/>
+        <w:spacing w:before="120"/>
         <w:jc w:val="both"/>
         <w:rPr>
           <w:rFonts w:ascii="Times New Roman" w:hAnsi="Times New Roman"/>
@@ -31812,7 +32652,7 @@
     </w:p>
     <w:p>
       <w:pPr>
-        <w:spacing w:before="120" w:line="276" w:lineRule="auto"/>
+        <w:spacing w:before="120"/>
         <w:jc w:val="both"/>
         <w:rPr>
           <w:rFonts w:ascii="Times New Roman" w:hAnsi="Times New Roman"/>
@@ -31853,7 +32693,7 @@
     </w:p>
     <w:p>
       <w:pPr>
-        <w:spacing w:before="120" w:line="276" w:lineRule="auto"/>
+        <w:spacing w:before="120"/>
         <w:jc w:val="both"/>
         <w:rPr>
           <w:rFonts w:ascii="Times New Roman" w:hAnsi="Times New Roman"/>
@@ -31878,7 +32718,7 @@
     </w:p>
     <w:p>
       <w:pPr>
-        <w:spacing w:before="120" w:line="276" w:lineRule="auto"/>
+        <w:spacing w:before="120"/>
         <w:jc w:val="both"/>
         <w:rPr>
           <w:rFonts w:ascii="Times New Roman" w:hAnsi="Times New Roman"/>
@@ -31899,7 +32739,7 @@
     </w:p>
     <w:p>
       <w:pPr>
-        <w:spacing w:before="120" w:line="276" w:lineRule="auto"/>
+        <w:spacing w:before="120"/>
         <w:jc w:val="both"/>
         <w:rPr>
           <w:rFonts w:ascii="Times New Roman" w:hAnsi="Times New Roman"/>
@@ -31925,7 +32765,7 @@
           <w:ilvl w:val="0"/>
           <w:numId w:val="7"/>
         </w:numPr>
-        <w:spacing w:before="120" w:after="120" w:line="276" w:lineRule="auto"/>
+        <w:spacing w:before="120" w:after="120" w:line="240" w:lineRule="auto"/>
         <w:ind w:left="426"/>
         <w:contextualSpacing w:val="0"/>
         <w:jc w:val="both"/>
@@ -31939,10 +32779,10 @@
           <w:lang w:val="en-AU"/>
         </w:rPr>
       </w:pPr>
-      <w:bookmarkStart w:id="61" w:name="_Toc239977753"/>
-      <w:bookmarkStart w:id="62" w:name="OLE_LINK7"/>
-      <w:bookmarkEnd w:id="54"/>
-      <w:bookmarkEnd w:id="58"/>
+      <w:bookmarkStart w:id="63" w:name="_Toc239977753"/>
+      <w:bookmarkStart w:id="64" w:name="OLE_LINK7"/>
+      <w:bookmarkEnd w:id="56"/>
+      <w:bookmarkEnd w:id="59"/>
       <w:r>
         <w:rPr>
           <w:rFonts w:ascii="Times New Roman" w:eastAsia="Times New Roman" w:hAnsi="Times New Roman" w:cs="Times New Roman"/>
@@ -31952,15 +32792,14 @@
           <w:szCs w:val="24"/>
           <w:lang w:val="en-AU"/>
         </w:rPr>
-        <w:lastRenderedPageBreak/>
         <w:t>Implementation progress</w:t>
       </w:r>
-      <w:bookmarkEnd w:id="61"/>
+      <w:bookmarkEnd w:id="63"/>
     </w:p>
-    <w:bookmarkEnd w:id="62"/>
+    <w:bookmarkEnd w:id="64"/>
     <w:p>
       <w:pPr>
-        <w:spacing w:before="120" w:after="100" w:afterAutospacing="1" w:line="276" w:lineRule="auto"/>
+        <w:spacing w:before="120" w:after="100" w:afterAutospacing="1"/>
         <w:rPr>
           <w:rFonts w:ascii="Times New Roman" w:eastAsia="Times New Roman" w:hAnsi="Times New Roman"/>
           <w:sz w:val="24"/>
@@ -31987,7 +32826,7 @@
         <w:tabs>
           <w:tab w:val="clear" w:pos="720"/>
         </w:tabs>
-        <w:spacing w:before="120" w:after="100" w:afterAutospacing="1" w:line="276" w:lineRule="auto"/>
+        <w:spacing w:before="120" w:after="100" w:afterAutospacing="1"/>
         <w:ind w:left="0" w:firstLine="207"/>
         <w:jc w:val="both"/>
         <w:rPr>
@@ -32036,7 +32875,7 @@
         <w:tabs>
           <w:tab w:val="clear" w:pos="720"/>
         </w:tabs>
-        <w:spacing w:before="120" w:after="100" w:afterAutospacing="1" w:line="276" w:lineRule="auto"/>
+        <w:spacing w:before="120" w:after="100" w:afterAutospacing="1"/>
         <w:ind w:left="0" w:firstLine="207"/>
         <w:jc w:val="both"/>
         <w:rPr>
@@ -32085,7 +32924,7 @@
         <w:tabs>
           <w:tab w:val="clear" w:pos="720"/>
         </w:tabs>
-        <w:spacing w:before="120" w:after="100" w:afterAutospacing="1" w:line="276" w:lineRule="auto"/>
+        <w:spacing w:before="120" w:after="100" w:afterAutospacing="1"/>
         <w:ind w:left="0" w:firstLine="207"/>
         <w:jc w:val="both"/>
         <w:rPr>
@@ -32134,7 +32973,7 @@
         <w:tabs>
           <w:tab w:val="clear" w:pos="720"/>
         </w:tabs>
-        <w:spacing w:before="120" w:after="100" w:afterAutospacing="1" w:line="276" w:lineRule="auto"/>
+        <w:spacing w:before="120" w:after="100" w:afterAutospacing="1"/>
         <w:ind w:left="0" w:firstLine="207"/>
         <w:jc w:val="both"/>
         <w:rPr>
@@ -32151,6 +32990,7 @@
           <w:szCs w:val="24"/>
           <w:lang w:eastAsia="en-US"/>
         </w:rPr>
+        <w:lastRenderedPageBreak/>
         <w:t xml:space="preserve">Analytics/ML (Hendrick/Thomas) - </w:t>
       </w:r>
       <w:r>
@@ -32203,7 +33043,7 @@
         <w:tabs>
           <w:tab w:val="clear" w:pos="720"/>
         </w:tabs>
-        <w:spacing w:before="120" w:after="100" w:afterAutospacing="1" w:line="276" w:lineRule="auto"/>
+        <w:spacing w:before="120" w:after="100" w:afterAutospacing="1"/>
         <w:ind w:left="0" w:firstLine="207"/>
         <w:jc w:val="both"/>
         <w:rPr>
@@ -32245,7 +33085,7 @@
     </w:p>
     <w:p>
       <w:pPr>
-        <w:spacing w:before="120" w:after="100" w:afterAutospacing="1" w:line="276" w:lineRule="auto"/>
+        <w:spacing w:before="120" w:after="100" w:afterAutospacing="1"/>
         <w:rPr>
           <w:rFonts w:ascii="Times New Roman" w:eastAsia="Times New Roman" w:hAnsi="Times New Roman"/>
           <w:sz w:val="24"/>
@@ -32270,7 +33110,7 @@
           <w:ilvl w:val="0"/>
           <w:numId w:val="7"/>
         </w:numPr>
-        <w:spacing w:before="120" w:after="120" w:line="276" w:lineRule="auto"/>
+        <w:spacing w:before="120" w:after="120" w:line="240" w:lineRule="auto"/>
         <w:ind w:left="426"/>
         <w:contextualSpacing w:val="0"/>
         <w:jc w:val="both"/>
@@ -32284,7 +33124,7 @@
           <w:lang w:val="en-AU"/>
         </w:rPr>
       </w:pPr>
-      <w:bookmarkStart w:id="63" w:name="_Toc239977754"/>
+      <w:bookmarkStart w:id="65" w:name="_Toc239977754"/>
       <w:r>
         <w:rPr>
           <w:rFonts w:ascii="Times New Roman" w:eastAsia="Times New Roman" w:hAnsi="Times New Roman" w:cs="Times New Roman"/>
@@ -32296,7 +33136,7 @@
         </w:rPr>
         <w:t>Updated Workflow</w:t>
       </w:r>
-      <w:bookmarkEnd w:id="63"/>
+      <w:bookmarkEnd w:id="65"/>
       <w:r>
         <w:rPr>
           <w:rFonts w:ascii="Times New Roman" w:eastAsia="Times New Roman" w:hAnsi="Times New Roman" w:cs="Times New Roman"/>
@@ -32312,7 +33152,7 @@
     <w:p>
       <w:pPr>
         <w:pStyle w:val="ListParagraph"/>
-        <w:spacing w:before="120" w:after="120" w:line="276" w:lineRule="auto"/>
+        <w:spacing w:before="120" w:after="120" w:line="240" w:lineRule="auto"/>
         <w:ind w:left="0"/>
         <w:contextualSpacing w:val="0"/>
         <w:jc w:val="both"/>
@@ -32335,23 +33175,8 @@
     </w:p>
     <w:p>
       <w:pPr>
-        <w:pStyle w:val="ListParagraph"/>
-        <w:spacing w:before="120" w:after="120" w:line="276" w:lineRule="auto"/>
-        <w:ind w:left="0"/>
-        <w:contextualSpacing w:val="0"/>
-        <w:jc w:val="both"/>
-        <w:rPr>
-          <w:rFonts w:ascii="Times New Roman" w:eastAsia="Times New Roman" w:hAnsi="Times New Roman" w:cs="Times New Roman"/>
-          <w:sz w:val="24"/>
-          <w:szCs w:val="24"/>
-          <w:lang w:val="vi-VN"/>
-        </w:rPr>
-      </w:pPr>
-    </w:p>
-    <w:p>
-      <w:pPr>
         <w:pStyle w:val="Caption"/>
-        <w:spacing w:before="120" w:line="276" w:lineRule="auto"/>
+        <w:spacing w:before="120"/>
         <w:ind w:left="360"/>
         <w:jc w:val="center"/>
         <w:rPr>
@@ -32361,7 +33186,7 @@
           <w:szCs w:val="24"/>
         </w:rPr>
       </w:pPr>
-      <w:bookmarkStart w:id="64" w:name="_Toc239977135"/>
+      <w:bookmarkStart w:id="66" w:name="_Toc239977135"/>
       <w:r>
         <w:rPr>
           <w:rFonts w:ascii="Times New Roman" w:eastAsia="Times New Roman" w:hAnsi="Times New Roman"/>
@@ -32425,7 +33250,7 @@
         </w:rPr>
         <w:t>. Twelve-week workflow plan</w:t>
       </w:r>
-      <w:bookmarkEnd w:id="64"/>
+      <w:bookmarkEnd w:id="66"/>
     </w:p>
     <w:tbl>
       <w:tblPr>
@@ -32450,7 +33275,7 @@
           <w:p>
             <w:pPr>
               <w:pStyle w:val="ListParagraph"/>
-              <w:spacing w:before="120" w:after="120" w:line="276" w:lineRule="auto"/>
+              <w:spacing w:before="120" w:after="120" w:line="240" w:lineRule="auto"/>
               <w:ind w:left="0"/>
               <w:contextualSpacing w:val="0"/>
               <w:jc w:val="center"/>
@@ -32484,7 +33309,7 @@
           <w:p>
             <w:pPr>
               <w:pStyle w:val="ListParagraph"/>
-              <w:spacing w:before="120" w:after="120" w:line="276" w:lineRule="auto"/>
+              <w:spacing w:before="120" w:after="120" w:line="240" w:lineRule="auto"/>
               <w:ind w:left="0"/>
               <w:contextualSpacing w:val="0"/>
               <w:jc w:val="center"/>
@@ -32518,7 +33343,7 @@
           <w:p>
             <w:pPr>
               <w:pStyle w:val="ListParagraph"/>
-              <w:spacing w:before="120" w:after="120" w:line="276" w:lineRule="auto"/>
+              <w:spacing w:before="120" w:after="120" w:line="240" w:lineRule="auto"/>
               <w:ind w:left="0"/>
               <w:contextualSpacing w:val="0"/>
               <w:jc w:val="center"/>
@@ -32552,7 +33377,7 @@
           <w:p>
             <w:pPr>
               <w:pStyle w:val="ListParagraph"/>
-              <w:spacing w:before="120" w:after="120" w:line="276" w:lineRule="auto"/>
+              <w:spacing w:before="120" w:after="120" w:line="240" w:lineRule="auto"/>
               <w:ind w:left="0"/>
               <w:contextualSpacing w:val="0"/>
               <w:jc w:val="center"/>
@@ -32586,7 +33411,7 @@
           <w:p>
             <w:pPr>
               <w:pStyle w:val="ListParagraph"/>
-              <w:spacing w:before="120" w:after="120" w:line="276" w:lineRule="auto"/>
+              <w:spacing w:before="120" w:after="120" w:line="240" w:lineRule="auto"/>
               <w:ind w:left="0"/>
               <w:contextualSpacing w:val="0"/>
               <w:jc w:val="center"/>
@@ -32621,7 +33446,7 @@
           <w:p>
             <w:pPr>
               <w:pStyle w:val="ListParagraph"/>
-              <w:spacing w:before="120" w:after="120" w:line="276" w:lineRule="auto"/>
+              <w:spacing w:before="120" w:after="120" w:line="240" w:lineRule="auto"/>
               <w:ind w:left="0"/>
               <w:contextualSpacing w:val="0"/>
               <w:jc w:val="both"/>
@@ -32650,7 +33475,7 @@
           <w:p>
             <w:pPr>
               <w:pStyle w:val="ListParagraph"/>
-              <w:spacing w:before="120" w:after="120" w:line="276" w:lineRule="auto"/>
+              <w:spacing w:before="120" w:after="120" w:line="240" w:lineRule="auto"/>
               <w:ind w:left="0"/>
               <w:contextualSpacing w:val="0"/>
               <w:jc w:val="both"/>
@@ -32679,7 +33504,7 @@
           <w:p>
             <w:pPr>
               <w:pStyle w:val="ListParagraph"/>
-              <w:spacing w:before="120" w:after="120" w:line="276" w:lineRule="auto"/>
+              <w:spacing w:before="120" w:after="120" w:line="240" w:lineRule="auto"/>
               <w:ind w:left="0"/>
               <w:contextualSpacing w:val="0"/>
               <w:jc w:val="both"/>
@@ -32728,7 +33553,7 @@
           <w:p>
             <w:pPr>
               <w:pStyle w:val="ListParagraph"/>
-              <w:spacing w:before="120" w:after="120" w:line="276" w:lineRule="auto"/>
+              <w:spacing w:before="120" w:after="120" w:line="240" w:lineRule="auto"/>
               <w:ind w:left="0"/>
               <w:contextualSpacing w:val="0"/>
               <w:jc w:val="center"/>
@@ -32757,7 +33582,7 @@
           <w:p>
             <w:pPr>
               <w:pStyle w:val="ListParagraph"/>
-              <w:spacing w:before="120" w:after="120" w:line="276" w:lineRule="auto"/>
+              <w:spacing w:before="120" w:after="120" w:line="240" w:lineRule="auto"/>
               <w:ind w:left="0"/>
               <w:contextualSpacing w:val="0"/>
               <w:jc w:val="center"/>
@@ -32788,7 +33613,7 @@
           <w:p>
             <w:pPr>
               <w:pStyle w:val="ListParagraph"/>
-              <w:spacing w:before="120" w:after="120" w:line="276" w:lineRule="auto"/>
+              <w:spacing w:before="120" w:after="120" w:line="240" w:lineRule="auto"/>
               <w:ind w:left="0"/>
               <w:contextualSpacing w:val="0"/>
               <w:jc w:val="both"/>
@@ -32817,7 +33642,7 @@
           <w:p>
             <w:pPr>
               <w:pStyle w:val="ListParagraph"/>
-              <w:spacing w:before="120" w:after="120" w:line="276" w:lineRule="auto"/>
+              <w:spacing w:before="120" w:after="120" w:line="240" w:lineRule="auto"/>
               <w:ind w:left="0"/>
               <w:contextualSpacing w:val="0"/>
               <w:jc w:val="both"/>
@@ -32846,7 +33671,7 @@
           <w:p>
             <w:pPr>
               <w:pStyle w:val="ListParagraph"/>
-              <w:spacing w:before="120" w:after="120" w:line="276" w:lineRule="auto"/>
+              <w:spacing w:before="120" w:after="120" w:line="240" w:lineRule="auto"/>
               <w:ind w:left="0"/>
               <w:contextualSpacing w:val="0"/>
               <w:jc w:val="both"/>
@@ -32864,17 +33689,7 @@
                 <w:szCs w:val="24"/>
                 <w:lang w:val="en-AU"/>
               </w:rPr>
-              <w:t xml:space="preserve">Architecture diagram; project management board </w:t>
-            </w:r>
-            <w:r>
-              <w:rPr>
-                <w:rFonts w:ascii="Times New Roman" w:eastAsia="Times New Roman" w:hAnsi="Times New Roman" w:cs="Times New Roman"/>
-                <w:sz w:val="24"/>
-                <w:szCs w:val="24"/>
-                <w:lang w:val="en-AU"/>
-              </w:rPr>
-              <w:lastRenderedPageBreak/>
-              <w:t>populated; confirmed data sources</w:t>
+              <w:t>Architecture diagram; project management board populated; confirmed data sources</w:t>
             </w:r>
           </w:p>
         </w:tc>
@@ -32885,7 +33700,7 @@
           <w:p>
             <w:pPr>
               <w:pStyle w:val="ListParagraph"/>
-              <w:spacing w:before="120" w:after="120" w:line="276" w:lineRule="auto"/>
+              <w:spacing w:before="120" w:after="120" w:line="240" w:lineRule="auto"/>
               <w:ind w:left="0"/>
               <w:contextualSpacing w:val="0"/>
               <w:jc w:val="center"/>
@@ -32903,7 +33718,6 @@
                 <w:szCs w:val="24"/>
                 <w:lang w:val="en-AU"/>
               </w:rPr>
-              <w:lastRenderedPageBreak/>
               <w:t>All</w:t>
             </w:r>
           </w:p>
@@ -32915,7 +33729,7 @@
           <w:p>
             <w:pPr>
               <w:pStyle w:val="ListParagraph"/>
-              <w:spacing w:before="120" w:after="120" w:line="276" w:lineRule="auto"/>
+              <w:spacing w:before="120" w:after="120" w:line="240" w:lineRule="auto"/>
               <w:ind w:left="0"/>
               <w:contextualSpacing w:val="0"/>
               <w:jc w:val="center"/>
@@ -32947,7 +33761,7 @@
           <w:p>
             <w:pPr>
               <w:pStyle w:val="ListParagraph"/>
-              <w:spacing w:before="120" w:after="120" w:line="276" w:lineRule="auto"/>
+              <w:spacing w:before="120" w:after="120" w:line="240" w:lineRule="auto"/>
               <w:ind w:left="0"/>
               <w:contextualSpacing w:val="0"/>
               <w:jc w:val="both"/>
@@ -32981,7 +33795,7 @@
           <w:p>
             <w:pPr>
               <w:pStyle w:val="ListParagraph"/>
-              <w:spacing w:before="120" w:after="120" w:line="276" w:lineRule="auto"/>
+              <w:spacing w:before="120" w:after="120" w:line="240" w:lineRule="auto"/>
               <w:ind w:left="0"/>
               <w:contextualSpacing w:val="0"/>
               <w:jc w:val="both"/>
@@ -33015,7 +33829,7 @@
           <w:p>
             <w:pPr>
               <w:pStyle w:val="ListParagraph"/>
-              <w:spacing w:before="120" w:after="120" w:line="276" w:lineRule="auto"/>
+              <w:spacing w:before="120" w:after="120" w:line="240" w:lineRule="auto"/>
               <w:ind w:left="0"/>
               <w:contextualSpacing w:val="0"/>
               <w:jc w:val="both"/>
@@ -33049,7 +33863,7 @@
           <w:p>
             <w:pPr>
               <w:pStyle w:val="ListParagraph"/>
-              <w:spacing w:before="120" w:after="120" w:line="276" w:lineRule="auto"/>
+              <w:spacing w:before="120" w:after="120" w:line="240" w:lineRule="auto"/>
               <w:ind w:left="0"/>
               <w:contextualSpacing w:val="0"/>
               <w:jc w:val="center"/>
@@ -33083,7 +33897,7 @@
           <w:p>
             <w:pPr>
               <w:pStyle w:val="ListParagraph"/>
-              <w:spacing w:before="120" w:after="120" w:line="276" w:lineRule="auto"/>
+              <w:spacing w:before="120" w:after="120" w:line="240" w:lineRule="auto"/>
               <w:ind w:left="0"/>
               <w:contextualSpacing w:val="0"/>
               <w:jc w:val="center"/>
@@ -33118,7 +33932,7 @@
           <w:p>
             <w:pPr>
               <w:pStyle w:val="ListParagraph"/>
-              <w:spacing w:before="120" w:after="120" w:line="276" w:lineRule="auto"/>
+              <w:spacing w:before="120" w:after="120" w:line="240" w:lineRule="auto"/>
               <w:ind w:left="0"/>
               <w:contextualSpacing w:val="0"/>
               <w:jc w:val="both"/>
@@ -33147,7 +33961,7 @@
           <w:p>
             <w:pPr>
               <w:pStyle w:val="ListParagraph"/>
-              <w:spacing w:before="120" w:after="120" w:line="276" w:lineRule="auto"/>
+              <w:spacing w:before="120" w:after="120" w:line="240" w:lineRule="auto"/>
               <w:ind w:left="0"/>
               <w:contextualSpacing w:val="0"/>
               <w:jc w:val="both"/>
@@ -33176,7 +33990,7 @@
           <w:p>
             <w:pPr>
               <w:pStyle w:val="ListParagraph"/>
-              <w:spacing w:before="120" w:after="120" w:line="276" w:lineRule="auto"/>
+              <w:spacing w:before="120" w:after="120" w:line="240" w:lineRule="auto"/>
               <w:ind w:left="0"/>
               <w:contextualSpacing w:val="0"/>
               <w:jc w:val="both"/>
@@ -33205,7 +34019,7 @@
           <w:p>
             <w:pPr>
               <w:pStyle w:val="ListParagraph"/>
-              <w:spacing w:before="120" w:after="120" w:line="276" w:lineRule="auto"/>
+              <w:spacing w:before="120" w:after="120" w:line="240" w:lineRule="auto"/>
               <w:ind w:left="0"/>
               <w:contextualSpacing w:val="0"/>
               <w:jc w:val="center"/>
@@ -33229,7 +34043,7 @@
           <w:p>
             <w:pPr>
               <w:pStyle w:val="ListParagraph"/>
-              <w:spacing w:before="120" w:after="120" w:line="276" w:lineRule="auto"/>
+              <w:spacing w:before="120" w:after="120" w:line="240" w:lineRule="auto"/>
               <w:ind w:left="0"/>
               <w:contextualSpacing w:val="0"/>
               <w:jc w:val="center"/>
@@ -33258,7 +34072,7 @@
           <w:p>
             <w:pPr>
               <w:pStyle w:val="ListParagraph"/>
-              <w:spacing w:before="120" w:after="120" w:line="276" w:lineRule="auto"/>
+              <w:spacing w:before="120" w:after="120" w:line="240" w:lineRule="auto"/>
               <w:ind w:left="0"/>
               <w:contextualSpacing w:val="0"/>
               <w:jc w:val="center"/>
@@ -33289,7 +34103,7 @@
           <w:p>
             <w:pPr>
               <w:pStyle w:val="ListParagraph"/>
-              <w:spacing w:before="120" w:after="120" w:line="276" w:lineRule="auto"/>
+              <w:spacing w:before="120" w:after="120" w:line="240" w:lineRule="auto"/>
               <w:ind w:left="0"/>
               <w:contextualSpacing w:val="0"/>
               <w:jc w:val="both"/>
@@ -33318,7 +34132,7 @@
           <w:p>
             <w:pPr>
               <w:pStyle w:val="ListParagraph"/>
-              <w:spacing w:before="120" w:after="120" w:line="276" w:lineRule="auto"/>
+              <w:spacing w:before="120" w:after="120" w:line="240" w:lineRule="auto"/>
               <w:ind w:left="0"/>
               <w:contextualSpacing w:val="0"/>
               <w:jc w:val="both"/>
@@ -33336,7 +34150,17 @@
                 <w:szCs w:val="24"/>
                 <w:lang w:val="en-AU"/>
               </w:rPr>
-              <w:t>Finalise ingest and storage structure in GitHub; complete data processing scripts; preliminary exploratory analysis</w:t>
+              <w:t xml:space="preserve">Finalise ingest and storage structure in GitHub; complete data </w:t>
+            </w:r>
+            <w:r>
+              <w:rPr>
+                <w:rFonts w:ascii="Times New Roman" w:eastAsia="Times New Roman" w:hAnsi="Times New Roman" w:cs="Times New Roman"/>
+                <w:sz w:val="24"/>
+                <w:szCs w:val="24"/>
+                <w:lang w:val="en-AU"/>
+              </w:rPr>
+              <w:lastRenderedPageBreak/>
+              <w:t>processing scripts; preliminary exploratory analysis</w:t>
             </w:r>
           </w:p>
         </w:tc>
@@ -33347,7 +34171,7 @@
           <w:p>
             <w:pPr>
               <w:pStyle w:val="ListParagraph"/>
-              <w:spacing w:before="120" w:after="120" w:line="276" w:lineRule="auto"/>
+              <w:spacing w:before="120" w:after="120" w:line="240" w:lineRule="auto"/>
               <w:ind w:left="0"/>
               <w:contextualSpacing w:val="0"/>
               <w:jc w:val="both"/>
@@ -33365,7 +34189,18 @@
                 <w:szCs w:val="24"/>
                 <w:lang w:val="en-AU"/>
               </w:rPr>
-              <w:t>Working ingest/ store/ processing stages; EDA notebook</w:t>
+              <w:lastRenderedPageBreak/>
+              <w:t xml:space="preserve">Working ingest/ store/ processing </w:t>
+            </w:r>
+            <w:r>
+              <w:rPr>
+                <w:rFonts w:ascii="Times New Roman" w:eastAsia="Times New Roman" w:hAnsi="Times New Roman" w:cs="Times New Roman"/>
+                <w:sz w:val="24"/>
+                <w:szCs w:val="24"/>
+                <w:lang w:val="en-AU"/>
+              </w:rPr>
+              <w:lastRenderedPageBreak/>
+              <w:t>stages; EDA notebook</w:t>
             </w:r>
           </w:p>
         </w:tc>
@@ -33376,7 +34211,7 @@
           <w:p>
             <w:pPr>
               <w:pStyle w:val="ListParagraph"/>
-              <w:spacing w:before="120" w:after="120" w:line="276" w:lineRule="auto"/>
+              <w:spacing w:before="120" w:after="120" w:line="240" w:lineRule="auto"/>
               <w:ind w:left="0"/>
               <w:contextualSpacing w:val="0"/>
               <w:jc w:val="center"/>
@@ -33394,13 +34229,14 @@
                 <w:szCs w:val="24"/>
                 <w:lang w:val="en-AU"/>
               </w:rPr>
+              <w:lastRenderedPageBreak/>
               <w:t>Will (Ingest, Data store)</w:t>
             </w:r>
           </w:p>
           <w:p>
             <w:pPr>
               <w:pStyle w:val="ListParagraph"/>
-              <w:spacing w:before="120" w:after="120" w:line="276" w:lineRule="auto"/>
+              <w:spacing w:before="120" w:after="120" w:line="240" w:lineRule="auto"/>
               <w:ind w:left="0"/>
               <w:contextualSpacing w:val="0"/>
               <w:jc w:val="center"/>
@@ -33418,6 +34254,7 @@
                 <w:szCs w:val="24"/>
                 <w:lang w:val="en-AU"/>
               </w:rPr>
+              <w:lastRenderedPageBreak/>
               <w:t>Emma (Data processing)</w:t>
             </w:r>
           </w:p>
@@ -33429,7 +34266,7 @@
           <w:p>
             <w:pPr>
               <w:pStyle w:val="ListParagraph"/>
-              <w:spacing w:before="120" w:after="120" w:line="276" w:lineRule="auto"/>
+              <w:spacing w:before="120" w:after="120" w:line="240" w:lineRule="auto"/>
               <w:ind w:left="0"/>
               <w:contextualSpacing w:val="0"/>
               <w:jc w:val="center"/>
@@ -33447,6 +34284,7 @@
                 <w:szCs w:val="24"/>
                 <w:lang w:val="en-AU"/>
               </w:rPr>
+              <w:lastRenderedPageBreak/>
               <w:t>Done</w:t>
             </w:r>
           </w:p>
@@ -33461,7 +34299,7 @@
           <w:p>
             <w:pPr>
               <w:pStyle w:val="ListParagraph"/>
-              <w:spacing w:before="120" w:after="120" w:line="276" w:lineRule="auto"/>
+              <w:spacing w:before="120" w:after="120" w:line="240" w:lineRule="auto"/>
               <w:ind w:left="0"/>
               <w:contextualSpacing w:val="0"/>
               <w:jc w:val="both"/>
@@ -33493,7 +34331,7 @@
           <w:p>
             <w:pPr>
               <w:pStyle w:val="ListParagraph"/>
-              <w:spacing w:before="120" w:after="120" w:line="276" w:lineRule="auto"/>
+              <w:spacing w:before="120" w:after="120" w:line="240" w:lineRule="auto"/>
               <w:ind w:left="0"/>
               <w:contextualSpacing w:val="0"/>
               <w:jc w:val="both"/>
@@ -33525,7 +34363,7 @@
           <w:p>
             <w:pPr>
               <w:pStyle w:val="ListParagraph"/>
-              <w:spacing w:before="120" w:after="120" w:line="276" w:lineRule="auto"/>
+              <w:spacing w:before="120" w:after="120" w:line="240" w:lineRule="auto"/>
               <w:ind w:left="0"/>
               <w:contextualSpacing w:val="0"/>
               <w:jc w:val="both"/>
@@ -33557,7 +34395,7 @@
           <w:p>
             <w:pPr>
               <w:pStyle w:val="ListParagraph"/>
-              <w:spacing w:before="120" w:after="120" w:line="276" w:lineRule="auto"/>
+              <w:spacing w:before="120" w:after="120" w:line="240" w:lineRule="auto"/>
               <w:ind w:left="0"/>
               <w:contextualSpacing w:val="0"/>
               <w:jc w:val="center"/>
@@ -33589,7 +34427,7 @@
           <w:p>
             <w:pPr>
               <w:pStyle w:val="ListParagraph"/>
-              <w:spacing w:before="120" w:after="120" w:line="276" w:lineRule="auto"/>
+              <w:spacing w:before="120" w:after="120" w:line="240" w:lineRule="auto"/>
               <w:ind w:left="0"/>
               <w:contextualSpacing w:val="0"/>
               <w:jc w:val="center"/>
@@ -33623,7 +34461,7 @@
           <w:p>
             <w:pPr>
               <w:pStyle w:val="ListParagraph"/>
-              <w:spacing w:before="120" w:after="120" w:line="276" w:lineRule="auto"/>
+              <w:spacing w:before="120" w:after="120" w:line="240" w:lineRule="auto"/>
               <w:ind w:left="0"/>
               <w:contextualSpacing w:val="0"/>
               <w:jc w:val="both"/>
@@ -33653,7 +34491,7 @@
           <w:p>
             <w:pPr>
               <w:pStyle w:val="ListParagraph"/>
-              <w:spacing w:before="120" w:after="120" w:line="276" w:lineRule="auto"/>
+              <w:spacing w:before="120" w:after="120" w:line="240" w:lineRule="auto"/>
               <w:ind w:left="0"/>
               <w:contextualSpacing w:val="0"/>
               <w:jc w:val="both"/>
@@ -33685,7 +34523,7 @@
           <w:p>
             <w:pPr>
               <w:pStyle w:val="ListParagraph"/>
-              <w:spacing w:before="120" w:after="120" w:line="276" w:lineRule="auto"/>
+              <w:spacing w:before="120" w:after="120" w:line="240" w:lineRule="auto"/>
               <w:ind w:left="0"/>
               <w:contextualSpacing w:val="0"/>
               <w:jc w:val="both"/>
@@ -33717,7 +34555,7 @@
           <w:p>
             <w:pPr>
               <w:pStyle w:val="ListParagraph"/>
-              <w:spacing w:before="120" w:after="120" w:line="276" w:lineRule="auto"/>
+              <w:spacing w:before="120" w:after="120" w:line="240" w:lineRule="auto"/>
               <w:ind w:left="0"/>
               <w:contextualSpacing w:val="0"/>
               <w:jc w:val="center"/>
@@ -33749,7 +34587,7 @@
           <w:p>
             <w:pPr>
               <w:pStyle w:val="ListParagraph"/>
-              <w:spacing w:before="120" w:after="120" w:line="276" w:lineRule="auto"/>
+              <w:spacing w:before="120" w:after="120" w:line="240" w:lineRule="auto"/>
               <w:ind w:left="0"/>
               <w:contextualSpacing w:val="0"/>
               <w:jc w:val="center"/>
@@ -33780,7 +34618,7 @@
           <w:p>
             <w:pPr>
               <w:pStyle w:val="ListParagraph"/>
-              <w:spacing w:before="120" w:after="120" w:line="276" w:lineRule="auto"/>
+              <w:spacing w:before="120" w:after="120" w:line="240" w:lineRule="auto"/>
               <w:ind w:left="0"/>
               <w:contextualSpacing w:val="0"/>
               <w:jc w:val="both"/>
@@ -33809,7 +34647,7 @@
           <w:p>
             <w:pPr>
               <w:pStyle w:val="ListParagraph"/>
-              <w:spacing w:before="120" w:after="120" w:line="276" w:lineRule="auto"/>
+              <w:spacing w:before="120" w:after="120" w:line="240" w:lineRule="auto"/>
               <w:ind w:left="0"/>
               <w:contextualSpacing w:val="0"/>
               <w:jc w:val="both"/>
@@ -33838,7 +34676,7 @@
           <w:p>
             <w:pPr>
               <w:pStyle w:val="ListParagraph"/>
-              <w:spacing w:before="120" w:after="120" w:line="276" w:lineRule="auto"/>
+              <w:spacing w:before="120" w:after="120" w:line="240" w:lineRule="auto"/>
               <w:ind w:left="0"/>
               <w:contextualSpacing w:val="0"/>
               <w:jc w:val="both"/>
@@ -33867,7 +34705,7 @@
           <w:p>
             <w:pPr>
               <w:pStyle w:val="ListParagraph"/>
-              <w:spacing w:before="120" w:after="120" w:line="276" w:lineRule="auto"/>
+              <w:spacing w:before="120" w:after="120" w:line="240" w:lineRule="auto"/>
               <w:ind w:left="0"/>
               <w:contextualSpacing w:val="0"/>
               <w:jc w:val="center"/>
@@ -33891,7 +34729,7 @@
           <w:p>
             <w:pPr>
               <w:pStyle w:val="ListParagraph"/>
-              <w:spacing w:before="120" w:after="120" w:line="276" w:lineRule="auto"/>
+              <w:spacing w:before="120" w:after="120" w:line="240" w:lineRule="auto"/>
               <w:ind w:left="0"/>
               <w:contextualSpacing w:val="0"/>
               <w:jc w:val="center"/>
@@ -33920,7 +34758,7 @@
           <w:p>
             <w:pPr>
               <w:pStyle w:val="ListParagraph"/>
-              <w:spacing w:before="120" w:after="120" w:line="276" w:lineRule="auto"/>
+              <w:spacing w:before="120" w:after="120" w:line="240" w:lineRule="auto"/>
               <w:ind w:left="0"/>
               <w:contextualSpacing w:val="0"/>
               <w:jc w:val="center"/>
@@ -33952,7 +34790,7 @@
           <w:p>
             <w:pPr>
               <w:pStyle w:val="ListParagraph"/>
-              <w:spacing w:before="120" w:after="120" w:line="276" w:lineRule="auto"/>
+              <w:spacing w:before="120" w:after="120" w:line="240" w:lineRule="auto"/>
               <w:ind w:left="0"/>
               <w:contextualSpacing w:val="0"/>
               <w:jc w:val="both"/>
@@ -33986,7 +34824,7 @@
           <w:p>
             <w:pPr>
               <w:pStyle w:val="ListParagraph"/>
-              <w:spacing w:before="120" w:after="120" w:line="276" w:lineRule="auto"/>
+              <w:spacing w:before="120" w:after="120" w:line="240" w:lineRule="auto"/>
               <w:ind w:left="0"/>
               <w:contextualSpacing w:val="0"/>
               <w:jc w:val="both"/>
@@ -34020,7 +34858,7 @@
           <w:p>
             <w:pPr>
               <w:pStyle w:val="ListParagraph"/>
-              <w:spacing w:before="120" w:after="120" w:line="276" w:lineRule="auto"/>
+              <w:spacing w:before="120" w:after="120" w:line="240" w:lineRule="auto"/>
               <w:ind w:left="0"/>
               <w:contextualSpacing w:val="0"/>
               <w:jc w:val="both"/>
@@ -34054,7 +34892,7 @@
           <w:p>
             <w:pPr>
               <w:pStyle w:val="ListParagraph"/>
-              <w:spacing w:before="120" w:after="120" w:line="276" w:lineRule="auto"/>
+              <w:spacing w:before="120" w:after="120" w:line="240" w:lineRule="auto"/>
               <w:ind w:left="0"/>
               <w:contextualSpacing w:val="0"/>
               <w:jc w:val="center"/>
@@ -34088,7 +34926,7 @@
           <w:p>
             <w:pPr>
               <w:pStyle w:val="ListParagraph"/>
-              <w:spacing w:before="120" w:after="120" w:line="276" w:lineRule="auto"/>
+              <w:spacing w:before="120" w:after="120" w:line="240" w:lineRule="auto"/>
               <w:ind w:left="0"/>
               <w:contextualSpacing w:val="0"/>
               <w:jc w:val="center"/>
@@ -34112,7 +34950,7 @@
           <w:p>
             <w:pPr>
               <w:pStyle w:val="ListParagraph"/>
-              <w:spacing w:before="120" w:after="120" w:line="276" w:lineRule="auto"/>
+              <w:spacing w:before="120" w:after="120" w:line="240" w:lineRule="auto"/>
               <w:ind w:left="0"/>
               <w:contextualSpacing w:val="0"/>
               <w:jc w:val="both"/>
@@ -34130,7 +34968,6 @@
                 <w:szCs w:val="24"/>
                 <w:lang w:val="en-AU"/>
               </w:rPr>
-              <w:lastRenderedPageBreak/>
               <w:t>10</w:t>
             </w:r>
           </w:p>
@@ -34142,7 +34979,7 @@
           <w:p>
             <w:pPr>
               <w:pStyle w:val="ListParagraph"/>
-              <w:spacing w:before="120" w:after="120" w:line="276" w:lineRule="auto"/>
+              <w:spacing w:before="120" w:after="120" w:line="240" w:lineRule="auto"/>
               <w:ind w:left="0"/>
               <w:contextualSpacing w:val="0"/>
               <w:jc w:val="both"/>
@@ -34160,7 +34997,27 @@
                 <w:szCs w:val="24"/>
                 <w:lang w:val="en-AU"/>
               </w:rPr>
-              <w:t xml:space="preserve">Incorporate feedback; finalise dashboard;  deploy to </w:t>
+              <w:t xml:space="preserve">Incorporate feedback; finalise </w:t>
+            </w:r>
+            <w:proofErr w:type="gramStart"/>
+            <w:r>
+              <w:rPr>
+                <w:rFonts w:ascii="Times New Roman" w:eastAsia="Times New Roman" w:hAnsi="Times New Roman" w:cs="Times New Roman"/>
+                <w:sz w:val="24"/>
+                <w:szCs w:val="24"/>
+                <w:lang w:val="en-AU"/>
+              </w:rPr>
+              <w:t>dashboard;  deploy</w:t>
+            </w:r>
+            <w:proofErr w:type="gramEnd"/>
+            <w:r>
+              <w:rPr>
+                <w:rFonts w:ascii="Times New Roman" w:eastAsia="Times New Roman" w:hAnsi="Times New Roman" w:cs="Times New Roman"/>
+                <w:sz w:val="24"/>
+                <w:szCs w:val="24"/>
+                <w:lang w:val="en-AU"/>
+              </w:rPr>
+              <w:t xml:space="preserve"> to </w:t>
             </w:r>
             <w:proofErr w:type="spellStart"/>
             <w:r>
@@ -34191,7 +35048,7 @@
           <w:p>
             <w:pPr>
               <w:pStyle w:val="ListParagraph"/>
-              <w:spacing w:before="120" w:after="120" w:line="276" w:lineRule="auto"/>
+              <w:spacing w:before="120" w:after="120" w:line="240" w:lineRule="auto"/>
               <w:ind w:left="0"/>
               <w:contextualSpacing w:val="0"/>
               <w:jc w:val="both"/>
@@ -34220,7 +35077,7 @@
           <w:p>
             <w:pPr>
               <w:pStyle w:val="ListParagraph"/>
-              <w:spacing w:before="120" w:after="120" w:line="276" w:lineRule="auto"/>
+              <w:spacing w:before="120" w:after="120" w:line="240" w:lineRule="auto"/>
               <w:ind w:left="0"/>
               <w:contextualSpacing w:val="0"/>
               <w:jc w:val="center"/>
@@ -34244,7 +35101,7 @@
           <w:p>
             <w:pPr>
               <w:pStyle w:val="ListParagraph"/>
-              <w:spacing w:before="120" w:after="120" w:line="276" w:lineRule="auto"/>
+              <w:spacing w:before="120" w:after="120" w:line="240" w:lineRule="auto"/>
               <w:ind w:left="0"/>
               <w:contextualSpacing w:val="0"/>
               <w:jc w:val="center"/>
@@ -34273,7 +35130,7 @@
           <w:p>
             <w:pPr>
               <w:pStyle w:val="ListParagraph"/>
-              <w:spacing w:before="120" w:after="120" w:line="276" w:lineRule="auto"/>
+              <w:spacing w:before="120" w:after="120" w:line="240" w:lineRule="auto"/>
               <w:ind w:left="0"/>
               <w:contextualSpacing w:val="0"/>
               <w:jc w:val="center"/>
@@ -34295,7 +35152,7 @@
           <w:p>
             <w:pPr>
               <w:pStyle w:val="ListParagraph"/>
-              <w:spacing w:before="120" w:after="120" w:line="276" w:lineRule="auto"/>
+              <w:spacing w:before="120" w:after="120" w:line="240" w:lineRule="auto"/>
               <w:ind w:left="0"/>
               <w:contextualSpacing w:val="0"/>
               <w:jc w:val="both"/>
@@ -34324,7 +35181,7 @@
           <w:p>
             <w:pPr>
               <w:pStyle w:val="ListParagraph"/>
-              <w:spacing w:before="120" w:after="120" w:line="276" w:lineRule="auto"/>
+              <w:spacing w:before="120" w:after="120" w:line="240" w:lineRule="auto"/>
               <w:ind w:left="0"/>
               <w:contextualSpacing w:val="0"/>
               <w:jc w:val="both"/>
@@ -34353,7 +35210,7 @@
           <w:p>
             <w:pPr>
               <w:pStyle w:val="ListParagraph"/>
-              <w:spacing w:before="120" w:after="120" w:line="276" w:lineRule="auto"/>
+              <w:spacing w:before="120" w:after="120" w:line="240" w:lineRule="auto"/>
               <w:ind w:left="0"/>
               <w:contextualSpacing w:val="0"/>
               <w:jc w:val="both"/>
@@ -34382,7 +35239,7 @@
           <w:p>
             <w:pPr>
               <w:pStyle w:val="ListParagraph"/>
-              <w:spacing w:before="120" w:after="120" w:line="276" w:lineRule="auto"/>
+              <w:spacing w:before="120" w:after="120" w:line="240" w:lineRule="auto"/>
               <w:ind w:left="0"/>
               <w:contextualSpacing w:val="0"/>
               <w:jc w:val="center"/>
@@ -34411,7 +35268,7 @@
           <w:p>
             <w:pPr>
               <w:pStyle w:val="ListParagraph"/>
-              <w:spacing w:before="120" w:after="120" w:line="276" w:lineRule="auto"/>
+              <w:spacing w:before="120" w:after="120" w:line="240" w:lineRule="auto"/>
               <w:ind w:left="0"/>
               <w:contextualSpacing w:val="0"/>
               <w:jc w:val="center"/>
@@ -34434,7 +35291,7 @@
           <w:p>
             <w:pPr>
               <w:pStyle w:val="ListParagraph"/>
-              <w:spacing w:before="120" w:after="120" w:line="276" w:lineRule="auto"/>
+              <w:spacing w:before="120" w:after="120" w:line="240" w:lineRule="auto"/>
               <w:ind w:left="0"/>
               <w:contextualSpacing w:val="0"/>
               <w:jc w:val="both"/>
@@ -34468,7 +35325,7 @@
           <w:p>
             <w:pPr>
               <w:pStyle w:val="ListParagraph"/>
-              <w:spacing w:before="120" w:after="120" w:line="276" w:lineRule="auto"/>
+              <w:spacing w:before="120" w:after="120" w:line="240" w:lineRule="auto"/>
               <w:ind w:left="0"/>
               <w:contextualSpacing w:val="0"/>
               <w:jc w:val="both"/>
@@ -34502,7 +35359,7 @@
           <w:p>
             <w:pPr>
               <w:pStyle w:val="ListParagraph"/>
-              <w:spacing w:before="120" w:after="120" w:line="276" w:lineRule="auto"/>
+              <w:spacing w:before="120" w:after="120" w:line="240" w:lineRule="auto"/>
               <w:ind w:left="0"/>
               <w:contextualSpacing w:val="0"/>
               <w:jc w:val="both"/>
@@ -34536,7 +35393,7 @@
           <w:p>
             <w:pPr>
               <w:pStyle w:val="ListParagraph"/>
-              <w:spacing w:before="120" w:after="120" w:line="276" w:lineRule="auto"/>
+              <w:spacing w:before="120" w:after="120" w:line="240" w:lineRule="auto"/>
               <w:ind w:left="0"/>
               <w:contextualSpacing w:val="0"/>
               <w:jc w:val="center"/>
@@ -34570,7 +35427,7 @@
           <w:p>
             <w:pPr>
               <w:pStyle w:val="ListParagraph"/>
-              <w:spacing w:before="120" w:after="120" w:line="276" w:lineRule="auto"/>
+              <w:spacing w:before="120" w:after="120" w:line="240" w:lineRule="auto"/>
               <w:ind w:left="0"/>
               <w:contextualSpacing w:val="0"/>
               <w:jc w:val="center"/>
@@ -34594,7 +35451,7 @@
           <w:ilvl w:val="0"/>
           <w:numId w:val="7"/>
         </w:numPr>
-        <w:spacing w:before="120" w:after="120" w:line="276" w:lineRule="auto"/>
+        <w:spacing w:before="120" w:after="120" w:line="240" w:lineRule="auto"/>
         <w:ind w:left="426"/>
         <w:contextualSpacing w:val="0"/>
         <w:jc w:val="both"/>
@@ -34608,7 +35465,7 @@
           <w:lang w:val="en-AU"/>
         </w:rPr>
       </w:pPr>
-      <w:bookmarkStart w:id="65" w:name="_Toc239977755"/>
+      <w:bookmarkStart w:id="67" w:name="_Toc239977755"/>
       <w:r>
         <w:rPr>
           <w:rFonts w:ascii="Times New Roman" w:eastAsia="Times New Roman" w:hAnsi="Times New Roman" w:cs="Times New Roman"/>
@@ -34620,12 +35477,12 @@
         </w:rPr>
         <w:t>Project governance</w:t>
       </w:r>
-      <w:bookmarkEnd w:id="65"/>
+      <w:bookmarkEnd w:id="67"/>
     </w:p>
     <w:p>
       <w:pPr>
         <w:pStyle w:val="paragraph"/>
-        <w:spacing w:before="120" w:beforeAutospacing="0" w:after="0" w:afterAutospacing="0" w:line="276" w:lineRule="auto"/>
+        <w:spacing w:before="120" w:beforeAutospacing="0" w:after="0" w:afterAutospacing="0"/>
         <w:jc w:val="both"/>
         <w:textAlignment w:val="baseline"/>
         <w:rPr>
@@ -34655,12 +35512,12 @@
     <w:p>
       <w:pPr>
         <w:pStyle w:val="paragraph"/>
-        <w:spacing w:before="120" w:beforeAutospacing="0" w:after="0" w:afterAutospacing="0" w:line="276" w:lineRule="auto"/>
+        <w:spacing w:before="120" w:beforeAutospacing="0" w:after="0" w:afterAutospacing="0"/>
         <w:jc w:val="both"/>
         <w:textAlignment w:val="baseline"/>
         <w:rPr>
-          <w:rFonts w:ascii="Segoe UI" w:hAnsi="Segoe UI" w:cs="Segoe UI"/>
-          <w:lang w:val="en-AU"/>
+          <w:rStyle w:val="normaltextrun"/>
+          <w:lang w:val="vi-VN"/>
         </w:rPr>
       </w:pPr>
       <w:r>
@@ -34674,7 +35531,19 @@
     <w:p>
       <w:pPr>
         <w:pStyle w:val="paragraph"/>
-        <w:spacing w:before="120" w:beforeAutospacing="0" w:after="0" w:afterAutospacing="0" w:line="276" w:lineRule="auto"/>
+        <w:spacing w:before="120" w:beforeAutospacing="0" w:after="0" w:afterAutospacing="0"/>
+        <w:jc w:val="both"/>
+        <w:textAlignment w:val="baseline"/>
+        <w:rPr>
+          <w:rFonts w:ascii="Segoe UI" w:hAnsi="Segoe UI" w:cs="Segoe UI"/>
+          <w:lang w:val="vi-VN"/>
+        </w:rPr>
+      </w:pPr>
+    </w:p>
+    <w:p>
+      <w:pPr>
+        <w:pStyle w:val="paragraph"/>
+        <w:spacing w:before="120" w:beforeAutospacing="0" w:after="0" w:afterAutospacing="0"/>
         <w:jc w:val="both"/>
         <w:textAlignment w:val="baseline"/>
         <w:rPr>
@@ -34689,6 +35558,7 @@
           <w:bCs/>
           <w:lang w:val="en-AU"/>
         </w:rPr>
+        <w:lastRenderedPageBreak/>
         <w:t>Compliance</w:t>
       </w:r>
       <w:r>
@@ -34704,7 +35574,7 @@
     <w:p>
       <w:pPr>
         <w:pStyle w:val="paragraph"/>
-        <w:spacing w:before="120" w:beforeAutospacing="0" w:after="0" w:afterAutospacing="0" w:line="276" w:lineRule="auto"/>
+        <w:spacing w:before="120" w:beforeAutospacing="0" w:after="0" w:afterAutospacing="0"/>
         <w:jc w:val="both"/>
         <w:textAlignment w:val="baseline"/>
         <w:rPr>
@@ -34723,7 +35593,7 @@
     <w:p>
       <w:pPr>
         <w:pStyle w:val="paragraph"/>
-        <w:spacing w:before="120" w:beforeAutospacing="0" w:after="0" w:afterAutospacing="0" w:line="276" w:lineRule="auto"/>
+        <w:spacing w:before="120" w:beforeAutospacing="0" w:after="0" w:afterAutospacing="0"/>
         <w:jc w:val="both"/>
         <w:textAlignment w:val="baseline"/>
         <w:rPr>
@@ -34742,7 +35612,7 @@
     <w:p>
       <w:pPr>
         <w:pStyle w:val="paragraph"/>
-        <w:spacing w:before="120" w:beforeAutospacing="0" w:after="0" w:afterAutospacing="0" w:line="276" w:lineRule="auto"/>
+        <w:spacing w:before="120" w:beforeAutospacing="0" w:after="0" w:afterAutospacing="0"/>
         <w:jc w:val="both"/>
         <w:textAlignment w:val="baseline"/>
         <w:rPr>
@@ -34775,7 +35645,7 @@
     </w:p>
     <w:p>
       <w:pPr>
-        <w:spacing w:before="120" w:line="276" w:lineRule="auto"/>
+        <w:spacing w:before="120"/>
         <w:jc w:val="both"/>
         <w:rPr>
           <w:rFonts w:ascii="Times New Roman" w:eastAsia="Times New Roman" w:hAnsi="Times New Roman"/>
@@ -34801,7 +35671,7 @@
           <w:ilvl w:val="0"/>
           <w:numId w:val="7"/>
         </w:numPr>
-        <w:spacing w:before="120" w:after="120" w:line="276" w:lineRule="auto"/>
+        <w:spacing w:before="120" w:after="120" w:line="240" w:lineRule="auto"/>
         <w:ind w:left="426"/>
         <w:contextualSpacing w:val="0"/>
         <w:jc w:val="both"/>
@@ -34815,7 +35685,7 @@
           <w:lang w:val="en-AU"/>
         </w:rPr>
       </w:pPr>
-      <w:bookmarkStart w:id="66" w:name="_Toc239977756"/>
+      <w:bookmarkStart w:id="68" w:name="_Toc239977756"/>
       <w:r>
         <w:rPr>
           <w:rFonts w:ascii="Times New Roman" w:eastAsia="Times New Roman" w:hAnsi="Times New Roman" w:cs="Times New Roman"/>
@@ -34827,7 +35697,7 @@
         </w:rPr>
         <w:t>Risk analysis</w:t>
       </w:r>
-      <w:bookmarkEnd w:id="66"/>
+      <w:bookmarkEnd w:id="68"/>
       <w:r>
         <w:rPr>
           <w:rFonts w:ascii="Times New Roman" w:eastAsia="Times New Roman" w:hAnsi="Times New Roman" w:cs="Times New Roman"/>
@@ -34842,7 +35712,7 @@
     </w:p>
     <w:p>
       <w:pPr>
-        <w:spacing w:before="120" w:after="120" w:line="276" w:lineRule="auto"/>
+        <w:spacing w:before="120" w:after="120"/>
         <w:jc w:val="both"/>
       </w:pPr>
       <w:r>
@@ -34851,13 +35721,12 @@
           <w:sz w:val="24"/>
           <w:szCs w:val="24"/>
         </w:rPr>
-        <w:lastRenderedPageBreak/>
         <w:t>The project has six main risks. These risks will be reviewed during each assessment milestone and updated when needed.</w:t>
       </w:r>
     </w:p>
     <w:p>
       <w:pPr>
-        <w:spacing w:before="120" w:after="120" w:line="276" w:lineRule="auto"/>
+        <w:spacing w:before="120" w:after="120"/>
         <w:jc w:val="both"/>
       </w:pPr>
       <w:r>
@@ -34889,7 +35758,7 @@
     </w:p>
     <w:p>
       <w:pPr>
-        <w:spacing w:before="120" w:after="120" w:line="276" w:lineRule="auto"/>
+        <w:spacing w:before="120" w:after="120"/>
         <w:jc w:val="both"/>
       </w:pPr>
       <w:r>
@@ -34903,7 +35772,7 @@
     </w:p>
     <w:p>
       <w:pPr>
-        <w:spacing w:before="120" w:after="120" w:line="276" w:lineRule="auto"/>
+        <w:spacing w:before="120" w:after="120"/>
         <w:jc w:val="both"/>
       </w:pPr>
       <w:r>
@@ -34917,7 +35786,7 @@
     </w:p>
     <w:p>
       <w:pPr>
-        <w:spacing w:before="120" w:after="120" w:line="276" w:lineRule="auto"/>
+        <w:spacing w:before="120" w:after="120"/>
         <w:jc w:val="both"/>
         <w:rPr>
           <w:rFonts w:ascii="Times New Roman" w:eastAsia="Times New Roman" w:hAnsi="Times New Roman"/>
@@ -34936,7 +35805,7 @@
     </w:p>
     <w:p>
       <w:pPr>
-        <w:spacing w:before="120" w:after="120" w:line="276" w:lineRule="auto"/>
+        <w:spacing w:before="120" w:after="120"/>
         <w:jc w:val="both"/>
         <w:rPr>
           <w:rFonts w:ascii="Times New Roman" w:eastAsia="Times New Roman" w:hAnsi="Times New Roman"/>
@@ -34955,7 +35824,7 @@
     </w:p>
     <w:p>
       <w:pPr>
-        <w:spacing w:before="120" w:after="120" w:line="276" w:lineRule="auto"/>
+        <w:spacing w:before="120" w:after="120"/>
         <w:jc w:val="both"/>
         <w:rPr>
           <w:rFonts w:ascii="Times New Roman" w:eastAsia="Times New Roman" w:hAnsi="Times New Roman"/>
@@ -34970,12 +35839,30 @@
           <w:sz w:val="24"/>
           <w:szCs w:val="24"/>
         </w:rPr>
-        <w:t>And the final risk is misuse or misinterpretation of the forecasts. If predictions are read as statements about particular communities, the system could cause harm rather than support safety. Small counts in low-population regions could also make incidents identifiable. Forecasts will therefore be shown only at region and month level, with uncertainty ranges, and small values will be suppressed.</w:t>
+        <w:t xml:space="preserve">And the final risk is misuse or misinterpretation of the forecasts. If predictions are read as statements about </w:t>
+      </w:r>
+      <w:proofErr w:type="gramStart"/>
+      <w:r>
+        <w:rPr>
+          <w:rFonts w:ascii="Times New Roman" w:eastAsia="Times New Roman" w:hAnsi="Times New Roman"/>
+          <w:sz w:val="24"/>
+          <w:szCs w:val="24"/>
+        </w:rPr>
+        <w:t>particular communities</w:t>
+      </w:r>
+      <w:proofErr w:type="gramEnd"/>
+      <w:r>
+        <w:rPr>
+          <w:rFonts w:ascii="Times New Roman" w:eastAsia="Times New Roman" w:hAnsi="Times New Roman"/>
+          <w:sz w:val="24"/>
+          <w:szCs w:val="24"/>
+        </w:rPr>
+        <w:t>, the system could cause harm rather than support safety. Small counts in low-population regions could also make incidents identifiable. Forecasts will therefore be shown only at region and month level, with uncertainty ranges, and small values will be suppressed.</w:t>
       </w:r>
     </w:p>
     <w:p>
       <w:pPr>
-        <w:spacing w:before="120" w:after="120" w:line="276" w:lineRule="auto"/>
+        <w:spacing w:before="120" w:after="120"/>
         <w:jc w:val="both"/>
         <w:rPr>
           <w:rFonts w:ascii="Times New Roman" w:eastAsia="Times New Roman" w:hAnsi="Times New Roman"/>
@@ -35060,7 +35947,16 @@
           <w:sz w:val="24"/>
           <w:szCs w:val="24"/>
         </w:rPr>
-        <w:t xml:space="preserve"> rather than imputed, to avoid introducing artificial values into the time series. The ANZSOC category-label mismatch between the two crime files also required a manual translation table to ensure consistent offence classification across the full study period. Both issues are now resolved in the pipeline and documented in the repository change log.</w:t>
+        <w:t xml:space="preserve"> rather than imputed, to avoid introducing artificial values </w:t>
+      </w:r>
+      <w:r>
+        <w:rPr>
+          <w:rFonts w:ascii="Times New Roman" w:eastAsia="Times New Roman" w:hAnsi="Times New Roman"/>
+          <w:sz w:val="24"/>
+          <w:szCs w:val="24"/>
+        </w:rPr>
+        <w:lastRenderedPageBreak/>
+        <w:t>into the time series. The ANZSOC category-label mismatch between the two crime files also required a manual translation table to ensure consistent offence classification across the full study period. Both issues are now resolved in the pipeline and documented in the repository change log.</w:t>
       </w:r>
     </w:p>
     <w:p>
@@ -35070,7 +35966,7 @@
           <w:ilvl w:val="0"/>
           <w:numId w:val="7"/>
         </w:numPr>
-        <w:spacing w:before="120" w:after="120" w:line="276" w:lineRule="auto"/>
+        <w:spacing w:before="120" w:after="120" w:line="240" w:lineRule="auto"/>
         <w:ind w:left="426"/>
         <w:contextualSpacing w:val="0"/>
         <w:jc w:val="both"/>
@@ -35084,7 +35980,7 @@
           <w:lang w:val="en-AU"/>
         </w:rPr>
       </w:pPr>
-      <w:bookmarkStart w:id="67" w:name="_Toc239977757"/>
+      <w:bookmarkStart w:id="69" w:name="_Toc239977757"/>
       <w:r>
         <w:rPr>
           <w:rFonts w:ascii="Times New Roman" w:eastAsia="Times New Roman" w:hAnsi="Times New Roman" w:cs="Times New Roman"/>
@@ -35096,11 +35992,11 @@
         </w:rPr>
         <w:t>Ethics, privacy and security considerations</w:t>
       </w:r>
-      <w:bookmarkEnd w:id="67"/>
+      <w:bookmarkEnd w:id="69"/>
     </w:p>
     <w:p>
       <w:pPr>
-        <w:spacing w:before="120" w:after="160" w:line="276" w:lineRule="auto"/>
+        <w:spacing w:before="120" w:after="160"/>
         <w:jc w:val="both"/>
         <w:rPr>
           <w:rFonts w:ascii="Times New Roman" w:eastAsia="Times New Roman" w:hAnsi="Times New Roman"/>
@@ -35121,7 +36017,7 @@
     </w:p>
     <w:p>
       <w:pPr>
-        <w:spacing w:before="120" w:after="160" w:line="276" w:lineRule="auto"/>
+        <w:spacing w:before="120" w:after="160"/>
         <w:jc w:val="both"/>
       </w:pPr>
       <w:r>
@@ -35135,7 +36031,7 @@
     </w:p>
     <w:p>
       <w:pPr>
-        <w:spacing w:before="120" w:after="160" w:line="276" w:lineRule="auto"/>
+        <w:spacing w:before="120" w:after="160"/>
         <w:jc w:val="both"/>
         <w:rPr>
           <w:rFonts w:ascii="Times New Roman" w:eastAsia="Times New Roman" w:hAnsi="Times New Roman"/>
@@ -35156,7 +36052,7 @@
     </w:p>
     <w:p>
       <w:pPr>
-        <w:spacing w:before="120" w:after="160" w:line="276" w:lineRule="auto"/>
+        <w:spacing w:before="120" w:after="160"/>
         <w:jc w:val="both"/>
       </w:pPr>
       <w:r>
@@ -35165,21 +36061,12 @@
           <w:sz w:val="24"/>
           <w:szCs w:val="24"/>
         </w:rPr>
-        <w:t xml:space="preserve">Aboriginal people are strongly represented in NT crime statistics (Northern Territory Police Force, 2025), so the data must be used carefully and respectfully. The project follows the CARE Principles (Carroll et al., 2020) and the AIATSIS Code of Ethics (AIATSIS, 2020). The model </w:t>
-      </w:r>
-      <w:r>
-        <w:rPr>
-          <w:rFonts w:ascii="Times New Roman" w:eastAsia="Times New Roman" w:hAnsi="Times New Roman"/>
-          <w:sz w:val="24"/>
-          <w:szCs w:val="24"/>
-        </w:rPr>
-        <w:lastRenderedPageBreak/>
-        <w:t>will only make predictions at the regional and monthly level and will not make predictions based on Indigenous status.</w:t>
+        <w:t>Aboriginal people are strongly represented in NT crime statistics (Northern Territory Police Force, 2025), so the data must be used carefully and respectfully. The project follows the CARE Principles (Carroll et al., 2020) and the AIATSIS Code of Ethics (AIATSIS, 2020). The model will only make predictions at the regional and monthly level and will not make predictions based on Indigenous status.</w:t>
       </w:r>
     </w:p>
     <w:p>
       <w:pPr>
-        <w:spacing w:before="120" w:after="160" w:line="276" w:lineRule="auto"/>
+        <w:spacing w:before="120" w:after="160"/>
         <w:jc w:val="both"/>
         <w:rPr>
           <w:rFonts w:ascii="Times New Roman" w:eastAsia="Times New Roman" w:hAnsi="Times New Roman"/>
@@ -35200,7 +36087,7 @@
     </w:p>
     <w:p>
       <w:pPr>
-        <w:spacing w:before="120" w:after="160" w:line="276" w:lineRule="auto"/>
+        <w:spacing w:before="120" w:after="160"/>
         <w:jc w:val="both"/>
       </w:pPr>
       <w:r>
@@ -35214,7 +36101,7 @@
     </w:p>
     <w:p>
       <w:pPr>
-        <w:spacing w:before="120" w:after="160" w:line="276" w:lineRule="auto"/>
+        <w:spacing w:before="120" w:after="160"/>
         <w:jc w:val="both"/>
         <w:rPr>
           <w:rFonts w:ascii="Times New Roman" w:eastAsia="Times New Roman" w:hAnsi="Times New Roman"/>
@@ -35234,7 +36121,7 @@
     </w:p>
     <w:p>
       <w:pPr>
-        <w:spacing w:before="120" w:after="160" w:line="276" w:lineRule="auto"/>
+        <w:spacing w:before="120" w:after="160"/>
         <w:jc w:val="both"/>
         <w:rPr>
           <w:rFonts w:ascii="Times New Roman" w:hAnsi="Times New Roman"/>
@@ -35255,7 +36142,7 @@
     </w:p>
     <w:p>
       <w:pPr>
-        <w:spacing w:before="120" w:after="160" w:line="276" w:lineRule="auto"/>
+        <w:spacing w:before="120" w:after="160"/>
         <w:jc w:val="both"/>
         <w:rPr>
           <w:rFonts w:ascii="Times New Roman" w:eastAsia="Times New Roman" w:hAnsi="Times New Roman"/>
@@ -35276,7 +36163,7 @@
     </w:p>
     <w:p>
       <w:pPr>
-        <w:spacing w:before="120" w:after="160" w:line="276" w:lineRule="auto"/>
+        <w:spacing w:before="120" w:after="160"/>
         <w:jc w:val="both"/>
       </w:pPr>
       <w:r>
@@ -35290,7 +36177,7 @@
     </w:p>
     <w:p>
       <w:pPr>
-        <w:spacing w:before="120" w:after="160" w:line="276" w:lineRule="auto"/>
+        <w:spacing w:before="120" w:after="160"/>
         <w:jc w:val="both"/>
         <w:rPr>
           <w:rFonts w:ascii="Times New Roman" w:eastAsia="Times New Roman" w:hAnsi="Times New Roman"/>
@@ -35314,7 +36201,7 @@
           <w:ilvl w:val="0"/>
           <w:numId w:val="7"/>
         </w:numPr>
-        <w:spacing w:before="120" w:line="276" w:lineRule="auto"/>
+        <w:spacing w:before="120" w:line="240" w:lineRule="auto"/>
         <w:contextualSpacing w:val="0"/>
         <w:jc w:val="both"/>
         <w:outlineLvl w:val="1"/>
@@ -35327,8 +36214,8 @@
           <w:lang w:val="en-AU"/>
         </w:rPr>
       </w:pPr>
-      <w:bookmarkStart w:id="68" w:name="_Toc239977758"/>
-      <w:bookmarkStart w:id="69" w:name="OLE_LINK8"/>
+      <w:bookmarkStart w:id="70" w:name="_Toc239977758"/>
+      <w:bookmarkStart w:id="71" w:name="OLE_LINK8"/>
       <w:r>
         <w:rPr>
           <w:rFonts w:ascii="Times New Roman" w:hAnsi="Times New Roman" w:cs="Times New Roman"/>
@@ -35340,11 +36227,11 @@
         </w:rPr>
         <w:t>Evaluation of progress</w:t>
       </w:r>
-      <w:bookmarkEnd w:id="68"/>
+      <w:bookmarkEnd w:id="70"/>
     </w:p>
     <w:p>
       <w:pPr>
-        <w:spacing w:before="120" w:after="160" w:line="276" w:lineRule="auto"/>
+        <w:spacing w:before="120" w:after="160"/>
         <w:jc w:val="both"/>
         <w:rPr>
           <w:rFonts w:ascii="Times New Roman" w:eastAsia="Times New Roman" w:hAnsi="Times New Roman"/>
@@ -35369,7 +36256,7 @@
           <w:ilvl w:val="0"/>
           <w:numId w:val="7"/>
         </w:numPr>
-        <w:spacing w:before="120" w:line="276" w:lineRule="auto"/>
+        <w:spacing w:before="120" w:line="240" w:lineRule="auto"/>
         <w:contextualSpacing w:val="0"/>
         <w:jc w:val="both"/>
         <w:outlineLvl w:val="1"/>
@@ -35382,7 +36269,7 @@
           <w:lang w:val="en-AU"/>
         </w:rPr>
       </w:pPr>
-      <w:bookmarkStart w:id="70" w:name="_Toc239977759"/>
+      <w:bookmarkStart w:id="72" w:name="_Toc239977759"/>
       <w:r>
         <w:rPr>
           <w:rFonts w:ascii="Times New Roman" w:hAnsi="Times New Roman" w:cs="Times New Roman"/>
@@ -35392,9 +36279,10 @@
           <w:szCs w:val="24"/>
           <w:lang w:val="en-AU"/>
         </w:rPr>
+        <w:lastRenderedPageBreak/>
         <w:t xml:space="preserve">Any </w:t>
       </w:r>
-      <w:bookmarkStart w:id="71" w:name="OLE_LINK9"/>
+      <w:bookmarkStart w:id="73" w:name="OLE_LINK9"/>
       <w:r>
         <w:rPr>
           <w:rFonts w:ascii="Times New Roman" w:hAnsi="Times New Roman" w:cs="Times New Roman"/>
@@ -35406,13 +36294,13 @@
         </w:rPr>
         <w:t>other relevant technical developments</w:t>
       </w:r>
-      <w:bookmarkEnd w:id="70"/>
-      <w:bookmarkEnd w:id="71"/>
+      <w:bookmarkEnd w:id="72"/>
+      <w:bookmarkEnd w:id="73"/>
     </w:p>
-    <w:bookmarkEnd w:id="69"/>
+    <w:bookmarkEnd w:id="71"/>
     <w:p>
       <w:pPr>
-        <w:spacing w:before="100" w:beforeAutospacing="1" w:after="100" w:afterAutospacing="1" w:line="276" w:lineRule="auto"/>
+        <w:spacing w:before="100" w:beforeAutospacing="1" w:after="100" w:afterAutospacing="1"/>
         <w:jc w:val="both"/>
         <w:rPr>
           <w:rFonts w:ascii="Times New Roman" w:eastAsia="Times New Roman" w:hAnsi="Times New Roman"/>
@@ -35433,7 +36321,7 @@
     </w:p>
     <w:p>
       <w:pPr>
-        <w:spacing w:before="100" w:beforeAutospacing="1" w:after="100" w:afterAutospacing="1" w:line="276" w:lineRule="auto"/>
+        <w:spacing w:before="100" w:beforeAutospacing="1" w:after="100" w:afterAutospacing="1"/>
         <w:jc w:val="both"/>
         <w:rPr>
           <w:rFonts w:ascii="Times New Roman" w:eastAsia="Times New Roman" w:hAnsi="Times New Roman"/>
@@ -35469,7 +36357,7 @@
           <w:ilvl w:val="0"/>
           <w:numId w:val="16"/>
         </w:numPr>
-        <w:spacing w:before="100" w:beforeAutospacing="1" w:after="100" w:afterAutospacing="1" w:line="276" w:lineRule="auto"/>
+        <w:spacing w:before="100" w:beforeAutospacing="1" w:after="100" w:afterAutospacing="1"/>
         <w:jc w:val="both"/>
         <w:rPr>
           <w:rFonts w:ascii="Times New Roman" w:eastAsia="Times New Roman" w:hAnsi="Times New Roman"/>
@@ -35525,7 +36413,27 @@
           <w:szCs w:val="24"/>
           <w:lang w:eastAsia="en-US"/>
         </w:rPr>
-        <w:t>) that broke the pipeline on any machine but the original developer's.</w:t>
+        <w:t xml:space="preserve">) that broke the pipeline on any machine but the original </w:t>
+      </w:r>
+      <w:proofErr w:type="gramStart"/>
+      <w:r>
+        <w:rPr>
+          <w:rFonts w:ascii="Times New Roman" w:eastAsia="Times New Roman" w:hAnsi="Times New Roman"/>
+          <w:sz w:val="24"/>
+          <w:szCs w:val="24"/>
+          <w:lang w:eastAsia="en-US"/>
+        </w:rPr>
+        <w:t>developer's</w:t>
+      </w:r>
+      <w:proofErr w:type="gramEnd"/>
+      <w:r>
+        <w:rPr>
+          <w:rFonts w:ascii="Times New Roman" w:eastAsia="Times New Roman" w:hAnsi="Times New Roman"/>
+          <w:sz w:val="24"/>
+          <w:szCs w:val="24"/>
+          <w:lang w:eastAsia="en-US"/>
+        </w:rPr>
+        <w:t>.</w:t>
       </w:r>
     </w:p>
     <w:p>
@@ -35534,7 +36442,7 @@
           <w:ilvl w:val="0"/>
           <w:numId w:val="16"/>
         </w:numPr>
-        <w:spacing w:before="100" w:beforeAutospacing="1" w:after="100" w:afterAutospacing="1" w:line="276" w:lineRule="auto"/>
+        <w:spacing w:before="100" w:beforeAutospacing="1" w:after="100" w:afterAutospacing="1"/>
         <w:jc w:val="both"/>
         <w:rPr>
           <w:rFonts w:ascii="Times New Roman" w:eastAsia="Times New Roman" w:hAnsi="Times New Roman"/>
@@ -35550,7 +36458,27 @@
           <w:szCs w:val="24"/>
           <w:lang w:eastAsia="en-US"/>
         </w:rPr>
-        <w:t>A Windows-only Unicode crash inside a print() statement.</w:t>
+        <w:t xml:space="preserve">A Windows-only Unicode crash inside a </w:t>
+      </w:r>
+      <w:proofErr w:type="gramStart"/>
+      <w:r>
+        <w:rPr>
+          <w:rFonts w:ascii="Times New Roman" w:eastAsia="Times New Roman" w:hAnsi="Times New Roman"/>
+          <w:sz w:val="24"/>
+          <w:szCs w:val="24"/>
+          <w:lang w:eastAsia="en-US"/>
+        </w:rPr>
+        <w:t>print(</w:t>
+      </w:r>
+      <w:proofErr w:type="gramEnd"/>
+      <w:r>
+        <w:rPr>
+          <w:rFonts w:ascii="Times New Roman" w:eastAsia="Times New Roman" w:hAnsi="Times New Roman"/>
+          <w:sz w:val="24"/>
+          <w:szCs w:val="24"/>
+          <w:lang w:eastAsia="en-US"/>
+        </w:rPr>
+        <w:t>) statement.</w:t>
       </w:r>
     </w:p>
     <w:p>
@@ -35559,7 +36487,7 @@
           <w:ilvl w:val="0"/>
           <w:numId w:val="16"/>
         </w:numPr>
-        <w:spacing w:before="100" w:beforeAutospacing="1" w:after="100" w:afterAutospacing="1" w:line="276" w:lineRule="auto"/>
+        <w:spacing w:before="100" w:beforeAutospacing="1" w:after="100" w:afterAutospacing="1"/>
         <w:jc w:val="both"/>
         <w:rPr>
           <w:rFonts w:ascii="Times New Roman" w:eastAsia="Times New Roman" w:hAnsi="Times New Roman"/>
@@ -35575,7 +36503,6 @@
           <w:szCs w:val="24"/>
           <w:lang w:eastAsia="en-US"/>
         </w:rPr>
-        <w:lastRenderedPageBreak/>
         <w:t>A duplicated function definition from a Git merge, with a missing argument in the abandoned copy.</w:t>
       </w:r>
     </w:p>
@@ -35585,7 +36512,7 @@
           <w:ilvl w:val="0"/>
           <w:numId w:val="16"/>
         </w:numPr>
-        <w:spacing w:before="100" w:beforeAutospacing="1" w:after="100" w:afterAutospacing="1" w:line="276" w:lineRule="auto"/>
+        <w:spacing w:before="100" w:beforeAutospacing="1" w:after="100" w:afterAutospacing="1"/>
         <w:jc w:val="both"/>
         <w:rPr>
           <w:rFonts w:ascii="Times New Roman" w:eastAsia="Times New Roman" w:hAnsi="Times New Roman"/>
@@ -35601,12 +36528,32 @@
           <w:szCs w:val="24"/>
           <w:lang w:eastAsia="en-US"/>
         </w:rPr>
-        <w:t>A biased VIF calculation (missing its constant term) and an unsafe eval() call.</w:t>
+        <w:t xml:space="preserve">A biased VIF calculation (missing its constant term) and an unsafe </w:t>
+      </w:r>
+      <w:proofErr w:type="gramStart"/>
+      <w:r>
+        <w:rPr>
+          <w:rFonts w:ascii="Times New Roman" w:eastAsia="Times New Roman" w:hAnsi="Times New Roman"/>
+          <w:sz w:val="24"/>
+          <w:szCs w:val="24"/>
+          <w:lang w:eastAsia="en-US"/>
+        </w:rPr>
+        <w:t>eval(</w:t>
+      </w:r>
+      <w:proofErr w:type="gramEnd"/>
+      <w:r>
+        <w:rPr>
+          <w:rFonts w:ascii="Times New Roman" w:eastAsia="Times New Roman" w:hAnsi="Times New Roman"/>
+          <w:sz w:val="24"/>
+          <w:szCs w:val="24"/>
+          <w:lang w:eastAsia="en-US"/>
+        </w:rPr>
+        <w:t>) call.</w:t>
       </w:r>
     </w:p>
     <w:p>
       <w:pPr>
-        <w:spacing w:before="100" w:beforeAutospacing="1" w:after="100" w:afterAutospacing="1" w:line="276" w:lineRule="auto"/>
+        <w:spacing w:before="100" w:beforeAutospacing="1" w:after="100" w:afterAutospacing="1"/>
         <w:jc w:val="both"/>
         <w:rPr>
           <w:rFonts w:ascii="Times New Roman" w:eastAsia="Times New Roman" w:hAnsi="Times New Roman"/>
@@ -35638,7 +36585,7 @@
     </w:p>
     <w:p>
       <w:pPr>
-        <w:spacing w:before="100" w:beforeAutospacing="1" w:after="100" w:afterAutospacing="1" w:line="276" w:lineRule="auto"/>
+        <w:spacing w:before="100" w:beforeAutospacing="1" w:after="100" w:afterAutospacing="1"/>
         <w:jc w:val="both"/>
         <w:rPr>
           <w:rFonts w:ascii="Times New Roman" w:eastAsia="Times New Roman" w:hAnsi="Times New Roman"/>
@@ -35699,7 +36646,16 @@
           <w:sz w:val="24"/>
           <w:szCs w:val="24"/>
         </w:rPr>
-        <w:t>/, dataset/raw/, dataset/processed/) to GitHub rather than .</w:t>
+        <w:t xml:space="preserve">/, dataset/raw/, dataset/processed/) to GitHub rather </w:t>
+      </w:r>
+      <w:proofErr w:type="gramStart"/>
+      <w:r>
+        <w:rPr>
+          <w:rFonts w:ascii="Times New Roman" w:eastAsia="Times New Roman" w:hAnsi="Times New Roman"/>
+          <w:sz w:val="24"/>
+          <w:szCs w:val="24"/>
+        </w:rPr>
+        <w:t>than .</w:t>
       </w:r>
       <w:proofErr w:type="spellStart"/>
       <w:r>
@@ -35711,6 +36667,7 @@
         <w:t>gitignore</w:t>
       </w:r>
       <w:proofErr w:type="spellEnd"/>
+      <w:proofErr w:type="gramEnd"/>
       <w:r>
         <w:rPr>
           <w:rFonts w:ascii="Times New Roman" w:eastAsia="Times New Roman" w:hAnsi="Times New Roman"/>
@@ -35736,7 +36693,7 @@
           <w:ilvl w:val="0"/>
           <w:numId w:val="7"/>
         </w:numPr>
-        <w:spacing w:before="120" w:after="120" w:line="276" w:lineRule="auto"/>
+        <w:spacing w:before="120" w:after="120" w:line="240" w:lineRule="auto"/>
         <w:ind w:left="426"/>
         <w:contextualSpacing w:val="0"/>
         <w:jc w:val="both"/>
@@ -35750,7 +36707,7 @@
           <w:lang w:val="en-AU"/>
         </w:rPr>
       </w:pPr>
-      <w:bookmarkStart w:id="72" w:name="_Toc239977760"/>
+      <w:bookmarkStart w:id="74" w:name="_Toc239977760"/>
       <w:r>
         <w:rPr>
           <w:rFonts w:ascii="Times New Roman" w:eastAsia="Times New Roman" w:hAnsi="Times New Roman" w:cs="Times New Roman"/>
@@ -35762,11 +36719,11 @@
         </w:rPr>
         <w:t>References</w:t>
       </w:r>
-      <w:bookmarkEnd w:id="72"/>
+      <w:bookmarkEnd w:id="74"/>
     </w:p>
     <w:p>
       <w:pPr>
-        <w:spacing w:before="120" w:after="120" w:line="276" w:lineRule="auto"/>
+        <w:spacing w:before="120" w:after="120"/>
         <w:ind w:left="720" w:hanging="720"/>
         <w:jc w:val="both"/>
         <w:rPr>
@@ -35801,7 +36758,7 @@
         </w:rPr>
         <w:t xml:space="preserve">. </w:t>
       </w:r>
-      <w:hyperlink r:id="rId40">
+      <w:hyperlink r:id="rId42">
         <w:r>
           <w:rPr>
             <w:rStyle w:val="Hyperlink"/>
@@ -35823,7 +36780,7 @@
     </w:p>
     <w:p>
       <w:pPr>
-        <w:spacing w:before="120" w:after="120" w:line="276" w:lineRule="auto"/>
+        <w:spacing w:before="120" w:after="120"/>
         <w:ind w:left="720" w:hanging="720"/>
         <w:jc w:val="both"/>
         <w:rPr>
@@ -35858,7 +36815,7 @@
         </w:rPr>
         <w:t xml:space="preserve">. ABS. </w:t>
       </w:r>
-      <w:hyperlink r:id="rId41">
+      <w:hyperlink r:id="rId43">
         <w:r>
           <w:rPr>
             <w:rStyle w:val="Hyperlink"/>
@@ -35880,7 +36837,7 @@
     </w:p>
     <w:p>
       <w:pPr>
-        <w:spacing w:before="120" w:after="120" w:line="276" w:lineRule="auto"/>
+        <w:spacing w:before="120" w:after="120"/>
         <w:ind w:left="720" w:hanging="720"/>
         <w:jc w:val="both"/>
         <w:rPr>
@@ -35897,7 +36854,7 @@
         </w:rPr>
         <w:t xml:space="preserve">Australian Institute of Aboriginal and Torres Strait Islander Studies. (2020). AIATSIS Code of Ethics for Aboriginal and Torres Strait Islander Research. AIATSIS. </w:t>
       </w:r>
-      <w:hyperlink r:id="rId42">
+      <w:hyperlink r:id="rId44">
         <w:r>
           <w:rPr>
             <w:rStyle w:val="Hyperlink"/>
@@ -35911,7 +36868,7 @@
     </w:p>
     <w:p>
       <w:pPr>
-        <w:spacing w:before="120" w:after="120" w:line="276" w:lineRule="auto"/>
+        <w:spacing w:before="120" w:after="120"/>
         <w:ind w:left="720" w:hanging="720"/>
         <w:jc w:val="both"/>
         <w:rPr>
@@ -35964,7 +36921,7 @@
         </w:rPr>
         <w:t xml:space="preserve">, K., Rodriguez-Lonebear, D., Rowe, R., Sara, R., Walker, J. D., Anderson, J., &amp; Hudson, M. (2020). The CARE Principles for Indigenous Data Governance. Data Science Journal, 19(1), 1–12. </w:t>
       </w:r>
-      <w:hyperlink r:id="rId43">
+      <w:hyperlink r:id="rId45">
         <w:r>
           <w:rPr>
             <w:rStyle w:val="Hyperlink"/>
@@ -35978,7 +36935,7 @@
     </w:p>
     <w:p>
       <w:pPr>
-        <w:spacing w:before="120" w:after="120" w:line="276" w:lineRule="auto"/>
+        <w:spacing w:before="120" w:after="120"/>
         <w:ind w:left="720" w:hanging="720"/>
         <w:jc w:val="both"/>
         <w:rPr>
@@ -36013,7 +36970,7 @@
         </w:rPr>
         <w:t xml:space="preserve">. Abc.net.au; ABC News. </w:t>
       </w:r>
-      <w:hyperlink r:id="rId44">
+      <w:hyperlink r:id="rId46">
         <w:r>
           <w:rPr>
             <w:rStyle w:val="Hyperlink"/>
@@ -36027,7 +36984,7 @@
     </w:p>
     <w:p>
       <w:pPr>
-        <w:spacing w:before="120" w:line="276" w:lineRule="auto"/>
+        <w:spacing w:before="120"/>
         <w:ind w:left="720" w:hanging="720"/>
         <w:jc w:val="both"/>
       </w:pPr>
@@ -36037,9 +36994,27 @@
           <w:sz w:val="24"/>
           <w:szCs w:val="24"/>
         </w:rPr>
-        <w:t xml:space="preserve">Northern Territory Government. (2026). NT crime statistics march 2026 - NTG open data portal. </w:t>
-      </w:r>
-      <w:hyperlink r:id="rId45" w:history="1">
+        <w:t xml:space="preserve">Northern Territory Government. (2026). NT crime </w:t>
+      </w:r>
+      <w:proofErr w:type="gramStart"/>
+      <w:r>
+        <w:rPr>
+          <w:rFonts w:ascii="Times New Roman" w:eastAsia="Times New Roman" w:hAnsi="Times New Roman"/>
+          <w:sz w:val="24"/>
+          <w:szCs w:val="24"/>
+        </w:rPr>
+        <w:t>statistics march</w:t>
+      </w:r>
+      <w:proofErr w:type="gramEnd"/>
+      <w:r>
+        <w:rPr>
+          <w:rFonts w:ascii="Times New Roman" w:eastAsia="Times New Roman" w:hAnsi="Times New Roman"/>
+          <w:sz w:val="24"/>
+          <w:szCs w:val="24"/>
+        </w:rPr>
+        <w:t xml:space="preserve"> 2026 - NTG open data portal. </w:t>
+      </w:r>
+      <w:hyperlink r:id="rId47" w:history="1">
         <w:r>
           <w:rPr>
             <w:rStyle w:val="Hyperlink"/>
@@ -36061,7 +37036,7 @@
     </w:p>
     <w:p>
       <w:pPr>
-        <w:spacing w:before="120" w:line="276" w:lineRule="auto"/>
+        <w:spacing w:before="120"/>
         <w:ind w:left="720" w:hanging="720"/>
         <w:jc w:val="both"/>
       </w:pPr>
@@ -36091,7 +37066,7 @@
         </w:rPr>
         <w:t xml:space="preserve">. </w:t>
       </w:r>
-      <w:hyperlink r:id="rId46">
+      <w:hyperlink r:id="rId48">
         <w:r>
           <w:rPr>
             <w:rStyle w:val="Hyperlink"/>
@@ -36105,7 +37080,7 @@
     </w:p>
     <w:p>
       <w:pPr>
-        <w:spacing w:before="120" w:line="276" w:lineRule="auto"/>
+        <w:spacing w:before="120"/>
         <w:ind w:left="720" w:hanging="720"/>
         <w:jc w:val="both"/>
       </w:pPr>
@@ -36115,6 +37090,7 @@
           <w:sz w:val="24"/>
           <w:szCs w:val="24"/>
         </w:rPr>
+        <w:lastRenderedPageBreak/>
         <w:t xml:space="preserve">NTPFES. (2026). </w:t>
       </w:r>
       <w:r>
@@ -36157,7 +37133,7 @@
         </w:rPr>
         <w:t xml:space="preserve">. NT Police, Fire &amp; Emergency Services. </w:t>
       </w:r>
-      <w:hyperlink r:id="rId47">
+      <w:hyperlink r:id="rId49">
         <w:r>
           <w:rPr>
             <w:rStyle w:val="Hyperlink"/>
@@ -36171,7 +37147,7 @@
     </w:p>
     <w:p>
       <w:pPr>
-        <w:spacing w:before="120" w:after="120" w:line="276" w:lineRule="auto"/>
+        <w:spacing w:before="120" w:after="120"/>
         <w:ind w:left="720" w:hanging="720"/>
         <w:jc w:val="both"/>
         <w:rPr>
@@ -36206,7 +37182,7 @@
         </w:rPr>
         <w:t xml:space="preserve">  </w:t>
       </w:r>
-      <w:hyperlink r:id="rId48">
+      <w:hyperlink r:id="rId50">
         <w:r>
           <w:rPr>
             <w:rStyle w:val="Hyperlink"/>
@@ -36228,7 +37204,7 @@
     </w:p>
     <w:p>
       <w:pPr>
-        <w:spacing w:before="120" w:after="120" w:line="276" w:lineRule="auto"/>
+        <w:spacing w:before="120" w:after="120"/>
         <w:ind w:left="720" w:hanging="720"/>
         <w:jc w:val="both"/>
         <w:rPr>
@@ -36245,7 +37221,6 @@
           <w:szCs w:val="24"/>
           <w:lang w:val="en-US"/>
         </w:rPr>
-        <w:lastRenderedPageBreak/>
         <w:t xml:space="preserve">Baird, A., While, D., Flynn, S., Ibrahim, S., Kapur, N., Appleby, L., &amp; Shaw, J. (2019). Do homicide rates increase during weekends and national holidays? </w:t>
       </w:r>
       <w:r>
@@ -36291,7 +37266,7 @@
     </w:p>
     <w:p>
       <w:pPr>
-        <w:spacing w:before="120" w:after="120" w:line="276" w:lineRule="auto"/>
+        <w:spacing w:before="120" w:after="120"/>
         <w:ind w:left="720" w:hanging="720"/>
         <w:jc w:val="both"/>
         <w:rPr>
@@ -36353,7 +37328,7 @@
     </w:p>
     <w:p>
       <w:pPr>
-        <w:spacing w:before="120" w:after="120" w:line="276" w:lineRule="auto"/>
+        <w:spacing w:before="120" w:after="120"/>
         <w:ind w:left="720" w:hanging="720"/>
         <w:jc w:val="both"/>
         <w:rPr>
@@ -36395,7 +37370,7 @@
     </w:p>
     <w:p>
       <w:pPr>
-        <w:spacing w:before="120" w:after="120" w:line="276" w:lineRule="auto"/>
+        <w:spacing w:before="120" w:after="120"/>
         <w:ind w:left="720" w:hanging="720"/>
         <w:jc w:val="both"/>
         <w:rPr>
@@ -36437,7 +37412,7 @@
     </w:p>
     <w:p>
       <w:pPr>
-        <w:spacing w:before="120" w:after="120" w:line="276" w:lineRule="auto"/>
+        <w:spacing w:before="120" w:after="120"/>
         <w:ind w:left="720" w:hanging="720"/>
         <w:jc w:val="both"/>
         <w:rPr>
@@ -36510,7 +37485,7 @@
     </w:p>
     <w:p>
       <w:pPr>
-        <w:spacing w:before="120" w:after="120" w:line="276" w:lineRule="auto"/>
+        <w:spacing w:before="120" w:after="120"/>
         <w:ind w:left="720" w:hanging="720"/>
         <w:jc w:val="both"/>
         <w:rPr>
@@ -36576,7 +37551,7 @@
     </w:p>
     <w:p>
       <w:pPr>
-        <w:spacing w:before="120" w:after="120" w:line="276" w:lineRule="auto"/>
+        <w:spacing w:before="120" w:after="120"/>
         <w:ind w:left="720" w:hanging="720"/>
         <w:jc w:val="both"/>
         <w:rPr>
@@ -36658,7 +37633,7 @@
     </w:p>
     <w:p>
       <w:pPr>
-        <w:spacing w:before="120" w:after="120" w:line="276" w:lineRule="auto"/>
+        <w:spacing w:before="120" w:after="120"/>
         <w:ind w:left="720" w:hanging="720"/>
         <w:jc w:val="both"/>
         <w:rPr>
@@ -36742,7 +37717,7 @@
     </w:p>
     <w:p>
       <w:pPr>
-        <w:spacing w:before="120" w:after="120" w:line="276" w:lineRule="auto"/>
+        <w:spacing w:before="120" w:after="120"/>
         <w:ind w:left="720" w:hanging="720"/>
         <w:jc w:val="both"/>
         <w:rPr>
@@ -36804,7 +37779,7 @@
     </w:p>
     <w:p>
       <w:pPr>
-        <w:spacing w:before="120" w:after="120" w:line="276" w:lineRule="auto"/>
+        <w:spacing w:before="120" w:after="120"/>
         <w:ind w:left="720" w:hanging="720"/>
         <w:jc w:val="both"/>
         <w:rPr>
@@ -36846,7 +37821,7 @@
     </w:p>
     <w:p>
       <w:pPr>
-        <w:spacing w:before="120" w:after="120" w:line="276" w:lineRule="auto"/>
+        <w:spacing w:before="120" w:after="120"/>
         <w:ind w:left="720" w:hanging="720"/>
         <w:jc w:val="both"/>
         <w:rPr>
@@ -36948,7 +37923,7 @@
     </w:p>
     <w:p>
       <w:pPr>
-        <w:spacing w:before="120" w:after="120" w:line="276" w:lineRule="auto"/>
+        <w:spacing w:before="120" w:after="120"/>
         <w:ind w:left="720" w:hanging="720"/>
         <w:jc w:val="both"/>
         <w:rPr>
@@ -36990,7 +37965,7 @@
     </w:p>
     <w:p>
       <w:pPr>
-        <w:spacing w:before="120" w:after="120" w:line="276" w:lineRule="auto"/>
+        <w:spacing w:before="120" w:after="120"/>
         <w:ind w:left="720" w:hanging="720"/>
         <w:jc w:val="both"/>
         <w:rPr>
@@ -37002,7 +37977,7 @@
     </w:p>
     <w:p>
       <w:pPr>
-        <w:spacing w:before="120" w:after="240" w:line="276" w:lineRule="auto"/>
+        <w:spacing w:before="120" w:after="240"/>
         <w:jc w:val="both"/>
         <w:rPr>
           <w:rFonts w:ascii="Times New Roman" w:eastAsiaTheme="minorEastAsia" w:hAnsi="Times New Roman"/>
@@ -37036,7 +38011,7 @@
           <w:szCs w:val="24"/>
         </w:rPr>
       </w:pPr>
-      <w:bookmarkStart w:id="73" w:name="_Toc239977761"/>
+      <w:bookmarkStart w:id="75" w:name="_Toc239977761"/>
       <w:r>
         <w:rPr>
           <w:rFonts w:ascii="Times New Roman" w:eastAsiaTheme="minorEastAsia" w:hAnsi="Times New Roman"/>
@@ -37048,7 +38023,7 @@
         <w:lastRenderedPageBreak/>
         <w:t>SECTION 4 – Individual Work and Contribution Summary</w:t>
       </w:r>
-      <w:bookmarkEnd w:id="73"/>
+      <w:bookmarkEnd w:id="75"/>
     </w:p>
     <w:p>
       <w:pPr>
@@ -37215,7 +38190,7 @@
                     <pic:cNvPicPr/>
                   </pic:nvPicPr>
                   <pic:blipFill>
-                    <a:blip r:embed="rId49"/>
+                    <a:blip r:embed="rId51"/>
                     <a:stretch>
                       <a:fillRect/>
                     </a:stretch>
@@ -37292,7 +38267,7 @@
         <w:t>Since Assessment 1, I was responsible for the data processing stage: cleaning, standardising, and merging the three source datasets (crime, population, alcohol supply) into a single analysis-ready panel. This included category translation, a two-stage region crosswalk to align police boundaries with NTG statistical regions, offence-weighted encoding of alcohol and DV flags, and population validation before aggregation. Alongside this, I contributed to team coordination through Jira task management, GitHub maintenance, report writing, and reviewing teammates' work against assignment requirements.</w:t>
       </w:r>
     </w:p>
-    <w:bookmarkStart w:id="74" w:name="OLE_LINK10"/>
+    <w:bookmarkStart w:id="76" w:name="OLE_LINK10"/>
     <w:p>
       <w:pPr>
         <w:spacing w:line="276" w:lineRule="auto"/>
@@ -37320,7 +38295,7 @@
         <w:fldChar w:fldCharType="end"/>
       </w:r>
     </w:p>
-    <w:bookmarkEnd w:id="74"/>
+    <w:bookmarkEnd w:id="76"/>
     <w:p>
       <w:pPr>
         <w:pStyle w:val="ListParagraph"/>
@@ -37344,7 +38319,7 @@
         </w:rPr>
         <w:t>Visualisation:</w:t>
       </w:r>
-      <w:bookmarkStart w:id="75" w:name="OLE_LINK11"/>
+      <w:bookmarkStart w:id="77" w:name="OLE_LINK11"/>
       <w:r>
         <w:rPr>
           <w:lang w:val="en-AU"/>
@@ -37384,7 +38359,7 @@
         </w:rPr>
         <w:fldChar w:fldCharType="end"/>
       </w:r>
-      <w:bookmarkEnd w:id="75"/>
+      <w:bookmarkEnd w:id="77"/>
     </w:p>
     <w:p>
       <w:pPr>
@@ -37400,7 +38375,7 @@
           <w:lang w:val="en-AU"/>
         </w:rPr>
       </w:pPr>
-      <w:bookmarkStart w:id="76" w:name="OLE_LINK12"/>
+      <w:bookmarkStart w:id="78" w:name="OLE_LINK12"/>
       <w:r>
         <w:rPr>
           <w:rFonts w:ascii="Times New Roman" w:eastAsia="Times New Roman" w:hAnsi="Times New Roman"/>
@@ -37410,7 +38385,7 @@
         </w:rPr>
         <w:t>Documentation:</w:t>
       </w:r>
-      <w:hyperlink r:id="rId50" w:history="1">
+      <w:hyperlink r:id="rId52" w:history="1">
         <w:r>
           <w:rPr>
             <w:rStyle w:val="Hyperlink"/>
@@ -37432,7 +38407,7 @@
         <w:t xml:space="preserve"> </w:t>
       </w:r>
     </w:p>
-    <w:bookmarkEnd w:id="76"/>
+    <w:bookmarkEnd w:id="78"/>
     <w:p>
       <w:pPr>
         <w:pStyle w:val="ListParagraph"/>
@@ -37456,7 +38431,7 @@
         </w:rPr>
         <w:t>Code:</w:t>
       </w:r>
-      <w:hyperlink r:id="rId51" w:history="1">
+      <w:hyperlink r:id="rId53" w:history="1">
         <w:r>
           <w:rPr>
             <w:rStyle w:val="Hyperlink"/>
@@ -37698,7 +38673,7 @@
                     <pic:cNvPicPr/>
                   </pic:nvPicPr>
                   <pic:blipFill>
-                    <a:blip r:embed="rId52"/>
+                    <a:blip r:embed="rId54"/>
                     <a:stretch>
                       <a:fillRect/>
                     </a:stretch>
@@ -37771,7 +38746,47 @@
           <w:szCs w:val="24"/>
           <w:lang w:val="en-AU"/>
         </w:rPr>
-        <w:t>Since Assessment 1, I was responsible for the Ingest and Data Store stage, and for verifying that the pipeline the team built actually runs correctly end-to-end. This included implementing ingest.py to load and validate the six raw datasets with filename fuzzy-matching and manifest-based provenance tracking, compiling the project's missing dependency list after finding the pipeline would not run in a clean environment, and identifying and removing a Windows-specific Unicode crash and a duplicated function definition left over from a merge. I also corrected two silent code-quality defects - a statistically biased VIF calculation and an unsafe eval() call - before re-running the full pipeline to confirm it completes without errors ahead of the technical write-up.</w:t>
+        <w:t xml:space="preserve">Since Assessment 1, I was responsible for the Ingest and Data Store stage, and for verifying that the pipeline the team built </w:t>
+      </w:r>
+      <w:proofErr w:type="gramStart"/>
+      <w:r>
+        <w:rPr>
+          <w:rFonts w:ascii="Times New Roman" w:eastAsia="Times New Roman" w:hAnsi="Times New Roman"/>
+          <w:sz w:val="24"/>
+          <w:szCs w:val="24"/>
+          <w:lang w:val="en-AU"/>
+        </w:rPr>
+        <w:t>actually runs</w:t>
+      </w:r>
+      <w:proofErr w:type="gramEnd"/>
+      <w:r>
+        <w:rPr>
+          <w:rFonts w:ascii="Times New Roman" w:eastAsia="Times New Roman" w:hAnsi="Times New Roman"/>
+          <w:sz w:val="24"/>
+          <w:szCs w:val="24"/>
+          <w:lang w:val="en-AU"/>
+        </w:rPr>
+        <w:t xml:space="preserve"> correctly end-to-end. This included implementing ingest.py to load and validate the six raw datasets with filename fuzzy-matching and manifest-based provenance tracking, compiling the project's missing dependency list after finding the pipeline would not run in a clean environment, and identifying and removing a Windows-specific Unicode crash and a duplicated function definition left over from a merge. I also corrected two silent code-quality defects - a statistically biased VIF calculation and an unsafe </w:t>
+      </w:r>
+      <w:proofErr w:type="gramStart"/>
+      <w:r>
+        <w:rPr>
+          <w:rFonts w:ascii="Times New Roman" w:eastAsia="Times New Roman" w:hAnsi="Times New Roman"/>
+          <w:sz w:val="24"/>
+          <w:szCs w:val="24"/>
+          <w:lang w:val="en-AU"/>
+        </w:rPr>
+        <w:t>eval(</w:t>
+      </w:r>
+      <w:proofErr w:type="gramEnd"/>
+      <w:r>
+        <w:rPr>
+          <w:rFonts w:ascii="Times New Roman" w:eastAsia="Times New Roman" w:hAnsi="Times New Roman"/>
+          <w:sz w:val="24"/>
+          <w:szCs w:val="24"/>
+          <w:lang w:val="en-AU"/>
+        </w:rPr>
+        <w:t>) call - before re-running the full pipeline to confirm it completes without errors ahead of the technical write-up.</w:t>
       </w:r>
     </w:p>
     <w:p>
@@ -37796,7 +38811,7 @@
         </w:rPr>
         <w:t>Github:</w:t>
       </w:r>
-      <w:hyperlink r:id="rId53" w:history="1">
+      <w:hyperlink r:id="rId55" w:history="1">
         <w:r>
           <w:rPr>
             <w:rStyle w:val="Hyperlink"/>
@@ -37829,7 +38844,7 @@
         </w:rPr>
         <w:t>Documentation:</w:t>
       </w:r>
-      <w:hyperlink r:id="rId54" w:history="1">
+      <w:hyperlink r:id="rId56" w:history="1">
         <w:r>
           <w:rPr>
             <w:rStyle w:val="Hyperlink"/>
@@ -37904,7 +38919,27 @@
           <w:szCs w:val="24"/>
           <w:lang w:val="en-AU"/>
         </w:rPr>
-        <w:t>Owning the ingest stage taught me that "does it run?" must be checked deliberately, not assumed. Defects like missing dependencies, a Windows-only Unicode crash, and a duplicated function definition were invisible on individual machines but would have surfaced during the demonstration or on the marker's machine - catching them early freed up time for modelling and reporting. It also showed me that verification means checking correctness, not just absence of errors: the VIF calculation and an unsafe eval() call ran without crashing, yet one was statistically biased and the other insecure.</w:t>
+        <w:t xml:space="preserve">Owning the ingest stage taught me that "does it run?" must be checked deliberately, not assumed. Defects like missing dependencies, a Windows-only Unicode crash, and a duplicated function definition were invisible on individual machines but would have surfaced during the demonstration or on the marker's machine - catching them early freed up time for modelling and reporting. It also showed me that verification means checking correctness, not just absence of errors: the VIF calculation and an unsafe </w:t>
+      </w:r>
+      <w:proofErr w:type="gramStart"/>
+      <w:r>
+        <w:rPr>
+          <w:rFonts w:ascii="Times New Roman" w:eastAsia="Times New Roman" w:hAnsi="Times New Roman"/>
+          <w:sz w:val="24"/>
+          <w:szCs w:val="24"/>
+          <w:lang w:val="en-AU"/>
+        </w:rPr>
+        <w:t>eval(</w:t>
+      </w:r>
+      <w:proofErr w:type="gramEnd"/>
+      <w:r>
+        <w:rPr>
+          <w:rFonts w:ascii="Times New Roman" w:eastAsia="Times New Roman" w:hAnsi="Times New Roman"/>
+          <w:sz w:val="24"/>
+          <w:szCs w:val="24"/>
+          <w:lang w:val="en-AU"/>
+        </w:rPr>
+        <w:t>) call ran without crashing, yet one was statistically biased and the other insecure.</w:t>
       </w:r>
     </w:p>
     <w:p>
@@ -38063,7 +39098,7 @@
                     </pic:cNvPicPr>
                   </pic:nvPicPr>
                   <pic:blipFill>
-                    <a:blip r:embed="rId55">
+                    <a:blip r:embed="rId57">
                       <a:extLst>
                         <a:ext uri="{28A0092B-C50C-407E-A947-70E740481C1C}">
                           <a14:useLocalDpi xmlns:a14="http://schemas.microsoft.com/office/drawing/2010/main" val="0"/>
@@ -38179,7 +39214,7 @@
       <w:r>
         <w:t>Github:</w:t>
       </w:r>
-      <w:hyperlink r:id="rId56" w:history="1">
+      <w:hyperlink r:id="rId58" w:history="1">
         <w:r>
           <w:rPr>
             <w:rStyle w:val="Hyperlink"/>
@@ -38214,7 +39249,7 @@
         </w:rPr>
         <w:t>Documentation:</w:t>
       </w:r>
-      <w:hyperlink r:id="rId57" w:history="1">
+      <w:hyperlink r:id="rId59" w:history="1">
         <w:r>
           <w:rPr>
             <w:rStyle w:val="Hyperlink"/>
@@ -38277,7 +39312,7 @@
         </w:rPr>
         <w:t>:</w:t>
       </w:r>
-      <w:hyperlink r:id="rId58" w:history="1">
+      <w:hyperlink r:id="rId60" w:history="1">
         <w:r>
           <w:rPr>
             <w:rStyle w:val="Hyperlink"/>
@@ -38332,7 +39367,7 @@
         </w:rPr>
         <w:t>Backtest:</w:t>
       </w:r>
-      <w:hyperlink r:id="rId59" w:history="1">
+      <w:hyperlink r:id="rId61" w:history="1">
         <w:r>
           <w:rPr>
             <w:rStyle w:val="Hyperlink"/>
@@ -38563,7 +39598,7 @@
                     <pic:cNvPicPr/>
                   </pic:nvPicPr>
                   <pic:blipFill>
-                    <a:blip r:embed="rId60"/>
+                    <a:blip r:embed="rId62"/>
                     <a:stretch>
                       <a:fillRect/>
                     </a:stretch>
@@ -38637,7 +39672,27 @@
           <w:szCs w:val="24"/>
           <w:lang w:val="en-AU"/>
         </w:rPr>
-        <w:t xml:space="preserve">In this assessment, I maintain multiple roles, mostly with the technical side of the project. My contribution includes: Review the output from the ingesting and preprocessing steps, doing basic testing to see if anomalies exist and also seeking clarification when necessary, making sure that the processed data are ready for the next steps; Researching and choosing appropriate machine learning models and techniques from wide range of options and implementing them in the pipeline; Documenting and writing up reports based on my findings. </w:t>
+        <w:t xml:space="preserve">In this assessment, I maintain multiple roles, mostly with the technical side of the project. My contribution </w:t>
+      </w:r>
+      <w:proofErr w:type="gramStart"/>
+      <w:r>
+        <w:rPr>
+          <w:rFonts w:ascii="Times New Roman" w:eastAsia="Times New Roman" w:hAnsi="Times New Roman"/>
+          <w:sz w:val="24"/>
+          <w:szCs w:val="24"/>
+          <w:lang w:val="en-AU"/>
+        </w:rPr>
+        <w:t>includes:</w:t>
+      </w:r>
+      <w:proofErr w:type="gramEnd"/>
+      <w:r>
+        <w:rPr>
+          <w:rFonts w:ascii="Times New Roman" w:eastAsia="Times New Roman" w:hAnsi="Times New Roman"/>
+          <w:sz w:val="24"/>
+          <w:szCs w:val="24"/>
+          <w:lang w:val="en-AU"/>
+        </w:rPr>
+        <w:t xml:space="preserve"> Review the output from the ingesting and preprocessing steps, doing basic testing to see if anomalies exist and also seeking clarification when necessary, making sure that the processed data are ready for the next steps; Researching and choosing appropriate machine learning models and techniques from wide range of options and implementing them in the pipeline; Documenting and writing up reports based on my findings. </w:t>
       </w:r>
     </w:p>
     <w:p>
@@ -38663,7 +39718,7 @@
         </w:rPr>
         <w:t xml:space="preserve">GitHub commits: </w:t>
       </w:r>
-      <w:hyperlink r:id="rId61" w:history="1">
+      <w:hyperlink r:id="rId63" w:history="1">
         <w:r>
           <w:rPr>
             <w:rStyle w:val="Hyperlink"/>
@@ -38721,7 +39776,7 @@
         </w:rPr>
         <w:t xml:space="preserve">Documentation: </w:t>
       </w:r>
-      <w:hyperlink r:id="rId62" w:history="1">
+      <w:hyperlink r:id="rId64" w:history="1">
         <w:r>
           <w:rPr>
             <w:rStyle w:val="Hyperlink"/>
@@ -38841,8 +39896,8 @@
       <w:bookmarkEnd w:id="0"/>
     </w:p>
     <w:sectPr>
-      <w:headerReference w:type="default" r:id="rId63"/>
-      <w:footerReference w:type="default" r:id="rId64"/>
+      <w:headerReference w:type="default" r:id="rId65"/>
+      <w:footerReference w:type="default" r:id="rId66"/>
       <w:pgSz w:w="11906" w:h="16838" w:code="9"/>
       <w:pgMar w:top="1440" w:right="1440" w:bottom="1440" w:left="1440" w:header="709" w:footer="709" w:gutter="0"/>
       <w:pgNumType w:start="0"/>

--- a/documents/Assignment 2.docx
+++ b/documents/Assignment 2.docx
@@ -284,7 +284,7 @@
               <w:sz w:val="28"/>
               <w:szCs w:val="28"/>
             </w:rPr>
-            <w:t xml:space="preserve">Lecturer: Dr Thuseethan Selvarajah</w:t>
+            <w:t>Lecturer: Dr Thuseethan Selvarajah</w:t>
           </w:r>
         </w:p>
         <w:p>
@@ -538,7 +538,21 @@
                   <w:szCs w:val="24"/>
                 </w:rPr>
                 <w:fldChar w:fldCharType="begin"/>
+              </w:r>
+              <w:r>
+                <w:rPr>
+                  <w:rFonts w:ascii="Times New Roman" w:hAnsi="Times New Roman"/>
+                  <w:sz w:val="24"/>
+                  <w:szCs w:val="24"/>
+                </w:rPr>
                 <w:instrText xml:space="preserve"> TOC \o "1-3" \h \z \u </w:instrText>
+              </w:r>
+              <w:r>
+                <w:rPr>
+                  <w:rFonts w:ascii="Times New Roman" w:hAnsi="Times New Roman"/>
+                  <w:sz w:val="24"/>
+                  <w:szCs w:val="24"/>
+                </w:rPr>
                 <w:fldChar w:fldCharType="separate"/>
               </w:r>
               <w:hyperlink w:anchor="_Toc239977728" w:history="1">
@@ -561,10 +575,64 @@
                     <w:szCs w:val="24"/>
                   </w:rPr>
                   <w:tab/>
+                </w:r>
+                <w:r>
+                  <w:rPr>
+                    <w:rFonts w:ascii="Times New Roman" w:hAnsi="Times New Roman"/>
+                    <w:noProof/>
+                    <w:webHidden/>
+                    <w:sz w:val="24"/>
+                    <w:szCs w:val="24"/>
+                  </w:rPr>
                   <w:fldChar w:fldCharType="begin"/>
+                </w:r>
+                <w:r>
+                  <w:rPr>
+                    <w:rFonts w:ascii="Times New Roman" w:hAnsi="Times New Roman"/>
+                    <w:noProof/>
+                    <w:webHidden/>
+                    <w:sz w:val="24"/>
+                    <w:szCs w:val="24"/>
+                  </w:rPr>
                   <w:instrText xml:space="preserve"> PAGEREF _Toc239977728 \h </w:instrText>
+                </w:r>
+                <w:r>
+                  <w:rPr>
+                    <w:rFonts w:ascii="Times New Roman" w:hAnsi="Times New Roman"/>
+                    <w:noProof/>
+                    <w:webHidden/>
+                    <w:sz w:val="24"/>
+                    <w:szCs w:val="24"/>
+                  </w:rPr>
+                </w:r>
+                <w:r>
+                  <w:rPr>
+                    <w:rFonts w:ascii="Times New Roman" w:hAnsi="Times New Roman"/>
+                    <w:noProof/>
+                    <w:webHidden/>
+                    <w:sz w:val="24"/>
+                    <w:szCs w:val="24"/>
+                  </w:rPr>
                   <w:fldChar w:fldCharType="separate"/>
+                </w:r>
+                <w:r>
+                  <w:rPr>
+                    <w:rFonts w:ascii="Times New Roman" w:hAnsi="Times New Roman"/>
+                    <w:noProof/>
+                    <w:webHidden/>
+                    <w:sz w:val="24"/>
+                    <w:szCs w:val="24"/>
+                  </w:rPr>
                   <w:t>4</w:t>
+                </w:r>
+                <w:r>
+                  <w:rPr>
+                    <w:rFonts w:ascii="Times New Roman" w:hAnsi="Times New Roman"/>
+                    <w:noProof/>
+                    <w:webHidden/>
+                    <w:sz w:val="24"/>
+                    <w:szCs w:val="24"/>
+                  </w:rPr>
                   <w:fldChar w:fldCharType="end"/>
                 </w:r>
               </w:hyperlink>
@@ -628,10 +696,64 @@
                     <w:szCs w:val="24"/>
                   </w:rPr>
                   <w:tab/>
+                </w:r>
+                <w:r>
+                  <w:rPr>
+                    <w:rFonts w:ascii="Times New Roman" w:hAnsi="Times New Roman"/>
+                    <w:noProof/>
+                    <w:webHidden/>
+                    <w:sz w:val="24"/>
+                    <w:szCs w:val="24"/>
+                  </w:rPr>
                   <w:fldChar w:fldCharType="begin"/>
+                </w:r>
+                <w:r>
+                  <w:rPr>
+                    <w:rFonts w:ascii="Times New Roman" w:hAnsi="Times New Roman"/>
+                    <w:noProof/>
+                    <w:webHidden/>
+                    <w:sz w:val="24"/>
+                    <w:szCs w:val="24"/>
+                  </w:rPr>
                   <w:instrText xml:space="preserve"> PAGEREF _Toc239977729 \h </w:instrText>
+                </w:r>
+                <w:r>
+                  <w:rPr>
+                    <w:rFonts w:ascii="Times New Roman" w:hAnsi="Times New Roman"/>
+                    <w:noProof/>
+                    <w:webHidden/>
+                    <w:sz w:val="24"/>
+                    <w:szCs w:val="24"/>
+                  </w:rPr>
+                </w:r>
+                <w:r>
+                  <w:rPr>
+                    <w:rFonts w:ascii="Times New Roman" w:hAnsi="Times New Roman"/>
+                    <w:noProof/>
+                    <w:webHidden/>
+                    <w:sz w:val="24"/>
+                    <w:szCs w:val="24"/>
+                  </w:rPr>
                   <w:fldChar w:fldCharType="separate"/>
+                </w:r>
+                <w:r>
+                  <w:rPr>
+                    <w:rFonts w:ascii="Times New Roman" w:hAnsi="Times New Roman"/>
+                    <w:noProof/>
+                    <w:webHidden/>
+                    <w:sz w:val="24"/>
+                    <w:szCs w:val="24"/>
+                  </w:rPr>
                   <w:t>4</w:t>
+                </w:r>
+                <w:r>
+                  <w:rPr>
+                    <w:rFonts w:ascii="Times New Roman" w:hAnsi="Times New Roman"/>
+                    <w:noProof/>
+                    <w:webHidden/>
+                    <w:sz w:val="24"/>
+                    <w:szCs w:val="24"/>
+                  </w:rPr>
                   <w:fldChar w:fldCharType="end"/>
                 </w:r>
               </w:hyperlink>
@@ -695,10 +817,64 @@
                     <w:szCs w:val="24"/>
                   </w:rPr>
                   <w:tab/>
+                </w:r>
+                <w:r>
+                  <w:rPr>
+                    <w:rFonts w:ascii="Times New Roman" w:hAnsi="Times New Roman"/>
+                    <w:noProof/>
+                    <w:webHidden/>
+                    <w:sz w:val="24"/>
+                    <w:szCs w:val="24"/>
+                  </w:rPr>
                   <w:fldChar w:fldCharType="begin"/>
+                </w:r>
+                <w:r>
+                  <w:rPr>
+                    <w:rFonts w:ascii="Times New Roman" w:hAnsi="Times New Roman"/>
+                    <w:noProof/>
+                    <w:webHidden/>
+                    <w:sz w:val="24"/>
+                    <w:szCs w:val="24"/>
+                  </w:rPr>
                   <w:instrText xml:space="preserve"> PAGEREF _Toc239977730 \h </w:instrText>
+                </w:r>
+                <w:r>
+                  <w:rPr>
+                    <w:rFonts w:ascii="Times New Roman" w:hAnsi="Times New Roman"/>
+                    <w:noProof/>
+                    <w:webHidden/>
+                    <w:sz w:val="24"/>
+                    <w:szCs w:val="24"/>
+                  </w:rPr>
+                </w:r>
+                <w:r>
+                  <w:rPr>
+                    <w:rFonts w:ascii="Times New Roman" w:hAnsi="Times New Roman"/>
+                    <w:noProof/>
+                    <w:webHidden/>
+                    <w:sz w:val="24"/>
+                    <w:szCs w:val="24"/>
+                  </w:rPr>
                   <w:fldChar w:fldCharType="separate"/>
+                </w:r>
+                <w:r>
+                  <w:rPr>
+                    <w:rFonts w:ascii="Times New Roman" w:hAnsi="Times New Roman"/>
+                    <w:noProof/>
+                    <w:webHidden/>
+                    <w:sz w:val="24"/>
+                    <w:szCs w:val="24"/>
+                  </w:rPr>
                   <w:t>4</w:t>
+                </w:r>
+                <w:r>
+                  <w:rPr>
+                    <w:rFonts w:ascii="Times New Roman" w:hAnsi="Times New Roman"/>
+                    <w:noProof/>
+                    <w:webHidden/>
+                    <w:sz w:val="24"/>
+                    <w:szCs w:val="24"/>
+                  </w:rPr>
                   <w:fldChar w:fldCharType="end"/>
                 </w:r>
               </w:hyperlink>
@@ -762,10 +938,64 @@
                     <w:szCs w:val="24"/>
                   </w:rPr>
                   <w:tab/>
+                </w:r>
+                <w:r>
+                  <w:rPr>
+                    <w:rFonts w:ascii="Times New Roman" w:hAnsi="Times New Roman"/>
+                    <w:noProof/>
+                    <w:webHidden/>
+                    <w:sz w:val="24"/>
+                    <w:szCs w:val="24"/>
+                  </w:rPr>
                   <w:fldChar w:fldCharType="begin"/>
+                </w:r>
+                <w:r>
+                  <w:rPr>
+                    <w:rFonts w:ascii="Times New Roman" w:hAnsi="Times New Roman"/>
+                    <w:noProof/>
+                    <w:webHidden/>
+                    <w:sz w:val="24"/>
+                    <w:szCs w:val="24"/>
+                  </w:rPr>
                   <w:instrText xml:space="preserve"> PAGEREF _Toc239977731 \h </w:instrText>
+                </w:r>
+                <w:r>
+                  <w:rPr>
+                    <w:rFonts w:ascii="Times New Roman" w:hAnsi="Times New Roman"/>
+                    <w:noProof/>
+                    <w:webHidden/>
+                    <w:sz w:val="24"/>
+                    <w:szCs w:val="24"/>
+                  </w:rPr>
+                </w:r>
+                <w:r>
+                  <w:rPr>
+                    <w:rFonts w:ascii="Times New Roman" w:hAnsi="Times New Roman"/>
+                    <w:noProof/>
+                    <w:webHidden/>
+                    <w:sz w:val="24"/>
+                    <w:szCs w:val="24"/>
+                  </w:rPr>
                   <w:fldChar w:fldCharType="separate"/>
+                </w:r>
+                <w:r>
+                  <w:rPr>
+                    <w:rFonts w:ascii="Times New Roman" w:hAnsi="Times New Roman"/>
+                    <w:noProof/>
+                    <w:webHidden/>
+                    <w:sz w:val="24"/>
+                    <w:szCs w:val="24"/>
+                  </w:rPr>
                   <w:t>5</w:t>
+                </w:r>
+                <w:r>
+                  <w:rPr>
+                    <w:rFonts w:ascii="Times New Roman" w:hAnsi="Times New Roman"/>
+                    <w:noProof/>
+                    <w:webHidden/>
+                    <w:sz w:val="24"/>
+                    <w:szCs w:val="24"/>
+                  </w:rPr>
                   <w:fldChar w:fldCharType="end"/>
                 </w:r>
               </w:hyperlink>
@@ -829,10 +1059,64 @@
                     <w:szCs w:val="24"/>
                   </w:rPr>
                   <w:tab/>
+                </w:r>
+                <w:r>
+                  <w:rPr>
+                    <w:rFonts w:ascii="Times New Roman" w:hAnsi="Times New Roman"/>
+                    <w:noProof/>
+                    <w:webHidden/>
+                    <w:sz w:val="24"/>
+                    <w:szCs w:val="24"/>
+                  </w:rPr>
                   <w:fldChar w:fldCharType="begin"/>
+                </w:r>
+                <w:r>
+                  <w:rPr>
+                    <w:rFonts w:ascii="Times New Roman" w:hAnsi="Times New Roman"/>
+                    <w:noProof/>
+                    <w:webHidden/>
+                    <w:sz w:val="24"/>
+                    <w:szCs w:val="24"/>
+                  </w:rPr>
                   <w:instrText xml:space="preserve"> PAGEREF _Toc239977732 \h </w:instrText>
+                </w:r>
+                <w:r>
+                  <w:rPr>
+                    <w:rFonts w:ascii="Times New Roman" w:hAnsi="Times New Roman"/>
+                    <w:noProof/>
+                    <w:webHidden/>
+                    <w:sz w:val="24"/>
+                    <w:szCs w:val="24"/>
+                  </w:rPr>
+                </w:r>
+                <w:r>
+                  <w:rPr>
+                    <w:rFonts w:ascii="Times New Roman" w:hAnsi="Times New Roman"/>
+                    <w:noProof/>
+                    <w:webHidden/>
+                    <w:sz w:val="24"/>
+                    <w:szCs w:val="24"/>
+                  </w:rPr>
                   <w:fldChar w:fldCharType="separate"/>
+                </w:r>
+                <w:r>
+                  <w:rPr>
+                    <w:rFonts w:ascii="Times New Roman" w:hAnsi="Times New Roman"/>
+                    <w:noProof/>
+                    <w:webHidden/>
+                    <w:sz w:val="24"/>
+                    <w:szCs w:val="24"/>
+                  </w:rPr>
                   <w:t>6</w:t>
+                </w:r>
+                <w:r>
+                  <w:rPr>
+                    <w:rFonts w:ascii="Times New Roman" w:hAnsi="Times New Roman"/>
+                    <w:noProof/>
+                    <w:webHidden/>
+                    <w:sz w:val="24"/>
+                    <w:szCs w:val="24"/>
+                  </w:rPr>
                   <w:fldChar w:fldCharType="end"/>
                 </w:r>
               </w:hyperlink>
@@ -896,10 +1180,64 @@
                     <w:szCs w:val="24"/>
                   </w:rPr>
                   <w:tab/>
+                </w:r>
+                <w:r>
+                  <w:rPr>
+                    <w:rFonts w:ascii="Times New Roman" w:hAnsi="Times New Roman"/>
+                    <w:noProof/>
+                    <w:webHidden/>
+                    <w:sz w:val="24"/>
+                    <w:szCs w:val="24"/>
+                  </w:rPr>
                   <w:fldChar w:fldCharType="begin"/>
+                </w:r>
+                <w:r>
+                  <w:rPr>
+                    <w:rFonts w:ascii="Times New Roman" w:hAnsi="Times New Roman"/>
+                    <w:noProof/>
+                    <w:webHidden/>
+                    <w:sz w:val="24"/>
+                    <w:szCs w:val="24"/>
+                  </w:rPr>
                   <w:instrText xml:space="preserve"> PAGEREF _Toc239977733 \h </w:instrText>
+                </w:r>
+                <w:r>
+                  <w:rPr>
+                    <w:rFonts w:ascii="Times New Roman" w:hAnsi="Times New Roman"/>
+                    <w:noProof/>
+                    <w:webHidden/>
+                    <w:sz w:val="24"/>
+                    <w:szCs w:val="24"/>
+                  </w:rPr>
+                </w:r>
+                <w:r>
+                  <w:rPr>
+                    <w:rFonts w:ascii="Times New Roman" w:hAnsi="Times New Roman"/>
+                    <w:noProof/>
+                    <w:webHidden/>
+                    <w:sz w:val="24"/>
+                    <w:szCs w:val="24"/>
+                  </w:rPr>
                   <w:fldChar w:fldCharType="separate"/>
+                </w:r>
+                <w:r>
+                  <w:rPr>
+                    <w:rFonts w:ascii="Times New Roman" w:hAnsi="Times New Roman"/>
+                    <w:noProof/>
+                    <w:webHidden/>
+                    <w:sz w:val="24"/>
+                    <w:szCs w:val="24"/>
+                  </w:rPr>
                   <w:t>8</w:t>
+                </w:r>
+                <w:r>
+                  <w:rPr>
+                    <w:rFonts w:ascii="Times New Roman" w:hAnsi="Times New Roman"/>
+                    <w:noProof/>
+                    <w:webHidden/>
+                    <w:sz w:val="24"/>
+                    <w:szCs w:val="24"/>
+                  </w:rPr>
                   <w:fldChar w:fldCharType="end"/>
                 </w:r>
               </w:hyperlink>
@@ -963,10 +1301,64 @@
                     <w:szCs w:val="24"/>
                   </w:rPr>
                   <w:tab/>
+                </w:r>
+                <w:r>
+                  <w:rPr>
+                    <w:rFonts w:ascii="Times New Roman" w:hAnsi="Times New Roman"/>
+                    <w:noProof/>
+                    <w:webHidden/>
+                    <w:sz w:val="24"/>
+                    <w:szCs w:val="24"/>
+                  </w:rPr>
                   <w:fldChar w:fldCharType="begin"/>
+                </w:r>
+                <w:r>
+                  <w:rPr>
+                    <w:rFonts w:ascii="Times New Roman" w:hAnsi="Times New Roman"/>
+                    <w:noProof/>
+                    <w:webHidden/>
+                    <w:sz w:val="24"/>
+                    <w:szCs w:val="24"/>
+                  </w:rPr>
                   <w:instrText xml:space="preserve"> PAGEREF _Toc239977734 \h </w:instrText>
+                </w:r>
+                <w:r>
+                  <w:rPr>
+                    <w:rFonts w:ascii="Times New Roman" w:hAnsi="Times New Roman"/>
+                    <w:noProof/>
+                    <w:webHidden/>
+                    <w:sz w:val="24"/>
+                    <w:szCs w:val="24"/>
+                  </w:rPr>
+                </w:r>
+                <w:r>
+                  <w:rPr>
+                    <w:rFonts w:ascii="Times New Roman" w:hAnsi="Times New Roman"/>
+                    <w:noProof/>
+                    <w:webHidden/>
+                    <w:sz w:val="24"/>
+                    <w:szCs w:val="24"/>
+                  </w:rPr>
                   <w:fldChar w:fldCharType="separate"/>
+                </w:r>
+                <w:r>
+                  <w:rPr>
+                    <w:rFonts w:ascii="Times New Roman" w:hAnsi="Times New Roman"/>
+                    <w:noProof/>
+                    <w:webHidden/>
+                    <w:sz w:val="24"/>
+                    <w:szCs w:val="24"/>
+                  </w:rPr>
                   <w:t>10</w:t>
+                </w:r>
+                <w:r>
+                  <w:rPr>
+                    <w:rFonts w:ascii="Times New Roman" w:hAnsi="Times New Roman"/>
+                    <w:noProof/>
+                    <w:webHidden/>
+                    <w:sz w:val="24"/>
+                    <w:szCs w:val="24"/>
+                  </w:rPr>
                   <w:fldChar w:fldCharType="end"/>
                 </w:r>
               </w:hyperlink>
@@ -1030,10 +1422,64 @@
                     <w:szCs w:val="24"/>
                   </w:rPr>
                   <w:tab/>
+                </w:r>
+                <w:r>
+                  <w:rPr>
+                    <w:rFonts w:ascii="Times New Roman" w:hAnsi="Times New Roman"/>
+                    <w:noProof/>
+                    <w:webHidden/>
+                    <w:sz w:val="24"/>
+                    <w:szCs w:val="24"/>
+                  </w:rPr>
                   <w:fldChar w:fldCharType="begin"/>
+                </w:r>
+                <w:r>
+                  <w:rPr>
+                    <w:rFonts w:ascii="Times New Roman" w:hAnsi="Times New Roman"/>
+                    <w:noProof/>
+                    <w:webHidden/>
+                    <w:sz w:val="24"/>
+                    <w:szCs w:val="24"/>
+                  </w:rPr>
                   <w:instrText xml:space="preserve"> PAGEREF _Toc239977735 \h </w:instrText>
+                </w:r>
+                <w:r>
+                  <w:rPr>
+                    <w:rFonts w:ascii="Times New Roman" w:hAnsi="Times New Roman"/>
+                    <w:noProof/>
+                    <w:webHidden/>
+                    <w:sz w:val="24"/>
+                    <w:szCs w:val="24"/>
+                  </w:rPr>
+                </w:r>
+                <w:r>
+                  <w:rPr>
+                    <w:rFonts w:ascii="Times New Roman" w:hAnsi="Times New Roman"/>
+                    <w:noProof/>
+                    <w:webHidden/>
+                    <w:sz w:val="24"/>
+                    <w:szCs w:val="24"/>
+                  </w:rPr>
                   <w:fldChar w:fldCharType="separate"/>
+                </w:r>
+                <w:r>
+                  <w:rPr>
+                    <w:rFonts w:ascii="Times New Roman" w:hAnsi="Times New Roman"/>
+                    <w:noProof/>
+                    <w:webHidden/>
+                    <w:sz w:val="24"/>
+                    <w:szCs w:val="24"/>
+                  </w:rPr>
                   <w:t>10</w:t>
+                </w:r>
+                <w:r>
+                  <w:rPr>
+                    <w:rFonts w:ascii="Times New Roman" w:hAnsi="Times New Roman"/>
+                    <w:noProof/>
+                    <w:webHidden/>
+                    <w:sz w:val="24"/>
+                    <w:szCs w:val="24"/>
+                  </w:rPr>
                   <w:fldChar w:fldCharType="end"/>
                 </w:r>
               </w:hyperlink>
@@ -1097,10 +1543,64 @@
                     <w:szCs w:val="24"/>
                   </w:rPr>
                   <w:tab/>
+                </w:r>
+                <w:r>
+                  <w:rPr>
+                    <w:rFonts w:ascii="Times New Roman" w:hAnsi="Times New Roman"/>
+                    <w:noProof/>
+                    <w:webHidden/>
+                    <w:sz w:val="24"/>
+                    <w:szCs w:val="24"/>
+                  </w:rPr>
                   <w:fldChar w:fldCharType="begin"/>
+                </w:r>
+                <w:r>
+                  <w:rPr>
+                    <w:rFonts w:ascii="Times New Roman" w:hAnsi="Times New Roman"/>
+                    <w:noProof/>
+                    <w:webHidden/>
+                    <w:sz w:val="24"/>
+                    <w:szCs w:val="24"/>
+                  </w:rPr>
                   <w:instrText xml:space="preserve"> PAGEREF _Toc239977736 \h </w:instrText>
+                </w:r>
+                <w:r>
+                  <w:rPr>
+                    <w:rFonts w:ascii="Times New Roman" w:hAnsi="Times New Roman"/>
+                    <w:noProof/>
+                    <w:webHidden/>
+                    <w:sz w:val="24"/>
+                    <w:szCs w:val="24"/>
+                  </w:rPr>
+                </w:r>
+                <w:r>
+                  <w:rPr>
+                    <w:rFonts w:ascii="Times New Roman" w:hAnsi="Times New Roman"/>
+                    <w:noProof/>
+                    <w:webHidden/>
+                    <w:sz w:val="24"/>
+                    <w:szCs w:val="24"/>
+                  </w:rPr>
                   <w:fldChar w:fldCharType="separate"/>
+                </w:r>
+                <w:r>
+                  <w:rPr>
+                    <w:rFonts w:ascii="Times New Roman" w:hAnsi="Times New Roman"/>
+                    <w:noProof/>
+                    <w:webHidden/>
+                    <w:sz w:val="24"/>
+                    <w:szCs w:val="24"/>
+                  </w:rPr>
                   <w:t>11</w:t>
+                </w:r>
+                <w:r>
+                  <w:rPr>
+                    <w:rFonts w:ascii="Times New Roman" w:hAnsi="Times New Roman"/>
+                    <w:noProof/>
+                    <w:webHidden/>
+                    <w:sz w:val="24"/>
+                    <w:szCs w:val="24"/>
+                  </w:rPr>
                   <w:fldChar w:fldCharType="end"/>
                 </w:r>
               </w:hyperlink>
@@ -1164,10 +1664,64 @@
                     <w:szCs w:val="24"/>
                   </w:rPr>
                   <w:tab/>
+                </w:r>
+                <w:r>
+                  <w:rPr>
+                    <w:rFonts w:ascii="Times New Roman" w:hAnsi="Times New Roman"/>
+                    <w:noProof/>
+                    <w:webHidden/>
+                    <w:sz w:val="24"/>
+                    <w:szCs w:val="24"/>
+                  </w:rPr>
                   <w:fldChar w:fldCharType="begin"/>
+                </w:r>
+                <w:r>
+                  <w:rPr>
+                    <w:rFonts w:ascii="Times New Roman" w:hAnsi="Times New Roman"/>
+                    <w:noProof/>
+                    <w:webHidden/>
+                    <w:sz w:val="24"/>
+                    <w:szCs w:val="24"/>
+                  </w:rPr>
                   <w:instrText xml:space="preserve"> PAGEREF _Toc239977737 \h </w:instrText>
+                </w:r>
+                <w:r>
+                  <w:rPr>
+                    <w:rFonts w:ascii="Times New Roman" w:hAnsi="Times New Roman"/>
+                    <w:noProof/>
+                    <w:webHidden/>
+                    <w:sz w:val="24"/>
+                    <w:szCs w:val="24"/>
+                  </w:rPr>
+                </w:r>
+                <w:r>
+                  <w:rPr>
+                    <w:rFonts w:ascii="Times New Roman" w:hAnsi="Times New Roman"/>
+                    <w:noProof/>
+                    <w:webHidden/>
+                    <w:sz w:val="24"/>
+                    <w:szCs w:val="24"/>
+                  </w:rPr>
                   <w:fldChar w:fldCharType="separate"/>
+                </w:r>
+                <w:r>
+                  <w:rPr>
+                    <w:rFonts w:ascii="Times New Roman" w:hAnsi="Times New Roman"/>
+                    <w:noProof/>
+                    <w:webHidden/>
+                    <w:sz w:val="24"/>
+                    <w:szCs w:val="24"/>
+                  </w:rPr>
                   <w:t>12</w:t>
+                </w:r>
+                <w:r>
+                  <w:rPr>
+                    <w:rFonts w:ascii="Times New Roman" w:hAnsi="Times New Roman"/>
+                    <w:noProof/>
+                    <w:webHidden/>
+                    <w:sz w:val="24"/>
+                    <w:szCs w:val="24"/>
+                  </w:rPr>
                   <w:fldChar w:fldCharType="end"/>
                 </w:r>
               </w:hyperlink>
@@ -1208,10 +1762,64 @@
                     <w:szCs w:val="24"/>
                   </w:rPr>
                   <w:tab/>
+                </w:r>
+                <w:r>
+                  <w:rPr>
+                    <w:rFonts w:ascii="Times New Roman" w:hAnsi="Times New Roman"/>
+                    <w:noProof/>
+                    <w:webHidden/>
+                    <w:sz w:val="24"/>
+                    <w:szCs w:val="24"/>
+                  </w:rPr>
                   <w:fldChar w:fldCharType="begin"/>
+                </w:r>
+                <w:r>
+                  <w:rPr>
+                    <w:rFonts w:ascii="Times New Roman" w:hAnsi="Times New Roman"/>
+                    <w:noProof/>
+                    <w:webHidden/>
+                    <w:sz w:val="24"/>
+                    <w:szCs w:val="24"/>
+                  </w:rPr>
                   <w:instrText xml:space="preserve"> PAGEREF _Toc239977738 \h </w:instrText>
+                </w:r>
+                <w:r>
+                  <w:rPr>
+                    <w:rFonts w:ascii="Times New Roman" w:hAnsi="Times New Roman"/>
+                    <w:noProof/>
+                    <w:webHidden/>
+                    <w:sz w:val="24"/>
+                    <w:szCs w:val="24"/>
+                  </w:rPr>
+                </w:r>
+                <w:r>
+                  <w:rPr>
+                    <w:rFonts w:ascii="Times New Roman" w:hAnsi="Times New Roman"/>
+                    <w:noProof/>
+                    <w:webHidden/>
+                    <w:sz w:val="24"/>
+                    <w:szCs w:val="24"/>
+                  </w:rPr>
                   <w:fldChar w:fldCharType="separate"/>
+                </w:r>
+                <w:r>
+                  <w:rPr>
+                    <w:rFonts w:ascii="Times New Roman" w:hAnsi="Times New Roman"/>
+                    <w:noProof/>
+                    <w:webHidden/>
+                    <w:sz w:val="24"/>
+                    <w:szCs w:val="24"/>
+                  </w:rPr>
                   <w:t>14</w:t>
+                </w:r>
+                <w:r>
+                  <w:rPr>
+                    <w:rFonts w:ascii="Times New Roman" w:hAnsi="Times New Roman"/>
+                    <w:noProof/>
+                    <w:webHidden/>
+                    <w:sz w:val="24"/>
+                    <w:szCs w:val="24"/>
+                  </w:rPr>
                   <w:fldChar w:fldCharType="end"/>
                 </w:r>
               </w:hyperlink>
@@ -1252,10 +1860,64 @@
                     <w:szCs w:val="24"/>
                   </w:rPr>
                   <w:tab/>
+                </w:r>
+                <w:r>
+                  <w:rPr>
+                    <w:rFonts w:ascii="Times New Roman" w:hAnsi="Times New Roman"/>
+                    <w:noProof/>
+                    <w:webHidden/>
+                    <w:sz w:val="24"/>
+                    <w:szCs w:val="24"/>
+                  </w:rPr>
                   <w:fldChar w:fldCharType="begin"/>
+                </w:r>
+                <w:r>
+                  <w:rPr>
+                    <w:rFonts w:ascii="Times New Roman" w:hAnsi="Times New Roman"/>
+                    <w:noProof/>
+                    <w:webHidden/>
+                    <w:sz w:val="24"/>
+                    <w:szCs w:val="24"/>
+                  </w:rPr>
                   <w:instrText xml:space="preserve"> PAGEREF _Toc239977739 \h </w:instrText>
+                </w:r>
+                <w:r>
+                  <w:rPr>
+                    <w:rFonts w:ascii="Times New Roman" w:hAnsi="Times New Roman"/>
+                    <w:noProof/>
+                    <w:webHidden/>
+                    <w:sz w:val="24"/>
+                    <w:szCs w:val="24"/>
+                  </w:rPr>
+                </w:r>
+                <w:r>
+                  <w:rPr>
+                    <w:rFonts w:ascii="Times New Roman" w:hAnsi="Times New Roman"/>
+                    <w:noProof/>
+                    <w:webHidden/>
+                    <w:sz w:val="24"/>
+                    <w:szCs w:val="24"/>
+                  </w:rPr>
                   <w:fldChar w:fldCharType="separate"/>
+                </w:r>
+                <w:r>
+                  <w:rPr>
+                    <w:rFonts w:ascii="Times New Roman" w:hAnsi="Times New Roman"/>
+                    <w:noProof/>
+                    <w:webHidden/>
+                    <w:sz w:val="24"/>
+                    <w:szCs w:val="24"/>
+                  </w:rPr>
                   <w:t>15</w:t>
+                </w:r>
+                <w:r>
+                  <w:rPr>
+                    <w:rFonts w:ascii="Times New Roman" w:hAnsi="Times New Roman"/>
+                    <w:noProof/>
+                    <w:webHidden/>
+                    <w:sz w:val="24"/>
+                    <w:szCs w:val="24"/>
+                  </w:rPr>
                   <w:fldChar w:fldCharType="end"/>
                 </w:r>
               </w:hyperlink>
@@ -1319,10 +1981,64 @@
                     <w:szCs w:val="24"/>
                   </w:rPr>
                   <w:tab/>
+                </w:r>
+                <w:r>
+                  <w:rPr>
+                    <w:rFonts w:ascii="Times New Roman" w:hAnsi="Times New Roman"/>
+                    <w:noProof/>
+                    <w:webHidden/>
+                    <w:sz w:val="24"/>
+                    <w:szCs w:val="24"/>
+                  </w:rPr>
                   <w:fldChar w:fldCharType="begin"/>
+                </w:r>
+                <w:r>
+                  <w:rPr>
+                    <w:rFonts w:ascii="Times New Roman" w:hAnsi="Times New Roman"/>
+                    <w:noProof/>
+                    <w:webHidden/>
+                    <w:sz w:val="24"/>
+                    <w:szCs w:val="24"/>
+                  </w:rPr>
                   <w:instrText xml:space="preserve"> PAGEREF _Toc239977740 \h </w:instrText>
+                </w:r>
+                <w:r>
+                  <w:rPr>
+                    <w:rFonts w:ascii="Times New Roman" w:hAnsi="Times New Roman"/>
+                    <w:noProof/>
+                    <w:webHidden/>
+                    <w:sz w:val="24"/>
+                    <w:szCs w:val="24"/>
+                  </w:rPr>
+                </w:r>
+                <w:r>
+                  <w:rPr>
+                    <w:rFonts w:ascii="Times New Roman" w:hAnsi="Times New Roman"/>
+                    <w:noProof/>
+                    <w:webHidden/>
+                    <w:sz w:val="24"/>
+                    <w:szCs w:val="24"/>
+                  </w:rPr>
                   <w:fldChar w:fldCharType="separate"/>
+                </w:r>
+                <w:r>
+                  <w:rPr>
+                    <w:rFonts w:ascii="Times New Roman" w:hAnsi="Times New Roman"/>
+                    <w:noProof/>
+                    <w:webHidden/>
+                    <w:sz w:val="24"/>
+                    <w:szCs w:val="24"/>
+                  </w:rPr>
                   <w:t>15</w:t>
+                </w:r>
+                <w:r>
+                  <w:rPr>
+                    <w:rFonts w:ascii="Times New Roman" w:hAnsi="Times New Roman"/>
+                    <w:noProof/>
+                    <w:webHidden/>
+                    <w:sz w:val="24"/>
+                    <w:szCs w:val="24"/>
+                  </w:rPr>
                   <w:fldChar w:fldCharType="end"/>
                 </w:r>
               </w:hyperlink>
@@ -1386,10 +2102,64 @@
                     <w:szCs w:val="24"/>
                   </w:rPr>
                   <w:tab/>
+                </w:r>
+                <w:r>
+                  <w:rPr>
+                    <w:rFonts w:ascii="Times New Roman" w:hAnsi="Times New Roman"/>
+                    <w:noProof/>
+                    <w:webHidden/>
+                    <w:sz w:val="24"/>
+                    <w:szCs w:val="24"/>
+                  </w:rPr>
                   <w:fldChar w:fldCharType="begin"/>
+                </w:r>
+                <w:r>
+                  <w:rPr>
+                    <w:rFonts w:ascii="Times New Roman" w:hAnsi="Times New Roman"/>
+                    <w:noProof/>
+                    <w:webHidden/>
+                    <w:sz w:val="24"/>
+                    <w:szCs w:val="24"/>
+                  </w:rPr>
                   <w:instrText xml:space="preserve"> PAGEREF _Toc239977741 \h </w:instrText>
+                </w:r>
+                <w:r>
+                  <w:rPr>
+                    <w:rFonts w:ascii="Times New Roman" w:hAnsi="Times New Roman"/>
+                    <w:noProof/>
+                    <w:webHidden/>
+                    <w:sz w:val="24"/>
+                    <w:szCs w:val="24"/>
+                  </w:rPr>
+                </w:r>
+                <w:r>
+                  <w:rPr>
+                    <w:rFonts w:ascii="Times New Roman" w:hAnsi="Times New Roman"/>
+                    <w:noProof/>
+                    <w:webHidden/>
+                    <w:sz w:val="24"/>
+                    <w:szCs w:val="24"/>
+                  </w:rPr>
                   <w:fldChar w:fldCharType="separate"/>
+                </w:r>
+                <w:r>
+                  <w:rPr>
+                    <w:rFonts w:ascii="Times New Roman" w:hAnsi="Times New Roman"/>
+                    <w:noProof/>
+                    <w:webHidden/>
+                    <w:sz w:val="24"/>
+                    <w:szCs w:val="24"/>
+                  </w:rPr>
                   <w:t>16</w:t>
+                </w:r>
+                <w:r>
+                  <w:rPr>
+                    <w:rFonts w:ascii="Times New Roman" w:hAnsi="Times New Roman"/>
+                    <w:noProof/>
+                    <w:webHidden/>
+                    <w:sz w:val="24"/>
+                    <w:szCs w:val="24"/>
+                  </w:rPr>
                   <w:fldChar w:fldCharType="end"/>
                 </w:r>
               </w:hyperlink>
@@ -1453,10 +2223,64 @@
                     <w:szCs w:val="24"/>
                   </w:rPr>
                   <w:tab/>
+                </w:r>
+                <w:r>
+                  <w:rPr>
+                    <w:rFonts w:ascii="Times New Roman" w:hAnsi="Times New Roman"/>
+                    <w:noProof/>
+                    <w:webHidden/>
+                    <w:sz w:val="24"/>
+                    <w:szCs w:val="24"/>
+                  </w:rPr>
                   <w:fldChar w:fldCharType="begin"/>
+                </w:r>
+                <w:r>
+                  <w:rPr>
+                    <w:rFonts w:ascii="Times New Roman" w:hAnsi="Times New Roman"/>
+                    <w:noProof/>
+                    <w:webHidden/>
+                    <w:sz w:val="24"/>
+                    <w:szCs w:val="24"/>
+                  </w:rPr>
                   <w:instrText xml:space="preserve"> PAGEREF _Toc239977742 \h </w:instrText>
+                </w:r>
+                <w:r>
+                  <w:rPr>
+                    <w:rFonts w:ascii="Times New Roman" w:hAnsi="Times New Roman"/>
+                    <w:noProof/>
+                    <w:webHidden/>
+                    <w:sz w:val="24"/>
+                    <w:szCs w:val="24"/>
+                  </w:rPr>
+                </w:r>
+                <w:r>
+                  <w:rPr>
+                    <w:rFonts w:ascii="Times New Roman" w:hAnsi="Times New Roman"/>
+                    <w:noProof/>
+                    <w:webHidden/>
+                    <w:sz w:val="24"/>
+                    <w:szCs w:val="24"/>
+                  </w:rPr>
                   <w:fldChar w:fldCharType="separate"/>
+                </w:r>
+                <w:r>
+                  <w:rPr>
+                    <w:rFonts w:ascii="Times New Roman" w:hAnsi="Times New Roman"/>
+                    <w:noProof/>
+                    <w:webHidden/>
+                    <w:sz w:val="24"/>
+                    <w:szCs w:val="24"/>
+                  </w:rPr>
                   <w:t>18</w:t>
+                </w:r>
+                <w:r>
+                  <w:rPr>
+                    <w:rFonts w:ascii="Times New Roman" w:hAnsi="Times New Roman"/>
+                    <w:noProof/>
+                    <w:webHidden/>
+                    <w:sz w:val="24"/>
+                    <w:szCs w:val="24"/>
+                  </w:rPr>
                   <w:fldChar w:fldCharType="end"/>
                 </w:r>
               </w:hyperlink>
@@ -1520,10 +2344,64 @@
                     <w:szCs w:val="24"/>
                   </w:rPr>
                   <w:tab/>
+                </w:r>
+                <w:r>
+                  <w:rPr>
+                    <w:rFonts w:ascii="Times New Roman" w:hAnsi="Times New Roman"/>
+                    <w:noProof/>
+                    <w:webHidden/>
+                    <w:sz w:val="24"/>
+                    <w:szCs w:val="24"/>
+                  </w:rPr>
                   <w:fldChar w:fldCharType="begin"/>
+                </w:r>
+                <w:r>
+                  <w:rPr>
+                    <w:rFonts w:ascii="Times New Roman" w:hAnsi="Times New Roman"/>
+                    <w:noProof/>
+                    <w:webHidden/>
+                    <w:sz w:val="24"/>
+                    <w:szCs w:val="24"/>
+                  </w:rPr>
                   <w:instrText xml:space="preserve"> PAGEREF _Toc239977743 \h </w:instrText>
+                </w:r>
+                <w:r>
+                  <w:rPr>
+                    <w:rFonts w:ascii="Times New Roman" w:hAnsi="Times New Roman"/>
+                    <w:noProof/>
+                    <w:webHidden/>
+                    <w:sz w:val="24"/>
+                    <w:szCs w:val="24"/>
+                  </w:rPr>
+                </w:r>
+                <w:r>
+                  <w:rPr>
+                    <w:rFonts w:ascii="Times New Roman" w:hAnsi="Times New Roman"/>
+                    <w:noProof/>
+                    <w:webHidden/>
+                    <w:sz w:val="24"/>
+                    <w:szCs w:val="24"/>
+                  </w:rPr>
                   <w:fldChar w:fldCharType="separate"/>
+                </w:r>
+                <w:r>
+                  <w:rPr>
+                    <w:rFonts w:ascii="Times New Roman" w:hAnsi="Times New Roman"/>
+                    <w:noProof/>
+                    <w:webHidden/>
+                    <w:sz w:val="24"/>
+                    <w:szCs w:val="24"/>
+                  </w:rPr>
                   <w:t>18</w:t>
+                </w:r>
+                <w:r>
+                  <w:rPr>
+                    <w:rFonts w:ascii="Times New Roman" w:hAnsi="Times New Roman"/>
+                    <w:noProof/>
+                    <w:webHidden/>
+                    <w:sz w:val="24"/>
+                    <w:szCs w:val="24"/>
+                  </w:rPr>
                   <w:fldChar w:fldCharType="end"/>
                 </w:r>
               </w:hyperlink>
@@ -1587,10 +2465,64 @@
                     <w:szCs w:val="24"/>
                   </w:rPr>
                   <w:tab/>
+                </w:r>
+                <w:r>
+                  <w:rPr>
+                    <w:rFonts w:ascii="Times New Roman" w:hAnsi="Times New Roman"/>
+                    <w:noProof/>
+                    <w:webHidden/>
+                    <w:sz w:val="24"/>
+                    <w:szCs w:val="24"/>
+                  </w:rPr>
                   <w:fldChar w:fldCharType="begin"/>
+                </w:r>
+                <w:r>
+                  <w:rPr>
+                    <w:rFonts w:ascii="Times New Roman" w:hAnsi="Times New Roman"/>
+                    <w:noProof/>
+                    <w:webHidden/>
+                    <w:sz w:val="24"/>
+                    <w:szCs w:val="24"/>
+                  </w:rPr>
                   <w:instrText xml:space="preserve"> PAGEREF _Toc239977744 \h </w:instrText>
+                </w:r>
+                <w:r>
+                  <w:rPr>
+                    <w:rFonts w:ascii="Times New Roman" w:hAnsi="Times New Roman"/>
+                    <w:noProof/>
+                    <w:webHidden/>
+                    <w:sz w:val="24"/>
+                    <w:szCs w:val="24"/>
+                  </w:rPr>
+                </w:r>
+                <w:r>
+                  <w:rPr>
+                    <w:rFonts w:ascii="Times New Roman" w:hAnsi="Times New Roman"/>
+                    <w:noProof/>
+                    <w:webHidden/>
+                    <w:sz w:val="24"/>
+                    <w:szCs w:val="24"/>
+                  </w:rPr>
                   <w:fldChar w:fldCharType="separate"/>
+                </w:r>
+                <w:r>
+                  <w:rPr>
+                    <w:rFonts w:ascii="Times New Roman" w:hAnsi="Times New Roman"/>
+                    <w:noProof/>
+                    <w:webHidden/>
+                    <w:sz w:val="24"/>
+                    <w:szCs w:val="24"/>
+                  </w:rPr>
                   <w:t>19</w:t>
+                </w:r>
+                <w:r>
+                  <w:rPr>
+                    <w:rFonts w:ascii="Times New Roman" w:hAnsi="Times New Roman"/>
+                    <w:noProof/>
+                    <w:webHidden/>
+                    <w:sz w:val="24"/>
+                    <w:szCs w:val="24"/>
+                  </w:rPr>
                   <w:fldChar w:fldCharType="end"/>
                 </w:r>
               </w:hyperlink>
@@ -1654,10 +2586,64 @@
                     <w:szCs w:val="24"/>
                   </w:rPr>
                   <w:tab/>
+                </w:r>
+                <w:r>
+                  <w:rPr>
+                    <w:rFonts w:ascii="Times New Roman" w:hAnsi="Times New Roman"/>
+                    <w:noProof/>
+                    <w:webHidden/>
+                    <w:sz w:val="24"/>
+                    <w:szCs w:val="24"/>
+                  </w:rPr>
                   <w:fldChar w:fldCharType="begin"/>
+                </w:r>
+                <w:r>
+                  <w:rPr>
+                    <w:rFonts w:ascii="Times New Roman" w:hAnsi="Times New Roman"/>
+                    <w:noProof/>
+                    <w:webHidden/>
+                    <w:sz w:val="24"/>
+                    <w:szCs w:val="24"/>
+                  </w:rPr>
                   <w:instrText xml:space="preserve"> PAGEREF _Toc239977745 \h </w:instrText>
+                </w:r>
+                <w:r>
+                  <w:rPr>
+                    <w:rFonts w:ascii="Times New Roman" w:hAnsi="Times New Roman"/>
+                    <w:noProof/>
+                    <w:webHidden/>
+                    <w:sz w:val="24"/>
+                    <w:szCs w:val="24"/>
+                  </w:rPr>
+                </w:r>
+                <w:r>
+                  <w:rPr>
+                    <w:rFonts w:ascii="Times New Roman" w:hAnsi="Times New Roman"/>
+                    <w:noProof/>
+                    <w:webHidden/>
+                    <w:sz w:val="24"/>
+                    <w:szCs w:val="24"/>
+                  </w:rPr>
                   <w:fldChar w:fldCharType="separate"/>
+                </w:r>
+                <w:r>
+                  <w:rPr>
+                    <w:rFonts w:ascii="Times New Roman" w:hAnsi="Times New Roman"/>
+                    <w:noProof/>
+                    <w:webHidden/>
+                    <w:sz w:val="24"/>
+                    <w:szCs w:val="24"/>
+                  </w:rPr>
                   <w:t>19</w:t>
+                </w:r>
+                <w:r>
+                  <w:rPr>
+                    <w:rFonts w:ascii="Times New Roman" w:hAnsi="Times New Roman"/>
+                    <w:noProof/>
+                    <w:webHidden/>
+                    <w:sz w:val="24"/>
+                    <w:szCs w:val="24"/>
+                  </w:rPr>
                   <w:fldChar w:fldCharType="end"/>
                 </w:r>
               </w:hyperlink>
@@ -1721,10 +2707,64 @@
                     <w:szCs w:val="24"/>
                   </w:rPr>
                   <w:tab/>
+                </w:r>
+                <w:r>
+                  <w:rPr>
+                    <w:rFonts w:ascii="Times New Roman" w:hAnsi="Times New Roman"/>
+                    <w:noProof/>
+                    <w:webHidden/>
+                    <w:sz w:val="24"/>
+                    <w:szCs w:val="24"/>
+                  </w:rPr>
                   <w:fldChar w:fldCharType="begin"/>
+                </w:r>
+                <w:r>
+                  <w:rPr>
+                    <w:rFonts w:ascii="Times New Roman" w:hAnsi="Times New Roman"/>
+                    <w:noProof/>
+                    <w:webHidden/>
+                    <w:sz w:val="24"/>
+                    <w:szCs w:val="24"/>
+                  </w:rPr>
                   <w:instrText xml:space="preserve"> PAGEREF _Toc239977746 \h </w:instrText>
+                </w:r>
+                <w:r>
+                  <w:rPr>
+                    <w:rFonts w:ascii="Times New Roman" w:hAnsi="Times New Roman"/>
+                    <w:noProof/>
+                    <w:webHidden/>
+                    <w:sz w:val="24"/>
+                    <w:szCs w:val="24"/>
+                  </w:rPr>
+                </w:r>
+                <w:r>
+                  <w:rPr>
+                    <w:rFonts w:ascii="Times New Roman" w:hAnsi="Times New Roman"/>
+                    <w:noProof/>
+                    <w:webHidden/>
+                    <w:sz w:val="24"/>
+                    <w:szCs w:val="24"/>
+                  </w:rPr>
                   <w:fldChar w:fldCharType="separate"/>
+                </w:r>
+                <w:r>
+                  <w:rPr>
+                    <w:rFonts w:ascii="Times New Roman" w:hAnsi="Times New Roman"/>
+                    <w:noProof/>
+                    <w:webHidden/>
+                    <w:sz w:val="24"/>
+                    <w:szCs w:val="24"/>
+                  </w:rPr>
                   <w:t>20</w:t>
+                </w:r>
+                <w:r>
+                  <w:rPr>
+                    <w:rFonts w:ascii="Times New Roman" w:hAnsi="Times New Roman"/>
+                    <w:noProof/>
+                    <w:webHidden/>
+                    <w:sz w:val="24"/>
+                    <w:szCs w:val="24"/>
+                  </w:rPr>
                   <w:fldChar w:fldCharType="end"/>
                 </w:r>
               </w:hyperlink>
@@ -1788,10 +2828,64 @@
                     <w:szCs w:val="24"/>
                   </w:rPr>
                   <w:tab/>
+                </w:r>
+                <w:r>
+                  <w:rPr>
+                    <w:rFonts w:ascii="Times New Roman" w:hAnsi="Times New Roman"/>
+                    <w:noProof/>
+                    <w:webHidden/>
+                    <w:sz w:val="24"/>
+                    <w:szCs w:val="24"/>
+                  </w:rPr>
                   <w:fldChar w:fldCharType="begin"/>
+                </w:r>
+                <w:r>
+                  <w:rPr>
+                    <w:rFonts w:ascii="Times New Roman" w:hAnsi="Times New Roman"/>
+                    <w:noProof/>
+                    <w:webHidden/>
+                    <w:sz w:val="24"/>
+                    <w:szCs w:val="24"/>
+                  </w:rPr>
                   <w:instrText xml:space="preserve"> PAGEREF _Toc239977747 \h </w:instrText>
+                </w:r>
+                <w:r>
+                  <w:rPr>
+                    <w:rFonts w:ascii="Times New Roman" w:hAnsi="Times New Roman"/>
+                    <w:noProof/>
+                    <w:webHidden/>
+                    <w:sz w:val="24"/>
+                    <w:szCs w:val="24"/>
+                  </w:rPr>
+                </w:r>
+                <w:r>
+                  <w:rPr>
+                    <w:rFonts w:ascii="Times New Roman" w:hAnsi="Times New Roman"/>
+                    <w:noProof/>
+                    <w:webHidden/>
+                    <w:sz w:val="24"/>
+                    <w:szCs w:val="24"/>
+                  </w:rPr>
                   <w:fldChar w:fldCharType="separate"/>
+                </w:r>
+                <w:r>
+                  <w:rPr>
+                    <w:rFonts w:ascii="Times New Roman" w:hAnsi="Times New Roman"/>
+                    <w:noProof/>
+                    <w:webHidden/>
+                    <w:sz w:val="24"/>
+                    <w:szCs w:val="24"/>
+                  </w:rPr>
                   <w:t>20</w:t>
+                </w:r>
+                <w:r>
+                  <w:rPr>
+                    <w:rFonts w:ascii="Times New Roman" w:hAnsi="Times New Roman"/>
+                    <w:noProof/>
+                    <w:webHidden/>
+                    <w:sz w:val="24"/>
+                    <w:szCs w:val="24"/>
+                  </w:rPr>
                   <w:fldChar w:fldCharType="end"/>
                 </w:r>
               </w:hyperlink>
@@ -1855,10 +2949,64 @@
                     <w:szCs w:val="24"/>
                   </w:rPr>
                   <w:tab/>
+                </w:r>
+                <w:r>
+                  <w:rPr>
+                    <w:rFonts w:ascii="Times New Roman" w:hAnsi="Times New Roman"/>
+                    <w:noProof/>
+                    <w:webHidden/>
+                    <w:sz w:val="24"/>
+                    <w:szCs w:val="24"/>
+                  </w:rPr>
                   <w:fldChar w:fldCharType="begin"/>
+                </w:r>
+                <w:r>
+                  <w:rPr>
+                    <w:rFonts w:ascii="Times New Roman" w:hAnsi="Times New Roman"/>
+                    <w:noProof/>
+                    <w:webHidden/>
+                    <w:sz w:val="24"/>
+                    <w:szCs w:val="24"/>
+                  </w:rPr>
                   <w:instrText xml:space="preserve"> PAGEREF _Toc239977748 \h </w:instrText>
+                </w:r>
+                <w:r>
+                  <w:rPr>
+                    <w:rFonts w:ascii="Times New Roman" w:hAnsi="Times New Roman"/>
+                    <w:noProof/>
+                    <w:webHidden/>
+                    <w:sz w:val="24"/>
+                    <w:szCs w:val="24"/>
+                  </w:rPr>
+                </w:r>
+                <w:r>
+                  <w:rPr>
+                    <w:rFonts w:ascii="Times New Roman" w:hAnsi="Times New Roman"/>
+                    <w:noProof/>
+                    <w:webHidden/>
+                    <w:sz w:val="24"/>
+                    <w:szCs w:val="24"/>
+                  </w:rPr>
                   <w:fldChar w:fldCharType="separate"/>
+                </w:r>
+                <w:r>
+                  <w:rPr>
+                    <w:rFonts w:ascii="Times New Roman" w:hAnsi="Times New Roman"/>
+                    <w:noProof/>
+                    <w:webHidden/>
+                    <w:sz w:val="24"/>
+                    <w:szCs w:val="24"/>
+                  </w:rPr>
                   <w:t>20</w:t>
+                </w:r>
+                <w:r>
+                  <w:rPr>
+                    <w:rFonts w:ascii="Times New Roman" w:hAnsi="Times New Roman"/>
+                    <w:noProof/>
+                    <w:webHidden/>
+                    <w:sz w:val="24"/>
+                    <w:szCs w:val="24"/>
+                  </w:rPr>
                   <w:fldChar w:fldCharType="end"/>
                 </w:r>
               </w:hyperlink>
@@ -1922,10 +3070,64 @@
                     <w:szCs w:val="24"/>
                   </w:rPr>
                   <w:tab/>
+                </w:r>
+                <w:r>
+                  <w:rPr>
+                    <w:rFonts w:ascii="Times New Roman" w:hAnsi="Times New Roman"/>
+                    <w:noProof/>
+                    <w:webHidden/>
+                    <w:sz w:val="24"/>
+                    <w:szCs w:val="24"/>
+                  </w:rPr>
                   <w:fldChar w:fldCharType="begin"/>
+                </w:r>
+                <w:r>
+                  <w:rPr>
+                    <w:rFonts w:ascii="Times New Roman" w:hAnsi="Times New Roman"/>
+                    <w:noProof/>
+                    <w:webHidden/>
+                    <w:sz w:val="24"/>
+                    <w:szCs w:val="24"/>
+                  </w:rPr>
                   <w:instrText xml:space="preserve"> PAGEREF _Toc239977749 \h </w:instrText>
+                </w:r>
+                <w:r>
+                  <w:rPr>
+                    <w:rFonts w:ascii="Times New Roman" w:hAnsi="Times New Roman"/>
+                    <w:noProof/>
+                    <w:webHidden/>
+                    <w:sz w:val="24"/>
+                    <w:szCs w:val="24"/>
+                  </w:rPr>
+                </w:r>
+                <w:r>
+                  <w:rPr>
+                    <w:rFonts w:ascii="Times New Roman" w:hAnsi="Times New Roman"/>
+                    <w:noProof/>
+                    <w:webHidden/>
+                    <w:sz w:val="24"/>
+                    <w:szCs w:val="24"/>
+                  </w:rPr>
                   <w:fldChar w:fldCharType="separate"/>
+                </w:r>
+                <w:r>
+                  <w:rPr>
+                    <w:rFonts w:ascii="Times New Roman" w:hAnsi="Times New Roman"/>
+                    <w:noProof/>
+                    <w:webHidden/>
+                    <w:sz w:val="24"/>
+                    <w:szCs w:val="24"/>
+                  </w:rPr>
                   <w:t>21</w:t>
+                </w:r>
+                <w:r>
+                  <w:rPr>
+                    <w:rFonts w:ascii="Times New Roman" w:hAnsi="Times New Roman"/>
+                    <w:noProof/>
+                    <w:webHidden/>
+                    <w:sz w:val="24"/>
+                    <w:szCs w:val="24"/>
+                  </w:rPr>
                   <w:fldChar w:fldCharType="end"/>
                 </w:r>
               </w:hyperlink>
@@ -1989,10 +3191,64 @@
                     <w:szCs w:val="24"/>
                   </w:rPr>
                   <w:tab/>
+                </w:r>
+                <w:r>
+                  <w:rPr>
+                    <w:rFonts w:ascii="Times New Roman" w:hAnsi="Times New Roman"/>
+                    <w:noProof/>
+                    <w:webHidden/>
+                    <w:sz w:val="24"/>
+                    <w:szCs w:val="24"/>
+                  </w:rPr>
                   <w:fldChar w:fldCharType="begin"/>
+                </w:r>
+                <w:r>
+                  <w:rPr>
+                    <w:rFonts w:ascii="Times New Roman" w:hAnsi="Times New Roman"/>
+                    <w:noProof/>
+                    <w:webHidden/>
+                    <w:sz w:val="24"/>
+                    <w:szCs w:val="24"/>
+                  </w:rPr>
                   <w:instrText xml:space="preserve"> PAGEREF _Toc239977750 \h </w:instrText>
+                </w:r>
+                <w:r>
+                  <w:rPr>
+                    <w:rFonts w:ascii="Times New Roman" w:hAnsi="Times New Roman"/>
+                    <w:noProof/>
+                    <w:webHidden/>
+                    <w:sz w:val="24"/>
+                    <w:szCs w:val="24"/>
+                  </w:rPr>
+                </w:r>
+                <w:r>
+                  <w:rPr>
+                    <w:rFonts w:ascii="Times New Roman" w:hAnsi="Times New Roman"/>
+                    <w:noProof/>
+                    <w:webHidden/>
+                    <w:sz w:val="24"/>
+                    <w:szCs w:val="24"/>
+                  </w:rPr>
                   <w:fldChar w:fldCharType="separate"/>
+                </w:r>
+                <w:r>
+                  <w:rPr>
+                    <w:rFonts w:ascii="Times New Roman" w:hAnsi="Times New Roman"/>
+                    <w:noProof/>
+                    <w:webHidden/>
+                    <w:sz w:val="24"/>
+                    <w:szCs w:val="24"/>
+                  </w:rPr>
                   <w:t>21</w:t>
+                </w:r>
+                <w:r>
+                  <w:rPr>
+                    <w:rFonts w:ascii="Times New Roman" w:hAnsi="Times New Roman"/>
+                    <w:noProof/>
+                    <w:webHidden/>
+                    <w:sz w:val="24"/>
+                    <w:szCs w:val="24"/>
+                  </w:rPr>
                   <w:fldChar w:fldCharType="end"/>
                 </w:r>
               </w:hyperlink>
@@ -2056,10 +3312,64 @@
                     <w:szCs w:val="24"/>
                   </w:rPr>
                   <w:tab/>
+                </w:r>
+                <w:r>
+                  <w:rPr>
+                    <w:rFonts w:ascii="Times New Roman" w:hAnsi="Times New Roman"/>
+                    <w:noProof/>
+                    <w:webHidden/>
+                    <w:sz w:val="24"/>
+                    <w:szCs w:val="24"/>
+                  </w:rPr>
                   <w:fldChar w:fldCharType="begin"/>
+                </w:r>
+                <w:r>
+                  <w:rPr>
+                    <w:rFonts w:ascii="Times New Roman" w:hAnsi="Times New Roman"/>
+                    <w:noProof/>
+                    <w:webHidden/>
+                    <w:sz w:val="24"/>
+                    <w:szCs w:val="24"/>
+                  </w:rPr>
                   <w:instrText xml:space="preserve"> PAGEREF _Toc239977751 \h </w:instrText>
+                </w:r>
+                <w:r>
+                  <w:rPr>
+                    <w:rFonts w:ascii="Times New Roman" w:hAnsi="Times New Roman"/>
+                    <w:noProof/>
+                    <w:webHidden/>
+                    <w:sz w:val="24"/>
+                    <w:szCs w:val="24"/>
+                  </w:rPr>
+                </w:r>
+                <w:r>
+                  <w:rPr>
+                    <w:rFonts w:ascii="Times New Roman" w:hAnsi="Times New Roman"/>
+                    <w:noProof/>
+                    <w:webHidden/>
+                    <w:sz w:val="24"/>
+                    <w:szCs w:val="24"/>
+                  </w:rPr>
                   <w:fldChar w:fldCharType="separate"/>
+                </w:r>
+                <w:r>
+                  <w:rPr>
+                    <w:rFonts w:ascii="Times New Roman" w:hAnsi="Times New Roman"/>
+                    <w:noProof/>
+                    <w:webHidden/>
+                    <w:sz w:val="24"/>
+                    <w:szCs w:val="24"/>
+                  </w:rPr>
                   <w:t>22</w:t>
+                </w:r>
+                <w:r>
+                  <w:rPr>
+                    <w:rFonts w:ascii="Times New Roman" w:hAnsi="Times New Roman"/>
+                    <w:noProof/>
+                    <w:webHidden/>
+                    <w:sz w:val="24"/>
+                    <w:szCs w:val="24"/>
+                  </w:rPr>
                   <w:fldChar w:fldCharType="end"/>
                 </w:r>
               </w:hyperlink>
@@ -2123,10 +3433,64 @@
                     <w:szCs w:val="24"/>
                   </w:rPr>
                   <w:tab/>
+                </w:r>
+                <w:r>
+                  <w:rPr>
+                    <w:rFonts w:ascii="Times New Roman" w:hAnsi="Times New Roman"/>
+                    <w:noProof/>
+                    <w:webHidden/>
+                    <w:sz w:val="24"/>
+                    <w:szCs w:val="24"/>
+                  </w:rPr>
                   <w:fldChar w:fldCharType="begin"/>
+                </w:r>
+                <w:r>
+                  <w:rPr>
+                    <w:rFonts w:ascii="Times New Roman" w:hAnsi="Times New Roman"/>
+                    <w:noProof/>
+                    <w:webHidden/>
+                    <w:sz w:val="24"/>
+                    <w:szCs w:val="24"/>
+                  </w:rPr>
                   <w:instrText xml:space="preserve"> PAGEREF _Toc239977752 \h </w:instrText>
+                </w:r>
+                <w:r>
+                  <w:rPr>
+                    <w:rFonts w:ascii="Times New Roman" w:hAnsi="Times New Roman"/>
+                    <w:noProof/>
+                    <w:webHidden/>
+                    <w:sz w:val="24"/>
+                    <w:szCs w:val="24"/>
+                  </w:rPr>
+                </w:r>
+                <w:r>
+                  <w:rPr>
+                    <w:rFonts w:ascii="Times New Roman" w:hAnsi="Times New Roman"/>
+                    <w:noProof/>
+                    <w:webHidden/>
+                    <w:sz w:val="24"/>
+                    <w:szCs w:val="24"/>
+                  </w:rPr>
                   <w:fldChar w:fldCharType="separate"/>
+                </w:r>
+                <w:r>
+                  <w:rPr>
+                    <w:rFonts w:ascii="Times New Roman" w:hAnsi="Times New Roman"/>
+                    <w:noProof/>
+                    <w:webHidden/>
+                    <w:sz w:val="24"/>
+                    <w:szCs w:val="24"/>
+                  </w:rPr>
                   <w:t>23</w:t>
+                </w:r>
+                <w:r>
+                  <w:rPr>
+                    <w:rFonts w:ascii="Times New Roman" w:hAnsi="Times New Roman"/>
+                    <w:noProof/>
+                    <w:webHidden/>
+                    <w:sz w:val="24"/>
+                    <w:szCs w:val="24"/>
+                  </w:rPr>
                   <w:fldChar w:fldCharType="end"/>
                 </w:r>
               </w:hyperlink>
@@ -2190,10 +3554,64 @@
                     <w:szCs w:val="24"/>
                   </w:rPr>
                   <w:tab/>
+                </w:r>
+                <w:r>
+                  <w:rPr>
+                    <w:rFonts w:ascii="Times New Roman" w:hAnsi="Times New Roman"/>
+                    <w:noProof/>
+                    <w:webHidden/>
+                    <w:sz w:val="24"/>
+                    <w:szCs w:val="24"/>
+                  </w:rPr>
                   <w:fldChar w:fldCharType="begin"/>
+                </w:r>
+                <w:r>
+                  <w:rPr>
+                    <w:rFonts w:ascii="Times New Roman" w:hAnsi="Times New Roman"/>
+                    <w:noProof/>
+                    <w:webHidden/>
+                    <w:sz w:val="24"/>
+                    <w:szCs w:val="24"/>
+                  </w:rPr>
                   <w:instrText xml:space="preserve"> PAGEREF _Toc239977790 \h </w:instrText>
+                </w:r>
+                <w:r>
+                  <w:rPr>
+                    <w:rFonts w:ascii="Times New Roman" w:hAnsi="Times New Roman"/>
+                    <w:noProof/>
+                    <w:webHidden/>
+                    <w:sz w:val="24"/>
+                    <w:szCs w:val="24"/>
+                  </w:rPr>
+                </w:r>
+                <w:r>
+                  <w:rPr>
+                    <w:rFonts w:ascii="Times New Roman" w:hAnsi="Times New Roman"/>
+                    <w:noProof/>
+                    <w:webHidden/>
+                    <w:sz w:val="24"/>
+                    <w:szCs w:val="24"/>
+                  </w:rPr>
                   <w:fldChar w:fldCharType="separate"/>
+                </w:r>
+                <w:r>
+                  <w:rPr>
+                    <w:rFonts w:ascii="Times New Roman" w:hAnsi="Times New Roman"/>
+                    <w:noProof/>
+                    <w:webHidden/>
+                    <w:sz w:val="24"/>
+                    <w:szCs w:val="24"/>
+                  </w:rPr>
                   <w:t>25</w:t>
+                </w:r>
+                <w:r>
+                  <w:rPr>
+                    <w:rFonts w:ascii="Times New Roman" w:hAnsi="Times New Roman"/>
+                    <w:noProof/>
+                    <w:webHidden/>
+                    <w:sz w:val="24"/>
+                    <w:szCs w:val="24"/>
+                  </w:rPr>
                   <w:fldChar w:fldCharType="end"/>
                 </w:r>
               </w:hyperlink>
@@ -2257,10 +3675,64 @@
                     <w:szCs w:val="24"/>
                   </w:rPr>
                   <w:tab/>
+                </w:r>
+                <w:r>
+                  <w:rPr>
+                    <w:rFonts w:ascii="Times New Roman" w:hAnsi="Times New Roman"/>
+                    <w:noProof/>
+                    <w:webHidden/>
+                    <w:sz w:val="24"/>
+                    <w:szCs w:val="24"/>
+                  </w:rPr>
                   <w:fldChar w:fldCharType="begin"/>
+                </w:r>
+                <w:r>
+                  <w:rPr>
+                    <w:rFonts w:ascii="Times New Roman" w:hAnsi="Times New Roman"/>
+                    <w:noProof/>
+                    <w:webHidden/>
+                    <w:sz w:val="24"/>
+                    <w:szCs w:val="24"/>
+                  </w:rPr>
                   <w:instrText xml:space="preserve"> PAGEREF _Toc239977753 \h </w:instrText>
+                </w:r>
+                <w:r>
+                  <w:rPr>
+                    <w:rFonts w:ascii="Times New Roman" w:hAnsi="Times New Roman"/>
+                    <w:noProof/>
+                    <w:webHidden/>
+                    <w:sz w:val="24"/>
+                    <w:szCs w:val="24"/>
+                  </w:rPr>
+                </w:r>
+                <w:r>
+                  <w:rPr>
+                    <w:rFonts w:ascii="Times New Roman" w:hAnsi="Times New Roman"/>
+                    <w:noProof/>
+                    <w:webHidden/>
+                    <w:sz w:val="24"/>
+                    <w:szCs w:val="24"/>
+                  </w:rPr>
                   <w:fldChar w:fldCharType="separate"/>
+                </w:r>
+                <w:r>
+                  <w:rPr>
+                    <w:rFonts w:ascii="Times New Roman" w:hAnsi="Times New Roman"/>
+                    <w:noProof/>
+                    <w:webHidden/>
+                    <w:sz w:val="24"/>
+                    <w:szCs w:val="24"/>
+                  </w:rPr>
                   <w:t>29</w:t>
+                </w:r>
+                <w:r>
+                  <w:rPr>
+                    <w:rFonts w:ascii="Times New Roman" w:hAnsi="Times New Roman"/>
+                    <w:noProof/>
+                    <w:webHidden/>
+                    <w:sz w:val="24"/>
+                    <w:szCs w:val="24"/>
+                  </w:rPr>
                   <w:fldChar w:fldCharType="end"/>
                 </w:r>
               </w:hyperlink>
@@ -2324,10 +3796,64 @@
                     <w:szCs w:val="24"/>
                   </w:rPr>
                   <w:tab/>
+                </w:r>
+                <w:r>
+                  <w:rPr>
+                    <w:rFonts w:ascii="Times New Roman" w:hAnsi="Times New Roman"/>
+                    <w:noProof/>
+                    <w:webHidden/>
+                    <w:sz w:val="24"/>
+                    <w:szCs w:val="24"/>
+                  </w:rPr>
                   <w:fldChar w:fldCharType="begin"/>
+                </w:r>
+                <w:r>
+                  <w:rPr>
+                    <w:rFonts w:ascii="Times New Roman" w:hAnsi="Times New Roman"/>
+                    <w:noProof/>
+                    <w:webHidden/>
+                    <w:sz w:val="24"/>
+                    <w:szCs w:val="24"/>
+                  </w:rPr>
                   <w:instrText xml:space="preserve"> PAGEREF _Toc239977754 \h </w:instrText>
+                </w:r>
+                <w:r>
+                  <w:rPr>
+                    <w:rFonts w:ascii="Times New Roman" w:hAnsi="Times New Roman"/>
+                    <w:noProof/>
+                    <w:webHidden/>
+                    <w:sz w:val="24"/>
+                    <w:szCs w:val="24"/>
+                  </w:rPr>
+                </w:r>
+                <w:r>
+                  <w:rPr>
+                    <w:rFonts w:ascii="Times New Roman" w:hAnsi="Times New Roman"/>
+                    <w:noProof/>
+                    <w:webHidden/>
+                    <w:sz w:val="24"/>
+                    <w:szCs w:val="24"/>
+                  </w:rPr>
                   <w:fldChar w:fldCharType="separate"/>
+                </w:r>
+                <w:r>
+                  <w:rPr>
+                    <w:rFonts w:ascii="Times New Roman" w:hAnsi="Times New Roman"/>
+                    <w:noProof/>
+                    <w:webHidden/>
+                    <w:sz w:val="24"/>
+                    <w:szCs w:val="24"/>
+                  </w:rPr>
                   <w:t>29</w:t>
+                </w:r>
+                <w:r>
+                  <w:rPr>
+                    <w:rFonts w:ascii="Times New Roman" w:hAnsi="Times New Roman"/>
+                    <w:noProof/>
+                    <w:webHidden/>
+                    <w:sz w:val="24"/>
+                    <w:szCs w:val="24"/>
+                  </w:rPr>
                   <w:fldChar w:fldCharType="end"/>
                 </w:r>
               </w:hyperlink>
@@ -2391,10 +3917,64 @@
                     <w:szCs w:val="24"/>
                   </w:rPr>
                   <w:tab/>
+                </w:r>
+                <w:r>
+                  <w:rPr>
+                    <w:rFonts w:ascii="Times New Roman" w:hAnsi="Times New Roman"/>
+                    <w:noProof/>
+                    <w:webHidden/>
+                    <w:sz w:val="24"/>
+                    <w:szCs w:val="24"/>
+                  </w:rPr>
                   <w:fldChar w:fldCharType="begin"/>
+                </w:r>
+                <w:r>
+                  <w:rPr>
+                    <w:rFonts w:ascii="Times New Roman" w:hAnsi="Times New Roman"/>
+                    <w:noProof/>
+                    <w:webHidden/>
+                    <w:sz w:val="24"/>
+                    <w:szCs w:val="24"/>
+                  </w:rPr>
                   <w:instrText xml:space="preserve"> PAGEREF _Toc239977755 \h </w:instrText>
+                </w:r>
+                <w:r>
+                  <w:rPr>
+                    <w:rFonts w:ascii="Times New Roman" w:hAnsi="Times New Roman"/>
+                    <w:noProof/>
+                    <w:webHidden/>
+                    <w:sz w:val="24"/>
+                    <w:szCs w:val="24"/>
+                  </w:rPr>
+                </w:r>
+                <w:r>
+                  <w:rPr>
+                    <w:rFonts w:ascii="Times New Roman" w:hAnsi="Times New Roman"/>
+                    <w:noProof/>
+                    <w:webHidden/>
+                    <w:sz w:val="24"/>
+                    <w:szCs w:val="24"/>
+                  </w:rPr>
                   <w:fldChar w:fldCharType="separate"/>
+                </w:r>
+                <w:r>
+                  <w:rPr>
+                    <w:rFonts w:ascii="Times New Roman" w:hAnsi="Times New Roman"/>
+                    <w:noProof/>
+                    <w:webHidden/>
+                    <w:sz w:val="24"/>
+                    <w:szCs w:val="24"/>
+                  </w:rPr>
                   <w:t>31</w:t>
+                </w:r>
+                <w:r>
+                  <w:rPr>
+                    <w:rFonts w:ascii="Times New Roman" w:hAnsi="Times New Roman"/>
+                    <w:noProof/>
+                    <w:webHidden/>
+                    <w:sz w:val="24"/>
+                    <w:szCs w:val="24"/>
+                  </w:rPr>
                   <w:fldChar w:fldCharType="end"/>
                 </w:r>
               </w:hyperlink>
@@ -2458,10 +4038,64 @@
                     <w:szCs w:val="24"/>
                   </w:rPr>
                   <w:tab/>
+                </w:r>
+                <w:r>
+                  <w:rPr>
+                    <w:rFonts w:ascii="Times New Roman" w:hAnsi="Times New Roman"/>
+                    <w:noProof/>
+                    <w:webHidden/>
+                    <w:sz w:val="24"/>
+                    <w:szCs w:val="24"/>
+                  </w:rPr>
                   <w:fldChar w:fldCharType="begin"/>
+                </w:r>
+                <w:r>
+                  <w:rPr>
+                    <w:rFonts w:ascii="Times New Roman" w:hAnsi="Times New Roman"/>
+                    <w:noProof/>
+                    <w:webHidden/>
+                    <w:sz w:val="24"/>
+                    <w:szCs w:val="24"/>
+                  </w:rPr>
                   <w:instrText xml:space="preserve"> PAGEREF _Toc239977756 \h </w:instrText>
+                </w:r>
+                <w:r>
+                  <w:rPr>
+                    <w:rFonts w:ascii="Times New Roman" w:hAnsi="Times New Roman"/>
+                    <w:noProof/>
+                    <w:webHidden/>
+                    <w:sz w:val="24"/>
+                    <w:szCs w:val="24"/>
+                  </w:rPr>
+                </w:r>
+                <w:r>
+                  <w:rPr>
+                    <w:rFonts w:ascii="Times New Roman" w:hAnsi="Times New Roman"/>
+                    <w:noProof/>
+                    <w:webHidden/>
+                    <w:sz w:val="24"/>
+                    <w:szCs w:val="24"/>
+                  </w:rPr>
                   <w:fldChar w:fldCharType="separate"/>
+                </w:r>
+                <w:r>
+                  <w:rPr>
+                    <w:rFonts w:ascii="Times New Roman" w:hAnsi="Times New Roman"/>
+                    <w:noProof/>
+                    <w:webHidden/>
+                    <w:sz w:val="24"/>
+                    <w:szCs w:val="24"/>
+                  </w:rPr>
                   <w:t>31</w:t>
+                </w:r>
+                <w:r>
+                  <w:rPr>
+                    <w:rFonts w:ascii="Times New Roman" w:hAnsi="Times New Roman"/>
+                    <w:noProof/>
+                    <w:webHidden/>
+                    <w:sz w:val="24"/>
+                    <w:szCs w:val="24"/>
+                  </w:rPr>
                   <w:fldChar w:fldCharType="end"/>
                 </w:r>
               </w:hyperlink>
@@ -2525,10 +4159,64 @@
                     <w:szCs w:val="24"/>
                   </w:rPr>
                   <w:tab/>
+                </w:r>
+                <w:r>
+                  <w:rPr>
+                    <w:rFonts w:ascii="Times New Roman" w:hAnsi="Times New Roman"/>
+                    <w:noProof/>
+                    <w:webHidden/>
+                    <w:sz w:val="24"/>
+                    <w:szCs w:val="24"/>
+                  </w:rPr>
                   <w:fldChar w:fldCharType="begin"/>
+                </w:r>
+                <w:r>
+                  <w:rPr>
+                    <w:rFonts w:ascii="Times New Roman" w:hAnsi="Times New Roman"/>
+                    <w:noProof/>
+                    <w:webHidden/>
+                    <w:sz w:val="24"/>
+                    <w:szCs w:val="24"/>
+                  </w:rPr>
                   <w:instrText xml:space="preserve"> PAGEREF _Toc239977757 \h </w:instrText>
+                </w:r>
+                <w:r>
+                  <w:rPr>
+                    <w:rFonts w:ascii="Times New Roman" w:hAnsi="Times New Roman"/>
+                    <w:noProof/>
+                    <w:webHidden/>
+                    <w:sz w:val="24"/>
+                    <w:szCs w:val="24"/>
+                  </w:rPr>
+                </w:r>
+                <w:r>
+                  <w:rPr>
+                    <w:rFonts w:ascii="Times New Roman" w:hAnsi="Times New Roman"/>
+                    <w:noProof/>
+                    <w:webHidden/>
+                    <w:sz w:val="24"/>
+                    <w:szCs w:val="24"/>
+                  </w:rPr>
                   <w:fldChar w:fldCharType="separate"/>
+                </w:r>
+                <w:r>
+                  <w:rPr>
+                    <w:rFonts w:ascii="Times New Roman" w:hAnsi="Times New Roman"/>
+                    <w:noProof/>
+                    <w:webHidden/>
+                    <w:sz w:val="24"/>
+                    <w:szCs w:val="24"/>
+                  </w:rPr>
                   <w:t>32</w:t>
+                </w:r>
+                <w:r>
+                  <w:rPr>
+                    <w:rFonts w:ascii="Times New Roman" w:hAnsi="Times New Roman"/>
+                    <w:noProof/>
+                    <w:webHidden/>
+                    <w:sz w:val="24"/>
+                    <w:szCs w:val="24"/>
+                  </w:rPr>
                   <w:fldChar w:fldCharType="end"/>
                 </w:r>
               </w:hyperlink>
@@ -2592,10 +4280,64 @@
                     <w:szCs w:val="24"/>
                   </w:rPr>
                   <w:tab/>
+                </w:r>
+                <w:r>
+                  <w:rPr>
+                    <w:rFonts w:ascii="Times New Roman" w:hAnsi="Times New Roman"/>
+                    <w:noProof/>
+                    <w:webHidden/>
+                    <w:sz w:val="24"/>
+                    <w:szCs w:val="24"/>
+                  </w:rPr>
                   <w:fldChar w:fldCharType="begin"/>
+                </w:r>
+                <w:r>
+                  <w:rPr>
+                    <w:rFonts w:ascii="Times New Roman" w:hAnsi="Times New Roman"/>
+                    <w:noProof/>
+                    <w:webHidden/>
+                    <w:sz w:val="24"/>
+                    <w:szCs w:val="24"/>
+                  </w:rPr>
                   <w:instrText xml:space="preserve"> PAGEREF _Toc239977758 \h </w:instrText>
+                </w:r>
+                <w:r>
+                  <w:rPr>
+                    <w:rFonts w:ascii="Times New Roman" w:hAnsi="Times New Roman"/>
+                    <w:noProof/>
+                    <w:webHidden/>
+                    <w:sz w:val="24"/>
+                    <w:szCs w:val="24"/>
+                  </w:rPr>
+                </w:r>
+                <w:r>
+                  <w:rPr>
+                    <w:rFonts w:ascii="Times New Roman" w:hAnsi="Times New Roman"/>
+                    <w:noProof/>
+                    <w:webHidden/>
+                    <w:sz w:val="24"/>
+                    <w:szCs w:val="24"/>
+                  </w:rPr>
                   <w:fldChar w:fldCharType="separate"/>
+                </w:r>
+                <w:r>
+                  <w:rPr>
+                    <w:rFonts w:ascii="Times New Roman" w:hAnsi="Times New Roman"/>
+                    <w:noProof/>
+                    <w:webHidden/>
+                    <w:sz w:val="24"/>
+                    <w:szCs w:val="24"/>
+                  </w:rPr>
                   <w:t>33</w:t>
+                </w:r>
+                <w:r>
+                  <w:rPr>
+                    <w:rFonts w:ascii="Times New Roman" w:hAnsi="Times New Roman"/>
+                    <w:noProof/>
+                    <w:webHidden/>
+                    <w:sz w:val="24"/>
+                    <w:szCs w:val="24"/>
+                  </w:rPr>
                   <w:fldChar w:fldCharType="end"/>
                 </w:r>
               </w:hyperlink>
@@ -2659,10 +4401,64 @@
                     <w:szCs w:val="24"/>
                   </w:rPr>
                   <w:tab/>
+                </w:r>
+                <w:r>
+                  <w:rPr>
+                    <w:rFonts w:ascii="Times New Roman" w:hAnsi="Times New Roman"/>
+                    <w:noProof/>
+                    <w:webHidden/>
+                    <w:sz w:val="24"/>
+                    <w:szCs w:val="24"/>
+                  </w:rPr>
                   <w:fldChar w:fldCharType="begin"/>
+                </w:r>
+                <w:r>
+                  <w:rPr>
+                    <w:rFonts w:ascii="Times New Roman" w:hAnsi="Times New Roman"/>
+                    <w:noProof/>
+                    <w:webHidden/>
+                    <w:sz w:val="24"/>
+                    <w:szCs w:val="24"/>
+                  </w:rPr>
                   <w:instrText xml:space="preserve"> PAGEREF _Toc239977759 \h </w:instrText>
+                </w:r>
+                <w:r>
+                  <w:rPr>
+                    <w:rFonts w:ascii="Times New Roman" w:hAnsi="Times New Roman"/>
+                    <w:noProof/>
+                    <w:webHidden/>
+                    <w:sz w:val="24"/>
+                    <w:szCs w:val="24"/>
+                  </w:rPr>
+                </w:r>
+                <w:r>
+                  <w:rPr>
+                    <w:rFonts w:ascii="Times New Roman" w:hAnsi="Times New Roman"/>
+                    <w:noProof/>
+                    <w:webHidden/>
+                    <w:sz w:val="24"/>
+                    <w:szCs w:val="24"/>
+                  </w:rPr>
                   <w:fldChar w:fldCharType="separate"/>
+                </w:r>
+                <w:r>
+                  <w:rPr>
+                    <w:rFonts w:ascii="Times New Roman" w:hAnsi="Times New Roman"/>
+                    <w:noProof/>
+                    <w:webHidden/>
+                    <w:sz w:val="24"/>
+                    <w:szCs w:val="24"/>
+                  </w:rPr>
                   <w:t>33</w:t>
+                </w:r>
+                <w:r>
+                  <w:rPr>
+                    <w:rFonts w:ascii="Times New Roman" w:hAnsi="Times New Roman"/>
+                    <w:noProof/>
+                    <w:webHidden/>
+                    <w:sz w:val="24"/>
+                    <w:szCs w:val="24"/>
+                  </w:rPr>
                   <w:fldChar w:fldCharType="end"/>
                 </w:r>
               </w:hyperlink>
@@ -2726,10 +4522,64 @@
                     <w:szCs w:val="24"/>
                   </w:rPr>
                   <w:tab/>
+                </w:r>
+                <w:r>
+                  <w:rPr>
+                    <w:rFonts w:ascii="Times New Roman" w:hAnsi="Times New Roman"/>
+                    <w:noProof/>
+                    <w:webHidden/>
+                    <w:sz w:val="24"/>
+                    <w:szCs w:val="24"/>
+                  </w:rPr>
                   <w:fldChar w:fldCharType="begin"/>
+                </w:r>
+                <w:r>
+                  <w:rPr>
+                    <w:rFonts w:ascii="Times New Roman" w:hAnsi="Times New Roman"/>
+                    <w:noProof/>
+                    <w:webHidden/>
+                    <w:sz w:val="24"/>
+                    <w:szCs w:val="24"/>
+                  </w:rPr>
                   <w:instrText xml:space="preserve"> PAGEREF _Toc239977760 \h </w:instrText>
+                </w:r>
+                <w:r>
+                  <w:rPr>
+                    <w:rFonts w:ascii="Times New Roman" w:hAnsi="Times New Roman"/>
+                    <w:noProof/>
+                    <w:webHidden/>
+                    <w:sz w:val="24"/>
+                    <w:szCs w:val="24"/>
+                  </w:rPr>
+                </w:r>
+                <w:r>
+                  <w:rPr>
+                    <w:rFonts w:ascii="Times New Roman" w:hAnsi="Times New Roman"/>
+                    <w:noProof/>
+                    <w:webHidden/>
+                    <w:sz w:val="24"/>
+                    <w:szCs w:val="24"/>
+                  </w:rPr>
                   <w:fldChar w:fldCharType="separate"/>
+                </w:r>
+                <w:r>
+                  <w:rPr>
+                    <w:rFonts w:ascii="Times New Roman" w:hAnsi="Times New Roman"/>
+                    <w:noProof/>
+                    <w:webHidden/>
+                    <w:sz w:val="24"/>
+                    <w:szCs w:val="24"/>
+                  </w:rPr>
                   <w:t>34</w:t>
+                </w:r>
+                <w:r>
+                  <w:rPr>
+                    <w:rFonts w:ascii="Times New Roman" w:hAnsi="Times New Roman"/>
+                    <w:noProof/>
+                    <w:webHidden/>
+                    <w:sz w:val="24"/>
+                    <w:szCs w:val="24"/>
+                  </w:rPr>
                   <w:fldChar w:fldCharType="end"/>
                 </w:r>
               </w:hyperlink>
@@ -2770,10 +4620,64 @@
                     <w:szCs w:val="24"/>
                   </w:rPr>
                   <w:tab/>
+                </w:r>
+                <w:r>
+                  <w:rPr>
+                    <w:rFonts w:ascii="Times New Roman" w:hAnsi="Times New Roman"/>
+                    <w:noProof/>
+                    <w:webHidden/>
+                    <w:sz w:val="24"/>
+                    <w:szCs w:val="24"/>
+                  </w:rPr>
                   <w:fldChar w:fldCharType="begin"/>
+                </w:r>
+                <w:r>
+                  <w:rPr>
+                    <w:rFonts w:ascii="Times New Roman" w:hAnsi="Times New Roman"/>
+                    <w:noProof/>
+                    <w:webHidden/>
+                    <w:sz w:val="24"/>
+                    <w:szCs w:val="24"/>
+                  </w:rPr>
                   <w:instrText xml:space="preserve"> PAGEREF _Toc239977761 \h </w:instrText>
+                </w:r>
+                <w:r>
+                  <w:rPr>
+                    <w:rFonts w:ascii="Times New Roman" w:hAnsi="Times New Roman"/>
+                    <w:noProof/>
+                    <w:webHidden/>
+                    <w:sz w:val="24"/>
+                    <w:szCs w:val="24"/>
+                  </w:rPr>
+                </w:r>
+                <w:r>
+                  <w:rPr>
+                    <w:rFonts w:ascii="Times New Roman" w:hAnsi="Times New Roman"/>
+                    <w:noProof/>
+                    <w:webHidden/>
+                    <w:sz w:val="24"/>
+                    <w:szCs w:val="24"/>
+                  </w:rPr>
                   <w:fldChar w:fldCharType="separate"/>
+                </w:r>
+                <w:r>
+                  <w:rPr>
+                    <w:rFonts w:ascii="Times New Roman" w:hAnsi="Times New Roman"/>
+                    <w:noProof/>
+                    <w:webHidden/>
+                    <w:sz w:val="24"/>
+                    <w:szCs w:val="24"/>
+                  </w:rPr>
                   <w:t>36</w:t>
+                </w:r>
+                <w:r>
+                  <w:rPr>
+                    <w:rFonts w:ascii="Times New Roman" w:hAnsi="Times New Roman"/>
+                    <w:noProof/>
+                    <w:webHidden/>
+                    <w:sz w:val="24"/>
+                    <w:szCs w:val="24"/>
+                  </w:rPr>
                   <w:fldChar w:fldCharType="end"/>
                 </w:r>
               </w:hyperlink>
@@ -2845,7 +4749,21 @@
               <w:szCs w:val="24"/>
             </w:rPr>
             <w:fldChar w:fldCharType="begin"/>
+          </w:r>
+          <w:r>
+            <w:rPr>
+              <w:rFonts w:ascii="Times New Roman" w:eastAsiaTheme="minorEastAsia" w:hAnsi="Times New Roman"/>
+              <w:sz w:val="24"/>
+              <w:szCs w:val="24"/>
+            </w:rPr>
             <w:instrText xml:space="preserve"> TOC \h \z \c "Table" </w:instrText>
+          </w:r>
+          <w:r>
+            <w:rPr>
+              <w:rFonts w:ascii="Times New Roman" w:eastAsiaTheme="minorEastAsia" w:hAnsi="Times New Roman"/>
+              <w:sz w:val="24"/>
+              <w:szCs w:val="24"/>
+            </w:rPr>
             <w:fldChar w:fldCharType="separate"/>
           </w:r>
           <w:hyperlink w:anchor="_Toc239977123" w:history="1">
@@ -2868,10 +4786,64 @@
                 <w:szCs w:val="24"/>
               </w:rPr>
               <w:tab/>
+            </w:r>
+            <w:r>
+              <w:rPr>
+                <w:rFonts w:ascii="Times New Roman" w:hAnsi="Times New Roman"/>
+                <w:noProof/>
+                <w:webHidden/>
+                <w:sz w:val="24"/>
+                <w:szCs w:val="24"/>
+              </w:rPr>
               <w:fldChar w:fldCharType="begin"/>
+            </w:r>
+            <w:r>
+              <w:rPr>
+                <w:rFonts w:ascii="Times New Roman" w:hAnsi="Times New Roman"/>
+                <w:noProof/>
+                <w:webHidden/>
+                <w:sz w:val="24"/>
+                <w:szCs w:val="24"/>
+              </w:rPr>
               <w:instrText xml:space="preserve"> PAGEREF _Toc239977123 \h </w:instrText>
+            </w:r>
+            <w:r>
+              <w:rPr>
+                <w:rFonts w:ascii="Times New Roman" w:hAnsi="Times New Roman"/>
+                <w:noProof/>
+                <w:webHidden/>
+                <w:sz w:val="24"/>
+                <w:szCs w:val="24"/>
+              </w:rPr>
+            </w:r>
+            <w:r>
+              <w:rPr>
+                <w:rFonts w:ascii="Times New Roman" w:hAnsi="Times New Roman"/>
+                <w:noProof/>
+                <w:webHidden/>
+                <w:sz w:val="24"/>
+                <w:szCs w:val="24"/>
+              </w:rPr>
               <w:fldChar w:fldCharType="separate"/>
+            </w:r>
+            <w:r>
+              <w:rPr>
+                <w:rFonts w:ascii="Times New Roman" w:hAnsi="Times New Roman"/>
+                <w:noProof/>
+                <w:webHidden/>
+                <w:sz w:val="24"/>
+                <w:szCs w:val="24"/>
+              </w:rPr>
               <w:t>5</w:t>
+            </w:r>
+            <w:r>
+              <w:rPr>
+                <w:rFonts w:ascii="Times New Roman" w:hAnsi="Times New Roman"/>
+                <w:noProof/>
+                <w:webHidden/>
+                <w:sz w:val="24"/>
+                <w:szCs w:val="24"/>
+              </w:rPr>
               <w:fldChar w:fldCharType="end"/>
             </w:r>
           </w:hyperlink>
@@ -2913,10 +4885,64 @@
                 <w:szCs w:val="24"/>
               </w:rPr>
               <w:tab/>
+            </w:r>
+            <w:r>
+              <w:rPr>
+                <w:rFonts w:ascii="Times New Roman" w:hAnsi="Times New Roman"/>
+                <w:noProof/>
+                <w:webHidden/>
+                <w:sz w:val="24"/>
+                <w:szCs w:val="24"/>
+              </w:rPr>
               <w:fldChar w:fldCharType="begin"/>
+            </w:r>
+            <w:r>
+              <w:rPr>
+                <w:rFonts w:ascii="Times New Roman" w:hAnsi="Times New Roman"/>
+                <w:noProof/>
+                <w:webHidden/>
+                <w:sz w:val="24"/>
+                <w:szCs w:val="24"/>
+              </w:rPr>
               <w:instrText xml:space="preserve"> PAGEREF _Toc239977124 \h </w:instrText>
+            </w:r>
+            <w:r>
+              <w:rPr>
+                <w:rFonts w:ascii="Times New Roman" w:hAnsi="Times New Roman"/>
+                <w:noProof/>
+                <w:webHidden/>
+                <w:sz w:val="24"/>
+                <w:szCs w:val="24"/>
+              </w:rPr>
+            </w:r>
+            <w:r>
+              <w:rPr>
+                <w:rFonts w:ascii="Times New Roman" w:hAnsi="Times New Roman"/>
+                <w:noProof/>
+                <w:webHidden/>
+                <w:sz w:val="24"/>
+                <w:szCs w:val="24"/>
+              </w:rPr>
               <w:fldChar w:fldCharType="separate"/>
+            </w:r>
+            <w:r>
+              <w:rPr>
+                <w:rFonts w:ascii="Times New Roman" w:hAnsi="Times New Roman"/>
+                <w:noProof/>
+                <w:webHidden/>
+                <w:sz w:val="24"/>
+                <w:szCs w:val="24"/>
+              </w:rPr>
               <w:t>6</w:t>
+            </w:r>
+            <w:r>
+              <w:rPr>
+                <w:rFonts w:ascii="Times New Roman" w:hAnsi="Times New Roman"/>
+                <w:noProof/>
+                <w:webHidden/>
+                <w:sz w:val="24"/>
+                <w:szCs w:val="24"/>
+              </w:rPr>
               <w:fldChar w:fldCharType="end"/>
             </w:r>
           </w:hyperlink>
@@ -2958,10 +4984,64 @@
                 <w:szCs w:val="24"/>
               </w:rPr>
               <w:tab/>
+            </w:r>
+            <w:r>
+              <w:rPr>
+                <w:rFonts w:ascii="Times New Roman" w:hAnsi="Times New Roman"/>
+                <w:noProof/>
+                <w:webHidden/>
+                <w:sz w:val="24"/>
+                <w:szCs w:val="24"/>
+              </w:rPr>
               <w:fldChar w:fldCharType="begin"/>
+            </w:r>
+            <w:r>
+              <w:rPr>
+                <w:rFonts w:ascii="Times New Roman" w:hAnsi="Times New Roman"/>
+                <w:noProof/>
+                <w:webHidden/>
+                <w:sz w:val="24"/>
+                <w:szCs w:val="24"/>
+              </w:rPr>
               <w:instrText xml:space="preserve"> PAGEREF _Toc239977125 \h </w:instrText>
+            </w:r>
+            <w:r>
+              <w:rPr>
+                <w:rFonts w:ascii="Times New Roman" w:hAnsi="Times New Roman"/>
+                <w:noProof/>
+                <w:webHidden/>
+                <w:sz w:val="24"/>
+                <w:szCs w:val="24"/>
+              </w:rPr>
+            </w:r>
+            <w:r>
+              <w:rPr>
+                <w:rFonts w:ascii="Times New Roman" w:hAnsi="Times New Roman"/>
+                <w:noProof/>
+                <w:webHidden/>
+                <w:sz w:val="24"/>
+                <w:szCs w:val="24"/>
+              </w:rPr>
               <w:fldChar w:fldCharType="separate"/>
+            </w:r>
+            <w:r>
+              <w:rPr>
+                <w:rFonts w:ascii="Times New Roman" w:hAnsi="Times New Roman"/>
+                <w:noProof/>
+                <w:webHidden/>
+                <w:sz w:val="24"/>
+                <w:szCs w:val="24"/>
+              </w:rPr>
               <w:t>8</w:t>
+            </w:r>
+            <w:r>
+              <w:rPr>
+                <w:rFonts w:ascii="Times New Roman" w:hAnsi="Times New Roman"/>
+                <w:noProof/>
+                <w:webHidden/>
+                <w:sz w:val="24"/>
+                <w:szCs w:val="24"/>
+              </w:rPr>
               <w:fldChar w:fldCharType="end"/>
             </w:r>
           </w:hyperlink>
@@ -3003,10 +5083,64 @@
                 <w:szCs w:val="24"/>
               </w:rPr>
               <w:tab/>
+            </w:r>
+            <w:r>
+              <w:rPr>
+                <w:rFonts w:ascii="Times New Roman" w:hAnsi="Times New Roman"/>
+                <w:noProof/>
+                <w:webHidden/>
+                <w:sz w:val="24"/>
+                <w:szCs w:val="24"/>
+              </w:rPr>
               <w:fldChar w:fldCharType="begin"/>
+            </w:r>
+            <w:r>
+              <w:rPr>
+                <w:rFonts w:ascii="Times New Roman" w:hAnsi="Times New Roman"/>
+                <w:noProof/>
+                <w:webHidden/>
+                <w:sz w:val="24"/>
+                <w:szCs w:val="24"/>
+              </w:rPr>
               <w:instrText xml:space="preserve"> PAGEREF _Toc239977126 \h </w:instrText>
+            </w:r>
+            <w:r>
+              <w:rPr>
+                <w:rFonts w:ascii="Times New Roman" w:hAnsi="Times New Roman"/>
+                <w:noProof/>
+                <w:webHidden/>
+                <w:sz w:val="24"/>
+                <w:szCs w:val="24"/>
+              </w:rPr>
+            </w:r>
+            <w:r>
+              <w:rPr>
+                <w:rFonts w:ascii="Times New Roman" w:hAnsi="Times New Roman"/>
+                <w:noProof/>
+                <w:webHidden/>
+                <w:sz w:val="24"/>
+                <w:szCs w:val="24"/>
+              </w:rPr>
               <w:fldChar w:fldCharType="separate"/>
+            </w:r>
+            <w:r>
+              <w:rPr>
+                <w:rFonts w:ascii="Times New Roman" w:hAnsi="Times New Roman"/>
+                <w:noProof/>
+                <w:webHidden/>
+                <w:sz w:val="24"/>
+                <w:szCs w:val="24"/>
+              </w:rPr>
               <w:t>9</w:t>
+            </w:r>
+            <w:r>
+              <w:rPr>
+                <w:rFonts w:ascii="Times New Roman" w:hAnsi="Times New Roman"/>
+                <w:noProof/>
+                <w:webHidden/>
+                <w:sz w:val="24"/>
+                <w:szCs w:val="24"/>
+              </w:rPr>
               <w:fldChar w:fldCharType="end"/>
             </w:r>
           </w:hyperlink>
@@ -3048,10 +5182,64 @@
                 <w:szCs w:val="24"/>
               </w:rPr>
               <w:tab/>
+            </w:r>
+            <w:r>
+              <w:rPr>
+                <w:rFonts w:ascii="Times New Roman" w:hAnsi="Times New Roman"/>
+                <w:noProof/>
+                <w:webHidden/>
+                <w:sz w:val="24"/>
+                <w:szCs w:val="24"/>
+              </w:rPr>
               <w:fldChar w:fldCharType="begin"/>
+            </w:r>
+            <w:r>
+              <w:rPr>
+                <w:rFonts w:ascii="Times New Roman" w:hAnsi="Times New Roman"/>
+                <w:noProof/>
+                <w:webHidden/>
+                <w:sz w:val="24"/>
+                <w:szCs w:val="24"/>
+              </w:rPr>
               <w:instrText xml:space="preserve"> PAGEREF _Toc239977127 \h </w:instrText>
+            </w:r>
+            <w:r>
+              <w:rPr>
+                <w:rFonts w:ascii="Times New Roman" w:hAnsi="Times New Roman"/>
+                <w:noProof/>
+                <w:webHidden/>
+                <w:sz w:val="24"/>
+                <w:szCs w:val="24"/>
+              </w:rPr>
+            </w:r>
+            <w:r>
+              <w:rPr>
+                <w:rFonts w:ascii="Times New Roman" w:hAnsi="Times New Roman"/>
+                <w:noProof/>
+                <w:webHidden/>
+                <w:sz w:val="24"/>
+                <w:szCs w:val="24"/>
+              </w:rPr>
               <w:fldChar w:fldCharType="separate"/>
+            </w:r>
+            <w:r>
+              <w:rPr>
+                <w:rFonts w:ascii="Times New Roman" w:hAnsi="Times New Roman"/>
+                <w:noProof/>
+                <w:webHidden/>
+                <w:sz w:val="24"/>
+                <w:szCs w:val="24"/>
+              </w:rPr>
               <w:t>15</w:t>
+            </w:r>
+            <w:r>
+              <w:rPr>
+                <w:rFonts w:ascii="Times New Roman" w:hAnsi="Times New Roman"/>
+                <w:noProof/>
+                <w:webHidden/>
+                <w:sz w:val="24"/>
+                <w:szCs w:val="24"/>
+              </w:rPr>
               <w:fldChar w:fldCharType="end"/>
             </w:r>
           </w:hyperlink>
@@ -3093,10 +5281,64 @@
                 <w:szCs w:val="24"/>
               </w:rPr>
               <w:tab/>
+            </w:r>
+            <w:r>
+              <w:rPr>
+                <w:rFonts w:ascii="Times New Roman" w:hAnsi="Times New Roman"/>
+                <w:noProof/>
+                <w:webHidden/>
+                <w:sz w:val="24"/>
+                <w:szCs w:val="24"/>
+              </w:rPr>
               <w:fldChar w:fldCharType="begin"/>
+            </w:r>
+            <w:r>
+              <w:rPr>
+                <w:rFonts w:ascii="Times New Roman" w:hAnsi="Times New Roman"/>
+                <w:noProof/>
+                <w:webHidden/>
+                <w:sz w:val="24"/>
+                <w:szCs w:val="24"/>
+              </w:rPr>
               <w:instrText xml:space="preserve"> PAGEREF _Toc239977128 \h </w:instrText>
+            </w:r>
+            <w:r>
+              <w:rPr>
+                <w:rFonts w:ascii="Times New Roman" w:hAnsi="Times New Roman"/>
+                <w:noProof/>
+                <w:webHidden/>
+                <w:sz w:val="24"/>
+                <w:szCs w:val="24"/>
+              </w:rPr>
+            </w:r>
+            <w:r>
+              <w:rPr>
+                <w:rFonts w:ascii="Times New Roman" w:hAnsi="Times New Roman"/>
+                <w:noProof/>
+                <w:webHidden/>
+                <w:sz w:val="24"/>
+                <w:szCs w:val="24"/>
+              </w:rPr>
               <w:fldChar w:fldCharType="separate"/>
+            </w:r>
+            <w:r>
+              <w:rPr>
+                <w:rFonts w:ascii="Times New Roman" w:hAnsi="Times New Roman"/>
+                <w:noProof/>
+                <w:webHidden/>
+                <w:sz w:val="24"/>
+                <w:szCs w:val="24"/>
+              </w:rPr>
               <w:t>15</w:t>
+            </w:r>
+            <w:r>
+              <w:rPr>
+                <w:rFonts w:ascii="Times New Roman" w:hAnsi="Times New Roman"/>
+                <w:noProof/>
+                <w:webHidden/>
+                <w:sz w:val="24"/>
+                <w:szCs w:val="24"/>
+              </w:rPr>
               <w:fldChar w:fldCharType="end"/>
             </w:r>
           </w:hyperlink>
@@ -3138,10 +5380,64 @@
                 <w:szCs w:val="24"/>
               </w:rPr>
               <w:tab/>
+            </w:r>
+            <w:r>
+              <w:rPr>
+                <w:rFonts w:ascii="Times New Roman" w:hAnsi="Times New Roman"/>
+                <w:noProof/>
+                <w:webHidden/>
+                <w:sz w:val="24"/>
+                <w:szCs w:val="24"/>
+              </w:rPr>
               <w:fldChar w:fldCharType="begin"/>
+            </w:r>
+            <w:r>
+              <w:rPr>
+                <w:rFonts w:ascii="Times New Roman" w:hAnsi="Times New Roman"/>
+                <w:noProof/>
+                <w:webHidden/>
+                <w:sz w:val="24"/>
+                <w:szCs w:val="24"/>
+              </w:rPr>
               <w:instrText xml:space="preserve"> PAGEREF _Toc239977129 \h </w:instrText>
+            </w:r>
+            <w:r>
+              <w:rPr>
+                <w:rFonts w:ascii="Times New Roman" w:hAnsi="Times New Roman"/>
+                <w:noProof/>
+                <w:webHidden/>
+                <w:sz w:val="24"/>
+                <w:szCs w:val="24"/>
+              </w:rPr>
+            </w:r>
+            <w:r>
+              <w:rPr>
+                <w:rFonts w:ascii="Times New Roman" w:hAnsi="Times New Roman"/>
+                <w:noProof/>
+                <w:webHidden/>
+                <w:sz w:val="24"/>
+                <w:szCs w:val="24"/>
+              </w:rPr>
               <w:fldChar w:fldCharType="separate"/>
+            </w:r>
+            <w:r>
+              <w:rPr>
+                <w:rFonts w:ascii="Times New Roman" w:hAnsi="Times New Roman"/>
+                <w:noProof/>
+                <w:webHidden/>
+                <w:sz w:val="24"/>
+                <w:szCs w:val="24"/>
+              </w:rPr>
               <w:t>18</w:t>
+            </w:r>
+            <w:r>
+              <w:rPr>
+                <w:rFonts w:ascii="Times New Roman" w:hAnsi="Times New Roman"/>
+                <w:noProof/>
+                <w:webHidden/>
+                <w:sz w:val="24"/>
+                <w:szCs w:val="24"/>
+              </w:rPr>
               <w:fldChar w:fldCharType="end"/>
             </w:r>
           </w:hyperlink>
@@ -3183,10 +5479,64 @@
                 <w:szCs w:val="24"/>
               </w:rPr>
               <w:tab/>
+            </w:r>
+            <w:r>
+              <w:rPr>
+                <w:rFonts w:ascii="Times New Roman" w:hAnsi="Times New Roman"/>
+                <w:noProof/>
+                <w:webHidden/>
+                <w:sz w:val="24"/>
+                <w:szCs w:val="24"/>
+              </w:rPr>
               <w:fldChar w:fldCharType="begin"/>
+            </w:r>
+            <w:r>
+              <w:rPr>
+                <w:rFonts w:ascii="Times New Roman" w:hAnsi="Times New Roman"/>
+                <w:noProof/>
+                <w:webHidden/>
+                <w:sz w:val="24"/>
+                <w:szCs w:val="24"/>
+              </w:rPr>
               <w:instrText xml:space="preserve"> PAGEREF _Toc239977130 \h </w:instrText>
+            </w:r>
+            <w:r>
+              <w:rPr>
+                <w:rFonts w:ascii="Times New Roman" w:hAnsi="Times New Roman"/>
+                <w:noProof/>
+                <w:webHidden/>
+                <w:sz w:val="24"/>
+                <w:szCs w:val="24"/>
+              </w:rPr>
+            </w:r>
+            <w:r>
+              <w:rPr>
+                <w:rFonts w:ascii="Times New Roman" w:hAnsi="Times New Roman"/>
+                <w:noProof/>
+                <w:webHidden/>
+                <w:sz w:val="24"/>
+                <w:szCs w:val="24"/>
+              </w:rPr>
               <w:fldChar w:fldCharType="separate"/>
+            </w:r>
+            <w:r>
+              <w:rPr>
+                <w:rFonts w:ascii="Times New Roman" w:hAnsi="Times New Roman"/>
+                <w:noProof/>
+                <w:webHidden/>
+                <w:sz w:val="24"/>
+                <w:szCs w:val="24"/>
+              </w:rPr>
               <w:t>18</w:t>
+            </w:r>
+            <w:r>
+              <w:rPr>
+                <w:rFonts w:ascii="Times New Roman" w:hAnsi="Times New Roman"/>
+                <w:noProof/>
+                <w:webHidden/>
+                <w:sz w:val="24"/>
+                <w:szCs w:val="24"/>
+              </w:rPr>
               <w:fldChar w:fldCharType="end"/>
             </w:r>
           </w:hyperlink>
@@ -3249,10 +5599,64 @@
                 <w:szCs w:val="24"/>
               </w:rPr>
               <w:tab/>
+            </w:r>
+            <w:r>
+              <w:rPr>
+                <w:rFonts w:ascii="Times New Roman" w:hAnsi="Times New Roman"/>
+                <w:noProof/>
+                <w:webHidden/>
+                <w:sz w:val="24"/>
+                <w:szCs w:val="24"/>
+              </w:rPr>
               <w:fldChar w:fldCharType="begin"/>
+            </w:r>
+            <w:r>
+              <w:rPr>
+                <w:rFonts w:ascii="Times New Roman" w:hAnsi="Times New Roman"/>
+                <w:noProof/>
+                <w:webHidden/>
+                <w:sz w:val="24"/>
+                <w:szCs w:val="24"/>
+              </w:rPr>
               <w:instrText xml:space="preserve"> PAGEREF _Toc239977131 \h </w:instrText>
+            </w:r>
+            <w:r>
+              <w:rPr>
+                <w:rFonts w:ascii="Times New Roman" w:hAnsi="Times New Roman"/>
+                <w:noProof/>
+                <w:webHidden/>
+                <w:sz w:val="24"/>
+                <w:szCs w:val="24"/>
+              </w:rPr>
+            </w:r>
+            <w:r>
+              <w:rPr>
+                <w:rFonts w:ascii="Times New Roman" w:hAnsi="Times New Roman"/>
+                <w:noProof/>
+                <w:webHidden/>
+                <w:sz w:val="24"/>
+                <w:szCs w:val="24"/>
+              </w:rPr>
               <w:fldChar w:fldCharType="separate"/>
+            </w:r>
+            <w:r>
+              <w:rPr>
+                <w:rFonts w:ascii="Times New Roman" w:hAnsi="Times New Roman"/>
+                <w:noProof/>
+                <w:webHidden/>
+                <w:sz w:val="24"/>
+                <w:szCs w:val="24"/>
+              </w:rPr>
               <w:t>20</w:t>
+            </w:r>
+            <w:r>
+              <w:rPr>
+                <w:rFonts w:ascii="Times New Roman" w:hAnsi="Times New Roman"/>
+                <w:noProof/>
+                <w:webHidden/>
+                <w:sz w:val="24"/>
+                <w:szCs w:val="24"/>
+              </w:rPr>
               <w:fldChar w:fldCharType="end"/>
             </w:r>
           </w:hyperlink>
@@ -3357,10 +5761,64 @@
                 <w:szCs w:val="24"/>
               </w:rPr>
               <w:tab/>
+            </w:r>
+            <w:r>
+              <w:rPr>
+                <w:rFonts w:ascii="Times New Roman" w:hAnsi="Times New Roman"/>
+                <w:noProof/>
+                <w:webHidden/>
+                <w:sz w:val="24"/>
+                <w:szCs w:val="24"/>
+              </w:rPr>
               <w:fldChar w:fldCharType="begin"/>
+            </w:r>
+            <w:r>
+              <w:rPr>
+                <w:rFonts w:ascii="Times New Roman" w:hAnsi="Times New Roman"/>
+                <w:noProof/>
+                <w:webHidden/>
+                <w:sz w:val="24"/>
+                <w:szCs w:val="24"/>
+              </w:rPr>
               <w:instrText xml:space="preserve"> PAGEREF _Toc239977132 \h </w:instrText>
+            </w:r>
+            <w:r>
+              <w:rPr>
+                <w:rFonts w:ascii="Times New Roman" w:hAnsi="Times New Roman"/>
+                <w:noProof/>
+                <w:webHidden/>
+                <w:sz w:val="24"/>
+                <w:szCs w:val="24"/>
+              </w:rPr>
+            </w:r>
+            <w:r>
+              <w:rPr>
+                <w:rFonts w:ascii="Times New Roman" w:hAnsi="Times New Roman"/>
+                <w:noProof/>
+                <w:webHidden/>
+                <w:sz w:val="24"/>
+                <w:szCs w:val="24"/>
+              </w:rPr>
               <w:fldChar w:fldCharType="separate"/>
+            </w:r>
+            <w:r>
+              <w:rPr>
+                <w:rFonts w:ascii="Times New Roman" w:hAnsi="Times New Roman"/>
+                <w:noProof/>
+                <w:webHidden/>
+                <w:sz w:val="24"/>
+                <w:szCs w:val="24"/>
+              </w:rPr>
               <w:t>21</w:t>
+            </w:r>
+            <w:r>
+              <w:rPr>
+                <w:rFonts w:ascii="Times New Roman" w:hAnsi="Times New Roman"/>
+                <w:noProof/>
+                <w:webHidden/>
+                <w:sz w:val="24"/>
+                <w:szCs w:val="24"/>
+              </w:rPr>
               <w:fldChar w:fldCharType="end"/>
             </w:r>
           </w:hyperlink>
@@ -3423,10 +5881,64 @@
                 <w:szCs w:val="24"/>
               </w:rPr>
               <w:tab/>
+            </w:r>
+            <w:r>
+              <w:rPr>
+                <w:rFonts w:ascii="Times New Roman" w:hAnsi="Times New Roman"/>
+                <w:noProof/>
+                <w:webHidden/>
+                <w:sz w:val="24"/>
+                <w:szCs w:val="24"/>
+              </w:rPr>
               <w:fldChar w:fldCharType="begin"/>
+            </w:r>
+            <w:r>
+              <w:rPr>
+                <w:rFonts w:ascii="Times New Roman" w:hAnsi="Times New Roman"/>
+                <w:noProof/>
+                <w:webHidden/>
+                <w:sz w:val="24"/>
+                <w:szCs w:val="24"/>
+              </w:rPr>
               <w:instrText xml:space="preserve"> PAGEREF _Toc239977133 \h </w:instrText>
+            </w:r>
+            <w:r>
+              <w:rPr>
+                <w:rFonts w:ascii="Times New Roman" w:hAnsi="Times New Roman"/>
+                <w:noProof/>
+                <w:webHidden/>
+                <w:sz w:val="24"/>
+                <w:szCs w:val="24"/>
+              </w:rPr>
+            </w:r>
+            <w:r>
+              <w:rPr>
+                <w:rFonts w:ascii="Times New Roman" w:hAnsi="Times New Roman"/>
+                <w:noProof/>
+                <w:webHidden/>
+                <w:sz w:val="24"/>
+                <w:szCs w:val="24"/>
+              </w:rPr>
               <w:fldChar w:fldCharType="separate"/>
+            </w:r>
+            <w:r>
+              <w:rPr>
+                <w:rFonts w:ascii="Times New Roman" w:hAnsi="Times New Roman"/>
+                <w:noProof/>
+                <w:webHidden/>
+                <w:sz w:val="24"/>
+                <w:szCs w:val="24"/>
+              </w:rPr>
               <w:t>22</w:t>
+            </w:r>
+            <w:r>
+              <w:rPr>
+                <w:rFonts w:ascii="Times New Roman" w:hAnsi="Times New Roman"/>
+                <w:noProof/>
+                <w:webHidden/>
+                <w:sz w:val="24"/>
+                <w:szCs w:val="24"/>
+              </w:rPr>
               <w:fldChar w:fldCharType="end"/>
             </w:r>
           </w:hyperlink>
@@ -3489,10 +6001,64 @@
                 <w:szCs w:val="24"/>
               </w:rPr>
               <w:tab/>
+            </w:r>
+            <w:r>
+              <w:rPr>
+                <w:rFonts w:ascii="Times New Roman" w:hAnsi="Times New Roman"/>
+                <w:noProof/>
+                <w:webHidden/>
+                <w:sz w:val="24"/>
+                <w:szCs w:val="24"/>
+              </w:rPr>
               <w:fldChar w:fldCharType="begin"/>
+            </w:r>
+            <w:r>
+              <w:rPr>
+                <w:rFonts w:ascii="Times New Roman" w:hAnsi="Times New Roman"/>
+                <w:noProof/>
+                <w:webHidden/>
+                <w:sz w:val="24"/>
+                <w:szCs w:val="24"/>
+              </w:rPr>
               <w:instrText xml:space="preserve"> PAGEREF _Toc239977134 \h </w:instrText>
+            </w:r>
+            <w:r>
+              <w:rPr>
+                <w:rFonts w:ascii="Times New Roman" w:hAnsi="Times New Roman"/>
+                <w:noProof/>
+                <w:webHidden/>
+                <w:sz w:val="24"/>
+                <w:szCs w:val="24"/>
+              </w:rPr>
+            </w:r>
+            <w:r>
+              <w:rPr>
+                <w:rFonts w:ascii="Times New Roman" w:hAnsi="Times New Roman"/>
+                <w:noProof/>
+                <w:webHidden/>
+                <w:sz w:val="24"/>
+                <w:szCs w:val="24"/>
+              </w:rPr>
               <w:fldChar w:fldCharType="separate"/>
+            </w:r>
+            <w:r>
+              <w:rPr>
+                <w:rFonts w:ascii="Times New Roman" w:hAnsi="Times New Roman"/>
+                <w:noProof/>
+                <w:webHidden/>
+                <w:sz w:val="24"/>
+                <w:szCs w:val="24"/>
+              </w:rPr>
               <w:t>23</w:t>
+            </w:r>
+            <w:r>
+              <w:rPr>
+                <w:rFonts w:ascii="Times New Roman" w:hAnsi="Times New Roman"/>
+                <w:noProof/>
+                <w:webHidden/>
+                <w:sz w:val="24"/>
+                <w:szCs w:val="24"/>
+              </w:rPr>
               <w:fldChar w:fldCharType="end"/>
             </w:r>
           </w:hyperlink>
@@ -3534,10 +6100,64 @@
                 <w:szCs w:val="24"/>
               </w:rPr>
               <w:tab/>
+            </w:r>
+            <w:r>
+              <w:rPr>
+                <w:rFonts w:ascii="Times New Roman" w:hAnsi="Times New Roman"/>
+                <w:noProof/>
+                <w:webHidden/>
+                <w:sz w:val="24"/>
+                <w:szCs w:val="24"/>
+              </w:rPr>
               <w:fldChar w:fldCharType="begin"/>
+            </w:r>
+            <w:r>
+              <w:rPr>
+                <w:rFonts w:ascii="Times New Roman" w:hAnsi="Times New Roman"/>
+                <w:noProof/>
+                <w:webHidden/>
+                <w:sz w:val="24"/>
+                <w:szCs w:val="24"/>
+              </w:rPr>
               <w:instrText xml:space="preserve"> PAGEREF _Toc239977791 \h </w:instrText>
+            </w:r>
+            <w:r>
+              <w:rPr>
+                <w:rFonts w:ascii="Times New Roman" w:hAnsi="Times New Roman"/>
+                <w:noProof/>
+                <w:webHidden/>
+                <w:sz w:val="24"/>
+                <w:szCs w:val="24"/>
+              </w:rPr>
+            </w:r>
+            <w:r>
+              <w:rPr>
+                <w:rFonts w:ascii="Times New Roman" w:hAnsi="Times New Roman"/>
+                <w:noProof/>
+                <w:webHidden/>
+                <w:sz w:val="24"/>
+                <w:szCs w:val="24"/>
+              </w:rPr>
               <w:fldChar w:fldCharType="separate"/>
+            </w:r>
+            <w:r>
+              <w:rPr>
+                <w:rFonts w:ascii="Times New Roman" w:hAnsi="Times New Roman"/>
+                <w:noProof/>
+                <w:webHidden/>
+                <w:sz w:val="24"/>
+                <w:szCs w:val="24"/>
+              </w:rPr>
               <w:t>25</w:t>
+            </w:r>
+            <w:r>
+              <w:rPr>
+                <w:rFonts w:ascii="Times New Roman" w:hAnsi="Times New Roman"/>
+                <w:noProof/>
+                <w:webHidden/>
+                <w:sz w:val="24"/>
+                <w:szCs w:val="24"/>
+              </w:rPr>
               <w:fldChar w:fldCharType="end"/>
             </w:r>
           </w:hyperlink>
@@ -3579,10 +6199,64 @@
                 <w:szCs w:val="24"/>
               </w:rPr>
               <w:tab/>
+            </w:r>
+            <w:r>
+              <w:rPr>
+                <w:rFonts w:ascii="Times New Roman" w:hAnsi="Times New Roman"/>
+                <w:noProof/>
+                <w:webHidden/>
+                <w:sz w:val="24"/>
+                <w:szCs w:val="24"/>
+              </w:rPr>
               <w:fldChar w:fldCharType="begin"/>
+            </w:r>
+            <w:r>
+              <w:rPr>
+                <w:rFonts w:ascii="Times New Roman" w:hAnsi="Times New Roman"/>
+                <w:noProof/>
+                <w:webHidden/>
+                <w:sz w:val="24"/>
+                <w:szCs w:val="24"/>
+              </w:rPr>
               <w:instrText xml:space="preserve"> PAGEREF _Toc239977135 \h </w:instrText>
+            </w:r>
+            <w:r>
+              <w:rPr>
+                <w:rFonts w:ascii="Times New Roman" w:hAnsi="Times New Roman"/>
+                <w:noProof/>
+                <w:webHidden/>
+                <w:sz w:val="24"/>
+                <w:szCs w:val="24"/>
+              </w:rPr>
+            </w:r>
+            <w:r>
+              <w:rPr>
+                <w:rFonts w:ascii="Times New Roman" w:hAnsi="Times New Roman"/>
+                <w:noProof/>
+                <w:webHidden/>
+                <w:sz w:val="24"/>
+                <w:szCs w:val="24"/>
+              </w:rPr>
               <w:fldChar w:fldCharType="separate"/>
+            </w:r>
+            <w:r>
+              <w:rPr>
+                <w:rFonts w:ascii="Times New Roman" w:hAnsi="Times New Roman"/>
+                <w:noProof/>
+                <w:webHidden/>
+                <w:sz w:val="24"/>
+                <w:szCs w:val="24"/>
+              </w:rPr>
               <w:t>28</w:t>
+            </w:r>
+            <w:r>
+              <w:rPr>
+                <w:rFonts w:ascii="Times New Roman" w:hAnsi="Times New Roman"/>
+                <w:noProof/>
+                <w:webHidden/>
+                <w:sz w:val="24"/>
+                <w:szCs w:val="24"/>
+              </w:rPr>
               <w:fldChar w:fldCharType="end"/>
             </w:r>
           </w:hyperlink>
@@ -3664,7 +6338,21 @@
               <w:szCs w:val="24"/>
             </w:rPr>
             <w:fldChar w:fldCharType="begin"/>
+          </w:r>
+          <w:r>
+            <w:rPr>
+              <w:rFonts w:ascii="Times New Roman" w:eastAsiaTheme="minorEastAsia" w:hAnsi="Times New Roman"/>
+              <w:sz w:val="24"/>
+              <w:szCs w:val="24"/>
+            </w:rPr>
             <w:instrText xml:space="preserve"> TOC \h \z \c "Figure" </w:instrText>
+          </w:r>
+          <w:r>
+            <w:rPr>
+              <w:rFonts w:ascii="Times New Roman" w:eastAsiaTheme="minorEastAsia" w:hAnsi="Times New Roman"/>
+              <w:sz w:val="24"/>
+              <w:szCs w:val="24"/>
+            </w:rPr>
             <w:fldChar w:fldCharType="separate"/>
           </w:r>
           <w:hyperlink w:anchor="_Toc240212126" w:history="1">
@@ -3687,10 +6375,64 @@
                 <w:szCs w:val="24"/>
               </w:rPr>
               <w:tab/>
+            </w:r>
+            <w:r>
+              <w:rPr>
+                <w:rFonts w:ascii="Times New Roman" w:hAnsi="Times New Roman"/>
+                <w:noProof/>
+                <w:webHidden/>
+                <w:sz w:val="24"/>
+                <w:szCs w:val="24"/>
+              </w:rPr>
               <w:fldChar w:fldCharType="begin"/>
+            </w:r>
+            <w:r>
+              <w:rPr>
+                <w:rFonts w:ascii="Times New Roman" w:hAnsi="Times New Roman"/>
+                <w:noProof/>
+                <w:webHidden/>
+                <w:sz w:val="24"/>
+                <w:szCs w:val="24"/>
+              </w:rPr>
               <w:instrText xml:space="preserve"> PAGEREF _Toc240212126 \h </w:instrText>
+            </w:r>
+            <w:r>
+              <w:rPr>
+                <w:rFonts w:ascii="Times New Roman" w:hAnsi="Times New Roman"/>
+                <w:noProof/>
+                <w:webHidden/>
+                <w:sz w:val="24"/>
+                <w:szCs w:val="24"/>
+              </w:rPr>
+            </w:r>
+            <w:r>
+              <w:rPr>
+                <w:rFonts w:ascii="Times New Roman" w:hAnsi="Times New Roman"/>
+                <w:noProof/>
+                <w:webHidden/>
+                <w:sz w:val="24"/>
+                <w:szCs w:val="24"/>
+              </w:rPr>
               <w:fldChar w:fldCharType="separate"/>
+            </w:r>
+            <w:r>
+              <w:rPr>
+                <w:rFonts w:ascii="Times New Roman" w:hAnsi="Times New Roman"/>
+                <w:noProof/>
+                <w:webHidden/>
+                <w:sz w:val="24"/>
+                <w:szCs w:val="24"/>
+              </w:rPr>
               <w:t>6</w:t>
+            </w:r>
+            <w:r>
+              <w:rPr>
+                <w:rFonts w:ascii="Times New Roman" w:hAnsi="Times New Roman"/>
+                <w:noProof/>
+                <w:webHidden/>
+                <w:sz w:val="24"/>
+                <w:szCs w:val="24"/>
+              </w:rPr>
               <w:fldChar w:fldCharType="end"/>
             </w:r>
           </w:hyperlink>
@@ -3732,10 +6474,64 @@
                 <w:szCs w:val="24"/>
               </w:rPr>
               <w:tab/>
+            </w:r>
+            <w:r>
+              <w:rPr>
+                <w:rFonts w:ascii="Times New Roman" w:hAnsi="Times New Roman"/>
+                <w:noProof/>
+                <w:webHidden/>
+                <w:sz w:val="24"/>
+                <w:szCs w:val="24"/>
+              </w:rPr>
               <w:fldChar w:fldCharType="begin"/>
+            </w:r>
+            <w:r>
+              <w:rPr>
+                <w:rFonts w:ascii="Times New Roman" w:hAnsi="Times New Roman"/>
+                <w:noProof/>
+                <w:webHidden/>
+                <w:sz w:val="24"/>
+                <w:szCs w:val="24"/>
+              </w:rPr>
               <w:instrText xml:space="preserve"> PAGEREF _Toc240212127 \h </w:instrText>
+            </w:r>
+            <w:r>
+              <w:rPr>
+                <w:rFonts w:ascii="Times New Roman" w:hAnsi="Times New Roman"/>
+                <w:noProof/>
+                <w:webHidden/>
+                <w:sz w:val="24"/>
+                <w:szCs w:val="24"/>
+              </w:rPr>
+            </w:r>
+            <w:r>
+              <w:rPr>
+                <w:rFonts w:ascii="Times New Roman" w:hAnsi="Times New Roman"/>
+                <w:noProof/>
+                <w:webHidden/>
+                <w:sz w:val="24"/>
+                <w:szCs w:val="24"/>
+              </w:rPr>
               <w:fldChar w:fldCharType="separate"/>
+            </w:r>
+            <w:r>
+              <w:rPr>
+                <w:rFonts w:ascii="Times New Roman" w:hAnsi="Times New Roman"/>
+                <w:noProof/>
+                <w:webHidden/>
+                <w:sz w:val="24"/>
+                <w:szCs w:val="24"/>
+              </w:rPr>
               <w:t>16</w:t>
+            </w:r>
+            <w:r>
+              <w:rPr>
+                <w:rFonts w:ascii="Times New Roman" w:hAnsi="Times New Roman"/>
+                <w:noProof/>
+                <w:webHidden/>
+                <w:sz w:val="24"/>
+                <w:szCs w:val="24"/>
+              </w:rPr>
               <w:fldChar w:fldCharType="end"/>
             </w:r>
           </w:hyperlink>
@@ -3777,10 +6573,64 @@
                 <w:szCs w:val="24"/>
               </w:rPr>
               <w:tab/>
+            </w:r>
+            <w:r>
+              <w:rPr>
+                <w:rFonts w:ascii="Times New Roman" w:hAnsi="Times New Roman"/>
+                <w:noProof/>
+                <w:webHidden/>
+                <w:sz w:val="24"/>
+                <w:szCs w:val="24"/>
+              </w:rPr>
               <w:fldChar w:fldCharType="begin"/>
+            </w:r>
+            <w:r>
+              <w:rPr>
+                <w:rFonts w:ascii="Times New Roman" w:hAnsi="Times New Roman"/>
+                <w:noProof/>
+                <w:webHidden/>
+                <w:sz w:val="24"/>
+                <w:szCs w:val="24"/>
+              </w:rPr>
               <w:instrText xml:space="preserve"> PAGEREF _Toc240212128 \h </w:instrText>
+            </w:r>
+            <w:r>
+              <w:rPr>
+                <w:rFonts w:ascii="Times New Roman" w:hAnsi="Times New Roman"/>
+                <w:noProof/>
+                <w:webHidden/>
+                <w:sz w:val="24"/>
+                <w:szCs w:val="24"/>
+              </w:rPr>
+            </w:r>
+            <w:r>
+              <w:rPr>
+                <w:rFonts w:ascii="Times New Roman" w:hAnsi="Times New Roman"/>
+                <w:noProof/>
+                <w:webHidden/>
+                <w:sz w:val="24"/>
+                <w:szCs w:val="24"/>
+              </w:rPr>
               <w:fldChar w:fldCharType="separate"/>
+            </w:r>
+            <w:r>
+              <w:rPr>
+                <w:rFonts w:ascii="Times New Roman" w:hAnsi="Times New Roman"/>
+                <w:noProof/>
+                <w:webHidden/>
+                <w:sz w:val="24"/>
+                <w:szCs w:val="24"/>
+              </w:rPr>
               <w:t>17</w:t>
+            </w:r>
+            <w:r>
+              <w:rPr>
+                <w:rFonts w:ascii="Times New Roman" w:hAnsi="Times New Roman"/>
+                <w:noProof/>
+                <w:webHidden/>
+                <w:sz w:val="24"/>
+                <w:szCs w:val="24"/>
+              </w:rPr>
               <w:fldChar w:fldCharType="end"/>
             </w:r>
           </w:hyperlink>
@@ -3822,10 +6672,64 @@
                 <w:szCs w:val="24"/>
               </w:rPr>
               <w:tab/>
+            </w:r>
+            <w:r>
+              <w:rPr>
+                <w:rFonts w:ascii="Times New Roman" w:hAnsi="Times New Roman"/>
+                <w:noProof/>
+                <w:webHidden/>
+                <w:sz w:val="24"/>
+                <w:szCs w:val="24"/>
+              </w:rPr>
               <w:fldChar w:fldCharType="begin"/>
+            </w:r>
+            <w:r>
+              <w:rPr>
+                <w:rFonts w:ascii="Times New Roman" w:hAnsi="Times New Roman"/>
+                <w:noProof/>
+                <w:webHidden/>
+                <w:sz w:val="24"/>
+                <w:szCs w:val="24"/>
+              </w:rPr>
               <w:instrText xml:space="preserve"> PAGEREF _Toc240212129 \h </w:instrText>
+            </w:r>
+            <w:r>
+              <w:rPr>
+                <w:rFonts w:ascii="Times New Roman" w:hAnsi="Times New Roman"/>
+                <w:noProof/>
+                <w:webHidden/>
+                <w:sz w:val="24"/>
+                <w:szCs w:val="24"/>
+              </w:rPr>
+            </w:r>
+            <w:r>
+              <w:rPr>
+                <w:rFonts w:ascii="Times New Roman" w:hAnsi="Times New Roman"/>
+                <w:noProof/>
+                <w:webHidden/>
+                <w:sz w:val="24"/>
+                <w:szCs w:val="24"/>
+              </w:rPr>
               <w:fldChar w:fldCharType="separate"/>
+            </w:r>
+            <w:r>
+              <w:rPr>
+                <w:rFonts w:ascii="Times New Roman" w:hAnsi="Times New Roman"/>
+                <w:noProof/>
+                <w:webHidden/>
+                <w:sz w:val="24"/>
+                <w:szCs w:val="24"/>
+              </w:rPr>
               <w:t>17</w:t>
+            </w:r>
+            <w:r>
+              <w:rPr>
+                <w:rFonts w:ascii="Times New Roman" w:hAnsi="Times New Roman"/>
+                <w:noProof/>
+                <w:webHidden/>
+                <w:sz w:val="24"/>
+                <w:szCs w:val="24"/>
+              </w:rPr>
               <w:fldChar w:fldCharType="end"/>
             </w:r>
           </w:hyperlink>
@@ -3867,10 +6771,64 @@
                 <w:szCs w:val="24"/>
               </w:rPr>
               <w:tab/>
+            </w:r>
+            <w:r>
+              <w:rPr>
+                <w:rFonts w:ascii="Times New Roman" w:hAnsi="Times New Roman"/>
+                <w:noProof/>
+                <w:webHidden/>
+                <w:sz w:val="24"/>
+                <w:szCs w:val="24"/>
+              </w:rPr>
               <w:fldChar w:fldCharType="begin"/>
+            </w:r>
+            <w:r>
+              <w:rPr>
+                <w:rFonts w:ascii="Times New Roman" w:hAnsi="Times New Roman"/>
+                <w:noProof/>
+                <w:webHidden/>
+                <w:sz w:val="24"/>
+                <w:szCs w:val="24"/>
+              </w:rPr>
               <w:instrText xml:space="preserve"> PAGEREF _Toc240212130 \h </w:instrText>
+            </w:r>
+            <w:r>
+              <w:rPr>
+                <w:rFonts w:ascii="Times New Roman" w:hAnsi="Times New Roman"/>
+                <w:noProof/>
+                <w:webHidden/>
+                <w:sz w:val="24"/>
+                <w:szCs w:val="24"/>
+              </w:rPr>
+            </w:r>
+            <w:r>
+              <w:rPr>
+                <w:rFonts w:ascii="Times New Roman" w:hAnsi="Times New Roman"/>
+                <w:noProof/>
+                <w:webHidden/>
+                <w:sz w:val="24"/>
+                <w:szCs w:val="24"/>
+              </w:rPr>
               <w:fldChar w:fldCharType="separate"/>
+            </w:r>
+            <w:r>
+              <w:rPr>
+                <w:rFonts w:ascii="Times New Roman" w:hAnsi="Times New Roman"/>
+                <w:noProof/>
+                <w:webHidden/>
+                <w:sz w:val="24"/>
+                <w:szCs w:val="24"/>
+              </w:rPr>
               <w:t>19</w:t>
+            </w:r>
+            <w:r>
+              <w:rPr>
+                <w:rFonts w:ascii="Times New Roman" w:hAnsi="Times New Roman"/>
+                <w:noProof/>
+                <w:webHidden/>
+                <w:sz w:val="24"/>
+                <w:szCs w:val="24"/>
+              </w:rPr>
               <w:fldChar w:fldCharType="end"/>
             </w:r>
           </w:hyperlink>
@@ -3912,10 +6870,64 @@
                 <w:szCs w:val="24"/>
               </w:rPr>
               <w:tab/>
+            </w:r>
+            <w:r>
+              <w:rPr>
+                <w:rFonts w:ascii="Times New Roman" w:hAnsi="Times New Roman"/>
+                <w:noProof/>
+                <w:webHidden/>
+                <w:sz w:val="24"/>
+                <w:szCs w:val="24"/>
+              </w:rPr>
               <w:fldChar w:fldCharType="begin"/>
+            </w:r>
+            <w:r>
+              <w:rPr>
+                <w:rFonts w:ascii="Times New Roman" w:hAnsi="Times New Roman"/>
+                <w:noProof/>
+                <w:webHidden/>
+                <w:sz w:val="24"/>
+                <w:szCs w:val="24"/>
+              </w:rPr>
               <w:instrText xml:space="preserve"> PAGEREF _Toc240212131 \h </w:instrText>
+            </w:r>
+            <w:r>
+              <w:rPr>
+                <w:rFonts w:ascii="Times New Roman" w:hAnsi="Times New Roman"/>
+                <w:noProof/>
+                <w:webHidden/>
+                <w:sz w:val="24"/>
+                <w:szCs w:val="24"/>
+              </w:rPr>
+            </w:r>
+            <w:r>
+              <w:rPr>
+                <w:rFonts w:ascii="Times New Roman" w:hAnsi="Times New Roman"/>
+                <w:noProof/>
+                <w:webHidden/>
+                <w:sz w:val="24"/>
+                <w:szCs w:val="24"/>
+              </w:rPr>
               <w:fldChar w:fldCharType="separate"/>
+            </w:r>
+            <w:r>
+              <w:rPr>
+                <w:rFonts w:ascii="Times New Roman" w:hAnsi="Times New Roman"/>
+                <w:noProof/>
+                <w:webHidden/>
+                <w:sz w:val="24"/>
+                <w:szCs w:val="24"/>
+              </w:rPr>
               <w:t>20</w:t>
+            </w:r>
+            <w:r>
+              <w:rPr>
+                <w:rFonts w:ascii="Times New Roman" w:hAnsi="Times New Roman"/>
+                <w:noProof/>
+                <w:webHidden/>
+                <w:sz w:val="24"/>
+                <w:szCs w:val="24"/>
+              </w:rPr>
               <w:fldChar w:fldCharType="end"/>
             </w:r>
           </w:hyperlink>
@@ -3957,10 +6969,64 @@
                 <w:szCs w:val="24"/>
               </w:rPr>
               <w:tab/>
+            </w:r>
+            <w:r>
+              <w:rPr>
+                <w:rFonts w:ascii="Times New Roman" w:hAnsi="Times New Roman"/>
+                <w:noProof/>
+                <w:webHidden/>
+                <w:sz w:val="24"/>
+                <w:szCs w:val="24"/>
+              </w:rPr>
               <w:fldChar w:fldCharType="begin"/>
+            </w:r>
+            <w:r>
+              <w:rPr>
+                <w:rFonts w:ascii="Times New Roman" w:hAnsi="Times New Roman"/>
+                <w:noProof/>
+                <w:webHidden/>
+                <w:sz w:val="24"/>
+                <w:szCs w:val="24"/>
+              </w:rPr>
               <w:instrText xml:space="preserve"> PAGEREF _Toc240212132 \h </w:instrText>
+            </w:r>
+            <w:r>
+              <w:rPr>
+                <w:rFonts w:ascii="Times New Roman" w:hAnsi="Times New Roman"/>
+                <w:noProof/>
+                <w:webHidden/>
+                <w:sz w:val="24"/>
+                <w:szCs w:val="24"/>
+              </w:rPr>
+            </w:r>
+            <w:r>
+              <w:rPr>
+                <w:rFonts w:ascii="Times New Roman" w:hAnsi="Times New Roman"/>
+                <w:noProof/>
+                <w:webHidden/>
+                <w:sz w:val="24"/>
+                <w:szCs w:val="24"/>
+              </w:rPr>
               <w:fldChar w:fldCharType="separate"/>
+            </w:r>
+            <w:r>
+              <w:rPr>
+                <w:rFonts w:ascii="Times New Roman" w:hAnsi="Times New Roman"/>
+                <w:noProof/>
+                <w:webHidden/>
+                <w:sz w:val="24"/>
+                <w:szCs w:val="24"/>
+              </w:rPr>
               <w:t>21</w:t>
+            </w:r>
+            <w:r>
+              <w:rPr>
+                <w:rFonts w:ascii="Times New Roman" w:hAnsi="Times New Roman"/>
+                <w:noProof/>
+                <w:webHidden/>
+                <w:sz w:val="24"/>
+                <w:szCs w:val="24"/>
+              </w:rPr>
               <w:fldChar w:fldCharType="end"/>
             </w:r>
           </w:hyperlink>
@@ -4013,10 +7079,64 @@
                 <w:szCs w:val="24"/>
               </w:rPr>
               <w:tab/>
+            </w:r>
+            <w:r>
+              <w:rPr>
+                <w:rFonts w:ascii="Times New Roman" w:hAnsi="Times New Roman"/>
+                <w:noProof/>
+                <w:webHidden/>
+                <w:sz w:val="24"/>
+                <w:szCs w:val="24"/>
+              </w:rPr>
               <w:fldChar w:fldCharType="begin"/>
+            </w:r>
+            <w:r>
+              <w:rPr>
+                <w:rFonts w:ascii="Times New Roman" w:hAnsi="Times New Roman"/>
+                <w:noProof/>
+                <w:webHidden/>
+                <w:sz w:val="24"/>
+                <w:szCs w:val="24"/>
+              </w:rPr>
               <w:instrText xml:space="preserve"> PAGEREF _Toc240212133 \h </w:instrText>
+            </w:r>
+            <w:r>
+              <w:rPr>
+                <w:rFonts w:ascii="Times New Roman" w:hAnsi="Times New Roman"/>
+                <w:noProof/>
+                <w:webHidden/>
+                <w:sz w:val="24"/>
+                <w:szCs w:val="24"/>
+              </w:rPr>
+            </w:r>
+            <w:r>
+              <w:rPr>
+                <w:rFonts w:ascii="Times New Roman" w:hAnsi="Times New Roman"/>
+                <w:noProof/>
+                <w:webHidden/>
+                <w:sz w:val="24"/>
+                <w:szCs w:val="24"/>
+              </w:rPr>
               <w:fldChar w:fldCharType="separate"/>
+            </w:r>
+            <w:r>
+              <w:rPr>
+                <w:rFonts w:ascii="Times New Roman" w:hAnsi="Times New Roman"/>
+                <w:noProof/>
+                <w:webHidden/>
+                <w:sz w:val="24"/>
+                <w:szCs w:val="24"/>
+              </w:rPr>
               <w:t>22</w:t>
+            </w:r>
+            <w:r>
+              <w:rPr>
+                <w:rFonts w:ascii="Times New Roman" w:hAnsi="Times New Roman"/>
+                <w:noProof/>
+                <w:webHidden/>
+                <w:sz w:val="24"/>
+                <w:szCs w:val="24"/>
+              </w:rPr>
               <w:fldChar w:fldCharType="end"/>
             </w:r>
           </w:hyperlink>
@@ -4069,10 +7189,64 @@
                 <w:szCs w:val="24"/>
               </w:rPr>
               <w:tab/>
+            </w:r>
+            <w:r>
+              <w:rPr>
+                <w:rFonts w:ascii="Times New Roman" w:hAnsi="Times New Roman"/>
+                <w:noProof/>
+                <w:webHidden/>
+                <w:sz w:val="24"/>
+                <w:szCs w:val="24"/>
+              </w:rPr>
               <w:fldChar w:fldCharType="begin"/>
+            </w:r>
+            <w:r>
+              <w:rPr>
+                <w:rFonts w:ascii="Times New Roman" w:hAnsi="Times New Roman"/>
+                <w:noProof/>
+                <w:webHidden/>
+                <w:sz w:val="24"/>
+                <w:szCs w:val="24"/>
+              </w:rPr>
               <w:instrText xml:space="preserve"> PAGEREF _Toc240212134 \h </w:instrText>
+            </w:r>
+            <w:r>
+              <w:rPr>
+                <w:rFonts w:ascii="Times New Roman" w:hAnsi="Times New Roman"/>
+                <w:noProof/>
+                <w:webHidden/>
+                <w:sz w:val="24"/>
+                <w:szCs w:val="24"/>
+              </w:rPr>
+            </w:r>
+            <w:r>
+              <w:rPr>
+                <w:rFonts w:ascii="Times New Roman" w:hAnsi="Times New Roman"/>
+                <w:noProof/>
+                <w:webHidden/>
+                <w:sz w:val="24"/>
+                <w:szCs w:val="24"/>
+              </w:rPr>
               <w:fldChar w:fldCharType="separate"/>
+            </w:r>
+            <w:r>
+              <w:rPr>
+                <w:rFonts w:ascii="Times New Roman" w:hAnsi="Times New Roman"/>
+                <w:noProof/>
+                <w:webHidden/>
+                <w:sz w:val="24"/>
+                <w:szCs w:val="24"/>
+              </w:rPr>
               <w:t>22</w:t>
+            </w:r>
+            <w:r>
+              <w:rPr>
+                <w:rFonts w:ascii="Times New Roman" w:hAnsi="Times New Roman"/>
+                <w:noProof/>
+                <w:webHidden/>
+                <w:sz w:val="24"/>
+                <w:szCs w:val="24"/>
+              </w:rPr>
               <w:fldChar w:fldCharType="end"/>
             </w:r>
           </w:hyperlink>
@@ -4114,10 +7288,64 @@
                 <w:szCs w:val="24"/>
               </w:rPr>
               <w:tab/>
+            </w:r>
+            <w:r>
+              <w:rPr>
+                <w:rFonts w:ascii="Times New Roman" w:hAnsi="Times New Roman"/>
+                <w:noProof/>
+                <w:webHidden/>
+                <w:sz w:val="24"/>
+                <w:szCs w:val="24"/>
+              </w:rPr>
               <w:fldChar w:fldCharType="begin"/>
+            </w:r>
+            <w:r>
+              <w:rPr>
+                <w:rFonts w:ascii="Times New Roman" w:hAnsi="Times New Roman"/>
+                <w:noProof/>
+                <w:webHidden/>
+                <w:sz w:val="24"/>
+                <w:szCs w:val="24"/>
+              </w:rPr>
               <w:instrText xml:space="preserve"> PAGEREF _Toc240212135 \h </w:instrText>
+            </w:r>
+            <w:r>
+              <w:rPr>
+                <w:rFonts w:ascii="Times New Roman" w:hAnsi="Times New Roman"/>
+                <w:noProof/>
+                <w:webHidden/>
+                <w:sz w:val="24"/>
+                <w:szCs w:val="24"/>
+              </w:rPr>
+            </w:r>
+            <w:r>
+              <w:rPr>
+                <w:rFonts w:ascii="Times New Roman" w:hAnsi="Times New Roman"/>
+                <w:noProof/>
+                <w:webHidden/>
+                <w:sz w:val="24"/>
+                <w:szCs w:val="24"/>
+              </w:rPr>
               <w:fldChar w:fldCharType="separate"/>
+            </w:r>
+            <w:r>
+              <w:rPr>
+                <w:rFonts w:ascii="Times New Roman" w:hAnsi="Times New Roman"/>
+                <w:noProof/>
+                <w:webHidden/>
+                <w:sz w:val="24"/>
+                <w:szCs w:val="24"/>
+              </w:rPr>
               <w:t>24</w:t>
+            </w:r>
+            <w:r>
+              <w:rPr>
+                <w:rFonts w:ascii="Times New Roman" w:hAnsi="Times New Roman"/>
+                <w:noProof/>
+                <w:webHidden/>
+                <w:sz w:val="24"/>
+                <w:szCs w:val="24"/>
+              </w:rPr>
               <w:fldChar w:fldCharType="end"/>
             </w:r>
           </w:hyperlink>
@@ -4139,6 +7367,13 @@
               <w:szCs w:val="24"/>
             </w:rPr>
             <w:fldChar w:fldCharType="end"/>
+          </w:r>
+          <w:r>
+            <w:rPr>
+              <w:rFonts w:ascii="Times New Roman" w:eastAsiaTheme="minorEastAsia" w:hAnsi="Times New Roman"/>
+              <w:sz w:val="24"/>
+              <w:szCs w:val="24"/>
+            </w:rPr>
             <w:br w:type="page"/>
           </w:r>
         </w:p>
@@ -5038,11 +8273,59 @@
           <w:szCs w:val="24"/>
         </w:rPr>
         <w:t xml:space="preserve">Table </w:t>
+      </w:r>
+      <w:r>
+        <w:rPr>
+          <w:rFonts w:ascii="Times New Roman" w:hAnsi="Times New Roman"/>
+          <w:color w:val="auto"/>
+          <w:sz w:val="24"/>
+          <w:szCs w:val="24"/>
+        </w:rPr>
         <w:fldChar w:fldCharType="begin"/>
+      </w:r>
+      <w:r>
+        <w:rPr>
+          <w:rFonts w:ascii="Times New Roman" w:hAnsi="Times New Roman"/>
+          <w:color w:val="auto"/>
+          <w:sz w:val="24"/>
+          <w:szCs w:val="24"/>
+        </w:rPr>
         <w:instrText xml:space="preserve"> SEQ Table \* ARABIC </w:instrText>
+      </w:r>
+      <w:r>
+        <w:rPr>
+          <w:rFonts w:ascii="Times New Roman" w:hAnsi="Times New Roman"/>
+          <w:color w:val="auto"/>
+          <w:sz w:val="24"/>
+          <w:szCs w:val="24"/>
+        </w:rPr>
         <w:fldChar w:fldCharType="separate"/>
+      </w:r>
+      <w:r>
+        <w:rPr>
+          <w:rFonts w:ascii="Times New Roman" w:hAnsi="Times New Roman"/>
+          <w:color w:val="auto"/>
+          <w:sz w:val="24"/>
+          <w:szCs w:val="24"/>
+        </w:rPr>
         <w:t>1</w:t>
+      </w:r>
+      <w:r>
+        <w:rPr>
+          <w:rFonts w:ascii="Times New Roman" w:hAnsi="Times New Roman"/>
+          <w:color w:val="auto"/>
+          <w:sz w:val="24"/>
+          <w:szCs w:val="24"/>
+        </w:rPr>
         <w:fldChar w:fldCharType="end"/>
+      </w:r>
+      <w:r>
+        <w:rPr>
+          <w:rFonts w:ascii="Times New Roman" w:hAnsi="Times New Roman"/>
+          <w:color w:val="auto"/>
+          <w:sz w:val="24"/>
+          <w:szCs w:val="24"/>
+        </w:rPr>
         <w:t>: Data sources</w:t>
       </w:r>
       <w:bookmarkEnd w:id="8"/>
@@ -5321,6 +8604,13 @@
                 <w:szCs w:val="24"/>
               </w:rPr>
               <w:t xml:space="preserve">Population estimates for NTG Service Regions </w:t>
+            </w:r>
+            <w:r>
+              <w:rPr>
+                <w:rFonts w:ascii="Times New Roman" w:eastAsia="Times New Roman" w:hAnsi="Times New Roman"/>
+                <w:sz w:val="24"/>
+                <w:szCs w:val="24"/>
+              </w:rPr>
               <w:lastRenderedPageBreak/>
               <w:t>(1986 to 2025)</w:t>
             </w:r>
@@ -6603,8 +9893,32 @@
           <w:szCs w:val="24"/>
         </w:rPr>
         <w:t xml:space="preserve">Figure </w:t>
+      </w:r>
+      <w:r>
+        <w:rPr>
+          <w:rFonts w:ascii="Times New Roman" w:hAnsi="Times New Roman"/>
+          <w:color w:val="auto"/>
+          <w:sz w:val="24"/>
+          <w:szCs w:val="24"/>
+        </w:rPr>
         <w:fldChar w:fldCharType="begin"/>
+      </w:r>
+      <w:r>
+        <w:rPr>
+          <w:rFonts w:ascii="Times New Roman" w:hAnsi="Times New Roman"/>
+          <w:color w:val="auto"/>
+          <w:sz w:val="24"/>
+          <w:szCs w:val="24"/>
+        </w:rPr>
         <w:instrText xml:space="preserve"> SEQ Figure \* ARABIC </w:instrText>
+      </w:r>
+      <w:r>
+        <w:rPr>
+          <w:rFonts w:ascii="Times New Roman" w:hAnsi="Times New Roman"/>
+          <w:color w:val="auto"/>
+          <w:sz w:val="24"/>
+          <w:szCs w:val="24"/>
+        </w:rPr>
         <w:fldChar w:fldCharType="separate"/>
       </w:r>
       <w:r>
@@ -6625,6 +9939,14 @@
           <w:szCs w:val="24"/>
         </w:rPr>
         <w:fldChar w:fldCharType="end"/>
+      </w:r>
+      <w:r>
+        <w:rPr>
+          <w:rFonts w:ascii="Times New Roman" w:hAnsi="Times New Roman"/>
+          <w:color w:val="auto"/>
+          <w:sz w:val="24"/>
+          <w:szCs w:val="24"/>
+        </w:rPr>
         <w:t>: Project Architecture</w:t>
       </w:r>
       <w:bookmarkStart w:id="12" w:name="OLE_LINK17"/>
@@ -6654,11 +9976,59 @@
           <w:szCs w:val="24"/>
         </w:rPr>
         <w:t xml:space="preserve">Table </w:t>
+      </w:r>
+      <w:r>
+        <w:rPr>
+          <w:rFonts w:ascii="Times New Roman" w:hAnsi="Times New Roman"/>
+          <w:color w:val="auto"/>
+          <w:sz w:val="24"/>
+          <w:szCs w:val="24"/>
+        </w:rPr>
         <w:fldChar w:fldCharType="begin"/>
+      </w:r>
+      <w:r>
+        <w:rPr>
+          <w:rFonts w:ascii="Times New Roman" w:hAnsi="Times New Roman"/>
+          <w:color w:val="auto"/>
+          <w:sz w:val="24"/>
+          <w:szCs w:val="24"/>
+        </w:rPr>
         <w:instrText xml:space="preserve"> SEQ Table \* ARABIC </w:instrText>
+      </w:r>
+      <w:r>
+        <w:rPr>
+          <w:rFonts w:ascii="Times New Roman" w:hAnsi="Times New Roman"/>
+          <w:color w:val="auto"/>
+          <w:sz w:val="24"/>
+          <w:szCs w:val="24"/>
+        </w:rPr>
         <w:fldChar w:fldCharType="separate"/>
+      </w:r>
+      <w:r>
+        <w:rPr>
+          <w:rFonts w:ascii="Times New Roman" w:hAnsi="Times New Roman"/>
+          <w:color w:val="auto"/>
+          <w:sz w:val="24"/>
+          <w:szCs w:val="24"/>
+        </w:rPr>
         <w:t>2</w:t>
+      </w:r>
+      <w:r>
+        <w:rPr>
+          <w:rFonts w:ascii="Times New Roman" w:hAnsi="Times New Roman"/>
+          <w:color w:val="auto"/>
+          <w:sz w:val="24"/>
+          <w:szCs w:val="24"/>
+        </w:rPr>
         <w:fldChar w:fldCharType="end"/>
+      </w:r>
+      <w:r>
+        <w:rPr>
+          <w:rFonts w:ascii="Times New Roman" w:hAnsi="Times New Roman"/>
+          <w:color w:val="auto"/>
+          <w:sz w:val="24"/>
+          <w:szCs w:val="24"/>
+        </w:rPr>
         <w:t>: Pipeline stages, tools and purpose</w:t>
       </w:r>
       <w:bookmarkEnd w:id="13"/>
@@ -7366,7 +10736,7 @@
                 <w:szCs w:val="24"/>
                 <w:lang w:val="en-AU"/>
               </w:rPr>
-              <w:t xml:space="preserve">Cleans, merges and engineers features (lagged indicators, cyclical month encoding, per-capita normalisation) across the three sources.</w:t>
+              <w:t>Cleans, merges and engineers features (lagged indicators, cyclical month encoding, per-capita normalisation) across the three sources.</w:t>
             </w:r>
           </w:p>
         </w:tc>
@@ -7738,7 +11108,7 @@
                 <w:szCs w:val="24"/>
                 <w:lang w:val="en-AU"/>
               </w:rPr>
-              <w:t xml:space="preserve">Streamlit Community Cloud (via GitHub)</w:t>
+              <w:t>Streamlit Community Cloud (via GitHub)</w:t>
             </w:r>
           </w:p>
         </w:tc>
@@ -8201,7 +11571,7 @@
           <w:sz w:val="24"/>
           <w:szCs w:val="24"/>
         </w:rPr>
-        <w:t xml:space="preserve">the GitHub-based data store to Amazon S3, pandas-based data processing to AWS Glue ETL, the Analytics/ML stage to Amazon SageMaker for managed training and scheduled deployment, the Streamlit dashboard to Amazon QuickSight, the Monitor stage to Amazon SageMaker Model Monitor, and the Incremental learning stage to SageMaker's built-in incremental (continuous) training capability. Future enhancements under consideration include real-time or near-real-time data ingestion (replacing manual/batch downloads) and integration with additional predictors such as weather or event-calendar data to improve forecast accuracy.</w:t>
+        <w:t>the GitHub-based data store to Amazon S3, pandas-based data processing to AWS Glue ETL, the Analytics/ML stage to Amazon SageMaker for managed training and scheduled deployment, the Streamlit dashboard to Amazon QuickSight, the Monitor stage to Amazon SageMaker Model Monitor, and the Incremental learning stage to SageMaker's built-in incremental (continuous) training capability. Future enhancements under consideration include real-time or near-real-time data ingestion (replacing manual/batch downloads) and integration with additional predictors such as weather or event-calendar data to improve forecast accuracy.</w:t>
       </w:r>
     </w:p>
     <w:p>
@@ -8297,11 +11667,59 @@
           <w:szCs w:val="24"/>
         </w:rPr>
         <w:t xml:space="preserve">Table </w:t>
+      </w:r>
+      <w:r>
+        <w:rPr>
+          <w:rFonts w:ascii="Times New Roman" w:eastAsia="Times New Roman" w:hAnsi="Times New Roman"/>
+          <w:color w:val="auto"/>
+          <w:sz w:val="24"/>
+          <w:szCs w:val="24"/>
+        </w:rPr>
         <w:fldChar w:fldCharType="begin"/>
+      </w:r>
+      <w:r>
+        <w:rPr>
+          <w:rFonts w:ascii="Times New Roman" w:eastAsia="Times New Roman" w:hAnsi="Times New Roman"/>
+          <w:color w:val="auto"/>
+          <w:sz w:val="24"/>
+          <w:szCs w:val="24"/>
+        </w:rPr>
         <w:instrText xml:space="preserve"> SEQ Table \* ARABIC </w:instrText>
+      </w:r>
+      <w:r>
+        <w:rPr>
+          <w:rFonts w:ascii="Times New Roman" w:eastAsia="Times New Roman" w:hAnsi="Times New Roman"/>
+          <w:color w:val="auto"/>
+          <w:sz w:val="24"/>
+          <w:szCs w:val="24"/>
+        </w:rPr>
         <w:fldChar w:fldCharType="separate"/>
+      </w:r>
+      <w:r>
+        <w:rPr>
+          <w:rFonts w:ascii="Times New Roman" w:eastAsia="Times New Roman" w:hAnsi="Times New Roman"/>
+          <w:color w:val="auto"/>
+          <w:sz w:val="24"/>
+          <w:szCs w:val="24"/>
+        </w:rPr>
         <w:t>3</w:t>
+      </w:r>
+      <w:r>
+        <w:rPr>
+          <w:rFonts w:ascii="Times New Roman" w:eastAsia="Times New Roman" w:hAnsi="Times New Roman"/>
+          <w:color w:val="auto"/>
+          <w:sz w:val="24"/>
+          <w:szCs w:val="24"/>
+        </w:rPr>
         <w:fldChar w:fldCharType="end"/>
+      </w:r>
+      <w:r>
+        <w:rPr>
+          <w:rFonts w:ascii="Times New Roman" w:eastAsia="Times New Roman" w:hAnsi="Times New Roman"/>
+          <w:color w:val="auto"/>
+          <w:sz w:val="24"/>
+          <w:szCs w:val="24"/>
+        </w:rPr>
         <w:t>. Twelve-week workflow plan</w:t>
       </w:r>
       <w:bookmarkEnd w:id="15"/>
@@ -8541,7 +11959,7 @@
                 <w:szCs w:val="24"/>
                 <w:lang w:val="en-AU"/>
               </w:rPr>
-              <w:t xml:space="preserve">GitHub repository with README; Streamlit account set up; draft problem statement</w:t>
+              <w:t>GitHub repository with README; Streamlit account set up; draft problem statement</w:t>
             </w:r>
           </w:p>
         </w:tc>
@@ -9707,7 +13125,7 @@
                 <w:szCs w:val="24"/>
                 <w:lang w:val="en-AU"/>
               </w:rPr>
-              <w:t xml:space="preserve">Incorporate feedback; finalise dashboard;  deploy to Streamlit Community Cloud; implement monitoring and retraining logic</w:t>
+              <w:t>Incorporate feedback; finalise dashboard;  deploy to Streamlit Community Cloud; implement monitoring and retraining logic</w:t>
             </w:r>
           </w:p>
         </w:tc>
@@ -10145,11 +13563,59 @@
           <w:szCs w:val="24"/>
         </w:rPr>
         <w:t xml:space="preserve">Table </w:t>
+      </w:r>
+      <w:r>
+        <w:rPr>
+          <w:rFonts w:ascii="Times New Roman" w:eastAsia="Times New Roman" w:hAnsi="Times New Roman"/>
+          <w:color w:val="auto"/>
+          <w:sz w:val="24"/>
+          <w:szCs w:val="24"/>
+        </w:rPr>
         <w:fldChar w:fldCharType="begin"/>
+      </w:r>
+      <w:r>
+        <w:rPr>
+          <w:rFonts w:ascii="Times New Roman" w:eastAsia="Times New Roman" w:hAnsi="Times New Roman"/>
+          <w:color w:val="auto"/>
+          <w:sz w:val="24"/>
+          <w:szCs w:val="24"/>
+        </w:rPr>
         <w:instrText xml:space="preserve"> SEQ Table \* ARABIC </w:instrText>
+      </w:r>
+      <w:r>
+        <w:rPr>
+          <w:rFonts w:ascii="Times New Roman" w:eastAsia="Times New Roman" w:hAnsi="Times New Roman"/>
+          <w:color w:val="auto"/>
+          <w:sz w:val="24"/>
+          <w:szCs w:val="24"/>
+        </w:rPr>
         <w:fldChar w:fldCharType="separate"/>
+      </w:r>
+      <w:r>
+        <w:rPr>
+          <w:rFonts w:ascii="Times New Roman" w:eastAsia="Times New Roman" w:hAnsi="Times New Roman"/>
+          <w:color w:val="auto"/>
+          <w:sz w:val="24"/>
+          <w:szCs w:val="24"/>
+        </w:rPr>
         <w:t>4</w:t>
+      </w:r>
+      <w:r>
+        <w:rPr>
+          <w:rFonts w:ascii="Times New Roman" w:eastAsia="Times New Roman" w:hAnsi="Times New Roman"/>
+          <w:color w:val="auto"/>
+          <w:sz w:val="24"/>
+          <w:szCs w:val="24"/>
+        </w:rPr>
         <w:fldChar w:fldCharType="end"/>
+      </w:r>
+      <w:r>
+        <w:rPr>
+          <w:rFonts w:ascii="Times New Roman" w:eastAsia="Times New Roman" w:hAnsi="Times New Roman"/>
+          <w:color w:val="auto"/>
+          <w:sz w:val="24"/>
+          <w:szCs w:val="24"/>
+        </w:rPr>
         <w:t>. Task allocation and team structure</w:t>
       </w:r>
       <w:bookmarkEnd w:id="17"/>
@@ -10443,7 +13909,7 @@
                 <w:szCs w:val="24"/>
                 <w:lang w:val="en-AU"/>
               </w:rPr>
-              <w:t xml:space="preserve">Cleans, merges and engineers features across the three data sources; implements post-deployment drift-checking scripts</w:t>
+              <w:t>Cleans, merges and engineers features across the three data sources; implements post-deployment drift-checking scripts</w:t>
             </w:r>
           </w:p>
         </w:tc>
@@ -10592,7 +14058,7 @@
                 <w:szCs w:val="24"/>
                 <w:lang w:val="en-AU"/>
               </w:rPr>
-              <w:t xml:space="preserve">Dashboard &amp; Deploy</w:t>
+              <w:t>Dashboard &amp; Deploy</w:t>
             </w:r>
           </w:p>
         </w:tc>
@@ -10621,7 +14087,7 @@
                 <w:szCs w:val="24"/>
                 <w:lang w:val="en-AU"/>
               </w:rPr>
-              <w:t xml:space="preserve">Builds the Streamlit dashboard and manages its deployment and redeployment via Streamlit Community Cloud.</w:t>
+              <w:t>Builds the Streamlit dashboard and manages its deployment and redeployment via Streamlit Community Cloud.</w:t>
             </w:r>
           </w:p>
         </w:tc>
@@ -10698,7 +14164,7 @@
           <w:sz w:val="24"/>
           <w:szCs w:val="24"/>
         </w:rPr>
-        <w:t xml:space="preserve">The first risk is changes in the crime data. The transition from PROMIS to SerPro in November 2023 and the ANZSOC classification transition in April 2025 may pose challenges in comparing old and new crime data. To minimise this risk, both transitions will be incorporated into the model.</w:t>
+        <w:t>The first risk is changes in the crime data. The transition from PROMIS to SerPro in November 2023 and the ANZSOC classification transition in April 2025 may pose challenges in comparing old and new crime data. To minimise this risk, both transitions will be incorporated into the model.</w:t>
       </w:r>
     </w:p>
     <w:p>
@@ -10783,7 +14249,7 @@
           <w:sz w:val="24"/>
           <w:szCs w:val="24"/>
         </w:rPr>
-        <w:t xml:space="preserve">And the final risk is misuse or misinterpretation of the forecasts. If predictions are read as statements about particular communities, the system could cause harm rather than support safety. Small counts in low-population regions could also make incidents identifiable. Forecasts will therefore be shown only at region and month level, with uncertainty ranges, and small values will be suppressed.</w:t>
+        <w:t>And the final risk is misuse or misinterpretation of the forecasts. If predictions are read as statements about particular communities, the system could cause harm rather than support safety. Small counts in low-population regions could also make incidents identifiable. Forecasts will therefore be shown only at region and month level, with uncertainty ranges, and small values will be suppressed.</w:t>
       </w:r>
     </w:p>
     <w:p>
@@ -11472,7 +14938,7 @@
           <w:sz w:val="24"/>
           <w:szCs w:val="24"/>
         </w:rPr>
-        <w:t xml:space="preserve">NT crime statistics march 2026 - NTG open data portal</w:t>
+        <w:t>NT crime statistics march 2026 - NTG open data portal</w:t>
       </w:r>
       <w:r>
         <w:rPr>
@@ -11560,7 +15026,7 @@
           <w:sz w:val="24"/>
           <w:szCs w:val="24"/>
         </w:rPr>
-        <w:t xml:space="preserve">Operation ventura | NT police, fire &amp; emergency services</w:t>
+        <w:t>Operation ventura | NT police, fire &amp; emergency services</w:t>
       </w:r>
       <w:r>
         <w:rPr>
@@ -12014,6 +15480,14 @@
                 <w:lang w:val="vi-VN" w:eastAsia="en-US"/>
               </w:rPr>
               <w:t>.</w:t>
+            </w:r>
+            <w:r>
+              <w:rPr>
+                <w:rFonts w:ascii="Times New Roman" w:eastAsia="Times New Roman" w:hAnsi="Times New Roman"/>
+                <w:sz w:val="24"/>
+                <w:szCs w:val="24"/>
+                <w:lang w:val="vi-VN" w:eastAsia="en-US"/>
+              </w:rPr>
               <w:br/>
             </w:r>
           </w:p>
@@ -12040,7 +15514,7 @@
                 <w:szCs w:val="24"/>
                 <w:lang w:eastAsia="en-US"/>
               </w:rPr>
-              <w:t xml:space="preserve">Added evaluation.py: naive baselines, leakage-free CV, rolling-origin backtest</w:t>
+              <w:t>Added evaluation.py: naive baselines, leakage-free CV, rolling-origin backtest</w:t>
             </w:r>
           </w:p>
         </w:tc>
@@ -12574,7 +16048,7 @@
                 <w:sz w:val="24"/>
                 <w:szCs w:val="24"/>
               </w:rPr>
-              <w:t xml:space="preserve">Analytics and Machine Learning stage: Forecast evaluation and benchmarking, defined the forecast task specification, validation design and leakage controls; built evaluation.py adding naive baselines, rolling-origin backtesting at four horizons and empirical prediction intervals; specified drift thresholds and retraining rules.</w:t>
+              <w:t>Analytics and Machine Learning stage: Forecast evaluation and benchmarking, defined the forecast task specification, validation design and leakage controls; built evaluation.py adding naive baselines, rolling-origin backtesting at four horizons and empirical prediction intervals; specified drift thresholds and retraining rules.</w:t>
             </w:r>
           </w:p>
         </w:tc>
@@ -12625,7 +16099,7 @@
                 <w:sz w:val="24"/>
                 <w:szCs w:val="24"/>
               </w:rPr>
-              <w:t xml:space="preserve">Review the pipeline, making suggestions (feature engineering) and implement changes when necessary. Added XGBoost model to capture non-linear patterns.</w:t>
+              <w:t>Review the pipeline, making suggestions (feature engineering) and implement changes when necessary. Added XGBoost model to capture non-linear patterns.</w:t>
             </w:r>
           </w:p>
         </w:tc>
@@ -12658,8 +16132,8 @@
         <w:tblLook w:val="04A0" w:firstRow="1" w:lastRow="0" w:firstColumn="1" w:lastColumn="0" w:noHBand="0" w:noVBand="1"/>
       </w:tblPr>
       <w:tblGrid>
-        <w:gridCol w:w="1337"/>
-        <w:gridCol w:w="7679"/>
+        <w:gridCol w:w="1071"/>
+        <w:gridCol w:w="7945"/>
       </w:tblGrid>
       <w:tr>
         <w:tc>
@@ -13000,6 +16474,7 @@
                 <w:sz w:val="24"/>
                 <w:szCs w:val="24"/>
               </w:rPr>
+              <w:lastRenderedPageBreak/>
               <w:t>Ingest and processing code</w:t>
             </w:r>
           </w:p>
@@ -13017,7 +16492,7 @@
                 <w:szCs w:val="24"/>
               </w:rPr>
             </w:pPr>
-            <w:hyperlink r:id="rId900" w:history="1">
+            <w:hyperlink r:id="rId33" w:history="1">
               <w:r>
                 <w:rPr>
                   <w:rStyle w:val="Hyperlink"/>
@@ -13163,7 +16638,7 @@
           <w:szCs w:val="24"/>
           <w:lang w:eastAsia="en-US"/>
         </w:rPr>
-        <w:t xml:space="preserve">Acquisition and processing are both handled by End to End pipeline.py. The two stages were originally developed as separate scripts (ingest.py and data_processing.py) but have since been merged into a single pipeline file for easier maintenance and a single point of execution; the ingest logic now runs as Stage 1 of that script:</w:t>
+        <w:t>Acquisition and processing are both handled by End to End pipeline.py. The two stages were originally developed as separate scripts (ingest.py and data_processing.py) but have since been merged into a single pipeline file for easier maintenance and a single point of execution; the ingest logic now runs as Stage 1 of that script:</w:t>
       </w:r>
     </w:p>
     <w:p>
@@ -13188,7 +16663,7 @@
           <w:szCs w:val="24"/>
           <w:lang w:eastAsia="en-US"/>
         </w:rPr>
-        <w:t xml:space="preserve">Fuzzy filename matching: handles naming differences between teammates' downloads (punctuation, Windows "(2)" duplicate suffixes).</w:t>
+        <w:t>Fuzzy filename matching: handles naming differences between teammates' downloads (punctuation, Windows "(2)" duplicate suffixes).</w:t>
       </w:r>
     </w:p>
     <w:p>
@@ -13213,7 +16688,7 @@
           <w:szCs w:val="24"/>
           <w:lang w:eastAsia="en-US"/>
         </w:rPr>
-        <w:t xml:space="preserve">Validation checks: empty dataframes, duplicated columns, fully-null columns flagged before proceeding.</w:t>
+        <w:t>Validation checks: empty dataframes, duplicated columns, fully-null columns flagged before proceeding.</w:t>
       </w:r>
     </w:p>
     <w:p>
@@ -13238,7 +16713,7 @@
           <w:szCs w:val="24"/>
           <w:lang w:eastAsia="en-US"/>
         </w:rPr>
-        <w:t xml:space="preserve">Provenance tracking: each run writes to dataset/raw/ plus a manifest.json recording row/column counts and warnings.</w:t>
+        <w:t>Provenance tracking: each run writes to dataset/raw/ plus a manifest.json recording row/column counts and warnings.</w:t>
       </w:r>
     </w:p>
     <w:p>
@@ -13269,6 +16744,14 @@
           <w:lang w:val="vi-VN" w:eastAsia="en-US"/>
         </w:rPr>
         <w:t xml:space="preserve"> </w:t>
+      </w:r>
+      <w:r>
+        <w:rPr>
+          <w:rFonts w:ascii="Times New Roman" w:eastAsia="Times New Roman" w:hAnsi="Times New Roman"/>
+          <w:sz w:val="24"/>
+          <w:szCs w:val="24"/>
+          <w:lang w:val="vi-VN" w:eastAsia="en-US"/>
+        </w:rPr>
         <w:sym w:font="Wingdings" w:char="F0E0"/>
       </w:r>
       <w:r>
@@ -13392,7 +16875,7 @@
           <w:szCs w:val="24"/>
           <w:lang w:eastAsia="en-US"/>
         </w:rPr>
-        <w:t xml:space="preserve">Timing risk: refactoring the already-tested Ingest, Processing, and Engineering stages mid-semester could destabilise working code during the weeks reserved for modelling and dashboard delivery.</w:t>
+        <w:t>Timing risk: refactoring the already-tested Ingest, Processing, and Engineering stages mid-semester could destabilise working code during the weeks reserved for modelling and dashboard delivery.</w:t>
       </w:r>
     </w:p>
     <w:p>
@@ -13461,11 +16944,59 @@
           <w:szCs w:val="24"/>
         </w:rPr>
         <w:t xml:space="preserve">Table </w:t>
+      </w:r>
+      <w:r>
+        <w:rPr>
+          <w:rFonts w:ascii="Times New Roman" w:hAnsi="Times New Roman"/>
+          <w:color w:val="auto"/>
+          <w:sz w:val="24"/>
+          <w:szCs w:val="24"/>
+        </w:rPr>
         <w:fldChar w:fldCharType="begin"/>
+      </w:r>
+      <w:r>
+        <w:rPr>
+          <w:rFonts w:ascii="Times New Roman" w:hAnsi="Times New Roman"/>
+          <w:color w:val="auto"/>
+          <w:sz w:val="24"/>
+          <w:szCs w:val="24"/>
+        </w:rPr>
         <w:instrText xml:space="preserve"> SEQ Table \* ARABIC </w:instrText>
+      </w:r>
+      <w:r>
+        <w:rPr>
+          <w:rFonts w:ascii="Times New Roman" w:hAnsi="Times New Roman"/>
+          <w:color w:val="auto"/>
+          <w:sz w:val="24"/>
+          <w:szCs w:val="24"/>
+        </w:rPr>
         <w:fldChar w:fldCharType="separate"/>
+      </w:r>
+      <w:r>
+        <w:rPr>
+          <w:rFonts w:ascii="Times New Roman" w:hAnsi="Times New Roman"/>
+          <w:color w:val="auto"/>
+          <w:sz w:val="24"/>
+          <w:szCs w:val="24"/>
+        </w:rPr>
         <w:t>5</w:t>
+      </w:r>
+      <w:r>
+        <w:rPr>
+          <w:rFonts w:ascii="Times New Roman" w:hAnsi="Times New Roman"/>
+          <w:color w:val="auto"/>
+          <w:sz w:val="24"/>
+          <w:szCs w:val="24"/>
+        </w:rPr>
         <w:fldChar w:fldCharType="end"/>
+      </w:r>
+      <w:r>
+        <w:rPr>
+          <w:rFonts w:ascii="Times New Roman" w:hAnsi="Times New Roman"/>
+          <w:color w:val="auto"/>
+          <w:sz w:val="24"/>
+          <w:szCs w:val="24"/>
+        </w:rPr>
         <w:t>: 5Vs characterisation</w:t>
       </w:r>
       <w:bookmarkEnd w:id="27"/>
@@ -13633,7 +17164,25 @@
                 <w:lang w:eastAsia="en-US"/>
               </w:rPr>
               <w:t xml:space="preserve">55,148 raw crime records; 17,280 population rows; 87 alcohol rows </w:t>
+            </w:r>
+            <w:r>
+              <w:rPr>
+                <w:rFonts w:ascii="Times New Roman" w:eastAsia="Times New Roman" w:hAnsi="Times New Roman"/>
+                <w:color w:val="000000"/>
+                <w:sz w:val="24"/>
+                <w:szCs w:val="24"/>
+                <w:lang w:eastAsia="en-US"/>
+              </w:rPr>
               <w:sym w:font="Wingdings" w:char="F0E0"/>
+            </w:r>
+            <w:r>
+              <w:rPr>
+                <w:rFonts w:ascii="Times New Roman" w:eastAsia="Times New Roman" w:hAnsi="Times New Roman"/>
+                <w:color w:val="000000"/>
+                <w:sz w:val="24"/>
+                <w:szCs w:val="24"/>
+                <w:lang w:eastAsia="en-US"/>
+              </w:rPr>
               <w:t xml:space="preserve"> 66 region-year population rows and one merged region-month panel after cleaning</w:t>
             </w:r>
           </w:p>
@@ -13861,8 +17410,26 @@
                 <w:lang w:eastAsia="en-US"/>
               </w:rPr>
               <w:t>PROMIS</w:t>
+            </w:r>
+            <w:r>
+              <w:rPr>
+                <w:rFonts w:ascii="Times New Roman" w:eastAsia="Times New Roman" w:hAnsi="Times New Roman"/>
+                <w:color w:val="000000"/>
+                <w:sz w:val="24"/>
+                <w:szCs w:val="24"/>
+                <w:lang w:eastAsia="en-US"/>
+              </w:rPr>
               <w:sym w:font="Wingdings" w:char="F0E0"/>
-              <w:t xml:space="preserve">SerPro recording change (Nov 2023), category-label mismatch between crime files, missing Nov 2023, alcohol data from 2023 only, mismatched region boundaries (7 police vs 6 NTG regions)</w:t>
+            </w:r>
+            <w:r>
+              <w:rPr>
+                <w:rFonts w:ascii="Times New Roman" w:eastAsia="Times New Roman" w:hAnsi="Times New Roman"/>
+                <w:color w:val="000000"/>
+                <w:sz w:val="24"/>
+                <w:szCs w:val="24"/>
+                <w:lang w:eastAsia="en-US"/>
+              </w:rPr>
+              <w:t>SerPro recording change (Nov 2023), category-label mismatch between crime files, missing Nov 2023, alcohol data from 2023 only, mismatched region boundaries (7 police vs 6 NTG regions)</w:t>
             </w:r>
           </w:p>
         </w:tc>
@@ -14149,11 +17716,59 @@
           <w:szCs w:val="24"/>
         </w:rPr>
         <w:t xml:space="preserve">Table </w:t>
+      </w:r>
+      <w:r>
+        <w:rPr>
+          <w:rFonts w:ascii="Times New Roman" w:hAnsi="Times New Roman"/>
+          <w:color w:val="auto"/>
+          <w:sz w:val="24"/>
+          <w:szCs w:val="24"/>
+        </w:rPr>
         <w:fldChar w:fldCharType="begin"/>
+      </w:r>
+      <w:r>
+        <w:rPr>
+          <w:rFonts w:ascii="Times New Roman" w:hAnsi="Times New Roman"/>
+          <w:color w:val="auto"/>
+          <w:sz w:val="24"/>
+          <w:szCs w:val="24"/>
+        </w:rPr>
         <w:instrText xml:space="preserve"> SEQ Table \* ARABIC </w:instrText>
+      </w:r>
+      <w:r>
+        <w:rPr>
+          <w:rFonts w:ascii="Times New Roman" w:hAnsi="Times New Roman"/>
+          <w:color w:val="auto"/>
+          <w:sz w:val="24"/>
+          <w:szCs w:val="24"/>
+        </w:rPr>
         <w:fldChar w:fldCharType="separate"/>
+      </w:r>
+      <w:r>
+        <w:rPr>
+          <w:rFonts w:ascii="Times New Roman" w:hAnsi="Times New Roman"/>
+          <w:color w:val="auto"/>
+          <w:sz w:val="24"/>
+          <w:szCs w:val="24"/>
+        </w:rPr>
         <w:t>6</w:t>
+      </w:r>
+      <w:r>
+        <w:rPr>
+          <w:rFonts w:ascii="Times New Roman" w:hAnsi="Times New Roman"/>
+          <w:color w:val="auto"/>
+          <w:sz w:val="24"/>
+          <w:szCs w:val="24"/>
+        </w:rPr>
         <w:fldChar w:fldCharType="end"/>
+      </w:r>
+      <w:r>
+        <w:rPr>
+          <w:rFonts w:ascii="Times New Roman" w:hAnsi="Times New Roman"/>
+          <w:color w:val="auto"/>
+          <w:sz w:val="24"/>
+          <w:szCs w:val="24"/>
+        </w:rPr>
         <w:t>: Category translations</w:t>
       </w:r>
       <w:bookmarkEnd w:id="29"/>
@@ -15022,7 +18637,7 @@
           <w:sz w:val="24"/>
           <w:szCs w:val="24"/>
         </w:rPr>
-        <w:t xml:space="preserve">. November 2023 is absent from both crime files. It is retained as NaN and never imputed.</w:t>
+        <w:t>. November 2023 is absent from both crime files. It is retained as NaN and never imputed.</w:t>
       </w:r>
     </w:p>
     <w:p>
@@ -15083,7 +18698,7 @@
                     <pic:cNvPicPr/>
                   </pic:nvPicPr>
                   <pic:blipFill>
-                    <a:blip r:embed="rId33"/>
+                    <a:blip r:embed="rId34"/>
                     <a:stretch>
                       <a:fillRect/>
                     </a:stretch>
@@ -15124,8 +18739,32 @@
           <w:szCs w:val="24"/>
         </w:rPr>
         <w:t xml:space="preserve">Figure </w:t>
+      </w:r>
+      <w:r>
+        <w:rPr>
+          <w:rFonts w:ascii="Times New Roman" w:hAnsi="Times New Roman"/>
+          <w:color w:val="auto"/>
+          <w:sz w:val="24"/>
+          <w:szCs w:val="24"/>
+        </w:rPr>
         <w:fldChar w:fldCharType="begin"/>
+      </w:r>
+      <w:r>
+        <w:rPr>
+          <w:rFonts w:ascii="Times New Roman" w:hAnsi="Times New Roman"/>
+          <w:color w:val="auto"/>
+          <w:sz w:val="24"/>
+          <w:szCs w:val="24"/>
+        </w:rPr>
         <w:instrText xml:space="preserve"> SEQ Figure \* ARABIC </w:instrText>
+      </w:r>
+      <w:r>
+        <w:rPr>
+          <w:rFonts w:ascii="Times New Roman" w:hAnsi="Times New Roman"/>
+          <w:color w:val="auto"/>
+          <w:sz w:val="24"/>
+          <w:szCs w:val="24"/>
+        </w:rPr>
         <w:fldChar w:fldCharType="separate"/>
       </w:r>
       <w:r>
@@ -15146,6 +18785,14 @@
           <w:szCs w:val="24"/>
         </w:rPr>
         <w:fldChar w:fldCharType="end"/>
+      </w:r>
+      <w:r>
+        <w:rPr>
+          <w:rFonts w:ascii="Times New Roman" w:hAnsi="Times New Roman"/>
+          <w:color w:val="auto"/>
+          <w:sz w:val="24"/>
+          <w:szCs w:val="24"/>
+        </w:rPr>
         <w:t>: Offence-weighted encoding of Alcohol and DV involvement flags</w:t>
       </w:r>
       <w:bookmarkEnd w:id="30"/>
@@ -15777,7 +19424,7 @@
                     <pic:cNvPicPr/>
                   </pic:nvPicPr>
                   <pic:blipFill>
-                    <a:blip r:embed="rId34"/>
+                    <a:blip r:embed="rId35"/>
                     <a:stretch>
                       <a:fillRect/>
                     </a:stretch>
@@ -15818,8 +19465,32 @@
           <w:szCs w:val="24"/>
         </w:rPr>
         <w:t xml:space="preserve">Figure </w:t>
+      </w:r>
+      <w:r>
+        <w:rPr>
+          <w:rFonts w:ascii="Times New Roman" w:hAnsi="Times New Roman"/>
+          <w:color w:val="auto"/>
+          <w:sz w:val="24"/>
+          <w:szCs w:val="24"/>
+        </w:rPr>
         <w:fldChar w:fldCharType="begin"/>
+      </w:r>
+      <w:r>
+        <w:rPr>
+          <w:rFonts w:ascii="Times New Roman" w:hAnsi="Times New Roman"/>
+          <w:color w:val="auto"/>
+          <w:sz w:val="24"/>
+          <w:szCs w:val="24"/>
+        </w:rPr>
         <w:instrText xml:space="preserve"> SEQ Figure \* ARABIC </w:instrText>
+      </w:r>
+      <w:r>
+        <w:rPr>
+          <w:rFonts w:ascii="Times New Roman" w:hAnsi="Times New Roman"/>
+          <w:color w:val="auto"/>
+          <w:sz w:val="24"/>
+          <w:szCs w:val="24"/>
+        </w:rPr>
         <w:fldChar w:fldCharType="separate"/>
       </w:r>
       <w:r>
@@ -15840,6 +19511,14 @@
           <w:szCs w:val="24"/>
         </w:rPr>
         <w:fldChar w:fldCharType="end"/>
+      </w:r>
+      <w:r>
+        <w:rPr>
+          <w:rFonts w:ascii="Times New Roman" w:hAnsi="Times New Roman"/>
+          <w:color w:val="auto"/>
+          <w:sz w:val="24"/>
+          <w:szCs w:val="24"/>
+        </w:rPr>
         <w:t>: Population Data Cleaning</w:t>
       </w:r>
       <w:bookmarkEnd w:id="31"/>
@@ -16048,7 +19727,7 @@
                     <pic:cNvPicPr/>
                   </pic:nvPicPr>
                   <pic:blipFill>
-                    <a:blip r:embed="rId35"/>
+                    <a:blip r:embed="rId36"/>
                     <a:stretch>
                       <a:fillRect/>
                     </a:stretch>
@@ -16089,8 +19768,32 @@
           <w:szCs w:val="24"/>
         </w:rPr>
         <w:t xml:space="preserve">Figure </w:t>
+      </w:r>
+      <w:r>
+        <w:rPr>
+          <w:rFonts w:ascii="Times New Roman" w:hAnsi="Times New Roman"/>
+          <w:color w:val="auto"/>
+          <w:sz w:val="24"/>
+          <w:szCs w:val="24"/>
+        </w:rPr>
         <w:fldChar w:fldCharType="begin"/>
+      </w:r>
+      <w:r>
+        <w:rPr>
+          <w:rFonts w:ascii="Times New Roman" w:hAnsi="Times New Roman"/>
+          <w:color w:val="auto"/>
+          <w:sz w:val="24"/>
+          <w:szCs w:val="24"/>
+        </w:rPr>
         <w:instrText xml:space="preserve"> SEQ Figure \* ARABIC </w:instrText>
+      </w:r>
+      <w:r>
+        <w:rPr>
+          <w:rFonts w:ascii="Times New Roman" w:hAnsi="Times New Roman"/>
+          <w:color w:val="auto"/>
+          <w:sz w:val="24"/>
+          <w:szCs w:val="24"/>
+        </w:rPr>
         <w:fldChar w:fldCharType="separate"/>
       </w:r>
       <w:r>
@@ -16111,6 +19814,14 @@
           <w:szCs w:val="24"/>
         </w:rPr>
         <w:fldChar w:fldCharType="end"/>
+      </w:r>
+      <w:r>
+        <w:rPr>
+          <w:rFonts w:ascii="Times New Roman" w:hAnsi="Times New Roman"/>
+          <w:color w:val="auto"/>
+          <w:sz w:val="24"/>
+          <w:szCs w:val="24"/>
+        </w:rPr>
         <w:t>: Merging the Three Source Tables</w:t>
       </w:r>
       <w:bookmarkEnd w:id="34"/>
@@ -16160,7 +19871,7 @@
           <w:szCs w:val="24"/>
           <w:lang w:val="en-AU"/>
         </w:rPr>
-        <w:t xml:space="preserve">PAC imputation (2023-2025 only). Years 2015-2022 remain NaN by design; backward extrapolation would introduce unsupported assumptions.</w:t>
+        <w:t>PAC imputation (2023-2025 only). Years 2015-2022 remain NaN by design; backward extrapolation would introduce unsupported assumptions.</w:t>
       </w:r>
     </w:p>
     <w:p>
@@ -16184,11 +19895,59 @@
           <w:szCs w:val="24"/>
         </w:rPr>
         <w:t xml:space="preserve">Table </w:t>
+      </w:r>
+      <w:r>
+        <w:rPr>
+          <w:rFonts w:ascii="Times New Roman" w:hAnsi="Times New Roman"/>
+          <w:color w:val="auto"/>
+          <w:sz w:val="24"/>
+          <w:szCs w:val="24"/>
+        </w:rPr>
         <w:fldChar w:fldCharType="begin"/>
+      </w:r>
+      <w:r>
+        <w:rPr>
+          <w:rFonts w:ascii="Times New Roman" w:hAnsi="Times New Roman"/>
+          <w:color w:val="auto"/>
+          <w:sz w:val="24"/>
+          <w:szCs w:val="24"/>
+        </w:rPr>
         <w:instrText xml:space="preserve"> SEQ Table \* ARABIC </w:instrText>
+      </w:r>
+      <w:r>
+        <w:rPr>
+          <w:rFonts w:ascii="Times New Roman" w:hAnsi="Times New Roman"/>
+          <w:color w:val="auto"/>
+          <w:sz w:val="24"/>
+          <w:szCs w:val="24"/>
+        </w:rPr>
         <w:fldChar w:fldCharType="separate"/>
+      </w:r>
+      <w:r>
+        <w:rPr>
+          <w:rFonts w:ascii="Times New Roman" w:hAnsi="Times New Roman"/>
+          <w:color w:val="auto"/>
+          <w:sz w:val="24"/>
+          <w:szCs w:val="24"/>
+        </w:rPr>
         <w:t>7</w:t>
+      </w:r>
+      <w:r>
+        <w:rPr>
+          <w:rFonts w:ascii="Times New Roman" w:hAnsi="Times New Roman"/>
+          <w:color w:val="auto"/>
+          <w:sz w:val="24"/>
+          <w:szCs w:val="24"/>
+        </w:rPr>
         <w:fldChar w:fldCharType="end"/>
+      </w:r>
+      <w:r>
+        <w:rPr>
+          <w:rFonts w:ascii="Times New Roman" w:hAnsi="Times New Roman"/>
+          <w:color w:val="auto"/>
+          <w:sz w:val="24"/>
+          <w:szCs w:val="24"/>
+        </w:rPr>
         <w:t>: Output file after merging</w:t>
       </w:r>
       <w:bookmarkEnd w:id="35"/>
@@ -16414,7 +20173,7 @@
                 <w:sz w:val="24"/>
                 <w:szCs w:val="24"/>
               </w:rPr>
-              <w:t xml:space="preserve">0 within 2023-2025 after imputation; 2015-2022 PAC NaN</w:t>
+              <w:t>0 within 2023-2025 after imputation; 2015-2022 PAC NaN</w:t>
             </w:r>
           </w:p>
         </w:tc>
@@ -16501,11 +20260,59 @@
         </w:rPr>
         <w:lastRenderedPageBreak/>
         <w:t xml:space="preserve">Table </w:t>
+      </w:r>
+      <w:r>
+        <w:rPr>
+          <w:rFonts w:ascii="Times New Roman" w:hAnsi="Times New Roman"/>
+          <w:color w:val="auto"/>
+          <w:sz w:val="24"/>
+          <w:szCs w:val="24"/>
+        </w:rPr>
         <w:fldChar w:fldCharType="begin"/>
+      </w:r>
+      <w:r>
+        <w:rPr>
+          <w:rFonts w:ascii="Times New Roman" w:hAnsi="Times New Roman"/>
+          <w:color w:val="auto"/>
+          <w:sz w:val="24"/>
+          <w:szCs w:val="24"/>
+        </w:rPr>
         <w:instrText xml:space="preserve"> SEQ Table \* ARABIC </w:instrText>
+      </w:r>
+      <w:r>
+        <w:rPr>
+          <w:rFonts w:ascii="Times New Roman" w:hAnsi="Times New Roman"/>
+          <w:color w:val="auto"/>
+          <w:sz w:val="24"/>
+          <w:szCs w:val="24"/>
+        </w:rPr>
         <w:fldChar w:fldCharType="separate"/>
+      </w:r>
+      <w:r>
+        <w:rPr>
+          <w:rFonts w:ascii="Times New Roman" w:hAnsi="Times New Roman"/>
+          <w:color w:val="auto"/>
+          <w:sz w:val="24"/>
+          <w:szCs w:val="24"/>
+        </w:rPr>
         <w:t>8</w:t>
+      </w:r>
+      <w:r>
+        <w:rPr>
+          <w:rFonts w:ascii="Times New Roman" w:hAnsi="Times New Roman"/>
+          <w:color w:val="auto"/>
+          <w:sz w:val="24"/>
+          <w:szCs w:val="24"/>
+        </w:rPr>
         <w:fldChar w:fldCharType="end"/>
+      </w:r>
+      <w:r>
+        <w:rPr>
+          <w:rFonts w:ascii="Times New Roman" w:hAnsi="Times New Roman"/>
+          <w:color w:val="auto"/>
+          <w:sz w:val="24"/>
+          <w:szCs w:val="24"/>
+        </w:rPr>
         <w:t>: Per-Capita Metrics</w:t>
       </w:r>
       <w:bookmarkEnd w:id="37"/>
@@ -16686,7 +20493,7 @@
                 <w:sz w:val="24"/>
                 <w:szCs w:val="24"/>
               </w:rPr>
-              <w:t xml:space="preserve">Assault_offences / Total_population x 100,000</w:t>
+              <w:t>Assault_offences / Total_population x 100,000</w:t>
             </w:r>
           </w:p>
         </w:tc>
@@ -16787,7 +20594,7 @@
                 <w:sz w:val="24"/>
                 <w:szCs w:val="24"/>
               </w:rPr>
-              <w:t xml:space="preserve">Total_PAC / Total_population</w:t>
+              <w:t>Total_PAC / Total_population</w:t>
             </w:r>
           </w:p>
         </w:tc>
@@ -17215,7 +21022,7 @@
                     </pic:cNvPicPr>
                   </pic:nvPicPr>
                   <pic:blipFill>
-                    <a:blip r:embed="rId36">
+                    <a:blip r:embed="rId37">
                       <a:extLst>
                         <a:ext uri="{28A0092B-C50C-407E-A947-70E740481C1C}">
                           <a14:useLocalDpi xmlns:a14="http://schemas.microsoft.com/office/drawing/2010/main" val="0"/>
@@ -17267,8 +21074,32 @@
           <w:szCs w:val="24"/>
         </w:rPr>
         <w:t xml:space="preserve">Figure </w:t>
+      </w:r>
+      <w:r>
+        <w:rPr>
+          <w:rFonts w:ascii="Times New Roman" w:hAnsi="Times New Roman"/>
+          <w:color w:val="auto"/>
+          <w:sz w:val="24"/>
+          <w:szCs w:val="24"/>
+        </w:rPr>
         <w:fldChar w:fldCharType="begin"/>
+      </w:r>
+      <w:r>
+        <w:rPr>
+          <w:rFonts w:ascii="Times New Roman" w:hAnsi="Times New Roman"/>
+          <w:color w:val="auto"/>
+          <w:sz w:val="24"/>
+          <w:szCs w:val="24"/>
+        </w:rPr>
         <w:instrText xml:space="preserve"> SEQ Figure \* ARABIC </w:instrText>
+      </w:r>
+      <w:r>
+        <w:rPr>
+          <w:rFonts w:ascii="Times New Roman" w:hAnsi="Times New Roman"/>
+          <w:color w:val="auto"/>
+          <w:sz w:val="24"/>
+          <w:szCs w:val="24"/>
+        </w:rPr>
         <w:fldChar w:fldCharType="separate"/>
       </w:r>
       <w:r>
@@ -17289,6 +21120,14 @@
           <w:szCs w:val="24"/>
         </w:rPr>
         <w:fldChar w:fldCharType="end"/>
+      </w:r>
+      <w:r>
+        <w:rPr>
+          <w:rFonts w:ascii="Times New Roman" w:hAnsi="Times New Roman"/>
+          <w:color w:val="auto"/>
+          <w:sz w:val="24"/>
+          <w:szCs w:val="24"/>
+        </w:rPr>
         <w:t xml:space="preserve">: </w:t>
       </w:r>
       <w:bookmarkStart w:id="41" w:name="OLE_LINK18"/>
@@ -17392,6 +21231,11 @@
           <w:lang w:val="en-AU"/>
         </w:rPr>
         <w:t>EDA serves as a critical stage following data ingestion and pre</w:t>
+      </w:r>
+      <w:r>
+        <w:rPr>
+          <w:lang w:val="en-AU"/>
+        </w:rPr>
         <w:noBreakHyphen/>
         <w:t>processing, as it enables systematic inspection of the dataset for distributional characteristics, outliers, inconsistencies, and anomalous patterns that may affect downstream modelling (Komorowski et al., 2016). This diagnostic step ensures that data quality issues are identified early and addressed appropriately. Beyond quality assurance, EDA also plays a strategic role in shaping the feature engineering process. By revealing underlying relationships, trends, and variable interactions, EDA provides the empirical insight needed to design features that capture meaningful structure in the data and enhance model performance. As Mao (2015) emphasises, effective feature engineering is grounded in a thorough understanding of the data, making EDA an indispensable component of the modelling pipeline.</w:t>
       </w:r>
@@ -17434,7 +21278,7 @@
                     </pic:cNvPicPr>
                   </pic:nvPicPr>
                   <pic:blipFill>
-                    <a:blip r:embed="rId37">
+                    <a:blip r:embed="rId38">
                       <a:extLst>
                         <a:ext uri="{28A0092B-C50C-407E-A947-70E740481C1C}">
                           <a14:useLocalDpi xmlns:a14="http://schemas.microsoft.com/office/drawing/2010/main" val="0"/>
@@ -17486,8 +21330,32 @@
           <w:szCs w:val="24"/>
         </w:rPr>
         <w:t xml:space="preserve">Figure </w:t>
+      </w:r>
+      <w:r>
+        <w:rPr>
+          <w:rFonts w:ascii="Times New Roman" w:hAnsi="Times New Roman"/>
+          <w:color w:val="auto"/>
+          <w:sz w:val="24"/>
+          <w:szCs w:val="24"/>
+        </w:rPr>
         <w:fldChar w:fldCharType="begin"/>
+      </w:r>
+      <w:r>
+        <w:rPr>
+          <w:rFonts w:ascii="Times New Roman" w:hAnsi="Times New Roman"/>
+          <w:color w:val="auto"/>
+          <w:sz w:val="24"/>
+          <w:szCs w:val="24"/>
+        </w:rPr>
         <w:instrText xml:space="preserve"> SEQ Figure \* ARABIC </w:instrText>
+      </w:r>
+      <w:r>
+        <w:rPr>
+          <w:rFonts w:ascii="Times New Roman" w:hAnsi="Times New Roman"/>
+          <w:color w:val="auto"/>
+          <w:sz w:val="24"/>
+          <w:szCs w:val="24"/>
+        </w:rPr>
         <w:fldChar w:fldCharType="separate"/>
       </w:r>
       <w:r>
@@ -17508,6 +21376,14 @@
           <w:szCs w:val="24"/>
         </w:rPr>
         <w:fldChar w:fldCharType="end"/>
+      </w:r>
+      <w:r>
+        <w:rPr>
+          <w:rFonts w:ascii="Times New Roman" w:hAnsi="Times New Roman"/>
+          <w:color w:val="auto"/>
+          <w:sz w:val="24"/>
+          <w:szCs w:val="24"/>
+        </w:rPr>
         <w:t>: EDA plots</w:t>
       </w:r>
       <w:bookmarkEnd w:id="44"/>
@@ -17667,11 +21543,59 @@
           <w:szCs w:val="24"/>
         </w:rPr>
         <w:t xml:space="preserve">Table </w:t>
+      </w:r>
+      <w:r>
+        <w:rPr>
+          <w:rFonts w:ascii="Times New Roman" w:hAnsi="Times New Roman"/>
+          <w:color w:val="auto"/>
+          <w:sz w:val="24"/>
+          <w:szCs w:val="24"/>
+        </w:rPr>
         <w:fldChar w:fldCharType="begin"/>
+      </w:r>
+      <w:r>
+        <w:rPr>
+          <w:rFonts w:ascii="Times New Roman" w:hAnsi="Times New Roman"/>
+          <w:color w:val="auto"/>
+          <w:sz w:val="24"/>
+          <w:szCs w:val="24"/>
+        </w:rPr>
         <w:instrText xml:space="preserve"> SEQ Table \* ARABIC </w:instrText>
+      </w:r>
+      <w:r>
+        <w:rPr>
+          <w:rFonts w:ascii="Times New Roman" w:hAnsi="Times New Roman"/>
+          <w:color w:val="auto"/>
+          <w:sz w:val="24"/>
+          <w:szCs w:val="24"/>
+        </w:rPr>
         <w:fldChar w:fldCharType="separate"/>
+      </w:r>
+      <w:r>
+        <w:rPr>
+          <w:rFonts w:ascii="Times New Roman" w:hAnsi="Times New Roman"/>
+          <w:color w:val="auto"/>
+          <w:sz w:val="24"/>
+          <w:szCs w:val="24"/>
+        </w:rPr>
         <w:t>9</w:t>
+      </w:r>
+      <w:r>
+        <w:rPr>
+          <w:rFonts w:ascii="Times New Roman" w:hAnsi="Times New Roman"/>
+          <w:color w:val="auto"/>
+          <w:sz w:val="24"/>
+          <w:szCs w:val="24"/>
+        </w:rPr>
         <w:fldChar w:fldCharType="end"/>
+      </w:r>
+      <w:r>
+        <w:rPr>
+          <w:rFonts w:ascii="Times New Roman" w:hAnsi="Times New Roman"/>
+          <w:color w:val="auto"/>
+          <w:sz w:val="24"/>
+          <w:szCs w:val="24"/>
+        </w:rPr>
         <w:t xml:space="preserve">: PCA explained variance </w:t>
       </w:r>
       <w:r>
@@ -18490,11 +22414,59 @@
           <w:szCs w:val="24"/>
         </w:rPr>
         <w:t xml:space="preserve">Table </w:t>
+      </w:r>
+      <w:r>
+        <w:rPr>
+          <w:rFonts w:ascii="Times New Roman" w:hAnsi="Times New Roman"/>
+          <w:color w:val="auto"/>
+          <w:sz w:val="24"/>
+          <w:szCs w:val="24"/>
+        </w:rPr>
         <w:fldChar w:fldCharType="begin"/>
+      </w:r>
+      <w:r>
+        <w:rPr>
+          <w:rFonts w:ascii="Times New Roman" w:hAnsi="Times New Roman"/>
+          <w:color w:val="auto"/>
+          <w:sz w:val="24"/>
+          <w:szCs w:val="24"/>
+        </w:rPr>
         <w:instrText xml:space="preserve"> SEQ Table \* ARABIC </w:instrText>
+      </w:r>
+      <w:r>
+        <w:rPr>
+          <w:rFonts w:ascii="Times New Roman" w:hAnsi="Times New Roman"/>
+          <w:color w:val="auto"/>
+          <w:sz w:val="24"/>
+          <w:szCs w:val="24"/>
+        </w:rPr>
         <w:fldChar w:fldCharType="separate"/>
+      </w:r>
+      <w:r>
+        <w:rPr>
+          <w:rFonts w:ascii="Times New Roman" w:hAnsi="Times New Roman"/>
+          <w:color w:val="auto"/>
+          <w:sz w:val="24"/>
+          <w:szCs w:val="24"/>
+        </w:rPr>
         <w:t>10</w:t>
+      </w:r>
+      <w:r>
+        <w:rPr>
+          <w:rFonts w:ascii="Times New Roman" w:hAnsi="Times New Roman"/>
+          <w:color w:val="auto"/>
+          <w:sz w:val="24"/>
+          <w:szCs w:val="24"/>
+        </w:rPr>
         <w:fldChar w:fldCharType="end"/>
+      </w:r>
+      <w:r>
+        <w:rPr>
+          <w:rFonts w:ascii="Times New Roman" w:hAnsi="Times New Roman"/>
+          <w:color w:val="auto"/>
+          <w:sz w:val="24"/>
+          <w:szCs w:val="24"/>
+        </w:rPr>
         <w:t xml:space="preserve">: Feature variant comparison </w:t>
       </w:r>
       <w:r>
@@ -18924,7 +22896,7 @@
                 <w:szCs w:val="24"/>
                 <w:lang w:eastAsia="en-US"/>
               </w:rPr>
-              <w:t xml:space="preserve">V3: + Crime ctx</w:t>
+              <w:t>V3: + Crime ctx</w:t>
             </w:r>
           </w:p>
         </w:tc>
@@ -18958,7 +22930,7 @@
                 <w:szCs w:val="24"/>
                 <w:lang w:eastAsia="en-US"/>
               </w:rPr>
-              <w:t xml:space="preserve">V1 + Alcohol_offences, DV_offences</w:t>
+              <w:t>V1 + Alcohol_offences, DV_offences</w:t>
             </w:r>
           </w:p>
         </w:tc>
@@ -19071,7 +23043,7 @@
                 <w:szCs w:val="24"/>
                 <w:lang w:eastAsia="en-US"/>
               </w:rPr>
-              <w:t xml:space="preserve">V1 + Alcohol_offences, DV_offences + region dummies</w:t>
+              <w:t>V1 + Alcohol_offences, DV_offences + region dummies</w:t>
             </w:r>
           </w:p>
         </w:tc>
@@ -19158,7 +23130,7 @@
                     <pic:cNvPicPr/>
                   </pic:nvPicPr>
                   <pic:blipFill>
-                    <a:blip r:embed="rId38">
+                    <a:blip r:embed="rId39">
                       <a:extLst>
                         <a:ext uri="{28A0092B-C50C-407E-A947-70E740481C1C}">
                           <a14:useLocalDpi xmlns:a14="http://schemas.microsoft.com/office/drawing/2010/main" val="0"/>
@@ -19205,8 +23177,32 @@
           <w:szCs w:val="24"/>
         </w:rPr>
         <w:t xml:space="preserve">Figure </w:t>
+      </w:r>
+      <w:r>
+        <w:rPr>
+          <w:rFonts w:ascii="Times New Roman" w:hAnsi="Times New Roman"/>
+          <w:color w:val="auto"/>
+          <w:sz w:val="24"/>
+          <w:szCs w:val="24"/>
+        </w:rPr>
         <w:fldChar w:fldCharType="begin"/>
+      </w:r>
+      <w:r>
+        <w:rPr>
+          <w:rFonts w:ascii="Times New Roman" w:hAnsi="Times New Roman"/>
+          <w:color w:val="auto"/>
+          <w:sz w:val="24"/>
+          <w:szCs w:val="24"/>
+        </w:rPr>
         <w:instrText xml:space="preserve"> SEQ Figure \* ARABIC </w:instrText>
+      </w:r>
+      <w:r>
+        <w:rPr>
+          <w:rFonts w:ascii="Times New Roman" w:hAnsi="Times New Roman"/>
+          <w:color w:val="auto"/>
+          <w:sz w:val="24"/>
+          <w:szCs w:val="24"/>
+        </w:rPr>
         <w:fldChar w:fldCharType="separate"/>
       </w:r>
       <w:r>
@@ -19227,6 +23223,14 @@
           <w:szCs w:val="24"/>
         </w:rPr>
         <w:fldChar w:fldCharType="end"/>
+      </w:r>
+      <w:r>
+        <w:rPr>
+          <w:rFonts w:ascii="Times New Roman" w:hAnsi="Times New Roman"/>
+          <w:color w:val="auto"/>
+          <w:sz w:val="24"/>
+          <w:szCs w:val="24"/>
+        </w:rPr>
         <w:t>: Feature Variant RMSE Comparison</w:t>
       </w:r>
       <w:bookmarkEnd w:id="51"/>
@@ -19339,7 +23343,7 @@
         <w:rPr>
           <w:lang w:val="en-AU"/>
         </w:rPr>
-        <w:t xml:space="preserve">In this study, while Alcohol_offences (VIF = 24.1), Reg_Barkly (17.2), DV_offences (16.6)</w:t>
+        <w:t>In this study, while Alcohol_offences (VIF = 24.1), Reg_Barkly (17.2), DV_offences (16.6)</w:t>
       </w:r>
       <w:r>
         <w:rPr>
@@ -19365,6 +23369,7 @@
       <w:r>
         <w:rPr>
           <w:rFonts w:ascii="Segoe UI" w:hAnsi="Segoe UI" w:cs="Segoe UI"/>
+          <w:noProof/>
           <w:sz w:val="18"/>
           <w:szCs w:val="18"/>
           <w:lang w:val="vi-VN"/>
@@ -19385,7 +23390,7 @@
                     <pic:cNvPicPr/>
                   </pic:nvPicPr>
                   <pic:blipFill>
-                    <a:blip r:embed="rId39"/>
+                    <a:blip r:embed="rId40"/>
                     <a:stretch>
                       <a:fillRect/>
                     </a:stretch>
@@ -19427,8 +23432,32 @@
           <w:szCs w:val="24"/>
         </w:rPr>
         <w:t xml:space="preserve">Figure </w:t>
+      </w:r>
+      <w:r>
+        <w:rPr>
+          <w:rFonts w:ascii="Times New Roman" w:hAnsi="Times New Roman"/>
+          <w:color w:val="auto"/>
+          <w:sz w:val="24"/>
+          <w:szCs w:val="24"/>
+        </w:rPr>
         <w:fldChar w:fldCharType="begin"/>
+      </w:r>
+      <w:r>
+        <w:rPr>
+          <w:rFonts w:ascii="Times New Roman" w:hAnsi="Times New Roman"/>
+          <w:color w:val="auto"/>
+          <w:sz w:val="24"/>
+          <w:szCs w:val="24"/>
+        </w:rPr>
         <w:instrText xml:space="preserve"> SEQ Figure \* ARABIC </w:instrText>
+      </w:r>
+      <w:r>
+        <w:rPr>
+          <w:rFonts w:ascii="Times New Roman" w:hAnsi="Times New Roman"/>
+          <w:color w:val="auto"/>
+          <w:sz w:val="24"/>
+          <w:szCs w:val="24"/>
+        </w:rPr>
         <w:fldChar w:fldCharType="separate"/>
       </w:r>
       <w:r>
@@ -19491,16 +23520,13 @@
       </w:pPr>
       <w:r>
         <w:rPr>
-          <w:rFonts w:ascii="Segoe UI" w:hAnsi="Segoe UI" w:cs="Segoe UI"/>
-          <w:sz w:val="18"/>
-          <w:szCs w:val="18"/>
-          <w:lang w:val="vi-VN"/>
+          <w:noProof/>
         </w:rPr>
         <w:drawing>
-          <wp:inline distT="0" distB="0" distL="0" distR="0" wp14:anchorId="1C6933B2" wp14:editId="3E900073">
-            <wp:extent cx="5825048" cy="1933575"/>
-            <wp:effectExtent l="0" t="0" r="4445" b="0"/>
-            <wp:docPr id="1337461397" name="Picture 1"/>
+          <wp:inline distT="0" distB="0" distL="0" distR="0" wp14:anchorId="0418795F" wp14:editId="4A410684">
+            <wp:extent cx="5731510" cy="1908175"/>
+            <wp:effectExtent l="0" t="0" r="2540" b="0"/>
+            <wp:docPr id="2004789128" name="Picture 2"/>
             <wp:cNvGraphicFramePr>
               <a:graphicFrameLocks xmlns:a="http://schemas.openxmlformats.org/drawingml/2006/main" noChangeAspect="1"/>
             </wp:cNvGraphicFramePr>
@@ -19508,11 +23534,17 @@
               <a:graphicData uri="http://schemas.openxmlformats.org/drawingml/2006/picture">
                 <pic:pic xmlns:pic="http://schemas.openxmlformats.org/drawingml/2006/picture">
                   <pic:nvPicPr>
-                    <pic:cNvPr id="1337461397" name=""/>
+                    <pic:cNvPr id="2004789128" name="Picture 2004789128"/>
                     <pic:cNvPicPr/>
                   </pic:nvPicPr>
                   <pic:blipFill>
-                    <a:blip r:embed="rId40"/>
+                    <a:blip r:embed="rId41" cstate="print">
+                      <a:extLst>
+                        <a:ext uri="{28A0092B-C50C-407E-A947-70E740481C1C}">
+                          <a14:useLocalDpi xmlns:a14="http://schemas.microsoft.com/office/drawing/2010/main" val="0"/>
+                        </a:ext>
+                      </a:extLst>
+                    </a:blip>
                     <a:stretch>
                       <a:fillRect/>
                     </a:stretch>
@@ -19520,7 +23552,7 @@
                   <pic:spPr>
                     <a:xfrm>
                       <a:off x="0" y="0"/>
-                      <a:ext cx="5831661" cy="1935770"/>
+                      <a:ext cx="5731510" cy="1908175"/>
                     </a:xfrm>
                     <a:prstGeom prst="rect">
                       <a:avLst/>
@@ -19554,8 +23586,32 @@
           <w:szCs w:val="24"/>
         </w:rPr>
         <w:t xml:space="preserve">Figure </w:t>
+      </w:r>
+      <w:r>
+        <w:rPr>
+          <w:rFonts w:ascii="Times New Roman" w:hAnsi="Times New Roman"/>
+          <w:color w:val="auto"/>
+          <w:sz w:val="24"/>
+          <w:szCs w:val="24"/>
+        </w:rPr>
         <w:fldChar w:fldCharType="begin"/>
+      </w:r>
+      <w:r>
+        <w:rPr>
+          <w:rFonts w:ascii="Times New Roman" w:hAnsi="Times New Roman"/>
+          <w:color w:val="auto"/>
+          <w:sz w:val="24"/>
+          <w:szCs w:val="24"/>
+        </w:rPr>
         <w:instrText xml:space="preserve"> SEQ Figure \* ARABIC </w:instrText>
+      </w:r>
+      <w:r>
+        <w:rPr>
+          <w:rFonts w:ascii="Times New Roman" w:hAnsi="Times New Roman"/>
+          <w:color w:val="auto"/>
+          <w:sz w:val="24"/>
+          <w:szCs w:val="24"/>
+        </w:rPr>
         <w:fldChar w:fldCharType="separate"/>
       </w:r>
       <w:r>
@@ -19659,7 +23715,7 @@
           <w:sz w:val="24"/>
           <w:szCs w:val="24"/>
         </w:rPr>
-        <w:t xml:space="preserve">4.4), evaluated on the held-out 2023</w:t>
+        <w:t>4.4), evaluated on the held-out 2023</w:t>
       </w:r>
       <w:r>
         <w:rPr>
@@ -19701,11 +23757,59 @@
           <w:szCs w:val="24"/>
         </w:rPr>
         <w:t xml:space="preserve">Table </w:t>
+      </w:r>
+      <w:r>
+        <w:rPr>
+          <w:rFonts w:ascii="Times New Roman" w:hAnsi="Times New Roman"/>
+          <w:color w:val="auto"/>
+          <w:sz w:val="24"/>
+          <w:szCs w:val="24"/>
+        </w:rPr>
         <w:fldChar w:fldCharType="begin"/>
+      </w:r>
+      <w:r>
+        <w:rPr>
+          <w:rFonts w:ascii="Times New Roman" w:hAnsi="Times New Roman"/>
+          <w:color w:val="auto"/>
+          <w:sz w:val="24"/>
+          <w:szCs w:val="24"/>
+        </w:rPr>
         <w:instrText xml:space="preserve"> SEQ Table \* ARABIC </w:instrText>
+      </w:r>
+      <w:r>
+        <w:rPr>
+          <w:rFonts w:ascii="Times New Roman" w:hAnsi="Times New Roman"/>
+          <w:color w:val="auto"/>
+          <w:sz w:val="24"/>
+          <w:szCs w:val="24"/>
+        </w:rPr>
         <w:fldChar w:fldCharType="separate"/>
+      </w:r>
+      <w:r>
+        <w:rPr>
+          <w:rFonts w:ascii="Times New Roman" w:hAnsi="Times New Roman"/>
+          <w:color w:val="auto"/>
+          <w:sz w:val="24"/>
+          <w:szCs w:val="24"/>
+        </w:rPr>
         <w:t>11</w:t>
+      </w:r>
+      <w:r>
+        <w:rPr>
+          <w:rFonts w:ascii="Times New Roman" w:hAnsi="Times New Roman"/>
+          <w:color w:val="auto"/>
+          <w:sz w:val="24"/>
+          <w:szCs w:val="24"/>
+        </w:rPr>
         <w:fldChar w:fldCharType="end"/>
+      </w:r>
+      <w:r>
+        <w:rPr>
+          <w:rFonts w:ascii="Times New Roman" w:hAnsi="Times New Roman"/>
+          <w:color w:val="auto"/>
+          <w:sz w:val="24"/>
+          <w:szCs w:val="24"/>
+        </w:rPr>
         <w:t xml:space="preserve">: Model performance comparison </w:t>
       </w:r>
       <w:r>
@@ -20014,17 +24118,7 @@
                 <w:szCs w:val="24"/>
                 <w:lang w:eastAsia="en-US"/>
               </w:rPr>
-              <w:t>0</w:t>
-            </w:r>
-            <w:r>
-              <w:rPr>
-                <w:rFonts w:ascii="Times New Roman" w:eastAsia="Times New Roman" w:hAnsi="Times New Roman"/>
-                <w:color w:val="000000"/>
-                <w:sz w:val="24"/>
-                <w:szCs w:val="24"/>
-                <w:lang w:val="vi-VN" w:eastAsia="en-US"/>
-              </w:rPr>
-              <w:t>.2010</w:t>
+              <w:t>0.2010</w:t>
             </w:r>
           </w:p>
         </w:tc>
@@ -20094,17 +24188,7 @@
                 <w:szCs w:val="24"/>
                 <w:lang w:eastAsia="en-US"/>
               </w:rPr>
-              <w:t>106</w:t>
-            </w:r>
-            <w:r>
-              <w:rPr>
-                <w:rFonts w:ascii="Times New Roman" w:eastAsia="Times New Roman" w:hAnsi="Times New Roman"/>
-                <w:color w:val="000000"/>
-                <w:sz w:val="24"/>
-                <w:szCs w:val="24"/>
-                <w:lang w:val="vi-VN" w:eastAsia="en-US"/>
-              </w:rPr>
-              <w:t>.0</w:t>
+              <w:t>106.0</w:t>
             </w:r>
           </w:p>
         </w:tc>
@@ -20139,7 +24223,7 @@
                 <w:szCs w:val="24"/>
                 <w:lang w:eastAsia="en-US"/>
               </w:rPr>
-              <w:t>0.1842</w:t>
+              <w:t>0.1795</w:t>
             </w:r>
           </w:p>
         </w:tc>
@@ -20180,7 +24264,7 @@
                 <w:szCs w:val="24"/>
                 <w:lang w:eastAsia="en-US"/>
               </w:rPr>
-              <w:t>Ridge (α=1)</w:t>
+              <w:t>Ridge (α=0.1)</w:t>
             </w:r>
           </w:p>
         </w:tc>
@@ -20215,7 +24299,7 @@
                 <w:szCs w:val="24"/>
                 <w:lang w:eastAsia="en-US"/>
               </w:rPr>
-              <w:t>0.1961</w:t>
+              <w:t>0.2004</w:t>
             </w:r>
           </w:p>
         </w:tc>
@@ -20250,7 +24334,7 @@
                 <w:szCs w:val="24"/>
                 <w:lang w:eastAsia="en-US"/>
               </w:rPr>
-              <w:t>0.1646</w:t>
+              <w:t>0.1681</w:t>
             </w:r>
           </w:p>
         </w:tc>
@@ -20285,7 +24369,7 @@
                 <w:szCs w:val="24"/>
                 <w:lang w:val="vi-VN" w:eastAsia="en-US"/>
               </w:rPr>
-              <w:t>103.1</w:t>
+              <w:t>105.6</w:t>
             </w:r>
           </w:p>
         </w:tc>
@@ -20320,7 +24404,7 @@
                 <w:szCs w:val="24"/>
                 <w:lang w:eastAsia="en-US"/>
               </w:rPr>
-              <w:t>0.1801</w:t>
+              <w:t>0.1786</w:t>
             </w:r>
           </w:p>
         </w:tc>
@@ -20466,17 +24550,7 @@
                 <w:szCs w:val="24"/>
                 <w:lang w:eastAsia="en-US"/>
               </w:rPr>
-              <w:t>140</w:t>
-            </w:r>
-            <w:r>
-              <w:rPr>
-                <w:rFonts w:ascii="Times New Roman" w:eastAsia="Times New Roman" w:hAnsi="Times New Roman"/>
-                <w:color w:val="000000"/>
-                <w:sz w:val="24"/>
-                <w:szCs w:val="24"/>
-                <w:lang w:val="vi-VN" w:eastAsia="en-US"/>
-              </w:rPr>
-              <w:t>.0</w:t>
+              <w:t>140.0</w:t>
             </w:r>
           </w:p>
         </w:tc>
@@ -20511,7 +24585,7 @@
                 <w:szCs w:val="24"/>
                 <w:lang w:eastAsia="en-US"/>
               </w:rPr>
-              <w:t>0.2067</w:t>
+              <w:t>0.2071</w:t>
             </w:r>
           </w:p>
         </w:tc>
@@ -20595,7 +24669,7 @@
                 <w:szCs w:val="24"/>
                 <w:lang w:eastAsia="en-US"/>
               </w:rPr>
-              <w:t>0.1477</w:t>
+              <w:t>0.1517</w:t>
             </w:r>
           </w:p>
         </w:tc>
@@ -20634,7 +24708,7 @@
                 <w:szCs w:val="24"/>
                 <w:lang w:eastAsia="en-US"/>
               </w:rPr>
-              <w:t>0.1186</w:t>
+              <w:t>0.1227</w:t>
             </w:r>
           </w:p>
         </w:tc>
@@ -20673,7 +24747,7 @@
                 <w:szCs w:val="24"/>
                 <w:lang w:val="vi-VN" w:eastAsia="en-US"/>
               </w:rPr>
-              <w:t>80.3</w:t>
+              <w:t>84.5</w:t>
             </w:r>
           </w:p>
         </w:tc>
@@ -20713,7 +24787,7 @@
                 <w:szCs w:val="24"/>
                 <w:lang w:eastAsia="en-US"/>
               </w:rPr>
-              <w:t>0.1616</w:t>
+              <w:t>0.1703</w:t>
             </w:r>
           </w:p>
         </w:tc>
@@ -20748,92 +24822,7 @@
           <w:sz w:val="24"/>
           <w:szCs w:val="24"/>
         </w:rPr>
-        <w:t xml:space="preserve">XGBoost performed best across every metric (RMSE 0.1477</w:t>
-      </w:r>
-      <w:r>
-        <w:rPr>
-          <w:rFonts w:ascii="Times New Roman" w:eastAsia="Times New Roman" w:hAnsi="Times New Roman"/>
-          <w:sz w:val="24"/>
-          <w:szCs w:val="24"/>
-          <w:lang w:val="vi-VN"/>
-        </w:rPr>
-        <w:t xml:space="preserve"> </w:t>
-      </w:r>
-      <w:r>
-        <w:rPr>
-          <w:rFonts w:ascii="Times New Roman" w:eastAsia="Times New Roman" w:hAnsi="Times New Roman"/>
-          <w:sz w:val="24"/>
-          <w:szCs w:val="24"/>
-        </w:rPr>
-        <w:t xml:space="preserve">log / 80</w:t>
-      </w:r>
-      <w:r>
-        <w:rPr>
-          <w:rFonts w:ascii="Times New Roman" w:eastAsia="Times New Roman" w:hAnsi="Times New Roman"/>
-          <w:sz w:val="24"/>
-          <w:szCs w:val="24"/>
-          <w:lang w:val="vi-VN"/>
-        </w:rPr>
-        <w:t xml:space="preserve">.3 </w:t>
-      </w:r>
-      <w:r>
-        <w:rPr>
-          <w:rFonts w:ascii="Times New Roman" w:eastAsia="Times New Roman" w:hAnsi="Times New Roman"/>
-          <w:sz w:val="24"/>
-          <w:szCs w:val="24"/>
-        </w:rPr>
-        <w:t xml:space="preserve">per 100k, lowest MAE and CV RMSE), indicating the predictors </w:t>
-      </w:r>
-      <w:r>
-        <w:rPr>
-          <w:rFonts w:ascii="Times New Roman" w:eastAsia="Times New Roman" w:hAnsi="Times New Roman"/>
-          <w:sz w:val="24"/>
-          <w:szCs w:val="24"/>
-          <w:lang w:val="vi-VN"/>
-        </w:rPr>
-        <w:t>-</w:t>
-      </w:r>
-      <w:r>
-        <w:rPr>
-          <w:rFonts w:ascii="Times New Roman" w:eastAsia="Times New Roman" w:hAnsi="Times New Roman"/>
-          <w:sz w:val="24"/>
-          <w:szCs w:val="24"/>
-        </w:rPr>
-        <w:t xml:space="preserve"> particularly the lag features (Section 3.3) </w:t>
-      </w:r>
-      <w:r>
-        <w:rPr>
-          <w:rFonts w:ascii="Times New Roman" w:eastAsia="Times New Roman" w:hAnsi="Times New Roman"/>
-          <w:sz w:val="24"/>
-          <w:szCs w:val="24"/>
-          <w:lang w:val="vi-VN"/>
-        </w:rPr>
-        <w:t>-</w:t>
-      </w:r>
-      <w:r>
-        <w:rPr>
-          <w:rFonts w:ascii="Times New Roman" w:eastAsia="Times New Roman" w:hAnsi="Times New Roman"/>
-          <w:sz w:val="24"/>
-          <w:szCs w:val="24"/>
-        </w:rPr>
-        <w:t xml:space="preserve"> contain non-linear structure a tree-based model captures better than a linear one.</w:t>
-      </w:r>
-      <w:r>
-        <w:rPr>
-          <w:rFonts w:ascii="Times New Roman" w:eastAsia="Times New Roman" w:hAnsi="Times New Roman"/>
-          <w:sz w:val="24"/>
-          <w:szCs w:val="24"/>
-          <w:lang w:val="vi-VN"/>
-        </w:rPr>
-        <w:t xml:space="preserve"> </w:t>
-      </w:r>
-      <w:r>
-        <w:rPr>
-          <w:rFonts w:ascii="Times New Roman" w:eastAsia="Times New Roman" w:hAnsi="Times New Roman"/>
-          <w:sz w:val="24"/>
-          <w:szCs w:val="24"/>
-        </w:rPr>
-        <w:t xml:space="preserve">Residual normality check (Shapiro-Wilk W=0.9755, p=0.0019) rejected the normality assumption for the Linear Regression model, further supporting the selection of XGBoost as the final model. Paired t-tests on absolute error confirmed XGBoost significantly outperformed all three linear models (p&lt;0.001), while differences between Linear Regression and Lasso were not statistically significant (p=0.94).</w:t>
+        <w:t>XGBoost performed best across every metric (RMSE 0.1517 log / 84.5 per 100k, lowest MAE and CV RMSE), indicating the predictors - particularly the lag features (Section 3.3) - contain non-linear structure a tree-based model captures better than a linear one. Residual normality check (Shapiro-Wilk W=0.9755, p=0.0019) rejected the normality assumption for the Linear Regression model, further supporting the selection of XGBoost as the final model. Paired t-tests on absolute error confirmed XGBoost significantly outperformed all three linear models (p&lt;0.001), while differences between Linear Regression and Lasso were not statistically significant (p=0.94).</w:t>
       </w:r>
     </w:p>
     <w:p>
@@ -20852,7 +24841,7 @@
           <w:sz w:val="24"/>
           <w:szCs w:val="24"/>
         </w:rPr>
-        <w:t>Among linear models, Ridge (α=1) modestly beat plain Linear Regression, consistent with the correlated lag/region features flagged in the VIF check (Section 4.4). Lasso (α=0.01) performed worst, likely discarding useful signal through coefficient shrinkage.</w:t>
+        <w:t>Among linear models, Ridge (α=0.1) modestly beat plain Linear Regression, consistent with the correlated lag/region features flagged in the VIF check (Section 4.4). Lasso (α=0.01) performed worst, likely discarding useful signal through coefficient shrinkage.</w:t>
       </w:r>
     </w:p>
     <w:p>
@@ -20871,92 +24860,7 @@
           <w:sz w:val="24"/>
           <w:szCs w:val="24"/>
         </w:rPr>
-        <w:t xml:space="preserve">Per-region accuracy (Table 12) is best in Big Rivers (RMSE 79</w:t>
-      </w:r>
-      <w:r>
-        <w:rPr>
-          <w:rFonts w:ascii="Times New Roman" w:eastAsia="Times New Roman" w:hAnsi="Times New Roman"/>
-          <w:sz w:val="24"/>
-          <w:szCs w:val="24"/>
-          <w:lang w:val="vi-VN"/>
-        </w:rPr>
-        <w:t>.4</w:t>
-      </w:r>
-      <w:r>
-        <w:rPr>
-          <w:rFonts w:ascii="Times New Roman" w:eastAsia="Times New Roman" w:hAnsi="Times New Roman"/>
-          <w:sz w:val="24"/>
-          <w:szCs w:val="24"/>
-        </w:rPr>
-        <w:t xml:space="preserve">, </w:t>
-      </w:r>
-      <w:r>
-        <w:rPr>
-          <w:rFonts w:ascii="Times New Roman" w:eastAsia="Times New Roman" w:hAnsi="Times New Roman"/>
-          <w:sz w:val="24"/>
-          <w:szCs w:val="24"/>
-          <w:lang w:val="vi-VN"/>
-        </w:rPr>
-        <w:t>-1.8</w:t>
-      </w:r>
-      <w:r>
-        <w:rPr>
-          <w:rFonts w:ascii="Times New Roman" w:eastAsia="Times New Roman" w:hAnsi="Times New Roman"/>
-          <w:sz w:val="24"/>
-          <w:szCs w:val="24"/>
-        </w:rPr>
-        <w:t xml:space="preserve">% error) and worst in Barkly and Top End (RMSE 124.7 and 106</w:t>
-      </w:r>
-      <w:r>
-        <w:rPr>
-          <w:rFonts w:ascii="Times New Roman" w:eastAsia="Times New Roman" w:hAnsi="Times New Roman"/>
-          <w:sz w:val="24"/>
-          <w:szCs w:val="24"/>
-          <w:lang w:val="vi-VN"/>
-        </w:rPr>
-        <w:t>.9</w:t>
-      </w:r>
-      <w:r>
-        <w:rPr>
-          <w:rFonts w:ascii="Times New Roman" w:eastAsia="Times New Roman" w:hAnsi="Times New Roman"/>
-          <w:sz w:val="24"/>
-          <w:szCs w:val="24"/>
-        </w:rPr>
-        <w:t xml:space="preserve">), with Top End under-predicted by 15</w:t>
-      </w:r>
-      <w:r>
-        <w:rPr>
-          <w:rFonts w:ascii="Times New Roman" w:eastAsia="Times New Roman" w:hAnsi="Times New Roman"/>
-          <w:sz w:val="24"/>
-          <w:szCs w:val="24"/>
-          <w:lang w:val="vi-VN"/>
-        </w:rPr>
-        <w:t>.4</w:t>
-      </w:r>
-      <w:r>
-        <w:rPr>
-          <w:rFonts w:ascii="Times New Roman" w:eastAsia="Times New Roman" w:hAnsi="Times New Roman"/>
-          <w:sz w:val="24"/>
-          <w:szCs w:val="24"/>
-        </w:rPr>
-        <w:t xml:space="preserve">% </w:t>
-      </w:r>
-      <w:r>
-        <w:rPr>
-          <w:rFonts w:ascii="Times New Roman" w:eastAsia="Times New Roman" w:hAnsi="Times New Roman"/>
-          <w:sz w:val="24"/>
-          <w:szCs w:val="24"/>
-          <w:lang w:val="vi-VN"/>
-        </w:rPr>
-        <w:t>-</w:t>
-      </w:r>
-      <w:r>
-        <w:rPr>
-          <w:rFonts w:ascii="Times New Roman" w:eastAsia="Times New Roman" w:hAnsi="Times New Roman"/>
-          <w:sz w:val="24"/>
-          <w:szCs w:val="24"/>
-        </w:rPr>
-        <w:t xml:space="preserve"> suggesting the pooled model misses region-specific dynamics, a candidate improvement for future iterations.</w:t>
+        <w:t>Per-region accuracy (Table 12) is best in Greater Darwin (RMSE 26.7, 7.5% error) and worst in Barkly and Top End (RMSE 131.3 and 114.6), with Top End under-predicted by 16.9% - suggesting the pooled model misses region-specific dynamics, a candidate improvement for future iterations.</w:t>
       </w:r>
     </w:p>
     <w:p>
@@ -20980,11 +24884,59 @@
           <w:szCs w:val="24"/>
         </w:rPr>
         <w:t xml:space="preserve">Table </w:t>
+      </w:r>
+      <w:r>
+        <w:rPr>
+          <w:rFonts w:ascii="Times New Roman" w:hAnsi="Times New Roman"/>
+          <w:color w:val="auto"/>
+          <w:sz w:val="24"/>
+          <w:szCs w:val="24"/>
+        </w:rPr>
         <w:fldChar w:fldCharType="begin"/>
+      </w:r>
+      <w:r>
+        <w:rPr>
+          <w:rFonts w:ascii="Times New Roman" w:hAnsi="Times New Roman"/>
+          <w:color w:val="auto"/>
+          <w:sz w:val="24"/>
+          <w:szCs w:val="24"/>
+        </w:rPr>
         <w:instrText xml:space="preserve"> SEQ Table \* ARABIC </w:instrText>
+      </w:r>
+      <w:r>
+        <w:rPr>
+          <w:rFonts w:ascii="Times New Roman" w:hAnsi="Times New Roman"/>
+          <w:color w:val="auto"/>
+          <w:sz w:val="24"/>
+          <w:szCs w:val="24"/>
+        </w:rPr>
         <w:fldChar w:fldCharType="separate"/>
+      </w:r>
+      <w:r>
+        <w:rPr>
+          <w:rFonts w:ascii="Times New Roman" w:hAnsi="Times New Roman"/>
+          <w:color w:val="auto"/>
+          <w:sz w:val="24"/>
+          <w:szCs w:val="24"/>
+        </w:rPr>
         <w:t>12</w:t>
+      </w:r>
+      <w:r>
+        <w:rPr>
+          <w:rFonts w:ascii="Times New Roman" w:hAnsi="Times New Roman"/>
+          <w:color w:val="auto"/>
+          <w:sz w:val="24"/>
+          <w:szCs w:val="24"/>
+        </w:rPr>
         <w:fldChar w:fldCharType="end"/>
+      </w:r>
+      <w:r>
+        <w:rPr>
+          <w:rFonts w:ascii="Times New Roman" w:hAnsi="Times New Roman"/>
+          <w:color w:val="auto"/>
+          <w:sz w:val="24"/>
+          <w:szCs w:val="24"/>
+        </w:rPr>
         <w:t>: Per-region prediction accuracy (XGBoost, test 2023</w:t>
       </w:r>
       <w:r>
@@ -21328,17 +25280,7 @@
                 <w:szCs w:val="24"/>
                 <w:lang w:eastAsia="en-US"/>
               </w:rPr>
-              <w:t>231</w:t>
-            </w:r>
-            <w:r>
-              <w:rPr>
-                <w:rFonts w:ascii="Times New Roman" w:eastAsia="Times New Roman" w:hAnsi="Times New Roman"/>
-                <w:color w:val="000000"/>
-                <w:sz w:val="24"/>
-                <w:szCs w:val="24"/>
-                <w:lang w:val="vi-VN" w:eastAsia="en-US"/>
-              </w:rPr>
-              <w:t>.4</w:t>
+              <w:t>227.1</w:t>
             </w:r>
           </w:p>
         </w:tc>
@@ -21373,7 +25315,7 @@
                 <w:szCs w:val="24"/>
                 <w:lang w:val="vi-VN" w:eastAsia="en-US"/>
               </w:rPr>
-              <w:t>32.5</w:t>
+              <w:t>26.7</w:t>
             </w:r>
           </w:p>
         </w:tc>
@@ -21408,17 +25350,7 @@
                 <w:szCs w:val="24"/>
                 <w:lang w:eastAsia="en-US"/>
               </w:rPr>
-              <w:t>9</w:t>
-            </w:r>
-            <w:r>
-              <w:rPr>
-                <w:rFonts w:ascii="Times New Roman" w:eastAsia="Times New Roman" w:hAnsi="Times New Roman"/>
-                <w:color w:val="000000"/>
-                <w:sz w:val="24"/>
-                <w:szCs w:val="24"/>
-                <w:lang w:val="vi-VN" w:eastAsia="en-US"/>
-              </w:rPr>
-              <w:t>.6</w:t>
+              <w:t>7.5</w:t>
             </w:r>
           </w:p>
         </w:tc>
@@ -21529,17 +25461,7 @@
                 <w:szCs w:val="24"/>
                 <w:lang w:eastAsia="en-US"/>
               </w:rPr>
-              <w:t>584</w:t>
-            </w:r>
-            <w:r>
-              <w:rPr>
-                <w:rFonts w:ascii="Times New Roman" w:eastAsia="Times New Roman" w:hAnsi="Times New Roman"/>
-                <w:color w:val="000000"/>
-                <w:sz w:val="24"/>
-                <w:szCs w:val="24"/>
-                <w:lang w:val="vi-VN" w:eastAsia="en-US"/>
-              </w:rPr>
-              <w:t>.0</w:t>
+              <w:t>583.5</w:t>
             </w:r>
           </w:p>
         </w:tc>
@@ -21574,7 +25496,7 @@
                 <w:szCs w:val="24"/>
                 <w:lang w:val="vi-VN" w:eastAsia="en-US"/>
               </w:rPr>
-              <w:t>54.7</w:t>
+              <w:t>56.2</w:t>
             </w:r>
           </w:p>
         </w:tc>
@@ -21608,17 +25530,7 @@
                 <w:szCs w:val="24"/>
                 <w:lang w:eastAsia="en-US"/>
               </w:rPr>
-              <w:t>7</w:t>
-            </w:r>
-            <w:r>
-              <w:rPr>
-                <w:rFonts w:ascii="Times New Roman" w:eastAsia="Times New Roman" w:hAnsi="Times New Roman"/>
-                <w:color w:val="000000"/>
-                <w:sz w:val="24"/>
-                <w:szCs w:val="24"/>
-                <w:lang w:val="vi-VN" w:eastAsia="en-US"/>
-              </w:rPr>
-              <w:t>.1</w:t>
+              <w:t>7.0</w:t>
             </w:r>
           </w:p>
         </w:tc>
@@ -21694,17 +25606,7 @@
                 <w:szCs w:val="24"/>
                 <w:lang w:eastAsia="en-US"/>
               </w:rPr>
-              <w:t>624</w:t>
-            </w:r>
-            <w:r>
-              <w:rPr>
-                <w:rFonts w:ascii="Times New Roman" w:eastAsia="Times New Roman" w:hAnsi="Times New Roman"/>
-                <w:color w:val="000000"/>
-                <w:sz w:val="24"/>
-                <w:szCs w:val="24"/>
-                <w:lang w:val="vi-VN" w:eastAsia="en-US"/>
-              </w:rPr>
-              <w:t>.0</w:t>
+              <w:t>624.0</w:t>
             </w:r>
           </w:p>
         </w:tc>
@@ -21739,17 +25641,7 @@
                 <w:szCs w:val="24"/>
                 <w:lang w:eastAsia="en-US"/>
               </w:rPr>
-              <w:t>606</w:t>
-            </w:r>
-            <w:r>
-              <w:rPr>
-                <w:rFonts w:ascii="Times New Roman" w:eastAsia="Times New Roman" w:hAnsi="Times New Roman"/>
-                <w:color w:val="000000"/>
-                <w:sz w:val="24"/>
-                <w:szCs w:val="24"/>
-                <w:lang w:val="vi-VN" w:eastAsia="en-US"/>
-              </w:rPr>
-              <w:t>.3</w:t>
+              <w:t>603.4</w:t>
             </w:r>
           </w:p>
         </w:tc>
@@ -21784,17 +25676,7 @@
                 <w:szCs w:val="24"/>
                 <w:lang w:eastAsia="en-US"/>
               </w:rPr>
-              <w:t>79</w:t>
-            </w:r>
-            <w:r>
-              <w:rPr>
-                <w:rFonts w:ascii="Times New Roman" w:eastAsia="Times New Roman" w:hAnsi="Times New Roman"/>
-                <w:color w:val="000000"/>
-                <w:sz w:val="24"/>
-                <w:szCs w:val="24"/>
-                <w:lang w:val="vi-VN" w:eastAsia="en-US"/>
-              </w:rPr>
-              <w:t>.4</w:t>
+              <w:t>83.9</w:t>
             </w:r>
           </w:p>
         </w:tc>
@@ -21828,7 +25710,7 @@
                 <w:szCs w:val="24"/>
                 <w:lang w:val="vi-VN" w:eastAsia="en-US"/>
               </w:rPr>
-              <w:t>-1.8</w:t>
+              <w:t>-2.2</w:t>
             </w:r>
           </w:p>
         </w:tc>
@@ -21939,17 +25821,7 @@
                 <w:szCs w:val="24"/>
                 <w:lang w:eastAsia="en-US"/>
               </w:rPr>
-              <w:t>260</w:t>
-            </w:r>
-            <w:r>
-              <w:rPr>
-                <w:rFonts w:ascii="Times New Roman" w:eastAsia="Times New Roman" w:hAnsi="Times New Roman"/>
-                <w:color w:val="000000"/>
-                <w:sz w:val="24"/>
-                <w:szCs w:val="24"/>
-                <w:lang w:val="vi-VN" w:eastAsia="en-US"/>
-              </w:rPr>
-              <w:t>.9</w:t>
+              <w:t>256.9</w:t>
             </w:r>
           </w:p>
         </w:tc>
@@ -21984,7 +25856,7 @@
                 <w:szCs w:val="24"/>
                 <w:lang w:eastAsia="en-US"/>
               </w:rPr>
-              <w:t>36.7</w:t>
+              <w:t>39.7</w:t>
             </w:r>
           </w:p>
         </w:tc>
@@ -22018,7 +25890,7 @@
                 <w:szCs w:val="24"/>
                 <w:lang w:val="vi-VN" w:eastAsia="en-US"/>
               </w:rPr>
-              <w:t>-2.6</w:t>
+              <w:t>-3.9</w:t>
             </w:r>
           </w:p>
         </w:tc>
@@ -22129,7 +26001,7 @@
                 <w:szCs w:val="24"/>
                 <w:lang w:eastAsia="en-US"/>
               </w:rPr>
-              <w:t>779.6</w:t>
+              <w:t>770.6</w:t>
             </w:r>
           </w:p>
         </w:tc>
@@ -22164,7 +26036,7 @@
                 <w:szCs w:val="24"/>
                 <w:lang w:eastAsia="en-US"/>
               </w:rPr>
-              <w:t>124.7</w:t>
+              <w:t>131.3</w:t>
             </w:r>
           </w:p>
         </w:tc>
@@ -22198,7 +26070,7 @@
                 <w:szCs w:val="24"/>
                 <w:lang w:val="vi-VN" w:eastAsia="en-US"/>
               </w:rPr>
-              <w:t>-7.1</w:t>
+              <w:t>-8.1</w:t>
             </w:r>
           </w:p>
         </w:tc>
@@ -22309,17 +26181,7 @@
                 <w:szCs w:val="24"/>
                 <w:lang w:eastAsia="en-US"/>
               </w:rPr>
-              <w:t>481</w:t>
-            </w:r>
-            <w:r>
-              <w:rPr>
-                <w:rFonts w:ascii="Times New Roman" w:eastAsia="Times New Roman" w:hAnsi="Times New Roman"/>
-                <w:color w:val="000000"/>
-                <w:sz w:val="24"/>
-                <w:szCs w:val="24"/>
-                <w:lang w:val="vi-VN" w:eastAsia="en-US"/>
-              </w:rPr>
-              <w:t>.2</w:t>
+              <w:t>472.4</w:t>
             </w:r>
           </w:p>
         </w:tc>
@@ -22354,17 +26216,7 @@
                 <w:szCs w:val="24"/>
                 <w:lang w:eastAsia="en-US"/>
               </w:rPr>
-              <w:t>106</w:t>
-            </w:r>
-            <w:r>
-              <w:rPr>
-                <w:rFonts w:ascii="Times New Roman" w:eastAsia="Times New Roman" w:hAnsi="Times New Roman"/>
-                <w:color w:val="000000"/>
-                <w:sz w:val="24"/>
-                <w:szCs w:val="24"/>
-                <w:lang w:val="vi-VN" w:eastAsia="en-US"/>
-              </w:rPr>
-              <w:t>.9</w:t>
+              <w:t>114.6</w:t>
             </w:r>
           </w:p>
         </w:tc>
@@ -22398,7 +26250,7 @@
                 <w:szCs w:val="24"/>
                 <w:lang w:val="vi-VN" w:eastAsia="en-US"/>
               </w:rPr>
-              <w:t>-15.4</w:t>
+              <w:t>-16.9</w:t>
             </w:r>
           </w:p>
         </w:tc>
@@ -22431,7 +26283,7 @@
           <w:sz w:val="24"/>
           <w:szCs w:val="24"/>
         </w:rPr>
-        <w:t xml:space="preserve">As a secondary specification, Model B adds alcohol_per_capita (Section 3.2), trained on a much shorter window (2023</w:t>
+        <w:t>As a secondary specification, Model B adds alcohol_per_capita (Section 3.2), trained on a much shorter window (2023</w:t>
       </w:r>
       <w:r>
         <w:rPr>
@@ -22484,7 +26336,7 @@
           <w:sz w:val="24"/>
           <w:szCs w:val="24"/>
         </w:rPr>
-        <w:t xml:space="preserve">Results are not directly comparable to Model A</w:t>
+        <w:t>Results are not directly comparable to Model A</w:t>
       </w:r>
       <w:r>
         <w:rPr>
@@ -22522,7 +26374,7 @@
           <w:szCs w:val="24"/>
         </w:rPr>
         <w:lastRenderedPageBreak/>
-        <w:t xml:space="preserve">Figure 10 shows Model B's results. Unlike Model A, Linear Regression performs best here, with a small, consistent positive alcohol_per_capita coefficient (+0.0409) that shrinks toward zero under Lasso</w:t>
+        <w:t>Figure 10 shows Model B's results. Unlike Model A, Linear Regression performs best here, with a small, consistent positive alcohol_per_capita coefficient (+0.0409) that shrinks toward zero under Lasso</w:t>
       </w:r>
       <w:r>
         <w:rPr>
@@ -22556,6 +26408,7 @@
       <w:r>
         <w:rPr>
           <w:rFonts w:ascii="Times New Roman" w:eastAsia="Times New Roman" w:hAnsi="Times New Roman"/>
+          <w:noProof/>
           <w:sz w:val="24"/>
           <w:szCs w:val="24"/>
           <w:lang w:val="vi-VN"/>
@@ -22576,7 +26429,7 @@
                     <pic:cNvPicPr/>
                   </pic:nvPicPr>
                   <pic:blipFill>
-                    <a:blip r:embed="rId41"/>
+                    <a:blip r:embed="rId42"/>
                     <a:stretch>
                       <a:fillRect/>
                     </a:stretch>
@@ -22608,8 +26461,8 @@
           <w:szCs w:val="24"/>
         </w:rPr>
       </w:pPr>
-      <w:bookmarkStart w:id="59" w:name="OLE_LINK19"/>
-      <w:bookmarkStart w:id="60" w:name="_Toc240212135"/>
+      <w:bookmarkStart w:id="59" w:name="_Toc240212135"/>
+      <w:bookmarkStart w:id="60" w:name="OLE_LINK19"/>
       <w:r>
         <w:rPr>
           <w:rFonts w:ascii="Times New Roman" w:hAnsi="Times New Roman"/>
@@ -22618,8 +26471,32 @@
           <w:szCs w:val="24"/>
         </w:rPr>
         <w:t xml:space="preserve">Figure </w:t>
+      </w:r>
+      <w:r>
+        <w:rPr>
+          <w:rFonts w:ascii="Times New Roman" w:hAnsi="Times New Roman"/>
+          <w:color w:val="auto"/>
+          <w:sz w:val="24"/>
+          <w:szCs w:val="24"/>
+        </w:rPr>
         <w:fldChar w:fldCharType="begin"/>
+      </w:r>
+      <w:r>
+        <w:rPr>
+          <w:rFonts w:ascii="Times New Roman" w:hAnsi="Times New Roman"/>
+          <w:color w:val="auto"/>
+          <w:sz w:val="24"/>
+          <w:szCs w:val="24"/>
+        </w:rPr>
         <w:instrText xml:space="preserve"> SEQ Figure \* ARABIC </w:instrText>
+      </w:r>
+      <w:r>
+        <w:rPr>
+          <w:rFonts w:ascii="Times New Roman" w:hAnsi="Times New Roman"/>
+          <w:color w:val="auto"/>
+          <w:sz w:val="24"/>
+          <w:szCs w:val="24"/>
+        </w:rPr>
         <w:fldChar w:fldCharType="separate"/>
       </w:r>
       <w:r>
@@ -22640,9 +26517,17 @@
           <w:szCs w:val="24"/>
         </w:rPr>
         <w:fldChar w:fldCharType="end"/>
+      </w:r>
+      <w:r>
+        <w:rPr>
+          <w:rFonts w:ascii="Times New Roman" w:hAnsi="Times New Roman"/>
+          <w:color w:val="auto"/>
+          <w:sz w:val="24"/>
+          <w:szCs w:val="24"/>
+        </w:rPr>
         <w:t>: Model Results and Evaluation</w:t>
       </w:r>
-      <w:bookmarkEnd w:id="60"/>
+      <w:bookmarkEnd w:id="59"/>
     </w:p>
     <w:p>
       <w:pPr>
@@ -22740,7 +26625,7 @@
           <w:szCs w:val="24"/>
           <w:lang w:val="en-US"/>
         </w:rPr>
-        <w:t xml:space="preserve">Assessment 1 described the objective as monthly, region-level assault forecasting over a three-to-twelve month horizon but did not specify the prediction task precisely. It is now defined as follows.</w:t>
+        <w:t>Assessment 1 described the objective as monthly, region-level assault forecasting over a three-to-twelve month horizon but did not specify the prediction task precisely. It is now defined as follows.</w:t>
       </w:r>
     </w:p>
     <w:p>
@@ -22766,7 +26651,7 @@
           <w:szCs w:val="24"/>
           <w:lang w:val="en-US"/>
         </w:rPr>
-        <w:t xml:space="preserve">Target: assault offences per 100,000 residents, by NT Government service region, by calendar month. The model is fitted on the log1p transform of this rate and predictions are back-transformed before evaluation, so all reported errors are on the interpretable rate scale.</w:t>
+        <w:t>Target: assault offences per 100,000 residents, by NT Government service region, by calendar month. The model is fitted on the log1p transform of this rate and predictions are back-transformed before evaluation, so all reported errors are on the interpretable rate scale.</w:t>
       </w:r>
     </w:p>
     <w:p>
@@ -22844,7 +26729,7 @@
           <w:szCs w:val="24"/>
           <w:lang w:val="en-US"/>
         </w:rPr>
-        <w:t xml:space="preserve">Evaluation window: the six most recent months are excluded because offences are still being recorded against them. This aligns the implementation with the commitment made in the Assessment 1 risk analysis.</w:t>
+        <w:t>Evaluation window: the six most recent months are excluded because offences are still being recorded against them. This aligns the implementation with the commitment made in the Assessment 1 risk analysis.</w:t>
       </w:r>
     </w:p>
     <w:p>
@@ -22890,6 +26775,14 @@
           <w:lang w:val="en-US"/>
         </w:rPr>
         <w:t xml:space="preserve">Regularised linear regression is appropriate here for three reasons. First, the predictor set is dominated by lagged values of the target at one, three and twelve months, which are strongly correlated with one another; L2 regularisation is designed for exactly this collinearity, and Lasso additionally performs variable selection among competing lags. Second, the panel </w:t>
+      </w:r>
+      <w:r>
+        <w:rPr>
+          <w:rFonts w:ascii="Times New Roman" w:hAnsi="Times New Roman"/>
+          <w:sz w:val="24"/>
+          <w:szCs w:val="24"/>
+          <w:lang w:val="en-US"/>
+        </w:rPr>
         <w:lastRenderedPageBreak/>
         <w:t>contains 696 observations across six regions, which is small for high-variance learners and creates a substantial overfitting risk. Third, the end user is an operational planner rather than a data scientist, and linear coefficients can be read directly as the effect of a change in each predictor, supporting the interpretability requirement identified in Assessment 1.</w:t>
       </w:r>
@@ -22977,7 +26870,7 @@
           <w:szCs w:val="24"/>
           <w:lang w:val="en-US"/>
         </w:rPr>
-        <w:t xml:space="preserve">the cross-validation routine fitted the feature scaler on the entire frame before splitting, so each fold was standardised using statistics that included later folds. Scaling is now performed inside a scikit-learn Pipeline, which refits the scaler on each fold's training rows alone.</w:t>
+        <w:t>the cross-validation routine fitted the feature scaler on the entire frame before splitting, so each fold was standardised using statistics that included later folds. Scaling is now performed inside a scikit-learn Pipeline, which refits the scaler on each fold's training rows alone.</w:t>
       </w:r>
     </w:p>
     <w:p>
@@ -22998,7 +26891,7 @@
           <w:szCs w:val="24"/>
           <w:lang w:val="en-US"/>
         </w:rPr>
-        <w:t xml:space="preserve">Validation uses rolling-origin backtesting with an expanding window. At each origin the model is refitted on every month strictly earlier than that origin and then asked to predict the month h steps ahead. All predictors are lagged values or deterministic calendar terms, so no information from the target month or later enters the prediction. This measures forecasting performance rather than in-sample fit, and produces a distribution of errors across many origins rather than a single train-test split.</w:t>
+        <w:t>Validation uses rolling-origin backtesting with an expanding window. At each origin the model is refitted on every month strictly earlier than that origin and then asked to predict the month h steps ahead. All predictors are lagged values or deterministic calendar terms, so no information from the target month or later enters the prediction. This measures forecasting performance rather than in-sample fit, and produces a distribution of errors across many origins rather than a single train-test split.</w:t>
       </w:r>
     </w:p>
     <w:p>
@@ -23042,7 +26935,7 @@
           <w:szCs w:val="24"/>
           <w:lang w:val="en-US"/>
         </w:rPr>
-        <w:t xml:space="preserve">Assessment 1 compared candidate models only against one another, which cannot establish whether any of them add value. Two naive benchmarks were introduced: a seasonal naive forecast, which predicts the same month in the previous year, and a twelve-month moving average of the most recent complete year. Skill is reported as the percentage reduction in RMSE relative to the seasonal naive benchmark, so a negative value indicates a model performing worse than assuming last year repeats.</w:t>
+        <w:t>Assessment 1 compared candidate models only against one another, which cannot establish whether any of them add value. Two naive benchmarks were introduced: a seasonal naive forecast, which predicts the same month in the previous year, and a twelve-month moving average of the most recent complete year. Skill is reported as the percentage reduction in RMSE relative to the seasonal naive benchmark, so a negative value indicates a model performing worse than assuming last year repeats.</w:t>
       </w:r>
     </w:p>
     <w:p>
@@ -23067,12 +26960,60 @@
           <w:szCs w:val="24"/>
         </w:rPr>
         <w:t xml:space="preserve">Table </w:t>
+      </w:r>
+      <w:r>
+        <w:rPr>
+          <w:rFonts w:ascii="Times New Roman" w:hAnsi="Times New Roman"/>
+          <w:color w:val="auto"/>
+          <w:sz w:val="24"/>
+          <w:szCs w:val="24"/>
+        </w:rPr>
         <w:fldChar w:fldCharType="begin"/>
+      </w:r>
+      <w:r>
+        <w:rPr>
+          <w:rFonts w:ascii="Times New Roman" w:hAnsi="Times New Roman"/>
+          <w:color w:val="auto"/>
+          <w:sz w:val="24"/>
+          <w:szCs w:val="24"/>
+        </w:rPr>
         <w:instrText xml:space="preserve"> SEQ Table \* ARABIC </w:instrText>
+      </w:r>
+      <w:r>
+        <w:rPr>
+          <w:rFonts w:ascii="Times New Roman" w:hAnsi="Times New Roman"/>
+          <w:color w:val="auto"/>
+          <w:sz w:val="24"/>
+          <w:szCs w:val="24"/>
+        </w:rPr>
         <w:fldChar w:fldCharType="separate"/>
+      </w:r>
+      <w:r>
+        <w:rPr>
+          <w:rFonts w:ascii="Times New Roman" w:hAnsi="Times New Roman"/>
+          <w:color w:val="auto"/>
+          <w:sz w:val="24"/>
+          <w:szCs w:val="24"/>
+        </w:rPr>
         <w:t>13</w:t>
+      </w:r>
+      <w:r>
+        <w:rPr>
+          <w:rFonts w:ascii="Times New Roman" w:hAnsi="Times New Roman"/>
+          <w:color w:val="auto"/>
+          <w:sz w:val="24"/>
+          <w:szCs w:val="24"/>
+        </w:rPr>
         <w:fldChar w:fldCharType="end"/>
-        <w:t xml:space="preserve">: Forecast accuracy by horizon, assault rate per 100,000 (rolling-origin backtest)</w:t>
+      </w:r>
+      <w:r>
+        <w:rPr>
+          <w:rFonts w:ascii="Times New Roman" w:hAnsi="Times New Roman"/>
+          <w:color w:val="auto"/>
+          <w:sz w:val="24"/>
+          <w:szCs w:val="24"/>
+        </w:rPr>
+        <w:t>: Forecast accuracy by horizon, assault rate per 100,000 (rolling-origin backtest)</w:t>
       </w:r>
       <w:bookmarkEnd w:id="62"/>
     </w:p>
@@ -25187,6 +29128,7 @@
                 <w:szCs w:val="24"/>
                 <w:lang w:val="en-US"/>
               </w:rPr>
+              <w:lastRenderedPageBreak/>
               <w:t>Lasso (a=0.01)</w:t>
             </w:r>
           </w:p>
@@ -27829,7 +31771,7 @@
           <w:sz w:val="24"/>
           <w:szCs w:val="24"/>
         </w:rPr>
-        <w:t xml:space="preserve">No single model dominates across the forecast range. XGBoost is the most accurate at a one-month horizon, achieving an RMSE of 90.7 against 96.6 for the twelve-month moving average, a skill score of 29.7 per cent against the seasonal naive benchmark. From three months onward the ranking reverses: the moving average leads at every remaining horizon, with an RMSE of 104.5 at three months against 115.1 for XGBoost, and the gap persists at six and twelve months.</w:t>
+        <w:t>No single model dominates across the forecast range. XGBoost is the most accurate at a one-month horizon, achieving an RMSE of 90.7 against 96.6 for the twelve-month moving average, a skill score of 29.7 per cent against the seasonal naive benchmark. From three months onward the ranking reverses: the moving average leads at every remaining horizon, with an RMSE of 104.5 at three months against 115.1 for XGBoost, and the gap persists at six and twelve months.</w:t>
       </w:r>
     </w:p>
     <w:p>
@@ -27849,7 +31791,7 @@
           <w:sz w:val="24"/>
           <w:szCs w:val="24"/>
         </w:rPr>
-        <w:t xml:space="preserve">The pattern is consistent across metrics and is not an artefact of the error measure chosen. XGBoost retains the lowest MAPE at one and three months while the moving average has the lower RMSE from three months on, which indicates that XGBoost makes smaller errors on typical months but larger errors on the extreme months that RMSE penalises more heavily. For a resource-planning application where large under-predictions are the costly failure mode, RMSE is the more relevant criterion and the moving average is the safer choice beyond the immediate month.</w:t>
+        <w:t>The pattern is consistent across metrics and is not an artefact of the error measure chosen. XGBoost retains the lowest MAPE at one and three months while the moving average has the lower RMSE from three months on, which indicates that XGBoost makes smaller errors on typical months but larger errors on the extreme months that RMSE penalises more heavily. For a resource-planning application where large under-predictions are the costly failure mode, RMSE is the more relevant criterion and the moving average is the safer choice beyond the immediate month.</w:t>
       </w:r>
     </w:p>
     <w:p>
@@ -27869,7 +31811,7 @@
           <w:sz w:val="24"/>
           <w:szCs w:val="24"/>
         </w:rPr>
-        <w:t xml:space="preserve">Both regularised linear models perform worse than the moving average at every horizon. Ridge reaches 23.0 per cent skill at one month but falls to 4.8 per cent at twelve, and Lasso performs worse than the seasonal naive benchmark at the twelve-month horizon, with a skill score of -9.6 per cent. This does not support the Assessment 1 plan, which proposed Ridge and Lasso as the primary models without benchmark comparison.</w:t>
+        <w:t>Both regularised linear models perform worse than the moving average at every horizon. Ridge reaches 23.0 per cent skill at one month but falls to 4.8 per cent at twelve, and Lasso performs worse than the seasonal naive benchmark at the twelve-month horizon, with a skill score of -9.6 per cent. This does not support the Assessment 1 plan, which proposed Ridge and Lasso as the primary models without benchmark comparison.</w:t>
       </w:r>
     </w:p>
     <w:p>
@@ -27889,7 +31831,8 @@
           <w:sz w:val="24"/>
           <w:szCs w:val="24"/>
         </w:rPr>
-        <w:t xml:space="preserve">These figures are not directly comparable with the single-split comparison reported in Section 4.5. That comparison selects features and ranks models on one held-out period, whereas the results here come from repeated out-of-sample forecasts at a fixed horizon with leakage controls applied and provisional months excluded. Where the two disagree, the backtest is the more conservative estimate of operational performance and is the basis for the recommendation below.</w:t>
+        <w:lastRenderedPageBreak/>
+        <w:t>These figures are not directly comparable with the single-split comparison reported in Section 4.5. That comparison selects features and ranks models on one held-out period, whereas the results here come from repeated out-of-sample forecasts at a fixed horizon with leakage controls applied and provisional months excluded. Where the two disagree, the backtest is the more conservative estimate of operational performance and is the basis for the recommendation below.</w:t>
       </w:r>
     </w:p>
     <w:p>
@@ -27909,7 +31852,7 @@
           <w:sz w:val="24"/>
           <w:szCs w:val="24"/>
         </w:rPr>
-        <w:t xml:space="preserve">The two stages also select different feature variants, and the reason is methodological rather than an inconsistency. The pipeline selects variant V4 on cross-validated RMSE computed on the log scale, which is the objective the models are fitted against. The evaluation module back-transforms predictions and computes the same statistic on the assault rate per 100,000, and on that scale V2 is preferred by a clear margin (85.1 against 107.6). The ranking is stable in both cases: V4 leads on the log scale and V2 leads on the rate scale, whether cross-validation is restricted to the training period or run over the full panel, so the divergence is driven by the choice of scale alone.</w:t>
+        <w:t>The two stages also select different feature variants, and the reason is methodological rather than an inconsistency. The pipeline selects variant V4 on cross-validated RMSE computed on the log scale, which is the objective the models are fitted against. The evaluation module back-transforms predictions and computes the same statistic on the assault rate per 100,000, and on that scale V2 is preferred by a clear margin (85.1 against 107.6). The ranking is stable in both cases: V4 leads on the log scale and V2 leads on the rate scale, whether cross-validation is restricted to the training period or run over the full panel, so the divergence is driven by the choice of scale alone.</w:t>
       </w:r>
     </w:p>
     <w:p>
@@ -27929,7 +31872,7 @@
           <w:sz w:val="24"/>
           <w:szCs w:val="24"/>
         </w:rPr>
-        <w:t xml:space="preserve">The two scales answer different questions. Log-scale error measures proportional accuracy, so Barkly at roughly 850 assaults per 100,000 and Greater Darwin at roughly 210 carry equal weight. Rate-scale error measures absolute accuracy, so the high-rate regions dominate. Both are legitimate, and the project retains both: V4 for the model comparison in Section 4.5, where log-scale fit is the relevant criterion, and V2 for the forecast evaluation reported here, on the principle that a model should be selected on the same metric the deliverable is reported in. The forecasts supplied to PFES are rates per 100,000, so rate-scale cross-validation is the appropriate basis for the operational recommendation.</w:t>
+        <w:t>The two scales answer different questions. Log-scale error measures proportional accuracy, so Barkly at roughly 850 assaults per 100,000 and Greater Darwin at roughly 210 carry equal weight. Rate-scale error measures absolute accuracy, so the high-rate regions dominate. Both are legitimate, and the project retains both: V4 for the model comparison in Section 4.5, where log-scale fit is the relevant criterion, and V2 for the forecast evaluation reported here, on the principle that a model should be selected on the same metric the deliverable is reported in. The forecasts supplied to PFES are rates per 100,000, so rate-scale cross-validation is the appropriate basis for the operational recommendation.</w:t>
       </w:r>
     </w:p>
     <w:p>
@@ -27949,7 +31892,7 @@
           <w:sz w:val="24"/>
           <w:szCs w:val="24"/>
         </w:rPr>
-        <w:t xml:space="preserve">The practical reading is that the short horizon and the planning horizon are different problems. At one month ahead there is enough recent signal for a non-linear model to exploit, and XGBoost does so. Beyond that, regional assault rates are dominated by a slow-moving local level, and additional model complexity contributes little. Three factors plausibly contribute to the weak medium-term signal: the panel is short relative to the number of parameters; the series contains two documented administrative breaks inside the last two years; and aggregating to six large regions smooths much of the local variation a richer model could exploit.</w:t>
+        <w:t>The practical reading is that the short horizon and the planning horizon are different problems. At one month ahead there is enough recent signal for a non-linear model to exploit, and XGBoost does so. Beyond that, regional assault rates are dominated by a slow-moving local level, and additional model complexity contributes little. Three factors plausibly contribute to the weak medium-term signal: the panel is short relative to the number of parameters; the series contains two documented administrative breaks inside the last two years; and aggregating to six large regions smooths much of the local variation a richer model could exploit.</w:t>
       </w:r>
     </w:p>
     <w:p>
@@ -27969,7 +31912,7 @@
           <w:sz w:val="24"/>
           <w:szCs w:val="24"/>
         </w:rPr>
-        <w:t xml:space="preserve">The recommendation for the operational system is therefore a split specification: XGBoost for one-month-ahead forecasts, and the twelve-month moving average as the reference forecast at three months and beyond. Any model proposed for the final system must demonstrate skill against the moving average at its intended horizon, not against the seasonal naive benchmark alone. This is a stricter standard than the one applied in Assessment 1.</w:t>
+        <w:t>The recommendation for the operational system is therefore a split specification: XGBoost for one-month-ahead forecasts, and the twelve-month moving average as the reference forecast at three months and beyond. Any model proposed for the final system must demonstrate skill against the moving average at its intended horizon, not against the seasonal naive benchmark alone. This is a stricter standard than the one applied in Assessment 1.</w:t>
       </w:r>
     </w:p>
     <w:p>
@@ -28015,9 +31958,7 @@
           <w:szCs w:val="24"/>
           <w:lang w:val="en-US"/>
         </w:rPr>
-        <w:t xml:space="preserve">Prediction intervals are constructed empirically from the distribution of backtest residuals rather than from a parametric assumption, since the residuals are not normally distributed. For each horizon the tenth and ninetieth percentiles of the residual distribution are added to the point forecast. Empirical coverage of the resulting intervals is between 78 and 80 per cent against a nominal 80 per cent, indicating the intervals are well calibrated. The intervals are wide, spanning roughly 230 to 246 assaults per 100,000, which is itself an important </w:t>
-        <w:lastRenderedPageBreak/>
-        <w:t>operational message: forecasts at this granularity carry substantial uncertainty and should be presented to PFES as planning ranges rather than point predictions.</w:t>
+        <w:t>Prediction intervals are constructed empirically from the distribution of backtest residuals rather than from a parametric assumption, since the residuals are not normally distributed. For each horizon the tenth and ninetieth percentiles of the residual distribution are added to the point forecast. Empirical coverage of the resulting intervals is between 78 and 80 per cent against a nominal 80 per cent, indicating the intervals are well calibrated. The intervals are wide, spanning roughly 230 to 246 assaults per 100,000, which is itself an important operational message: forecasts at this granularity carry substantial uncertainty and should be presented to PFES as planning ranges rather than point predictions.</w:t>
       </w:r>
     </w:p>
     <w:p>
@@ -28063,7 +32004,17 @@
           <w:szCs w:val="24"/>
           <w:lang w:val="en-US"/>
         </w:rPr>
-        <w:t xml:space="preserve">Binary indicators were added for the two documented changes in crime recording: the transition from PROMIS to SerPro from December 2023, and the ANZSOC reclassification from April 2025. Including these indicators did not change cross-validation error, because the cross-validation period ends in 2022 and both indicators are therefore constant across every fold. They are retained because they are active in the evaluation period and because omitting a known level shift would bias the coefficients on the lag terms. This null result in cross-validation is reported explicitly rather than left implicit.</w:t>
+        <w:t>Binary indicators were added for the two documented changes in crime recording: the transition from PROMIS to SerPro from December 2023, and the ANZSOC reclassification from April 2025. Including these indicators did not change cross-validation error, because the cross-</w:t>
+      </w:r>
+      <w:r>
+        <w:rPr>
+          <w:rFonts w:ascii="Times New Roman" w:hAnsi="Times New Roman"/>
+          <w:sz w:val="24"/>
+          <w:szCs w:val="24"/>
+          <w:lang w:val="en-US"/>
+        </w:rPr>
+        <w:lastRenderedPageBreak/>
+        <w:t>validation period ends in 2022 and both indicators are therefore constant across every fold. They are retained because they are active in the evaluation period and because omitting a known level shift would bias the coefficients on the lag terms. This null result in cross-validation is reported explicitly rather than left implicit.</w:t>
       </w:r>
     </w:p>
     <w:p>
@@ -28109,7 +32060,7 @@
           <w:szCs w:val="24"/>
           <w:lang w:val="en-US"/>
         </w:rPr>
-        <w:t xml:space="preserve">Forecast error is tracked as a rolling three-month MAE on the rate scale. A drift alert is raised when this rolling error exceeds the backtest MAE for the corresponding horizon by more than 50 per cent, which for the three-month horizon corresponds to a threshold of approximately 112 assaults per 100,000. Models are refitted monthly on the full available history when new crime data is published, rather than on a fixed schedule, so that each refit incorporates the most recent complete month.</w:t>
+        <w:t>Forecast error is tracked as a rolling three-month MAE on the rate scale. A drift alert is raised when this rolling error exceeds the backtest MAE for the corresponding horizon by more than 50 per cent, which for the three-month horizon corresponds to a threshold of approximately 112 assaults per 100,000. Models are refitted monthly on the full available history when new crime data is published, rather than on a fixed schedule, so that each refit incorporates the most recent complete month.</w:t>
       </w:r>
     </w:p>
     <w:p>
@@ -28130,7 +32081,7 @@
           <w:szCs w:val="24"/>
           <w:lang w:val="en-US"/>
         </w:rPr>
-        <w:t xml:space="preserve">Assessment 1 described an incremental learning stage, and the feedback correctly questioned whether the selected approach supports it. It does not: neither Ridge nor Lasso in scikit-learn implements partial_fit, so parameters cannot be updated online from streaming data. The stage is therefore clarified as scheduled full retraining on an expanded training window, not online parameter updating.</w:t>
+        <w:t>Assessment 1 described an incremental learning stage, and the feedback correctly questioned whether the selected approach supports it. It does not: neither Ridge nor Lasso in scikit-learn implements partial_fit, so parameters cannot be updated online from streaming data. The stage is therefore clarified as scheduled full retraining on an expanded training window, not online parameter updating.</w:t>
       </w:r>
     </w:p>
     <w:p>
@@ -28224,7 +32175,7 @@
       <w:bookmarkStart w:id="63" w:name="_Toc239977753"/>
       <w:bookmarkStart w:id="64" w:name="OLE_LINK7"/>
       <w:bookmarkEnd w:id="56"/>
-      <w:bookmarkEnd w:id="59"/>
+      <w:bookmarkEnd w:id="60"/>
       <w:r>
         <w:rPr>
           <w:rFonts w:ascii="Times New Roman" w:eastAsia="Times New Roman" w:hAnsi="Times New Roman" w:cs="Times New Roman"/>
@@ -28432,7 +32383,6 @@
           <w:szCs w:val="24"/>
           <w:lang w:eastAsia="en-US"/>
         </w:rPr>
-        <w:lastRenderedPageBreak/>
         <w:t xml:space="preserve">Analytics/ML (Hendrick/Thomas) - </w:t>
       </w:r>
       <w:r>
@@ -28482,6 +32432,7 @@
           <w:szCs w:val="24"/>
           <w:lang w:eastAsia="en-US"/>
         </w:rPr>
+        <w:lastRenderedPageBreak/>
         <w:t xml:space="preserve">Dashboard, Deploy, Monitor, Incremental-learning - </w:t>
       </w:r>
       <w:r>
@@ -28617,11 +32568,59 @@
           <w:szCs w:val="24"/>
         </w:rPr>
         <w:t xml:space="preserve">Table </w:t>
+      </w:r>
+      <w:r>
+        <w:rPr>
+          <w:rFonts w:ascii="Times New Roman" w:eastAsia="Times New Roman" w:hAnsi="Times New Roman"/>
+          <w:color w:val="auto"/>
+          <w:sz w:val="24"/>
+          <w:szCs w:val="24"/>
+        </w:rPr>
         <w:fldChar w:fldCharType="begin"/>
+      </w:r>
+      <w:r>
+        <w:rPr>
+          <w:rFonts w:ascii="Times New Roman" w:eastAsia="Times New Roman" w:hAnsi="Times New Roman"/>
+          <w:color w:val="auto"/>
+          <w:sz w:val="24"/>
+          <w:szCs w:val="24"/>
+        </w:rPr>
         <w:instrText xml:space="preserve"> SEQ Table \* ARABIC </w:instrText>
+      </w:r>
+      <w:r>
+        <w:rPr>
+          <w:rFonts w:ascii="Times New Roman" w:eastAsia="Times New Roman" w:hAnsi="Times New Roman"/>
+          <w:color w:val="auto"/>
+          <w:sz w:val="24"/>
+          <w:szCs w:val="24"/>
+        </w:rPr>
         <w:fldChar w:fldCharType="separate"/>
+      </w:r>
+      <w:r>
+        <w:rPr>
+          <w:rFonts w:ascii="Times New Roman" w:eastAsia="Times New Roman" w:hAnsi="Times New Roman"/>
+          <w:color w:val="auto"/>
+          <w:sz w:val="24"/>
+          <w:szCs w:val="24"/>
+        </w:rPr>
         <w:t>14</w:t>
+      </w:r>
+      <w:r>
+        <w:rPr>
+          <w:rFonts w:ascii="Times New Roman" w:eastAsia="Times New Roman" w:hAnsi="Times New Roman"/>
+          <w:color w:val="auto"/>
+          <w:sz w:val="24"/>
+          <w:szCs w:val="24"/>
+        </w:rPr>
         <w:fldChar w:fldCharType="end"/>
+      </w:r>
+      <w:r>
+        <w:rPr>
+          <w:rFonts w:ascii="Times New Roman" w:eastAsia="Times New Roman" w:hAnsi="Times New Roman"/>
+          <w:color w:val="auto"/>
+          <w:sz w:val="24"/>
+          <w:szCs w:val="24"/>
+        </w:rPr>
         <w:t>. Twelve-week workflow plan</w:t>
       </w:r>
       <w:bookmarkEnd w:id="66"/>
@@ -28896,7 +32895,7 @@
                 <w:szCs w:val="24"/>
                 <w:lang w:val="en-AU"/>
               </w:rPr>
-              <w:t xml:space="preserve">GitHub repository with README; Streamlit account set up; draft problem statement</w:t>
+              <w:t>GitHub repository with README; Streamlit account set up; draft problem statement</w:t>
             </w:r>
           </w:p>
         </w:tc>
@@ -29504,9 +33503,7 @@
                 <w:szCs w:val="24"/>
                 <w:lang w:val="en-AU"/>
               </w:rPr>
-              <w:t xml:space="preserve">Finalise ingest and storage structure in GitHub; complete data </w:t>
-              <w:lastRenderedPageBreak/>
-              <w:t>processing scripts; preliminary exploratory analysis</w:t>
+              <w:t>Finalise ingest and storage structure in GitHub; complete data processing scripts; preliminary exploratory analysis</w:t>
             </w:r>
           </w:p>
         </w:tc>
@@ -29535,10 +33532,7 @@
                 <w:szCs w:val="24"/>
                 <w:lang w:val="en-AU"/>
               </w:rPr>
-              <w:lastRenderedPageBreak/>
-              <w:t xml:space="preserve">Working ingest/ store/ processing </w:t>
-              <w:lastRenderedPageBreak/>
-              <w:t>stages; EDA notebook</w:t>
+              <w:t>Working ingest/ store/ processing stages; EDA notebook</w:t>
             </w:r>
           </w:p>
         </w:tc>
@@ -29567,7 +33561,6 @@
                 <w:szCs w:val="24"/>
                 <w:lang w:val="en-AU"/>
               </w:rPr>
-              <w:lastRenderedPageBreak/>
               <w:t>Will (Ingest, Data store)</w:t>
             </w:r>
           </w:p>
@@ -29592,7 +33585,6 @@
                 <w:szCs w:val="24"/>
                 <w:lang w:val="en-AU"/>
               </w:rPr>
-              <w:lastRenderedPageBreak/>
               <w:t>Emma (Data processing)</w:t>
             </w:r>
           </w:p>
@@ -29622,7 +33614,6 @@
                 <w:szCs w:val="24"/>
                 <w:lang w:val="en-AU"/>
               </w:rPr>
-              <w:lastRenderedPageBreak/>
               <w:t>Done</w:t>
             </w:r>
           </w:p>
@@ -29657,6 +33648,7 @@
                 <w:szCs w:val="24"/>
                 <w:lang w:val="en-AU"/>
               </w:rPr>
+              <w:lastRenderedPageBreak/>
               <w:t>6</w:t>
             </w:r>
           </w:p>
@@ -30335,7 +34327,7 @@
                 <w:szCs w:val="24"/>
                 <w:lang w:val="en-AU"/>
               </w:rPr>
-              <w:t xml:space="preserve">Incorporate feedback; finalise dashboard;  deploy to Streamlit Community Cloud; implement monitoring and retraining logic</w:t>
+              <w:t>Incorporate feedback; finalise dashboard;  deploy to Streamlit Community Cloud; implement monitoring and retraining logic</w:t>
             </w:r>
           </w:p>
         </w:tc>
@@ -30856,7 +34848,6 @@
           <w:bCs/>
           <w:lang w:val="en-AU"/>
         </w:rPr>
-        <w:lastRenderedPageBreak/>
         <w:t>Compliance</w:t>
       </w:r>
       <w:r>
@@ -30885,7 +34876,15 @@
           <w:rStyle w:val="normaltextrun"/>
           <w:lang w:val="en-AU"/>
         </w:rPr>
-        <w:t>As this project involves the analysis and forecasting of crime-related data, strong governance and compliance measures are essential to ensure responsible data use and maintain public trust. The project will adhere to Northern Territory Government data-handling policies (Northern Territory Government,2024) to ensure that data is collected, stored, accessed, and managed securely throughout the project lifecycle.</w:t>
+        <w:t xml:space="preserve">As this project involves the analysis and forecasting of crime-related data, strong governance and compliance measures are essential to ensure responsible data use and maintain public trust. </w:t>
+      </w:r>
+      <w:r>
+        <w:rPr>
+          <w:rStyle w:val="normaltextrun"/>
+          <w:lang w:val="en-AU"/>
+        </w:rPr>
+        <w:lastRenderedPageBreak/>
+        <w:t>The project will adhere to Northern Territory Government data-handling policies (Northern Territory Government,2024) to ensure that data is collected, stored, accessed, and managed securely throughout the project lifecycle.</w:t>
       </w:r>
     </w:p>
     <w:p>
@@ -31033,7 +35032,7 @@
           <w:sz w:val="24"/>
           <w:szCs w:val="24"/>
         </w:rPr>
-        <w:t xml:space="preserve">The first risk is changes in the crime data. The transition from PROMIS to SerPro in November 2023 and the ANZSOC classification transition in April 2025 may pose challenges in comparing old and new crime data. To minimise this risk, both transitions will be incorporated into the model.</w:t>
+        <w:t>The first risk is changes in the crime data. The transition from PROMIS to SerPro in November 2023 and the ANZSOC classification transition in April 2025 may pose challenges in comparing old and new crime data. To minimise this risk, both transitions will be incorporated into the model.</w:t>
       </w:r>
     </w:p>
     <w:p>
@@ -31119,7 +35118,7 @@
           <w:sz w:val="24"/>
           <w:szCs w:val="24"/>
         </w:rPr>
-        <w:t xml:space="preserve">And the final risk is misuse or misinterpretation of the forecasts. If predictions are read as statements about particular communities, the system could cause harm rather than support safety. Small counts in low-population regions could also make incidents identifiable. Forecasts will therefore be shown only at region and month level, with uncertainty ranges, and small values will be suppressed.</w:t>
+        <w:t>And the final risk is misuse or misinterpretation of the forecasts. If predictions are read as statements about particular communities, the system could cause harm rather than support safety. Small counts in low-population regions could also make incidents identifiable. Forecasts will therefore be shown only at region and month level, with uncertainty ranges, and small values will be suppressed.</w:t>
       </w:r>
     </w:p>
     <w:p>
@@ -31173,9 +35172,7 @@
           <w:sz w:val="24"/>
           <w:szCs w:val="24"/>
         </w:rPr>
-        <w:t xml:space="preserve"> was identified and retained as NaN rather than imputed, to avoid introducing artificial values </w:t>
-        <w:lastRenderedPageBreak/>
-        <w:t>into the time series. The ANZSOC category-label mismatch between the two crime files also required a manual translation table to ensure consistent offence classification across the full study period. Both issues are now resolved in the pipeline and documented in the repository change log.</w:t>
+        <w:t xml:space="preserve"> was identified and retained as NaN rather than imputed, to avoid introducing artificial values into the time series. The ANZSOC category-label mismatch between the two crime files also required a manual translation table to ensure consistent offence classification across the full study period. Both issues are now resolved in the pipeline and documented in the repository change log.</w:t>
       </w:r>
     </w:p>
     <w:p>
@@ -31209,6 +35206,7 @@
           <w:szCs w:val="24"/>
           <w:lang w:val="en-AU"/>
         </w:rPr>
+        <w:lastRenderedPageBreak/>
         <w:t>Ethics, privacy and security considerations</w:t>
       </w:r>
       <w:bookmarkEnd w:id="69"/>
@@ -31498,7 +35496,6 @@
           <w:szCs w:val="24"/>
           <w:lang w:val="en-AU"/>
         </w:rPr>
-        <w:lastRenderedPageBreak/>
         <w:t xml:space="preserve">Any </w:t>
       </w:r>
       <w:bookmarkStart w:id="73" w:name="OLE_LINK9"/>
@@ -31558,6 +35555,7 @@
           <w:szCs w:val="24"/>
           <w:lang w:eastAsia="en-US"/>
         </w:rPr>
+        <w:lastRenderedPageBreak/>
         <w:t>Pipeline verification.</w:t>
       </w:r>
       <w:r>
@@ -31592,7 +35590,7 @@
           <w:szCs w:val="24"/>
           <w:lang w:eastAsia="en-US"/>
         </w:rPr>
-        <w:t xml:space="preserve">Two undeclared dependencies (xgboost, openpyxl) that broke the pipeline on any machine but the original developer's.</w:t>
+        <w:t>Two undeclared dependencies (xgboost, openpyxl) that broke the pipeline on any machine but the original developer's.</w:t>
       </w:r>
     </w:p>
     <w:p>
@@ -31617,7 +35615,7 @@
           <w:szCs w:val="24"/>
           <w:lang w:eastAsia="en-US"/>
         </w:rPr>
-        <w:t xml:space="preserve">A Windows-only Unicode crash inside a print() statement.</w:t>
+        <w:t>A Windows-only Unicode crash inside a print() statement.</w:t>
       </w:r>
     </w:p>
     <w:p>
@@ -31667,7 +35665,7 @@
           <w:szCs w:val="24"/>
           <w:lang w:eastAsia="en-US"/>
         </w:rPr>
-        <w:t xml:space="preserve">A biased VIF calculation (missing its constant term) and an unsafe eval() call.</w:t>
+        <w:t>A biased VIF calculation (missing its constant term) and an unsafe eval() call.</w:t>
       </w:r>
     </w:p>
     <w:p>
@@ -31729,7 +35727,7 @@
           <w:sz w:val="24"/>
           <w:szCs w:val="24"/>
         </w:rPr>
-        <w:t xml:space="preserve">The team commits pipeline outputs (eda_plots/, regression_plots/, dataset/raw/, dataset/processed/) to GitHub rather than .gitignore-excluding them, so markers can inspect results without re-running the pipeline, trading occasional merge conflicts on regenerated images for the reproducibility</w:t>
+        <w:t>The team commits pipeline outputs (eda_plots/, regression_plots/, dataset/raw/, dataset/processed/) to GitHub rather than .gitignore-excluding them, so markers can inspect results without re-running the pipeline, trading occasional merge conflicts on regenerated images for the reproducibility</w:t>
       </w:r>
       <w:r>
         <w:rPr>
@@ -31813,7 +35811,7 @@
         </w:rPr>
         <w:t xml:space="preserve">. </w:t>
       </w:r>
-      <w:hyperlink r:id="rId42">
+      <w:hyperlink r:id="rId43">
         <w:r>
           <w:rPr>
             <w:rStyle w:val="Hyperlink"/>
@@ -31870,7 +35868,7 @@
         </w:rPr>
         <w:t xml:space="preserve">. ABS. </w:t>
       </w:r>
-      <w:hyperlink r:id="rId43">
+      <w:hyperlink r:id="rId44">
         <w:r>
           <w:rPr>
             <w:rStyle w:val="Hyperlink"/>
@@ -31909,7 +35907,7 @@
         </w:rPr>
         <w:t xml:space="preserve">Australian Institute of Aboriginal and Torres Strait Islander Studies. (2020). AIATSIS Code of Ethics for Aboriginal and Torres Strait Islander Research. AIATSIS. </w:t>
       </w:r>
-      <w:hyperlink r:id="rId44">
+      <w:hyperlink r:id="rId45">
         <w:r>
           <w:rPr>
             <w:rStyle w:val="Hyperlink"/>
@@ -31940,7 +35938,7 @@
         </w:rPr>
         <w:t xml:space="preserve">Carroll, S. R., Garba, I., Figueroa-Rodríguez, O. L., Holbrook, J., Lovett, R., Materechera, S., Parsons, M., Raseroka, K., Rodriguez-Lonebear, D., Rowe, R., Sara, R., Walker, J. D., Anderson, J., &amp; Hudson, M. (2020). The CARE Principles for Indigenous Data Governance. Data Science Journal, 19(1), 1–12. </w:t>
       </w:r>
-      <w:hyperlink r:id="rId45">
+      <w:hyperlink r:id="rId46">
         <w:r>
           <w:rPr>
             <w:rStyle w:val="Hyperlink"/>
@@ -31989,7 +35987,7 @@
         </w:rPr>
         <w:t xml:space="preserve">. Abc.net.au; ABC News. </w:t>
       </w:r>
-      <w:hyperlink r:id="rId46">
+      <w:hyperlink r:id="rId47">
         <w:r>
           <w:rPr>
             <w:rStyle w:val="Hyperlink"/>
@@ -32015,7 +36013,7 @@
         </w:rPr>
         <w:t xml:space="preserve">Northern Territory Government. (2026). NT crime statistics march 2026 - NTG open data portal. </w:t>
       </w:r>
-      <w:hyperlink r:id="rId47" w:history="1">
+      <w:hyperlink r:id="rId48" w:history="1">
         <w:r>
           <w:rPr>
             <w:rStyle w:val="Hyperlink"/>
@@ -32067,7 +36065,7 @@
         </w:rPr>
         <w:t xml:space="preserve">. </w:t>
       </w:r>
-      <w:hyperlink r:id="rId48">
+      <w:hyperlink r:id="rId49">
         <w:r>
           <w:rPr>
             <w:rStyle w:val="Hyperlink"/>
@@ -32091,7 +36089,6 @@
           <w:sz w:val="24"/>
           <w:szCs w:val="24"/>
         </w:rPr>
-        <w:lastRenderedPageBreak/>
         <w:t xml:space="preserve">NTPFES. (2026). </w:t>
       </w:r>
       <w:r>
@@ -32102,7 +36099,7 @@
           <w:sz w:val="24"/>
           <w:szCs w:val="24"/>
         </w:rPr>
-        <w:t xml:space="preserve">Operation ventura | NT police, fire &amp; emergency services</w:t>
+        <w:t>Operation ventura | NT police, fire &amp; emergency services</w:t>
       </w:r>
       <w:r>
         <w:rPr>
@@ -32112,7 +36109,7 @@
         </w:rPr>
         <w:t xml:space="preserve">. NT Police, Fire &amp; Emergency Services. </w:t>
       </w:r>
-      <w:hyperlink r:id="rId49">
+      <w:hyperlink r:id="rId50">
         <w:r>
           <w:rPr>
             <w:rStyle w:val="Hyperlink"/>
@@ -32161,7 +36158,7 @@
         </w:rPr>
         <w:t xml:space="preserve">  </w:t>
       </w:r>
-      <w:hyperlink r:id="rId50">
+      <w:hyperlink r:id="rId51">
         <w:r>
           <w:rPr>
             <w:rStyle w:val="Hyperlink"/>
@@ -32200,6 +36197,7 @@
           <w:szCs w:val="24"/>
           <w:lang w:val="en-US"/>
         </w:rPr>
+        <w:lastRenderedPageBreak/>
         <w:t xml:space="preserve">Baird, A., While, D., Flynn, S., Ibrahim, S., Kapur, N., Appleby, L., &amp; Shaw, J. (2019). Do homicide rates increase during weekends and national holidays? </w:t>
       </w:r>
       <w:r>
@@ -32481,7 +36479,7 @@
           <w:szCs w:val="24"/>
           <w:lang w:val="en-US"/>
         </w:rPr>
-        <w:t xml:space="preserve">Pess+ pelss 2022; power and energy student summit</w:t>
+        <w:t>Pess+ pelss 2022; power and energy student summit</w:t>
       </w:r>
       <w:r>
         <w:rPr>
@@ -33032,7 +37030,7 @@
                     <pic:cNvPicPr/>
                   </pic:nvPicPr>
                   <pic:blipFill>
-                    <a:blip r:embed="rId51"/>
+                    <a:blip r:embed="rId52"/>
                     <a:stretch>
                       <a:fillRect/>
                     </a:stretch>
@@ -33117,7 +37115,11 @@
       </w:pPr>
       <w:r>
         <w:fldChar w:fldCharType="begin"/>
+      </w:r>
+      <w:r>
         <w:instrText>HYPERLINK "https://github.com/HendrickDang/PRT661-DATA-SCIENCE-PRACTICE/commits?author=EmmaTran56"</w:instrText>
+      </w:r>
+      <w:r>
         <w:fldChar w:fldCharType="separate"/>
       </w:r>
       <w:r>
@@ -33163,7 +37165,22 @@
           <w:lang w:val="en-AU"/>
         </w:rPr>
         <w:fldChar w:fldCharType="begin"/>
+      </w:r>
+      <w:r>
+        <w:rPr>
+          <w:lang w:val="en-AU"/>
+        </w:rPr>
         <w:instrText>HYPERLINK "https://github.com/HendrickDang/PRT661-DATA-SCIENCE-PRACTICE/commits/main/eda_plots"</w:instrText>
+      </w:r>
+      <w:r>
+        <w:rPr>
+          <w:lang w:val="en-AU"/>
+        </w:rPr>
+      </w:r>
+      <w:r>
+        <w:rPr>
+          <w:lang w:val="en-AU"/>
+        </w:rPr>
         <w:fldChar w:fldCharType="separate"/>
       </w:r>
       <w:r>
@@ -33208,7 +37225,7 @@
         </w:rPr>
         <w:t>Documentation:</w:t>
       </w:r>
-      <w:hyperlink r:id="rId52" w:history="1">
+      <w:hyperlink r:id="rId53" w:history="1">
         <w:r>
           <w:rPr>
             <w:rStyle w:val="Hyperlink"/>
@@ -33254,7 +37271,7 @@
         </w:rPr>
         <w:t>Code:</w:t>
       </w:r>
-      <w:hyperlink r:id="rId53" w:history="1">
+      <w:hyperlink r:id="rId54" w:history="1">
         <w:r>
           <w:rPr>
             <w:rStyle w:val="Hyperlink"/>
@@ -33330,6 +37347,14 @@
           <w:lang w:val="en-AU"/>
         </w:rPr>
         <w:t>This project highlighted how much of real-world data science happens before any modelling begins. Decisions of how to handle a missing month, which geographic boundary to use, how to encode a categorical flag had direct consequences on downstream model validity. Working across both a technical role and team coordination responsibilities also developed my ability to balance execution with communication: keeping work on track through Jira, reviewing others' outputs critically, and ensuring the team's collective work met the standard the assessment required. These are skills I expect to rely on throughout my professional practice.</w:t>
+      </w:r>
+      <w:r>
+        <w:rPr>
+          <w:rFonts w:ascii="Times New Roman" w:eastAsia="Times New Roman" w:hAnsi="Times New Roman"/>
+          <w:sz w:val="24"/>
+          <w:szCs w:val="24"/>
+          <w:lang w:val="en-AU"/>
+        </w:rPr>
         <w:br w:type="page"/>
       </w:r>
     </w:p>
@@ -33488,7 +37513,7 @@
                     <pic:cNvPicPr/>
                   </pic:nvPicPr>
                   <pic:blipFill>
-                    <a:blip r:embed="rId54"/>
+                    <a:blip r:embed="rId55"/>
                     <a:stretch>
                       <a:fillRect/>
                     </a:stretch>
@@ -33561,7 +37586,7 @@
           <w:szCs w:val="24"/>
           <w:lang w:val="en-AU"/>
         </w:rPr>
-        <w:t xml:space="preserve">Since Assessment 1, I was responsible for the Ingest and Data Store stage, and for verifying that the pipeline the team built actually runs correctly end-to-end. This included implementing ingest.py to load and validate the six raw datasets with filename fuzzy-matching and manifest-based provenance tracking, compiling the project's missing dependency list after finding the pipeline would not run in a clean environment, and identifying and removing a Windows-specific Unicode crash and a duplicated function definition left over from a merge. I also corrected two silent code-quality defects - a statistically biased VIF calculation and an unsafe eval() call - before re-running the full pipeline to confirm it completes without errors ahead of the technical write-up.</w:t>
+        <w:t>Since Assessment 1, I was responsible for the Ingest and Data Store stage, and for verifying that the pipeline the team built actually runs correctly end-to-end. This included implementing ingest.py to load and validate the six raw datasets with filename fuzzy-matching and manifest-based provenance tracking, compiling the project's missing dependency list after finding the pipeline would not run in a clean environment, and identifying and removing a Windows-specific Unicode crash and a duplicated function definition left over from a merge. I also corrected two silent code-quality defects - a statistically biased VIF calculation and an unsafe eval() call - before re-running the full pipeline to confirm it completes without errors ahead of the technical write-up.</w:t>
       </w:r>
     </w:p>
     <w:p>
@@ -33586,7 +37611,7 @@
         </w:rPr>
         <w:t>Github:</w:t>
       </w:r>
-      <w:hyperlink r:id="rId55" w:history="1">
+      <w:hyperlink r:id="rId56" w:history="1">
         <w:r>
           <w:rPr>
             <w:rStyle w:val="Hyperlink"/>
@@ -33619,7 +37644,7 @@
         </w:rPr>
         <w:t>Documentation:</w:t>
       </w:r>
-      <w:hyperlink r:id="rId56" w:history="1">
+      <w:hyperlink r:id="rId57" w:history="1">
         <w:r>
           <w:rPr>
             <w:rStyle w:val="Hyperlink"/>
@@ -33694,7 +37719,7 @@
           <w:szCs w:val="24"/>
           <w:lang w:val="en-AU"/>
         </w:rPr>
-        <w:t xml:space="preserve">Owning the ingest stage taught me that "does it run?" must be checked deliberately, not assumed. Defects like missing dependencies, a Windows-only Unicode crash, and a duplicated function definition were invisible on individual machines but would have surfaced during the demonstration or on the marker's machine - catching them early freed up time for modelling and reporting. It also showed me that verification means checking correctness, not just absence of errors: the VIF calculation and an unsafe eval() call ran without crashing, yet one was statistically biased and the other insecure.</w:t>
+        <w:t>Owning the ingest stage taught me that "does it run?" must be checked deliberately, not assumed. Defects like missing dependencies, a Windows-only Unicode crash, and a duplicated function definition were invisible on individual machines but would have surfaced during the demonstration or on the marker's machine - catching them early freed up time for modelling and reporting. It also showed me that verification means checking correctness, not just absence of errors: the VIF calculation and an unsafe eval() call ran without crashing, yet one was statistically biased and the other insecure.</w:t>
       </w:r>
     </w:p>
     <w:p>
@@ -33853,7 +37878,7 @@
                     </pic:cNvPicPr>
                   </pic:nvPicPr>
                   <pic:blipFill>
-                    <a:blip r:embed="rId57">
+                    <a:blip r:embed="rId58">
                       <a:extLst>
                         <a:ext uri="{28A0092B-C50C-407E-A947-70E740481C1C}">
                           <a14:useLocalDpi xmlns:a14="http://schemas.microsoft.com/office/drawing/2010/main" val="0"/>
@@ -33938,7 +37963,7 @@
           <w:szCs w:val="24"/>
           <w:lang w:val="en-AU"/>
         </w:rPr>
-        <w:t xml:space="preserve">Since Assessment 1 I covered the analytics and evaluation stage, addressing the modelling feedback. I built evaluation.py, a standalone module providing naive baselines, leakage-free feature selection, rolling-origin backtesting at four horizons, prediction intervals and structural-break indicators. It exposed two leakage sources I then fixed: variant selection on the test set, and scaling fitted before the CV split. Seasonal naive and 12-month moving average benchmarks produced Table 13 (Section 4.6). I also defined the forecast specification, drift thresholds and retraining rules, and wrote the Forecast Evaluation and Benchmarking subsection (Section 4.6).</w:t>
+        <w:t>Since Assessment 1 I covered the analytics and evaluation stage, addressing the modelling feedback. I built evaluation.py, a standalone module providing naive baselines, leakage-free feature selection, rolling-origin backtesting at four horizons, prediction intervals and structural-break indicators. It exposed two leakage sources I then fixed: variant selection on the test set, and scaling fitted before the CV split. Seasonal naive and 12-month moving average benchmarks produced Table 13 (Section 4.6). I also defined the forecast specification, drift thresholds and retraining rules, and wrote the Forecast Evaluation and Benchmarking subsection (Section 4.6).</w:t>
       </w:r>
     </w:p>
     <w:p>
@@ -33949,7 +37974,7 @@
       <w:r>
         <w:t>Github:</w:t>
       </w:r>
-      <w:hyperlink r:id="rId58" w:history="1">
+      <w:hyperlink r:id="rId59" w:history="1">
         <w:r>
           <w:rPr>
             <w:rStyle w:val="Hyperlink"/>
@@ -33984,7 +38009,7 @@
         </w:rPr>
         <w:t>Documentation:</w:t>
       </w:r>
-      <w:hyperlink r:id="rId59" w:history="1">
+      <w:hyperlink r:id="rId60" w:history="1">
         <w:r>
           <w:rPr>
             <w:rStyle w:val="Hyperlink"/>
@@ -34029,7 +38054,7 @@
         </w:rPr>
         <w:t>Evaluation:</w:t>
       </w:r>
-      <w:hyperlink r:id="rId60" w:history="1">
+      <w:hyperlink r:id="rId61" w:history="1">
         <w:r>
           <w:rPr>
             <w:rStyle w:val="Hyperlink"/>
@@ -34074,7 +38099,7 @@
         </w:rPr>
         <w:t>Backtest:</w:t>
       </w:r>
-      <w:hyperlink r:id="rId61" w:history="1">
+      <w:hyperlink r:id="rId62" w:history="1">
         <w:r>
           <w:rPr>
             <w:rStyle w:val="Hyperlink"/>
@@ -34136,6 +38161,13 @@
           <w:szCs w:val="24"/>
         </w:rPr>
         <w:t>A model comparison only means something against a benchmark. Assessment 1 compared regression models against each other; once a 12-month moving average was added, it beat every model at every horizon. Reporting that was less comfortable than reporting a win, but more defensible. The second lesson was leakage: both cases I found produced plausible output, which is why they were easy to miss.</w:t>
+      </w:r>
+      <w:r>
+        <w:rPr>
+          <w:rFonts w:ascii="Times New Roman" w:hAnsi="Times New Roman"/>
+          <w:sz w:val="24"/>
+          <w:szCs w:val="24"/>
+        </w:rPr>
         <w:br w:type="page"/>
       </w:r>
     </w:p>
@@ -34298,7 +38330,7 @@
                     <pic:cNvPicPr/>
                   </pic:nvPicPr>
                   <pic:blipFill>
-                    <a:blip r:embed="rId62"/>
+                    <a:blip r:embed="rId63"/>
                     <a:stretch>
                       <a:fillRect/>
                     </a:stretch>
@@ -34398,42 +38430,6 @@
         </w:rPr>
         <w:t xml:space="preserve">GitHub commits: </w:t>
       </w:r>
-      <w:hyperlink r:id="rId63" w:history="1">
-        <w:r>
-          <w:rPr>
-            <w:rStyle w:val="Hyperlink"/>
-            <w:rFonts w:ascii="Times New Roman" w:eastAsia="Times New Roman" w:hAnsi="Times New Roman"/>
-            <w:sz w:val="24"/>
-            <w:szCs w:val="24"/>
-            <w:lang w:val="en-AU"/>
-          </w:rPr>
-          <w:t xml:space="preserve">Commits · HendrickDang/PRT661-DATA-SCIENCE-PRACTICE</w:t>
-        </w:r>
-      </w:hyperlink>
-    </w:p>
-    <w:p>
-      <w:pPr>
-        <w:pStyle w:val="ListParagraph"/>
-        <w:spacing w:after="0" w:line="276" w:lineRule="auto"/>
-        <w:ind w:left="0"/>
-        <w:contextualSpacing w:val="0"/>
-        <w:jc w:val="both"/>
-        <w:rPr>
-          <w:rFonts w:ascii="Times New Roman" w:eastAsia="Times New Roman" w:hAnsi="Times New Roman"/>
-          <w:sz w:val="24"/>
-          <w:szCs w:val="24"/>
-          <w:lang w:val="en-AU"/>
-        </w:rPr>
-      </w:pPr>
-      <w:r>
-        <w:rPr>
-          <w:rFonts w:ascii="Times New Roman" w:eastAsia="Times New Roman" w:hAnsi="Times New Roman"/>
-          <w:sz w:val="24"/>
-          <w:szCs w:val="24"/>
-          <w:lang w:val="en-AU"/>
-        </w:rPr>
-        <w:t xml:space="preserve">Documentation: </w:t>
-      </w:r>
       <w:hyperlink r:id="rId64" w:history="1">
         <w:r>
           <w:rPr>
@@ -34443,7 +38439,43 @@
             <w:szCs w:val="24"/>
             <w:lang w:val="en-AU"/>
           </w:rPr>
-          <w:t xml:space="preserve">PRT661-DATA-SCIENCE-PRACTICE/documents at main · HendrickDang/PRT661-DATA-SCIENCE-PRACTICE</w:t>
+          <w:t>Commits · HendrickDang/PRT661-DATA-SCIENCE-PRACTICE</w:t>
+        </w:r>
+      </w:hyperlink>
+    </w:p>
+    <w:p>
+      <w:pPr>
+        <w:pStyle w:val="ListParagraph"/>
+        <w:spacing w:after="0" w:line="276" w:lineRule="auto"/>
+        <w:ind w:left="0"/>
+        <w:contextualSpacing w:val="0"/>
+        <w:jc w:val="both"/>
+        <w:rPr>
+          <w:rFonts w:ascii="Times New Roman" w:eastAsia="Times New Roman" w:hAnsi="Times New Roman"/>
+          <w:sz w:val="24"/>
+          <w:szCs w:val="24"/>
+          <w:lang w:val="en-AU"/>
+        </w:rPr>
+      </w:pPr>
+      <w:r>
+        <w:rPr>
+          <w:rFonts w:ascii="Times New Roman" w:eastAsia="Times New Roman" w:hAnsi="Times New Roman"/>
+          <w:sz w:val="24"/>
+          <w:szCs w:val="24"/>
+          <w:lang w:val="en-AU"/>
+        </w:rPr>
+        <w:t xml:space="preserve">Documentation: </w:t>
+      </w:r>
+      <w:hyperlink r:id="rId65" w:history="1">
+        <w:r>
+          <w:rPr>
+            <w:rStyle w:val="Hyperlink"/>
+            <w:rFonts w:ascii="Times New Roman" w:eastAsia="Times New Roman" w:hAnsi="Times New Roman"/>
+            <w:sz w:val="24"/>
+            <w:szCs w:val="24"/>
+            <w:lang w:val="en-AU"/>
+          </w:rPr>
+          <w:t>PRT661-DATA-SCIENCE-PRACTICE/documents at main · HendrickDang/PRT661-DATA-SCIENCE-PRACTICE</w:t>
         </w:r>
       </w:hyperlink>
     </w:p>
@@ -34493,22 +38525,47 @@
           <w:lang w:val="en-AU"/>
         </w:rPr>
         <w:t>Throughout this assessment, I focused mainly on the technical components of the project, which strengthened my analytical, research, and problem</w:t>
+      </w:r>
+      <w:r>
+        <w:rPr>
+          <w:lang w:val="en-AU"/>
+        </w:rPr>
         <w:noBreakHyphen/>
         <w:t>solving skills. Working with different machine learning models improved my understanding of model selection, evaluation, and optimisation, giving me practical experience applying theory to a real</w:t>
+      </w:r>
+      <w:r>
+        <w:rPr>
+          <w:lang w:val="en-AU"/>
+        </w:rPr>
         <w:noBreakHyphen/>
         <w:t>world problem. Conducting research to support our findings also exposed me to important concepts and current developments in machine learning. This broadened my technical knowledge and deepened my appreciation for the academic foundations that guide data science and predictive analytics. A major lesson from the project was the importance of collaboration and communication. Regular discussions with teammates and tutors helped me understand how professional IT projects are coordinated. Sharing updates, seeking feedback, and resolving issues highlighted the value of teamwork, stakeholder engagement, and clear communication. Overall, the project strengthened both my technical capabilities and professional skills. It reinforced the importance of data quality, evidence</w:t>
+      </w:r>
+      <w:r>
+        <w:rPr>
+          <w:lang w:val="en-AU"/>
+        </w:rPr>
         <w:noBreakHyphen/>
         <w:t>based decision</w:t>
+      </w:r>
+      <w:r>
+        <w:rPr>
+          <w:lang w:val="en-AU"/>
+        </w:rPr>
         <w:noBreakHyphen/>
         <w:t>making, continuous learning, and effective collaboration when developing reliable and impactful data</w:t>
+      </w:r>
+      <w:r>
+        <w:rPr>
+          <w:lang w:val="en-AU"/>
+        </w:rPr>
         <w:noBreakHyphen/>
         <w:t>driven solutions.</w:t>
       </w:r>
       <w:bookmarkEnd w:id="0"/>
     </w:p>
     <w:sectPr>
-      <w:headerReference w:type="default" r:id="rId65"/>
-      <w:footerReference w:type="default" r:id="rId66"/>
+      <w:headerReference w:type="default" r:id="rId66"/>
+      <w:footerReference w:type="default" r:id="rId67"/>
       <w:pgSz w:w="11906" w:h="16838" w:code="9"/>
       <w:pgMar w:top="1440" w:right="1440" w:bottom="1440" w:left="1440" w:header="709" w:footer="709" w:gutter="0"/>
       <w:pgNumType w:start="0"/>
@@ -37666,6 +41723,7 @@
   <w:style w:type="character" w:default="1" w:styleId="DefaultParagraphFont">
     <w:name w:val="Default Paragraph Font"/>
     <w:uiPriority w:val="1"/>
+    <w:semiHidden/>
     <w:unhideWhenUsed/>
   </w:style>
   <w:style w:type="table" w:default="1" w:styleId="TableNormal">
@@ -38450,10 +42508,6 @@
 </file>
 
 <file path=customXml/item1.xml><?xml version="1.0" encoding="utf-8"?>
-<b:Sources xmlns:b="http://schemas.openxmlformats.org/officeDocument/2006/bibliography" xmlns="http://schemas.openxmlformats.org/officeDocument/2006/bibliography" SelectedStyle="\APASixthEditionOfficeOnline.xsl" StyleName="APA" Version="6"/>
-</file>
-
-<file path=customXml/item2.xml><?xml version="1.0" encoding="utf-8"?>
 <?mso-contentType ?>
 <FormTemplates xmlns="http://schemas.microsoft.com/sharepoint/v3/contenttype/forms">
   <Display>DocumentLibraryForm</Display>
@@ -38462,7 +42516,7 @@
 </FormTemplates>
 </file>
 
-<file path=customXml/item3.xml><?xml version="1.0" encoding="utf-8"?>
+<file path=customXml/item2.xml><?xml version="1.0" encoding="utf-8"?>
 <ct:contentTypeSchema xmlns:ct="http://schemas.microsoft.com/office/2006/metadata/contentType" xmlns:ma="http://schemas.microsoft.com/office/2006/metadata/properties/metaAttributes" ct:_="" ma:_="" ma:contentTypeName="Document" ma:contentTypeID="0x010100922A3CA1EE6E4B44833A16005451862E" ma:contentTypeVersion="3" ma:contentTypeDescription="Create a new document." ma:contentTypeScope="" ma:versionID="b712dade4bf8bf57d4a0cdac4d020ae4">
   <xsd:schema xmlns:xsd="http://www.w3.org/2001/XMLSchema" xmlns:xs="http://www.w3.org/2001/XMLSchema" xmlns:p="http://schemas.microsoft.com/office/2006/metadata/properties" xmlns:ns2="92f6da62-8f25-40d3-824c-47c5f6f94bd6" targetNamespace="http://schemas.microsoft.com/office/2006/metadata/properties" ma:root="true" ma:fieldsID="f6f8642a0533a95cbf7fc7bbc8c1e153" ns2:_="">
     <xsd:import namespace="92f6da62-8f25-40d3-824c-47c5f6f94bd6"/>
@@ -38600,6 +42654,10 @@
 </ct:contentTypeSchema>
 </file>
 
+<file path=customXml/item3.xml><?xml version="1.0" encoding="utf-8"?>
+<b:Sources xmlns:b="http://schemas.openxmlformats.org/officeDocument/2006/bibliography" xmlns="http://schemas.openxmlformats.org/officeDocument/2006/bibliography" SelectedStyle="\APASixthEditionOfficeOnline.xsl" StyleName="APA" Version="6"/>
+</file>
+
 <file path=customXml/item4.xml><?xml version="1.0" encoding="utf-8"?>
 <p:properties xmlns:p="http://schemas.microsoft.com/office/2006/metadata/properties" xmlns:xsi="http://www.w3.org/2001/XMLSchema-instance" xmlns:pc="http://schemas.microsoft.com/office/infopath/2007/PartnerControls">
   <documentManagement/>
@@ -38607,14 +42665,6 @@
 </file>
 
 <file path=customXml/itemProps1.xml><?xml version="1.0" encoding="utf-8"?>
-<ds:datastoreItem xmlns:ds="http://schemas.openxmlformats.org/officeDocument/2006/customXml" ds:itemID="{E3DA75CE-018A-4AF1-8B5C-BF0FBFE76924}">
-  <ds:schemaRefs>
-    <ds:schemaRef ds:uri="http://schemas.openxmlformats.org/officeDocument/2006/bibliography"/>
-  </ds:schemaRefs>
-</ds:datastoreItem>
-</file>
-
-<file path=customXml/itemProps2.xml><?xml version="1.0" encoding="utf-8"?>
 <ds:datastoreItem xmlns:ds="http://schemas.openxmlformats.org/officeDocument/2006/customXml" ds:itemID="{82A9BB68-56B4-4822-B6B7-DB471576EB1F}">
   <ds:schemaRefs>
     <ds:schemaRef ds:uri="http://schemas.microsoft.com/sharepoint/v3/contenttype/forms"/>
@@ -38622,7 +42672,7 @@
 </ds:datastoreItem>
 </file>
 
-<file path=customXml/itemProps3.xml><?xml version="1.0" encoding="utf-8"?>
+<file path=customXml/itemProps2.xml><?xml version="1.0" encoding="utf-8"?>
 <ds:datastoreItem xmlns:ds="http://schemas.openxmlformats.org/officeDocument/2006/customXml" ds:itemID="{69960CE0-24F5-4ADF-A12F-FE193FFA9C43}">
   <ds:schemaRefs>
     <ds:schemaRef ds:uri="http://schemas.microsoft.com/office/2006/metadata/contentType"/>
@@ -38640,6 +42690,14 @@
 </ds:datastoreItem>
 </file>
 
+<file path=customXml/itemProps3.xml><?xml version="1.0" encoding="utf-8"?>
+<ds:datastoreItem xmlns:ds="http://schemas.openxmlformats.org/officeDocument/2006/customXml" ds:itemID="{E3DA75CE-018A-4AF1-8B5C-BF0FBFE76924}">
+  <ds:schemaRefs>
+    <ds:schemaRef ds:uri="http://schemas.openxmlformats.org/officeDocument/2006/bibliography"/>
+  </ds:schemaRefs>
+</ds:datastoreItem>
+</file>
+
 <file path=customXml/itemProps4.xml><?xml version="1.0" encoding="utf-8"?>
 <ds:datastoreItem xmlns:ds="http://schemas.openxmlformats.org/officeDocument/2006/customXml" ds:itemID="{B2E31085-3E06-4A9F-9730-20A04C85DF24}">
   <ds:schemaRefs>

--- a/documents/Assignment 2.docx
+++ b/documents/Assignment 2.docx
@@ -14398,150 +14398,22 @@
           <w:szCs w:val="24"/>
           <w:lang w:eastAsia="en-US"/>
         </w:rPr>
-        <w:t>The system is designed to help PFES plan staff and resources, not to predict whether an individual will commit a crime or to target specific addresses or communities.</w:t>
+        <w:t>The system is designed to help PFES plan staff and resources. It is not designed to predict whether an individual will commit a crime or to target specific addresses or communities.</w:t>
       </w:r>
     </w:p>
     <w:p>
       <w:pPr>
         <w:spacing w:before="100" w:beforeAutospacing="1" w:after="100" w:afterAutospacing="1"/>
+      </w:pPr>
+      <w:r>
         <w:rPr>
           <w:rFonts w:ascii="Times New Roman" w:eastAsia="Times New Roman" w:hAnsi="Times New Roman"/>
           <w:sz w:val="24"/>
           <w:szCs w:val="24"/>
           <w:lang w:eastAsia="en-US"/>
         </w:rPr>
-      </w:pPr>
-      <w:r>
-        <w:rPr>
-          <w:rFonts w:ascii="Times New Roman" w:eastAsia="Times New Roman" w:hAnsi="Times New Roman"/>
-          <w:sz w:val="24"/>
-          <w:szCs w:val="24"/>
-          <w:lang w:eastAsia="en-US"/>
-        </w:rPr>
-        <w:t>To guard against over-policing and unfair regional targeting, the following design constraints are planned for the dashboard stage:</w:t>
-      </w:r>
-    </w:p>
-    <w:p>
-      <w:pPr>
-        <w:numPr>
-          <w:ilvl w:val="0"/>
-          <w:numId w:val="19"/>
-        </w:numPr>
-        <w:spacing w:before="100" w:beforeAutospacing="1" w:after="100" w:afterAutospacing="1"/>
-        <w:rPr>
-          <w:rFonts w:ascii="Times New Roman" w:eastAsia="Times New Roman" w:hAnsi="Times New Roman"/>
-          <w:sz w:val="24"/>
-          <w:szCs w:val="24"/>
-          <w:lang w:eastAsia="en-US"/>
-        </w:rPr>
-      </w:pPr>
-      <w:r>
-        <w:rPr>
-          <w:rFonts w:ascii="Times New Roman" w:eastAsia="Times New Roman" w:hAnsi="Times New Roman"/>
-          <w:sz w:val="24"/>
-          <w:szCs w:val="24"/>
-          <w:lang w:eastAsia="en-US"/>
-        </w:rPr>
-        <w:t>Forecasts at region-and-month level only — no suburb, address, or community-level predictions.</w:t>
-      </w:r>
-    </w:p>
-    <w:p>
-      <w:pPr>
-        <w:numPr>
-          <w:ilvl w:val="0"/>
-          <w:numId w:val="19"/>
-        </w:numPr>
-        <w:spacing w:before="100" w:beforeAutospacing="1" w:after="100" w:afterAutospacing="1"/>
-        <w:rPr>
-          <w:rFonts w:ascii="Times New Roman" w:eastAsia="Times New Roman" w:hAnsi="Times New Roman"/>
-          <w:sz w:val="24"/>
-          <w:szCs w:val="24"/>
-          <w:lang w:eastAsia="en-US"/>
-        </w:rPr>
-      </w:pPr>
-      <w:r>
-        <w:rPr>
-          <w:rFonts w:ascii="Times New Roman" w:eastAsia="Times New Roman" w:hAnsi="Times New Roman"/>
-          <w:sz w:val="24"/>
-          <w:szCs w:val="24"/>
-          <w:lang w:eastAsia="en-US"/>
-        </w:rPr>
-        <w:t>Every forecast displayed alongside an uncertainty range, so outputs read as probabilistic planning signals rather than guaranteed outcomes.</w:t>
-      </w:r>
-    </w:p>
-    <w:p>
-      <w:pPr>
-        <w:numPr>
-          <w:ilvl w:val="0"/>
-          <w:numId w:val="19"/>
-        </w:numPr>
-        <w:spacing w:before="100" w:beforeAutospacing="1" w:after="100" w:afterAutospacing="1"/>
-        <w:rPr>
-          <w:rFonts w:ascii="Times New Roman" w:eastAsia="Times New Roman" w:hAnsi="Times New Roman"/>
-          <w:sz w:val="24"/>
-          <w:szCs w:val="24"/>
-          <w:lang w:eastAsia="en-US"/>
-        </w:rPr>
-      </w:pPr>
-      <w:r>
-        <w:rPr>
-          <w:rFonts w:ascii="Times New Roman" w:eastAsia="Times New Roman" w:hAnsi="Times New Roman"/>
-          <w:sz w:val="24"/>
-          <w:szCs w:val="24"/>
-          <w:lang w:eastAsia="en-US"/>
-        </w:rPr>
-        <w:t>Assault counts below a suppression threshold masked to prevent identification of individuals in low-population areas.</w:t>
-      </w:r>
-    </w:p>
-    <w:p>
-      <w:pPr>
-        <w:numPr>
-          <w:ilvl w:val="0"/>
-          <w:numId w:val="19"/>
-        </w:numPr>
-        <w:spacing w:before="100" w:beforeAutospacing="1" w:after="100" w:afterAutospacing="1"/>
-        <w:rPr>
-          <w:rFonts w:ascii="Times New Roman" w:eastAsia="Times New Roman" w:hAnsi="Times New Roman"/>
-          <w:sz w:val="24"/>
-          <w:szCs w:val="24"/>
-          <w:lang w:eastAsia="en-US"/>
-        </w:rPr>
-      </w:pPr>
-      <w:r>
-        <w:rPr>
-          <w:rFonts w:ascii="Times New Roman" w:eastAsia="Times New Roman" w:hAnsi="Times New Roman"/>
-          <w:sz w:val="24"/>
-          <w:szCs w:val="24"/>
-          <w:lang w:eastAsia="en-US"/>
-        </w:rPr>
-        <w:t>No automated patrol recommendations — any operational response remains the judgment of PFES commanders, weighing forecasts alongside other intelligence.</w:t>
-      </w:r>
-    </w:p>
-    <w:p>
-      <w:pPr>
-        <w:spacing w:before="100" w:beforeAutospacing="1" w:after="100" w:afterAutospacing="1"/>
-        <w:rPr>
-          <w:rFonts w:ascii="Times New Roman" w:eastAsia="Times New Roman" w:hAnsi="Times New Roman"/>
-          <w:sz w:val="24"/>
-          <w:szCs w:val="24"/>
-          <w:lang w:eastAsia="en-US"/>
-        </w:rPr>
-      </w:pPr>
-      <w:r>
-        <w:rPr>
-          <w:rFonts w:ascii="Times New Roman" w:eastAsia="Times New Roman" w:hAnsi="Times New Roman"/>
-          <w:sz w:val="24"/>
-          <w:szCs w:val="24"/>
-          <w:lang w:eastAsia="en-US"/>
-        </w:rPr>
-        <w:t>These constraints will be enforced in code at the dashboard layer, rather than left to individual interpretation at the point of use, once that stage begins.</w:t>
-      </w:r>
-    </w:p>
-    <w:p>
-      <w:pPr>
-        <w:spacing w:before="120" w:after="160"/>
-        <w:jc w:val="both"/>
-      </w:pPr>
+        <w:t>Forecasts may not always be correct, so the dashboard will show uncertainty and explain the limitations of the data and model. This helps users avoid treating the predictions as exact results.</w:t>
+      </w:r>
     </w:p>
     <w:p>
       <w:pPr>
@@ -14647,7 +14519,7 @@
             <w:sz w:val="24"/>
             <w:szCs w:val="24"/>
           </w:rPr>
-          <w:t>https://hendrickdang.atlassian.net/jira/software/projects/SCRUM/boards/1/timeline?rangeMode=WEEKS</w:t>
+          <w:t>https://hendrickdang.atlassian.net/jira/software/projects/SCRUM/boards/1</w:t>
         </w:r>
       </w:hyperlink>
       <w:r>
@@ -16048,7 +15920,7 @@
                 <w:sz w:val="24"/>
                 <w:szCs w:val="24"/>
               </w:rPr>
-              <w:t>Analytics and Machine Learning stage: Forecast evaluation and benchmarking, defined the forecast task specification, validation design and leakage controls; built evaluation.py adding naive baselines, rolling-origin backtesting at four horizons and empirical prediction intervals; specified drift thresholds and retraining rules.</w:t>
+              <w:t>Analytics and Machine Learning: forecast task specification, validation design and leakage controls; built evaluation.py with naive baselines, rolling-origin backtesting and prediction intervals; set drift thresholds and retraining rules.</w:t>
             </w:r>
           </w:p>
         </w:tc>
@@ -16129,16 +16001,17 @@
       <w:tblPr>
         <w:tblStyle w:val="TableGrid"/>
         <w:tblW w:w="0" w:type="auto"/>
+        <w:tblLayout w:type="fixed"/>
         <w:tblLook w:val="04A0" w:firstRow="1" w:lastRow="0" w:firstColumn="1" w:lastColumn="0" w:noHBand="0" w:noVBand="1"/>
       </w:tblPr>
       <w:tblGrid>
-        <w:gridCol w:w="1071"/>
-        <w:gridCol w:w="7945"/>
+        <w:gridCol w:w="1413"/>
+        <w:gridCol w:w="7603"/>
       </w:tblGrid>
       <w:tr>
         <w:tc>
           <w:tcPr>
-            <w:tcW w:w="1150" w:type="dxa"/>
+            <w:tcW w:w="1413" w:type="dxa"/>
           </w:tcPr>
           <w:p>
             <w:pPr>
@@ -16165,7 +16038,7 @@
         </w:tc>
         <w:tc>
           <w:tcPr>
-            <w:tcW w:w="7866" w:type="dxa"/>
+            <w:tcW w:w="7603" w:type="dxa"/>
           </w:tcPr>
           <w:p>
             <w:pPr>
@@ -16194,7 +16067,7 @@
       <w:tr>
         <w:tc>
           <w:tcPr>
-            <w:tcW w:w="1150" w:type="dxa"/>
+            <w:tcW w:w="1413" w:type="dxa"/>
           </w:tcPr>
           <w:p>
             <w:pPr>
@@ -16221,7 +16094,7 @@
         </w:tc>
         <w:tc>
           <w:tcPr>
-            <w:tcW w:w="7866" w:type="dxa"/>
+            <w:tcW w:w="7603" w:type="dxa"/>
           </w:tcPr>
           <w:p>
             <w:pPr>
@@ -16251,7 +16124,7 @@
       <w:tr>
         <w:tc>
           <w:tcPr>
-            <w:tcW w:w="1150" w:type="dxa"/>
+            <w:tcW w:w="1413" w:type="dxa"/>
           </w:tcPr>
           <w:p>
             <w:pPr>
@@ -16278,7 +16151,7 @@
         </w:tc>
         <w:tc>
           <w:tcPr>
-            <w:tcW w:w="7866" w:type="dxa"/>
+            <w:tcW w:w="7603" w:type="dxa"/>
           </w:tcPr>
           <w:p>
             <w:pPr>
@@ -16308,7 +16181,7 @@
       <w:tr>
         <w:tc>
           <w:tcPr>
-            <w:tcW w:w="1150" w:type="dxa"/>
+            <w:tcW w:w="1413" w:type="dxa"/>
           </w:tcPr>
           <w:p>
             <w:pPr>
@@ -16347,7 +16220,7 @@
         </w:tc>
         <w:tc>
           <w:tcPr>
-            <w:tcW w:w="7866" w:type="dxa"/>
+            <w:tcW w:w="7603" w:type="dxa"/>
           </w:tcPr>
           <w:p>
             <w:pPr>
@@ -16376,7 +16249,7 @@
       <w:tr>
         <w:tc>
           <w:tcPr>
-            <w:tcW w:w="1150" w:type="dxa"/>
+            <w:tcW w:w="1413" w:type="dxa"/>
           </w:tcPr>
           <w:p>
             <w:pPr>
@@ -16415,7 +16288,7 @@
         </w:tc>
         <w:tc>
           <w:tcPr>
-            <w:tcW w:w="7866" w:type="dxa"/>
+            <w:tcW w:w="7603" w:type="dxa"/>
           </w:tcPr>
           <w:p>
             <w:pPr>
@@ -16453,7 +16326,7 @@
       <w:tr>
         <w:tc>
           <w:tcPr>
-            <w:tcW w:w="1150" w:type="dxa"/>
+            <w:tcW w:w="1413" w:type="dxa"/>
           </w:tcPr>
           <w:p>
             <w:pPr>
@@ -16474,14 +16347,13 @@
                 <w:sz w:val="24"/>
                 <w:szCs w:val="24"/>
               </w:rPr>
-              <w:lastRenderedPageBreak/>
               <w:t>Ingest and processing code</w:t>
             </w:r>
           </w:p>
         </w:tc>
         <w:tc>
           <w:tcPr>
-            <w:tcW w:w="7866" w:type="dxa"/>
+            <w:tcW w:w="7603" w:type="dxa"/>
           </w:tcPr>
           <w:p>
             <w:pPr>
@@ -22364,31 +22236,31 @@
         <w:rPr>
           <w:lang w:val="en-AU"/>
         </w:rPr>
-        <w:t>Four feature variants were compared using a baseline Linear Regression model, trained on 2015</w:t>
+        <w:t xml:space="preserve">Four feature variants were compared using a baseline Linear Regression model with TimeSeriesSplit cross-validation over the training period (2015-2022, 504 rows after lag warm-up), leaving the 2023-2025 test period untouched. Each feature combination was standardised inside the cross-validation folds and trained under identical conditions, allowing a controlled comparison of predictive performance. RMSE was used as the primary selection criterion, supported by MAE, due to its sensitivity to larger errors and its suitability for the log-transformed assault-rate target.</w:t>
       </w:r>
       <w:r>
         <w:rPr>
           <w:lang w:val="vi-VN"/>
         </w:rPr>
-        <w:t>-</w:t>
+        <w:t xml:space="preserve"/>
       </w:r>
       <w:r>
         <w:rPr>
           <w:lang w:val="en-AU"/>
         </w:rPr>
-        <w:t>2022 (504 rows) and tested on 2023</w:t>
+        <w:t xml:space="preserve"/>
       </w:r>
       <w:r>
         <w:rPr>
           <w:lang w:val="vi-VN"/>
         </w:rPr>
-        <w:t>-</w:t>
+        <w:t xml:space="preserve"/>
       </w:r>
       <w:r>
         <w:rPr>
           <w:lang w:val="en-AU"/>
         </w:rPr>
-        <w:t>2025 (192 rows) after lag warm-up. Each feature combination was standardised and trained under identical conditions, allowing a controlled comparison of predictive performance. RMSE was used as the primary selection criterion, supported by MAE, due to its sensitivity to larger errors and its suitability for the log-transformed assault-rate target.</w:t>
+        <w:t xml:space="preserve"/>
       </w:r>
     </w:p>
     <w:p>
@@ -23523,7 +23395,7 @@
           <w:noProof/>
         </w:rPr>
         <w:drawing>
-          <wp:inline distT="0" distB="0" distL="0" distR="0" wp14:anchorId="0418795F" wp14:editId="4A410684">
+          <wp:inline distT="0" distB="0" distL="0" distR="0" wp14:anchorId="0418795F" wp14:editId="59C4CBDE">
             <wp:extent cx="5731510" cy="1908175"/>
             <wp:effectExtent l="0" t="0" r="2540" b="0"/>
             <wp:docPr id="2004789128" name="Picture 2"/>
@@ -38160,7 +38032,7 @@
           <w:sz w:val="24"/>
           <w:szCs w:val="24"/>
         </w:rPr>
-        <w:t>A model comparison only means something against a benchmark. Assessment 1 compared regression models against each other; once a 12-month moving average was added, it beat every model at every horizon. Reporting that was less comfortable than reporting a win, but more defensible. The second lesson was leakage: both cases I found produced plausible output, which is why they were easy to miss.</w:t>
+        <w:t xml:space="preserve">A model comparison only means something against a benchmark. Assessment 1 compared regression models against each other; once naive baselines were added, a 12-month moving average beat every model from three months out, and XGBoost only won at one month. Reporting a split result was less comfortable than reporting a single winner, but more defensible. The second lesson was leakage: every case I found produced plausible output, which is why they were easy to miss.</w:t>
       </w:r>
       <w:r>
         <w:rPr>
@@ -42508,6 +42380,10 @@
 </file>
 
 <file path=customXml/item1.xml><?xml version="1.0" encoding="utf-8"?>
+<b:Sources xmlns:b="http://schemas.openxmlformats.org/officeDocument/2006/bibliography" xmlns="http://schemas.openxmlformats.org/officeDocument/2006/bibliography" SelectedStyle="\APASixthEditionOfficeOnline.xsl" StyleName="APA" Version="6"/>
+</file>
+
+<file path=customXml/item2.xml><?xml version="1.0" encoding="utf-8"?>
 <?mso-contentType ?>
 <FormTemplates xmlns="http://schemas.microsoft.com/sharepoint/v3/contenttype/forms">
   <Display>DocumentLibraryForm</Display>
@@ -42516,7 +42392,7 @@
 </FormTemplates>
 </file>
 
-<file path=customXml/item2.xml><?xml version="1.0" encoding="utf-8"?>
+<file path=customXml/item3.xml><?xml version="1.0" encoding="utf-8"?>
 <ct:contentTypeSchema xmlns:ct="http://schemas.microsoft.com/office/2006/metadata/contentType" xmlns:ma="http://schemas.microsoft.com/office/2006/metadata/properties/metaAttributes" ct:_="" ma:_="" ma:contentTypeName="Document" ma:contentTypeID="0x010100922A3CA1EE6E4B44833A16005451862E" ma:contentTypeVersion="3" ma:contentTypeDescription="Create a new document." ma:contentTypeScope="" ma:versionID="b712dade4bf8bf57d4a0cdac4d020ae4">
   <xsd:schema xmlns:xsd="http://www.w3.org/2001/XMLSchema" xmlns:xs="http://www.w3.org/2001/XMLSchema" xmlns:p="http://schemas.microsoft.com/office/2006/metadata/properties" xmlns:ns2="92f6da62-8f25-40d3-824c-47c5f6f94bd6" targetNamespace="http://schemas.microsoft.com/office/2006/metadata/properties" ma:root="true" ma:fieldsID="f6f8642a0533a95cbf7fc7bbc8c1e153" ns2:_="">
     <xsd:import namespace="92f6da62-8f25-40d3-824c-47c5f6f94bd6"/>
@@ -42654,10 +42530,6 @@
 </ct:contentTypeSchema>
 </file>
 
-<file path=customXml/item3.xml><?xml version="1.0" encoding="utf-8"?>
-<b:Sources xmlns:b="http://schemas.openxmlformats.org/officeDocument/2006/bibliography" xmlns="http://schemas.openxmlformats.org/officeDocument/2006/bibliography" SelectedStyle="\APASixthEditionOfficeOnline.xsl" StyleName="APA" Version="6"/>
-</file>
-
 <file path=customXml/item4.xml><?xml version="1.0" encoding="utf-8"?>
 <p:properties xmlns:p="http://schemas.microsoft.com/office/2006/metadata/properties" xmlns:xsi="http://www.w3.org/2001/XMLSchema-instance" xmlns:pc="http://schemas.microsoft.com/office/infopath/2007/PartnerControls">
   <documentManagement/>
@@ -42665,6 +42537,14 @@
 </file>
 
 <file path=customXml/itemProps1.xml><?xml version="1.0" encoding="utf-8"?>
+<ds:datastoreItem xmlns:ds="http://schemas.openxmlformats.org/officeDocument/2006/customXml" ds:itemID="{E3DA75CE-018A-4AF1-8B5C-BF0FBFE76924}">
+  <ds:schemaRefs>
+    <ds:schemaRef ds:uri="http://schemas.openxmlformats.org/officeDocument/2006/bibliography"/>
+  </ds:schemaRefs>
+</ds:datastoreItem>
+</file>
+
+<file path=customXml/itemProps2.xml><?xml version="1.0" encoding="utf-8"?>
 <ds:datastoreItem xmlns:ds="http://schemas.openxmlformats.org/officeDocument/2006/customXml" ds:itemID="{82A9BB68-56B4-4822-B6B7-DB471576EB1F}">
   <ds:schemaRefs>
     <ds:schemaRef ds:uri="http://schemas.microsoft.com/sharepoint/v3/contenttype/forms"/>
@@ -42672,7 +42552,7 @@
 </ds:datastoreItem>
 </file>
 
-<file path=customXml/itemProps2.xml><?xml version="1.0" encoding="utf-8"?>
+<file path=customXml/itemProps3.xml><?xml version="1.0" encoding="utf-8"?>
 <ds:datastoreItem xmlns:ds="http://schemas.openxmlformats.org/officeDocument/2006/customXml" ds:itemID="{69960CE0-24F5-4ADF-A12F-FE193FFA9C43}">
   <ds:schemaRefs>
     <ds:schemaRef ds:uri="http://schemas.microsoft.com/office/2006/metadata/contentType"/>
@@ -42690,14 +42570,6 @@
 </ds:datastoreItem>
 </file>
 
-<file path=customXml/itemProps3.xml><?xml version="1.0" encoding="utf-8"?>
-<ds:datastoreItem xmlns:ds="http://schemas.openxmlformats.org/officeDocument/2006/customXml" ds:itemID="{E3DA75CE-018A-4AF1-8B5C-BF0FBFE76924}">
-  <ds:schemaRefs>
-    <ds:schemaRef ds:uri="http://schemas.openxmlformats.org/officeDocument/2006/bibliography"/>
-  </ds:schemaRefs>
-</ds:datastoreItem>
-</file>
-
 <file path=customXml/itemProps4.xml><?xml version="1.0" encoding="utf-8"?>
 <ds:datastoreItem xmlns:ds="http://schemas.openxmlformats.org/officeDocument/2006/customXml" ds:itemID="{B2E31085-3E06-4A9F-9730-20A04C85DF24}">
   <ds:schemaRefs>
